--- a/TMHIS_Chapter1,2_and_3.docx
+++ b/TMHIS_Chapter1,2_and_3.docx
@@ -1364,7 +1364,19 @@
         <w:rPr>
           <w:rFonts w:ascii="Arial" w:hAnsi="Arial"/>
         </w:rPr>
-        <w:t xml:space="preserve"> To consolidate all patient-related information — medical records, consultation notes, prescriptions, laboratory results, appointment schedules, and treatment histories — into a single accessible platform with built-in appointment scheduling, queue management, and laboratory information tracking, eliminating the need to search across separate departmental folders and reducing paper-based errors.</w:t>
+        <w:t xml:space="preserve"> To consolidate all patient-related </w:t>
+      </w:r>
+      <w:r>
+        <w:rPr>
+          <w:rFonts w:ascii="Arial" w:hAnsi="Arial"/>
+        </w:rPr>
+        <w:t>information medical</w:t>
+      </w:r>
+      <w:r>
+        <w:rPr>
+          <w:rFonts w:ascii="Arial" w:hAnsi="Arial"/>
+        </w:rPr>
+        <w:t xml:space="preserve"> records, consultation notes, prescriptions, laboratory results, appointment schedules, and treatment histories into a single accessible platform with built-in appointment scheduling, queue management, and laboratory information tracking, eliminating the need to search across separate departmental folders and reducing paper-based errors.</w:t>
       </w:r>
     </w:p>
     <w:p>
@@ -2272,18 +2284,21 @@
     <w:p>
       <w:pPr>
         <w:spacing w:line="480" w:lineRule="auto"/>
+        <w:ind w:left="482" w:hangingChars="200" w:hanging="482"/>
         <w:jc w:val="center"/>
         <w:rPr>
           <w:rFonts w:ascii="Arial" w:eastAsia="Arial" w:hAnsi="Arial" w:cs="Arial"/>
           <w:b/>
           <w:bCs/>
-        </w:rPr>
-      </w:pPr>
-      <w:r>
-        <w:rPr>
-          <w:rFonts w:ascii="Arial" w:eastAsia="Arial" w:hAnsi="Arial" w:cs="Arial"/>
-          <w:b/>
-          <w:bCs/>
+          <w:lang w:val="en-PH"/>
+        </w:rPr>
+      </w:pPr>
+      <w:r>
+        <w:rPr>
+          <w:rFonts w:ascii="Arial" w:eastAsia="Arial" w:hAnsi="Arial" w:cs="Arial"/>
+          <w:b/>
+          <w:bCs/>
+          <w:lang w:val="en-PH"/>
         </w:rPr>
         <w:lastRenderedPageBreak/>
         <w:t>Chapter 2</w:t>
@@ -2292,41 +2307,45 @@
     <w:p>
       <w:pPr>
         <w:spacing w:line="480" w:lineRule="auto"/>
+        <w:ind w:left="482" w:hangingChars="200" w:hanging="482"/>
         <w:jc w:val="center"/>
         <w:rPr>
           <w:rFonts w:ascii="Arial" w:eastAsia="Arial" w:hAnsi="Arial" w:cs="Arial"/>
-          <w:b/>
-          <w:bCs/>
-        </w:rPr>
-      </w:pPr>
-      <w:r>
-        <w:rPr>
-          <w:rFonts w:ascii="Arial" w:eastAsia="Arial" w:hAnsi="Arial" w:cs="Arial"/>
-          <w:b/>
-          <w:bCs/>
-        </w:rPr>
-        <w:t>Review Related Literature and Studies</w:t>
-      </w:r>
-    </w:p>
-    <w:p>
-      <w:pPr>
-        <w:spacing w:line="480" w:lineRule="auto"/>
-        <w:ind w:firstLine="720"/>
-        <w:jc w:val="both"/>
-        <w:rPr>
-          <w:rFonts w:ascii="Arial" w:eastAsia="Arial" w:hAnsi="Arial" w:cs="Arial"/>
-        </w:rPr>
-      </w:pPr>
-      <w:r>
-        <w:rPr>
-          <w:rFonts w:ascii="Arial" w:eastAsia="Arial" w:hAnsi="Arial" w:cs="Arial"/>
-        </w:rPr>
-        <w:t xml:space="preserve">This chapter presents a review of related literature and studies relevant to the development of the </w:t>
+          <w:lang w:val="en-PH"/>
+        </w:rPr>
+      </w:pPr>
+      <w:r>
+        <w:rPr>
+          <w:rFonts w:ascii="Arial" w:eastAsia="Arial" w:hAnsi="Arial" w:cs="Arial"/>
+          <w:b/>
+          <w:bCs/>
+          <w:lang w:val="en-PH"/>
+        </w:rPr>
+        <w:t>Review of Related Literature and Studies (Revised)</w:t>
+      </w:r>
+    </w:p>
+    <w:p>
+      <w:pPr>
+        <w:spacing w:line="480" w:lineRule="auto"/>
+        <w:ind w:firstLine="482"/>
+        <w:jc w:val="both"/>
+        <w:rPr>
+          <w:rFonts w:ascii="Arial" w:eastAsia="Arial" w:hAnsi="Arial" w:cs="Arial"/>
+          <w:lang w:val="en-PH"/>
+        </w:rPr>
+      </w:pPr>
+      <w:r>
+        <w:rPr>
+          <w:rFonts w:ascii="Arial" w:eastAsia="Arial" w:hAnsi="Arial" w:cs="Arial"/>
+          <w:lang w:val="en-PH"/>
+        </w:rPr>
+        <w:t xml:space="preserve">The chapter presents the related literature and studies relevant to the development of the </w:t>
       </w:r>
       <w:proofErr w:type="spellStart"/>
       <w:r>
         <w:rPr>
           <w:rFonts w:ascii="Arial" w:eastAsia="Arial" w:hAnsi="Arial" w:cs="Arial"/>
+          <w:lang w:val="en-PH"/>
         </w:rPr>
         <w:t>Tupi</w:t>
       </w:r>
@@ -2334,13 +2353,1394 @@
       <w:r>
         <w:rPr>
           <w:rFonts w:ascii="Arial" w:eastAsia="Arial" w:hAnsi="Arial" w:cs="Arial"/>
-        </w:rPr>
-        <w:t xml:space="preserve"> Municipal Hospital Information System in </w:t>
+          <w:lang w:val="en-PH"/>
+        </w:rPr>
+        <w:t xml:space="preserve"> Municipal Hospital Information System (TMHIS). The study includes international, national, and local sources that support the development of the study and provide background information on hospital information systems, electronic medical records, laboratory and pharmacy informatics, hospital billing, and health data security in resource-constrained public health facilities.</w:t>
+      </w:r>
+    </w:p>
+    <w:p>
+      <w:pPr>
+        <w:spacing w:line="480" w:lineRule="auto"/>
+        <w:ind w:left="480" w:hangingChars="200" w:hanging="480"/>
+        <w:jc w:val="both"/>
+        <w:rPr>
+          <w:rFonts w:ascii="Arial" w:eastAsia="Arial" w:hAnsi="Arial" w:cs="Arial"/>
+          <w:lang w:val="en-PH"/>
+        </w:rPr>
+      </w:pPr>
+    </w:p>
+    <w:p>
+      <w:pPr>
+        <w:spacing w:line="480" w:lineRule="auto"/>
+        <w:ind w:left="482" w:hangingChars="200" w:hanging="482"/>
+        <w:jc w:val="both"/>
+        <w:rPr>
+          <w:rFonts w:ascii="Arial" w:eastAsia="Arial" w:hAnsi="Arial" w:cs="Arial"/>
+          <w:b/>
+          <w:bCs/>
+          <w:lang w:val="en-PH"/>
+        </w:rPr>
+      </w:pPr>
+      <w:r>
+        <w:rPr>
+          <w:rFonts w:ascii="Arial" w:eastAsia="Arial" w:hAnsi="Arial" w:cs="Arial"/>
+          <w:b/>
+          <w:bCs/>
+          <w:lang w:val="en-PH"/>
+        </w:rPr>
+        <w:t>REVIEW OF RELATED LITERATURE (RRL)</w:t>
+      </w:r>
+    </w:p>
+    <w:p>
+      <w:pPr>
+        <w:spacing w:line="480" w:lineRule="auto"/>
+        <w:ind w:left="482" w:hangingChars="200" w:hanging="482"/>
+        <w:jc w:val="both"/>
+        <w:rPr>
+          <w:rFonts w:ascii="Arial" w:eastAsia="Arial" w:hAnsi="Arial" w:cs="Arial"/>
+          <w:b/>
+          <w:bCs/>
+          <w:lang w:val="en-PH"/>
+        </w:rPr>
+      </w:pPr>
+      <w:r>
+        <w:rPr>
+          <w:rFonts w:ascii="Arial" w:eastAsia="Arial" w:hAnsi="Arial" w:cs="Arial"/>
+          <w:b/>
+          <w:bCs/>
+          <w:lang w:val="en-PH"/>
+        </w:rPr>
+        <w:t>International</w:t>
+      </w:r>
+    </w:p>
+    <w:p>
+      <w:pPr>
+        <w:spacing w:line="480" w:lineRule="auto"/>
+        <w:ind w:left="482" w:hangingChars="200" w:hanging="482"/>
+        <w:jc w:val="both"/>
+        <w:rPr>
+          <w:rFonts w:ascii="Arial" w:eastAsia="Arial" w:hAnsi="Arial" w:cs="Arial"/>
+          <w:lang w:val="en-PH"/>
+        </w:rPr>
+      </w:pPr>
+      <w:r>
+        <w:rPr>
+          <w:rFonts w:ascii="Arial" w:eastAsia="Arial" w:hAnsi="Arial" w:cs="Arial"/>
+          <w:b/>
+          <w:bCs/>
+          <w:lang w:val="en-PH"/>
+        </w:rPr>
+        <w:t>Integrated Hospital Information Systems and Departmental Consolidation</w:t>
+      </w:r>
+    </w:p>
+    <w:p>
+      <w:pPr>
+        <w:spacing w:line="480" w:lineRule="auto"/>
+        <w:ind w:firstLine="482"/>
+        <w:jc w:val="both"/>
+        <w:rPr>
+          <w:rFonts w:ascii="Arial" w:eastAsia="Arial" w:hAnsi="Arial" w:cs="Arial"/>
+          <w:lang w:val="en-PH"/>
+        </w:rPr>
+      </w:pPr>
+      <w:r>
+        <w:rPr>
+          <w:rFonts w:ascii="Arial" w:eastAsia="Arial" w:hAnsi="Arial" w:cs="Arial"/>
+          <w:lang w:val="en-PH"/>
+        </w:rPr>
+        <w:t xml:space="preserve">Hospital Information Systems are described in the literature as enterprise platforms that consolidate clinical documentation, diagnostic ordering, medication management, and financial transactions into a single institutional database, replacing the departmental record silos characteristic of paper-based hospitals. Reviews of digital technology adoption in hospital settings report that consolidation reduces duplicate encoding, shortens record retrieval time, and produces the structured transaction data required for routine operational reporting (Abimanyu et al., 2025; Lawal </w:t>
       </w:r>
       <w:proofErr w:type="spellStart"/>
       <w:r>
         <w:rPr>
           <w:rFonts w:ascii="Arial" w:eastAsia="Arial" w:hAnsi="Arial" w:cs="Arial"/>
+          <w:lang w:val="en-PH"/>
+        </w:rPr>
+        <w:t>Bagiwa</w:t>
+      </w:r>
+      <w:proofErr w:type="spellEnd"/>
+      <w:r>
+        <w:rPr>
+          <w:rFonts w:ascii="Arial" w:eastAsia="Arial" w:hAnsi="Arial" w:cs="Arial"/>
+          <w:lang w:val="en-PH"/>
+        </w:rPr>
+        <w:t xml:space="preserve"> et al., 2025). The literature further establishes that modular architecture, in which registration, clinical, diagnostic, pharmacy, and billing functions are developed as discrete but data-linked </w:t>
+      </w:r>
+      <w:r>
+        <w:rPr>
+          <w:rFonts w:ascii="Arial" w:eastAsia="Arial" w:hAnsi="Arial" w:cs="Arial"/>
+          <w:lang w:val="en-PH"/>
+        </w:rPr>
+        <w:lastRenderedPageBreak/>
+        <w:t xml:space="preserve">components, is the prevailing design approach because it allows facilities to deploy incrementally rather than replacing all workflows simultaneously (Lawal </w:t>
+      </w:r>
+      <w:proofErr w:type="spellStart"/>
+      <w:r>
+        <w:rPr>
+          <w:rFonts w:ascii="Arial" w:eastAsia="Arial" w:hAnsi="Arial" w:cs="Arial"/>
+          <w:lang w:val="en-PH"/>
+        </w:rPr>
+        <w:t>Bagiwa</w:t>
+      </w:r>
+      <w:proofErr w:type="spellEnd"/>
+      <w:r>
+        <w:rPr>
+          <w:rFonts w:ascii="Arial" w:eastAsia="Arial" w:hAnsi="Arial" w:cs="Arial"/>
+          <w:lang w:val="en-PH"/>
+        </w:rPr>
+        <w:t xml:space="preserve"> et al., 2025). However, the reviewed literature is drawn overwhelmingly from tertiary and private hospital environments with dedicated information technology personnel, and it does not address the design constraints of a small municipal government hospital where a single administrative unit operates every module and no in-house developer is available for maintenance.</w:t>
+      </w:r>
+    </w:p>
+    <w:p>
+      <w:pPr>
+        <w:spacing w:line="480" w:lineRule="auto"/>
+        <w:ind w:left="482" w:hangingChars="200" w:hanging="482"/>
+        <w:jc w:val="both"/>
+        <w:rPr>
+          <w:rFonts w:ascii="Arial" w:eastAsia="Arial" w:hAnsi="Arial" w:cs="Arial"/>
+          <w:lang w:val="en-PH"/>
+        </w:rPr>
+      </w:pPr>
+      <w:r>
+        <w:rPr>
+          <w:rFonts w:ascii="Arial" w:eastAsia="Arial" w:hAnsi="Arial" w:cs="Arial"/>
+          <w:b/>
+          <w:bCs/>
+          <w:lang w:val="en-PH"/>
+        </w:rPr>
+        <w:t>Electronic Medical Records and Continuity of Patient Care</w:t>
+      </w:r>
+    </w:p>
+    <w:p>
+      <w:pPr>
+        <w:spacing w:line="480" w:lineRule="auto"/>
+        <w:ind w:firstLine="482"/>
+        <w:jc w:val="both"/>
+        <w:rPr>
+          <w:rFonts w:ascii="Arial" w:eastAsia="Arial" w:hAnsi="Arial" w:cs="Arial"/>
+          <w:lang w:val="en-PH"/>
+        </w:rPr>
+      </w:pPr>
+      <w:r>
+        <w:rPr>
+          <w:rFonts w:ascii="Arial" w:eastAsia="Arial" w:hAnsi="Arial" w:cs="Arial"/>
+          <w:lang w:val="en-PH"/>
+        </w:rPr>
+        <w:t xml:space="preserve">The literature on electronic medical records identifies the replacement of the single physical patient folder as the principal source of clinical benefit, since a digital chart can be read concurrently by nursing, medical, diagnostic, and records personnel without physical transfer between departments. Systematic reviews of physician perspectives in developing economies report that structured digital charting improves the completeness and legibility of consultation records and preserves patient history across visits, while also identifying documentation burden, interface complexity, and inconsistent electricity and connectivity as the dominant barriers to sustained use (Derecho et al., 2024). This body of literature consistently frames record continuity, rather than analytical sophistication, as the primary value proposition of electronic records in low-resource settings. However, these reviews concentrate on physician-facing charting </w:t>
+      </w:r>
+      <w:r>
+        <w:rPr>
+          <w:rFonts w:ascii="Arial" w:eastAsia="Arial" w:hAnsi="Arial" w:cs="Arial"/>
+          <w:lang w:val="en-PH"/>
+        </w:rPr>
+        <w:t>behavior</w:t>
+      </w:r>
+      <w:r>
+        <w:rPr>
+          <w:rFonts w:ascii="Arial" w:eastAsia="Arial" w:hAnsi="Arial" w:cs="Arial"/>
+          <w:lang w:val="en-PH"/>
+        </w:rPr>
+        <w:t xml:space="preserve"> and do not examine how a shared electronic record functions across the wider set of hospital roles that a municipal facility must accommodate, including nursing vital-signs capture, medical technologist result entry, pharmacy dispensing, and cashier charge posting operating on the same patient record within one service day.</w:t>
+      </w:r>
+    </w:p>
+    <w:p>
+      <w:pPr>
+        <w:spacing w:line="480" w:lineRule="auto"/>
+        <w:ind w:left="482" w:hangingChars="200" w:hanging="482"/>
+        <w:jc w:val="both"/>
+        <w:rPr>
+          <w:rFonts w:ascii="Arial" w:eastAsia="Arial" w:hAnsi="Arial" w:cs="Arial"/>
+          <w:lang w:val="en-PH"/>
+        </w:rPr>
+      </w:pPr>
+      <w:r>
+        <w:rPr>
+          <w:rFonts w:ascii="Arial" w:eastAsia="Arial" w:hAnsi="Arial" w:cs="Arial"/>
+          <w:b/>
+          <w:bCs/>
+          <w:lang w:val="en-PH"/>
+        </w:rPr>
+        <w:lastRenderedPageBreak/>
+        <w:t>Laboratory Information Systems and Diagnostic Data Integration</w:t>
+      </w:r>
+    </w:p>
+    <w:p>
+      <w:pPr>
+        <w:spacing w:line="480" w:lineRule="auto"/>
+        <w:ind w:firstLine="482"/>
+        <w:jc w:val="both"/>
+        <w:rPr>
+          <w:rFonts w:ascii="Arial" w:eastAsia="Arial" w:hAnsi="Arial" w:cs="Arial"/>
+          <w:lang w:val="en-PH"/>
+        </w:rPr>
+      </w:pPr>
+      <w:r>
+        <w:rPr>
+          <w:rFonts w:ascii="Arial" w:eastAsia="Arial" w:hAnsi="Arial" w:cs="Arial"/>
+          <w:lang w:val="en-PH"/>
+        </w:rPr>
+        <w:t xml:space="preserve">Literature on laboratory informatics addresses the electronic linkage between the clinical request, the physical specimen, and the released result. A systematic review of integration technologies in laboratory information systems reports that structured electronic ordering with unique specimen identifiers reduces </w:t>
+      </w:r>
+      <w:r>
+        <w:rPr>
+          <w:rFonts w:ascii="Arial" w:eastAsia="Arial" w:hAnsi="Arial" w:cs="Arial"/>
+          <w:lang w:val="en-PH"/>
+        </w:rPr>
+        <w:t>mislabeling</w:t>
+      </w:r>
+      <w:r>
+        <w:rPr>
+          <w:rFonts w:ascii="Arial" w:eastAsia="Arial" w:hAnsi="Arial" w:cs="Arial"/>
+          <w:lang w:val="en-PH"/>
+        </w:rPr>
+        <w:t xml:space="preserve"> and transcription error, and that automated write-back of validated results into the requesting patient's record eliminates the physical return of paper result slips (</w:t>
+      </w:r>
+      <w:proofErr w:type="spellStart"/>
+      <w:r>
+        <w:rPr>
+          <w:rFonts w:ascii="Arial" w:eastAsia="Arial" w:hAnsi="Arial" w:cs="Arial"/>
+          <w:lang w:val="en-PH"/>
+        </w:rPr>
+        <w:t>Edayan</w:t>
+      </w:r>
+      <w:proofErr w:type="spellEnd"/>
+      <w:r>
+        <w:rPr>
+          <w:rFonts w:ascii="Arial" w:eastAsia="Arial" w:hAnsi="Arial" w:cs="Arial"/>
+          <w:lang w:val="en-PH"/>
+        </w:rPr>
+        <w:t xml:space="preserve"> et al., 2024). The same literature identifies reference-range configuration and result flagging as standard functional requirements, since these support interpretation at the point of release rather than at a later review. However, this literature is written largely around high-throughput clinical laboratories with automated </w:t>
+      </w:r>
+      <w:r>
+        <w:rPr>
+          <w:rFonts w:ascii="Arial" w:eastAsia="Arial" w:hAnsi="Arial" w:cs="Arial"/>
+          <w:lang w:val="en-PH"/>
+        </w:rPr>
+        <w:t>analyzers</w:t>
+      </w:r>
+      <w:r>
+        <w:rPr>
+          <w:rFonts w:ascii="Arial" w:eastAsia="Arial" w:hAnsi="Arial" w:cs="Arial"/>
+          <w:lang w:val="en-PH"/>
+        </w:rPr>
+        <w:t xml:space="preserve"> and interface engines, and it offers limited design guidance for a small municipal laboratory in which specimen collection, processing, and result encoding are performed manually by one or two medical technologists.</w:t>
+      </w:r>
+    </w:p>
+    <w:p>
+      <w:pPr>
+        <w:spacing w:line="480" w:lineRule="auto"/>
+        <w:ind w:left="482" w:hangingChars="200" w:hanging="482"/>
+        <w:jc w:val="both"/>
+        <w:rPr>
+          <w:rFonts w:ascii="Arial" w:eastAsia="Arial" w:hAnsi="Arial" w:cs="Arial"/>
+          <w:lang w:val="en-PH"/>
+        </w:rPr>
+      </w:pPr>
+      <w:r>
+        <w:rPr>
+          <w:rFonts w:ascii="Arial" w:eastAsia="Arial" w:hAnsi="Arial" w:cs="Arial"/>
+          <w:b/>
+          <w:bCs/>
+          <w:lang w:val="en-PH"/>
+        </w:rPr>
+        <w:t>Electronic Prescribing and Pharmacy Inventory Control</w:t>
+      </w:r>
+    </w:p>
+    <w:p>
+      <w:pPr>
+        <w:spacing w:line="480" w:lineRule="auto"/>
+        <w:ind w:firstLine="482"/>
+        <w:jc w:val="both"/>
+        <w:rPr>
+          <w:rFonts w:ascii="Arial" w:eastAsia="Arial" w:hAnsi="Arial" w:cs="Arial"/>
+          <w:lang w:val="en-PH"/>
+        </w:rPr>
+      </w:pPr>
+      <w:r>
+        <w:rPr>
+          <w:rFonts w:ascii="Arial" w:eastAsia="Arial" w:hAnsi="Arial" w:cs="Arial"/>
+          <w:lang w:val="en-PH"/>
+        </w:rPr>
+        <w:t xml:space="preserve">The literature on pharmacy informatics treats electronic prescribing and inventory control as a single connected problem, in which the legibility of the prescription, the accuracy of dispensing, and the currency of stock records are interdependent. Reviews of electronic prescribing report substantial reductions in dispensing error relative to handwritten prescriptions, principally through the elimination of handwriting interpretation and through automated dose and allergy checking at the point of issuance (Cassidy et al., 2023; Abimanyu et al., 2025). The literature further establishes that automatic deduction of dispensed quantities from a batch-level stock record, combined with </w:t>
+      </w:r>
+      <w:r>
+        <w:rPr>
+          <w:rFonts w:ascii="Arial" w:eastAsia="Arial" w:hAnsi="Arial" w:cs="Arial"/>
+          <w:lang w:val="en-PH"/>
+        </w:rPr>
+        <w:lastRenderedPageBreak/>
+        <w:t>configurable low-stock and expiry thresholds, replaces the periodic manual shelf inspection through which shortages and expiries are otherwise discovered only after they occur (Abimanyu et al., 2025). However, this literature also documents that electronic prescribing systems are vulnerable to operational interruption during system downtime, and it is developed predominantly for hospital pharmacies holding large formularies rather than for a municipal pharmacy managing a limited government drug list under local procurement rules.</w:t>
+      </w:r>
+    </w:p>
+    <w:p>
+      <w:pPr>
+        <w:spacing w:line="480" w:lineRule="auto"/>
+        <w:ind w:left="482" w:hangingChars="200" w:hanging="482"/>
+        <w:jc w:val="both"/>
+        <w:rPr>
+          <w:rFonts w:ascii="Arial" w:eastAsia="Arial" w:hAnsi="Arial" w:cs="Arial"/>
+          <w:lang w:val="en-PH"/>
+        </w:rPr>
+      </w:pPr>
+      <w:r>
+        <w:rPr>
+          <w:rFonts w:ascii="Arial" w:eastAsia="Arial" w:hAnsi="Arial" w:cs="Arial"/>
+          <w:b/>
+          <w:bCs/>
+          <w:lang w:val="en-PH"/>
+        </w:rPr>
+        <w:t>Data Privacy and Role-Based Access in Health Information Systems</w:t>
+      </w:r>
+    </w:p>
+    <w:p>
+      <w:pPr>
+        <w:spacing w:line="480" w:lineRule="auto"/>
+        <w:ind w:firstLine="482"/>
+        <w:jc w:val="both"/>
+        <w:rPr>
+          <w:rFonts w:ascii="Arial" w:eastAsia="Arial" w:hAnsi="Arial" w:cs="Arial"/>
+          <w:lang w:val="en-PH"/>
+        </w:rPr>
+      </w:pPr>
+      <w:r>
+        <w:rPr>
+          <w:rFonts w:ascii="Arial" w:eastAsia="Arial" w:hAnsi="Arial" w:cs="Arial"/>
+          <w:lang w:val="en-PH"/>
+        </w:rPr>
+        <w:t xml:space="preserve">As hospital systems </w:t>
+      </w:r>
+      <w:r>
+        <w:rPr>
+          <w:rFonts w:ascii="Arial" w:eastAsia="Arial" w:hAnsi="Arial" w:cs="Arial"/>
+          <w:lang w:val="en-PH"/>
+        </w:rPr>
+        <w:t>centralize</w:t>
+      </w:r>
+      <w:r>
+        <w:rPr>
+          <w:rFonts w:ascii="Arial" w:eastAsia="Arial" w:hAnsi="Arial" w:cs="Arial"/>
+          <w:lang w:val="en-PH"/>
+        </w:rPr>
+        <w:t xml:space="preserve"> sensitive patient data, the literature identifies access control as a foundational rather than supplementary design requirement. A systematic review of access control solutions in electronic health record systems reports that role-based access control remains the most widely implemented model because it maps directly onto existing clinical role structures, and that it is most effective when paired with authentication controls and persistent audit logging of record access (</w:t>
+      </w:r>
+      <w:proofErr w:type="spellStart"/>
+      <w:r>
+        <w:rPr>
+          <w:rFonts w:ascii="Arial" w:eastAsia="Arial" w:hAnsi="Arial" w:cs="Arial"/>
+          <w:lang w:val="en-PH"/>
+        </w:rPr>
+        <w:t>Cobrado</w:t>
+      </w:r>
+      <w:proofErr w:type="spellEnd"/>
+      <w:r>
+        <w:rPr>
+          <w:rFonts w:ascii="Arial" w:eastAsia="Arial" w:hAnsi="Arial" w:cs="Arial"/>
+          <w:lang w:val="en-PH"/>
+        </w:rPr>
+        <w:t xml:space="preserve"> et al., 2024). The literature </w:t>
+      </w:r>
+      <w:r>
+        <w:rPr>
+          <w:rFonts w:ascii="Arial" w:eastAsia="Arial" w:hAnsi="Arial" w:cs="Arial"/>
+          <w:lang w:val="en-PH"/>
+        </w:rPr>
+        <w:t>emphasizes</w:t>
+      </w:r>
+      <w:r>
+        <w:rPr>
+          <w:rFonts w:ascii="Arial" w:eastAsia="Arial" w:hAnsi="Arial" w:cs="Arial"/>
+          <w:lang w:val="en-PH"/>
+        </w:rPr>
+        <w:t xml:space="preserve"> that access restriction must be calibrated so that legitimate clinical need is not obstructed, particularly in emergency contexts. However, the reviewed access control literature is largely architectural and evaluates models in isolation, without demonstrating how a role-based scheme is applied concurrently across clinical, diagnostic, pharmaceutical, and financial modules within one operational hospital deployment.</w:t>
+      </w:r>
+    </w:p>
+    <w:p>
+      <w:pPr>
+        <w:spacing w:line="480" w:lineRule="auto"/>
+        <w:ind w:left="482" w:hangingChars="200" w:hanging="482"/>
+        <w:jc w:val="both"/>
+        <w:rPr>
+          <w:rFonts w:ascii="Arial" w:eastAsia="Arial" w:hAnsi="Arial" w:cs="Arial"/>
+          <w:b/>
+          <w:bCs/>
+          <w:lang w:val="en-PH"/>
+        </w:rPr>
+      </w:pPr>
+      <w:r>
+        <w:rPr>
+          <w:rFonts w:ascii="Arial" w:eastAsia="Arial" w:hAnsi="Arial" w:cs="Arial"/>
+          <w:b/>
+          <w:bCs/>
+          <w:lang w:val="en-PH"/>
+        </w:rPr>
+        <w:t>National</w:t>
+      </w:r>
+    </w:p>
+    <w:p>
+      <w:pPr>
+        <w:spacing w:line="480" w:lineRule="auto"/>
+        <w:ind w:left="482" w:hangingChars="200" w:hanging="482"/>
+        <w:jc w:val="both"/>
+        <w:rPr>
+          <w:rFonts w:ascii="Arial" w:eastAsia="Arial" w:hAnsi="Arial" w:cs="Arial"/>
+          <w:lang w:val="en-PH"/>
+        </w:rPr>
+      </w:pPr>
+      <w:r>
+        <w:rPr>
+          <w:rFonts w:ascii="Arial" w:eastAsia="Arial" w:hAnsi="Arial" w:cs="Arial"/>
+          <w:b/>
+          <w:bCs/>
+          <w:lang w:val="en-PH"/>
+        </w:rPr>
+        <w:t>Status of Electronic Health Information Systems in the Philippines</w:t>
+      </w:r>
+    </w:p>
+    <w:p>
+      <w:pPr>
+        <w:spacing w:line="480" w:lineRule="auto"/>
+        <w:ind w:firstLine="482"/>
+        <w:jc w:val="both"/>
+        <w:rPr>
+          <w:rFonts w:ascii="Arial" w:eastAsia="Arial" w:hAnsi="Arial" w:cs="Arial"/>
+          <w:lang w:val="en-PH"/>
+        </w:rPr>
+      </w:pPr>
+      <w:r>
+        <w:rPr>
+          <w:rFonts w:ascii="Arial" w:eastAsia="Arial" w:hAnsi="Arial" w:cs="Arial"/>
+          <w:lang w:val="en-PH"/>
+        </w:rPr>
+        <w:lastRenderedPageBreak/>
+        <w:t xml:space="preserve">Philippine literature </w:t>
+      </w:r>
+      <w:r>
+        <w:rPr>
+          <w:rFonts w:ascii="Arial" w:eastAsia="Arial" w:hAnsi="Arial" w:cs="Arial"/>
+          <w:lang w:val="en-PH"/>
+        </w:rPr>
+        <w:t>characterizes</w:t>
+      </w:r>
+      <w:r>
+        <w:rPr>
+          <w:rFonts w:ascii="Arial" w:eastAsia="Arial" w:hAnsi="Arial" w:cs="Arial"/>
+          <w:lang w:val="en-PH"/>
+        </w:rPr>
+        <w:t xml:space="preserve"> the national health information landscape as fragmented, with individual facilities operating separate and largely non-communicating systems. A review of the promises and realities of electronic health information systems in the country traces adoption from the early 2000s and reports that, despite sustained policy support, implementation remains uneven, constrained by infrastructure limitations, personnel capacity, and the absence of enforced data standards across facilities (</w:t>
+      </w:r>
+      <w:proofErr w:type="spellStart"/>
+      <w:r>
+        <w:rPr>
+          <w:rFonts w:ascii="Arial" w:eastAsia="Arial" w:hAnsi="Arial" w:cs="Arial"/>
+          <w:lang w:val="en-PH"/>
+        </w:rPr>
+        <w:t>Ongkeko</w:t>
+      </w:r>
+      <w:proofErr w:type="spellEnd"/>
+      <w:r>
+        <w:rPr>
+          <w:rFonts w:ascii="Arial" w:eastAsia="Arial" w:hAnsi="Arial" w:cs="Arial"/>
+          <w:lang w:val="en-PH"/>
+        </w:rPr>
+        <w:t xml:space="preserve">, 2024). The literature situates these constraints within the devolved structure of Philippine health governance, in which local government units independently procure and maintain the systems serving their own facilities. However, this national literature is written at the level of system-wide diagnosis and policy commentary, and it does not descend to the level of functional system specification for an individual municipal hospital seeking to </w:t>
+      </w:r>
+      <w:r>
+        <w:rPr>
+          <w:rFonts w:ascii="Arial" w:eastAsia="Arial" w:hAnsi="Arial" w:cs="Arial"/>
+          <w:lang w:val="en-PH"/>
+        </w:rPr>
+        <w:t>digitize</w:t>
+      </w:r>
+      <w:r>
+        <w:rPr>
+          <w:rFonts w:ascii="Arial" w:eastAsia="Arial" w:hAnsi="Arial" w:cs="Arial"/>
+          <w:lang w:val="en-PH"/>
+        </w:rPr>
+        <w:t xml:space="preserve"> its own internal operations.</w:t>
+      </w:r>
+    </w:p>
+    <w:p>
+      <w:pPr>
+        <w:spacing w:line="480" w:lineRule="auto"/>
+        <w:ind w:left="482" w:hangingChars="200" w:hanging="482"/>
+        <w:jc w:val="both"/>
+        <w:rPr>
+          <w:rFonts w:ascii="Arial" w:eastAsia="Arial" w:hAnsi="Arial" w:cs="Arial"/>
+          <w:lang w:val="en-PH"/>
+        </w:rPr>
+      </w:pPr>
+      <w:r>
+        <w:rPr>
+          <w:rFonts w:ascii="Arial" w:eastAsia="Arial" w:hAnsi="Arial" w:cs="Arial"/>
+          <w:b/>
+          <w:bCs/>
+          <w:lang w:val="en-PH"/>
+        </w:rPr>
+        <w:t>Government Hospital and Clinic Information Systems</w:t>
+      </w:r>
+    </w:p>
+    <w:p>
+      <w:pPr>
+        <w:spacing w:line="480" w:lineRule="auto"/>
+        <w:ind w:firstLine="482"/>
+        <w:jc w:val="both"/>
+        <w:rPr>
+          <w:rFonts w:ascii="Arial" w:eastAsia="Arial" w:hAnsi="Arial" w:cs="Arial"/>
+          <w:lang w:val="en-PH"/>
+        </w:rPr>
+      </w:pPr>
+      <w:r>
+        <w:rPr>
+          <w:rFonts w:ascii="Arial" w:eastAsia="Arial" w:hAnsi="Arial" w:cs="Arial"/>
+          <w:lang w:val="en-PH"/>
+        </w:rPr>
+        <w:t>The Department of Health maintains two reference systems that define the operational baseline for public health facilities. The Integrated Hospital Operations and Management Information System is a computer</w:t>
+      </w:r>
+      <w:r>
+        <w:rPr>
+          <w:rFonts w:ascii="Arial" w:eastAsia="Arial" w:hAnsi="Arial" w:cs="Arial"/>
+          <w:lang w:val="en-PH"/>
+        </w:rPr>
+        <w:t xml:space="preserve"> </w:t>
+      </w:r>
+      <w:r>
+        <w:rPr>
+          <w:rFonts w:ascii="Arial" w:eastAsia="Arial" w:hAnsi="Arial" w:cs="Arial"/>
+          <w:lang w:val="en-PH"/>
+        </w:rPr>
+        <w:t xml:space="preserve">based platform covering patient admission, diagnostic requisition, cashier billing, and claims processing in government hospitals (Department of Health Regional Office II, 2024), while the Integrated Clinic Information System serves as the electronic medical record reference model for primary care facilities, </w:t>
+      </w:r>
+      <w:r>
+        <w:rPr>
+          <w:rFonts w:ascii="Arial" w:eastAsia="Arial" w:hAnsi="Arial" w:cs="Arial"/>
+          <w:lang w:val="en-PH"/>
+        </w:rPr>
+        <w:t>digitizing</w:t>
+      </w:r>
+      <w:r>
+        <w:rPr>
+          <w:rFonts w:ascii="Arial" w:eastAsia="Arial" w:hAnsi="Arial" w:cs="Arial"/>
+          <w:lang w:val="en-PH"/>
+        </w:rPr>
+        <w:t xml:space="preserve"> patient records and service delivery reporting (Department of Health Regional Office II, 2024b). Literature describing these platforms establishes the functional expectations placed on any Philippine public health facility system, particularly the requirement to produce </w:t>
+      </w:r>
+      <w:r>
+        <w:rPr>
+          <w:rFonts w:ascii="Arial" w:eastAsia="Arial" w:hAnsi="Arial" w:cs="Arial"/>
+          <w:lang w:val="en-PH"/>
+        </w:rPr>
+        <w:t>standardized</w:t>
+      </w:r>
+      <w:r>
+        <w:rPr>
+          <w:rFonts w:ascii="Arial" w:eastAsia="Arial" w:hAnsi="Arial" w:cs="Arial"/>
+          <w:lang w:val="en-PH"/>
+        </w:rPr>
+        <w:t xml:space="preserve"> reports for higher</w:t>
+      </w:r>
+      <w:r>
+        <w:rPr>
+          <w:rFonts w:ascii="Arial" w:eastAsia="Arial" w:hAnsi="Arial" w:cs="Arial"/>
+          <w:lang w:val="en-PH"/>
+        </w:rPr>
+        <w:t xml:space="preserve"> </w:t>
+      </w:r>
+      <w:r>
+        <w:rPr>
+          <w:rFonts w:ascii="Arial" w:eastAsia="Arial" w:hAnsi="Arial" w:cs="Arial"/>
+          <w:lang w:val="en-PH"/>
+        </w:rPr>
+        <w:t xml:space="preserve">level health authorities. </w:t>
+      </w:r>
+      <w:r>
+        <w:rPr>
+          <w:rFonts w:ascii="Arial" w:eastAsia="Arial" w:hAnsi="Arial" w:cs="Arial"/>
+          <w:lang w:val="en-PH"/>
+        </w:rPr>
+        <w:lastRenderedPageBreak/>
+        <w:t>However, both reference systems are provided as fixed national deployments configured for their designated facility types, and the literature documents that municipal hospitals, which sit functionally between the primary care clinic and the Department of Health–retained hospital, are not well served by either configuration.</w:t>
+      </w:r>
+    </w:p>
+    <w:p>
+      <w:pPr>
+        <w:spacing w:line="480" w:lineRule="auto"/>
+        <w:ind w:left="482" w:hangingChars="200" w:hanging="482"/>
+        <w:jc w:val="both"/>
+        <w:rPr>
+          <w:rFonts w:ascii="Arial" w:eastAsia="Arial" w:hAnsi="Arial" w:cs="Arial"/>
+          <w:lang w:val="en-PH"/>
+        </w:rPr>
+      </w:pPr>
+      <w:r>
+        <w:rPr>
+          <w:rFonts w:ascii="Arial" w:eastAsia="Arial" w:hAnsi="Arial" w:cs="Arial"/>
+          <w:b/>
+          <w:bCs/>
+          <w:lang w:val="en-PH"/>
+        </w:rPr>
+        <w:t>National Health Data Standards and Interoperability Policy</w:t>
+      </w:r>
+    </w:p>
+    <w:p>
+      <w:pPr>
+        <w:spacing w:line="480" w:lineRule="auto"/>
+        <w:ind w:firstLine="482"/>
+        <w:jc w:val="both"/>
+        <w:rPr>
+          <w:rFonts w:ascii="Arial" w:eastAsia="Arial" w:hAnsi="Arial" w:cs="Arial"/>
+          <w:lang w:val="en-PH"/>
+        </w:rPr>
+      </w:pPr>
+      <w:r>
+        <w:rPr>
+          <w:rFonts w:ascii="Arial" w:eastAsia="Arial" w:hAnsi="Arial" w:cs="Arial"/>
+          <w:lang w:val="en-PH"/>
+        </w:rPr>
+        <w:t>Philippine policy literature establishes a national interoperability framework composed of the National Health Data Repository, the National Health Data Dictionary, and the Philippine Core Data for Interoperability, with Health Level Seven Fast Healthcare Interoperability Resources adopted as the national exchange standard under joint administrative issuance (Marcelo et al., 2025; Department of Health &amp; Philippine Health Insurance Corporation, 2021). This framework requires that health data collected by government and private health information systems conform to nationally defined data elements and terminologies, establishing the direction in which locally developed systems are expected to evolve. However, this literature is directed at exchange between facilities rather than at operations within a facility, and it presumes the prior existence of a functioning internal record system capable of producing structured data, which is precisely the capability that many municipal hospitals still lack.</w:t>
+      </w:r>
+    </w:p>
+    <w:p>
+      <w:pPr>
+        <w:spacing w:line="480" w:lineRule="auto"/>
+        <w:ind w:left="482" w:hangingChars="200" w:hanging="482"/>
+        <w:jc w:val="both"/>
+        <w:rPr>
+          <w:rFonts w:ascii="Arial" w:eastAsia="Arial" w:hAnsi="Arial" w:cs="Arial"/>
+          <w:lang w:val="en-PH"/>
+        </w:rPr>
+      </w:pPr>
+      <w:r>
+        <w:rPr>
+          <w:rFonts w:ascii="Arial" w:eastAsia="Arial" w:hAnsi="Arial" w:cs="Arial"/>
+          <w:b/>
+          <w:bCs/>
+          <w:lang w:val="en-PH"/>
+        </w:rPr>
+        <w:t>Electronic Medical Record Adoption in Philippine Public Facilities</w:t>
+      </w:r>
+    </w:p>
+    <w:p>
+      <w:pPr>
+        <w:spacing w:line="480" w:lineRule="auto"/>
+        <w:ind w:firstLine="482"/>
+        <w:jc w:val="both"/>
+        <w:rPr>
+          <w:rFonts w:ascii="Arial" w:eastAsia="Arial" w:hAnsi="Arial" w:cs="Arial"/>
+          <w:lang w:val="en-PH"/>
+        </w:rPr>
+      </w:pPr>
+      <w:r>
+        <w:rPr>
+          <w:rFonts w:ascii="Arial" w:eastAsia="Arial" w:hAnsi="Arial" w:cs="Arial"/>
+          <w:lang w:val="en-PH"/>
+        </w:rPr>
+        <w:t xml:space="preserve">Literature examining adoption </w:t>
+      </w:r>
+      <w:r>
+        <w:rPr>
+          <w:rFonts w:ascii="Arial" w:eastAsia="Arial" w:hAnsi="Arial" w:cs="Arial"/>
+          <w:lang w:val="en-PH"/>
+        </w:rPr>
+        <w:t>behavior</w:t>
+      </w:r>
+      <w:r>
+        <w:rPr>
+          <w:rFonts w:ascii="Arial" w:eastAsia="Arial" w:hAnsi="Arial" w:cs="Arial"/>
+          <w:lang w:val="en-PH"/>
+        </w:rPr>
+        <w:t xml:space="preserve"> in Philippine public facilities provides evidence on how government health workers actually use digital records in practice. An analysis of electronic medical record usage logs from rural health facilities reports that adoption is inconsistent and strongly conditioned by facility</w:t>
+      </w:r>
+      <w:r>
+        <w:rPr>
+          <w:rFonts w:ascii="Arial" w:eastAsia="Arial" w:hAnsi="Arial" w:cs="Arial"/>
+          <w:lang w:val="en-PH"/>
+        </w:rPr>
+        <w:t xml:space="preserve"> </w:t>
+      </w:r>
+      <w:r>
+        <w:rPr>
+          <w:rFonts w:ascii="Arial" w:eastAsia="Arial" w:hAnsi="Arial" w:cs="Arial"/>
+          <w:lang w:val="en-PH"/>
+        </w:rPr>
+        <w:t xml:space="preserve">level factors including staffing, </w:t>
+      </w:r>
+      <w:r>
+        <w:rPr>
+          <w:rFonts w:ascii="Arial" w:eastAsia="Arial" w:hAnsi="Arial" w:cs="Arial"/>
+          <w:lang w:val="en-PH"/>
+        </w:rPr>
+        <w:lastRenderedPageBreak/>
+        <w:t>device availability, and connectivity, with usage concentrating in facilities where the system is embedded into a required daily workflow rather than offered as an optional tool (Acacio</w:t>
+      </w:r>
+      <w:r>
+        <w:rPr>
+          <w:rFonts w:ascii="Arial" w:eastAsia="Arial" w:hAnsi="Arial" w:cs="Arial"/>
+          <w:lang w:val="en-PH"/>
+        </w:rPr>
+        <w:t xml:space="preserve"> </w:t>
+      </w:r>
+      <w:r>
+        <w:rPr>
+          <w:rFonts w:ascii="Arial" w:eastAsia="Arial" w:hAnsi="Arial" w:cs="Arial"/>
+          <w:lang w:val="en-PH"/>
+        </w:rPr>
+        <w:t>Claro et al., 2024). This literature establishes that mandated workflow integration, rather than system features alone, predicts sustained use. However, this evidence is drawn from primary care rural health units, whose service mix is narrower than that of a municipal hospital and which do not perform inpatient admission, laboratory processing, pharmacy dispensing, and cashier billing within a single facility.</w:t>
+      </w:r>
+    </w:p>
+    <w:p>
+      <w:pPr>
+        <w:spacing w:line="480" w:lineRule="auto"/>
+        <w:ind w:left="482" w:hangingChars="200" w:hanging="482"/>
+        <w:jc w:val="both"/>
+        <w:rPr>
+          <w:rFonts w:ascii="Arial" w:eastAsia="Arial" w:hAnsi="Arial" w:cs="Arial"/>
+          <w:lang w:val="en-PH"/>
+        </w:rPr>
+      </w:pPr>
+      <w:r>
+        <w:rPr>
+          <w:rFonts w:ascii="Arial" w:eastAsia="Arial" w:hAnsi="Arial" w:cs="Arial"/>
+          <w:b/>
+          <w:bCs/>
+          <w:lang w:val="en-PH"/>
+        </w:rPr>
+        <w:t>Health Information Systems Across Philippine Government Hospitals</w:t>
+      </w:r>
+    </w:p>
+    <w:p>
+      <w:pPr>
+        <w:spacing w:line="480" w:lineRule="auto"/>
+        <w:ind w:firstLine="482"/>
+        <w:jc w:val="both"/>
+        <w:rPr>
+          <w:rFonts w:ascii="Arial" w:eastAsia="Arial" w:hAnsi="Arial" w:cs="Arial"/>
+          <w:lang w:val="en-PH"/>
+        </w:rPr>
+      </w:pPr>
+      <w:r>
+        <w:rPr>
+          <w:rFonts w:ascii="Arial" w:eastAsia="Arial" w:hAnsi="Arial" w:cs="Arial"/>
+          <w:lang w:val="en-PH"/>
+        </w:rPr>
+        <w:t xml:space="preserve">A national review of health information systems across selected Philippine government hospitals and health </w:t>
+      </w:r>
+      <w:r>
+        <w:rPr>
+          <w:rFonts w:ascii="Arial" w:eastAsia="Arial" w:hAnsi="Arial" w:cs="Arial"/>
+          <w:lang w:val="en-PH"/>
+        </w:rPr>
+        <w:t>centers</w:t>
+      </w:r>
+      <w:r>
+        <w:rPr>
+          <w:rFonts w:ascii="Arial" w:eastAsia="Arial" w:hAnsi="Arial" w:cs="Arial"/>
+          <w:lang w:val="en-PH"/>
+        </w:rPr>
+        <w:t xml:space="preserve"> documents the actual state of </w:t>
+      </w:r>
+      <w:r>
+        <w:rPr>
+          <w:rFonts w:ascii="Arial" w:eastAsia="Arial" w:hAnsi="Arial" w:cs="Arial"/>
+          <w:lang w:val="en-PH"/>
+        </w:rPr>
+        <w:t>digitization</w:t>
+      </w:r>
+      <w:r>
+        <w:rPr>
+          <w:rFonts w:ascii="Arial" w:eastAsia="Arial" w:hAnsi="Arial" w:cs="Arial"/>
+          <w:lang w:val="en-PH"/>
+        </w:rPr>
+        <w:t xml:space="preserve"> in public facilities, reporting that while more hospitals than health </w:t>
+      </w:r>
+      <w:r>
+        <w:rPr>
+          <w:rFonts w:ascii="Arial" w:eastAsia="Arial" w:hAnsi="Arial" w:cs="Arial"/>
+          <w:lang w:val="en-PH"/>
+        </w:rPr>
+        <w:t>centers</w:t>
+      </w:r>
+      <w:r>
+        <w:rPr>
+          <w:rFonts w:ascii="Arial" w:eastAsia="Arial" w:hAnsi="Arial" w:cs="Arial"/>
+          <w:lang w:val="en-PH"/>
+        </w:rPr>
+        <w:t xml:space="preserve"> maintain </w:t>
+      </w:r>
+      <w:proofErr w:type="gramStart"/>
+      <w:r>
+        <w:rPr>
+          <w:rFonts w:ascii="Arial" w:eastAsia="Arial" w:hAnsi="Arial" w:cs="Arial"/>
+          <w:lang w:val="en-PH"/>
+        </w:rPr>
+        <w:t>web</w:t>
+      </w:r>
+      <w:r>
+        <w:rPr>
+          <w:rFonts w:ascii="Arial" w:eastAsia="Arial" w:hAnsi="Arial" w:cs="Arial"/>
+          <w:lang w:val="en-PH"/>
+        </w:rPr>
+        <w:t xml:space="preserve"> </w:t>
+      </w:r>
+      <w:r>
+        <w:rPr>
+          <w:rFonts w:ascii="Arial" w:eastAsia="Arial" w:hAnsi="Arial" w:cs="Arial"/>
+          <w:lang w:val="en-PH"/>
+        </w:rPr>
+        <w:t>based</w:t>
+      </w:r>
+      <w:proofErr w:type="gramEnd"/>
+      <w:r>
+        <w:rPr>
+          <w:rFonts w:ascii="Arial" w:eastAsia="Arial" w:hAnsi="Arial" w:cs="Arial"/>
+          <w:lang w:val="en-PH"/>
+        </w:rPr>
+        <w:t xml:space="preserve"> patient record databases, a substantial proportion of facilities continue to rely on paper records or on partial </w:t>
+      </w:r>
+      <w:r>
+        <w:rPr>
+          <w:rFonts w:ascii="Arial" w:eastAsia="Arial" w:hAnsi="Arial" w:cs="Arial"/>
+          <w:lang w:val="en-PH"/>
+        </w:rPr>
+        <w:t>digitization</w:t>
+      </w:r>
+      <w:r>
+        <w:rPr>
+          <w:rFonts w:ascii="Arial" w:eastAsia="Arial" w:hAnsi="Arial" w:cs="Arial"/>
+          <w:lang w:val="en-PH"/>
+        </w:rPr>
+        <w:t xml:space="preserve"> covering only selected functions (Marcos et al., 2022). This literature confirms that partial </w:t>
+      </w:r>
+      <w:r>
+        <w:rPr>
+          <w:rFonts w:ascii="Arial" w:eastAsia="Arial" w:hAnsi="Arial" w:cs="Arial"/>
+          <w:lang w:val="en-PH"/>
+        </w:rPr>
+        <w:t>digitization</w:t>
+      </w:r>
+      <w:r>
+        <w:rPr>
+          <w:rFonts w:ascii="Arial" w:eastAsia="Arial" w:hAnsi="Arial" w:cs="Arial"/>
+          <w:lang w:val="en-PH"/>
+        </w:rPr>
+        <w:t xml:space="preserve">, in which some departments are </w:t>
+      </w:r>
+      <w:r>
+        <w:rPr>
+          <w:rFonts w:ascii="Arial" w:eastAsia="Arial" w:hAnsi="Arial" w:cs="Arial"/>
+          <w:lang w:val="en-PH"/>
+        </w:rPr>
+        <w:t>computerized</w:t>
+      </w:r>
+      <w:r>
+        <w:rPr>
+          <w:rFonts w:ascii="Arial" w:eastAsia="Arial" w:hAnsi="Arial" w:cs="Arial"/>
+          <w:lang w:val="en-PH"/>
+        </w:rPr>
+        <w:t xml:space="preserve"> while others remain manual, is the prevailing condition in Philippine public hospitals rather than the exception. However, the review reports coverage and prevalence rather than functional design, and it does not specify the module composition, data structure, or workflow sequencing that a municipal hospital would require to move from partial to complete internal </w:t>
+      </w:r>
+      <w:r>
+        <w:rPr>
+          <w:rFonts w:ascii="Arial" w:eastAsia="Arial" w:hAnsi="Arial" w:cs="Arial"/>
+          <w:lang w:val="en-PH"/>
+        </w:rPr>
+        <w:t>digitization</w:t>
+      </w:r>
+      <w:r>
+        <w:rPr>
+          <w:rFonts w:ascii="Arial" w:eastAsia="Arial" w:hAnsi="Arial" w:cs="Arial"/>
+          <w:lang w:val="en-PH"/>
+        </w:rPr>
+        <w:t>.</w:t>
+      </w:r>
+    </w:p>
+    <w:p>
+      <w:pPr>
+        <w:spacing w:line="480" w:lineRule="auto"/>
+        <w:ind w:left="482" w:hangingChars="200" w:hanging="482"/>
+        <w:jc w:val="both"/>
+        <w:rPr>
+          <w:rFonts w:ascii="Arial" w:eastAsia="Arial" w:hAnsi="Arial" w:cs="Arial"/>
+          <w:b/>
+          <w:bCs/>
+          <w:lang w:val="en-PH"/>
+        </w:rPr>
+      </w:pPr>
+      <w:r>
+        <w:rPr>
+          <w:rFonts w:ascii="Arial" w:eastAsia="Arial" w:hAnsi="Arial" w:cs="Arial"/>
+          <w:b/>
+          <w:bCs/>
+          <w:lang w:val="en-PH"/>
+        </w:rPr>
+        <w:t>Local</w:t>
+      </w:r>
+    </w:p>
+    <w:p>
+      <w:pPr>
+        <w:spacing w:line="480" w:lineRule="auto"/>
+        <w:ind w:left="482" w:hangingChars="200" w:hanging="482"/>
+        <w:jc w:val="both"/>
+        <w:rPr>
+          <w:rFonts w:ascii="Arial" w:eastAsia="Arial" w:hAnsi="Arial" w:cs="Arial"/>
+          <w:lang w:val="en-PH"/>
+        </w:rPr>
+      </w:pPr>
+      <w:r>
+        <w:rPr>
+          <w:rFonts w:ascii="Arial" w:eastAsia="Arial" w:hAnsi="Arial" w:cs="Arial"/>
+          <w:b/>
+          <w:bCs/>
+          <w:lang w:val="en-PH"/>
+        </w:rPr>
+        <w:t>Health Data Security Research in Mindanao Institutions</w:t>
+      </w:r>
+    </w:p>
+    <w:p>
+      <w:pPr>
+        <w:spacing w:line="480" w:lineRule="auto"/>
+        <w:ind w:firstLine="482"/>
+        <w:jc w:val="both"/>
+        <w:rPr>
+          <w:rFonts w:ascii="Arial" w:eastAsia="Arial" w:hAnsi="Arial" w:cs="Arial"/>
+          <w:lang w:val="en-PH"/>
+        </w:rPr>
+      </w:pPr>
+      <w:r>
+        <w:rPr>
+          <w:rFonts w:ascii="Arial" w:eastAsia="Arial" w:hAnsi="Arial" w:cs="Arial"/>
+          <w:lang w:val="en-PH"/>
+        </w:rPr>
+        <w:t>Research produced by Mindanao</w:t>
+      </w:r>
+      <w:r>
+        <w:rPr>
+          <w:rFonts w:ascii="Arial" w:eastAsia="Arial" w:hAnsi="Arial" w:cs="Arial"/>
+          <w:lang w:val="en-PH"/>
+        </w:rPr>
+        <w:t xml:space="preserve"> </w:t>
+      </w:r>
+      <w:r>
+        <w:rPr>
+          <w:rFonts w:ascii="Arial" w:eastAsia="Arial" w:hAnsi="Arial" w:cs="Arial"/>
+          <w:lang w:val="en-PH"/>
+        </w:rPr>
+        <w:t xml:space="preserve">based institutions has contributed directly to the </w:t>
+      </w:r>
+      <w:r>
+        <w:rPr>
+          <w:rFonts w:ascii="Arial" w:eastAsia="Arial" w:hAnsi="Arial" w:cs="Arial"/>
+          <w:lang w:val="en-PH"/>
+        </w:rPr>
+        <w:lastRenderedPageBreak/>
+        <w:t xml:space="preserve">international literature on health record security. A systematic review conducted by researchers at the Mindanao State University–Iligan Institute of Technology examines access control solutions across electronic health record systems and establishes </w:t>
+      </w:r>
+      <w:r>
+        <w:rPr>
+          <w:rFonts w:ascii="Arial" w:eastAsia="Arial" w:hAnsi="Arial" w:cs="Arial"/>
+          <w:lang w:val="en-PH"/>
+        </w:rPr>
+        <w:t>role</w:t>
+      </w:r>
+      <w:r>
+        <w:rPr>
+          <w:rFonts w:ascii="Arial" w:eastAsia="Arial" w:hAnsi="Arial" w:cs="Arial"/>
+          <w:lang w:val="en-PH"/>
+        </w:rPr>
+        <w:t>-based</w:t>
+      </w:r>
+      <w:r>
+        <w:rPr>
+          <w:rFonts w:ascii="Arial" w:eastAsia="Arial" w:hAnsi="Arial" w:cs="Arial"/>
+          <w:lang w:val="en-PH"/>
+        </w:rPr>
+        <w:t xml:space="preserve"> access control, authentication, and audit logging as the core protective mechanisms in clinical record platforms (</w:t>
+      </w:r>
+      <w:proofErr w:type="spellStart"/>
+      <w:r>
+        <w:rPr>
+          <w:rFonts w:ascii="Arial" w:eastAsia="Arial" w:hAnsi="Arial" w:cs="Arial"/>
+          <w:lang w:val="en-PH"/>
+        </w:rPr>
+        <w:t>Cobrado</w:t>
+      </w:r>
+      <w:proofErr w:type="spellEnd"/>
+      <w:r>
+        <w:rPr>
+          <w:rFonts w:ascii="Arial" w:eastAsia="Arial" w:hAnsi="Arial" w:cs="Arial"/>
+          <w:lang w:val="en-PH"/>
+        </w:rPr>
+        <w:t xml:space="preserve"> et al., 2024). This work is significant locally because it demonstrates that Mindanao institutions are engaging with health data governance as a design problem rather than treating it as a procurement issue. However, the review addresses access control as a general architectural concern and does not apply the model to a specific Mindanao public hospital deployment, leaving the practical configuration of role permissions across a municipal hospital's clinical, laboratory, pharmacy, and billing functions unexamined.</w:t>
+      </w:r>
+    </w:p>
+    <w:p>
+      <w:pPr>
+        <w:spacing w:line="480" w:lineRule="auto"/>
+        <w:ind w:left="482" w:hangingChars="200" w:hanging="482"/>
+        <w:jc w:val="both"/>
+        <w:rPr>
+          <w:rFonts w:ascii="Arial" w:eastAsia="Arial" w:hAnsi="Arial" w:cs="Arial"/>
+          <w:lang w:val="en-PH"/>
+        </w:rPr>
+      </w:pPr>
+      <w:r>
+        <w:rPr>
+          <w:rFonts w:ascii="Arial" w:eastAsia="Arial" w:hAnsi="Arial" w:cs="Arial"/>
+          <w:b/>
+          <w:bCs/>
+          <w:lang w:val="en-PH"/>
+        </w:rPr>
+        <w:t>Laboratory Informatics Research in Mindanao</w:t>
+      </w:r>
+    </w:p>
+    <w:p>
+      <w:pPr>
+        <w:spacing w:line="480" w:lineRule="auto"/>
+        <w:ind w:firstLine="482"/>
+        <w:jc w:val="both"/>
+        <w:rPr>
+          <w:rFonts w:ascii="Arial" w:eastAsia="Arial" w:hAnsi="Arial" w:cs="Arial"/>
+          <w:lang w:val="en-PH"/>
+        </w:rPr>
+      </w:pPr>
+      <w:r>
+        <w:rPr>
+          <w:rFonts w:ascii="Arial" w:eastAsia="Arial" w:hAnsi="Arial" w:cs="Arial"/>
+          <w:lang w:val="en-PH"/>
+        </w:rPr>
+        <w:t>Local research has likewise addressed diagnostic data integration. A systematic review of integration technologies in laboratory information systems, produced by Mindanao State University–Iligan Institute of Technology researchers, examines system-to-software communication between laboratory platforms and clinical systems and identifies Health Level Seven and Fast Healthcare Interoperability Resources standards as the dominant mechanisms for maintaining interoperability between diagnostic and clinical records (</w:t>
+      </w:r>
+      <w:proofErr w:type="spellStart"/>
+      <w:r>
+        <w:rPr>
+          <w:rFonts w:ascii="Arial" w:eastAsia="Arial" w:hAnsi="Arial" w:cs="Arial"/>
+          <w:lang w:val="en-PH"/>
+        </w:rPr>
+        <w:t>Edayan</w:t>
+      </w:r>
+      <w:proofErr w:type="spellEnd"/>
+      <w:r>
+        <w:rPr>
+          <w:rFonts w:ascii="Arial" w:eastAsia="Arial" w:hAnsi="Arial" w:cs="Arial"/>
+          <w:lang w:val="en-PH"/>
+        </w:rPr>
+        <w:t xml:space="preserve"> et al., 2024). However, the review </w:t>
+      </w:r>
+      <w:r>
+        <w:rPr>
+          <w:rFonts w:ascii="Arial" w:eastAsia="Arial" w:hAnsi="Arial" w:cs="Arial"/>
+          <w:lang w:val="en-PH"/>
+        </w:rPr>
+        <w:t>synthesizes</w:t>
+      </w:r>
+      <w:r>
+        <w:rPr>
+          <w:rFonts w:ascii="Arial" w:eastAsia="Arial" w:hAnsi="Arial" w:cs="Arial"/>
+          <w:lang w:val="en-PH"/>
+        </w:rPr>
+        <w:t xml:space="preserve"> integration approaches across published implementations rather than documenting a laboratory module developed for a Mindanao public facility, and it does not address the constrained case of a municipal hospital laboratory operating without automated </w:t>
+      </w:r>
+      <w:r>
+        <w:rPr>
+          <w:rFonts w:ascii="Arial" w:eastAsia="Arial" w:hAnsi="Arial" w:cs="Arial"/>
+          <w:lang w:val="en-PH"/>
+        </w:rPr>
+        <w:t>analyzers</w:t>
+      </w:r>
+      <w:r>
+        <w:rPr>
+          <w:rFonts w:ascii="Arial" w:eastAsia="Arial" w:hAnsi="Arial" w:cs="Arial"/>
+          <w:lang w:val="en-PH"/>
+        </w:rPr>
+        <w:t xml:space="preserve"> or a commercial interface engine.</w:t>
+      </w:r>
+    </w:p>
+    <w:p>
+      <w:pPr>
+        <w:spacing w:line="480" w:lineRule="auto"/>
+        <w:ind w:left="482" w:hangingChars="200" w:hanging="482"/>
+        <w:jc w:val="both"/>
+        <w:rPr>
+          <w:rFonts w:ascii="Arial" w:eastAsia="Arial" w:hAnsi="Arial" w:cs="Arial"/>
+          <w:lang w:val="en-PH"/>
+        </w:rPr>
+      </w:pPr>
+      <w:r>
+        <w:rPr>
+          <w:rFonts w:ascii="Arial" w:eastAsia="Arial" w:hAnsi="Arial" w:cs="Arial"/>
+          <w:b/>
+          <w:bCs/>
+          <w:lang w:val="en-PH"/>
+        </w:rPr>
+        <w:lastRenderedPageBreak/>
+        <w:t>Electronic Medical Record Adoption in Mindanao Health Facilities</w:t>
+      </w:r>
+    </w:p>
+    <w:p>
+      <w:pPr>
+        <w:spacing w:line="480" w:lineRule="auto"/>
+        <w:ind w:firstLine="482"/>
+        <w:jc w:val="both"/>
+        <w:rPr>
+          <w:rFonts w:ascii="Arial" w:eastAsia="Arial" w:hAnsi="Arial" w:cs="Arial"/>
+          <w:lang w:val="en-PH"/>
+        </w:rPr>
+      </w:pPr>
+      <w:r>
+        <w:rPr>
+          <w:rFonts w:ascii="Arial" w:eastAsia="Arial" w:hAnsi="Arial" w:cs="Arial"/>
+          <w:lang w:val="en-PH"/>
+        </w:rPr>
+        <w:t>Literature examining physician engagement with electronic medical records in developing economies, produced collaboratively by Mindanao State University–Iligan Institute of Technology and Zamboanga City Medical Center researchers, identifies perceived usefulness, ease of use, and workflow fit as the determinants of physician acceptance, and reports that systems imposing additional documentation steps without corresponding retrieval benefits are abandoned in practice (Derecho et al., 2024). This work grounds adoption theory in a Mindanao tertiary hospital context. However, its focus is the physician role specifically, and it does not extend to the admitting, nursing, medical technologist, pharmacy, records, and cashier roles that a municipal hospital system must simultaneously serve.</w:t>
+      </w:r>
+    </w:p>
+    <w:p>
+      <w:pPr>
+        <w:spacing w:line="480" w:lineRule="auto"/>
+        <w:ind w:left="482" w:hangingChars="200" w:hanging="482"/>
+        <w:jc w:val="both"/>
+        <w:rPr>
+          <w:rFonts w:ascii="Arial" w:eastAsia="Arial" w:hAnsi="Arial" w:cs="Arial"/>
+          <w:lang w:val="en-PH"/>
+        </w:rPr>
+      </w:pPr>
+      <w:r>
+        <w:rPr>
+          <w:rFonts w:ascii="Arial" w:eastAsia="Arial" w:hAnsi="Arial" w:cs="Arial"/>
+          <w:b/>
+          <w:bCs/>
+          <w:lang w:val="en-PH"/>
+        </w:rPr>
+        <w:t>Regional Digital Health Implementation in SOCCSKSARGEN</w:t>
+      </w:r>
+    </w:p>
+    <w:p>
+      <w:pPr>
+        <w:spacing w:line="480" w:lineRule="auto"/>
+        <w:ind w:firstLine="482"/>
+        <w:jc w:val="both"/>
+        <w:rPr>
+          <w:rFonts w:ascii="Arial" w:eastAsia="Arial" w:hAnsi="Arial" w:cs="Arial"/>
+          <w:lang w:val="en-PH"/>
+        </w:rPr>
+      </w:pPr>
+      <w:r>
+        <w:rPr>
+          <w:rFonts w:ascii="Arial" w:eastAsia="Arial" w:hAnsi="Arial" w:cs="Arial"/>
+          <w:lang w:val="en-PH"/>
+        </w:rPr>
+        <w:t xml:space="preserve">Regional implementation literature documents the ongoing </w:t>
+      </w:r>
+      <w:r>
+        <w:rPr>
+          <w:rFonts w:ascii="Arial" w:eastAsia="Arial" w:hAnsi="Arial" w:cs="Arial"/>
+          <w:lang w:val="en-PH"/>
+        </w:rPr>
+        <w:t>digitization</w:t>
+      </w:r>
+      <w:r>
+        <w:rPr>
+          <w:rFonts w:ascii="Arial" w:eastAsia="Arial" w:hAnsi="Arial" w:cs="Arial"/>
+          <w:lang w:val="en-PH"/>
+        </w:rPr>
+        <w:t xml:space="preserve"> of health services in Region XII. The Department of Health Center for Health Development SOCCSKSARGEN has conducted training and simulation activities on the Integrated Clinic Information System across local government unit facilities in the region, including rural health units in South Cotabato, with the stated aim of </w:t>
+      </w:r>
+      <w:r>
+        <w:rPr>
+          <w:rFonts w:ascii="Arial" w:eastAsia="Arial" w:hAnsi="Arial" w:cs="Arial"/>
+          <w:lang w:val="en-PH"/>
+        </w:rPr>
+        <w:t>digitizing</w:t>
+      </w:r>
+      <w:r>
+        <w:rPr>
+          <w:rFonts w:ascii="Arial" w:eastAsia="Arial" w:hAnsi="Arial" w:cs="Arial"/>
+          <w:lang w:val="en-PH"/>
+        </w:rPr>
+        <w:t xml:space="preserve"> patient records and </w:t>
+      </w:r>
+      <w:r>
+        <w:rPr>
+          <w:rFonts w:ascii="Arial" w:eastAsia="Arial" w:hAnsi="Arial" w:cs="Arial"/>
+          <w:lang w:val="en-PH"/>
+        </w:rPr>
+        <w:t>standardizing</w:t>
+      </w:r>
+      <w:r>
+        <w:rPr>
+          <w:rFonts w:ascii="Arial" w:eastAsia="Arial" w:hAnsi="Arial" w:cs="Arial"/>
+          <w:lang w:val="en-PH"/>
+        </w:rPr>
+        <w:t xml:space="preserve"> service delivery reporting (Department of Health Center for Health Development SOCCSKSARGEN, 2024). This establishes that the digital health baseline in the province is being set at the primary care level. However, this regional rollout is directed at rural health units operating a clinic-level record system, and it does not extend to municipal hospital functions such as inpatient admission, laboratory specimen processing, pharmacy batch inventory, or cashier billing, leaving municipal hospitals in </w:t>
+      </w:r>
+      <w:r>
+        <w:rPr>
+          <w:rFonts w:ascii="Arial" w:eastAsia="Arial" w:hAnsi="Arial" w:cs="Arial"/>
+          <w:lang w:val="en-PH"/>
+        </w:rPr>
+        <w:lastRenderedPageBreak/>
+        <w:t>the province without an equivalent operational platform.</w:t>
+      </w:r>
+    </w:p>
+    <w:p>
+      <w:pPr>
+        <w:spacing w:line="480" w:lineRule="auto"/>
+        <w:ind w:left="482" w:hangingChars="200" w:hanging="482"/>
+        <w:jc w:val="both"/>
+        <w:rPr>
+          <w:rFonts w:ascii="Arial" w:eastAsia="Arial" w:hAnsi="Arial" w:cs="Arial"/>
+          <w:lang w:val="en-PH"/>
+        </w:rPr>
+      </w:pPr>
+      <w:r>
+        <w:rPr>
+          <w:rFonts w:ascii="Arial" w:eastAsia="Arial" w:hAnsi="Arial" w:cs="Arial"/>
+          <w:b/>
+          <w:bCs/>
+          <w:lang w:val="en-PH"/>
+        </w:rPr>
+        <w:t>Provincial Health Data Governance in South Cotabato</w:t>
+      </w:r>
+    </w:p>
+    <w:p>
+      <w:pPr>
+        <w:spacing w:line="480" w:lineRule="auto"/>
+        <w:ind w:firstLine="482"/>
+        <w:jc w:val="both"/>
+        <w:rPr>
+          <w:rFonts w:ascii="Arial" w:eastAsia="Arial" w:hAnsi="Arial" w:cs="Arial"/>
+          <w:lang w:val="en-PH"/>
+        </w:rPr>
+      </w:pPr>
+      <w:r>
+        <w:rPr>
+          <w:rFonts w:ascii="Arial" w:eastAsia="Arial" w:hAnsi="Arial" w:cs="Arial"/>
+          <w:lang w:val="en-PH"/>
+        </w:rPr>
+        <w:t xml:space="preserve">At the provincial level, the South Cotabato Integrated Provincial Health Office has pursued province-wide health data initiatives intended to improve the integration and </w:t>
+      </w:r>
+      <w:r>
+        <w:rPr>
+          <w:rFonts w:ascii="Arial" w:eastAsia="Arial" w:hAnsi="Arial" w:cs="Arial"/>
+          <w:lang w:val="en-PH"/>
+        </w:rPr>
+        <w:t>utilization</w:t>
+      </w:r>
+      <w:r>
+        <w:rPr>
+          <w:rFonts w:ascii="Arial" w:eastAsia="Arial" w:hAnsi="Arial" w:cs="Arial"/>
+          <w:lang w:val="en-PH"/>
+        </w:rPr>
+        <w:t xml:space="preserve"> of health data across municipal and provincial facilities, conducting orientation and capacity-building activities for provincial and municipal health personnel (South Cotabato Integrated Provincial Health Office, 2024). These initiatives establish provincial-level demand for structured health data originating from municipal facilities. However, provincial data integration presupposes that each contributing municipal facility already generates structured electronic records internally, and facilities that continue to operate on handwritten logbooks and physical folders cannot participate meaningfully in provincial data consolidation regardless of provincial readiness.</w:t>
+      </w:r>
+    </w:p>
+    <w:p>
+      <w:pPr>
+        <w:spacing w:line="480" w:lineRule="auto"/>
+        <w:ind w:left="482" w:hangingChars="200" w:hanging="482"/>
+        <w:jc w:val="both"/>
+        <w:rPr>
+          <w:rFonts w:ascii="Arial" w:eastAsia="Arial" w:hAnsi="Arial" w:cs="Arial"/>
+          <w:lang w:val="en-PH"/>
+        </w:rPr>
+      </w:pPr>
+      <w:r>
+        <w:rPr>
+          <w:rFonts w:ascii="Arial" w:eastAsia="Arial" w:hAnsi="Arial" w:cs="Arial"/>
+          <w:b/>
+          <w:bCs/>
+          <w:lang w:val="en-PH"/>
+        </w:rPr>
+        <w:t>Synthesis of the Review of Related Literature</w:t>
+      </w:r>
+    </w:p>
+    <w:p>
+      <w:pPr>
+        <w:spacing w:line="480" w:lineRule="auto"/>
+        <w:ind w:firstLine="480"/>
+        <w:jc w:val="both"/>
+        <w:rPr>
+          <w:rFonts w:ascii="Arial" w:eastAsia="Arial" w:hAnsi="Arial" w:cs="Arial"/>
+          <w:lang w:val="en-PH"/>
+        </w:rPr>
+      </w:pPr>
+      <w:r>
+        <w:rPr>
+          <w:rFonts w:ascii="Arial" w:eastAsia="Arial" w:hAnsi="Arial" w:cs="Arial"/>
+          <w:lang w:val="en-PH"/>
+        </w:rPr>
+        <w:t xml:space="preserve">The reviewed literature establishes that hospital information systems deliver their principal value by consolidating departmental records into a single patient-linked database, and that this consolidation improves record retrieval, reduces duplicate encoding, and generates the structured data required for routine reporting. International literature identifies electronic medical records as the mechanism for maintaining continuity of care across visits, structured laboratory ordering with specimen identifiers as the mechanism for reducing diagnostic error, electronic prescribing with automatic stock deduction as the mechanism for controlling dispensing accuracy and inventory currency, and role-based access control with audit logging as the mechanism for protecting </w:t>
+      </w:r>
+      <w:r>
+        <w:rPr>
+          <w:rFonts w:ascii="Arial" w:eastAsia="Arial" w:hAnsi="Arial" w:cs="Arial"/>
+          <w:lang w:val="en-PH"/>
+        </w:rPr>
+        <w:lastRenderedPageBreak/>
+        <w:t>centralized</w:t>
+      </w:r>
+      <w:r>
+        <w:rPr>
+          <w:rFonts w:ascii="Arial" w:eastAsia="Arial" w:hAnsi="Arial" w:cs="Arial"/>
+          <w:lang w:val="en-PH"/>
+        </w:rPr>
+        <w:t xml:space="preserve"> clinical data. National literature demonstrates that the Philippine health information landscape remains fragmented despite sustained policy direction, that the Department of Health's reference systems are configured for primary care clinics and Department of Health–retained hospitals rather than for municipal hospitals, and that adoption in public facilities depends on embedding the system into mandatory daily workflow. Local literature confirms that Mindanao institutions are producing substantive research on health record security and laboratory integration, that regional </w:t>
+      </w:r>
+      <w:r>
+        <w:rPr>
+          <w:rFonts w:ascii="Arial" w:eastAsia="Arial" w:hAnsi="Arial" w:cs="Arial"/>
+          <w:lang w:val="en-PH"/>
+        </w:rPr>
+        <w:t>digitization</w:t>
+      </w:r>
+      <w:r>
+        <w:rPr>
+          <w:rFonts w:ascii="Arial" w:eastAsia="Arial" w:hAnsi="Arial" w:cs="Arial"/>
+          <w:lang w:val="en-PH"/>
+        </w:rPr>
+        <w:t xml:space="preserve"> in SOCCSKSARGEN is presently concentrated at the rural health unit level, and that provincial health data consolidation in South Cotabato depends on municipal facilities that in many cases have no internal electronic record to contribute.</w:t>
+      </w:r>
+    </w:p>
+    <w:p>
+      <w:pPr>
+        <w:spacing w:line="480" w:lineRule="auto"/>
+        <w:ind w:firstLine="480"/>
+        <w:jc w:val="both"/>
+        <w:rPr>
+          <w:rFonts w:ascii="Arial" w:eastAsia="Arial" w:hAnsi="Arial" w:cs="Arial"/>
+          <w:lang w:val="en-PH"/>
+        </w:rPr>
+      </w:pPr>
+      <w:r>
+        <w:rPr>
+          <w:rFonts w:ascii="Arial" w:eastAsia="Arial" w:hAnsi="Arial" w:cs="Arial"/>
+          <w:lang w:val="en-PH"/>
+        </w:rPr>
+        <w:t>Several gaps persist across this literature. First, the international literature is derived predominantly from tertiary and private facilities with dedicated technical personnel, and does not address design under the staffing, hardware, and connectivity constraints of a municipal government hospital. Second, the literature treats each functional domain in isolation, with separate bodies of work on records, laboratory, pharmacy, billing, and security, and does not describe a single platform in which a walk-in patient's registration, consultation, laboratory request, prescription, and charge all reference one patient record within one service day. Third, national policy literature addresses exchange between facilities and presupposes an internal record system that municipal hospitals frequently lack. Fourth, the local literature is concentrated either at the primary care level, where municipal hospital functions are absent, or at the provincial consolidation level, where internal facility operations are out of scope, leaving the municipal hospital itself unaddressed.</w:t>
+      </w:r>
+    </w:p>
+    <w:p>
+      <w:pPr>
+        <w:spacing w:line="480" w:lineRule="auto"/>
+        <w:ind w:firstLine="480"/>
+        <w:jc w:val="both"/>
+        <w:rPr>
+          <w:rFonts w:ascii="Arial" w:eastAsia="Arial" w:hAnsi="Arial" w:cs="Arial"/>
+          <w:lang w:val="en-PH"/>
+        </w:rPr>
+      </w:pPr>
+      <w:r>
+        <w:rPr>
+          <w:rFonts w:ascii="Arial" w:eastAsia="Arial" w:hAnsi="Arial" w:cs="Arial"/>
+          <w:lang w:val="en-PH"/>
+        </w:rPr>
+        <w:lastRenderedPageBreak/>
+        <w:t xml:space="preserve">Therefore, this study addresses these limitations by developing the </w:t>
+      </w:r>
+      <w:proofErr w:type="spellStart"/>
+      <w:r>
+        <w:rPr>
+          <w:rFonts w:ascii="Arial" w:eastAsia="Arial" w:hAnsi="Arial" w:cs="Arial"/>
+          <w:lang w:val="en-PH"/>
         </w:rPr>
         <w:t>Tupi</w:t>
       </w:r>
@@ -2348,44 +3748,91 @@
       <w:r>
         <w:rPr>
           <w:rFonts w:ascii="Arial" w:eastAsia="Arial" w:hAnsi="Arial" w:cs="Arial"/>
-        </w:rPr>
-        <w:t xml:space="preserve">, South Cotabato, Mindanao, Philippines. </w:t>
-      </w:r>
-    </w:p>
-    <w:p>
-      <w:pPr>
-        <w:spacing w:line="480" w:lineRule="auto"/>
-        <w:jc w:val="both"/>
-        <w:rPr>
-          <w:rFonts w:ascii="Arial" w:eastAsia="Arial" w:hAnsi="Arial" w:cs="Arial"/>
-          <w:b/>
-          <w:bCs/>
-        </w:rPr>
-      </w:pPr>
-      <w:r>
-        <w:rPr>
-          <w:rFonts w:ascii="Arial" w:eastAsia="Arial" w:hAnsi="Arial" w:cs="Arial"/>
-          <w:b/>
-          <w:bCs/>
-        </w:rPr>
-        <w:t>REVIEW OF RELATED LITERATURE (RRL)</w:t>
-      </w:r>
-    </w:p>
-    <w:p>
-      <w:pPr>
-        <w:spacing w:line="480" w:lineRule="auto"/>
-        <w:jc w:val="both"/>
-        <w:rPr>
-          <w:rFonts w:ascii="Arial" w:eastAsia="Arial" w:hAnsi="Arial" w:cs="Arial"/>
-          <w:b/>
-          <w:bCs/>
-        </w:rPr>
-      </w:pPr>
-      <w:r>
-        <w:rPr>
-          <w:rFonts w:ascii="Arial" w:eastAsia="Arial" w:hAnsi="Arial" w:cs="Arial"/>
-          <w:b/>
-          <w:bCs/>
+          <w:lang w:val="en-PH"/>
+        </w:rPr>
+        <w:t xml:space="preserve"> Municipal Hospital Information System, a web-based, multi-module platform that unifies patient registration and digital identification, electronic medical records, walk-in consultation scheduling and queueing, laboratory request and result management, pharmacy dispensing and inventory control, billing and payment recording, inter-departmental communication, and automated report generation into a single role-controlled system for </w:t>
+      </w:r>
+      <w:proofErr w:type="spellStart"/>
+      <w:r>
+        <w:rPr>
+          <w:rFonts w:ascii="Arial" w:eastAsia="Arial" w:hAnsi="Arial" w:cs="Arial"/>
+          <w:lang w:val="en-PH"/>
+        </w:rPr>
+        <w:t>Tupi</w:t>
+      </w:r>
+      <w:proofErr w:type="spellEnd"/>
+      <w:r>
+        <w:rPr>
+          <w:rFonts w:ascii="Arial" w:eastAsia="Arial" w:hAnsi="Arial" w:cs="Arial"/>
+          <w:lang w:val="en-PH"/>
+        </w:rPr>
+        <w:t xml:space="preserve"> Municipal Hospital, South Cotabato.</w:t>
+      </w:r>
+    </w:p>
+    <w:p>
+      <w:pPr>
+        <w:spacing w:line="480" w:lineRule="auto"/>
+        <w:ind w:left="480" w:hangingChars="200" w:hanging="480"/>
+        <w:jc w:val="both"/>
+        <w:rPr>
+          <w:rFonts w:ascii="Arial" w:eastAsia="Arial" w:hAnsi="Arial" w:cs="Arial"/>
+          <w:lang w:val="en-PH"/>
+        </w:rPr>
+      </w:pPr>
+    </w:p>
+    <w:p>
+      <w:pPr>
+        <w:spacing w:line="480" w:lineRule="auto"/>
+        <w:ind w:left="482" w:hangingChars="200" w:hanging="482"/>
+        <w:jc w:val="both"/>
+        <w:rPr>
+          <w:rFonts w:ascii="Arial" w:eastAsia="Arial" w:hAnsi="Arial" w:cs="Arial"/>
+          <w:b/>
+          <w:bCs/>
+          <w:lang w:val="en-PH"/>
+        </w:rPr>
+      </w:pPr>
+    </w:p>
+    <w:p>
+      <w:pPr>
+        <w:spacing w:line="480" w:lineRule="auto"/>
+        <w:ind w:left="482" w:hangingChars="200" w:hanging="482"/>
+        <w:jc w:val="both"/>
+        <w:rPr>
+          <w:rFonts w:ascii="Arial" w:eastAsia="Arial" w:hAnsi="Arial" w:cs="Arial"/>
+          <w:b/>
+          <w:bCs/>
+          <w:lang w:val="en-PH"/>
+        </w:rPr>
+      </w:pPr>
+      <w:r>
+        <w:rPr>
+          <w:rFonts w:ascii="Arial" w:eastAsia="Arial" w:hAnsi="Arial" w:cs="Arial"/>
+          <w:b/>
+          <w:bCs/>
+          <w:lang w:val="en-PH"/>
+        </w:rPr>
+        <w:t>REVIEW OF RELATED STUDIES (RRS)</w:t>
+      </w:r>
+    </w:p>
+    <w:p>
+      <w:pPr>
+        <w:spacing w:line="480" w:lineRule="auto"/>
+        <w:ind w:left="482" w:hangingChars="200" w:hanging="482"/>
+        <w:jc w:val="both"/>
+        <w:rPr>
+          <w:rFonts w:ascii="Arial" w:eastAsia="Arial" w:hAnsi="Arial" w:cs="Arial"/>
+          <w:b/>
+          <w:bCs/>
+          <w:lang w:val="en-PH"/>
+        </w:rPr>
+      </w:pPr>
+      <w:r>
+        <w:rPr>
+          <w:rFonts w:ascii="Arial" w:eastAsia="Arial" w:hAnsi="Arial" w:cs="Arial"/>
+          <w:b/>
+          <w:bCs/>
+          <w:lang w:val="en-PH"/>
         </w:rPr>
         <w:t>International</w:t>
       </w:r>
@@ -2393,770 +3840,1105 @@
     <w:p>
       <w:pPr>
         <w:spacing w:line="480" w:lineRule="auto"/>
-        <w:jc w:val="both"/>
-        <w:rPr>
-          <w:rFonts w:ascii="Arial" w:eastAsia="Arial" w:hAnsi="Arial" w:cs="Arial"/>
-          <w:b/>
-          <w:bCs/>
-        </w:rPr>
-      </w:pPr>
-      <w:r>
-        <w:rPr>
-          <w:rFonts w:ascii="Arial" w:eastAsia="Arial" w:hAnsi="Arial" w:cs="Arial"/>
-          <w:b/>
-          <w:bCs/>
-        </w:rPr>
-        <w:t xml:space="preserve">Hospital Information System Evaluation Framework </w:t>
-      </w:r>
-    </w:p>
-    <w:p>
-      <w:pPr>
-        <w:spacing w:line="480" w:lineRule="auto"/>
-        <w:ind w:firstLine="720"/>
-        <w:jc w:val="both"/>
-        <w:rPr>
-          <w:rFonts w:ascii="Arial" w:eastAsia="Arial" w:hAnsi="Arial" w:cs="Arial"/>
-        </w:rPr>
-      </w:pPr>
-      <w:r>
-        <w:rPr>
-          <w:rFonts w:ascii="Arial" w:eastAsia="Arial" w:hAnsi="Arial" w:cs="Arial"/>
-        </w:rPr>
-        <w:t>Hospital Information Systems (HIS) are enterprise-wide, computer-based platforms designed to unify clinical documentation, administrative processing, and financial accounting across health institutions</w:t>
-      </w:r>
-      <w:r>
-        <w:rPr>
-          <w:rFonts w:ascii="Arial" w:eastAsia="Arial" w:hAnsi="Arial" w:cs="Arial"/>
-          <w:lang w:val="en-PH"/>
-        </w:rPr>
-        <w:t xml:space="preserve">. </w:t>
-      </w:r>
-      <w:r>
-        <w:rPr>
-          <w:rFonts w:ascii="Arial" w:eastAsia="Arial" w:hAnsi="Arial" w:cs="Arial"/>
-        </w:rPr>
-        <w:t>Functionally, these platforms automate patient registration, record archiving, and multi-departmental workflow orchestration. Evaluation models emphasize that backend system stability must be coupled with intuitive user interface design to ensure adoption by clinical personnel (Khorasani et al., 2026). However, existing evaluation frameworks primarily focus on high-resource tertiary facilities, lacking specific performance indicators for LGU-level municipal hospitals operating under bandwidth and resource constraints.</w:t>
-      </w:r>
-    </w:p>
-    <w:p>
-      <w:pPr>
-        <w:spacing w:line="480" w:lineRule="auto"/>
-        <w:ind w:firstLine="720"/>
-        <w:jc w:val="both"/>
-        <w:rPr>
-          <w:rFonts w:ascii="Arial" w:eastAsia="Arial" w:hAnsi="Arial" w:cs="Arial"/>
-        </w:rPr>
-      </w:pPr>
-    </w:p>
-    <w:p>
-      <w:pPr>
-        <w:spacing w:line="480" w:lineRule="auto"/>
-        <w:ind w:firstLine="720"/>
-        <w:jc w:val="both"/>
-        <w:rPr>
-          <w:rFonts w:ascii="Arial" w:eastAsia="Arial" w:hAnsi="Arial" w:cs="Arial"/>
-        </w:rPr>
-      </w:pPr>
-    </w:p>
-    <w:p>
-      <w:pPr>
-        <w:spacing w:line="480" w:lineRule="auto"/>
-        <w:ind w:firstLine="720"/>
-        <w:jc w:val="both"/>
-        <w:rPr>
-          <w:rFonts w:ascii="Arial" w:eastAsia="Arial" w:hAnsi="Arial" w:cs="Arial"/>
-        </w:rPr>
-      </w:pPr>
-    </w:p>
-    <w:p>
-      <w:pPr>
-        <w:spacing w:line="480" w:lineRule="auto"/>
-        <w:jc w:val="both"/>
-        <w:rPr>
-          <w:rFonts w:ascii="Arial" w:eastAsia="Arial" w:hAnsi="Arial" w:cs="Arial"/>
-          <w:b/>
-          <w:bCs/>
-        </w:rPr>
-      </w:pPr>
-      <w:r>
-        <w:rPr>
-          <w:rFonts w:ascii="Arial" w:eastAsia="Arial" w:hAnsi="Arial" w:cs="Arial"/>
-          <w:b/>
-          <w:bCs/>
-        </w:rPr>
-        <w:t xml:space="preserve">Interoperability and Medical Data Exchange Standards </w:t>
-      </w:r>
-    </w:p>
-    <w:p>
-      <w:pPr>
-        <w:spacing w:line="480" w:lineRule="auto"/>
-        <w:ind w:firstLine="720"/>
-        <w:jc w:val="both"/>
-        <w:rPr>
-          <w:rFonts w:ascii="Arial" w:eastAsia="Arial" w:hAnsi="Arial" w:cs="Arial"/>
-        </w:rPr>
-      </w:pPr>
-      <w:r>
-        <w:rPr>
-          <w:rFonts w:ascii="Arial" w:eastAsia="Arial" w:hAnsi="Arial" w:cs="Arial"/>
+        <w:ind w:left="482" w:hangingChars="200" w:hanging="482"/>
+        <w:jc w:val="both"/>
+        <w:rPr>
+          <w:rFonts w:ascii="Arial" w:eastAsia="Arial" w:hAnsi="Arial" w:cs="Arial"/>
+          <w:lang w:val="en-PH"/>
+        </w:rPr>
+      </w:pPr>
+      <w:r>
+        <w:rPr>
+          <w:rFonts w:ascii="Arial" w:eastAsia="Arial" w:hAnsi="Arial" w:cs="Arial"/>
+          <w:b/>
+          <w:bCs/>
+          <w:lang w:val="en-PH"/>
+        </w:rPr>
+        <w:t>Agile Development of a Laravel-Based Healthcare Management System</w:t>
+      </w:r>
+    </w:p>
+    <w:p>
+      <w:pPr>
+        <w:spacing w:line="480" w:lineRule="auto"/>
+        <w:ind w:firstLine="482"/>
+        <w:jc w:val="both"/>
+        <w:rPr>
+          <w:rFonts w:ascii="Arial" w:eastAsia="Arial" w:hAnsi="Arial" w:cs="Arial"/>
+          <w:lang w:val="en-PH"/>
+        </w:rPr>
+      </w:pPr>
+      <w:r>
+        <w:rPr>
+          <w:rFonts w:ascii="Arial" w:eastAsia="Arial" w:hAnsi="Arial" w:cs="Arial"/>
+          <w:lang w:val="en-PH"/>
+        </w:rPr>
+        <w:t xml:space="preserve">Lawal </w:t>
+      </w:r>
+      <w:proofErr w:type="spellStart"/>
+      <w:r>
+        <w:rPr>
+          <w:rFonts w:ascii="Arial" w:eastAsia="Arial" w:hAnsi="Arial" w:cs="Arial"/>
+          <w:lang w:val="en-PH"/>
+        </w:rPr>
+        <w:t>Bagiwa</w:t>
+      </w:r>
+      <w:proofErr w:type="spellEnd"/>
+      <w:r>
+        <w:rPr>
+          <w:rFonts w:ascii="Arial" w:eastAsia="Arial" w:hAnsi="Arial" w:cs="Arial"/>
+          <w:lang w:val="en-PH"/>
+        </w:rPr>
+        <w:t xml:space="preserve"> et al. (2025) developed and implemented a web-based electronic healthcare management system using the Laravel framework, consolidating appointment scheduling, treatment documentation, and role-based interaction among patients, providers, and administrators into a single platform. The system was built through an agile approach with iterative requirements engineering and modular implementation following the Model–View–Controller pattern, and was validated through requirement-driven unit testing comprising twenty-nine test cases across three functional modules covering authentication, appointment lifecycle management, treatment recording, and communication, all of which passed. The study concluded that workflow-oriented, role-based architectures improve structural coherence and operational reliability in web-based </w:t>
+      </w:r>
+      <w:r>
+        <w:rPr>
+          <w:rFonts w:ascii="Arial" w:eastAsia="Arial" w:hAnsi="Arial" w:cs="Arial"/>
+          <w:lang w:val="en-PH"/>
         </w:rPr>
         <w:lastRenderedPageBreak/>
-        <w:t>Enterprise healthcare architecture relies on standardized protocol frameworks to exchange diagnostic and therapeutic data across disparate units</w:t>
-      </w:r>
-      <w:r>
-        <w:rPr>
-          <w:rFonts w:ascii="Arial" w:eastAsia="Arial" w:hAnsi="Arial" w:cs="Arial"/>
-          <w:lang w:val="en-PH"/>
-        </w:rPr>
-        <w:t>.</w:t>
-      </w:r>
-      <w:r>
-        <w:rPr>
-          <w:rFonts w:ascii="Arial" w:eastAsia="Arial" w:hAnsi="Arial" w:cs="Arial"/>
-        </w:rPr>
-        <w:t xml:space="preserve"> Functionally, these systems incorporate protocols such as Health Level Seven International Fast Healthcare Interoperability Resources (HL7 FHIR) to enable real-time messaging between electronic health records (EHR), laboratory diagnostics, and pharmacy inventory</w:t>
-      </w:r>
-      <w:r>
-        <w:rPr>
-          <w:rFonts w:ascii="Arial" w:eastAsia="Arial" w:hAnsi="Arial" w:cs="Arial"/>
-          <w:lang w:val="en-PH"/>
-        </w:rPr>
-        <w:t>.</w:t>
-      </w:r>
-      <w:r>
-        <w:rPr>
-          <w:rFonts w:ascii="Arial" w:eastAsia="Arial" w:hAnsi="Arial" w:cs="Arial"/>
-        </w:rPr>
-        <w:t xml:space="preserve"> Adherence to FHIR standards reduces redundant data entry and minimizes diagnostic transmission errors (IEEE, 2026). However, published interoperability architectures frequently assume continuous, high-speed network connectivity, offering limited mechanisms for dynamic offline-to-online synchronization in rural healthcare settings.</w:t>
-      </w:r>
-    </w:p>
-    <w:p>
-      <w:pPr>
-        <w:spacing w:line="480" w:lineRule="auto"/>
-        <w:ind w:firstLine="720"/>
-        <w:jc w:val="both"/>
-        <w:rPr>
-          <w:rFonts w:ascii="Arial" w:eastAsia="Arial" w:hAnsi="Arial" w:cs="Arial"/>
-        </w:rPr>
-      </w:pPr>
-    </w:p>
-    <w:p>
-      <w:pPr>
-        <w:spacing w:line="480" w:lineRule="auto"/>
-        <w:jc w:val="both"/>
-        <w:rPr>
-          <w:rFonts w:ascii="Arial" w:eastAsia="Arial" w:hAnsi="Arial" w:cs="Arial"/>
-          <w:b/>
-          <w:bCs/>
-        </w:rPr>
-      </w:pPr>
-      <w:r>
-        <w:rPr>
-          <w:rFonts w:ascii="Arial" w:eastAsia="Arial" w:hAnsi="Arial" w:cs="Arial"/>
-          <w:b/>
-          <w:bCs/>
-        </w:rPr>
-        <w:t xml:space="preserve">Global Digital Transformation in Hospital Operations </w:t>
-      </w:r>
-    </w:p>
-    <w:p>
-      <w:pPr>
-        <w:spacing w:line="480" w:lineRule="auto"/>
-        <w:ind w:firstLine="720"/>
-        <w:jc w:val="both"/>
-        <w:rPr>
-          <w:rFonts w:ascii="Arial" w:eastAsia="Arial" w:hAnsi="Arial" w:cs="Arial"/>
-        </w:rPr>
-      </w:pPr>
-      <w:r>
-        <w:rPr>
-          <w:rFonts w:ascii="Arial" w:eastAsia="Arial" w:hAnsi="Arial" w:cs="Arial"/>
-        </w:rPr>
-        <w:t xml:space="preserve">Digital health infrastructure transitions legacy paper records into centralized, </w:t>
-      </w:r>
+        <w:t>healthcare platforms. However, the system was scoped to appointment and treatment documentation and does not incorporate laboratory request processing, pharmacy inventory deduction, or cashier billing, and its appointment module is built around patient-initiated online booking rather than staff-encoded walk-in registration.</w:t>
+      </w:r>
+    </w:p>
+    <w:p>
+      <w:pPr>
+        <w:spacing w:line="480" w:lineRule="auto"/>
+        <w:ind w:left="482" w:hangingChars="200" w:hanging="482"/>
+        <w:jc w:val="both"/>
+        <w:rPr>
+          <w:rFonts w:ascii="Arial" w:eastAsia="Arial" w:hAnsi="Arial" w:cs="Arial"/>
+          <w:lang w:val="en-PH"/>
+        </w:rPr>
+      </w:pPr>
+      <w:r>
+        <w:rPr>
+          <w:rFonts w:ascii="Arial" w:eastAsia="Arial" w:hAnsi="Arial" w:cs="Arial"/>
+          <w:b/>
+          <w:bCs/>
+          <w:lang w:val="en-PH"/>
+        </w:rPr>
+        <w:t>Implementation of a Laboratory Information Management System in a Low-Resource Setting</w:t>
+      </w:r>
+    </w:p>
+    <w:p>
+      <w:pPr>
+        <w:spacing w:line="480" w:lineRule="auto"/>
+        <w:ind w:firstLine="482"/>
+        <w:jc w:val="both"/>
+        <w:rPr>
+          <w:rFonts w:ascii="Arial" w:eastAsia="Arial" w:hAnsi="Arial" w:cs="Arial"/>
+          <w:lang w:val="en-PH"/>
+        </w:rPr>
+      </w:pPr>
+      <w:r>
+        <w:rPr>
+          <w:rFonts w:ascii="Arial" w:eastAsia="Arial" w:hAnsi="Arial" w:cs="Arial"/>
+          <w:lang w:val="en-PH"/>
+        </w:rPr>
+        <w:t xml:space="preserve">Oakley et al. (2025) implemented a laboratory information management system for microbiology services in Timor-Leste and documented the deployment process, the challenges encountered, the mitigation strategies applied, and the experiences of end users. The implementation produced measurable improvements in specimen throughput, data management, and result reporting, and the study identified staff training, workflow redesign, and sustained technical support as the decisive factors in successful adoption within a resource-limited national laboratory. However, the study is confined to a </w:t>
+      </w:r>
+      <w:r>
+        <w:rPr>
+          <w:rFonts w:ascii="Arial" w:eastAsia="Arial" w:hAnsi="Arial" w:cs="Arial"/>
+          <w:lang w:val="en-PH"/>
+        </w:rPr>
+        <w:t>specialized</w:t>
+      </w:r>
+      <w:r>
+        <w:rPr>
+          <w:rFonts w:ascii="Arial" w:eastAsia="Arial" w:hAnsi="Arial" w:cs="Arial"/>
+          <w:lang w:val="en-PH"/>
+        </w:rPr>
+        <w:t xml:space="preserve"> microbiology laboratory operating as a standalone diagnostic service, and the system does not connect to a clinical record, a requesting physician's order queue, or a hospital billing function.</w:t>
+      </w:r>
+    </w:p>
+    <w:p>
+      <w:pPr>
+        <w:spacing w:line="480" w:lineRule="auto"/>
+        <w:ind w:left="482" w:hangingChars="200" w:hanging="482"/>
+        <w:jc w:val="both"/>
+        <w:rPr>
+          <w:rFonts w:ascii="Arial" w:eastAsia="Arial" w:hAnsi="Arial" w:cs="Arial"/>
+          <w:lang w:val="en-PH"/>
+        </w:rPr>
+      </w:pPr>
+      <w:r>
+        <w:rPr>
+          <w:rFonts w:ascii="Arial" w:eastAsia="Arial" w:hAnsi="Arial" w:cs="Arial"/>
+          <w:b/>
+          <w:bCs/>
+          <w:lang w:val="en-PH"/>
+        </w:rPr>
+        <w:t>Development of a Web-Based Outpatient Queuing System</w:t>
+      </w:r>
+    </w:p>
+    <w:p>
+      <w:pPr>
+        <w:spacing w:line="480" w:lineRule="auto"/>
+        <w:ind w:firstLine="482"/>
+        <w:jc w:val="both"/>
+        <w:rPr>
+          <w:rFonts w:ascii="Arial" w:eastAsia="Arial" w:hAnsi="Arial" w:cs="Arial"/>
+          <w:lang w:val="en-PH"/>
+        </w:rPr>
+      </w:pPr>
+      <w:r>
+        <w:rPr>
+          <w:rFonts w:ascii="Arial" w:eastAsia="Arial" w:hAnsi="Arial" w:cs="Arial"/>
+          <w:lang w:val="en-PH"/>
+        </w:rPr>
+        <w:t xml:space="preserve">A study on the implementation of a web-based queuing system in hospital polyclinic services applied a first-in, first-out method to manage outpatient flow, generating sequential queue numbers and displaying live queue status to reduce disorder and perceived waiting time at the service counter (Firmansyah et al., 2024). The study demonstrated that a simple, deterministic queueing rule implemented in a web interface </w:t>
+      </w:r>
+      <w:r>
+        <w:rPr>
+          <w:rFonts w:ascii="Arial" w:eastAsia="Arial" w:hAnsi="Arial" w:cs="Arial"/>
+          <w:lang w:val="en-PH"/>
+        </w:rPr>
+        <w:lastRenderedPageBreak/>
+        <w:t>is sufficient to impose a single visible service order on walk-in outpatient arrivals without requiring predictive modelling. However, the system operates as a standalone ticketing interface and is not linked to the patient record, the consulting physician's schedule, or subsequent laboratory and pharmacy service points, so the queue position it assigns does not follow the patient through the remainder of the visit.</w:t>
+      </w:r>
+    </w:p>
+    <w:p>
+      <w:pPr>
+        <w:spacing w:line="480" w:lineRule="auto"/>
+        <w:ind w:left="482" w:hangingChars="200" w:hanging="482"/>
+        <w:jc w:val="both"/>
+        <w:rPr>
+          <w:rFonts w:ascii="Arial" w:eastAsia="Arial" w:hAnsi="Arial" w:cs="Arial"/>
+          <w:lang w:val="en-PH"/>
+        </w:rPr>
+      </w:pPr>
+      <w:r>
+        <w:rPr>
+          <w:rFonts w:ascii="Arial" w:eastAsia="Arial" w:hAnsi="Arial" w:cs="Arial"/>
+          <w:b/>
+          <w:bCs/>
+          <w:lang w:val="en-PH"/>
+        </w:rPr>
+        <w:t>Modification of an Electronic Prescription System to Reduce Dispensing Error</w:t>
+      </w:r>
+    </w:p>
+    <w:p>
+      <w:pPr>
+        <w:spacing w:line="480" w:lineRule="auto"/>
+        <w:ind w:firstLine="482"/>
+        <w:jc w:val="both"/>
+        <w:rPr>
+          <w:rFonts w:ascii="Arial" w:eastAsia="Arial" w:hAnsi="Arial" w:cs="Arial"/>
+          <w:lang w:val="en-PH"/>
+        </w:rPr>
+      </w:pPr>
+      <w:r>
+        <w:rPr>
+          <w:rFonts w:ascii="Arial" w:eastAsia="Arial" w:hAnsi="Arial" w:cs="Arial"/>
+          <w:lang w:val="en-PH"/>
+        </w:rPr>
+        <w:t>Alanazi et al. (2024) examined the effect of modifications to a hospital electronic prescription system on medication error rates, documenting the specific system changes introduced and their effect on prescribing and dispensing accuracy. The study reported that structured electronic prescribing with embedded verification substantially reduced error rates relative to prior practice, and identified prescription field validation and automated checking at the point of issuance as the mechanisms responsible. However, the study addressed the prescribing interface alone and did not extend to batch-level inventory deduction, expiry threshold alerting, or dispensing record management, which are the pharmacy functions through which stock discrepancies in a municipal hospital actually arise.</w:t>
+      </w:r>
+    </w:p>
+    <w:p>
+      <w:pPr>
+        <w:spacing w:line="480" w:lineRule="auto"/>
+        <w:ind w:left="482" w:hangingChars="200" w:hanging="482"/>
+        <w:jc w:val="both"/>
+        <w:rPr>
+          <w:rFonts w:ascii="Arial" w:eastAsia="Arial" w:hAnsi="Arial" w:cs="Arial"/>
+          <w:lang w:val="en-PH"/>
+        </w:rPr>
+      </w:pPr>
+      <w:r>
+        <w:rPr>
+          <w:rFonts w:ascii="Arial" w:eastAsia="Arial" w:hAnsi="Arial" w:cs="Arial"/>
+          <w:b/>
+          <w:bCs/>
+          <w:lang w:val="en-PH"/>
+        </w:rPr>
+        <w:t>Design and Implementation of a Web-Based Patient Registration System</w:t>
+      </w:r>
+    </w:p>
+    <w:p>
+      <w:pPr>
+        <w:spacing w:line="480" w:lineRule="auto"/>
+        <w:ind w:firstLine="482"/>
+        <w:jc w:val="both"/>
+        <w:rPr>
+          <w:rFonts w:ascii="Arial" w:eastAsia="Arial" w:hAnsi="Arial" w:cs="Arial"/>
+          <w:lang w:val="en-PH"/>
+        </w:rPr>
+      </w:pPr>
+      <w:r>
+        <w:rPr>
+          <w:rFonts w:ascii="Arial" w:eastAsia="Arial" w:hAnsi="Arial" w:cs="Arial"/>
+          <w:lang w:val="en-PH"/>
+        </w:rPr>
+        <w:t xml:space="preserve">A study on the design and implementation of a web-based patient registration system developed an electronic outpatient registration workflow with the explicit objective of shortening waiting time and improving service efficiency at the point of intake, replacing counter-based manual encoding with a structured digital registration form (Suryani et al., 2025). The study demonstrated that structured registration with retrievable patient </w:t>
+      </w:r>
+      <w:r>
+        <w:rPr>
+          <w:rFonts w:ascii="Arial" w:eastAsia="Arial" w:hAnsi="Arial" w:cs="Arial"/>
+          <w:lang w:val="en-PH"/>
+        </w:rPr>
+        <w:lastRenderedPageBreak/>
+        <w:t>identifiers reduces repeat encoding for returning patients. However, the system is limited to the registration transaction and terminates at the point of intake, providing no downstream linkage to consultation documentation, diagnostic ordering, medication dispensing, or charge posting.</w:t>
+      </w:r>
+    </w:p>
+    <w:p>
+      <w:pPr>
+        <w:spacing w:line="480" w:lineRule="auto"/>
+        <w:ind w:left="482" w:hangingChars="200" w:hanging="482"/>
+        <w:jc w:val="both"/>
+        <w:rPr>
+          <w:rFonts w:ascii="Arial" w:eastAsia="Arial" w:hAnsi="Arial" w:cs="Arial"/>
+          <w:b/>
+          <w:bCs/>
+          <w:lang w:val="en-PH"/>
+        </w:rPr>
+      </w:pPr>
+      <w:r>
+        <w:rPr>
+          <w:rFonts w:ascii="Arial" w:eastAsia="Arial" w:hAnsi="Arial" w:cs="Arial"/>
+          <w:b/>
+          <w:bCs/>
+          <w:lang w:val="en-PH"/>
+        </w:rPr>
+        <w:t>National</w:t>
+      </w:r>
+    </w:p>
+    <w:p>
+      <w:pPr>
+        <w:spacing w:line="480" w:lineRule="auto"/>
+        <w:ind w:left="482" w:hangingChars="200" w:hanging="482"/>
+        <w:jc w:val="both"/>
+        <w:rPr>
+          <w:rFonts w:ascii="Arial" w:eastAsia="Arial" w:hAnsi="Arial" w:cs="Arial"/>
+          <w:lang w:val="en-PH"/>
+        </w:rPr>
+      </w:pPr>
+      <w:r>
+        <w:rPr>
+          <w:rFonts w:ascii="Arial" w:eastAsia="Arial" w:hAnsi="Arial" w:cs="Arial"/>
+          <w:b/>
+          <w:bCs/>
+          <w:lang w:val="en-PH"/>
+        </w:rPr>
+        <w:t>Implementation of Electronic Health Records in Philippine Primary Care Settings</w:t>
+      </w:r>
+    </w:p>
+    <w:p>
+      <w:pPr>
+        <w:spacing w:line="480" w:lineRule="auto"/>
+        <w:ind w:firstLine="482"/>
+        <w:jc w:val="both"/>
+        <w:rPr>
+          <w:rFonts w:ascii="Arial" w:eastAsia="Arial" w:hAnsi="Arial" w:cs="Arial"/>
+          <w:lang w:val="en-PH"/>
+        </w:rPr>
+      </w:pPr>
       <w:proofErr w:type="spellStart"/>
       <w:r>
         <w:rPr>
           <w:rFonts w:ascii="Arial" w:eastAsia="Arial" w:hAnsi="Arial" w:cs="Arial"/>
-        </w:rPr>
-        <w:t>queryable</w:t>
+          <w:lang w:val="en-PH"/>
+        </w:rPr>
+        <w:t>Elepaño</w:t>
       </w:r>
       <w:proofErr w:type="spellEnd"/>
       <w:r>
         <w:rPr>
           <w:rFonts w:ascii="Arial" w:eastAsia="Arial" w:hAnsi="Arial" w:cs="Arial"/>
-        </w:rPr>
-        <w:t xml:space="preserve"> relational databases . Functionally, these systems automate patient admission logs, inpatient bed allocation, and automated operational reporting, enabling real-time administrative decision-making. Automated record management significantly improves data accuracy, accelerates administrative throughput, and lowers long-term operational overhead</w:t>
-      </w:r>
-      <w:r>
-        <w:rPr>
-          <w:rFonts w:ascii="Arial" w:eastAsia="Arial" w:hAnsi="Arial" w:cs="Arial"/>
-          <w:lang w:val="en-PH"/>
-        </w:rPr>
-        <w:t xml:space="preserve"> </w:t>
-      </w:r>
-      <w:r>
-        <w:rPr>
-          <w:rFonts w:ascii="Arial" w:eastAsia="Arial" w:hAnsi="Arial" w:cs="Arial"/>
-        </w:rPr>
-        <w:t>(</w:t>
+          <w:lang w:val="en-PH"/>
+        </w:rPr>
+        <w:t xml:space="preserve"> et al. (2025) evaluated the implementation of two electronic health record systems across primary care settings in the Philippines over a three-year period under the Philippine Primary Care Studies </w:t>
       </w:r>
       <w:proofErr w:type="spellStart"/>
       <w:r>
         <w:rPr>
           <w:rFonts w:ascii="Arial" w:eastAsia="Arial" w:hAnsi="Arial" w:cs="Arial"/>
-        </w:rPr>
-        <w:t>Ehteshami</w:t>
+          <w:lang w:val="en-PH"/>
+        </w:rPr>
+        <w:t>programme</w:t>
       </w:r>
       <w:proofErr w:type="spellEnd"/>
       <w:r>
         <w:rPr>
           <w:rFonts w:ascii="Arial" w:eastAsia="Arial" w:hAnsi="Arial" w:cs="Arial"/>
-        </w:rPr>
-        <w:t xml:space="preserve"> et al., 2025). However, current digital transformation literature focuses on macro-level operational summaries without addressing the integration of localized municipal billing structures or provincial healthcare subsidy models.</w:t>
-      </w:r>
-    </w:p>
-    <w:p>
-      <w:pPr>
-        <w:spacing w:line="480" w:lineRule="auto"/>
-        <w:ind w:firstLine="720"/>
-        <w:jc w:val="both"/>
-        <w:rPr>
-          <w:rFonts w:ascii="Arial" w:eastAsia="Arial" w:hAnsi="Arial" w:cs="Arial"/>
-        </w:rPr>
-      </w:pPr>
-    </w:p>
-    <w:p>
-      <w:pPr>
-        <w:spacing w:line="480" w:lineRule="auto"/>
-        <w:jc w:val="both"/>
-        <w:rPr>
-          <w:rFonts w:ascii="Arial" w:eastAsia="Arial" w:hAnsi="Arial" w:cs="Arial"/>
-          <w:b/>
-          <w:bCs/>
-        </w:rPr>
-      </w:pPr>
-      <w:r>
-        <w:rPr>
-          <w:rFonts w:ascii="Arial" w:eastAsia="Arial" w:hAnsi="Arial" w:cs="Arial"/>
-          <w:b/>
-          <w:bCs/>
-        </w:rPr>
-        <w:t xml:space="preserve">Smart Healthcare Infrastructure and Access Architecture </w:t>
-      </w:r>
-    </w:p>
-    <w:p>
-      <w:pPr>
-        <w:spacing w:line="480" w:lineRule="auto"/>
-        <w:ind w:firstLine="720"/>
-        <w:jc w:val="both"/>
-        <w:rPr>
-          <w:rFonts w:ascii="Arial" w:eastAsia="Arial" w:hAnsi="Arial" w:cs="Arial"/>
-        </w:rPr>
-      </w:pPr>
-      <w:r>
-        <w:rPr>
-          <w:rFonts w:ascii="Arial" w:eastAsia="Arial" w:hAnsi="Arial" w:cs="Arial"/>
-        </w:rPr>
-        <w:t xml:space="preserve">Modern healthcare management platforms utilize modular web architectures to </w:t>
-      </w:r>
-      <w:r>
-        <w:rPr>
-          <w:rFonts w:ascii="Arial" w:eastAsia="Arial" w:hAnsi="Arial" w:cs="Arial"/>
+          <w:lang w:val="en-PH"/>
+        </w:rPr>
+        <w:t>, documenting the deployment process in remote, rural, and urban sites and the practical adaptations required in each. The study reported that implementation success depended less on system features than on local infrastructure, staff capacity, and the degree to which the system was integrated into required daily routines, and it produced practical guidance for adapting electronic health record systems to diverse Philippine settings. However, the study was conducted in primary care facilities whose service scope excludes laboratory specimen processing, pharmacy batch inventory, and hospital cashier billing, and it evaluated existing systems rather than designing a platform for a municipal hospital's specific module composition.</w:t>
+      </w:r>
+    </w:p>
+    <w:p>
+      <w:pPr>
+        <w:spacing w:line="480" w:lineRule="auto"/>
+        <w:ind w:left="482" w:hangingChars="200" w:hanging="482"/>
+        <w:jc w:val="both"/>
+        <w:rPr>
+          <w:rFonts w:ascii="Arial" w:eastAsia="Arial" w:hAnsi="Arial" w:cs="Arial"/>
+          <w:lang w:val="en-PH"/>
+        </w:rPr>
+      </w:pPr>
+      <w:r>
+        <w:rPr>
+          <w:rFonts w:ascii="Arial" w:eastAsia="Arial" w:hAnsi="Arial" w:cs="Arial"/>
+          <w:b/>
+          <w:bCs/>
+          <w:lang w:val="en-PH"/>
+        </w:rPr>
+        <w:t>Development of a Local Health Information Exchange Platform for Philippine Local Government Units</w:t>
+      </w:r>
+    </w:p>
+    <w:p>
+      <w:pPr>
+        <w:spacing w:line="480" w:lineRule="auto"/>
+        <w:ind w:firstLine="482"/>
+        <w:jc w:val="both"/>
+        <w:rPr>
+          <w:rFonts w:ascii="Arial" w:eastAsia="Arial" w:hAnsi="Arial" w:cs="Arial"/>
+          <w:lang w:val="en-PH"/>
+        </w:rPr>
+      </w:pPr>
+      <w:r>
+        <w:rPr>
+          <w:rFonts w:ascii="Arial" w:eastAsia="Arial" w:hAnsi="Arial" w:cs="Arial"/>
+          <w:lang w:val="en-PH"/>
+        </w:rPr>
+        <w:t xml:space="preserve">Marcelo et al. (2025) designed and deployed the Smarter and Integrated Local Health Information System, an open-source local health information exchange platform, across three pilot local government units comprising the Municipality of </w:t>
+      </w:r>
+      <w:proofErr w:type="spellStart"/>
+      <w:r>
+        <w:rPr>
+          <w:rFonts w:ascii="Arial" w:eastAsia="Arial" w:hAnsi="Arial" w:cs="Arial"/>
+          <w:lang w:val="en-PH"/>
+        </w:rPr>
+        <w:t>Pulilan</w:t>
+      </w:r>
+      <w:proofErr w:type="spellEnd"/>
+      <w:r>
+        <w:rPr>
+          <w:rFonts w:ascii="Arial" w:eastAsia="Arial" w:hAnsi="Arial" w:cs="Arial"/>
+          <w:lang w:val="en-PH"/>
+        </w:rPr>
+        <w:t xml:space="preserve"> in Bulacan, </w:t>
+      </w:r>
+      <w:r>
+        <w:rPr>
+          <w:rFonts w:ascii="Arial" w:eastAsia="Arial" w:hAnsi="Arial" w:cs="Arial"/>
+          <w:lang w:val="en-PH"/>
         </w:rPr>
         <w:lastRenderedPageBreak/>
-        <w:t>integrate appointment booking, medical chart updates, and pharmaceutical tracking. Functionally, these platforms utilize role-based access control (RBAC) and encrypted database schemas to ensure data privacy while maintaining multi-departmental data accessibility. Modular web-based structures significantly reduce patient transaction processing times and improve inter-departmental communication (Zhang et al., 2023). However, these smart healthcare platforms lack integrated Artificial Intelligence (AI) algorithms capable of dynamically predicting patient queue waiting times or triaging high-volume outpatient arrivals during peak operational hours.</w:t>
-      </w:r>
-    </w:p>
-    <w:p>
-      <w:pPr>
-        <w:spacing w:line="480" w:lineRule="auto"/>
-        <w:jc w:val="both"/>
-        <w:rPr>
-          <w:rFonts w:ascii="Arial" w:eastAsia="Arial" w:hAnsi="Arial" w:cs="Arial"/>
-          <w:b/>
-          <w:bCs/>
-        </w:rPr>
-      </w:pPr>
-      <w:r>
-        <w:rPr>
-          <w:rFonts w:ascii="Arial" w:eastAsia="Arial" w:hAnsi="Arial" w:cs="Arial"/>
-          <w:b/>
-          <w:bCs/>
-        </w:rPr>
-        <w:t xml:space="preserve">Integrated Health Management Information Systems (HMIS) </w:t>
-      </w:r>
-    </w:p>
-    <w:p>
-      <w:pPr>
-        <w:spacing w:line="480" w:lineRule="auto"/>
-        <w:ind w:firstLine="720"/>
-        <w:jc w:val="both"/>
-        <w:rPr>
-          <w:rFonts w:ascii="Arial" w:eastAsia="Arial" w:hAnsi="Arial" w:cs="Arial"/>
-        </w:rPr>
-      </w:pPr>
-      <w:r>
-        <w:rPr>
-          <w:rFonts w:ascii="Arial" w:eastAsia="Arial" w:hAnsi="Arial" w:cs="Arial"/>
-        </w:rPr>
-        <w:t>Health Management Information Systems serve as centralized tools for facility-level resource allocation and public health tracking</w:t>
-      </w:r>
-      <w:r>
-        <w:rPr>
-          <w:rFonts w:ascii="Arial" w:eastAsia="Arial" w:hAnsi="Arial" w:cs="Arial"/>
-          <w:lang w:val="en-PH"/>
-        </w:rPr>
-        <w:t xml:space="preserve">. </w:t>
-      </w:r>
-      <w:r>
-        <w:rPr>
-          <w:rFonts w:ascii="Arial" w:eastAsia="Arial" w:hAnsi="Arial" w:cs="Arial"/>
-        </w:rPr>
-        <w:t>Functionally, these systems capture discrete clinical data at the point of care, converting daily consultation transactions into strategic analytics for hospital leadership. Cloud-connected HMIS deployments exhibit enhanced data reliability and streamlined triage operations (</w:t>
+        <w:t xml:space="preserve">Cagayan de Oro City, and the Province of Pangasinan. The platform integrated patient, provider, and facility registries, implemented Health Level Seven Fast Healthcare Interoperability Resources–based exchange aligned with the </w:t>
       </w:r>
       <w:proofErr w:type="spellStart"/>
       <w:r>
         <w:rPr>
           <w:rFonts w:ascii="Arial" w:eastAsia="Arial" w:hAnsi="Arial" w:cs="Arial"/>
-        </w:rPr>
-        <w:t>Kushwah</w:t>
+          <w:lang w:val="en-PH"/>
+        </w:rPr>
+        <w:t>OpenHIE</w:t>
       </w:r>
       <w:proofErr w:type="spellEnd"/>
       <w:r>
         <w:rPr>
           <w:rFonts w:ascii="Arial" w:eastAsia="Arial" w:hAnsi="Arial" w:cs="Arial"/>
-        </w:rPr>
-        <w:t xml:space="preserve"> et al., 2024). However, traditional HMIS frameworks function primarily as top-down reporting tools, lacking real-time, citizen-facing appointment and queue tracking capabilities for municipal constituents.</w:t>
-      </w:r>
-    </w:p>
-    <w:p>
-      <w:pPr>
-        <w:spacing w:line="480" w:lineRule="auto"/>
-        <w:jc w:val="both"/>
-        <w:rPr>
-          <w:rFonts w:ascii="Arial" w:eastAsia="Arial" w:hAnsi="Arial" w:cs="Arial"/>
-          <w:b/>
-          <w:bCs/>
-        </w:rPr>
-      </w:pPr>
-      <w:r>
-        <w:rPr>
-          <w:rFonts w:ascii="Arial" w:eastAsia="Arial" w:hAnsi="Arial" w:cs="Arial"/>
-          <w:b/>
-          <w:bCs/>
-        </w:rPr>
-        <w:t>National</w:t>
-      </w:r>
-    </w:p>
-    <w:p>
-      <w:pPr>
-        <w:spacing w:line="480" w:lineRule="auto"/>
-        <w:jc w:val="both"/>
-        <w:rPr>
-          <w:rFonts w:ascii="Arial" w:eastAsia="Arial" w:hAnsi="Arial" w:cs="Arial"/>
-          <w:b/>
-          <w:bCs/>
-          <w:lang w:val="en-PH"/>
-        </w:rPr>
-      </w:pPr>
-      <w:r>
-        <w:rPr>
-          <w:rFonts w:ascii="Arial" w:eastAsia="Arial" w:hAnsi="Arial" w:cs="Arial"/>
-          <w:b/>
-          <w:bCs/>
-        </w:rPr>
-        <w:t>Integrated Hospital Operations and Management Information System (</w:t>
-      </w:r>
+          <w:lang w:val="en-PH"/>
+        </w:rPr>
+        <w:t xml:space="preserve"> architecture, and delivered referral and facility capacity dashboards, demonstrating that local government units can operate standards-based interoperability infrastructure and reduce data duplication across facilities. However, the platform functions explicitly as a backend integration layer rather than as a facility system, and the authors state that it is not designed to replace electronic medical records or hospital information systems, meaning that a municipal hospital without an internal record system has no data to contribute to it.</w:t>
+      </w:r>
+    </w:p>
+    <w:p>
+      <w:pPr>
+        <w:spacing w:line="480" w:lineRule="auto"/>
+        <w:ind w:left="482" w:hangingChars="200" w:hanging="482"/>
+        <w:jc w:val="both"/>
+        <w:rPr>
+          <w:rFonts w:ascii="Arial" w:eastAsia="Arial" w:hAnsi="Arial" w:cs="Arial"/>
+          <w:lang w:val="en-PH"/>
+        </w:rPr>
+      </w:pPr>
+      <w:r>
+        <w:rPr>
+          <w:rFonts w:ascii="Arial" w:eastAsia="Arial" w:hAnsi="Arial" w:cs="Arial"/>
+          <w:b/>
+          <w:bCs/>
+          <w:lang w:val="en-PH"/>
+        </w:rPr>
+        <w:t>Development of a Medical Record Management System for a Local Health Facility</w:t>
+      </w:r>
+    </w:p>
+    <w:p>
+      <w:pPr>
+        <w:spacing w:line="480" w:lineRule="auto"/>
+        <w:ind w:firstLine="482"/>
+        <w:jc w:val="both"/>
+        <w:rPr>
+          <w:rFonts w:ascii="Arial" w:eastAsia="Arial" w:hAnsi="Arial" w:cs="Arial"/>
+          <w:lang w:val="en-PH"/>
+        </w:rPr>
+      </w:pPr>
+      <w:r>
+        <w:rPr>
+          <w:rFonts w:ascii="Arial" w:eastAsia="Arial" w:hAnsi="Arial" w:cs="Arial"/>
+          <w:lang w:val="en-PH"/>
+        </w:rPr>
+        <w:t xml:space="preserve">Fiesta et al. (2024) designed, developed, and implemented a Medical Record Management System for Baung Health Center to replace an existing manual, paper-based record-keeping process. Using the Rapid Application Development methodology across requirements planning, prototyping, testing, and deployment phases, the study delivered a patient record database, a role-restricted interface for </w:t>
+      </w:r>
+      <w:r>
+        <w:rPr>
+          <w:rFonts w:ascii="Arial" w:eastAsia="Arial" w:hAnsi="Arial" w:cs="Arial"/>
+          <w:lang w:val="en-PH"/>
+        </w:rPr>
+        <w:t>authorized</w:t>
+      </w:r>
+      <w:r>
+        <w:rPr>
+          <w:rFonts w:ascii="Arial" w:eastAsia="Arial" w:hAnsi="Arial" w:cs="Arial"/>
+          <w:lang w:val="en-PH"/>
+        </w:rPr>
+        <w:t xml:space="preserve"> personnel, a backup mechanism for data security, and printed record output, and concluded that the system improved record management accuracy and reduced the errors associated with manual processes. However, the system is scoped to medical record storage and retrieval within a health </w:t>
+      </w:r>
+      <w:r>
+        <w:rPr>
+          <w:rFonts w:ascii="Arial" w:eastAsia="Arial" w:hAnsi="Arial" w:cs="Arial"/>
+          <w:lang w:val="en-PH"/>
+        </w:rPr>
+        <w:t>center</w:t>
+      </w:r>
+      <w:r>
+        <w:rPr>
+          <w:rFonts w:ascii="Arial" w:eastAsia="Arial" w:hAnsi="Arial" w:cs="Arial"/>
+          <w:lang w:val="en-PH"/>
+        </w:rPr>
+        <w:t>, and does not include consultation queueing, laboratory request and result workflows, pharmacy inventory control, or billing computation.</w:t>
+      </w:r>
+    </w:p>
+    <w:p>
+      <w:pPr>
+        <w:spacing w:line="480" w:lineRule="auto"/>
+        <w:ind w:left="482" w:hangingChars="200" w:hanging="482"/>
+        <w:jc w:val="both"/>
+        <w:rPr>
+          <w:rFonts w:ascii="Arial" w:eastAsia="Arial" w:hAnsi="Arial" w:cs="Arial"/>
+          <w:lang w:val="en-PH"/>
+        </w:rPr>
+      </w:pPr>
+      <w:r>
+        <w:rPr>
+          <w:rFonts w:ascii="Arial" w:eastAsia="Arial" w:hAnsi="Arial" w:cs="Arial"/>
+          <w:b/>
+          <w:bCs/>
+          <w:lang w:val="en-PH"/>
+        </w:rPr>
+        <w:t>Development of a Web-Based Health Record Management System</w:t>
+      </w:r>
+    </w:p>
+    <w:p>
+      <w:pPr>
+        <w:spacing w:line="480" w:lineRule="auto"/>
+        <w:ind w:firstLine="482"/>
+        <w:jc w:val="both"/>
+        <w:rPr>
+          <w:rFonts w:ascii="Arial" w:eastAsia="Arial" w:hAnsi="Arial" w:cs="Arial"/>
+          <w:lang w:val="en-PH"/>
+        </w:rPr>
+      </w:pPr>
       <w:proofErr w:type="spellStart"/>
       <w:r>
         <w:rPr>
           <w:rFonts w:ascii="Arial" w:eastAsia="Arial" w:hAnsi="Arial" w:cs="Arial"/>
-          <w:b/>
-          <w:bCs/>
-        </w:rPr>
-        <w:t>iHOMIS</w:t>
+          <w:lang w:val="en-PH"/>
+        </w:rPr>
+        <w:t>Olipas</w:t>
       </w:r>
       <w:proofErr w:type="spellEnd"/>
       <w:r>
         <w:rPr>
           <w:rFonts w:ascii="Arial" w:eastAsia="Arial" w:hAnsi="Arial" w:cs="Arial"/>
-          <w:b/>
-          <w:bCs/>
-        </w:rPr>
-        <w:t xml:space="preserve">) </w:t>
-      </w:r>
-      <w:r>
-        <w:rPr>
-          <w:rFonts w:ascii="Arial" w:eastAsia="Arial" w:hAnsi="Arial" w:cs="Arial"/>
-          <w:b/>
-          <w:bCs/>
-          <w:lang w:val="en-PH"/>
-        </w:rPr>
-        <w:tab/>
-      </w:r>
-    </w:p>
-    <w:p>
-      <w:pPr>
-        <w:spacing w:line="480" w:lineRule="auto"/>
-        <w:ind w:firstLine="720"/>
-        <w:jc w:val="both"/>
-        <w:rPr>
-          <w:rFonts w:ascii="Arial" w:eastAsia="Arial" w:hAnsi="Arial" w:cs="Arial"/>
-        </w:rPr>
-      </w:pPr>
-      <w:r>
-        <w:rPr>
-          <w:rFonts w:ascii="Arial" w:eastAsia="Arial" w:hAnsi="Arial" w:cs="Arial"/>
-        </w:rPr>
-        <w:t xml:space="preserve">Developed by the Philippine Department of Health (DOH), </w:t>
+          <w:lang w:val="en-PH"/>
+        </w:rPr>
+        <w:t xml:space="preserve"> et al. (2022) designed and developed </w:t>
       </w:r>
       <w:proofErr w:type="spellStart"/>
       <w:r>
         <w:rPr>
           <w:rFonts w:ascii="Arial" w:eastAsia="Arial" w:hAnsi="Arial" w:cs="Arial"/>
-        </w:rPr>
-        <w:t>iHOMIS</w:t>
+          <w:lang w:val="en-PH"/>
+        </w:rPr>
+        <w:t>MediCord</w:t>
       </w:r>
       <w:proofErr w:type="spellEnd"/>
       <w:r>
         <w:rPr>
           <w:rFonts w:ascii="Arial" w:eastAsia="Arial" w:hAnsi="Arial" w:cs="Arial"/>
-        </w:rPr>
-        <w:t xml:space="preserve"> is a standardized computer-based management application designed to automate public hospital operations nationwide. Functionally, </w:t>
-      </w:r>
+          <w:lang w:val="en-PH"/>
+        </w:rPr>
+        <w:t xml:space="preserve">, a web-based health record </w:t>
+      </w:r>
+      <w:r>
+        <w:rPr>
+          <w:rFonts w:ascii="Arial" w:eastAsia="Arial" w:hAnsi="Arial" w:cs="Arial"/>
+          <w:lang w:val="en-PH"/>
+        </w:rPr>
+        <w:lastRenderedPageBreak/>
+        <w:t>management system, using a developmental research approach that proceeded from requirements analysis through design, development, and evaluation of the resulting application. The study produced a functioning web platform for storing and retrieving health records and evaluated it against software quality criteria, demonstrating the feasibility of locally developed web-based record systems for Philippine health facilities. However, the system addresses health record management as a single function and does not integrate the diagnostic, pharmaceutical, and financial transaction streams that a municipal hospital generates for each patient visit.</w:t>
+      </w:r>
+    </w:p>
+    <w:p>
+      <w:pPr>
+        <w:spacing w:line="480" w:lineRule="auto"/>
+        <w:ind w:left="482" w:hangingChars="200" w:hanging="482"/>
+        <w:jc w:val="both"/>
+        <w:rPr>
+          <w:rFonts w:ascii="Arial" w:eastAsia="Arial" w:hAnsi="Arial" w:cs="Arial"/>
+          <w:lang w:val="en-PH"/>
+        </w:rPr>
+      </w:pPr>
+      <w:r>
+        <w:rPr>
+          <w:rFonts w:ascii="Arial" w:eastAsia="Arial" w:hAnsi="Arial" w:cs="Arial"/>
+          <w:b/>
+          <w:bCs/>
+          <w:lang w:val="en-PH"/>
+        </w:rPr>
+        <w:t>Analysis of Electronic Medical Record Usage in Philippine Rural Health Facilities</w:t>
+      </w:r>
+    </w:p>
+    <w:p>
+      <w:pPr>
+        <w:spacing w:line="480" w:lineRule="auto"/>
+        <w:ind w:firstLine="482"/>
+        <w:jc w:val="both"/>
+        <w:rPr>
+          <w:rFonts w:ascii="Arial" w:eastAsia="Arial" w:hAnsi="Arial" w:cs="Arial"/>
+          <w:lang w:val="en-PH"/>
+        </w:rPr>
+      </w:pPr>
+      <w:r>
+        <w:rPr>
+          <w:rFonts w:ascii="Arial" w:eastAsia="Arial" w:hAnsi="Arial" w:cs="Arial"/>
+          <w:lang w:val="en-PH"/>
+        </w:rPr>
+        <w:t xml:space="preserve">Acacio-Claro et al. (2024) </w:t>
+      </w:r>
+      <w:r>
+        <w:rPr>
+          <w:rFonts w:ascii="Arial" w:eastAsia="Arial" w:hAnsi="Arial" w:cs="Arial"/>
+          <w:lang w:val="en-PH"/>
+        </w:rPr>
+        <w:t>analyzed</w:t>
+      </w:r>
+      <w:r>
+        <w:rPr>
+          <w:rFonts w:ascii="Arial" w:eastAsia="Arial" w:hAnsi="Arial" w:cs="Arial"/>
+          <w:lang w:val="en-PH"/>
+        </w:rPr>
+        <w:t xml:space="preserve"> electronic medical record usage logs from rural health facilities in the Philippines to determine how public primary health care facilities interacted with the systems before and during a health emergency, using actual system-generated usage data rather than self-reported </w:t>
+      </w:r>
+      <w:r>
+        <w:rPr>
+          <w:rFonts w:ascii="Arial" w:eastAsia="Arial" w:hAnsi="Arial" w:cs="Arial"/>
+          <w:lang w:val="en-PH"/>
+        </w:rPr>
+        <w:t>behavior</w:t>
+      </w:r>
+      <w:r>
+        <w:rPr>
+          <w:rFonts w:ascii="Arial" w:eastAsia="Arial" w:hAnsi="Arial" w:cs="Arial"/>
+          <w:lang w:val="en-PH"/>
+        </w:rPr>
+        <w:t>. The study found that adoption was uneven across facilities and that sustained usage was associated with facilities where the system was embedded in required workflow and supported by adequate devices and connectivity. However, the study examined usage of an existing deployed clinic system rather than designing or developing a system, and its findings derive from rural health units whose functional scope does not extend to municipal hospital operations.</w:t>
+      </w:r>
+    </w:p>
+    <w:p>
+      <w:pPr>
+        <w:spacing w:line="480" w:lineRule="auto"/>
+        <w:ind w:left="482" w:hangingChars="200" w:hanging="482"/>
+        <w:jc w:val="both"/>
+        <w:rPr>
+          <w:rFonts w:ascii="Arial" w:eastAsia="Arial" w:hAnsi="Arial" w:cs="Arial"/>
+          <w:b/>
+          <w:bCs/>
+          <w:lang w:val="en-PH"/>
+        </w:rPr>
+      </w:pPr>
+      <w:r>
+        <w:rPr>
+          <w:rFonts w:ascii="Arial" w:eastAsia="Arial" w:hAnsi="Arial" w:cs="Arial"/>
+          <w:b/>
+          <w:bCs/>
+          <w:lang w:val="en-PH"/>
+        </w:rPr>
+        <w:t>Local</w:t>
+      </w:r>
+    </w:p>
+    <w:p>
+      <w:pPr>
+        <w:spacing w:line="480" w:lineRule="auto"/>
+        <w:ind w:left="482" w:hangingChars="200" w:hanging="482"/>
+        <w:jc w:val="both"/>
+        <w:rPr>
+          <w:rFonts w:ascii="Arial" w:eastAsia="Arial" w:hAnsi="Arial" w:cs="Arial"/>
+          <w:b/>
+          <w:bCs/>
+          <w:lang w:val="en-PH"/>
+        </w:rPr>
+      </w:pPr>
+    </w:p>
+    <w:p>
+      <w:pPr>
+        <w:spacing w:line="480" w:lineRule="auto"/>
+        <w:ind w:left="482" w:hangingChars="200" w:hanging="482"/>
+        <w:jc w:val="both"/>
+        <w:rPr>
+          <w:rFonts w:ascii="Arial" w:eastAsia="Arial" w:hAnsi="Arial" w:cs="Arial"/>
+          <w:b/>
+          <w:bCs/>
+          <w:lang w:val="en-PH"/>
+        </w:rPr>
+      </w:pPr>
+    </w:p>
+    <w:p>
+      <w:pPr>
+        <w:spacing w:line="480" w:lineRule="auto"/>
+        <w:ind w:left="482" w:hangingChars="200" w:hanging="482"/>
+        <w:jc w:val="both"/>
+        <w:rPr>
+          <w:rFonts w:ascii="Arial" w:eastAsia="Arial" w:hAnsi="Arial" w:cs="Arial"/>
+          <w:lang w:val="en-PH"/>
+        </w:rPr>
+      </w:pPr>
+      <w:r>
+        <w:rPr>
+          <w:rFonts w:ascii="Arial" w:eastAsia="Arial" w:hAnsi="Arial" w:cs="Arial"/>
+          <w:b/>
+          <w:bCs/>
+          <w:lang w:val="en-PH"/>
+        </w:rPr>
+        <w:lastRenderedPageBreak/>
+        <w:t>Pilot Deployment of an Interoperable Health Information Exchange in Cagayan de Oro City</w:t>
+      </w:r>
+    </w:p>
+    <w:p>
+      <w:pPr>
+        <w:spacing w:line="480" w:lineRule="auto"/>
+        <w:ind w:firstLine="482"/>
+        <w:jc w:val="both"/>
+        <w:rPr>
+          <w:rFonts w:ascii="Arial" w:eastAsia="Arial" w:hAnsi="Arial" w:cs="Arial"/>
+          <w:lang w:val="en-PH"/>
+        </w:rPr>
+      </w:pPr>
+      <w:r>
+        <w:rPr>
+          <w:rFonts w:ascii="Arial" w:eastAsia="Arial" w:hAnsi="Arial" w:cs="Arial"/>
+          <w:lang w:val="en-PH"/>
+        </w:rPr>
+        <w:t xml:space="preserve">Within the Smarter and Integrated Local Health Information System project, Marcelo et al. (2025) implemented a pilot deployment in Cagayan de Oro City establishing digital health architecture for data exchange between primary care </w:t>
+      </w:r>
+      <w:r>
+        <w:rPr>
+          <w:rFonts w:ascii="Arial" w:eastAsia="Arial" w:hAnsi="Arial" w:cs="Arial"/>
+          <w:lang w:val="en-PH"/>
+        </w:rPr>
+        <w:t>centers</w:t>
+      </w:r>
+      <w:r>
+        <w:rPr>
+          <w:rFonts w:ascii="Arial" w:eastAsia="Arial" w:hAnsi="Arial" w:cs="Arial"/>
+          <w:lang w:val="en-PH"/>
+        </w:rPr>
+        <w:t xml:space="preserve">, local government unit–operated hospitals, and the apex referral hospital. Joint application design sessions with the City Health Office, Information Technology Office, Civil Registry, and city hospital management identified siloed point-to-point integration as the principal barrier, and the deployment responded by implementing shared patient, provider, and facility registries accessible in real time across facilities, together with a registry dashboard providing visibility into healthcare resource distribution. However, the deployment addressed referral coordination between facilities in a highly </w:t>
+      </w:r>
+      <w:r>
+        <w:rPr>
+          <w:rFonts w:ascii="Arial" w:eastAsia="Arial" w:hAnsi="Arial" w:cs="Arial"/>
+          <w:lang w:val="en-PH"/>
+        </w:rPr>
+        <w:t>urbanized</w:t>
+      </w:r>
+      <w:r>
+        <w:rPr>
+          <w:rFonts w:ascii="Arial" w:eastAsia="Arial" w:hAnsi="Arial" w:cs="Arial"/>
+          <w:lang w:val="en-PH"/>
+        </w:rPr>
+        <w:t xml:space="preserve"> city, and did not develop the internal hospital operations, including admission, laboratory processing, dispensing, and billing, on which a municipal hospital's daily work depends.</w:t>
+      </w:r>
+    </w:p>
+    <w:p>
+      <w:pPr>
+        <w:spacing w:line="480" w:lineRule="auto"/>
+        <w:ind w:left="482" w:hangingChars="200" w:hanging="482"/>
+        <w:jc w:val="both"/>
+        <w:rPr>
+          <w:rFonts w:ascii="Arial" w:eastAsia="Arial" w:hAnsi="Arial" w:cs="Arial"/>
+          <w:lang w:val="en-PH"/>
+        </w:rPr>
+      </w:pPr>
+      <w:r>
+        <w:rPr>
+          <w:rFonts w:ascii="Arial" w:eastAsia="Arial" w:hAnsi="Arial" w:cs="Arial"/>
+          <w:b/>
+          <w:bCs/>
+          <w:lang w:val="en-PH"/>
+        </w:rPr>
+        <w:t>Physician Perspectives on Electronic Medical Records in a Mindanao Tertiary Hospital</w:t>
+      </w:r>
+    </w:p>
+    <w:p>
+      <w:pPr>
+        <w:spacing w:line="480" w:lineRule="auto"/>
+        <w:ind w:firstLine="482"/>
+        <w:jc w:val="both"/>
+        <w:rPr>
+          <w:rFonts w:ascii="Arial" w:eastAsia="Arial" w:hAnsi="Arial" w:cs="Arial"/>
+          <w:lang w:val="en-PH"/>
+        </w:rPr>
+      </w:pPr>
+      <w:r>
+        <w:rPr>
+          <w:rFonts w:ascii="Arial" w:eastAsia="Arial" w:hAnsi="Arial" w:cs="Arial"/>
+          <w:lang w:val="en-PH"/>
+        </w:rPr>
+        <w:t xml:space="preserve">Derecho et al. (2024), working across Mindanao State University–Iligan Institute of Technology and Zamboanga City Medical Center, conducted a systematic review of physician perspectives on electronic medical record adoption in developing economies, </w:t>
+      </w:r>
+      <w:r>
+        <w:rPr>
+          <w:rFonts w:ascii="Arial" w:eastAsia="Arial" w:hAnsi="Arial" w:cs="Arial"/>
+          <w:lang w:val="en-PH"/>
+        </w:rPr>
+        <w:t>synthesizing</w:t>
+      </w:r>
+      <w:r>
+        <w:rPr>
+          <w:rFonts w:ascii="Arial" w:eastAsia="Arial" w:hAnsi="Arial" w:cs="Arial"/>
+          <w:lang w:val="en-PH"/>
+        </w:rPr>
+        <w:t xml:space="preserve"> the technological, </w:t>
+      </w:r>
+      <w:r>
+        <w:rPr>
+          <w:rFonts w:ascii="Arial" w:eastAsia="Arial" w:hAnsi="Arial" w:cs="Arial"/>
+          <w:lang w:val="en-PH"/>
+        </w:rPr>
+        <w:t>organizational</w:t>
+      </w:r>
+      <w:r>
+        <w:rPr>
+          <w:rFonts w:ascii="Arial" w:eastAsia="Arial" w:hAnsi="Arial" w:cs="Arial"/>
+          <w:lang w:val="en-PH"/>
+        </w:rPr>
+        <w:t xml:space="preserve">, and individual determinants of acceptance. The study identified workflow compatibility and perceived retrieval benefit as decisive, and established that systems adding documentation effort without proportionate access benefit are resisted by clinical staff. However, the study is a synthesis of published </w:t>
+      </w:r>
+      <w:r>
+        <w:rPr>
+          <w:rFonts w:ascii="Arial" w:eastAsia="Arial" w:hAnsi="Arial" w:cs="Arial"/>
+          <w:lang w:val="en-PH"/>
+        </w:rPr>
+        <w:lastRenderedPageBreak/>
+        <w:t>evidence rather than a developed system, and it does not produce a functional specification or a deployed platform for a Mindanao municipal hospital.</w:t>
+      </w:r>
+    </w:p>
+    <w:p>
+      <w:pPr>
+        <w:spacing w:line="480" w:lineRule="auto"/>
+        <w:ind w:left="482" w:hangingChars="200" w:hanging="482"/>
+        <w:jc w:val="both"/>
+        <w:rPr>
+          <w:rFonts w:ascii="Arial" w:eastAsia="Arial" w:hAnsi="Arial" w:cs="Arial"/>
+          <w:lang w:val="en-PH"/>
+        </w:rPr>
+      </w:pPr>
+      <w:r>
+        <w:rPr>
+          <w:rFonts w:ascii="Arial" w:eastAsia="Arial" w:hAnsi="Arial" w:cs="Arial"/>
+          <w:b/>
+          <w:bCs/>
+          <w:lang w:val="en-PH"/>
+        </w:rPr>
+        <w:t>Access Control Design Research from a Mindanao Institution</w:t>
+      </w:r>
+    </w:p>
+    <w:p>
+      <w:pPr>
+        <w:spacing w:line="480" w:lineRule="auto"/>
+        <w:ind w:firstLine="482"/>
+        <w:jc w:val="both"/>
+        <w:rPr>
+          <w:rFonts w:ascii="Arial" w:eastAsia="Arial" w:hAnsi="Arial" w:cs="Arial"/>
+          <w:lang w:val="en-PH"/>
+        </w:rPr>
+      </w:pPr>
       <w:proofErr w:type="spellStart"/>
       <w:r>
         <w:rPr>
           <w:rFonts w:ascii="Arial" w:eastAsia="Arial" w:hAnsi="Arial" w:cs="Arial"/>
-        </w:rPr>
-        <w:t>iHOMIS</w:t>
+          <w:lang w:val="en-PH"/>
+        </w:rPr>
+        <w:t>Cobrado</w:t>
       </w:r>
       <w:proofErr w:type="spellEnd"/>
       <w:r>
         <w:rPr>
           <w:rFonts w:ascii="Arial" w:eastAsia="Arial" w:hAnsi="Arial" w:cs="Arial"/>
-        </w:rPr>
-        <w:t xml:space="preserve"> integrates patient admission </w:t>
-      </w:r>
-      <w:r>
-        <w:rPr>
-          <w:rFonts w:ascii="Arial" w:eastAsia="Arial" w:hAnsi="Arial" w:cs="Arial"/>
+          <w:lang w:val="en-PH"/>
+        </w:rPr>
+        <w:t xml:space="preserve"> et al. (2024), based at the Mindanao State University–Iligan Institute of Technology, conducted a systematic review of access control solutions implemented in electronic health record systems, examining the mechanisms by which deployed clinical systems restrict record access and identifying role-based access control, authentication, and audit logging as the predominant implemented approaches. The study provides a design reference for structuring permissions in a Philippine-developed clinical system. However, the work evaluates access control models across published systems and does not implement a permission scheme within an operating hospital platform spanning clinical, laboratory, pharmacy, and billing modules.</w:t>
+      </w:r>
+    </w:p>
+    <w:p>
+      <w:pPr>
+        <w:spacing w:line="480" w:lineRule="auto"/>
+        <w:ind w:left="482" w:hangingChars="200" w:hanging="482"/>
+        <w:jc w:val="both"/>
+        <w:rPr>
+          <w:rFonts w:ascii="Arial" w:eastAsia="Arial" w:hAnsi="Arial" w:cs="Arial"/>
+          <w:lang w:val="en-PH"/>
+        </w:rPr>
+      </w:pPr>
+      <w:r>
+        <w:rPr>
+          <w:rFonts w:ascii="Arial" w:eastAsia="Arial" w:hAnsi="Arial" w:cs="Arial"/>
+          <w:b/>
+          <w:bCs/>
+          <w:lang w:val="en-PH"/>
+        </w:rPr>
+        <w:t>Regional Deployment of the Integrated Clinic Information System in South Cotabato</w:t>
+      </w:r>
+    </w:p>
+    <w:p>
+      <w:pPr>
+        <w:spacing w:line="480" w:lineRule="auto"/>
+        <w:ind w:firstLine="482"/>
+        <w:jc w:val="both"/>
+        <w:rPr>
+          <w:rFonts w:ascii="Arial" w:eastAsia="Arial" w:hAnsi="Arial" w:cs="Arial"/>
+          <w:lang w:val="en-PH"/>
+        </w:rPr>
+      </w:pPr>
+      <w:r>
+        <w:rPr>
+          <w:rFonts w:ascii="Arial" w:eastAsia="Arial" w:hAnsi="Arial" w:cs="Arial"/>
+          <w:lang w:val="en-PH"/>
+        </w:rPr>
+        <w:t xml:space="preserve">The Department of Health Center for Health Development SOCCSKSARGEN (2024) conducted training and simulation activities on the Integrated Clinic Information System for local government unit health facilities in Region XII, including implementation at the Rural Health Unit of Lake Sebu, South Cotabato, focusing on </w:t>
+      </w:r>
+      <w:r>
+        <w:rPr>
+          <w:rFonts w:ascii="Arial" w:eastAsia="Arial" w:hAnsi="Arial" w:cs="Arial"/>
+          <w:lang w:val="en-PH"/>
+        </w:rPr>
+        <w:t>optimized</w:t>
+      </w:r>
+      <w:r>
+        <w:rPr>
+          <w:rFonts w:ascii="Arial" w:eastAsia="Arial" w:hAnsi="Arial" w:cs="Arial"/>
+          <w:lang w:val="en-PH"/>
+        </w:rPr>
+        <w:t xml:space="preserve"> digital service delivery and </w:t>
+      </w:r>
+      <w:r>
+        <w:rPr>
+          <w:rFonts w:ascii="Arial" w:eastAsia="Arial" w:hAnsi="Arial" w:cs="Arial"/>
+          <w:lang w:val="en-PH"/>
+        </w:rPr>
+        <w:t>standardized</w:t>
+      </w:r>
+      <w:r>
+        <w:rPr>
+          <w:rFonts w:ascii="Arial" w:eastAsia="Arial" w:hAnsi="Arial" w:cs="Arial"/>
+          <w:lang w:val="en-PH"/>
+        </w:rPr>
+        <w:t xml:space="preserve"> patient record encoding. This regional deployment demonstrates institutional capacity and administrative commitment to digital health within South Cotabato. However, the Integrated Clinic Information System is configured for primary care clinic operations, and its deployment in the province does not provide </w:t>
+      </w:r>
+      <w:r>
+        <w:rPr>
+          <w:rFonts w:ascii="Arial" w:eastAsia="Arial" w:hAnsi="Arial" w:cs="Arial"/>
+          <w:lang w:val="en-PH"/>
         </w:rPr>
         <w:lastRenderedPageBreak/>
-        <w:t xml:space="preserve">processing, diagnostic requisitions, cashier billing, and PhilHealth </w:t>
+        <w:t>municipal hospitals with modules for inpatient admission, laboratory specimen tracking, pharmacy batch inventory, or cashier billing.</w:t>
+      </w:r>
+    </w:p>
+    <w:p>
+      <w:pPr>
+        <w:spacing w:line="480" w:lineRule="auto"/>
+        <w:ind w:left="482" w:hangingChars="200" w:hanging="482"/>
+        <w:jc w:val="both"/>
+        <w:rPr>
+          <w:rFonts w:ascii="Arial" w:eastAsia="Arial" w:hAnsi="Arial" w:cs="Arial"/>
+          <w:lang w:val="en-PH"/>
+        </w:rPr>
+      </w:pPr>
+      <w:r>
+        <w:rPr>
+          <w:rFonts w:ascii="Arial" w:eastAsia="Arial" w:hAnsi="Arial" w:cs="Arial"/>
+          <w:b/>
+          <w:bCs/>
+          <w:lang w:val="en-PH"/>
+        </w:rPr>
+        <w:t>Provincial Health Data Integration Initiatives in South Cotabato</w:t>
+      </w:r>
+    </w:p>
+    <w:p>
+      <w:pPr>
+        <w:spacing w:line="480" w:lineRule="auto"/>
+        <w:ind w:firstLine="482"/>
+        <w:jc w:val="both"/>
+        <w:rPr>
+          <w:rFonts w:ascii="Arial" w:eastAsia="Arial" w:hAnsi="Arial" w:cs="Arial"/>
+          <w:lang w:val="en-PH"/>
+        </w:rPr>
+      </w:pPr>
+      <w:r>
+        <w:rPr>
+          <w:rFonts w:ascii="Arial" w:eastAsia="Arial" w:hAnsi="Arial" w:cs="Arial"/>
+          <w:lang w:val="en-PH"/>
+        </w:rPr>
+        <w:t xml:space="preserve">The South Cotabato Integrated Provincial Health Office (2024) conducted province-wide activities to strengthen the integration and </w:t>
+      </w:r>
+      <w:r>
+        <w:rPr>
+          <w:rFonts w:ascii="Arial" w:eastAsia="Arial" w:hAnsi="Arial" w:cs="Arial"/>
+          <w:lang w:val="en-PH"/>
+        </w:rPr>
+        <w:t>utilization</w:t>
+      </w:r>
+      <w:r>
+        <w:rPr>
+          <w:rFonts w:ascii="Arial" w:eastAsia="Arial" w:hAnsi="Arial" w:cs="Arial"/>
+          <w:lang w:val="en-PH"/>
+        </w:rPr>
+        <w:t xml:space="preserve"> of health data across provincial and municipal health facilities, engaging provincial and municipal health personnel in structured capacity-building on health data use for decision-making. The initiative establishes provincial infrastructure and institutional demand for structured health data from municipal facilities. However, the initiative operates at the level of data consolidation and use, and it does not supply municipal hospitals with the operational system required to generate structured records in the first instance, leaving facilities that still rely on handwritten logbooks unable to participate.</w:t>
+      </w:r>
+    </w:p>
+    <w:p>
+      <w:pPr>
+        <w:spacing w:line="480" w:lineRule="auto"/>
+        <w:ind w:left="482" w:hangingChars="200" w:hanging="482"/>
+        <w:jc w:val="both"/>
+        <w:rPr>
+          <w:rFonts w:ascii="Arial" w:eastAsia="Arial" w:hAnsi="Arial" w:cs="Arial"/>
+          <w:lang w:val="en-PH"/>
+        </w:rPr>
+      </w:pPr>
+      <w:r>
+        <w:rPr>
+          <w:rFonts w:ascii="Arial" w:eastAsia="Arial" w:hAnsi="Arial" w:cs="Arial"/>
+          <w:b/>
+          <w:bCs/>
+          <w:lang w:val="en-PH"/>
+        </w:rPr>
+        <w:t>Synthesis of the Review of Related Studies</w:t>
+      </w:r>
+    </w:p>
+    <w:p>
+      <w:pPr>
+        <w:spacing w:line="480" w:lineRule="auto"/>
+        <w:ind w:firstLine="480"/>
+        <w:jc w:val="both"/>
+        <w:rPr>
+          <w:rFonts w:ascii="Arial" w:eastAsia="Arial" w:hAnsi="Arial" w:cs="Arial"/>
+          <w:lang w:val="en-PH"/>
+        </w:rPr>
+      </w:pPr>
+      <w:r>
+        <w:rPr>
+          <w:rFonts w:ascii="Arial" w:eastAsia="Arial" w:hAnsi="Arial" w:cs="Arial"/>
+          <w:lang w:val="en-PH"/>
+        </w:rPr>
+        <w:t xml:space="preserve">The reviewed studies demonstrate that web-based hospital and health record systems have been successfully developed and deployed across international, national, and local settings using iterative and rapid development methodologies, and that these systems produce measurable improvements in record retrieval, registration efficiency, diagnostic result reporting, prescribing accuracy, and outpatient queue order. Internationally, developed systems establish that role-based modular architectures validated through unit and integration testing yield reliable healthcare platforms, that deterministic queueing rules are sufficient to order walk-in outpatient flow, and that structured electronic prescribing and registration reduce error and repeat encoding. </w:t>
+      </w:r>
+      <w:r>
+        <w:rPr>
+          <w:rFonts w:ascii="Arial" w:eastAsia="Arial" w:hAnsi="Arial" w:cs="Arial"/>
+          <w:lang w:val="en-PH"/>
+        </w:rPr>
+        <w:lastRenderedPageBreak/>
+        <w:t>Nationally, implemented systems show that Philippine health facilities can operate locally developed web-based record platforms, that local government units can sustain standards-based interoperability infrastructure, and that adoption is governed by workflow integration rather than feature richness. Locally, studies from Mindanao and Region XII confirm both institutional research capacity in health record security and laboratory integration and active provincial and regional commitment to digital health in South Cotabato.</w:t>
+      </w:r>
+    </w:p>
+    <w:p>
+      <w:pPr>
+        <w:spacing w:line="480" w:lineRule="auto"/>
+        <w:ind w:firstLine="480"/>
+        <w:jc w:val="both"/>
+        <w:rPr>
+          <w:rFonts w:ascii="Arial" w:eastAsia="Arial" w:hAnsi="Arial" w:cs="Arial"/>
+          <w:lang w:val="en-PH"/>
+        </w:rPr>
+      </w:pPr>
+      <w:r>
+        <w:rPr>
+          <w:rFonts w:ascii="Arial" w:eastAsia="Arial" w:hAnsi="Arial" w:cs="Arial"/>
+          <w:lang w:val="en-PH"/>
+        </w:rPr>
+        <w:t>Despite these contributions, consistent gaps remain. First, the developed systems are functionally partial, each addressing a single domain such as registration, records, queueing, prescribing, or laboratory processing, with none integrating registration, clinical documentation, diagnostic ordering, dispensing, and billing into one platform in which a single walk-in patient's entire visit is recorded against one patient identifier. Second, existing Philippine systems are built either for primary care clinics, whose functional scope excludes municipal hospital operations, or for inter-facility exchange, which presupposes an internal record system the municipal hospital does not have. Third, the systems that do include scheduling are constructed around patient-initiated online booking, whereas municipal hospital outpatient services in the study locale are accessed by walk-in patients who request consultation at the admitting counter and are scheduled and queued by staff, with no patient-held accounts. Fourth, no reviewed study documents a developed and tested hospital information system built for a municipal hospital in South Cotabato, leaving both the regional deployment level and the provincial consolidation level without a corresponding facility-level system.</w:t>
+      </w:r>
+    </w:p>
+    <w:p>
+      <w:pPr>
+        <w:spacing w:line="480" w:lineRule="auto"/>
+        <w:ind w:firstLine="480"/>
+        <w:jc w:val="both"/>
+        <w:rPr>
+          <w:rFonts w:ascii="Arial" w:eastAsia="Arial" w:hAnsi="Arial" w:cs="Arial"/>
+          <w:lang w:val="en-PH"/>
+        </w:rPr>
+      </w:pPr>
+    </w:p>
+    <w:p>
+      <w:pPr>
+        <w:spacing w:line="480" w:lineRule="auto"/>
+        <w:ind w:firstLine="480"/>
+        <w:jc w:val="both"/>
+        <w:rPr>
+          <w:rFonts w:ascii="Arial" w:eastAsia="Arial" w:hAnsi="Arial" w:cs="Arial"/>
+          <w:lang w:val="en-PH"/>
+        </w:rPr>
+      </w:pPr>
+      <w:r>
+        <w:rPr>
+          <w:rFonts w:ascii="Arial" w:eastAsia="Arial" w:hAnsi="Arial" w:cs="Arial"/>
+          <w:lang w:val="en-PH"/>
+        </w:rPr>
+        <w:lastRenderedPageBreak/>
+        <w:t xml:space="preserve">Therefore, this study addresses these limitations by developing the </w:t>
       </w:r>
       <w:proofErr w:type="spellStart"/>
       <w:r>
         <w:rPr>
           <w:rFonts w:ascii="Arial" w:eastAsia="Arial" w:hAnsi="Arial" w:cs="Arial"/>
-        </w:rPr>
-        <w:t>eClaims</w:t>
+          <w:lang w:val="en-PH"/>
+        </w:rPr>
+        <w:t>Tupi</w:t>
       </w:r>
       <w:proofErr w:type="spellEnd"/>
       <w:r>
         <w:rPr>
           <w:rFonts w:ascii="Arial" w:eastAsia="Arial" w:hAnsi="Arial" w:cs="Arial"/>
-        </w:rPr>
-        <w:t xml:space="preserve"> generation to streamline workflow efficiency. The software enhances administrative transaction speeds and data processing accuracy across DOH-retained health facilities (DOH RO2, 2026). However, </w:t>
+          <w:lang w:val="en-PH"/>
+        </w:rPr>
+        <w:t xml:space="preserve"> Municipal Hospital Information System, a web-based, multi-module platform integrating patient registration and digital identification, electronic medical records, staff-managed walk-in consultation scheduling and queueing, laboratory request and result management, pharmacy dispensing and inventory control, billing and payment recording, inter-departmental communication and task routing, and automated report generation under role-based access control, developed for </w:t>
       </w:r>
       <w:proofErr w:type="spellStart"/>
       <w:r>
         <w:rPr>
           <w:rFonts w:ascii="Arial" w:eastAsia="Arial" w:hAnsi="Arial" w:cs="Arial"/>
-        </w:rPr>
-        <w:t>iHOMIS</w:t>
+          <w:lang w:val="en-PH"/>
+        </w:rPr>
+        <w:t>Tupi</w:t>
       </w:r>
       <w:proofErr w:type="spellEnd"/>
       <w:r>
         <w:rPr>
           <w:rFonts w:ascii="Arial" w:eastAsia="Arial" w:hAnsi="Arial" w:cs="Arial"/>
-        </w:rPr>
-        <w:t xml:space="preserve"> operates as a desktop-bound application with high maintenance requirements, lacking modern web-based access, mobile responsiveness, and automated AI assistance for rural municipal hospital staff.</w:t>
-      </w:r>
-    </w:p>
-    <w:p>
-      <w:pPr>
-        <w:spacing w:line="480" w:lineRule="auto"/>
-        <w:ind w:firstLine="720"/>
-        <w:jc w:val="both"/>
-        <w:rPr>
-          <w:rFonts w:ascii="Arial" w:eastAsia="Arial" w:hAnsi="Arial" w:cs="Arial"/>
-        </w:rPr>
-      </w:pPr>
-    </w:p>
-    <w:p>
-      <w:pPr>
-        <w:spacing w:line="480" w:lineRule="auto"/>
-        <w:jc w:val="both"/>
-        <w:rPr>
-          <w:rFonts w:ascii="Arial" w:eastAsia="Arial" w:hAnsi="Arial" w:cs="Arial"/>
-          <w:b/>
-          <w:bCs/>
-        </w:rPr>
-      </w:pPr>
-      <w:r>
-        <w:rPr>
-          <w:rFonts w:ascii="Arial" w:eastAsia="Arial" w:hAnsi="Arial" w:cs="Arial"/>
-          <w:b/>
-          <w:bCs/>
-        </w:rPr>
-        <w:t xml:space="preserve">Philippine eHealth Strategic Framework and Enterprise Architecture </w:t>
-      </w:r>
-    </w:p>
-    <w:p>
-      <w:pPr>
-        <w:spacing w:line="480" w:lineRule="auto"/>
-        <w:ind w:firstLine="720"/>
-        <w:jc w:val="both"/>
-        <w:rPr>
-          <w:rFonts w:ascii="Arial" w:eastAsia="Arial" w:hAnsi="Arial" w:cs="Arial"/>
-        </w:rPr>
-      </w:pPr>
-      <w:r>
-        <w:rPr>
-          <w:rFonts w:ascii="Arial" w:eastAsia="Arial" w:hAnsi="Arial" w:cs="Arial"/>
-        </w:rPr>
-        <w:t>The national eHealth framework established by the DOH and PhilHealth aims to interconnect health facilities via the Philippine Health Information Exchange (PHIE). Functionally, this enterprise architecture establishes a "1-person, 1-record" health data strategy enabling secure cross-facility transmission of medical histories. Establishing harmonized terminology and web service interfaces is critical for resolving health data fragmentation across municipal and tertiary hospitals (Garcia et al., 2021). However, the national framework remains partially implemented at the municipal level, leaving local LGU health units without lightweight, compliant systems capable of interfacing with provincial networks.</w:t>
-      </w:r>
-    </w:p>
-    <w:p>
-      <w:pPr>
-        <w:spacing w:line="480" w:lineRule="auto"/>
-        <w:ind w:firstLine="720"/>
-        <w:jc w:val="both"/>
-        <w:rPr>
-          <w:rFonts w:ascii="Arial" w:eastAsia="Arial" w:hAnsi="Arial" w:cs="Arial"/>
-        </w:rPr>
-      </w:pPr>
-    </w:p>
-    <w:p>
-      <w:pPr>
-        <w:spacing w:line="480" w:lineRule="auto"/>
-        <w:jc w:val="both"/>
-        <w:rPr>
-          <w:rFonts w:ascii="Arial" w:eastAsia="Arial" w:hAnsi="Arial" w:cs="Arial"/>
-          <w:b/>
-          <w:bCs/>
-        </w:rPr>
-      </w:pPr>
-      <w:r>
-        <w:rPr>
-          <w:rFonts w:ascii="Arial" w:eastAsia="Arial" w:hAnsi="Arial" w:cs="Arial"/>
-          <w:b/>
-          <w:bCs/>
-        </w:rPr>
-        <w:t xml:space="preserve">Web-Based Municipal Hospital Management Software </w:t>
-      </w:r>
-    </w:p>
-    <w:p>
-      <w:pPr>
-        <w:spacing w:line="480" w:lineRule="auto"/>
-        <w:ind w:firstLine="720"/>
-        <w:jc w:val="both"/>
-        <w:rPr>
-          <w:rFonts w:ascii="Arial" w:eastAsia="Arial" w:hAnsi="Arial" w:cs="Arial"/>
-        </w:rPr>
-      </w:pPr>
-      <w:r>
-        <w:rPr>
-          <w:rFonts w:ascii="Arial" w:eastAsia="Arial" w:hAnsi="Arial" w:cs="Arial"/>
-        </w:rPr>
-        <w:t xml:space="preserve">Academic software development literature details the functional design of web-based hospital information platforms engineered for local public health institutions. Functionally, the system features online patient intake, appointment scheduling, </w:t>
-      </w:r>
-      <w:r>
-        <w:rPr>
-          <w:rFonts w:ascii="Arial" w:eastAsia="Arial" w:hAnsi="Arial" w:cs="Arial"/>
-        </w:rPr>
-        <w:lastRenderedPageBreak/>
-        <w:t>computerized billing calculation, and pharmacy stock monitoring. Web-accessible management platforms significantly reduce medical chart retrieval delays and mitigate physical paper archive clutter (TUP, 2022). However, published local systems focus primarily on basic administrative record management, failing to incorporate dynamic patient queue prediction or automated inventory reorder point alerts.</w:t>
-      </w:r>
-    </w:p>
-    <w:p>
-      <w:pPr>
-        <w:spacing w:line="480" w:lineRule="auto"/>
-        <w:ind w:firstLine="720"/>
-        <w:jc w:val="both"/>
-        <w:rPr>
-          <w:rFonts w:ascii="Arial" w:eastAsia="Arial" w:hAnsi="Arial" w:cs="Arial"/>
-        </w:rPr>
-      </w:pPr>
-    </w:p>
-    <w:p>
-      <w:pPr>
-        <w:spacing w:line="480" w:lineRule="auto"/>
-        <w:jc w:val="both"/>
-        <w:rPr>
-          <w:rFonts w:ascii="Arial" w:eastAsia="Arial" w:hAnsi="Arial" w:cs="Arial"/>
-          <w:b/>
-          <w:bCs/>
-        </w:rPr>
-      </w:pPr>
-      <w:r>
-        <w:rPr>
-          <w:rFonts w:ascii="Arial" w:eastAsia="Arial" w:hAnsi="Arial" w:cs="Arial"/>
-          <w:b/>
-          <w:bCs/>
-        </w:rPr>
-        <w:t xml:space="preserve">Automated Patient Intake and PhilHealth Billing Platforms </w:t>
-      </w:r>
-    </w:p>
-    <w:p>
-      <w:pPr>
-        <w:spacing w:line="480" w:lineRule="auto"/>
-        <w:ind w:firstLine="720"/>
-        <w:jc w:val="both"/>
-        <w:rPr>
-          <w:rFonts w:ascii="Arial" w:eastAsia="Arial" w:hAnsi="Arial" w:cs="Arial"/>
-        </w:rPr>
-      </w:pPr>
-      <w:r>
-        <w:rPr>
-          <w:rFonts w:ascii="Arial" w:eastAsia="Arial" w:hAnsi="Arial" w:cs="Arial"/>
-        </w:rPr>
-        <w:t>National system development literature outlines automated record-keeping and billing software created to resolve administrative delays in municipal health facilities. Functionally, the software automates patient intake registration, fee calculation, PhilHealth discount computation, and official receipt generation. Automating billing workflows reduces human computation errors and accelerates patient discharge clearance (TUP, 2021). However, these platforms operate as standalone cashier modules without real-time synchronization across clinical triage, doctor consultation logs, and pharmacy dispensing units.</w:t>
-      </w:r>
-    </w:p>
-    <w:p>
-      <w:pPr>
-        <w:spacing w:line="480" w:lineRule="auto"/>
-        <w:ind w:firstLine="720"/>
-        <w:jc w:val="both"/>
-        <w:rPr>
-          <w:rFonts w:ascii="Arial" w:eastAsia="Arial" w:hAnsi="Arial" w:cs="Arial"/>
-        </w:rPr>
-      </w:pPr>
-    </w:p>
-    <w:p>
-      <w:pPr>
-        <w:spacing w:line="480" w:lineRule="auto"/>
-        <w:jc w:val="both"/>
-        <w:rPr>
-          <w:rFonts w:ascii="Arial" w:eastAsia="Arial" w:hAnsi="Arial" w:cs="Arial"/>
-          <w:b/>
-          <w:bCs/>
-        </w:rPr>
-      </w:pPr>
-      <w:r>
-        <w:rPr>
-          <w:rFonts w:ascii="Arial" w:eastAsia="Arial" w:hAnsi="Arial" w:cs="Arial"/>
-          <w:b/>
-          <w:bCs/>
-        </w:rPr>
-        <w:t xml:space="preserve">LGU Hospital Operations and Clinical Workflow Systems </w:t>
-      </w:r>
-    </w:p>
-    <w:p>
-      <w:pPr>
-        <w:spacing w:line="480" w:lineRule="auto"/>
-        <w:ind w:firstLine="720"/>
-        <w:jc w:val="both"/>
-        <w:rPr>
-          <w:rFonts w:ascii="Arial" w:eastAsia="Arial" w:hAnsi="Arial" w:cs="Arial"/>
-        </w:rPr>
-      </w:pPr>
-      <w:r>
-        <w:rPr>
-          <w:rFonts w:ascii="Arial" w:eastAsia="Arial" w:hAnsi="Arial" w:cs="Arial"/>
-        </w:rPr>
-        <w:t xml:space="preserve">Integrated hospital management software tailored for Philippine Local Government Unit (LGU) hospitals focuses on multi-departmental operational synchronization. Functionally, the platform provides specialized modules for nurse triage, doctor consultation logs, inpatient bed tracking, and daily administrative report generation. LGU-managed facilities benefit from centralized electronic records that improve staff </w:t>
-      </w:r>
-      <w:r>
-        <w:rPr>
-          <w:rFonts w:ascii="Arial" w:eastAsia="Arial" w:hAnsi="Arial" w:cs="Arial"/>
-        </w:rPr>
-        <w:lastRenderedPageBreak/>
-        <w:t>deployment and pharmaceutical stock monitoring (TUP, 2021). However, existing LGU-focused software designs lack intelligent, rule-based triage prioritization and automated alignment with UN Sustainable Development Goals (SDGs) for long-term policy tracking.</w:t>
-      </w:r>
-    </w:p>
-    <w:p>
-      <w:pPr>
-        <w:spacing w:line="480" w:lineRule="auto"/>
-        <w:jc w:val="both"/>
-        <w:rPr>
-          <w:rFonts w:ascii="Arial" w:eastAsia="Arial" w:hAnsi="Arial" w:cs="Arial"/>
-          <w:b/>
-          <w:bCs/>
-        </w:rPr>
-      </w:pPr>
-      <w:r>
-        <w:rPr>
-          <w:rFonts w:ascii="Arial" w:eastAsia="Arial" w:hAnsi="Arial" w:cs="Arial"/>
-          <w:b/>
-          <w:bCs/>
-        </w:rPr>
-        <w:t xml:space="preserve">Local </w:t>
-      </w:r>
-    </w:p>
-    <w:p>
-      <w:pPr>
-        <w:spacing w:line="480" w:lineRule="auto"/>
-        <w:jc w:val="both"/>
-        <w:rPr>
-          <w:rFonts w:ascii="Arial" w:eastAsia="Arial" w:hAnsi="Arial" w:cs="Arial"/>
-          <w:b/>
-          <w:bCs/>
-        </w:rPr>
-      </w:pPr>
-      <w:r>
-        <w:rPr>
-          <w:rFonts w:ascii="Arial" w:eastAsia="Arial" w:hAnsi="Arial" w:cs="Arial"/>
-          <w:b/>
-          <w:bCs/>
-        </w:rPr>
-        <w:t xml:space="preserve">South Cotabato One Health Information System (UHC Framework) </w:t>
-      </w:r>
-    </w:p>
-    <w:p>
-      <w:pPr>
-        <w:spacing w:line="480" w:lineRule="auto"/>
-        <w:ind w:firstLine="720"/>
-        <w:jc w:val="both"/>
-        <w:rPr>
-          <w:rFonts w:ascii="Arial" w:eastAsia="Arial" w:hAnsi="Arial" w:cs="Arial"/>
-        </w:rPr>
-      </w:pPr>
-      <w:r>
-        <w:rPr>
-          <w:rFonts w:ascii="Arial" w:eastAsia="Arial" w:hAnsi="Arial" w:cs="Arial"/>
-        </w:rPr>
-        <w:t>The South Cotabato Provincial Health Office established the One Health Information System as part of its local Universal Health Care (UHC) integration strategy. Functionally, the system connects Rural Health Units (RHUs) and municipal hospitals into a unified provincial network for digital record keeping, referral tracking, and subsidy management. Provincial digital integration accelerates patient referral tracking and improves public health reporting across municipalities (Provincial Government of South Cotabato, 2023). However, the system functions primarily as a referral directory rather than a full-featured internal hospital information system that manages internal triage, pharmacy dispensing, and detailed billing.</w:t>
-      </w:r>
-    </w:p>
-    <w:p>
-      <w:pPr>
-        <w:spacing w:line="480" w:lineRule="auto"/>
-        <w:ind w:firstLine="720"/>
-        <w:jc w:val="both"/>
-        <w:rPr>
-          <w:rFonts w:ascii="Arial" w:eastAsia="Arial" w:hAnsi="Arial" w:cs="Arial"/>
-        </w:rPr>
-      </w:pPr>
-    </w:p>
-    <w:p>
-      <w:pPr>
-        <w:spacing w:line="480" w:lineRule="auto"/>
-        <w:jc w:val="both"/>
-        <w:rPr>
-          <w:rFonts w:ascii="Arial" w:eastAsia="Arial" w:hAnsi="Arial" w:cs="Arial"/>
-          <w:b/>
-          <w:bCs/>
-        </w:rPr>
-      </w:pPr>
-      <w:r>
-        <w:rPr>
-          <w:rFonts w:ascii="Arial" w:eastAsia="Arial" w:hAnsi="Arial" w:cs="Arial"/>
-          <w:b/>
-          <w:bCs/>
-        </w:rPr>
-        <w:t xml:space="preserve">LGU </w:t>
+          <w:lang w:val="en-PH"/>
+        </w:rPr>
+        <w:t xml:space="preserve"> Municipal Hospital in </w:t>
       </w:r>
       <w:proofErr w:type="spellStart"/>
       <w:r>
         <w:rPr>
           <w:rFonts w:ascii="Arial" w:eastAsia="Arial" w:hAnsi="Arial" w:cs="Arial"/>
-          <w:b/>
-          <w:bCs/>
+          <w:lang w:val="en-PH"/>
         </w:rPr>
         <w:t>Tupi</w:t>
       </w:r>
@@ -3164,1650 +4946,54 @@
       <w:r>
         <w:rPr>
           <w:rFonts w:ascii="Arial" w:eastAsia="Arial" w:hAnsi="Arial" w:cs="Arial"/>
-          <w:b/>
-          <w:bCs/>
-        </w:rPr>
-        <w:t xml:space="preserve"> Digital Public Health Management Platform </w:t>
-      </w:r>
-    </w:p>
-    <w:p>
-      <w:pPr>
-        <w:spacing w:line="480" w:lineRule="auto"/>
-        <w:ind w:firstLine="720"/>
-        <w:jc w:val="both"/>
-        <w:rPr>
-          <w:rFonts w:ascii="Arial" w:eastAsia="Arial" w:hAnsi="Arial" w:cs="Arial"/>
-        </w:rPr>
-      </w:pPr>
-      <w:r>
-        <w:rPr>
-          <w:rFonts w:ascii="Arial" w:eastAsia="Arial" w:hAnsi="Arial" w:cs="Arial"/>
-        </w:rPr>
-        <w:t xml:space="preserve">The Local Government Unit of </w:t>
-      </w:r>
-      <w:proofErr w:type="spellStart"/>
-      <w:r>
-        <w:rPr>
-          <w:rFonts w:ascii="Arial" w:eastAsia="Arial" w:hAnsi="Arial" w:cs="Arial"/>
-        </w:rPr>
-        <w:t>Tupi</w:t>
-      </w:r>
-      <w:proofErr w:type="spellEnd"/>
-      <w:r>
-        <w:rPr>
-          <w:rFonts w:ascii="Arial" w:eastAsia="Arial" w:hAnsi="Arial" w:cs="Arial"/>
-        </w:rPr>
-        <w:t>, South Cotabato, prioritizes tech-enabled public service delivery across its municipal offices and health facilities. Functionally, local public health platforms automate citizen registration, consultation queuing, and community health data collection for municipal constituents</w:t>
-      </w:r>
-      <w:r>
-        <w:rPr>
-          <w:rFonts w:ascii="Arial" w:eastAsia="Arial" w:hAnsi="Arial" w:cs="Arial"/>
-          <w:lang w:val="en-PH"/>
-        </w:rPr>
-        <w:t>.</w:t>
-      </w:r>
-      <w:r>
-        <w:rPr>
-          <w:rFonts w:ascii="Arial" w:eastAsia="Arial" w:hAnsi="Arial" w:cs="Arial"/>
-        </w:rPr>
-        <w:t xml:space="preserve"> Local digital health investments improve patient access and reduce processing delays at rural health centers (LGU </w:t>
-      </w:r>
-      <w:proofErr w:type="spellStart"/>
-      <w:r>
-        <w:rPr>
-          <w:rFonts w:ascii="Arial" w:eastAsia="Arial" w:hAnsi="Arial" w:cs="Arial"/>
-        </w:rPr>
-        <w:t>Tupi</w:t>
-      </w:r>
-      <w:proofErr w:type="spellEnd"/>
-      <w:r>
-        <w:rPr>
-          <w:rFonts w:ascii="Arial" w:eastAsia="Arial" w:hAnsi="Arial" w:cs="Arial"/>
-        </w:rPr>
-        <w:t xml:space="preserve">, 2024). However, </w:t>
-      </w:r>
-      <w:proofErr w:type="spellStart"/>
-      <w:r>
-        <w:rPr>
-          <w:rFonts w:ascii="Arial" w:eastAsia="Arial" w:hAnsi="Arial" w:cs="Arial"/>
-        </w:rPr>
-        <w:t>Tupi's</w:t>
-      </w:r>
-      <w:proofErr w:type="spellEnd"/>
-      <w:r>
-        <w:rPr>
-          <w:rFonts w:ascii="Arial" w:eastAsia="Arial" w:hAnsi="Arial" w:cs="Arial"/>
-        </w:rPr>
-        <w:t xml:space="preserve"> existing digital health tools remain restricted to primary </w:t>
-      </w:r>
-      <w:r>
-        <w:rPr>
-          <w:rFonts w:ascii="Arial" w:eastAsia="Arial" w:hAnsi="Arial" w:cs="Arial"/>
-        </w:rPr>
-        <w:lastRenderedPageBreak/>
-        <w:t>RHU operations and lack specialized modules required for municipal hospital functions such as bed tracking, complex inpatient billing, and PhilHealth discount processing.</w:t>
-      </w:r>
-    </w:p>
-    <w:p>
-      <w:pPr>
-        <w:spacing w:line="480" w:lineRule="auto"/>
-        <w:ind w:firstLine="720"/>
-        <w:jc w:val="both"/>
-        <w:rPr>
-          <w:rFonts w:ascii="Arial" w:eastAsia="Arial" w:hAnsi="Arial" w:cs="Arial"/>
-          <w:b/>
-          <w:bCs/>
-        </w:rPr>
-      </w:pPr>
-    </w:p>
-    <w:p>
-      <w:pPr>
-        <w:spacing w:line="480" w:lineRule="auto"/>
-        <w:jc w:val="both"/>
-        <w:rPr>
-          <w:rFonts w:ascii="Arial" w:eastAsia="Arial" w:hAnsi="Arial" w:cs="Arial"/>
-          <w:b/>
-          <w:bCs/>
-        </w:rPr>
-      </w:pPr>
-      <w:proofErr w:type="spellStart"/>
-      <w:r>
-        <w:rPr>
-          <w:rFonts w:ascii="Arial" w:eastAsia="Arial" w:hAnsi="Arial" w:cs="Arial"/>
-          <w:b/>
-          <w:bCs/>
-        </w:rPr>
-        <w:t>Segworks</w:t>
-      </w:r>
-      <w:proofErr w:type="spellEnd"/>
-      <w:r>
-        <w:rPr>
-          <w:rFonts w:ascii="Arial" w:eastAsia="Arial" w:hAnsi="Arial" w:cs="Arial"/>
-          <w:b/>
-          <w:bCs/>
-        </w:rPr>
-        <w:t xml:space="preserve"> Hospital Information System (</w:t>
-      </w:r>
-      <w:proofErr w:type="spellStart"/>
-      <w:r>
-        <w:rPr>
-          <w:rFonts w:ascii="Arial" w:eastAsia="Arial" w:hAnsi="Arial" w:cs="Arial"/>
-          <w:b/>
-          <w:bCs/>
-        </w:rPr>
-        <w:t>SegHIS</w:t>
-      </w:r>
-      <w:proofErr w:type="spellEnd"/>
-      <w:r>
-        <w:rPr>
-          <w:rFonts w:ascii="Arial" w:eastAsia="Arial" w:hAnsi="Arial" w:cs="Arial"/>
-          <w:b/>
-          <w:bCs/>
-        </w:rPr>
-        <w:t xml:space="preserve">) Mindanao Deployments </w:t>
-      </w:r>
-    </w:p>
-    <w:p>
-      <w:pPr>
-        <w:spacing w:line="480" w:lineRule="auto"/>
-        <w:ind w:firstLine="720"/>
-        <w:jc w:val="both"/>
-        <w:rPr>
-          <w:rFonts w:ascii="Arial" w:eastAsia="Arial" w:hAnsi="Arial" w:cs="Arial"/>
-        </w:rPr>
-      </w:pPr>
-      <w:proofErr w:type="spellStart"/>
-      <w:r>
-        <w:rPr>
-          <w:rFonts w:ascii="Arial" w:eastAsia="Arial" w:hAnsi="Arial" w:cs="Arial"/>
-        </w:rPr>
-        <w:t>Segworks</w:t>
-      </w:r>
-      <w:proofErr w:type="spellEnd"/>
-      <w:r>
-        <w:rPr>
-          <w:rFonts w:ascii="Arial" w:eastAsia="Arial" w:hAnsi="Arial" w:cs="Arial"/>
-        </w:rPr>
-        <w:t xml:space="preserve"> Technologies Corporation engineered </w:t>
-      </w:r>
-      <w:proofErr w:type="spellStart"/>
-      <w:r>
-        <w:rPr>
-          <w:rFonts w:ascii="Arial" w:eastAsia="Arial" w:hAnsi="Arial" w:cs="Arial"/>
-        </w:rPr>
-        <w:t>SegHIS</w:t>
-      </w:r>
-      <w:proofErr w:type="spellEnd"/>
-      <w:r>
-        <w:rPr>
-          <w:rFonts w:ascii="Arial" w:eastAsia="Arial" w:hAnsi="Arial" w:cs="Arial"/>
-        </w:rPr>
-        <w:t xml:space="preserve"> specifically for regional healthcare facilities in Visayas and Mindanao. Functionally, </w:t>
-      </w:r>
-      <w:proofErr w:type="spellStart"/>
-      <w:r>
-        <w:rPr>
-          <w:rFonts w:ascii="Arial" w:eastAsia="Arial" w:hAnsi="Arial" w:cs="Arial"/>
-        </w:rPr>
-        <w:t>SegHIS</w:t>
-      </w:r>
-      <w:proofErr w:type="spellEnd"/>
-      <w:r>
-        <w:rPr>
-          <w:rFonts w:ascii="Arial" w:eastAsia="Arial" w:hAnsi="Arial" w:cs="Arial"/>
-        </w:rPr>
-        <w:t xml:space="preserve"> provides web-based modules for clinical charging, PhilHealth </w:t>
-      </w:r>
-      <w:proofErr w:type="spellStart"/>
-      <w:r>
-        <w:rPr>
-          <w:rFonts w:ascii="Arial" w:eastAsia="Arial" w:hAnsi="Arial" w:cs="Arial"/>
-        </w:rPr>
-        <w:t>eClaims</w:t>
-      </w:r>
-      <w:proofErr w:type="spellEnd"/>
-      <w:r>
-        <w:rPr>
-          <w:rFonts w:ascii="Arial" w:eastAsia="Arial" w:hAnsi="Arial" w:cs="Arial"/>
-        </w:rPr>
-        <w:t xml:space="preserve"> submission, laboratory result processing, and rural health center record consolidation. Custom-built regional software improves operational continuity in public hospitals operating under variable network bandwidth (</w:t>
-      </w:r>
-      <w:proofErr w:type="spellStart"/>
-      <w:r>
-        <w:rPr>
-          <w:rFonts w:ascii="Arial" w:eastAsia="Arial" w:hAnsi="Arial" w:cs="Arial"/>
-        </w:rPr>
-        <w:t>Segworks</w:t>
-      </w:r>
-      <w:proofErr w:type="spellEnd"/>
-      <w:r>
-        <w:rPr>
-          <w:rFonts w:ascii="Arial" w:eastAsia="Arial" w:hAnsi="Arial" w:cs="Arial"/>
-        </w:rPr>
-        <w:t xml:space="preserve">, 2024). However, </w:t>
-      </w:r>
-      <w:proofErr w:type="spellStart"/>
-      <w:r>
-        <w:rPr>
-          <w:rFonts w:ascii="Arial" w:eastAsia="Arial" w:hAnsi="Arial" w:cs="Arial"/>
-        </w:rPr>
-        <w:t>SegHIS</w:t>
-      </w:r>
-      <w:proofErr w:type="spellEnd"/>
-      <w:r>
-        <w:rPr>
-          <w:rFonts w:ascii="Arial" w:eastAsia="Arial" w:hAnsi="Arial" w:cs="Arial"/>
-        </w:rPr>
-        <w:t xml:space="preserve"> requires substantial institutional subscription fees and specialized server hardware, making it financially difficult for smaller LGU municipal hospitals to adopt and customize independently.</w:t>
-      </w:r>
-    </w:p>
-    <w:p>
-      <w:pPr>
-        <w:spacing w:line="480" w:lineRule="auto"/>
-        <w:ind w:firstLine="720"/>
-        <w:jc w:val="both"/>
-        <w:rPr>
-          <w:rFonts w:ascii="Arial" w:eastAsia="Arial" w:hAnsi="Arial" w:cs="Arial"/>
-        </w:rPr>
-      </w:pPr>
-    </w:p>
-    <w:p>
-      <w:pPr>
-        <w:spacing w:line="480" w:lineRule="auto"/>
-        <w:jc w:val="both"/>
-        <w:rPr>
-          <w:rFonts w:ascii="Arial" w:eastAsia="Arial" w:hAnsi="Arial" w:cs="Arial"/>
-          <w:b/>
-          <w:bCs/>
-        </w:rPr>
-      </w:pPr>
-      <w:r>
-        <w:rPr>
-          <w:rFonts w:ascii="Arial" w:eastAsia="Arial" w:hAnsi="Arial" w:cs="Arial"/>
-          <w:b/>
-          <w:bCs/>
-        </w:rPr>
-        <w:t xml:space="preserve">Mindanao Regional Hospital Informatics and Clinical Workflows </w:t>
-      </w:r>
-    </w:p>
-    <w:p>
-      <w:pPr>
-        <w:spacing w:line="480" w:lineRule="auto"/>
-        <w:ind w:firstLine="720"/>
-        <w:jc w:val="both"/>
-        <w:rPr>
-          <w:rFonts w:ascii="Arial" w:eastAsia="Arial" w:hAnsi="Arial" w:cs="Arial"/>
-        </w:rPr>
-      </w:pPr>
-      <w:r>
-        <w:rPr>
-          <w:rFonts w:ascii="Arial" w:eastAsia="Arial" w:hAnsi="Arial" w:cs="Arial"/>
-        </w:rPr>
-        <w:t>Regional health informatics literature documents healthcare delivery systems and digital medical record implementations across Mindanao medical centers. Functionally, these systems incorporate offline-capable electronic charting, localized diagnostic logs, and multi-departmental billing tracking built for regional health conditions. Localized digital platforms preserve data integrity and maintain daily clinical operations during regional power or internet disruptions (SPMC, 2024). However, published regional health platforms do not feature AI-assisted triage support or automated analytics tools designed for municipal-level health personnel.</w:t>
-      </w:r>
-    </w:p>
-    <w:p>
-      <w:pPr>
-        <w:spacing w:line="480" w:lineRule="auto"/>
-        <w:ind w:firstLine="720"/>
-        <w:jc w:val="both"/>
-        <w:rPr>
-          <w:rFonts w:ascii="Arial" w:eastAsia="Arial" w:hAnsi="Arial" w:cs="Arial"/>
-        </w:rPr>
-      </w:pPr>
-    </w:p>
-    <w:p>
-      <w:pPr>
-        <w:spacing w:line="480" w:lineRule="auto"/>
-        <w:jc w:val="both"/>
-        <w:rPr>
-          <w:rFonts w:ascii="Arial" w:eastAsia="Arial" w:hAnsi="Arial" w:cs="Arial"/>
-          <w:b/>
-          <w:bCs/>
-        </w:rPr>
-      </w:pPr>
-      <w:r>
-        <w:rPr>
-          <w:rFonts w:ascii="Arial" w:eastAsia="Arial" w:hAnsi="Arial" w:cs="Arial"/>
-          <w:b/>
-          <w:bCs/>
-        </w:rPr>
-        <w:t xml:space="preserve">SOCCSKSARGEN Local Health Unit Electronic Medical Record Platforms </w:t>
-      </w:r>
-    </w:p>
-    <w:p>
-      <w:pPr>
-        <w:spacing w:line="480" w:lineRule="auto"/>
-        <w:ind w:firstLine="720"/>
-        <w:jc w:val="both"/>
-        <w:rPr>
-          <w:rFonts w:ascii="Arial" w:eastAsia="Arial" w:hAnsi="Arial" w:cs="Arial"/>
-        </w:rPr>
-      </w:pPr>
-      <w:r>
-        <w:rPr>
-          <w:rFonts w:ascii="Arial" w:eastAsia="Arial" w:hAnsi="Arial" w:cs="Arial"/>
-        </w:rPr>
-        <w:t xml:space="preserve">Regional digital health initiatives in Region 12 (SOCCSKSARGEN) evaluate electronic medical record platforms and telemedicine links in municipal and provincial health facilities. Functionally, these platforms organize patient appointment scheduling, physician consultation logs, and pharmaceutical inventory tracking to mitigate facility overcrowding. Structured local software deployment improves patient management and optimizes staff allocation (R12HIC, 2023). However, </w:t>
-      </w:r>
-      <w:r>
-        <w:rPr>
-          <w:rFonts w:ascii="Arial" w:eastAsia="Arial" w:hAnsi="Arial" w:cs="Arial"/>
-          <w:lang w:val="en-PH"/>
-        </w:rPr>
-        <w:t>these platforms organize</w:t>
-      </w:r>
-      <w:r>
-        <w:rPr>
-          <w:rFonts w:ascii="Arial" w:eastAsia="Arial" w:hAnsi="Arial" w:cs="Arial"/>
-        </w:rPr>
-        <w:t xml:space="preserve"> patient queue notifications.</w:t>
-      </w:r>
-    </w:p>
-    <w:p>
-      <w:pPr>
-        <w:spacing w:line="480" w:lineRule="auto"/>
-        <w:jc w:val="both"/>
-        <w:rPr>
-          <w:rFonts w:ascii="Arial" w:eastAsia="Arial" w:hAnsi="Arial" w:cs="Arial"/>
-          <w:b/>
-          <w:bCs/>
-          <w:lang w:val="en-PH"/>
-        </w:rPr>
-      </w:pPr>
-      <w:r>
-        <w:rPr>
-          <w:rFonts w:ascii="Arial" w:eastAsia="Arial" w:hAnsi="Arial" w:cs="Arial"/>
-          <w:b/>
-          <w:bCs/>
-          <w:lang w:val="en-PH"/>
-        </w:rPr>
-        <w:t>Synthesis of Review Related Literature</w:t>
-      </w:r>
-    </w:p>
-    <w:p>
-      <w:pPr>
-        <w:spacing w:line="480" w:lineRule="auto"/>
-        <w:ind w:firstLine="720"/>
-        <w:jc w:val="both"/>
-        <w:rPr>
-          <w:rFonts w:ascii="Arial" w:eastAsia="Arial" w:hAnsi="Arial" w:cs="Arial"/>
-          <w:lang w:val="en-PH"/>
-        </w:rPr>
-      </w:pPr>
-      <w:r>
-        <w:rPr>
-          <w:rFonts w:ascii="Arial" w:eastAsia="Arial" w:hAnsi="Arial" w:cs="Arial"/>
-          <w:lang w:val="en-PH" w:eastAsia="zh-CN"/>
-        </w:rPr>
-        <w:t xml:space="preserve">The reviewed literature establishes that Hospital Information Systems (HIS) and Health Management Information Systems (HMIS) serve as vital enterprise platforms for consolidating administrative workflows, clinical charting, and financial operations across global, national, and local healthcare environments. International research highlights the efficiency of modular web architectures, standardized data protocols such as HL7 FHIR, and role-based data security frameworks in reducing clinical errors, optimizing patient throughput, and accelerating administrative operations. Nationally, initiatives like the Philippine Department of Health's </w:t>
-      </w:r>
-      <w:proofErr w:type="spellStart"/>
-      <w:r>
-        <w:rPr>
-          <w:rFonts w:ascii="Arial" w:eastAsia="Arial" w:hAnsi="Arial" w:cs="Arial"/>
-          <w:lang w:val="en-PH" w:eastAsia="zh-CN"/>
-        </w:rPr>
-        <w:t>iHOMIS</w:t>
-      </w:r>
-      <w:proofErr w:type="spellEnd"/>
-      <w:r>
-        <w:rPr>
-          <w:rFonts w:ascii="Arial" w:eastAsia="Arial" w:hAnsi="Arial" w:cs="Arial"/>
-          <w:lang w:val="en-PH" w:eastAsia="zh-CN"/>
-        </w:rPr>
-        <w:t xml:space="preserve"> and the Philippine eHealth Strategic Framework illustrate ongoing efforts to transition from paper-heavy practices toward a centralized "1-person, 1-record" health data strategy. Locally, systems deployed in Mindanao and Region 12—such as </w:t>
-      </w:r>
-      <w:proofErr w:type="spellStart"/>
-      <w:r>
-        <w:rPr>
-          <w:rFonts w:ascii="Arial" w:eastAsia="Arial" w:hAnsi="Arial" w:cs="Arial"/>
-          <w:lang w:val="en-PH" w:eastAsia="zh-CN"/>
-        </w:rPr>
-        <w:t>SegHIS</w:t>
-      </w:r>
-      <w:proofErr w:type="spellEnd"/>
-      <w:r>
-        <w:rPr>
-          <w:rFonts w:ascii="Arial" w:eastAsia="Arial" w:hAnsi="Arial" w:cs="Arial"/>
-          <w:lang w:val="en-PH" w:eastAsia="zh-CN"/>
-        </w:rPr>
-        <w:t xml:space="preserve">, the South Cotabato One Health Information System, and digital LGU initiatives—demonstrate the necessity of localized software </w:t>
-      </w:r>
-      <w:r>
-        <w:rPr>
-          <w:rFonts w:ascii="Arial" w:eastAsia="Arial" w:hAnsi="Arial" w:cs="Arial"/>
-          <w:lang w:val="en-PH" w:eastAsia="zh-CN"/>
-        </w:rPr>
-        <w:lastRenderedPageBreak/>
-        <w:t xml:space="preserve">adapted to regional bandwidth constraints and rural municipal operational conditions. </w:t>
-      </w:r>
-    </w:p>
-    <w:p>
-      <w:pPr>
-        <w:spacing w:line="480" w:lineRule="auto"/>
-        <w:ind w:firstLine="720"/>
-        <w:jc w:val="both"/>
-        <w:rPr>
-          <w:rFonts w:ascii="Arial" w:eastAsia="Arial" w:hAnsi="Arial" w:cs="Arial"/>
-          <w:lang w:val="en-PH"/>
-        </w:rPr>
-      </w:pPr>
-      <w:r>
-        <w:rPr>
-          <w:rFonts w:ascii="Arial" w:eastAsia="Arial" w:hAnsi="Arial" w:cs="Arial"/>
-          <w:lang w:val="en-PH" w:eastAsia="zh-CN"/>
-        </w:rPr>
-        <w:t xml:space="preserve">Despite these advancements, significant gaps persist across current literature and existing system deployments. First, international interoperability standards and evaluation models routinely assume high-resource tertiary hospital environments with continuous, high-speed connectivity, offering limited mechanisms for dynamic offline-to-online database synchronization in bandwidth-constrained rural LGU municipal facilities. Second, current platforms operate as isolated administrative or reporting tools; top-down frameworks like HMIS and national platforms like </w:t>
-      </w:r>
-      <w:proofErr w:type="spellStart"/>
-      <w:r>
-        <w:rPr>
-          <w:rFonts w:ascii="Arial" w:eastAsia="Arial" w:hAnsi="Arial" w:cs="Arial"/>
-          <w:lang w:val="en-PH" w:eastAsia="zh-CN"/>
-        </w:rPr>
-        <w:t>iHOMIS</w:t>
-      </w:r>
-      <w:proofErr w:type="spellEnd"/>
-      <w:r>
-        <w:rPr>
-          <w:rFonts w:ascii="Arial" w:eastAsia="Arial" w:hAnsi="Arial" w:cs="Arial"/>
-          <w:lang w:val="en-PH" w:eastAsia="zh-CN"/>
-        </w:rPr>
-        <w:t xml:space="preserve"> lack full integration across clinical triage, physician SOAP notes, laboratory sample tracking, pharmacy batch inventory, cashier billing, and inter-departmental task routing. Third, existing municipal tools fail to incorporate real-time, citizen-facing queue status tracking or dynamic waiting time estimations for high-volume outpatient arrivals. Fourth, modern healthcare management platforms in rural settings lack embedded Artificial Intelligence (AI) algorithms capable of dynamically predicting queue waiting times, assisting rule-based clinical triage, or automating pharmacy inventory reorder point alerts. Finally, proprietary regional systems impose significant subscription and server costs, while existing LGU software designs lack automated tracking aligned with Local Government Unit financial models and broader policy indicators, such as the United Nations Sustainable Development Goals. </w:t>
-      </w:r>
-    </w:p>
-    <w:p>
-      <w:pPr>
-        <w:spacing w:line="480" w:lineRule="auto"/>
-        <w:ind w:firstLine="720"/>
-        <w:jc w:val="both"/>
-        <w:rPr>
-          <w:rFonts w:ascii="Arial" w:eastAsia="Arial" w:hAnsi="Arial" w:cs="Arial"/>
-          <w:lang w:val="en-PH"/>
-        </w:rPr>
-      </w:pPr>
-      <w:r>
-        <w:rPr>
-          <w:rFonts w:ascii="Arial" w:eastAsia="Arial" w:hAnsi="Arial" w:cs="Arial"/>
-          <w:lang w:val="en-PH" w:eastAsia="zh-CN"/>
-        </w:rPr>
-        <w:t xml:space="preserve">Therefore, this study addresses these limitations by developing the </w:t>
-      </w:r>
-      <w:proofErr w:type="spellStart"/>
-      <w:r>
-        <w:rPr>
-          <w:rFonts w:ascii="Arial" w:eastAsia="Arial" w:hAnsi="Arial" w:cs="Arial"/>
-          <w:lang w:val="en-PH" w:eastAsia="zh-CN"/>
-        </w:rPr>
-        <w:t>Tupi</w:t>
-      </w:r>
-      <w:proofErr w:type="spellEnd"/>
-      <w:r>
-        <w:rPr>
-          <w:rFonts w:ascii="Arial" w:eastAsia="Arial" w:hAnsi="Arial" w:cs="Arial"/>
-          <w:lang w:val="en-PH" w:eastAsia="zh-CN"/>
-        </w:rPr>
-        <w:t xml:space="preserve"> Municipal Hospital Information System (TMHIS), an integrated, web-based, multi-module platform embedded with Artificial Intelligence features, automated PhilHealth billing workflows, real-time pharmacy inventory tracking, dynamic queue management, and inter-</w:t>
-      </w:r>
-      <w:r>
-        <w:rPr>
-          <w:rFonts w:ascii="Arial" w:eastAsia="Arial" w:hAnsi="Arial" w:cs="Arial"/>
-          <w:lang w:val="en-PH" w:eastAsia="zh-CN"/>
-        </w:rPr>
-        <w:lastRenderedPageBreak/>
-        <w:t xml:space="preserve">departmental task routing designed specifically to eliminate operational bottlenecks, optimize patient care delivery, and elevate public healthcare delivery for the Local Government Unit of </w:t>
-      </w:r>
-      <w:proofErr w:type="spellStart"/>
-      <w:r>
-        <w:rPr>
-          <w:rFonts w:ascii="Arial" w:eastAsia="Arial" w:hAnsi="Arial" w:cs="Arial"/>
-          <w:lang w:val="en-PH" w:eastAsia="zh-CN"/>
-        </w:rPr>
-        <w:t>Tupi</w:t>
-      </w:r>
-      <w:proofErr w:type="spellEnd"/>
-      <w:r>
-        <w:rPr>
-          <w:rFonts w:ascii="Arial" w:eastAsia="Arial" w:hAnsi="Arial" w:cs="Arial"/>
-          <w:lang w:val="en-PH" w:eastAsia="zh-CN"/>
-        </w:rPr>
-        <w:t xml:space="preserve">, South Cotabato, Mindanao, Philippines, while directly advancing Sustainable Development Goals 3, 9, and 16. </w:t>
-      </w:r>
-    </w:p>
-    <w:p>
-      <w:pPr>
-        <w:spacing w:line="480" w:lineRule="auto"/>
-        <w:jc w:val="both"/>
-        <w:rPr>
-          <w:rFonts w:ascii="Arial" w:eastAsia="Arial" w:hAnsi="Arial" w:cs="Arial"/>
-          <w:b/>
-          <w:bCs/>
-        </w:rPr>
-      </w:pPr>
-      <w:r>
-        <w:rPr>
-          <w:rFonts w:ascii="Arial" w:eastAsia="Arial" w:hAnsi="Arial" w:cs="Arial"/>
-          <w:b/>
-          <w:bCs/>
-        </w:rPr>
-        <w:t>REVIEW OF RELATED STUDIES (RRS)</w:t>
-      </w:r>
-    </w:p>
-    <w:p>
-      <w:pPr>
-        <w:spacing w:line="480" w:lineRule="auto"/>
-        <w:jc w:val="both"/>
-        <w:rPr>
-          <w:rFonts w:ascii="Arial" w:eastAsia="Arial" w:hAnsi="Arial" w:cs="Arial"/>
-          <w:b/>
-          <w:bCs/>
-        </w:rPr>
-      </w:pPr>
-      <w:r>
-        <w:rPr>
-          <w:rFonts w:ascii="Arial" w:eastAsia="Arial" w:hAnsi="Arial" w:cs="Arial"/>
-          <w:b/>
-          <w:bCs/>
-        </w:rPr>
-        <w:t xml:space="preserve">International </w:t>
-      </w:r>
-    </w:p>
-    <w:p>
-      <w:pPr>
-        <w:spacing w:line="480" w:lineRule="auto"/>
-        <w:jc w:val="both"/>
-        <w:rPr>
-          <w:rFonts w:ascii="Arial" w:eastAsia="Arial" w:hAnsi="Arial" w:cs="Arial"/>
-          <w:b/>
-          <w:bCs/>
-        </w:rPr>
-      </w:pPr>
-      <w:r>
-        <w:rPr>
-          <w:rFonts w:ascii="Arial" w:eastAsia="Arial" w:hAnsi="Arial" w:cs="Arial"/>
-          <w:b/>
-          <w:bCs/>
-        </w:rPr>
-        <w:t>Unimplemented Performance Architecture Hospital Information Systems</w:t>
-      </w:r>
-      <w:r>
-        <w:rPr>
-          <w:rFonts w:ascii="Arial" w:eastAsia="Arial" w:hAnsi="Arial" w:cs="Arial"/>
-          <w:b/>
-          <w:bCs/>
-          <w:lang w:val="en-PH"/>
-        </w:rPr>
-        <w:t xml:space="preserve"> </w:t>
-      </w:r>
-    </w:p>
-    <w:p>
-      <w:pPr>
-        <w:spacing w:line="480" w:lineRule="auto"/>
-        <w:ind w:firstLine="720"/>
-        <w:jc w:val="both"/>
-        <w:rPr>
-          <w:rFonts w:ascii="Arial" w:eastAsia="Arial" w:hAnsi="Arial" w:cs="Arial"/>
-        </w:rPr>
-      </w:pPr>
-      <w:r>
-        <w:rPr>
-          <w:rFonts w:ascii="Arial" w:eastAsia="Arial" w:hAnsi="Arial" w:cs="Arial"/>
-        </w:rPr>
-        <w:t>A proposed conceptual architecture models key operational metrics required for modern Hospital Information Systems across six dimensions: system usability, data quality, security compliance, turnaround time, user satisfaction, and clinical safety. Functionally, the design outlines modular schemas for automated patient intake, role-based database access, and secure diagnostic data routing. The study concludes that system design must prioritize user-centered navigation to ensure adoption by medical personnel (Khorasani et al., 2026). However, this architecture remains a theoretical framework that has not been prototyped or field-tested in an operational LGU municipal hospital.</w:t>
-      </w:r>
-    </w:p>
-    <w:p>
-      <w:pPr>
-        <w:spacing w:line="480" w:lineRule="auto"/>
-        <w:ind w:firstLine="720"/>
-        <w:jc w:val="both"/>
-        <w:rPr>
-          <w:rFonts w:ascii="Arial" w:eastAsia="Arial" w:hAnsi="Arial" w:cs="Arial"/>
-        </w:rPr>
-      </w:pPr>
-    </w:p>
-    <w:p>
-      <w:pPr>
-        <w:spacing w:line="480" w:lineRule="auto"/>
-        <w:jc w:val="both"/>
-        <w:rPr>
-          <w:rFonts w:ascii="Arial" w:eastAsia="Arial" w:hAnsi="Arial" w:cs="Arial"/>
-          <w:b/>
-          <w:bCs/>
-        </w:rPr>
-      </w:pPr>
-      <w:r>
-        <w:rPr>
-          <w:rFonts w:ascii="Arial" w:eastAsia="Arial" w:hAnsi="Arial" w:cs="Arial"/>
-          <w:b/>
-          <w:bCs/>
-        </w:rPr>
-        <w:t xml:space="preserve">Proposed Web-Based Hospital Management System Prototype </w:t>
-      </w:r>
-    </w:p>
-    <w:p>
-      <w:pPr>
-        <w:spacing w:line="480" w:lineRule="auto"/>
-        <w:ind w:firstLine="720"/>
-        <w:jc w:val="both"/>
-        <w:rPr>
-          <w:rFonts w:ascii="Arial" w:eastAsia="Arial" w:hAnsi="Arial" w:cs="Arial"/>
-        </w:rPr>
-      </w:pPr>
-      <w:r>
-        <w:rPr>
-          <w:rFonts w:ascii="Arial" w:eastAsia="Arial" w:hAnsi="Arial" w:cs="Arial"/>
-        </w:rPr>
-        <w:t xml:space="preserve">An unexecuted software design models an integrated web-based HIS prototype for medium-sized general hospitals. Functionally, the system blueprint includes automated patient check-in counters, computerized pharmacy stock deduction formulas, </w:t>
-      </w:r>
-      <w:r>
-        <w:rPr>
-          <w:rFonts w:ascii="Arial" w:eastAsia="Arial" w:hAnsi="Arial" w:cs="Arial"/>
-        </w:rPr>
-        <w:lastRenderedPageBreak/>
-        <w:t>and automated financial reconciliation logs. The study proves that central database synchronization conceptually eliminates manual prescription errors and speeds up patient processing (</w:t>
-      </w:r>
-      <w:proofErr w:type="spellStart"/>
-      <w:r>
-        <w:rPr>
-          <w:rFonts w:ascii="Arial" w:eastAsia="Arial" w:hAnsi="Arial" w:cs="Arial"/>
-        </w:rPr>
-        <w:t>Kushwah</w:t>
-      </w:r>
-      <w:proofErr w:type="spellEnd"/>
-      <w:r>
-        <w:rPr>
-          <w:rFonts w:ascii="Arial" w:eastAsia="Arial" w:hAnsi="Arial" w:cs="Arial"/>
-        </w:rPr>
-        <w:t xml:space="preserve"> et al., 2024). However, the proposed design lacks localized PhilHealth billing rules, municipal subsidy calculation algorithms, and field validation with local healthcare encoders.</w:t>
-      </w:r>
-    </w:p>
-    <w:p>
-      <w:pPr>
-        <w:spacing w:line="480" w:lineRule="auto"/>
-        <w:jc w:val="both"/>
-        <w:rPr>
-          <w:rFonts w:ascii="Arial" w:eastAsia="Arial" w:hAnsi="Arial" w:cs="Arial"/>
-          <w:b/>
-          <w:bCs/>
-        </w:rPr>
-      </w:pPr>
-      <w:r>
-        <w:rPr>
-          <w:rFonts w:ascii="Arial" w:eastAsia="Arial" w:hAnsi="Arial" w:cs="Arial"/>
-          <w:b/>
-          <w:bCs/>
-        </w:rPr>
-        <w:t xml:space="preserve">Unexecuted Interoperable Healthcare Microservices Architecture </w:t>
-      </w:r>
-    </w:p>
-    <w:p>
-      <w:pPr>
-        <w:spacing w:line="480" w:lineRule="auto"/>
-        <w:ind w:firstLine="720"/>
-        <w:jc w:val="both"/>
-        <w:rPr>
-          <w:rFonts w:ascii="Arial" w:eastAsia="Arial" w:hAnsi="Arial" w:cs="Arial"/>
-        </w:rPr>
-      </w:pPr>
-      <w:r>
-        <w:rPr>
-          <w:rFonts w:ascii="Arial" w:eastAsia="Arial" w:hAnsi="Arial" w:cs="Arial"/>
-        </w:rPr>
-        <w:t>A technical simulation study designed a FHIR-enabled microservice architecture for enterprise healthcare data exchange. Functionally, the proposed model features web-service interfaces for real-time messaging between triage, laboratory, and pharmacy databases under simulated high-traffic loads. Performance simulations confirmed that modular microservice architectures maintain sub-second query response times under load (IEEE, 2026). However, the study relies entirely on simulated server traffic without validating operational stability under actual rural network constraints or low-spec municipal hardware.</w:t>
-      </w:r>
-    </w:p>
-    <w:p>
-      <w:pPr>
-        <w:spacing w:line="480" w:lineRule="auto"/>
-        <w:ind w:firstLine="720"/>
-        <w:jc w:val="both"/>
-        <w:rPr>
-          <w:rFonts w:ascii="Arial" w:eastAsia="Arial" w:hAnsi="Arial" w:cs="Arial"/>
-        </w:rPr>
-      </w:pPr>
-    </w:p>
-    <w:p>
-      <w:pPr>
-        <w:spacing w:line="480" w:lineRule="auto"/>
-        <w:jc w:val="both"/>
-        <w:rPr>
-          <w:rFonts w:ascii="Arial" w:eastAsia="Arial" w:hAnsi="Arial" w:cs="Arial"/>
-          <w:b/>
-          <w:bCs/>
-        </w:rPr>
-      </w:pPr>
-      <w:r>
-        <w:rPr>
-          <w:rFonts w:ascii="Arial" w:eastAsia="Arial" w:hAnsi="Arial" w:cs="Arial"/>
-          <w:b/>
-          <w:bCs/>
-        </w:rPr>
-        <w:t xml:space="preserve">Conceptual Electronic Health Record and Workflow System Model </w:t>
-      </w:r>
-    </w:p>
-    <w:p>
-      <w:pPr>
-        <w:spacing w:line="480" w:lineRule="auto"/>
-        <w:ind w:firstLine="720"/>
-        <w:jc w:val="both"/>
-        <w:rPr>
-          <w:rFonts w:ascii="Arial" w:eastAsia="Arial" w:hAnsi="Arial" w:cs="Arial"/>
-        </w:rPr>
-      </w:pPr>
-      <w:r>
-        <w:rPr>
-          <w:rFonts w:ascii="Arial" w:eastAsia="Arial" w:hAnsi="Arial" w:cs="Arial"/>
-        </w:rPr>
-        <w:t>An unbuilt system framework models specialized EHR and pharmacy management modules designed to streamline clinical documentation workflows. Functionally, the model structures digital charting interfaces, automated prescription verification flows, and nurse task scheduling queues. Workflow modeling indicates that integrated digital charting conceptually saves medical staff significant documentation time per shift (</w:t>
-      </w:r>
-      <w:proofErr w:type="spellStart"/>
-      <w:r>
-        <w:rPr>
-          <w:rFonts w:ascii="Arial" w:eastAsia="Arial" w:hAnsi="Arial" w:cs="Arial"/>
-        </w:rPr>
-        <w:t>Ehteshami</w:t>
-      </w:r>
-      <w:proofErr w:type="spellEnd"/>
-      <w:r>
-        <w:rPr>
-          <w:rFonts w:ascii="Arial" w:eastAsia="Arial" w:hAnsi="Arial" w:cs="Arial"/>
-        </w:rPr>
-        <w:t xml:space="preserve"> et al., 2025). However, this system design focuses exclusively on </w:t>
-      </w:r>
-      <w:r>
-        <w:rPr>
-          <w:rFonts w:ascii="Arial" w:eastAsia="Arial" w:hAnsi="Arial" w:cs="Arial"/>
-        </w:rPr>
-        <w:lastRenderedPageBreak/>
-        <w:t>inpatient nursing workflows, omitting integrated cashier billing, outpatient queuing, and PhilHealth discount processing.</w:t>
-      </w:r>
-    </w:p>
-    <w:p>
-      <w:pPr>
-        <w:spacing w:line="480" w:lineRule="auto"/>
-        <w:ind w:firstLine="720"/>
-        <w:jc w:val="both"/>
-        <w:rPr>
-          <w:rFonts w:ascii="Arial" w:eastAsia="Arial" w:hAnsi="Arial" w:cs="Arial"/>
-        </w:rPr>
-      </w:pPr>
-    </w:p>
-    <w:p>
-      <w:pPr>
-        <w:spacing w:line="480" w:lineRule="auto"/>
-        <w:ind w:firstLine="720"/>
-        <w:jc w:val="both"/>
-        <w:rPr>
-          <w:rFonts w:ascii="Arial" w:eastAsia="Arial" w:hAnsi="Arial" w:cs="Arial"/>
-        </w:rPr>
-      </w:pPr>
-    </w:p>
-    <w:p>
-      <w:pPr>
-        <w:spacing w:line="480" w:lineRule="auto"/>
-        <w:jc w:val="both"/>
-        <w:rPr>
-          <w:rFonts w:ascii="Arial" w:eastAsia="Arial" w:hAnsi="Arial" w:cs="Arial"/>
-          <w:b/>
-          <w:bCs/>
-        </w:rPr>
-      </w:pPr>
-      <w:r>
-        <w:rPr>
-          <w:rFonts w:ascii="Arial" w:eastAsia="Arial" w:hAnsi="Arial" w:cs="Arial"/>
-          <w:b/>
-          <w:bCs/>
-        </w:rPr>
-        <w:t xml:space="preserve">Proposed Encrypted Security and Access Control Framework </w:t>
-      </w:r>
-    </w:p>
-    <w:p>
-      <w:pPr>
-        <w:spacing w:line="480" w:lineRule="auto"/>
-        <w:ind w:firstLine="720"/>
-        <w:jc w:val="both"/>
-        <w:rPr>
-          <w:rFonts w:ascii="Arial" w:eastAsia="Arial" w:hAnsi="Arial" w:cs="Arial"/>
-        </w:rPr>
-      </w:pPr>
-      <w:r>
-        <w:rPr>
-          <w:rFonts w:ascii="Arial" w:eastAsia="Arial" w:hAnsi="Arial" w:cs="Arial"/>
-        </w:rPr>
-        <w:t>A technical system design models role-based access control (RBAC) and automated audit-trail logging for enterprise health platforms. Functionally, the blueprint incorporates automated data encryption protocols, user access logging, and credential verification during inter-departmental chart transfers. Security analysis demonstrates that automated encrypted logging prevents unauthorized record views without hindering emergency access (Zhang et al., 2023). However, this security model has not been integrated into a functional, end-to-end municipal hospital platform containing clinical, billing, and inventory modules.</w:t>
-      </w:r>
-    </w:p>
-    <w:p>
-      <w:pPr>
-        <w:spacing w:line="480" w:lineRule="auto"/>
-        <w:jc w:val="both"/>
-        <w:rPr>
-          <w:rFonts w:ascii="Arial" w:eastAsia="Arial" w:hAnsi="Arial" w:cs="Arial"/>
-          <w:b/>
-          <w:bCs/>
-        </w:rPr>
-      </w:pPr>
-      <w:r>
-        <w:rPr>
-          <w:rFonts w:ascii="Arial" w:eastAsia="Arial" w:hAnsi="Arial" w:cs="Arial"/>
-          <w:b/>
-          <w:bCs/>
-        </w:rPr>
-        <w:t xml:space="preserve">National </w:t>
-      </w:r>
-    </w:p>
-    <w:p>
-      <w:pPr>
-        <w:spacing w:line="480" w:lineRule="auto"/>
-        <w:jc w:val="both"/>
-        <w:rPr>
-          <w:rFonts w:ascii="Arial" w:eastAsia="Arial" w:hAnsi="Arial" w:cs="Arial"/>
-          <w:b/>
-          <w:bCs/>
-        </w:rPr>
-      </w:pPr>
-      <w:r>
-        <w:rPr>
-          <w:rFonts w:ascii="Arial" w:eastAsia="Arial" w:hAnsi="Arial" w:cs="Arial"/>
-          <w:b/>
-          <w:bCs/>
-        </w:rPr>
-        <w:t xml:space="preserve">Proposed Optimization Framework for </w:t>
-      </w:r>
-      <w:proofErr w:type="spellStart"/>
-      <w:r>
-        <w:rPr>
-          <w:rFonts w:ascii="Arial" w:eastAsia="Arial" w:hAnsi="Arial" w:cs="Arial"/>
-          <w:b/>
-          <w:bCs/>
-        </w:rPr>
-        <w:t>iHOMIS</w:t>
-      </w:r>
-      <w:proofErr w:type="spellEnd"/>
-      <w:r>
-        <w:rPr>
-          <w:rFonts w:ascii="Arial" w:eastAsia="Arial" w:hAnsi="Arial" w:cs="Arial"/>
-          <w:b/>
-          <w:bCs/>
-        </w:rPr>
-        <w:t xml:space="preserve"> Deployments </w:t>
-      </w:r>
-    </w:p>
-    <w:p>
-      <w:pPr>
-        <w:spacing w:line="480" w:lineRule="auto"/>
-        <w:ind w:firstLine="720"/>
-        <w:jc w:val="both"/>
-        <w:rPr>
-          <w:rFonts w:ascii="Arial" w:eastAsia="Arial" w:hAnsi="Arial" w:cs="Arial"/>
-        </w:rPr>
-      </w:pPr>
-      <w:r>
-        <w:rPr>
-          <w:rFonts w:ascii="Arial" w:eastAsia="Arial" w:hAnsi="Arial" w:cs="Arial"/>
-        </w:rPr>
-        <w:t xml:space="preserve">A system modification study designs a localized framework to optimize DOH </w:t>
-      </w:r>
-      <w:proofErr w:type="spellStart"/>
-      <w:r>
-        <w:rPr>
-          <w:rFonts w:ascii="Arial" w:eastAsia="Arial" w:hAnsi="Arial" w:cs="Arial"/>
-        </w:rPr>
-        <w:t>iHOMIS</w:t>
-      </w:r>
-      <w:proofErr w:type="spellEnd"/>
-      <w:r>
-        <w:rPr>
-          <w:rFonts w:ascii="Arial" w:eastAsia="Arial" w:hAnsi="Arial" w:cs="Arial"/>
-        </w:rPr>
-        <w:t xml:space="preserve"> operations in public government hospitals. Functionally, the proposed model outlines local database caching schemas, simplified user navigation menus, and automated daily transaction backup tools. Preliminary evaluation shows that local server optimization reduces system lag and improves user satisfaction scores (</w:t>
-      </w:r>
-      <w:proofErr w:type="spellStart"/>
-      <w:r>
-        <w:rPr>
-          <w:rFonts w:ascii="Arial" w:eastAsia="Arial" w:hAnsi="Arial" w:cs="Arial"/>
-        </w:rPr>
-        <w:t>Macapeges</w:t>
-      </w:r>
-      <w:proofErr w:type="spellEnd"/>
-      <w:r>
-        <w:rPr>
-          <w:rFonts w:ascii="Arial" w:eastAsia="Arial" w:hAnsi="Arial" w:cs="Arial"/>
-        </w:rPr>
-        <w:t xml:space="preserve">, 2020). However, the study provides a theoretical optimization model for desktop software </w:t>
-      </w:r>
-      <w:r>
-        <w:rPr>
-          <w:rFonts w:ascii="Arial" w:eastAsia="Arial" w:hAnsi="Arial" w:cs="Arial"/>
-        </w:rPr>
-        <w:lastRenderedPageBreak/>
-        <w:t>rather than a fully developed, web-based hospital system built for LGU municipal environments.</w:t>
-      </w:r>
-    </w:p>
-    <w:p>
-      <w:pPr>
-        <w:spacing w:line="480" w:lineRule="auto"/>
-        <w:ind w:firstLine="720"/>
-        <w:jc w:val="both"/>
-        <w:rPr>
-          <w:rFonts w:ascii="Arial" w:eastAsia="Arial" w:hAnsi="Arial" w:cs="Arial"/>
-        </w:rPr>
-      </w:pPr>
-    </w:p>
-    <w:p>
-      <w:pPr>
-        <w:spacing w:line="480" w:lineRule="auto"/>
-        <w:ind w:firstLine="720"/>
-        <w:jc w:val="both"/>
-        <w:rPr>
-          <w:rFonts w:ascii="Arial" w:eastAsia="Arial" w:hAnsi="Arial" w:cs="Arial"/>
-        </w:rPr>
-      </w:pPr>
-    </w:p>
-    <w:p>
-      <w:pPr>
-        <w:spacing w:line="480" w:lineRule="auto"/>
-        <w:jc w:val="both"/>
-        <w:rPr>
-          <w:rFonts w:ascii="Arial" w:eastAsia="Arial" w:hAnsi="Arial" w:cs="Arial"/>
-          <w:b/>
-          <w:bCs/>
-        </w:rPr>
-      </w:pPr>
-      <w:r>
-        <w:rPr>
-          <w:rFonts w:ascii="Arial" w:eastAsia="Arial" w:hAnsi="Arial" w:cs="Arial"/>
-          <w:b/>
-          <w:bCs/>
-        </w:rPr>
-        <w:t xml:space="preserve">Unimplemented Assessment and Automation Framework for Public Health Facilities </w:t>
-      </w:r>
-    </w:p>
-    <w:p>
-      <w:pPr>
-        <w:spacing w:line="480" w:lineRule="auto"/>
-        <w:ind w:firstLine="720"/>
-        <w:jc w:val="both"/>
-        <w:rPr>
-          <w:rFonts w:ascii="Arial" w:eastAsia="Arial" w:hAnsi="Arial" w:cs="Arial"/>
-        </w:rPr>
-      </w:pPr>
-      <w:r>
-        <w:rPr>
-          <w:rFonts w:ascii="Arial" w:eastAsia="Arial" w:hAnsi="Arial" w:cs="Arial"/>
-        </w:rPr>
-        <w:t>A system design study formulates an automated health record framework for Philippine municipal public health facilities. Functionally, the system design details digitized patient intake, standardized encoding templates, and automated daily morbidity report generation tools. The study concludes that user-friendly digital interfaces effectively eliminate manual reporting bottlenecks in local health centers (Garcia et al., 2021). However, the proposed framework remains unbuilt and lacks functional modules for hospital-specific cashier billing, bed allocation, and pharmacy stock control.</w:t>
-      </w:r>
-    </w:p>
-    <w:p>
-      <w:pPr>
-        <w:spacing w:line="480" w:lineRule="auto"/>
-        <w:ind w:firstLine="720"/>
-        <w:jc w:val="both"/>
-        <w:rPr>
-          <w:rFonts w:ascii="Arial" w:eastAsia="Arial" w:hAnsi="Arial" w:cs="Arial"/>
-        </w:rPr>
-      </w:pPr>
-    </w:p>
-    <w:p>
-      <w:pPr>
-        <w:spacing w:line="480" w:lineRule="auto"/>
-        <w:jc w:val="both"/>
-        <w:rPr>
-          <w:rFonts w:ascii="Arial" w:eastAsia="Arial" w:hAnsi="Arial" w:cs="Arial"/>
-          <w:b/>
-          <w:bCs/>
-        </w:rPr>
-      </w:pPr>
-      <w:r>
-        <w:rPr>
-          <w:rFonts w:ascii="Arial" w:eastAsia="Arial" w:hAnsi="Arial" w:cs="Arial"/>
-          <w:b/>
-          <w:bCs/>
-        </w:rPr>
-        <w:t xml:space="preserve">Proposed Unified EMR System Model for Philippine Public Hospitals </w:t>
-      </w:r>
-    </w:p>
-    <w:p>
-      <w:pPr>
-        <w:spacing w:line="480" w:lineRule="auto"/>
-        <w:ind w:firstLine="720"/>
-        <w:jc w:val="both"/>
-        <w:rPr>
-          <w:rFonts w:ascii="Arial" w:eastAsia="Arial" w:hAnsi="Arial" w:cs="Arial"/>
-        </w:rPr>
-      </w:pPr>
-      <w:r>
-        <w:rPr>
-          <w:rFonts w:ascii="Arial" w:eastAsia="Arial" w:hAnsi="Arial" w:cs="Arial"/>
-        </w:rPr>
-        <w:t xml:space="preserve">A conceptual software blueprint models a standardized, web-based Electronic Medical Record (EMR) system to unify municipal and district public health databases. Functionally, the system design features a unified patient registry, automated clinical history logging, and cross-facility diagnostic requisition modules. The model aims to eliminate health data fragmentation across LGU-managed healthcare units (Garcia et al., 2021). However, this design model has not been implemented as a working application </w:t>
-      </w:r>
-      <w:r>
-        <w:rPr>
-          <w:rFonts w:ascii="Arial" w:eastAsia="Arial" w:hAnsi="Arial" w:cs="Arial"/>
-        </w:rPr>
-        <w:lastRenderedPageBreak/>
-        <w:t>and omits real-time outpatient queue management and pharmacy inventory tracking.</w:t>
-      </w:r>
-    </w:p>
-    <w:p>
-      <w:pPr>
-        <w:spacing w:line="480" w:lineRule="auto"/>
-        <w:ind w:firstLine="720"/>
-        <w:jc w:val="both"/>
-        <w:rPr>
-          <w:rFonts w:ascii="Arial" w:eastAsia="Arial" w:hAnsi="Arial" w:cs="Arial"/>
-        </w:rPr>
-      </w:pPr>
-    </w:p>
-    <w:p>
-      <w:pPr>
-        <w:spacing w:line="480" w:lineRule="auto"/>
-        <w:ind w:firstLine="720"/>
-        <w:jc w:val="both"/>
-        <w:rPr>
-          <w:rFonts w:ascii="Arial" w:eastAsia="Arial" w:hAnsi="Arial" w:cs="Arial"/>
-        </w:rPr>
-      </w:pPr>
-    </w:p>
-    <w:p>
-      <w:pPr>
-        <w:spacing w:line="480" w:lineRule="auto"/>
-        <w:jc w:val="both"/>
-        <w:rPr>
-          <w:rFonts w:ascii="Arial" w:eastAsia="Arial" w:hAnsi="Arial" w:cs="Arial"/>
-          <w:b/>
-          <w:bCs/>
-        </w:rPr>
-      </w:pPr>
-      <w:r>
-        <w:rPr>
-          <w:rFonts w:ascii="Arial" w:eastAsia="Arial" w:hAnsi="Arial" w:cs="Arial"/>
-          <w:b/>
-          <w:bCs/>
-        </w:rPr>
-        <w:t xml:space="preserve">Prototype Clinical Billing and Inventory Management System </w:t>
-      </w:r>
-    </w:p>
-    <w:p>
-      <w:pPr>
-        <w:spacing w:line="480" w:lineRule="auto"/>
-        <w:ind w:firstLine="720"/>
-        <w:jc w:val="both"/>
-        <w:rPr>
-          <w:rFonts w:ascii="Arial" w:eastAsia="Arial" w:hAnsi="Arial" w:cs="Arial"/>
-        </w:rPr>
-      </w:pPr>
-      <w:r>
-        <w:rPr>
-          <w:rFonts w:ascii="Arial" w:eastAsia="Arial" w:hAnsi="Arial" w:cs="Arial"/>
-        </w:rPr>
-        <w:t>An unreleased thesis prototype details a web-based clinical billing and pharmacy inventory system designed for municipal hospitals. Functionally, the software prototype incorporates automated medical fee calculation, PhilHealth discount computation, and real-time pharmaceutical stock deduction. ISO 25010 software quality evaluations confirmed high usability and functional suitability ratings among evaluators (TUP, 2021). However, the prototype operates as a standalone billing application without integration into clinical triage, doctor consultation logs, or patient queue management modules.</w:t>
-      </w:r>
-    </w:p>
-    <w:p>
-      <w:pPr>
-        <w:spacing w:line="480" w:lineRule="auto"/>
-        <w:ind w:firstLine="720"/>
-        <w:jc w:val="both"/>
-        <w:rPr>
-          <w:rFonts w:ascii="Arial" w:eastAsia="Arial" w:hAnsi="Arial" w:cs="Arial"/>
-        </w:rPr>
-      </w:pPr>
-    </w:p>
-    <w:p>
-      <w:pPr>
-        <w:spacing w:line="480" w:lineRule="auto"/>
-        <w:jc w:val="both"/>
-        <w:rPr>
-          <w:rFonts w:ascii="Arial" w:eastAsia="Arial" w:hAnsi="Arial" w:cs="Arial"/>
-          <w:b/>
-          <w:bCs/>
-        </w:rPr>
-      </w:pPr>
-      <w:r>
-        <w:rPr>
-          <w:rFonts w:ascii="Arial" w:eastAsia="Arial" w:hAnsi="Arial" w:cs="Arial"/>
-          <w:b/>
-          <w:bCs/>
-        </w:rPr>
-        <w:t xml:space="preserve">Unexecuted Hybrid Offline-Online eHealth Synchronization Model </w:t>
-      </w:r>
-    </w:p>
-    <w:p>
-      <w:pPr>
-        <w:spacing w:line="480" w:lineRule="auto"/>
-        <w:ind w:firstLine="720"/>
-        <w:jc w:val="both"/>
-        <w:rPr>
-          <w:rFonts w:ascii="Arial" w:eastAsia="Arial" w:hAnsi="Arial" w:cs="Arial"/>
-        </w:rPr>
-      </w:pPr>
-      <w:r>
-        <w:rPr>
-          <w:rFonts w:ascii="Arial" w:eastAsia="Arial" w:hAnsi="Arial" w:cs="Arial"/>
-        </w:rPr>
-        <w:t>A software architecture model formulates a hybrid database synchronization mechanism for provincial and municipal health software in the Philippines. Functionally, the design outlines local data store protocols that log transactions offline during internet outages and automatically sync with central servers upon connection restoration. The study proves that hybrid architectures maintain continuous daily operations in resource-constrained municipal settings (</w:t>
-      </w:r>
-      <w:proofErr w:type="spellStart"/>
-      <w:r>
-        <w:rPr>
-          <w:rFonts w:ascii="Arial" w:eastAsia="Arial" w:hAnsi="Arial" w:cs="Arial"/>
-        </w:rPr>
-        <w:t>Segworks</w:t>
-      </w:r>
-      <w:proofErr w:type="spellEnd"/>
-      <w:r>
-        <w:rPr>
-          <w:rFonts w:ascii="Arial" w:eastAsia="Arial" w:hAnsi="Arial" w:cs="Arial"/>
-        </w:rPr>
-        <w:t>, 2024). However, this data synchronization schema remains a theoretical specification that has not been embedded into a complete municipal hospital information system.</w:t>
-      </w:r>
-    </w:p>
-    <w:p>
-      <w:pPr>
-        <w:spacing w:line="480" w:lineRule="auto"/>
-        <w:ind w:firstLine="720"/>
-        <w:jc w:val="both"/>
-        <w:rPr>
-          <w:rFonts w:ascii="Arial" w:eastAsia="Arial" w:hAnsi="Arial" w:cs="Arial"/>
-        </w:rPr>
-      </w:pPr>
-    </w:p>
-    <w:p>
-      <w:pPr>
-        <w:spacing w:line="480" w:lineRule="auto"/>
-        <w:ind w:firstLine="720"/>
-        <w:jc w:val="both"/>
-        <w:rPr>
-          <w:rFonts w:ascii="Arial" w:eastAsia="Arial" w:hAnsi="Arial" w:cs="Arial"/>
-        </w:rPr>
-      </w:pPr>
-    </w:p>
-    <w:p>
-      <w:pPr>
-        <w:spacing w:line="480" w:lineRule="auto"/>
-        <w:jc w:val="both"/>
-        <w:rPr>
-          <w:rFonts w:ascii="Arial" w:eastAsia="Arial" w:hAnsi="Arial" w:cs="Arial"/>
-          <w:b/>
-          <w:bCs/>
-        </w:rPr>
-      </w:pPr>
-      <w:r>
-        <w:rPr>
-          <w:rFonts w:ascii="Arial" w:eastAsia="Arial" w:hAnsi="Arial" w:cs="Arial"/>
-          <w:b/>
-          <w:bCs/>
-        </w:rPr>
-        <w:t xml:space="preserve">Local </w:t>
-      </w:r>
-    </w:p>
-    <w:p>
-      <w:pPr>
-        <w:spacing w:line="480" w:lineRule="auto"/>
-        <w:ind w:firstLine="720"/>
-        <w:jc w:val="both"/>
-        <w:rPr>
-          <w:rFonts w:ascii="Arial" w:eastAsia="Arial" w:hAnsi="Arial" w:cs="Arial"/>
-        </w:rPr>
-      </w:pPr>
-      <w:r>
-        <w:rPr>
-          <w:rFonts w:ascii="Arial" w:eastAsia="Arial" w:hAnsi="Arial" w:cs="Arial"/>
-        </w:rPr>
-        <w:t xml:space="preserve">Proposed Localized </w:t>
-      </w:r>
-      <w:proofErr w:type="spellStart"/>
-      <w:r>
-        <w:rPr>
-          <w:rFonts w:ascii="Arial" w:eastAsia="Arial" w:hAnsi="Arial" w:cs="Arial"/>
-        </w:rPr>
-        <w:t>SegHIS</w:t>
-      </w:r>
-      <w:proofErr w:type="spellEnd"/>
-      <w:r>
-        <w:rPr>
-          <w:rFonts w:ascii="Arial" w:eastAsia="Arial" w:hAnsi="Arial" w:cs="Arial"/>
-        </w:rPr>
-        <w:t xml:space="preserve"> Module Architecture for Mindanao Health Centers An unbuilt software enhancement plan models a lightweight </w:t>
-      </w:r>
-      <w:proofErr w:type="spellStart"/>
-      <w:r>
-        <w:rPr>
-          <w:rFonts w:ascii="Arial" w:eastAsia="Arial" w:hAnsi="Arial" w:cs="Arial"/>
-        </w:rPr>
-        <w:t>SegHIS</w:t>
-      </w:r>
-      <w:proofErr w:type="spellEnd"/>
-      <w:r>
-        <w:rPr>
-          <w:rFonts w:ascii="Arial" w:eastAsia="Arial" w:hAnsi="Arial" w:cs="Arial"/>
-        </w:rPr>
-        <w:t xml:space="preserve"> database module specifically tailored for rural health centers and municipal hospitals in Mindanao. Functionally, the blueprint includes simplified clinical charging forms, rapid PhilHealth verification logs, and regional language tooltips. Workflow modeling indicates that custom local database modules accelerate PhilHealth reimbursement processing (</w:t>
-      </w:r>
-      <w:proofErr w:type="spellStart"/>
-      <w:r>
-        <w:rPr>
-          <w:rFonts w:ascii="Arial" w:eastAsia="Arial" w:hAnsi="Arial" w:cs="Arial"/>
-        </w:rPr>
-        <w:t>Segworks</w:t>
-      </w:r>
-      <w:proofErr w:type="spellEnd"/>
-      <w:r>
-        <w:rPr>
-          <w:rFonts w:ascii="Arial" w:eastAsia="Arial" w:hAnsi="Arial" w:cs="Arial"/>
-        </w:rPr>
-        <w:t xml:space="preserve">, 2024). However, this system enhancement remains an unexecuted proposal that lacks field deployment and user acceptance testing in </w:t>
-      </w:r>
-      <w:proofErr w:type="spellStart"/>
-      <w:r>
-        <w:rPr>
-          <w:rFonts w:ascii="Arial" w:eastAsia="Arial" w:hAnsi="Arial" w:cs="Arial"/>
-        </w:rPr>
-        <w:t>Tupi</w:t>
-      </w:r>
-      <w:proofErr w:type="spellEnd"/>
-      <w:r>
-        <w:rPr>
-          <w:rFonts w:ascii="Arial" w:eastAsia="Arial" w:hAnsi="Arial" w:cs="Arial"/>
-        </w:rPr>
-        <w:t>, South Cotabato.</w:t>
-      </w:r>
-    </w:p>
-    <w:p>
-      <w:pPr>
-        <w:spacing w:line="480" w:lineRule="auto"/>
-        <w:ind w:firstLine="720"/>
-        <w:jc w:val="both"/>
-        <w:rPr>
-          <w:rFonts w:ascii="Arial" w:eastAsia="Arial" w:hAnsi="Arial" w:cs="Arial"/>
-        </w:rPr>
-      </w:pPr>
-    </w:p>
-    <w:p>
-      <w:pPr>
-        <w:spacing w:line="480" w:lineRule="auto"/>
-        <w:jc w:val="both"/>
-        <w:rPr>
-          <w:rFonts w:ascii="Arial" w:eastAsia="Arial" w:hAnsi="Arial" w:cs="Arial"/>
-          <w:b/>
-          <w:bCs/>
-        </w:rPr>
-      </w:pPr>
-      <w:r>
-        <w:rPr>
-          <w:rFonts w:ascii="Arial" w:eastAsia="Arial" w:hAnsi="Arial" w:cs="Arial"/>
-          <w:b/>
-          <w:bCs/>
-        </w:rPr>
-        <w:t xml:space="preserve">Unimplemented System Usability Model for Region 12 LGU Hospitals </w:t>
-      </w:r>
-    </w:p>
-    <w:p>
-      <w:pPr>
-        <w:spacing w:line="480" w:lineRule="auto"/>
-        <w:ind w:firstLine="720"/>
-        <w:jc w:val="both"/>
-        <w:rPr>
-          <w:rFonts w:ascii="Arial" w:eastAsia="Arial" w:hAnsi="Arial" w:cs="Arial"/>
-        </w:rPr>
-      </w:pPr>
-      <w:r>
-        <w:rPr>
-          <w:rFonts w:ascii="Arial" w:eastAsia="Arial" w:hAnsi="Arial" w:cs="Arial"/>
-        </w:rPr>
-        <w:t>A system design study models an LGU-tailored electronic health record interface built for municipal health staff in South Cotabato and Region 12. Functionally, the prototype interface details simplified patient registration screens, visual triage priority indicators, and one-click diagnostic report generation. Usability modeling indicates that intuitive visual interfaces yield high System Usability Scale (SUS) ratings among local health encoders (R12HIC, 2023). However, the project remains at the visual interface prototyping stage without a functional backend database or dynamic queue integration.</w:t>
-      </w:r>
-    </w:p>
-    <w:p>
-      <w:pPr>
-        <w:spacing w:line="480" w:lineRule="auto"/>
-        <w:ind w:firstLine="720"/>
-        <w:jc w:val="both"/>
-        <w:rPr>
-          <w:rFonts w:ascii="Arial" w:eastAsia="Arial" w:hAnsi="Arial" w:cs="Arial"/>
-        </w:rPr>
-      </w:pPr>
-    </w:p>
-    <w:p>
-      <w:pPr>
-        <w:spacing w:line="480" w:lineRule="auto"/>
-        <w:ind w:firstLine="720"/>
-        <w:jc w:val="both"/>
-        <w:rPr>
-          <w:rFonts w:ascii="Arial" w:eastAsia="Arial" w:hAnsi="Arial" w:cs="Arial"/>
-        </w:rPr>
-      </w:pPr>
-    </w:p>
-    <w:p>
-      <w:pPr>
-        <w:spacing w:line="480" w:lineRule="auto"/>
-        <w:jc w:val="both"/>
-        <w:rPr>
-          <w:rFonts w:ascii="Arial" w:eastAsia="Arial" w:hAnsi="Arial" w:cs="Arial"/>
-          <w:b/>
-          <w:bCs/>
-        </w:rPr>
-      </w:pPr>
-      <w:r>
-        <w:rPr>
-          <w:rFonts w:ascii="Arial" w:eastAsia="Arial" w:hAnsi="Arial" w:cs="Arial"/>
-          <w:b/>
-          <w:bCs/>
-        </w:rPr>
-        <w:t xml:space="preserve">Conceptual Digital Queue and Registration Kiosk Model for Mindanao Hospitals </w:t>
-      </w:r>
-    </w:p>
-    <w:p>
-      <w:pPr>
-        <w:spacing w:line="480" w:lineRule="auto"/>
-        <w:ind w:firstLine="720"/>
-        <w:jc w:val="both"/>
-        <w:rPr>
-          <w:rFonts w:ascii="Arial" w:eastAsia="Arial" w:hAnsi="Arial" w:cs="Arial"/>
-        </w:rPr>
-      </w:pPr>
-      <w:r>
-        <w:rPr>
-          <w:rFonts w:ascii="Arial" w:eastAsia="Arial" w:hAnsi="Arial" w:cs="Arial"/>
-        </w:rPr>
-        <w:t>An unexecuted software architecture models digital intake kiosks and computerized medical record lookup interfaces for public facilities in Mindanao. Functionally, the model outlines automated ticket issuing, patient demographic search indexing, and real-time queue display management. Conceptual analysis indicates that digital lookup mechanisms reduce patient intake prep time by over 50% (SPMC, 2024). However, this design focuses solely on frontend queue ticketing without linking directly to cashier billing, pharmacy inventory, or doctor consultation workflows.</w:t>
-      </w:r>
-    </w:p>
-    <w:p>
-      <w:pPr>
-        <w:spacing w:line="480" w:lineRule="auto"/>
-        <w:ind w:firstLine="720"/>
-        <w:jc w:val="both"/>
-        <w:rPr>
-          <w:rFonts w:ascii="Arial" w:eastAsia="Arial" w:hAnsi="Arial" w:cs="Arial"/>
-        </w:rPr>
-      </w:pPr>
-    </w:p>
-    <w:p>
-      <w:pPr>
-        <w:spacing w:line="480" w:lineRule="auto"/>
-        <w:jc w:val="both"/>
-        <w:rPr>
-          <w:rFonts w:ascii="Arial" w:eastAsia="Arial" w:hAnsi="Arial" w:cs="Arial"/>
-          <w:b/>
-          <w:bCs/>
-        </w:rPr>
-      </w:pPr>
-      <w:r>
-        <w:rPr>
-          <w:rFonts w:ascii="Arial" w:eastAsia="Arial" w:hAnsi="Arial" w:cs="Arial"/>
-          <w:b/>
-          <w:bCs/>
-        </w:rPr>
-        <w:t xml:space="preserve">Unbuilt One Health Local Referral and Patient Tracking System Model </w:t>
-      </w:r>
-    </w:p>
-    <w:p>
-      <w:pPr>
-        <w:spacing w:line="480" w:lineRule="auto"/>
-        <w:ind w:firstLine="720"/>
-        <w:jc w:val="both"/>
-        <w:rPr>
-          <w:rFonts w:ascii="Arial" w:eastAsia="Arial" w:hAnsi="Arial" w:cs="Arial"/>
-        </w:rPr>
-      </w:pPr>
-      <w:r>
-        <w:rPr>
-          <w:rFonts w:ascii="Arial" w:eastAsia="Arial" w:hAnsi="Arial" w:cs="Arial"/>
-        </w:rPr>
-        <w:t>A conceptual system model details a digital referral and tracking module designed to connect municipal health units to the South Cotabato One Health Network. Functionally, the blueprint structures digital referral forms, emergency transfer logs, and unified patient ID indexing across South Cotabato towns. The study projects that standardized referral databases improve inter-facility tracking and minimize duplicate testing (Provincial Government of South Cotabato, 2023). However, the design remains an unbuilt provincial specification that lacks internal hospital management capabilities for LGU municipal facilities.</w:t>
-      </w:r>
-    </w:p>
-    <w:p>
-      <w:pPr>
-        <w:spacing w:line="480" w:lineRule="auto"/>
-        <w:ind w:firstLine="720"/>
-        <w:jc w:val="both"/>
-        <w:rPr>
-          <w:rFonts w:ascii="Arial" w:eastAsia="Arial" w:hAnsi="Arial" w:cs="Arial"/>
-        </w:rPr>
-      </w:pPr>
-    </w:p>
-    <w:p>
-      <w:pPr>
-        <w:spacing w:line="480" w:lineRule="auto"/>
-        <w:ind w:firstLine="720"/>
-        <w:jc w:val="both"/>
-        <w:rPr>
-          <w:rFonts w:ascii="Arial" w:eastAsia="Arial" w:hAnsi="Arial" w:cs="Arial"/>
-        </w:rPr>
-      </w:pPr>
-    </w:p>
-    <w:p>
-      <w:pPr>
-        <w:spacing w:line="480" w:lineRule="auto"/>
-        <w:jc w:val="both"/>
-        <w:rPr>
-          <w:rFonts w:ascii="Arial" w:eastAsia="Arial" w:hAnsi="Arial" w:cs="Arial"/>
-          <w:b/>
-          <w:bCs/>
-        </w:rPr>
-      </w:pPr>
-      <w:r>
-        <w:rPr>
-          <w:rFonts w:ascii="Arial" w:eastAsia="Arial" w:hAnsi="Arial" w:cs="Arial"/>
-          <w:b/>
-          <w:bCs/>
-        </w:rPr>
-        <w:lastRenderedPageBreak/>
-        <w:t xml:space="preserve">Proposed Feasibility Framework for </w:t>
-      </w:r>
-      <w:proofErr w:type="spellStart"/>
-      <w:r>
-        <w:rPr>
-          <w:rFonts w:ascii="Arial" w:eastAsia="Arial" w:hAnsi="Arial" w:cs="Arial"/>
-          <w:b/>
-          <w:bCs/>
-        </w:rPr>
-        <w:t>Tupi</w:t>
-      </w:r>
-      <w:proofErr w:type="spellEnd"/>
-      <w:r>
-        <w:rPr>
-          <w:rFonts w:ascii="Arial" w:eastAsia="Arial" w:hAnsi="Arial" w:cs="Arial"/>
-          <w:b/>
-          <w:bCs/>
-        </w:rPr>
-        <w:t xml:space="preserve"> Municipal Hospital Information System </w:t>
-      </w:r>
-    </w:p>
-    <w:p>
-      <w:pPr>
-        <w:spacing w:line="480" w:lineRule="auto"/>
-        <w:ind w:firstLine="720"/>
-        <w:jc w:val="both"/>
-        <w:rPr>
-          <w:rFonts w:ascii="Arial" w:eastAsia="Arial" w:hAnsi="Arial" w:cs="Arial"/>
-        </w:rPr>
-      </w:pPr>
-      <w:r>
-        <w:rPr>
-          <w:rFonts w:ascii="Arial" w:eastAsia="Arial" w:hAnsi="Arial" w:cs="Arial"/>
-        </w:rPr>
-        <w:t xml:space="preserve">A technical feasibility model designs a lightweight Municipal Hospital Information System tailored for the Local Government Unit of </w:t>
-      </w:r>
-      <w:proofErr w:type="spellStart"/>
-      <w:r>
-        <w:rPr>
-          <w:rFonts w:ascii="Arial" w:eastAsia="Arial" w:hAnsi="Arial" w:cs="Arial"/>
-        </w:rPr>
-        <w:t>Tupi</w:t>
-      </w:r>
-      <w:proofErr w:type="spellEnd"/>
-      <w:r>
-        <w:rPr>
-          <w:rFonts w:ascii="Arial" w:eastAsia="Arial" w:hAnsi="Arial" w:cs="Arial"/>
-        </w:rPr>
-        <w:t xml:space="preserve">, South Cotabato. Functionally, the system model outlines integrated workflows for patient intake, clinical triage, doctor consultation logging, pharmacy inventory control, and LGU financial auditing. Preliminary user acceptance evaluations showed strong interest among local health personnel (LGU </w:t>
-      </w:r>
-      <w:proofErr w:type="spellStart"/>
-      <w:r>
-        <w:rPr>
-          <w:rFonts w:ascii="Arial" w:eastAsia="Arial" w:hAnsi="Arial" w:cs="Arial"/>
-        </w:rPr>
-        <w:t>Tupi</w:t>
-      </w:r>
-      <w:proofErr w:type="spellEnd"/>
-      <w:r>
-        <w:rPr>
-          <w:rFonts w:ascii="Arial" w:eastAsia="Arial" w:hAnsi="Arial" w:cs="Arial"/>
-        </w:rPr>
-        <w:t>, 2024). However, this feasibility framework lacks operational code implementation, an embedded Artificial Intelligence engine for triage optimization, and direct alignment with UN Sustainable Development Goals.</w:t>
-      </w:r>
-    </w:p>
-    <w:p>
-      <w:pPr>
-        <w:spacing w:line="480" w:lineRule="auto"/>
-        <w:jc w:val="both"/>
-        <w:rPr>
-          <w:rFonts w:ascii="Arial" w:eastAsia="Arial" w:hAnsi="Arial" w:cs="Arial"/>
-          <w:b/>
-          <w:bCs/>
-          <w:lang w:val="en-PH"/>
-        </w:rPr>
-      </w:pPr>
-      <w:r>
-        <w:rPr>
-          <w:rFonts w:ascii="Arial" w:eastAsia="Arial" w:hAnsi="Arial" w:cs="Arial"/>
-          <w:b/>
-          <w:bCs/>
-          <w:lang w:val="en-PH"/>
-        </w:rPr>
-        <w:t>Synthesis of Review Related Studies</w:t>
-      </w:r>
-    </w:p>
-    <w:p>
-      <w:pPr>
-        <w:spacing w:line="480" w:lineRule="auto"/>
-        <w:ind w:firstLine="720"/>
-        <w:jc w:val="both"/>
-        <w:rPr>
-          <w:rFonts w:ascii="Arial" w:eastAsia="Arial" w:hAnsi="Arial" w:cs="Arial"/>
-          <w:lang w:val="en-PH"/>
-        </w:rPr>
-      </w:pPr>
-      <w:r>
-        <w:rPr>
-          <w:rFonts w:ascii="Arial" w:eastAsia="Arial" w:hAnsi="Arial" w:cs="Arial"/>
-          <w:lang w:val="en-PH" w:eastAsia="zh-CN"/>
-        </w:rPr>
-        <w:t xml:space="preserve">The reviewed studies highlight various conceptual models, prototype architectures, and unexecuted software designs aimed at improving healthcare data management, operational workflows, and system usability across international, national, and local settings. Internationally, proposed frameworks and microservice architectures emphasize the potential of automated intake, standardized messaging protocols, encrypted access controls, and electronic medical records to reduce documentation time and error rates. Nationally, unreleased prototypes and optimization models for platforms like </w:t>
-      </w:r>
-      <w:proofErr w:type="spellStart"/>
-      <w:r>
-        <w:rPr>
-          <w:rFonts w:ascii="Arial" w:eastAsia="Arial" w:hAnsi="Arial" w:cs="Arial"/>
-          <w:lang w:val="en-PH" w:eastAsia="zh-CN"/>
-        </w:rPr>
-        <w:t>iHOMIS</w:t>
-      </w:r>
-      <w:proofErr w:type="spellEnd"/>
-      <w:r>
-        <w:rPr>
-          <w:rFonts w:ascii="Arial" w:eastAsia="Arial" w:hAnsi="Arial" w:cs="Arial"/>
-          <w:lang w:val="en-PH" w:eastAsia="zh-CN"/>
-        </w:rPr>
-        <w:t xml:space="preserve"> demonstrate strategies for simplifying user interfaces, automating PhilHealth discount computations, and maintaining offline-online database synchronization. Locally, feasibility studies and visual interface prototypes tailored for Mindanao and South Cotabato demonstrate strong potential for streamlining referral tracking, queue displays, and local health record management. </w:t>
-      </w:r>
-    </w:p>
-    <w:p>
-      <w:pPr>
-        <w:spacing w:line="480" w:lineRule="auto"/>
-        <w:ind w:firstLine="720"/>
-        <w:jc w:val="both"/>
-        <w:rPr>
-          <w:rFonts w:ascii="Arial" w:eastAsia="Arial" w:hAnsi="Arial" w:cs="Arial"/>
-          <w:lang w:val="en-PH"/>
-        </w:rPr>
-      </w:pPr>
-      <w:r>
-        <w:rPr>
-          <w:rFonts w:ascii="Arial" w:eastAsia="Arial" w:hAnsi="Arial" w:cs="Arial"/>
-          <w:lang w:val="en-PH" w:eastAsia="zh-CN"/>
-        </w:rPr>
-        <w:lastRenderedPageBreak/>
-        <w:t xml:space="preserve">Despite these conceptual advancements, significant gaps persist across the evaluated research studies. First, international performance architectures, security models, and microservice frameworks remain theoretical specifications or simulated models tested under synthetic network traffic, lacking empirical validation under real-world rural hardware and bandwidth constraints. Second, existing national and local software designs exhibit functional fragmentation, focusing on isolated features such as billing, queue ticketing, or provincial referral tracking without offering an end-to-end hospital management system that connects clinical triage, doctor consultation logs, laboratory workflows, and pharmacy batch inventory. Third, current prototype models fail to incorporate dynamic outpatient queue tracking or citizen-facing waiting time estimations. Fourth, the reviewed research models lack embedded Artificial Intelligence (AI) features to optimize clinical triage workflows, predict queue wait times, or trigger dynamic pharmacy stock alerts. Finally, existing feasibility blueprints lack deployed code implementations, localized PhilHealth billing integration, and explicit tracking aligned with UN Sustainable Development Goals 3, 9, and 16. </w:t>
-      </w:r>
-    </w:p>
-    <w:p>
-      <w:pPr>
-        <w:spacing w:line="480" w:lineRule="auto"/>
-        <w:ind w:firstLine="720"/>
-        <w:jc w:val="both"/>
-        <w:rPr>
-          <w:rFonts w:ascii="Arial" w:eastAsia="Arial" w:hAnsi="Arial" w:cs="Arial"/>
-          <w:lang w:val="en-PH"/>
-        </w:rPr>
-      </w:pPr>
-      <w:r>
-        <w:rPr>
-          <w:rFonts w:ascii="Arial" w:eastAsia="Arial" w:hAnsi="Arial" w:cs="Arial"/>
-          <w:lang w:val="en-PH" w:eastAsia="zh-CN"/>
-        </w:rPr>
-        <w:t xml:space="preserve">Therefore, this study addresses these limitations by developing the </w:t>
-      </w:r>
-      <w:proofErr w:type="spellStart"/>
-      <w:r>
-        <w:rPr>
-          <w:rFonts w:ascii="Arial" w:eastAsia="Arial" w:hAnsi="Arial" w:cs="Arial"/>
-          <w:lang w:val="en-PH" w:eastAsia="zh-CN"/>
-        </w:rPr>
-        <w:t>Tupi</w:t>
-      </w:r>
-      <w:proofErr w:type="spellEnd"/>
-      <w:r>
-        <w:rPr>
-          <w:rFonts w:ascii="Arial" w:eastAsia="Arial" w:hAnsi="Arial" w:cs="Arial"/>
-          <w:lang w:val="en-PH" w:eastAsia="zh-CN"/>
-        </w:rPr>
-        <w:t xml:space="preserve"> Municipal Hospital Information System (TMHIS), an integrated, web-based, multi-module platform embedded with Artificial Intelligence features, automated PhilHealth billing workflows, real-time pharmacy inventory tracking, dynamic queue management, and inter-departmental task routing designed specifically to eliminate operational bottlenecks, optimize patient care delivery, and elevate public healthcare delivery for the Local Government Unit of </w:t>
-      </w:r>
-      <w:proofErr w:type="spellStart"/>
-      <w:r>
-        <w:rPr>
-          <w:rFonts w:ascii="Arial" w:eastAsia="Arial" w:hAnsi="Arial" w:cs="Arial"/>
-          <w:lang w:val="en-PH" w:eastAsia="zh-CN"/>
-        </w:rPr>
-        <w:t>Tupi</w:t>
-      </w:r>
-      <w:proofErr w:type="spellEnd"/>
-      <w:r>
-        <w:rPr>
-          <w:rFonts w:ascii="Arial" w:eastAsia="Arial" w:hAnsi="Arial" w:cs="Arial"/>
-          <w:lang w:val="en-PH" w:eastAsia="zh-CN"/>
-        </w:rPr>
-        <w:t xml:space="preserve">, South Cotabato, Mindanao, Philippines, while directly advancing Sustainable Development Goals 3, 9, and 16. </w:t>
-      </w:r>
-    </w:p>
-    <w:p>
-      <w:pPr>
-        <w:spacing w:line="480" w:lineRule="auto"/>
-        <w:jc w:val="both"/>
-        <w:rPr>
-          <w:rFonts w:ascii="Arial" w:eastAsia="Arial" w:hAnsi="Arial" w:cs="Arial"/>
-          <w:b/>
-          <w:bCs/>
-          <w:lang w:val="en-PH"/>
-        </w:rPr>
-      </w:pPr>
-      <w:r>
-        <w:rPr>
-          <w:rFonts w:ascii="Arial" w:eastAsia="Arial" w:hAnsi="Arial" w:cs="Arial"/>
-          <w:b/>
-          <w:bCs/>
-          <w:lang w:val="en-PH"/>
-        </w:rPr>
-        <w:lastRenderedPageBreak/>
+          <w:lang w:val="en-PH"/>
+        </w:rPr>
+        <w:t>, South Cotabato, and validated with the hospital personnel who will operate it.</w:t>
+      </w:r>
+    </w:p>
+    <w:p>
+      <w:pPr>
+        <w:spacing w:line="480" w:lineRule="auto"/>
+        <w:ind w:left="480" w:hangingChars="200" w:hanging="480"/>
+        <w:jc w:val="both"/>
+        <w:rPr>
+          <w:rFonts w:ascii="Arial" w:eastAsia="Arial" w:hAnsi="Arial" w:cs="Arial"/>
+          <w:lang w:val="en-PH"/>
+        </w:rPr>
+      </w:pPr>
+    </w:p>
+    <w:p>
+      <w:pPr>
+        <w:spacing w:line="480" w:lineRule="auto"/>
+        <w:ind w:left="482" w:hangingChars="200" w:hanging="482"/>
+        <w:jc w:val="both"/>
+        <w:rPr>
+          <w:rFonts w:ascii="Arial" w:eastAsia="Arial" w:hAnsi="Arial" w:cs="Arial"/>
+          <w:b/>
+          <w:bCs/>
+          <w:lang w:val="en-PH"/>
+        </w:rPr>
+      </w:pPr>
+    </w:p>
+    <w:p>
+      <w:pPr>
+        <w:spacing w:line="480" w:lineRule="auto"/>
+        <w:ind w:left="482" w:hangingChars="200" w:hanging="482"/>
+        <w:jc w:val="both"/>
+        <w:rPr>
+          <w:rFonts w:ascii="Arial" w:eastAsia="Arial" w:hAnsi="Arial" w:cs="Arial"/>
+          <w:b/>
+          <w:bCs/>
+          <w:lang w:val="en-PH"/>
+        </w:rPr>
+      </w:pPr>
+      <w:r>
+        <w:rPr>
+          <w:rFonts w:ascii="Arial" w:eastAsia="Arial" w:hAnsi="Arial" w:cs="Arial"/>
+          <w:b/>
+          <w:bCs/>
+          <w:lang w:val="en-PH"/>
+        </w:rPr>
         <w:t>References</w:t>
       </w:r>
     </w:p>
@@ -4826,31 +5012,33 @@
           <w:rFonts w:ascii="Arial" w:eastAsia="Arial" w:hAnsi="Arial" w:cs="Arial"/>
           <w:lang w:val="en-PH"/>
         </w:rPr>
-        <w:t>Department of Health Regional Office II. (2026). Integrated Hospital Operations and Management Information System (</w:t>
-      </w:r>
-      <w:proofErr w:type="spellStart"/>
-      <w:r>
-        <w:rPr>
-          <w:rFonts w:ascii="Arial" w:eastAsia="Arial" w:hAnsi="Arial" w:cs="Arial"/>
-          <w:lang w:val="en-PH"/>
-        </w:rPr>
-        <w:t>iHOMIS</w:t>
-      </w:r>
-      <w:proofErr w:type="spellEnd"/>
-      <w:r>
-        <w:rPr>
-          <w:rFonts w:ascii="Arial" w:eastAsia="Arial" w:hAnsi="Arial" w:cs="Arial"/>
-          <w:lang w:val="en-PH"/>
-        </w:rPr>
-        <w:t xml:space="preserve">). Department of Health. </w:t>
-      </w:r>
-      <w:hyperlink r:id="rId8" w:tgtFrame="https://gemini.google.com/app/_blank" w:history="1">
+        <w:t>Abimanyu, E. P. B., et al. (2025). Digital technologies in hospital pharmacy: A systematic review. </w:t>
+      </w:r>
+      <w:r>
+        <w:rPr>
+          <w:rFonts w:ascii="Arial" w:eastAsia="Arial" w:hAnsi="Arial" w:cs="Arial"/>
+          <w:i/>
+          <w:iCs/>
+          <w:lang w:val="en-PH"/>
+        </w:rPr>
+        <w:t>Journal of Preventive Medicine and Public Health</w:t>
+      </w:r>
+      <w:r>
+        <w:rPr>
+          <w:rFonts w:ascii="Arial" w:eastAsia="Arial" w:hAnsi="Arial" w:cs="Arial"/>
+          <w:lang w:val="en-PH"/>
+        </w:rPr>
+        <w:t>. </w:t>
+      </w:r>
+      <w:hyperlink r:id="rId8" w:tgtFrame="_blank" w:history="1">
         <w:r>
           <w:rPr>
             <w:rFonts w:ascii="Arial" w:eastAsia="Arial" w:hAnsi="Arial" w:cs="Arial"/>
+            <w:color w:val="0000FF"/>
+            <w:u w:val="single"/>
             <w:lang w:val="en-PH"/>
           </w:rPr>
-          <w:t>https://ro2.doh.gov.ph</w:t>
+          <w:t>https://www.jpmph.org/journal/view.php?number=2466</w:t>
         </w:r>
       </w:hyperlink>
     </w:p>
@@ -4869,26 +5057,33 @@
           <w:rFonts w:ascii="Arial" w:eastAsia="Arial" w:hAnsi="Arial" w:cs="Arial"/>
           <w:lang w:val="en-PH"/>
         </w:rPr>
-        <w:t xml:space="preserve">Ehteshami, A., et al. (2025). Global digital transformation in hospital operations and electronic health record workflows. Journal of Digital Health &amp; Health Sciences, 18(2), 112–125. </w:t>
-      </w:r>
-    </w:p>
-    <w:p>
-      <w:pPr>
-        <w:spacing w:line="480" w:lineRule="auto"/>
-        <w:ind w:left="480"/>
-        <w:jc w:val="both"/>
-        <w:rPr>
-          <w:rFonts w:ascii="Arial" w:eastAsia="Arial" w:hAnsi="Arial" w:cs="Arial"/>
-          <w:lang w:val="en-PH"/>
-        </w:rPr>
-      </w:pPr>
-      <w:hyperlink r:id="rId9" w:tgtFrame="https://gemini.google.com/app/_blank" w:history="1">
+        <w:t>Acacio-Claro, P. J., et al. (2024). Understanding adoption of electronic medical records (EMRs) during a health emergency: An analysis of EMR usage logs from rural health facilities in the Philippines. </w:t>
+      </w:r>
+      <w:r>
+        <w:rPr>
+          <w:rFonts w:ascii="Arial" w:eastAsia="Arial" w:hAnsi="Arial" w:cs="Arial"/>
+          <w:i/>
+          <w:iCs/>
+          <w:lang w:val="en-PH"/>
+        </w:rPr>
+        <w:t>Acta Medica Philippina, 58</w:t>
+      </w:r>
+      <w:r>
+        <w:rPr>
+          <w:rFonts w:ascii="Arial" w:eastAsia="Arial" w:hAnsi="Arial" w:cs="Arial"/>
+          <w:lang w:val="en-PH"/>
+        </w:rPr>
+        <w:t>. </w:t>
+      </w:r>
+      <w:hyperlink r:id="rId9" w:tgtFrame="_blank" w:history="1">
         <w:r>
           <w:rPr>
             <w:rFonts w:ascii="Arial" w:eastAsia="Arial" w:hAnsi="Arial" w:cs="Arial"/>
+            <w:color w:val="0000FF"/>
+            <w:u w:val="single"/>
             <w:lang w:val="en-PH"/>
           </w:rPr>
-          <w:t>https://doi.org/10.1007/s10916-025-02130-9</w:t>
+          <w:t>https://pmc.ncbi.nlm.nih.gov/articles/PMC11732588/</w:t>
         </w:r>
       </w:hyperlink>
     </w:p>
@@ -4907,15 +5102,17 @@
           <w:rFonts w:ascii="Arial" w:eastAsia="Arial" w:hAnsi="Arial" w:cs="Arial"/>
           <w:lang w:val="en-PH"/>
         </w:rPr>
-        <w:t xml:space="preserve">Garcia, M., et al. (2021). Philippine eHealth strategic framework and unified electronic medical record systems for public facilities. Philippine Journal of Health Informatics, 9(1), 45–58. </w:t>
-      </w:r>
-      <w:hyperlink r:id="rId10" w:tgtFrame="https://gemini.google.com/app/_blank" w:history="1">
+        <w:t>Alanazi, W. K., et al. (2024). Effect of electronic prescription system modifications on medication errors. </w:t>
+      </w:r>
+      <w:hyperlink r:id="rId10" w:tgtFrame="_blank" w:history="1">
         <w:r>
           <w:rPr>
             <w:rFonts w:ascii="Arial" w:eastAsia="Arial" w:hAnsi="Arial" w:cs="Arial"/>
+            <w:color w:val="0000FF"/>
+            <w:u w:val="single"/>
             <w:lang w:val="en-PH"/>
           </w:rPr>
-          <w:t>https://pjhi.ph/index.php/journal/article/view/2021-09-1</w:t>
+          <w:t>https://pmc.ncbi.nlm.nih.gov/articles/PMC11619007/</w:t>
         </w:r>
       </w:hyperlink>
     </w:p>
@@ -4934,43 +5131,47 @@
           <w:rFonts w:ascii="Arial" w:eastAsia="Arial" w:hAnsi="Arial" w:cs="Arial"/>
           <w:lang w:val="en-PH"/>
         </w:rPr>
-        <w:t xml:space="preserve">IEEE. (2026). Interoperability, FHIR standards, and microservices architecture in enterprise healthcare systems. IEEE Transactions on Health Sciences &amp; Informatics. </w:t>
-      </w:r>
-    </w:p>
-    <w:p>
-      <w:pPr>
-        <w:spacing w:line="480" w:lineRule="auto"/>
-        <w:ind w:left="480"/>
-        <w:jc w:val="both"/>
-        <w:rPr>
-          <w:rFonts w:ascii="Arial" w:eastAsia="Arial" w:hAnsi="Arial" w:cs="Arial"/>
-          <w:lang w:val="en-PH"/>
-        </w:rPr>
-      </w:pPr>
-      <w:hyperlink r:id="rId11" w:tgtFrame="https://gemini.google.com/app/_blank" w:history="1">
+        <w:t xml:space="preserve">Cassidy, C. E., et al. (2023). E-prescribing and medication safety in community </w:t>
+      </w:r>
+      <w:r>
+        <w:rPr>
+          <w:rFonts w:ascii="Arial" w:eastAsia="Arial" w:hAnsi="Arial" w:cs="Arial"/>
+          <w:lang w:val="en-PH"/>
+        </w:rPr>
+        <w:lastRenderedPageBreak/>
+        <w:t>settings. </w:t>
+      </w:r>
+      <w:r>
+        <w:rPr>
+          <w:rFonts w:ascii="Arial" w:eastAsia="Arial" w:hAnsi="Arial" w:cs="Arial"/>
+          <w:i/>
+          <w:iCs/>
+          <w:lang w:val="en-PH"/>
+        </w:rPr>
+        <w:t>Exploratory Research in Clinical and Social Pharmacy</w:t>
+      </w:r>
+      <w:r>
+        <w:rPr>
+          <w:rFonts w:ascii="Arial" w:eastAsia="Arial" w:hAnsi="Arial" w:cs="Arial"/>
+          <w:lang w:val="en-PH"/>
+        </w:rPr>
+        <w:t>. </w:t>
+      </w:r>
+      <w:hyperlink r:id="rId11" w:tgtFrame="_blank" w:history="1">
         <w:r>
           <w:rPr>
             <w:rFonts w:ascii="Arial" w:eastAsia="Arial" w:hAnsi="Arial" w:cs="Arial"/>
+            <w:color w:val="0000FF"/>
+            <w:u w:val="single"/>
             <w:lang w:val="en-PH"/>
           </w:rPr>
-          <w:t>https://doi.org/10.1109/THSI.2026.3110022</w:t>
+          <w:t>https://doi.org/10.1016/j.rcsop.2023.100300</w:t>
         </w:r>
       </w:hyperlink>
     </w:p>
     <w:p>
       <w:pPr>
         <w:spacing w:line="480" w:lineRule="auto"/>
-        <w:ind w:left="480"/>
-        <w:jc w:val="both"/>
-        <w:rPr>
-          <w:rFonts w:ascii="Arial" w:eastAsia="Arial" w:hAnsi="Arial" w:cs="Arial"/>
-          <w:lang w:val="en-PH"/>
-        </w:rPr>
-      </w:pPr>
-    </w:p>
-    <w:p>
-      <w:pPr>
-        <w:spacing w:line="480" w:lineRule="auto"/>
         <w:ind w:left="480" w:hangingChars="200" w:hanging="480"/>
         <w:jc w:val="both"/>
         <w:rPr>
@@ -4978,31 +5179,79 @@
           <w:lang w:val="en-PH"/>
         </w:rPr>
       </w:pPr>
-      <w:r>
-        <w:rPr>
-          <w:rFonts w:ascii="Arial" w:eastAsia="Arial" w:hAnsi="Arial" w:cs="Arial"/>
-          <w:lang w:val="en-PH"/>
-        </w:rPr>
-        <w:t xml:space="preserve">Khorasani, E., et al. (2026). Evaluation frameworks and performance architecture for hospital information systems. International Journal of Medical Informatics, 42(1), 78–91. </w:t>
-      </w:r>
-    </w:p>
-    <w:p>
-      <w:pPr>
-        <w:spacing w:line="480" w:lineRule="auto"/>
-        <w:ind w:left="480"/>
-        <w:jc w:val="both"/>
-        <w:rPr>
-          <w:rFonts w:ascii="Arial" w:eastAsia="Arial" w:hAnsi="Arial" w:cs="Arial"/>
-          <w:lang w:val="en-PH"/>
-        </w:rPr>
-      </w:pPr>
-      <w:hyperlink r:id="rId12" w:tgtFrame="https://gemini.google.com/app/_blank" w:history="1">
+      <w:proofErr w:type="spellStart"/>
+      <w:r>
+        <w:rPr>
+          <w:rFonts w:ascii="Arial" w:eastAsia="Arial" w:hAnsi="Arial" w:cs="Arial"/>
+          <w:lang w:val="en-PH"/>
+        </w:rPr>
+        <w:t>Cobrado</w:t>
+      </w:r>
+      <w:proofErr w:type="spellEnd"/>
+      <w:r>
+        <w:rPr>
+          <w:rFonts w:ascii="Arial" w:eastAsia="Arial" w:hAnsi="Arial" w:cs="Arial"/>
+          <w:lang w:val="en-PH"/>
+        </w:rPr>
+        <w:t xml:space="preserve">, U. N., Sharief, S., </w:t>
+      </w:r>
+      <w:proofErr w:type="spellStart"/>
+      <w:r>
+        <w:rPr>
+          <w:rFonts w:ascii="Arial" w:eastAsia="Arial" w:hAnsi="Arial" w:cs="Arial"/>
+          <w:lang w:val="en-PH"/>
+        </w:rPr>
+        <w:t>Regahal</w:t>
+      </w:r>
+      <w:proofErr w:type="spellEnd"/>
+      <w:r>
+        <w:rPr>
+          <w:rFonts w:ascii="Arial" w:eastAsia="Arial" w:hAnsi="Arial" w:cs="Arial"/>
+          <w:lang w:val="en-PH"/>
+        </w:rPr>
+        <w:t xml:space="preserve">, N. G., Zepka, E., </w:t>
+      </w:r>
+      <w:proofErr w:type="spellStart"/>
+      <w:r>
+        <w:rPr>
+          <w:rFonts w:ascii="Arial" w:eastAsia="Arial" w:hAnsi="Arial" w:cs="Arial"/>
+          <w:lang w:val="en-PH"/>
+        </w:rPr>
+        <w:t>Mamauag</w:t>
+      </w:r>
+      <w:proofErr w:type="spellEnd"/>
+      <w:r>
+        <w:rPr>
+          <w:rFonts w:ascii="Arial" w:eastAsia="Arial" w:hAnsi="Arial" w:cs="Arial"/>
+          <w:lang w:val="en-PH"/>
+        </w:rPr>
+        <w:t>, M., &amp; Velasco, L. C. (2024). Access control solutions in electronic health record systems: A systematic review. </w:t>
+      </w:r>
+      <w:r>
+        <w:rPr>
+          <w:rFonts w:ascii="Arial" w:eastAsia="Arial" w:hAnsi="Arial" w:cs="Arial"/>
+          <w:i/>
+          <w:iCs/>
+          <w:lang w:val="en-PH"/>
+        </w:rPr>
+        <w:t>Informatics in Medicine Unlocked</w:t>
+      </w:r>
+      <w:r>
+        <w:rPr>
+          <w:rFonts w:ascii="Arial" w:eastAsia="Arial" w:hAnsi="Arial" w:cs="Arial"/>
+          <w:lang w:val="en-PH"/>
+        </w:rPr>
+        <w:t>. </w:t>
+      </w:r>
+      <w:hyperlink r:id="rId12" w:tgtFrame="_blank" w:history="1">
         <w:r>
           <w:rPr>
             <w:rFonts w:ascii="Arial" w:eastAsia="Arial" w:hAnsi="Arial" w:cs="Arial"/>
+            <w:color w:val="0000FF"/>
+            <w:u w:val="single"/>
             <w:lang w:val="en-PH"/>
           </w:rPr>
-          <w:t>https://doi.org/10.1016/j.ijmedinf.2026.104820</w:t>
+          <w:t>https://doi.org/10.1016/j.imu.2024.101507</w:t>
         </w:r>
       </w:hyperlink>
     </w:p>
@@ -5016,48 +5265,126 @@
           <w:lang w:val="en-PH"/>
         </w:rPr>
       </w:pPr>
+      <w:r>
+        <w:rPr>
+          <w:rFonts w:ascii="Arial" w:eastAsia="Arial" w:hAnsi="Arial" w:cs="Arial"/>
+          <w:lang w:val="en-PH"/>
+        </w:rPr>
+        <w:t>Department of Health &amp; Philippine Health Insurance Corporation. (2021). </w:t>
+      </w:r>
+      <w:r>
+        <w:rPr>
+          <w:rFonts w:ascii="Arial" w:eastAsia="Arial" w:hAnsi="Arial" w:cs="Arial"/>
+          <w:i/>
+          <w:iCs/>
+          <w:lang w:val="en-PH"/>
+        </w:rPr>
+        <w:t>Joint Administrative Order No. 2021-0002: Guidelines on health data standards and the National Health Data Dictionary</w:t>
+      </w:r>
+      <w:r>
+        <w:rPr>
+          <w:rFonts w:ascii="Arial" w:eastAsia="Arial" w:hAnsi="Arial" w:cs="Arial"/>
+          <w:lang w:val="en-PH"/>
+        </w:rPr>
+        <w:t>. Department of Health.</w:t>
+      </w:r>
+    </w:p>
+    <w:p>
+      <w:pPr>
+        <w:spacing w:line="480" w:lineRule="auto"/>
+        <w:ind w:left="480" w:hangingChars="200" w:hanging="480"/>
+        <w:jc w:val="both"/>
+        <w:rPr>
+          <w:rFonts w:ascii="Arial" w:eastAsia="Arial" w:hAnsi="Arial" w:cs="Arial"/>
+          <w:lang w:val="en-PH"/>
+        </w:rPr>
+      </w:pPr>
+      <w:r>
+        <w:rPr>
+          <w:rFonts w:ascii="Arial" w:eastAsia="Arial" w:hAnsi="Arial" w:cs="Arial"/>
+          <w:lang w:val="en-PH"/>
+        </w:rPr>
+        <w:t>Department of Health Center for Health Development SOCCSKSARGEN. (2024). </w:t>
+      </w:r>
+      <w:r>
+        <w:rPr>
+          <w:rFonts w:ascii="Arial" w:eastAsia="Arial" w:hAnsi="Arial" w:cs="Arial"/>
+          <w:i/>
+          <w:iCs/>
+          <w:lang w:val="en-PH"/>
+        </w:rPr>
+        <w:t>Integrated Clinic Information System training and implementation in Region XII local government unit health facilities</w:t>
+      </w:r>
+      <w:r>
+        <w:rPr>
+          <w:rFonts w:ascii="Arial" w:eastAsia="Arial" w:hAnsi="Arial" w:cs="Arial"/>
+          <w:lang w:val="en-PH"/>
+        </w:rPr>
+        <w:t>. Department of Health.</w:t>
+      </w:r>
+    </w:p>
+    <w:p>
+      <w:pPr>
+        <w:spacing w:line="480" w:lineRule="auto"/>
+        <w:ind w:left="480" w:hangingChars="200" w:hanging="480"/>
+        <w:jc w:val="both"/>
+        <w:rPr>
+          <w:rFonts w:ascii="Arial" w:eastAsia="Arial" w:hAnsi="Arial" w:cs="Arial"/>
+          <w:lang w:val="en-PH"/>
+        </w:rPr>
+      </w:pPr>
+      <w:r>
+        <w:rPr>
+          <w:rFonts w:ascii="Arial" w:eastAsia="Arial" w:hAnsi="Arial" w:cs="Arial"/>
+          <w:lang w:val="en-PH"/>
+        </w:rPr>
+        <w:t>Department of Health Regional Office II. (2024a). </w:t>
+      </w:r>
+      <w:r>
+        <w:rPr>
+          <w:rFonts w:ascii="Arial" w:eastAsia="Arial" w:hAnsi="Arial" w:cs="Arial"/>
+          <w:i/>
+          <w:iCs/>
+          <w:lang w:val="en-PH"/>
+        </w:rPr>
+        <w:t>Integrated Hospital Operations and Management Information System (</w:t>
+      </w:r>
       <w:proofErr w:type="spellStart"/>
       <w:r>
         <w:rPr>
           <w:rFonts w:ascii="Arial" w:eastAsia="Arial" w:hAnsi="Arial" w:cs="Arial"/>
-          <w:lang w:val="en-PH"/>
-        </w:rPr>
-        <w:t>Kushwah</w:t>
+          <w:i/>
+          <w:iCs/>
+          <w:lang w:val="en-PH"/>
+        </w:rPr>
+        <w:t>iHOMIS</w:t>
       </w:r>
       <w:proofErr w:type="spellEnd"/>
       <w:r>
         <w:rPr>
           <w:rFonts w:ascii="Arial" w:eastAsia="Arial" w:hAnsi="Arial" w:cs="Arial"/>
-          <w:lang w:val="en-PH"/>
-        </w:rPr>
-        <w:t xml:space="preserve">, S., et al. (2024). Integrated Health Management Information Systems (HMIS) and web-based hospital prototypes. Global Healthcare Technology Review, 15(3), </w:t>
-      </w:r>
-      <w:r>
-        <w:rPr>
-          <w:rFonts w:ascii="Arial" w:eastAsia="Arial" w:hAnsi="Arial" w:cs="Arial"/>
-          <w:lang w:val="en-PH"/>
-        </w:rPr>
-        <w:lastRenderedPageBreak/>
-        <w:t xml:space="preserve">201–214. </w:t>
-      </w:r>
-    </w:p>
-    <w:p>
-      <w:pPr>
-        <w:spacing w:line="480" w:lineRule="auto"/>
-        <w:ind w:left="480"/>
-        <w:jc w:val="both"/>
-        <w:rPr>
-          <w:rFonts w:ascii="Arial" w:eastAsia="Arial" w:hAnsi="Arial" w:cs="Arial"/>
-          <w:lang w:val="en-PH"/>
-        </w:rPr>
-      </w:pPr>
-      <w:hyperlink r:id="rId13" w:tgtFrame="https://gemini.google.com/app/_blank" w:history="1">
+          <w:i/>
+          <w:iCs/>
+          <w:lang w:val="en-PH"/>
+        </w:rPr>
+        <w:t>)</w:t>
+      </w:r>
+      <w:r>
+        <w:rPr>
+          <w:rFonts w:ascii="Arial" w:eastAsia="Arial" w:hAnsi="Arial" w:cs="Arial"/>
+          <w:lang w:val="en-PH"/>
+        </w:rPr>
+        <w:t>. Department of Health. </w:t>
+      </w:r>
+      <w:hyperlink r:id="rId13" w:tgtFrame="_blank" w:history="1">
         <w:r>
           <w:rPr>
             <w:rFonts w:ascii="Arial" w:eastAsia="Arial" w:hAnsi="Arial" w:cs="Arial"/>
+            <w:color w:val="0000FF"/>
+            <w:u w:val="single"/>
             <w:lang w:val="en-PH"/>
           </w:rPr>
-          <w:t>https://doi.org/10.38158/irjmets.2024.61625</w:t>
+          <w:t>https://ro2.doh.gov.ph/ihomis/</w:t>
         </w:r>
       </w:hyperlink>
     </w:p>
@@ -5076,58 +5403,53 @@
           <w:rFonts w:ascii="Arial" w:eastAsia="Arial" w:hAnsi="Arial" w:cs="Arial"/>
           <w:lang w:val="en-PH"/>
         </w:rPr>
-        <w:t xml:space="preserve">Local Government Unit of </w:t>
+        <w:t>Department of Health Regional Office II. (2024b). </w:t>
+      </w:r>
+      <w:r>
+        <w:rPr>
+          <w:rFonts w:ascii="Arial" w:eastAsia="Arial" w:hAnsi="Arial" w:cs="Arial"/>
+          <w:i/>
+          <w:iCs/>
+          <w:lang w:val="en-PH"/>
+        </w:rPr>
+        <w:t>Electronic medical record: Integrated Clinic Information System (</w:t>
       </w:r>
       <w:proofErr w:type="spellStart"/>
       <w:r>
         <w:rPr>
           <w:rFonts w:ascii="Arial" w:eastAsia="Arial" w:hAnsi="Arial" w:cs="Arial"/>
-          <w:lang w:val="en-PH"/>
-        </w:rPr>
-        <w:t>Tupi</w:t>
+          <w:i/>
+          <w:iCs/>
+          <w:lang w:val="en-PH"/>
+        </w:rPr>
+        <w:t>iClinicSys</w:t>
       </w:r>
       <w:proofErr w:type="spellEnd"/>
       <w:r>
         <w:rPr>
           <w:rFonts w:ascii="Arial" w:eastAsia="Arial" w:hAnsi="Arial" w:cs="Arial"/>
-          <w:lang w:val="en-PH"/>
-        </w:rPr>
-        <w:t xml:space="preserve">. (2024). Digital public health management platform and feasibility framework for municipal healthcare. LGU </w:t>
-      </w:r>
-      <w:proofErr w:type="spellStart"/>
-      <w:r>
-        <w:rPr>
-          <w:rFonts w:ascii="Arial" w:eastAsia="Arial" w:hAnsi="Arial" w:cs="Arial"/>
-          <w:lang w:val="en-PH"/>
-        </w:rPr>
-        <w:t>Tupi</w:t>
-      </w:r>
-      <w:proofErr w:type="spellEnd"/>
-      <w:r>
-        <w:rPr>
-          <w:rFonts w:ascii="Arial" w:eastAsia="Arial" w:hAnsi="Arial" w:cs="Arial"/>
-          <w:lang w:val="en-PH"/>
-        </w:rPr>
-        <w:t xml:space="preserve"> Public Records. </w:t>
-      </w:r>
-    </w:p>
-    <w:p>
-      <w:pPr>
-        <w:spacing w:line="480" w:lineRule="auto"/>
-        <w:ind w:left="480"/>
-        <w:jc w:val="both"/>
-        <w:rPr>
-          <w:rFonts w:ascii="Arial" w:eastAsia="Arial" w:hAnsi="Arial" w:cs="Arial"/>
-          <w:lang w:val="en-PH"/>
-        </w:rPr>
-      </w:pPr>
-      <w:hyperlink r:id="rId14" w:tgtFrame="https://gemini.google.com/app/_blank" w:history="1">
+          <w:i/>
+          <w:iCs/>
+          <w:lang w:val="en-PH"/>
+        </w:rPr>
+        <w:t>)</w:t>
+      </w:r>
+      <w:r>
+        <w:rPr>
+          <w:rFonts w:ascii="Arial" w:eastAsia="Arial" w:hAnsi="Arial" w:cs="Arial"/>
+          <w:lang w:val="en-PH"/>
+        </w:rPr>
+        <w:t>. Department of Health. </w:t>
+      </w:r>
+      <w:hyperlink r:id="rId14" w:tgtFrame="_blank" w:history="1">
         <w:r>
           <w:rPr>
             <w:rFonts w:ascii="Arial" w:eastAsia="Arial" w:hAnsi="Arial" w:cs="Arial"/>
+            <w:color w:val="0000FF"/>
+            <w:u w:val="single"/>
             <w:lang w:val="en-PH"/>
           </w:rPr>
-          <w:t>https://tupi.gov.ph/public-health/tmhis-framework</w:t>
+          <w:t>https://ro2.doh.gov.ph/electronic-medical-record/</w:t>
         </w:r>
       </w:hyperlink>
     </w:p>
@@ -5141,45 +5463,38 @@
           <w:lang w:val="en-PH"/>
         </w:rPr>
       </w:pPr>
-      <w:proofErr w:type="spellStart"/>
-      <w:r>
-        <w:rPr>
-          <w:rFonts w:ascii="Arial" w:eastAsia="Arial" w:hAnsi="Arial" w:cs="Arial"/>
-          <w:lang w:val="en-PH"/>
-        </w:rPr>
-        <w:t>Macapeges</w:t>
-      </w:r>
-      <w:proofErr w:type="spellEnd"/>
-      <w:r>
-        <w:rPr>
-          <w:rFonts w:ascii="Arial" w:eastAsia="Arial" w:hAnsi="Arial" w:cs="Arial"/>
-          <w:lang w:val="en-PH"/>
-        </w:rPr>
-        <w:t xml:space="preserve">, J. (2020). Optimization framework for </w:t>
-      </w:r>
-      <w:proofErr w:type="spellStart"/>
-      <w:r>
-        <w:rPr>
-          <w:rFonts w:ascii="Arial" w:eastAsia="Arial" w:hAnsi="Arial" w:cs="Arial"/>
-          <w:lang w:val="en-PH"/>
-        </w:rPr>
-        <w:t>iHOMIS</w:t>
-      </w:r>
-      <w:proofErr w:type="spellEnd"/>
-      <w:r>
-        <w:rPr>
-          <w:rFonts w:ascii="Arial" w:eastAsia="Arial" w:hAnsi="Arial" w:cs="Arial"/>
-          <w:lang w:val="en-PH"/>
-        </w:rPr>
-        <w:t xml:space="preserve"> deployments in public government hospitals. Philippine Health Systems Research, 6(2), 33–42. </w:t>
-      </w:r>
-      <w:hyperlink r:id="rId15" w:tgtFrame="https://gemini.google.com/app/_blank" w:history="1">
+      <w:r>
+        <w:rPr>
+          <w:rFonts w:ascii="Arial" w:eastAsia="Arial" w:hAnsi="Arial" w:cs="Arial"/>
+          <w:lang w:val="en-PH"/>
+        </w:rPr>
+        <w:t>Derecho, K. C., Cafino, R., Aquino, S. L., &amp; Velasco, L. C. (2024). Technology adoption of electronic medical records in developing economies: A systematic review on physicians' perspective. </w:t>
+      </w:r>
+      <w:r>
+        <w:rPr>
+          <w:rFonts w:ascii="Arial" w:eastAsia="Arial" w:hAnsi="Arial" w:cs="Arial"/>
+          <w:i/>
+          <w:iCs/>
+          <w:lang w:val="en-PH"/>
+        </w:rPr>
+        <w:t>Digital Health, 10</w:t>
+      </w:r>
+      <w:r>
+        <w:rPr>
+          <w:rFonts w:ascii="Arial" w:eastAsia="Arial" w:hAnsi="Arial" w:cs="Arial"/>
+          <w:lang w:val="en-PH"/>
+        </w:rPr>
+        <w:t>. </w:t>
+      </w:r>
+      <w:hyperlink r:id="rId15" w:tgtFrame="_blank" w:history="1">
         <w:r>
           <w:rPr>
             <w:rFonts w:ascii="Arial" w:eastAsia="Arial" w:hAnsi="Arial" w:cs="Arial"/>
+            <w:color w:val="0000FF"/>
+            <w:u w:val="single"/>
             <w:lang w:val="en-PH"/>
           </w:rPr>
-          <w:t>https://phsr.ph/journal/article/view/2020-06-2</w:t>
+          <w:t>https://doi.org/10.1177/20552076231224605</w:t>
         </w:r>
       </w:hyperlink>
     </w:p>
@@ -5193,20 +5508,48 @@
           <w:lang w:val="en-PH"/>
         </w:rPr>
       </w:pPr>
-      <w:r>
-        <w:rPr>
-          <w:rFonts w:ascii="Arial" w:eastAsia="Arial" w:hAnsi="Arial" w:cs="Arial"/>
-          <w:lang w:val="en-PH"/>
-        </w:rPr>
-        <w:t xml:space="preserve">Provincial Government of South Cotabato. (2023). South Cotabato One Health Information System: Universal Health Care framework and referral tracking. South Cotabato Provincial Health Office. </w:t>
-      </w:r>
-      <w:hyperlink r:id="rId16" w:tgtFrame="https://gemini.google.com/app/_blank" w:history="1">
+      <w:proofErr w:type="spellStart"/>
+      <w:r>
+        <w:rPr>
+          <w:rFonts w:ascii="Arial" w:eastAsia="Arial" w:hAnsi="Arial" w:cs="Arial"/>
+          <w:lang w:val="en-PH"/>
+        </w:rPr>
+        <w:lastRenderedPageBreak/>
+        <w:t>Edayan</w:t>
+      </w:r>
+      <w:proofErr w:type="spellEnd"/>
+      <w:r>
+        <w:rPr>
+          <w:rFonts w:ascii="Arial" w:eastAsia="Arial" w:hAnsi="Arial" w:cs="Arial"/>
+          <w:lang w:val="en-PH"/>
+        </w:rPr>
+        <w:t>, J. M., et al. (2024). Integration technologies in laboratory information systems: A systematic review. </w:t>
+      </w:r>
+      <w:r>
+        <w:rPr>
+          <w:rFonts w:ascii="Arial" w:eastAsia="Arial" w:hAnsi="Arial" w:cs="Arial"/>
+          <w:i/>
+          <w:iCs/>
+          <w:lang w:val="en-PH"/>
+        </w:rPr>
+        <w:t>Informatics in Medicine Unlocked, 50</w:t>
+      </w:r>
+      <w:r>
+        <w:rPr>
+          <w:rFonts w:ascii="Arial" w:eastAsia="Arial" w:hAnsi="Arial" w:cs="Arial"/>
+          <w:lang w:val="en-PH"/>
+        </w:rPr>
+        <w:t>, 101566. </w:t>
+      </w:r>
+      <w:hyperlink r:id="rId16" w:tgtFrame="_blank" w:history="1">
         <w:r>
           <w:rPr>
             <w:rFonts w:ascii="Arial" w:eastAsia="Arial" w:hAnsi="Arial" w:cs="Arial"/>
+            <w:color w:val="0000FF"/>
+            <w:u w:val="single"/>
             <w:lang w:val="en-PH"/>
           </w:rPr>
-          <w:t>https://southcotabato.gov.ph/health/one-health-system</w:t>
+          <w:t>https://doi.org/10.1016/j.imu.2024.101566</w:t>
         </w:r>
       </w:hyperlink>
     </w:p>
@@ -5220,31 +5563,47 @@
           <w:lang w:val="en-PH"/>
         </w:rPr>
       </w:pPr>
-      <w:r>
-        <w:rPr>
-          <w:rFonts w:ascii="Arial" w:eastAsia="Arial" w:hAnsi="Arial" w:cs="Arial"/>
-          <w:lang w:val="en-PH"/>
-        </w:rPr>
-        <w:t xml:space="preserve">Regional 12 Health Informatics Consortium. (2023). SOCCSKSARGEN local health unit electronic medical record platforms and usability models. Region 12 Health Informatics Journal, 7(1), 19–29. </w:t>
-      </w:r>
-    </w:p>
-    <w:p>
-      <w:pPr>
-        <w:spacing w:line="480" w:lineRule="auto"/>
-        <w:ind w:left="480"/>
-        <w:jc w:val="both"/>
-        <w:rPr>
-          <w:rFonts w:ascii="Arial" w:eastAsia="Arial" w:hAnsi="Arial" w:cs="Arial"/>
-          <w:lang w:val="en-PH"/>
-        </w:rPr>
-      </w:pPr>
-      <w:hyperlink r:id="rId17" w:tgtFrame="https://gemini.google.com/app/_blank" w:history="1">
+      <w:proofErr w:type="spellStart"/>
+      <w:r>
+        <w:rPr>
+          <w:rFonts w:ascii="Arial" w:eastAsia="Arial" w:hAnsi="Arial" w:cs="Arial"/>
+          <w:lang w:val="en-PH"/>
+        </w:rPr>
+        <w:t>Elepaño</w:t>
+      </w:r>
+      <w:proofErr w:type="spellEnd"/>
+      <w:r>
+        <w:rPr>
+          <w:rFonts w:ascii="Arial" w:eastAsia="Arial" w:hAnsi="Arial" w:cs="Arial"/>
+          <w:lang w:val="en-PH"/>
+        </w:rPr>
+        <w:t>, A., et al. (2025). Implementing electronic health records in Philippine primary care settings: Mixed-methods pilot study. </w:t>
+      </w:r>
+      <w:r>
+        <w:rPr>
+          <w:rFonts w:ascii="Arial" w:eastAsia="Arial" w:hAnsi="Arial" w:cs="Arial"/>
+          <w:i/>
+          <w:iCs/>
+          <w:lang w:val="en-PH"/>
+        </w:rPr>
+        <w:t>JMIR Medical Informatics, 13</w:t>
+      </w:r>
+      <w:r>
+        <w:rPr>
+          <w:rFonts w:ascii="Arial" w:eastAsia="Arial" w:hAnsi="Arial" w:cs="Arial"/>
+          <w:lang w:val="en-PH"/>
+        </w:rPr>
+        <w:t>, e63036. </w:t>
+      </w:r>
+      <w:hyperlink r:id="rId17" w:tgtFrame="_blank" w:history="1">
         <w:r>
           <w:rPr>
             <w:rFonts w:ascii="Arial" w:eastAsia="Arial" w:hAnsi="Arial" w:cs="Arial"/>
+            <w:color w:val="0000FF"/>
+            <w:u w:val="single"/>
             <w:lang w:val="en-PH"/>
           </w:rPr>
-          <w:t>https://r12hic.org/journal/v7n1-2023</w:t>
+          <w:t>https://doi.org/10.2196/63036</w:t>
         </w:r>
       </w:hyperlink>
     </w:p>
@@ -5255,80 +5614,41 @@
         <w:jc w:val="both"/>
         <w:rPr>
           <w:rFonts w:ascii="Arial" w:eastAsia="Arial" w:hAnsi="Arial" w:cs="Arial"/>
-          <w:lang w:val="en-PH"/>
-        </w:rPr>
-      </w:pPr>
-      <w:proofErr w:type="spellStart"/>
-      <w:r>
-        <w:rPr>
-          <w:rFonts w:ascii="Arial" w:eastAsia="Arial" w:hAnsi="Arial" w:cs="Arial"/>
-          <w:lang w:val="en-PH"/>
-        </w:rPr>
-        <w:t>Segworks</w:t>
-      </w:r>
-      <w:proofErr w:type="spellEnd"/>
-      <w:r>
-        <w:rPr>
-          <w:rFonts w:ascii="Arial" w:eastAsia="Arial" w:hAnsi="Arial" w:cs="Arial"/>
-          <w:lang w:val="en-PH"/>
-        </w:rPr>
-        <w:t xml:space="preserve"> Technologies Corporation. (2024). </w:t>
-      </w:r>
-      <w:proofErr w:type="spellStart"/>
-      <w:r>
-        <w:rPr>
-          <w:rFonts w:ascii="Arial" w:eastAsia="Arial" w:hAnsi="Arial" w:cs="Arial"/>
-          <w:lang w:val="en-PH"/>
-        </w:rPr>
-        <w:t>Segworks</w:t>
-      </w:r>
-      <w:proofErr w:type="spellEnd"/>
-      <w:r>
-        <w:rPr>
-          <w:rFonts w:ascii="Arial" w:eastAsia="Arial" w:hAnsi="Arial" w:cs="Arial"/>
-          <w:lang w:val="en-PH"/>
-        </w:rPr>
-        <w:t xml:space="preserve"> Hospital Information System (</w:t>
-      </w:r>
-      <w:proofErr w:type="spellStart"/>
-      <w:r>
-        <w:rPr>
-          <w:rFonts w:ascii="Arial" w:eastAsia="Arial" w:hAnsi="Arial" w:cs="Arial"/>
-          <w:lang w:val="en-PH"/>
-        </w:rPr>
-        <w:t>SegHIS</w:t>
-      </w:r>
-      <w:proofErr w:type="spellEnd"/>
-      <w:r>
-        <w:rPr>
-          <w:rFonts w:ascii="Arial" w:eastAsia="Arial" w:hAnsi="Arial" w:cs="Arial"/>
-          <w:lang w:val="en-PH"/>
-        </w:rPr>
-        <w:t xml:space="preserve">) Mindanao deployments and hybrid offline-online synchronization models. </w:t>
-      </w:r>
-      <w:proofErr w:type="spellStart"/>
-      <w:r>
-        <w:rPr>
-          <w:rFonts w:ascii="Arial" w:eastAsia="Arial" w:hAnsi="Arial" w:cs="Arial"/>
-          <w:lang w:val="en-PH"/>
-        </w:rPr>
-        <w:t>Segworks</w:t>
-      </w:r>
-      <w:proofErr w:type="spellEnd"/>
-      <w:r>
-        <w:rPr>
-          <w:rFonts w:ascii="Arial" w:eastAsia="Arial" w:hAnsi="Arial" w:cs="Arial"/>
-          <w:lang w:val="en-PH"/>
-        </w:rPr>
-        <w:t xml:space="preserve"> Technical Papers. </w:t>
-      </w:r>
-      <w:hyperlink r:id="rId18" w:tgtFrame="https://gemini.google.com/app/_blank" w:history="1">
+          <w:lang w:val="en-US"/>
+        </w:rPr>
+      </w:pPr>
+      <w:r>
+        <w:rPr>
+          <w:rFonts w:ascii="Arial" w:eastAsia="Arial" w:hAnsi="Arial" w:cs="Arial"/>
+          <w:lang w:val="en-PH"/>
+        </w:rPr>
+        <w:t>Fiesta, C. T., Lucas, T. L., Dagdag, C. A., &amp; Agustin, N. G. (2024). Medical record management system of Baung Health Center. </w:t>
+      </w:r>
+      <w:r>
+        <w:rPr>
+          <w:rFonts w:ascii="Arial" w:eastAsia="Arial" w:hAnsi="Arial" w:cs="Arial"/>
+          <w:i/>
+          <w:iCs/>
+          <w:lang w:val="en-PH"/>
+        </w:rPr>
+        <w:t>Journal of Pure and Applied Sciences, 2</w:t>
+      </w:r>
+      <w:r>
+        <w:rPr>
+          <w:rFonts w:ascii="Arial" w:eastAsia="Arial" w:hAnsi="Arial" w:cs="Arial"/>
+          <w:lang w:val="en-PH"/>
+        </w:rPr>
+        <w:t>(1). </w:t>
+      </w:r>
+      <w:hyperlink r:id="rId18" w:tgtFrame="_blank" w:history="1">
         <w:r>
           <w:rPr>
             <w:rFonts w:ascii="Arial" w:eastAsia="Arial" w:hAnsi="Arial" w:cs="Arial"/>
+            <w:color w:val="0000FF"/>
+            <w:u w:val="single"/>
             <w:lang w:val="en-PH"/>
           </w:rPr>
-          <w:t>https://segworks.com/seghis-mindanao-paper</w:t>
+          <w:t>https://doi.org/10.5281/zenodo.20726594</w:t>
         </w:r>
       </w:hyperlink>
     </w:p>
@@ -5339,31 +5659,122 @@
         <w:jc w:val="both"/>
         <w:rPr>
           <w:rFonts w:ascii="Arial" w:eastAsia="Arial" w:hAnsi="Arial" w:cs="Arial"/>
-          <w:lang w:val="en-PH"/>
-        </w:rPr>
-      </w:pPr>
-      <w:r>
-        <w:rPr>
-          <w:rFonts w:ascii="Arial" w:eastAsia="Arial" w:hAnsi="Arial" w:cs="Arial"/>
-          <w:lang w:val="en-PH"/>
-        </w:rPr>
-        <w:t>Southern Philippines Medical Center. (2024). Mindanao regional hospital informatics and digital queue management kiosk architectures. SPMC Healthcare Review, 11(2), 88–</w:t>
-      </w:r>
-      <w:r>
-        <w:rPr>
-          <w:rFonts w:ascii="Arial" w:eastAsia="Arial" w:hAnsi="Arial" w:cs="Arial"/>
-          <w:lang w:val="en-PH"/>
-        </w:rPr>
-        <w:lastRenderedPageBreak/>
-        <w:t xml:space="preserve">97. </w:t>
-      </w:r>
-      <w:hyperlink r:id="rId19" w:tgtFrame="https://gemini.google.com/app/_blank" w:history="1">
+          <w:color w:val="EE0000"/>
+          <w:lang w:val="en-PH"/>
+        </w:rPr>
+      </w:pPr>
+      <w:r>
+        <w:rPr>
+          <w:rFonts w:ascii="Arial" w:eastAsia="Arial" w:hAnsi="Arial" w:cs="Arial"/>
+          <w:color w:val="EE0000"/>
+          <w:lang w:val="en-PH"/>
+        </w:rPr>
+        <w:t>Needs Verification, especially the authors:</w:t>
+      </w:r>
+    </w:p>
+    <w:p>
+      <w:pPr>
+        <w:spacing w:line="480" w:lineRule="auto"/>
+        <w:ind w:left="480" w:hangingChars="200" w:hanging="480"/>
+        <w:jc w:val="both"/>
+        <w:rPr>
+          <w:rFonts w:ascii="Arial" w:eastAsia="Arial" w:hAnsi="Arial" w:cs="Arial"/>
+          <w:lang w:val="en-PH"/>
+        </w:rPr>
+      </w:pPr>
+      <w:r>
+        <w:rPr>
+          <w:rFonts w:ascii="Arial" w:eastAsia="Arial" w:hAnsi="Arial" w:cs="Arial"/>
+          <w:lang w:val="en-PH"/>
+        </w:rPr>
+        <w:t xml:space="preserve">Firmansyah, et al. (2024). Implementation of a web-based queuing system in hospital polyclinic services using the FIFO method. </w:t>
+      </w:r>
+    </w:p>
+    <w:p>
+      <w:pPr>
+        <w:spacing w:line="480" w:lineRule="auto"/>
+        <w:ind w:left="480" w:hangingChars="200" w:hanging="480"/>
+        <w:jc w:val="both"/>
+        <w:rPr>
+          <w:rFonts w:ascii="Arial" w:eastAsia="Arial" w:hAnsi="Arial" w:cs="Arial"/>
+          <w:lang w:val="en-PH"/>
+        </w:rPr>
+      </w:pPr>
+      <w:r>
+        <w:rPr>
+          <w:rFonts w:ascii="Arial" w:eastAsia="Arial" w:hAnsi="Arial" w:cs="Arial"/>
+          <w:lang w:val="en-PH"/>
+        </w:rPr>
+        <w:t xml:space="preserve">Lawal </w:t>
+      </w:r>
+      <w:proofErr w:type="spellStart"/>
+      <w:r>
+        <w:rPr>
+          <w:rFonts w:ascii="Arial" w:eastAsia="Arial" w:hAnsi="Arial" w:cs="Arial"/>
+          <w:lang w:val="en-PH"/>
+        </w:rPr>
+        <w:t>Bagiwa</w:t>
+      </w:r>
+      <w:proofErr w:type="spellEnd"/>
+      <w:r>
+        <w:rPr>
+          <w:rFonts w:ascii="Arial" w:eastAsia="Arial" w:hAnsi="Arial" w:cs="Arial"/>
+          <w:lang w:val="en-PH"/>
+        </w:rPr>
+        <w:t xml:space="preserve">, M., Hamisu, B., </w:t>
+      </w:r>
+      <w:proofErr w:type="spellStart"/>
+      <w:r>
+        <w:rPr>
+          <w:rFonts w:ascii="Arial" w:eastAsia="Arial" w:hAnsi="Arial" w:cs="Arial"/>
+          <w:lang w:val="en-PH"/>
+        </w:rPr>
+        <w:t>Egigogo</w:t>
+      </w:r>
+      <w:proofErr w:type="spellEnd"/>
+      <w:r>
+        <w:rPr>
+          <w:rFonts w:ascii="Arial" w:eastAsia="Arial" w:hAnsi="Arial" w:cs="Arial"/>
+          <w:lang w:val="en-PH"/>
+        </w:rPr>
+        <w:t>, R. A., &amp; Gana, M. Y. (2025). Agile Laravel-based e-HMS for secure appointment booking and role-based clinical workflow management. </w:t>
+      </w:r>
+      <w:proofErr w:type="spellStart"/>
+      <w:r>
+        <w:rPr>
+          <w:rFonts w:ascii="Arial" w:eastAsia="Arial" w:hAnsi="Arial" w:cs="Arial"/>
+          <w:i/>
+          <w:iCs/>
+          <w:lang w:val="en-PH"/>
+        </w:rPr>
+        <w:t>Ceddi</w:t>
+      </w:r>
+      <w:proofErr w:type="spellEnd"/>
+      <w:r>
+        <w:rPr>
+          <w:rFonts w:ascii="Arial" w:eastAsia="Arial" w:hAnsi="Arial" w:cs="Arial"/>
+          <w:i/>
+          <w:iCs/>
+          <w:lang w:val="en-PH"/>
+        </w:rPr>
+        <w:t xml:space="preserve"> Journal of Information System and Technology, 4</w:t>
+      </w:r>
+      <w:r>
+        <w:rPr>
+          <w:rFonts w:ascii="Arial" w:eastAsia="Arial" w:hAnsi="Arial" w:cs="Arial"/>
+          <w:lang w:val="en-PH"/>
+        </w:rPr>
+        <w:t>(2), 38–49. </w:t>
+      </w:r>
+      <w:hyperlink r:id="rId19" w:tgtFrame="_blank" w:history="1">
         <w:r>
           <w:rPr>
             <w:rFonts w:ascii="Arial" w:eastAsia="Arial" w:hAnsi="Arial" w:cs="Arial"/>
+            <w:color w:val="0000FF"/>
+            <w:u w:val="single"/>
             <w:lang w:val="en-PH"/>
           </w:rPr>
-          <w:t>https://spmc.doh.gov.ph/review/article/2024-11-2</w:t>
+          <w:t>https://doi.org/10.56134/jst.v4i2.133</w:t>
         </w:r>
       </w:hyperlink>
     </w:p>
@@ -5374,23 +5785,41 @@
         <w:jc w:val="both"/>
         <w:rPr>
           <w:rFonts w:ascii="Arial" w:eastAsia="Arial" w:hAnsi="Arial" w:cs="Arial"/>
-          <w:lang w:val="en-PH"/>
-        </w:rPr>
-      </w:pPr>
-      <w:r>
-        <w:rPr>
-          <w:rFonts w:ascii="Arial" w:eastAsia="Arial" w:hAnsi="Arial" w:cs="Arial"/>
-          <w:lang w:val="en-PH"/>
-        </w:rPr>
-        <w:t xml:space="preserve">Technological University of the Philippines. (2021). Prototype clinical billing, pharmacy inventory management, and LGU hospital operations systems [Unpublished thesis]. Technological University of the Philippines. </w:t>
-      </w:r>
-      <w:hyperlink r:id="rId20" w:tgtFrame="https://gemini.google.com/app/_blank" w:history="1">
+          <w:lang w:val="en-US"/>
+        </w:rPr>
+      </w:pPr>
+      <w:r>
+        <w:rPr>
+          <w:rFonts w:ascii="Arial" w:eastAsia="Arial" w:hAnsi="Arial" w:cs="Arial"/>
+          <w:lang w:val="en-PH"/>
+        </w:rPr>
+        <w:t>Marcelo, A., et al. (2025). Development and implementation of an interoperable local health information exchange platform for the attainment of universal health coverage in the Philippines. </w:t>
+      </w:r>
+      <w:r>
+        <w:rPr>
+          <w:rFonts w:ascii="Arial" w:eastAsia="Arial" w:hAnsi="Arial" w:cs="Arial"/>
+          <w:i/>
+          <w:iCs/>
+          <w:lang w:val="en-PH"/>
+        </w:rPr>
+        <w:t>Frontiers in Digital Health</w:t>
+      </w:r>
+      <w:r>
+        <w:rPr>
+          <w:rFonts w:ascii="Arial" w:eastAsia="Arial" w:hAnsi="Arial" w:cs="Arial"/>
+          <w:lang w:val="en-PH"/>
+        </w:rPr>
+        <w:t>. </w:t>
+      </w:r>
+      <w:hyperlink r:id="rId20" w:tgtFrame="_blank" w:history="1">
         <w:r>
           <w:rPr>
             <w:rFonts w:ascii="Arial" w:eastAsia="Arial" w:hAnsi="Arial" w:cs="Arial"/>
+            <w:color w:val="0000FF"/>
+            <w:u w:val="single"/>
             <w:lang w:val="en-PH"/>
           </w:rPr>
-          <w:t>https://repository.tup.edu.ph/handle/123456789/2021-01</w:t>
+          <w:t>https://doi.org/10.3389/fdgth.2025.1650273</w:t>
         </w:r>
       </w:hyperlink>
     </w:p>
@@ -5401,25 +5830,71 @@
         <w:jc w:val="both"/>
         <w:rPr>
           <w:rFonts w:ascii="Arial" w:eastAsia="Arial" w:hAnsi="Arial" w:cs="Arial"/>
-          <w:lang w:val="en-PH"/>
-        </w:rPr>
-      </w:pPr>
-      <w:r>
-        <w:rPr>
-          <w:rFonts w:ascii="Arial" w:eastAsia="Arial" w:hAnsi="Arial" w:cs="Arial"/>
-          <w:lang w:val="en-PH"/>
-        </w:rPr>
-        <w:t xml:space="preserve">Technological University of the Philippines. (2022). Web-based municipal hospital management software for local public health institutions. TUP Journal of Applied Computing, 14(2), 101–115. </w:t>
-      </w:r>
-      <w:hyperlink r:id="rId21" w:tgtFrame="https://gemini.google.com/app/_blank" w:history="1">
+          <w:color w:val="EE0000"/>
+          <w:lang w:val="en-PH"/>
+        </w:rPr>
+      </w:pPr>
+      <w:r>
+        <w:rPr>
+          <w:rFonts w:ascii="Arial" w:eastAsia="Arial" w:hAnsi="Arial" w:cs="Arial"/>
+          <w:color w:val="EE0000"/>
+          <w:lang w:val="en-PH"/>
+        </w:rPr>
+        <w:t>Needs Verification, especially the authors:</w:t>
+      </w:r>
+    </w:p>
+    <w:p>
+      <w:pPr>
+        <w:spacing w:line="480" w:lineRule="auto"/>
+        <w:ind w:left="480" w:hangingChars="200" w:hanging="480"/>
+        <w:jc w:val="both"/>
+        <w:rPr>
+          <w:rFonts w:ascii="Arial" w:eastAsia="Arial" w:hAnsi="Arial" w:cs="Arial"/>
+          <w:lang w:val="en-PH"/>
+        </w:rPr>
+      </w:pPr>
+      <w:r>
+        <w:rPr>
+          <w:rFonts w:ascii="Arial" w:eastAsia="Arial" w:hAnsi="Arial" w:cs="Arial"/>
+          <w:lang w:val="en-PH"/>
+        </w:rPr>
+        <w:lastRenderedPageBreak/>
+        <w:t>Marcos, et al. (2022). Health information systems for older persons in select government tertiary hospitals and health centers in the Philippines. </w:t>
+      </w:r>
+      <w:r>
+        <w:rPr>
+          <w:rFonts w:ascii="Arial" w:eastAsia="Arial" w:hAnsi="Arial" w:cs="Arial"/>
+          <w:i/>
+          <w:iCs/>
+          <w:lang w:val="en-PH"/>
+        </w:rPr>
+        <w:t>Journal of Medical Internet Research, 24</w:t>
+      </w:r>
+      <w:r>
+        <w:rPr>
+          <w:rFonts w:ascii="Arial" w:eastAsia="Arial" w:hAnsi="Arial" w:cs="Arial"/>
+          <w:lang w:val="en-PH"/>
+        </w:rPr>
+        <w:t>(2), e29541. </w:t>
+      </w:r>
+      <w:hyperlink r:id="rId21" w:tgtFrame="_blank" w:history="1">
         <w:r>
           <w:rPr>
             <w:rFonts w:ascii="Arial" w:eastAsia="Arial" w:hAnsi="Arial" w:cs="Arial"/>
+            <w:color w:val="0000FF"/>
+            <w:u w:val="single"/>
             <w:lang w:val="en-PH"/>
           </w:rPr>
-          <w:t>https://doi.org/10.1234/tupjac.2022.142101</w:t>
+          <w:t>https://doi.org/10.2196/29541</w:t>
         </w:r>
       </w:hyperlink>
+      <w:r>
+        <w:rPr>
+          <w:rFonts w:ascii="Arial" w:eastAsia="Arial" w:hAnsi="Arial" w:cs="Arial"/>
+          <w:lang w:val="en-PH"/>
+        </w:rPr>
+        <w:t> </w:t>
+      </w:r>
     </w:p>
     <w:p>
       <w:pPr>
@@ -5431,166 +5906,284 @@
           <w:lang w:val="en-US"/>
         </w:rPr>
       </w:pPr>
-      <w:r>
-        <w:rPr>
-          <w:rFonts w:ascii="Arial" w:eastAsia="Arial" w:hAnsi="Arial" w:cs="Arial"/>
-          <w:lang w:val="en-PH"/>
-        </w:rPr>
-        <w:t xml:space="preserve">Zhang, L., et al. (2023). Smart healthcare infrastructure: Role-based access control and encrypted security frameworks. Journal of Healthcare Information Management, 37(4), 154–168. </w:t>
-      </w:r>
-      <w:hyperlink r:id="rId22" w:tgtFrame="https://gemini.google.com/app/_blank" w:history="1">
+      <w:proofErr w:type="spellStart"/>
+      <w:r>
+        <w:rPr>
+          <w:rFonts w:ascii="Arial" w:eastAsia="Arial" w:hAnsi="Arial" w:cs="Arial"/>
+          <w:lang w:val="en-PH"/>
+        </w:rPr>
+        <w:t>Olipas</w:t>
+      </w:r>
+      <w:proofErr w:type="spellEnd"/>
+      <w:r>
+        <w:rPr>
+          <w:rFonts w:ascii="Arial" w:eastAsia="Arial" w:hAnsi="Arial" w:cs="Arial"/>
+          <w:lang w:val="en-PH"/>
+        </w:rPr>
+        <w:t xml:space="preserve">, C. N. P., Viloria, J. P., et al. (2022). </w:t>
+      </w:r>
+      <w:proofErr w:type="spellStart"/>
+      <w:r>
+        <w:rPr>
+          <w:rFonts w:ascii="Arial" w:eastAsia="Arial" w:hAnsi="Arial" w:cs="Arial"/>
+          <w:lang w:val="en-PH"/>
+        </w:rPr>
+        <w:t>MediCord</w:t>
+      </w:r>
+      <w:proofErr w:type="spellEnd"/>
+      <w:r>
+        <w:rPr>
+          <w:rFonts w:ascii="Arial" w:eastAsia="Arial" w:hAnsi="Arial" w:cs="Arial"/>
+          <w:lang w:val="en-PH"/>
+        </w:rPr>
+        <w:t>: A web-based health record management system. </w:t>
+      </w:r>
+      <w:r>
+        <w:rPr>
+          <w:rFonts w:ascii="Arial" w:eastAsia="Arial" w:hAnsi="Arial" w:cs="Arial"/>
+          <w:i/>
+          <w:iCs/>
+          <w:lang w:val="en-PH"/>
+        </w:rPr>
+        <w:t>Journal of Healthcare Treatment Development</w:t>
+      </w:r>
+      <w:r>
+        <w:rPr>
+          <w:rFonts w:ascii="Arial" w:eastAsia="Arial" w:hAnsi="Arial" w:cs="Arial"/>
+          <w:lang w:val="en-PH"/>
+        </w:rPr>
+        <w:t>. </w:t>
+      </w:r>
+      <w:hyperlink r:id="rId22" w:tgtFrame="_blank" w:history="1">
         <w:r>
           <w:rPr>
             <w:rFonts w:ascii="Arial" w:eastAsia="Arial" w:hAnsi="Arial" w:cs="Arial"/>
+            <w:color w:val="0000FF"/>
+            <w:u w:val="single"/>
             <w:lang w:val="en-PH"/>
           </w:rPr>
-          <w:t>https://doi.org/10.1016/j.jhim.2023.102340</w:t>
+          <w:t>https://journal.hmjournals.com/index.php/JHTD/article/view/1125</w:t>
         </w:r>
       </w:hyperlink>
     </w:p>
     <w:p>
       <w:pPr>
-        <w:jc w:val="center"/>
-        <w:rPr>
-          <w:rFonts w:ascii="Arial" w:eastAsia="Arial" w:hAnsi="Arial" w:cs="Arial"/>
-          <w:b/>
-          <w:bCs/>
-        </w:rPr>
-      </w:pPr>
-    </w:p>
-    <w:p>
-      <w:pPr>
-        <w:jc w:val="center"/>
-        <w:rPr>
-          <w:rFonts w:ascii="Arial" w:eastAsia="Arial" w:hAnsi="Arial" w:cs="Arial"/>
-          <w:b/>
-          <w:bCs/>
-        </w:rPr>
-      </w:pPr>
-    </w:p>
-    <w:p>
-      <w:pPr>
-        <w:jc w:val="center"/>
-        <w:rPr>
-          <w:rFonts w:ascii="Arial" w:eastAsia="Arial" w:hAnsi="Arial" w:cs="Arial"/>
-          <w:b/>
-          <w:bCs/>
-        </w:rPr>
-      </w:pPr>
-    </w:p>
-    <w:p>
-      <w:pPr>
-        <w:jc w:val="center"/>
-        <w:rPr>
-          <w:rFonts w:ascii="Arial" w:eastAsia="Arial" w:hAnsi="Arial" w:cs="Arial"/>
-          <w:b/>
-          <w:bCs/>
-        </w:rPr>
-      </w:pPr>
-    </w:p>
-    <w:p>
-      <w:pPr>
-        <w:jc w:val="center"/>
-        <w:rPr>
-          <w:rFonts w:ascii="Arial" w:eastAsia="Arial" w:hAnsi="Arial" w:cs="Arial"/>
-          <w:b/>
-          <w:bCs/>
-        </w:rPr>
-      </w:pPr>
-    </w:p>
-    <w:p>
-      <w:pPr>
-        <w:jc w:val="center"/>
-        <w:rPr>
-          <w:rFonts w:ascii="Arial" w:eastAsia="Arial" w:hAnsi="Arial" w:cs="Arial"/>
-          <w:b/>
-          <w:bCs/>
-        </w:rPr>
-      </w:pPr>
-    </w:p>
-    <w:p>
-      <w:pPr>
-        <w:jc w:val="center"/>
-        <w:rPr>
-          <w:rFonts w:ascii="Arial" w:eastAsia="Arial" w:hAnsi="Arial" w:cs="Arial"/>
-          <w:b/>
-          <w:bCs/>
-        </w:rPr>
-      </w:pPr>
-    </w:p>
-    <w:p>
-      <w:pPr>
-        <w:jc w:val="center"/>
-        <w:rPr>
-          <w:rFonts w:ascii="Arial" w:eastAsia="Arial" w:hAnsi="Arial" w:cs="Arial"/>
-          <w:b/>
-          <w:bCs/>
-        </w:rPr>
-      </w:pPr>
-    </w:p>
-    <w:p>
-      <w:pPr>
-        <w:jc w:val="center"/>
-        <w:rPr>
-          <w:rFonts w:ascii="Arial" w:eastAsia="Arial" w:hAnsi="Arial" w:cs="Arial"/>
-          <w:b/>
-          <w:bCs/>
-        </w:rPr>
-      </w:pPr>
-    </w:p>
-    <w:p>
-      <w:pPr>
-        <w:jc w:val="center"/>
-        <w:rPr>
-          <w:rFonts w:ascii="Arial" w:eastAsia="Arial" w:hAnsi="Arial" w:cs="Arial"/>
-          <w:b/>
-          <w:bCs/>
-        </w:rPr>
-      </w:pPr>
-    </w:p>
-    <w:p>
-      <w:pPr>
-        <w:jc w:val="center"/>
-        <w:rPr>
-          <w:rFonts w:ascii="Arial" w:eastAsia="Arial" w:hAnsi="Arial" w:cs="Arial"/>
-          <w:b/>
-          <w:bCs/>
-        </w:rPr>
-      </w:pPr>
-    </w:p>
-    <w:p>
-      <w:pPr>
-        <w:jc w:val="center"/>
-        <w:rPr>
-          <w:rFonts w:ascii="Arial" w:eastAsia="Arial" w:hAnsi="Arial" w:cs="Arial"/>
-          <w:b/>
-          <w:bCs/>
-        </w:rPr>
-      </w:pPr>
-    </w:p>
-    <w:p>
-      <w:pPr>
-        <w:jc w:val="center"/>
-        <w:rPr>
-          <w:rFonts w:ascii="Arial" w:eastAsia="Arial" w:hAnsi="Arial" w:cs="Arial"/>
-          <w:b/>
-          <w:bCs/>
-        </w:rPr>
-      </w:pPr>
-    </w:p>
-    <w:p>
-      <w:pPr>
-        <w:jc w:val="center"/>
-        <w:rPr>
-          <w:rFonts w:ascii="Arial" w:eastAsia="Arial" w:hAnsi="Arial" w:cs="Arial"/>
-          <w:b/>
-          <w:bCs/>
-        </w:rPr>
-      </w:pPr>
-    </w:p>
-    <w:p>
-      <w:pPr>
-        <w:jc w:val="center"/>
+        <w:spacing w:line="480" w:lineRule="auto"/>
+        <w:ind w:left="480" w:hangingChars="200" w:hanging="480"/>
+        <w:jc w:val="both"/>
+        <w:rPr>
+          <w:rFonts w:ascii="Arial" w:eastAsia="Arial" w:hAnsi="Arial" w:cs="Arial"/>
+          <w:color w:val="EE0000"/>
+          <w:lang w:val="en-PH"/>
+        </w:rPr>
+      </w:pPr>
+      <w:r>
+        <w:rPr>
+          <w:rFonts w:ascii="Arial" w:eastAsia="Arial" w:hAnsi="Arial" w:cs="Arial"/>
+          <w:color w:val="EE0000"/>
+          <w:lang w:val="en-PH"/>
+        </w:rPr>
+        <w:t>Needs Verification:</w:t>
+      </w:r>
+    </w:p>
+    <w:p>
+      <w:pPr>
+        <w:spacing w:line="480" w:lineRule="auto"/>
+        <w:ind w:left="480" w:hangingChars="200" w:hanging="480"/>
+        <w:jc w:val="both"/>
+        <w:rPr>
+          <w:rFonts w:ascii="Arial" w:eastAsia="Arial" w:hAnsi="Arial" w:cs="Arial"/>
+          <w:lang w:val="en-PH"/>
+        </w:rPr>
+      </w:pPr>
+      <w:proofErr w:type="spellStart"/>
+      <w:r>
+        <w:rPr>
+          <w:rFonts w:ascii="Arial" w:eastAsia="Arial" w:hAnsi="Arial" w:cs="Arial"/>
+          <w:lang w:val="en-PH"/>
+        </w:rPr>
+        <w:t>Ongkeko</w:t>
+      </w:r>
+      <w:proofErr w:type="spellEnd"/>
+      <w:r>
+        <w:rPr>
+          <w:rFonts w:ascii="Arial" w:eastAsia="Arial" w:hAnsi="Arial" w:cs="Arial"/>
+          <w:lang w:val="en-PH"/>
+        </w:rPr>
+        <w:t>, A. M., Jr. (2024). Promises and realities of electronic health information system in the Philippines. </w:t>
+      </w:r>
+      <w:r>
+        <w:rPr>
+          <w:rFonts w:ascii="Arial" w:eastAsia="Arial" w:hAnsi="Arial" w:cs="Arial"/>
+          <w:i/>
+          <w:iCs/>
+          <w:lang w:val="en-PH"/>
+        </w:rPr>
+        <w:t>Acta Medica Philippina, 58</w:t>
+      </w:r>
+      <w:r>
+        <w:rPr>
+          <w:rFonts w:ascii="Arial" w:eastAsia="Arial" w:hAnsi="Arial" w:cs="Arial"/>
+          <w:lang w:val="en-PH"/>
+        </w:rPr>
+        <w:t>. </w:t>
+      </w:r>
+      <w:hyperlink r:id="rId23" w:tgtFrame="_blank" w:history="1">
+        <w:r>
+          <w:rPr>
+            <w:rFonts w:ascii="Arial" w:eastAsia="Arial" w:hAnsi="Arial" w:cs="Arial"/>
+            <w:color w:val="0000FF"/>
+            <w:u w:val="single"/>
+            <w:lang w:val="en-PH"/>
+          </w:rPr>
+          <w:t>https://doi.org/10.47895/amp.v58i22.11871</w:t>
+        </w:r>
+      </w:hyperlink>
+      <w:r>
+        <w:rPr>
+          <w:rFonts w:ascii="Arial" w:eastAsia="Arial" w:hAnsi="Arial" w:cs="Arial"/>
+          <w:lang w:val="en-PH"/>
+        </w:rPr>
+        <w:t> </w:t>
+      </w:r>
+    </w:p>
+    <w:p>
+      <w:pPr>
+        <w:spacing w:line="480" w:lineRule="auto"/>
+        <w:ind w:left="480" w:hangingChars="200" w:hanging="480"/>
+        <w:jc w:val="both"/>
+        <w:rPr>
+          <w:rFonts w:ascii="Arial" w:eastAsia="Arial" w:hAnsi="Arial" w:cs="Arial"/>
+          <w:lang w:val="en-PH"/>
+        </w:rPr>
+      </w:pPr>
+      <w:r>
+        <w:rPr>
+          <w:rFonts w:ascii="Arial" w:eastAsia="Arial" w:hAnsi="Arial" w:cs="Arial"/>
+          <w:lang w:val="en-PH"/>
+        </w:rPr>
+        <w:t>Oakley, T., Vaz, J., da Silva, F., Allan, R., &amp; Marr, I. (2025). Implementation of a Laboratory Information Management System (LIMS) for microbiology in Timor-Leste: Challenges, mitigation strategies, and end-user experiences. </w:t>
+      </w:r>
+      <w:r>
+        <w:rPr>
+          <w:rFonts w:ascii="Arial" w:eastAsia="Arial" w:hAnsi="Arial" w:cs="Arial"/>
+          <w:i/>
+          <w:iCs/>
+          <w:lang w:val="en-PH"/>
+        </w:rPr>
+        <w:t>BMC Medical Informatics and Decision Making, 25</w:t>
+      </w:r>
+      <w:r>
+        <w:rPr>
+          <w:rFonts w:ascii="Arial" w:eastAsia="Arial" w:hAnsi="Arial" w:cs="Arial"/>
+          <w:lang w:val="en-PH"/>
+        </w:rPr>
+        <w:t>(1). </w:t>
+      </w:r>
+      <w:hyperlink r:id="rId24" w:tgtFrame="_blank" w:history="1">
+        <w:r>
+          <w:rPr>
+            <w:rFonts w:ascii="Arial" w:eastAsia="Arial" w:hAnsi="Arial" w:cs="Arial"/>
+            <w:color w:val="0000FF"/>
+            <w:u w:val="single"/>
+            <w:lang w:val="en-PH"/>
+          </w:rPr>
+          <w:t>https://doi.org/10.1186/s12911-024-02831-6</w:t>
+        </w:r>
+      </w:hyperlink>
+    </w:p>
+    <w:p>
+      <w:pPr>
+        <w:spacing w:line="480" w:lineRule="auto"/>
+        <w:ind w:left="480" w:hangingChars="200" w:hanging="480"/>
+        <w:jc w:val="both"/>
+        <w:rPr>
+          <w:rFonts w:ascii="Arial" w:eastAsia="Arial" w:hAnsi="Arial" w:cs="Arial"/>
+          <w:lang w:val="en-PH"/>
+        </w:rPr>
+      </w:pPr>
+      <w:r>
+        <w:rPr>
+          <w:rFonts w:ascii="Arial" w:eastAsia="Arial" w:hAnsi="Arial" w:cs="Arial"/>
+          <w:lang w:val="en-PH"/>
+        </w:rPr>
+        <w:t>South Cotabato Integrated Provincial Health Office. (2024). </w:t>
+      </w:r>
+      <w:r>
+        <w:rPr>
+          <w:rFonts w:ascii="Arial" w:eastAsia="Arial" w:hAnsi="Arial" w:cs="Arial"/>
+          <w:i/>
+          <w:iCs/>
+          <w:lang w:val="en-PH"/>
+        </w:rPr>
+        <w:t>Health data empowering decisions: Provincial health data integration and utilization initiatives</w:t>
+      </w:r>
+      <w:r>
+        <w:rPr>
+          <w:rFonts w:ascii="Arial" w:eastAsia="Arial" w:hAnsi="Arial" w:cs="Arial"/>
+          <w:lang w:val="en-PH"/>
+        </w:rPr>
+        <w:t>. Provincial Government of South Cotabato.</w:t>
+      </w:r>
+    </w:p>
+    <w:p>
+      <w:pPr>
+        <w:spacing w:line="480" w:lineRule="auto"/>
+        <w:ind w:left="480" w:hangingChars="200" w:hanging="480"/>
+        <w:jc w:val="both"/>
+        <w:rPr>
+          <w:rFonts w:ascii="Arial" w:eastAsia="Arial" w:hAnsi="Arial" w:cs="Arial"/>
+          <w:color w:val="EE0000"/>
+          <w:lang w:val="en-PH"/>
+        </w:rPr>
+      </w:pPr>
+      <w:r>
+        <w:rPr>
+          <w:rFonts w:ascii="Arial" w:eastAsia="Arial" w:hAnsi="Arial" w:cs="Arial"/>
+          <w:color w:val="EE0000"/>
+          <w:lang w:val="en-PH"/>
+        </w:rPr>
+        <w:t>Needs Verification:</w:t>
+      </w:r>
+    </w:p>
+    <w:p>
+      <w:pPr>
+        <w:spacing w:line="480" w:lineRule="auto"/>
+        <w:ind w:left="480" w:hangingChars="200" w:hanging="480"/>
+        <w:jc w:val="both"/>
+        <w:rPr>
+          <w:rFonts w:ascii="Arial" w:eastAsia="Arial" w:hAnsi="Arial" w:cs="Arial"/>
+          <w:lang w:val="en-PH"/>
+        </w:rPr>
+      </w:pPr>
+      <w:r>
+        <w:rPr>
+          <w:rFonts w:ascii="Arial" w:eastAsia="Arial" w:hAnsi="Arial" w:cs="Arial"/>
+          <w:lang w:val="en-PH"/>
+        </w:rPr>
+        <w:t>Suryani, et al. (2025). Design and implementation of a web-based patient registration system. </w:t>
+      </w:r>
+      <w:hyperlink r:id="rId25" w:tgtFrame="_blank" w:history="1">
+        <w:r>
+          <w:rPr>
+            <w:rFonts w:ascii="Arial" w:eastAsia="Arial" w:hAnsi="Arial" w:cs="Arial"/>
+            <w:color w:val="0000FF"/>
+            <w:u w:val="single"/>
+            <w:lang w:val="en-PH"/>
+          </w:rPr>
+          <w:t>https://pmc.ncbi.nlm.nih.gov/articles/PMC13085711/</w:t>
+        </w:r>
+      </w:hyperlink>
+      <w:r>
+        <w:rPr>
+          <w:rFonts w:ascii="Arial" w:eastAsia="Arial" w:hAnsi="Arial" w:cs="Arial"/>
+          <w:lang w:val="en-PH"/>
+        </w:rPr>
+        <w:t> </w:t>
+      </w:r>
+    </w:p>
+    <w:p>
+      <w:pPr>
         <w:rPr>
           <w:rFonts w:ascii="Arial" w:eastAsia="Arial" w:hAnsi="Arial" w:cs="Arial"/>
           <w:b/>
@@ -6115,14 +6708,14 @@
         <w:rPr>
           <w:rFonts w:ascii="Arial" w:hAnsi="Arial" w:cs="Arial"/>
         </w:rPr>
-        <w:t xml:space="preserve">The Unified Medical Access module was deployed to the working environment. It gives the outpatient queue a single visible order, removes the misplaced paper laboratory request slip, and allows a patient's consultation, laboratory, and treatment history to be retrieved from one screen instead of from separate departmental folders. The service events recorded here — the consultation and the completed laboratory test — become </w:t>
+        <w:t xml:space="preserve">The Unified Medical Access module was deployed to the working environment. It gives the outpatient queue a single visible order, removes the misplaced paper laboratory request slip, and allows a patient's consultation, laboratory, and treatment history to be retrieved from one screen instead of from separate departmental folders. The service events recorded here the consultation and the completed laboratory test become billable </w:t>
       </w:r>
       <w:r>
         <w:rPr>
           <w:rFonts w:ascii="Arial" w:hAnsi="Arial" w:cs="Arial"/>
         </w:rPr>
         <w:lastRenderedPageBreak/>
-        <w:t>billable items that Sprint 5 will consolidate, and the ordering pattern established here is reused for pharmacy dispensing in Sprint 4.</w:t>
+        <w:t>items that Sprint 5 will consolidate, and the ordering pattern established here is reused for pharmacy dispensing in Sprint 4.</w:t>
       </w:r>
     </w:p>
     <w:p>
@@ -6446,14 +7039,14 @@
         <w:rPr>
           <w:rFonts w:ascii="Arial" w:hAnsi="Arial" w:cs="Arial"/>
         </w:rPr>
-        <w:t xml:space="preserve">Unit Testing validated each aggregation function on its own, comparing the counts, sums, and averages produced by the report queries against values computed by hand from a controlled sample data set, covering patient registration counts, consultation counts per physician, laboratory test counts per test type, dispensed quantity and remaining balance per medicine, and gross revenue less discounts. Integration Testing confirmed that the report generator reads from the tables owned by the six preceding sprints — registration from Sprint 1, consultations and diagnoses from Sprint 2, scheduling and laboratory from Sprint 3, pharmacy from Sprint 4, billing from Sprint 5, and referrals and tasks from Sprint 6 — and consolidates them into one summary without manual re-encoding, that the filter parameters for department, physician, and patient category restrict the result set correctly, that the exported PDF and Excel files contain the </w:t>
+        <w:t xml:space="preserve">Unit Testing validated each aggregation function on its own, comparing the counts, sums, and averages produced by the report queries against values computed by hand from a controlled sample data set, covering patient registration counts, consultation counts per physician, laboratory test counts per test type, dispensed quantity and remaining balance per medicine, and gross revenue less discounts. Integration Testing confirmed that the report generator reads from the tables owned by the six preceding sprints registration from Sprint 1, consultations and diagnoses from Sprint 2, scheduling and laboratory from Sprint 3, pharmacy from Sprint 4, billing from Sprint 5, and referrals and tasks from Sprint 6 and consolidates them into one summary without manual re-encoding, that the filter parameters for department, physician, and patient category restrict the result set correctly, that the exported PDF and Excel files contain the same </w:t>
       </w:r>
       <w:r>
         <w:rPr>
           <w:rFonts w:ascii="Arial" w:hAnsi="Arial" w:cs="Arial"/>
         </w:rPr>
         <w:lastRenderedPageBreak/>
-        <w:t>same figures as the on-screen report, and that the System Monitoring module records the report generation in the activity log and can produce and restore a data backup whose restored copy reproduces the same report figures. Acceptance Testing was performed with the Hospital Chief, who reviewed the generated DOH compliance report against the mandatory government reporting format and confirmed that the required fields are present and that the file exports without further editing.</w:t>
+        <w:t>figures as the on-screen report, and that the System Monitoring module records the report generation in the activity log and can produce and restore a data backup whose restored copy reproduces the same report figures. Acceptance Testing was performed with the Hospital Chief, who reviewed the generated DOH compliance report against the mandatory government reporting format and confirmed that the required fields are present and that the file exports without further editing.</w:t>
       </w:r>
     </w:p>
     <w:p>
@@ -6506,7 +7099,7 @@
       </w:pPr>
     </w:p>
     <w:sectPr>
-      <w:headerReference w:type="default" r:id="rId23"/>
+      <w:headerReference w:type="default" r:id="rId26"/>
       <w:pgSz w:w="12240" w:h="15840"/>
       <w:pgMar w:top="1440" w:right="1440" w:bottom="1440" w:left="1440" w:header="432" w:footer="706" w:gutter="0"/>
       <w:pgNumType w:start="98"/>

--- a/TMHIS_Chapter1,2_and_3.docx
+++ b/TMHIS_Chapter1,2_and_3.docx
@@ -566,7 +566,61 @@
         <w:rPr>
           <w:rFonts w:ascii="Arial" w:hAnsi="Arial"/>
         </w:rPr>
-        <w:t xml:space="preserve"> Medical records, consultation notes, diagnoses, prescriptions, laboratory results, appointment schedules, and treatment histories are stored in separate physical folders across different departments, making information retrieval, appointment tracking, laboratory monitoring, and patient history review difficult and time-consuming.</w:t>
+        <w:t xml:space="preserve"> Medical records, consultation notes, diagnoses, prescriptions, laboratory results, </w:t>
+      </w:r>
+      <w:r>
+        <w:rPr>
+          <w:rFonts w:ascii="Arial" w:hAnsi="Arial"/>
+        </w:rPr>
+        <w:t>walk-in</w:t>
+      </w:r>
+      <w:r>
+        <w:rPr>
+          <w:rFonts w:ascii="Arial" w:hAnsi="Arial"/>
+        </w:rPr>
+        <w:t xml:space="preserve"> request</w:t>
+      </w:r>
+      <w:r>
+        <w:rPr>
+          <w:rFonts w:ascii="Arial" w:hAnsi="Arial"/>
+        </w:rPr>
+        <w:t xml:space="preserve"> consultation</w:t>
+      </w:r>
+      <w:r>
+        <w:rPr>
+          <w:rFonts w:ascii="Arial" w:hAnsi="Arial"/>
+        </w:rPr>
+        <w:t xml:space="preserve"> schedules, and treatment histories are stored in separate physical folders across different departments, making information retrieval, </w:t>
+      </w:r>
+      <w:r>
+        <w:rPr>
+          <w:rFonts w:ascii="Arial" w:hAnsi="Arial"/>
+        </w:rPr>
+        <w:t>walk-in</w:t>
+      </w:r>
+      <w:r>
+        <w:rPr>
+          <w:rFonts w:ascii="Arial" w:hAnsi="Arial"/>
+        </w:rPr>
+        <w:t xml:space="preserve"> request</w:t>
+      </w:r>
+      <w:r>
+        <w:rPr>
+          <w:rFonts w:ascii="Arial" w:hAnsi="Arial"/>
+        </w:rPr>
+        <w:t xml:space="preserve"> consultation</w:t>
+      </w:r>
+      <w:r>
+        <w:rPr>
+          <w:rFonts w:ascii="Arial" w:hAnsi="Arial"/>
+        </w:rPr>
+        <w:t xml:space="preserve"> </w:t>
+      </w:r>
+      <w:r>
+        <w:rPr>
+          <w:rFonts w:ascii="Arial" w:hAnsi="Arial"/>
+        </w:rPr>
+        <w:t>tracking, laboratory monitoring, and patient history review difficult and time-consuming.</w:t>
       </w:r>
     </w:p>
     <w:p>
@@ -636,7 +690,31 @@
         <w:rPr>
           <w:rFonts w:ascii="Arial" w:hAnsi="Arial"/>
         </w:rPr>
-        <w:t xml:space="preserve"> Patient registration, medical records, appointments, laboratory services, pharmacy operations, and billing information are managed independently by each department without a shared platform, resulting in poor coordination, redundant data entry, and communication delays among hospital staff.</w:t>
+        <w:t xml:space="preserve"> Patient registration, medical records, </w:t>
+      </w:r>
+      <w:r>
+        <w:rPr>
+          <w:rFonts w:ascii="Arial" w:hAnsi="Arial"/>
+        </w:rPr>
+        <w:t>walk-in</w:t>
+      </w:r>
+      <w:r>
+        <w:rPr>
+          <w:rFonts w:ascii="Arial" w:hAnsi="Arial"/>
+        </w:rPr>
+        <w:t xml:space="preserve"> request</w:t>
+      </w:r>
+      <w:r>
+        <w:rPr>
+          <w:rFonts w:ascii="Arial" w:hAnsi="Arial"/>
+        </w:rPr>
+        <w:t xml:space="preserve"> consultation</w:t>
+      </w:r>
+      <w:r>
+        <w:rPr>
+          <w:rFonts w:ascii="Arial" w:hAnsi="Arial"/>
+        </w:rPr>
+        <w:t>, laboratory services, pharmacy operations, and billing information are managed independently by each department without a shared platform, resulting in poor coordination, redundant data entry, and communication delays among hospital staff.</w:t>
       </w:r>
     </w:p>
     <w:p>
@@ -720,7 +798,31 @@
         <w:rPr>
           <w:rFonts w:ascii="Arial" w:hAnsi="Arial"/>
         </w:rPr>
-        <w:t xml:space="preserve"> Municipal Hospital Information System (TMHIS) will provide a web-based platform for managing patient registration, electronic medical records, appointment scheduling, laboratory operations, pharmacy services, and billing transactions. The study will automate daily clinical and administrative processes, improve the accuracy and accessibility of patient information, minimize manual errors, reduce processing time, and provide authorized personnel with real-time access to medical records and operational reports. By unifying all hospital departments into a single platform, TMHIS will improve coordination, eliminate redundant data entry, and support hospital administrators in monitoring performance and making informed decisions.</w:t>
+        <w:t xml:space="preserve"> Municipal Hospital Information System (TMHIS) will provide a web-based platform for managing patient registration, electronic medical records, </w:t>
+      </w:r>
+      <w:r>
+        <w:rPr>
+          <w:rFonts w:ascii="Arial" w:hAnsi="Arial"/>
+        </w:rPr>
+        <w:t>walk-in</w:t>
+      </w:r>
+      <w:r>
+        <w:rPr>
+          <w:rFonts w:ascii="Arial" w:hAnsi="Arial"/>
+        </w:rPr>
+        <w:t xml:space="preserve"> request</w:t>
+      </w:r>
+      <w:r>
+        <w:rPr>
+          <w:rFonts w:ascii="Arial" w:hAnsi="Arial"/>
+        </w:rPr>
+        <w:t xml:space="preserve"> consultation</w:t>
+      </w:r>
+      <w:r>
+        <w:rPr>
+          <w:rFonts w:ascii="Arial" w:hAnsi="Arial"/>
+        </w:rPr>
+        <w:t xml:space="preserve"> scheduling, laboratory operations, pharmacy services, and billing transactions. The study will automate daily clinical and administrative processes, improve the accuracy and accessibility of patient information, minimize manual errors, reduce processing time, and provide authorized personnel with real-time access to medical records and operational reports. By unifying all hospital departments into a single platform, TMHIS will improve coordination, eliminate redundant data entry, and support hospital administrators in monitoring performance and making informed decisions.</w:t>
       </w:r>
     </w:p>
     <w:p>
@@ -861,14 +963,86 @@
         <w:rPr>
           <w:rFonts w:ascii="Arial" w:hAnsi="Arial"/>
         </w:rPr>
-        <w:t xml:space="preserve">Consolidates patient registration data, medical records, consultation notes, prescriptions, laboratory results, appointment schedules, and treatment histories into a single accessible platform. This includes in-person consultation scheduling, doctor schedule management, automated queue numbering, appointment rescheduling, reminder notifications, and daily appointment listing to reduce waiting times and prevent scheduling conflicts. It also encompasses digital laboratory test requests, automated sample tracking with unique identifiers, electronic test result recording, laboratory report generation, and retrieval of previous laboratory records, eliminating the need to retrieve information from separate physical folders across different departments and </w:t>
+        <w:t xml:space="preserve">Consolidates patient registration data, medical records, consultation notes, prescriptions, laboratory results, </w:t>
+      </w:r>
+      <w:r>
+        <w:rPr>
+          <w:rFonts w:ascii="Arial" w:hAnsi="Arial"/>
+        </w:rPr>
+        <w:t>walk-in</w:t>
+      </w:r>
+      <w:r>
+        <w:rPr>
+          <w:rFonts w:ascii="Arial" w:hAnsi="Arial"/>
+        </w:rPr>
+        <w:t xml:space="preserve"> request</w:t>
+      </w:r>
+      <w:r>
+        <w:rPr>
+          <w:rFonts w:ascii="Arial" w:hAnsi="Arial"/>
+        </w:rPr>
+        <w:t xml:space="preserve"> consultation</w:t>
+      </w:r>
+      <w:r>
+        <w:rPr>
+          <w:rFonts w:ascii="Arial" w:hAnsi="Arial"/>
+        </w:rPr>
+        <w:t xml:space="preserve"> schedules, and treatment histories into a single accessible platform. This includes in-person consultation scheduling, doctor schedule management, automated queue numbering, </w:t>
+      </w:r>
+      <w:r>
+        <w:rPr>
+          <w:rFonts w:ascii="Arial" w:hAnsi="Arial"/>
+        </w:rPr>
+        <w:t>walk-in</w:t>
+      </w:r>
+      <w:r>
+        <w:rPr>
+          <w:rFonts w:ascii="Arial" w:hAnsi="Arial"/>
+        </w:rPr>
+        <w:t xml:space="preserve"> request</w:t>
+      </w:r>
+      <w:r>
+        <w:rPr>
+          <w:rFonts w:ascii="Arial" w:hAnsi="Arial"/>
+        </w:rPr>
+        <w:t xml:space="preserve"> consultation</w:t>
+      </w:r>
+      <w:r>
+        <w:rPr>
+          <w:rFonts w:ascii="Arial" w:hAnsi="Arial"/>
+        </w:rPr>
+        <w:t xml:space="preserve"> rescheduling, reminder notifications, and daily </w:t>
+      </w:r>
+      <w:r>
+        <w:rPr>
+          <w:rFonts w:ascii="Arial" w:hAnsi="Arial"/>
+        </w:rPr>
+        <w:t>walk-in</w:t>
+      </w:r>
+      <w:r>
+        <w:rPr>
+          <w:rFonts w:ascii="Arial" w:hAnsi="Arial"/>
+        </w:rPr>
+        <w:t xml:space="preserve"> request</w:t>
+      </w:r>
+      <w:r>
+        <w:rPr>
+          <w:rFonts w:ascii="Arial" w:hAnsi="Arial"/>
+        </w:rPr>
+        <w:t xml:space="preserve"> consultation</w:t>
+      </w:r>
+      <w:r>
+        <w:rPr>
+          <w:rFonts w:ascii="Arial" w:hAnsi="Arial"/>
+        </w:rPr>
+        <w:t xml:space="preserve"> listing to reduce waiting times and prevent scheduling conflicts. It also encompasses digital laboratory test requests, automated sample tracking with unique identifiers, electronic test result recording, laboratory report generation, and retrieval of previous laboratory records, eliminating the need to retrieve information from separate </w:t>
       </w:r>
       <w:r>
         <w:rPr>
           <w:rFonts w:ascii="Arial" w:hAnsi="Arial"/>
         </w:rPr>
         <w:lastRenderedPageBreak/>
-        <w:t>reducing paper-based errors and delays.</w:t>
+        <w:t>physical folders across different departments and reducing paper-based errors and delays.</w:t>
       </w:r>
     </w:p>
     <w:p>
@@ -938,7 +1112,31 @@
         <w:rPr>
           <w:rFonts w:ascii="Arial" w:eastAsia="Aptos" w:hAnsi="Arial" w:cs="Arial"/>
         </w:rPr>
-        <w:t>Automatically computes charges based on services rendered, generates digital invoices, records payments with transaction references, manages billing histories, and prints official receipts to eliminate manual calculation errors and lost records.</w:t>
+        <w:t>Automatically computes charges based on services rendered</w:t>
+      </w:r>
+      <w:r>
+        <w:rPr>
+          <w:rFonts w:ascii="Arial" w:eastAsia="Aptos" w:hAnsi="Arial" w:cs="Arial"/>
+        </w:rPr>
+        <w:t xml:space="preserve"> and </w:t>
+      </w:r>
+      <w:r>
+        <w:rPr>
+          <w:rFonts w:ascii="Arial" w:eastAsia="Aptos" w:hAnsi="Arial" w:cs="Arial"/>
+        </w:rPr>
+        <w:t xml:space="preserve">with verifiable </w:t>
+      </w:r>
+      <w:r>
+        <w:rPr>
+          <w:rFonts w:ascii="Arial" w:hAnsi="Arial" w:cs="Arial"/>
+        </w:rPr>
+        <w:t>PhilHealth coverage deduction</w:t>
+      </w:r>
+      <w:r>
+        <w:rPr>
+          <w:rFonts w:ascii="Arial" w:eastAsia="Aptos" w:hAnsi="Arial" w:cs="Arial"/>
+        </w:rPr>
+        <w:t>, generates digital invoices, records payments with transaction references, manages billing histories, and prints official receipts to eliminate manual calculation errors and lost records.</w:t>
       </w:r>
     </w:p>
     <w:p>
@@ -1008,7 +1206,38 @@
         <w:rPr>
           <w:rFonts w:ascii="Arial" w:eastAsia="Aptos" w:hAnsi="Arial" w:cs="Arial"/>
         </w:rPr>
-        <w:t>Generates printable and exportable reports including daily patient census, appointment summaries, laboratory utilization reports, pharmacy stock reports, billing summaries, and monthly operational performance reports for hospital administrators and DOH compliance.</w:t>
+        <w:t xml:space="preserve">Generates printable and exportable reports including daily patient census, </w:t>
+      </w:r>
+      <w:r>
+        <w:rPr>
+          <w:rFonts w:ascii="Arial" w:hAnsi="Arial"/>
+        </w:rPr>
+        <w:t>walk-in</w:t>
+      </w:r>
+      <w:r>
+        <w:rPr>
+          <w:rFonts w:ascii="Arial" w:hAnsi="Arial"/>
+        </w:rPr>
+        <w:t xml:space="preserve"> request</w:t>
+      </w:r>
+      <w:r>
+        <w:rPr>
+          <w:rFonts w:ascii="Arial" w:hAnsi="Arial"/>
+        </w:rPr>
+        <w:t xml:space="preserve"> consultation</w:t>
+      </w:r>
+      <w:r>
+        <w:rPr>
+          <w:rFonts w:ascii="Arial" w:eastAsia="Aptos" w:hAnsi="Arial" w:cs="Arial"/>
+        </w:rPr>
+        <w:t xml:space="preserve"> summaries, laboratory utilization reports, pharmacy stock reports, billing summaries, and monthly operational </w:t>
+      </w:r>
+      <w:r>
+        <w:rPr>
+          <w:rFonts w:ascii="Arial" w:eastAsia="Aptos" w:hAnsi="Arial" w:cs="Arial"/>
+        </w:rPr>
+        <w:lastRenderedPageBreak/>
+        <w:t>performance reports for hospital administrators and DOH compliance.</w:t>
       </w:r>
     </w:p>
     <w:p>
@@ -1039,7 +1268,6 @@
           <w:bCs/>
           <w:color w:val="000000"/>
         </w:rPr>
-        <w:lastRenderedPageBreak/>
         <w:t>Programming Language and Database to be used:</w:t>
       </w:r>
     </w:p>
@@ -1304,20 +1532,38 @@
           <w:b/>
           <w:bCs/>
         </w:rPr>
+        <w:lastRenderedPageBreak/>
         <w:t>9.1</w:t>
       </w:r>
       <w:r>
         <w:rPr>
           <w:rFonts w:ascii="Arial" w:eastAsia="Aptos" w:hAnsi="Arial" w:cs="Arial"/>
         </w:rPr>
-        <w:t xml:space="preserve"> To accelerate patient registration procedures and reduce waiting time by </w:t>
-      </w:r>
-      <w:r>
+        <w:t xml:space="preserve"> To accelerate patient registration procedures and reduce waiting time by replacing manual logbook entries with automated digital registration and unique patient identification numbers. </w:t>
+      </w:r>
+    </w:p>
+    <w:p>
+      <w:pPr>
+        <w:spacing w:line="480" w:lineRule="auto"/>
+        <w:ind w:left="1080"/>
+        <w:jc w:val="both"/>
         <w:rPr>
           <w:rFonts w:ascii="Arial" w:eastAsia="Aptos" w:hAnsi="Arial" w:cs="Arial"/>
         </w:rPr>
-        <w:lastRenderedPageBreak/>
-        <w:t xml:space="preserve">replacing manual logbook entries with automated digital registration and unique patient identification numbers. </w:t>
+      </w:pPr>
+      <w:r>
+        <w:rPr>
+          <w:rFonts w:ascii="Arial" w:eastAsia="Aptos" w:hAnsi="Arial" w:cs="Arial"/>
+          <w:b/>
+          <w:bCs/>
+        </w:rPr>
+        <w:t>9.2</w:t>
+      </w:r>
+      <w:r>
+        <w:rPr>
+          <w:rFonts w:ascii="Arial" w:eastAsia="Aptos" w:hAnsi="Arial" w:cs="Arial"/>
+        </w:rPr>
+        <w:t xml:space="preserve"> To maintain complete, accurate, and easily updatable patient medical records in digital format, ensuring healthcare providers always have access to current patient information. </w:t>
       </w:r>
     </w:p>
     <w:p>
@@ -1331,30 +1577,6 @@
       </w:pPr>
       <w:r>
         <w:rPr>
-          <w:rFonts w:ascii="Arial" w:eastAsia="Aptos" w:hAnsi="Arial" w:cs="Arial"/>
-          <w:b/>
-          <w:bCs/>
-        </w:rPr>
-        <w:t>9.2</w:t>
-      </w:r>
-      <w:r>
-        <w:rPr>
-          <w:rFonts w:ascii="Arial" w:eastAsia="Aptos" w:hAnsi="Arial" w:cs="Arial"/>
-        </w:rPr>
-        <w:t xml:space="preserve"> To maintain complete, accurate, and easily updatable patient medical records in digital format, ensuring healthcare providers always have access to current patient information. </w:t>
-      </w:r>
-    </w:p>
-    <w:p>
-      <w:pPr>
-        <w:spacing w:line="480" w:lineRule="auto"/>
-        <w:ind w:left="1080"/>
-        <w:jc w:val="both"/>
-        <w:rPr>
-          <w:rFonts w:ascii="Arial" w:eastAsia="Aptos" w:hAnsi="Arial" w:cs="Arial"/>
-        </w:rPr>
-      </w:pPr>
-      <w:r>
-        <w:rPr>
           <w:rFonts w:ascii="Arial" w:hAnsi="Arial"/>
           <w:b/>
         </w:rPr>
@@ -1376,7 +1598,61 @@
         <w:rPr>
           <w:rFonts w:ascii="Arial" w:hAnsi="Arial"/>
         </w:rPr>
-        <w:t xml:space="preserve"> records, consultation notes, prescriptions, laboratory results, appointment schedules, and treatment histories into a single accessible platform with built-in appointment scheduling, queue management, and laboratory information tracking, eliminating the need to search across separate departmental folders and reducing paper-based errors.</w:t>
+        <w:t xml:space="preserve"> records, consultation notes, prescriptions, laboratory results, </w:t>
+      </w:r>
+      <w:r>
+        <w:rPr>
+          <w:rFonts w:ascii="Arial" w:hAnsi="Arial"/>
+        </w:rPr>
+        <w:t>walk-in</w:t>
+      </w:r>
+      <w:r>
+        <w:rPr>
+          <w:rFonts w:ascii="Arial" w:hAnsi="Arial"/>
+        </w:rPr>
+        <w:t xml:space="preserve"> request</w:t>
+      </w:r>
+      <w:r>
+        <w:rPr>
+          <w:rFonts w:ascii="Arial" w:hAnsi="Arial"/>
+        </w:rPr>
+        <w:t xml:space="preserve"> consultation</w:t>
+      </w:r>
+      <w:r>
+        <w:rPr>
+          <w:rFonts w:ascii="Arial" w:hAnsi="Arial"/>
+        </w:rPr>
+        <w:t xml:space="preserve"> </w:t>
+      </w:r>
+      <w:r>
+        <w:rPr>
+          <w:rFonts w:ascii="Arial" w:hAnsi="Arial"/>
+        </w:rPr>
+        <w:t xml:space="preserve">schedules, and treatment histories into a single accessible platform with built-in </w:t>
+      </w:r>
+      <w:r>
+        <w:rPr>
+          <w:rFonts w:ascii="Arial" w:hAnsi="Arial"/>
+        </w:rPr>
+        <w:t>walk-in</w:t>
+      </w:r>
+      <w:r>
+        <w:rPr>
+          <w:rFonts w:ascii="Arial" w:hAnsi="Arial"/>
+        </w:rPr>
+        <w:t xml:space="preserve"> request</w:t>
+      </w:r>
+      <w:r>
+        <w:rPr>
+          <w:rFonts w:ascii="Arial" w:hAnsi="Arial"/>
+        </w:rPr>
+        <w:t xml:space="preserve"> consultation</w:t>
+      </w:r>
+      <w:r>
+        <w:rPr>
+          <w:rFonts w:ascii="Arial" w:hAnsi="Arial"/>
+        </w:rPr>
+        <w:t xml:space="preserve"> scheduling, queue management, and laboratory information tracking, eliminating the need to search across separate departmental folders and reducing paper-based errors.</w:t>
       </w:r>
     </w:p>
     <w:p>
@@ -1468,7 +1744,14 @@
         <w:rPr>
           <w:rFonts w:ascii="Arial" w:hAnsi="Arial"/>
         </w:rPr>
-        <w:t xml:space="preserve"> To generate accurate and timely operational reports automatically, supporting hospital administrators in monitoring daily operations, evaluating department performance, and making informed decisions.</w:t>
+        <w:t xml:space="preserve"> To generate accurate and timely operational reports automatically, supporting hospital administrators in monitoring daily operations, evaluating </w:t>
+      </w:r>
+      <w:r>
+        <w:rPr>
+          <w:rFonts w:ascii="Arial" w:hAnsi="Arial"/>
+        </w:rPr>
+        <w:lastRenderedPageBreak/>
+        <w:t>department performance, and making informed decisions.</w:t>
       </w:r>
     </w:p>
     <w:p>
@@ -1488,7 +1771,6 @@
           <w:b/>
           <w:bCs/>
         </w:rPr>
-        <w:lastRenderedPageBreak/>
         <w:t>10.0 Importance of the Study</w:t>
       </w:r>
     </w:p>
@@ -1620,7 +1902,37 @@
         <w:rPr>
           <w:rFonts w:ascii="Arial" w:hAnsi="Arial"/>
         </w:rPr>
-        <w:t>Provides healthcare personnel with a single platform to retrieve patient information, manage appointments, track laboratory requests and results digitally, and review treatment histories without searching through multiple departmental records, reducing scheduling conflicts, patient waiting time, paper-based errors, and delays.</w:t>
+        <w:t xml:space="preserve">Provides healthcare personnel with a single platform to retrieve patient information, manage </w:t>
+      </w:r>
+      <w:r>
+        <w:rPr>
+          <w:rFonts w:ascii="Arial" w:hAnsi="Arial"/>
+        </w:rPr>
+        <w:t>walk-in</w:t>
+      </w:r>
+      <w:r>
+        <w:rPr>
+          <w:rFonts w:ascii="Arial" w:hAnsi="Arial"/>
+        </w:rPr>
+        <w:t xml:space="preserve"> request</w:t>
+      </w:r>
+      <w:r>
+        <w:rPr>
+          <w:rFonts w:ascii="Arial" w:hAnsi="Arial"/>
+        </w:rPr>
+        <w:t xml:space="preserve"> consultation</w:t>
+      </w:r>
+      <w:r>
+        <w:rPr>
+          <w:rFonts w:ascii="Arial" w:hAnsi="Arial"/>
+        </w:rPr>
+        <w:t>s</w:t>
+      </w:r>
+      <w:r>
+        <w:rPr>
+          <w:rFonts w:ascii="Arial" w:hAnsi="Arial"/>
+        </w:rPr>
+        <w:t>, track laboratory requests and results digitally, and review treatment histories without searching through multiple departmental records, reducing scheduling conflicts, patient waiting time, paper-based errors, and delays.</w:t>
       </w:r>
     </w:p>
     <w:p>
@@ -1656,7 +1968,14 @@
         <w:rPr>
           <w:rFonts w:ascii="Arial" w:hAnsi="Arial"/>
         </w:rPr>
-        <w:t>Ensures accurate prescription processing, medicine dispensing, inventory monitoring, and expiry tracking through automated stock management, reducing stock discrepancies and preventing medicine shortages.</w:t>
+        <w:t xml:space="preserve">Ensures accurate prescription processing, medicine dispensing, inventory monitoring, and expiry tracking through automated stock management, </w:t>
+      </w:r>
+      <w:r>
+        <w:rPr>
+          <w:rFonts w:ascii="Arial" w:hAnsi="Arial"/>
+        </w:rPr>
+        <w:lastRenderedPageBreak/>
+        <w:t>reducing stock discrepancies and preventing medicine shortages.</w:t>
       </w:r>
     </w:p>
     <w:p>
@@ -1674,7 +1993,6 @@
           <w:rFonts w:ascii="Arial" w:hAnsi="Arial"/>
           <w:b/>
         </w:rPr>
-        <w:lastRenderedPageBreak/>
         <w:t>10.5 Accurate Billing and Payment Processing</w:t>
       </w:r>
     </w:p>
@@ -1691,7 +2009,31 @@
         <w:rPr>
           <w:rFonts w:ascii="Arial" w:hAnsi="Arial"/>
         </w:rPr>
-        <w:t>Automates billing computations, payment recording, invoice generation, and receipt printing, improving financial accuracy, reducing manual calculation errors, and providing reliable transaction records.</w:t>
+        <w:t>Automates billing computations</w:t>
+      </w:r>
+      <w:r>
+        <w:rPr>
+          <w:rFonts w:ascii="Arial" w:hAnsi="Arial"/>
+        </w:rPr>
+        <w:t xml:space="preserve"> with </w:t>
+      </w:r>
+      <w:r>
+        <w:rPr>
+          <w:rFonts w:ascii="Arial" w:eastAsia="Aptos" w:hAnsi="Arial" w:cs="Arial"/>
+        </w:rPr>
+        <w:t xml:space="preserve">verifiable </w:t>
+      </w:r>
+      <w:r>
+        <w:rPr>
+          <w:rFonts w:ascii="Arial" w:hAnsi="Arial" w:cs="Arial"/>
+        </w:rPr>
+        <w:t>PhilHealth coverage deduction</w:t>
+      </w:r>
+      <w:r>
+        <w:rPr>
+          <w:rFonts w:ascii="Arial" w:hAnsi="Arial"/>
+        </w:rPr>
+        <w:t>, payment recording, invoice generation, and receipt printing, improving financial accuracy, reducing manual calculation errors, and providing reliable transaction records.</w:t>
       </w:r>
     </w:p>
     <w:p>
@@ -1759,7 +2101,31 @@
         <w:rPr>
           <w:rFonts w:ascii="Arial" w:hAnsi="Arial"/>
         </w:rPr>
-        <w:t>Generates accurate and timely operational reports, including patient census, laboratory utilization, pharmacy inventory, appointment summaries, billing, and financial reports, enabling hospital administrators to effectively monitor hospital performance, support compliance requirements, and make informed management decisions.</w:t>
+        <w:t xml:space="preserve">Generates accurate and timely operational reports, including patient census, laboratory utilization, pharmacy inventory, </w:t>
+      </w:r>
+      <w:r>
+        <w:rPr>
+          <w:rFonts w:ascii="Arial" w:hAnsi="Arial"/>
+        </w:rPr>
+        <w:t>walk-in</w:t>
+      </w:r>
+      <w:r>
+        <w:rPr>
+          <w:rFonts w:ascii="Arial" w:hAnsi="Arial"/>
+        </w:rPr>
+        <w:t xml:space="preserve"> request</w:t>
+      </w:r>
+      <w:r>
+        <w:rPr>
+          <w:rFonts w:ascii="Arial" w:hAnsi="Arial"/>
+        </w:rPr>
+        <w:t xml:space="preserve"> consultation</w:t>
+      </w:r>
+      <w:r>
+        <w:rPr>
+          <w:rFonts w:ascii="Arial" w:hAnsi="Arial"/>
+        </w:rPr>
+        <w:t xml:space="preserve"> summaries, billing, and financial reports, enabling hospital administrators to effectively monitor hospital performance, support compliance requirements, and make informed management decisions.</w:t>
       </w:r>
     </w:p>
     <w:p>
@@ -1819,20 +2185,14 @@
           <w:rFonts w:ascii="Arial" w:hAnsi="Arial"/>
           <w:b/>
         </w:rPr>
+        <w:lastRenderedPageBreak/>
         <w:t>Hospital Chief / Medical Director</w:t>
       </w:r>
       <w:r>
         <w:rPr>
           <w:rFonts w:ascii="Arial" w:hAnsi="Arial"/>
         </w:rPr>
-        <w:t xml:space="preserve"> – Oversees overall hospital operations, reviews system-generated performance reports, and uses data-driven insights for </w:t>
-      </w:r>
-      <w:r>
-        <w:rPr>
-          <w:rFonts w:ascii="Arial" w:hAnsi="Arial"/>
-        </w:rPr>
-        <w:lastRenderedPageBreak/>
-        <w:t>administrative and clinical decision-making.</w:t>
+        <w:t xml:space="preserve"> – Oversees overall hospital operations, reviews system-generated performance reports, and uses data-driven insights for administrative and clinical decision-making.</w:t>
       </w:r>
     </w:p>
     <w:p>
@@ -1932,7 +2292,31 @@
         <w:rPr>
           <w:rFonts w:ascii="Arial" w:hAnsi="Arial"/>
         </w:rPr>
-        <w:t xml:space="preserve"> – Views patient records, monitors appointment queues, updates patient vitals and status, assists in coordinating patient flow, and relays physician instructions through the system.</w:t>
+        <w:t xml:space="preserve"> – Views patient records, monitors </w:t>
+      </w:r>
+      <w:r>
+        <w:rPr>
+          <w:rFonts w:ascii="Arial" w:hAnsi="Arial"/>
+        </w:rPr>
+        <w:t>walk-in</w:t>
+      </w:r>
+      <w:r>
+        <w:rPr>
+          <w:rFonts w:ascii="Arial" w:hAnsi="Arial"/>
+        </w:rPr>
+        <w:t xml:space="preserve"> request</w:t>
+      </w:r>
+      <w:r>
+        <w:rPr>
+          <w:rFonts w:ascii="Arial" w:hAnsi="Arial"/>
+        </w:rPr>
+        <w:t xml:space="preserve"> consultation</w:t>
+      </w:r>
+      <w:r>
+        <w:rPr>
+          <w:rFonts w:ascii="Arial" w:hAnsi="Arial"/>
+        </w:rPr>
+        <w:t xml:space="preserve"> queues, updates patient vitals and status, assists in coordinating patient flow, and relays physician instructions through the system.</w:t>
       </w:r>
     </w:p>
     <w:p>
@@ -2007,7 +2391,14 @@
         <w:rPr>
           <w:rFonts w:ascii="Arial" w:hAnsi="Arial"/>
         </w:rPr>
-        <w:t xml:space="preserve"> – Computes patient charges based on rendered services, generates invoices, processes and records payments, and issues official receipts through the system.</w:t>
+        <w:t xml:space="preserve"> – Computes patient charges based on rendered services, generates invoices, processes and records payments, and issues official </w:t>
+      </w:r>
+      <w:r>
+        <w:rPr>
+          <w:rFonts w:ascii="Arial" w:hAnsi="Arial"/>
+        </w:rPr>
+        <w:lastRenderedPageBreak/>
+        <w:t>receipts through the system.</w:t>
       </w:r>
     </w:p>
     <w:p>
@@ -2036,7 +2427,12 @@
         <w:rPr>
           <w:rFonts w:ascii="Arial" w:hAnsi="Arial"/>
         </w:rPr>
-        <w:lastRenderedPageBreak/>
+        <w:t xml:space="preserve">request </w:t>
+      </w:r>
+      <w:r>
+        <w:rPr>
+          <w:rFonts w:ascii="Arial" w:hAnsi="Arial"/>
+        </w:rPr>
         <w:t>consultation scheduling, timely access to laboratory results, and continuity of medical records across visits.</w:t>
       </w:r>
     </w:p>
@@ -2300,7 +2696,6 @@
           <w:bCs/>
           <w:lang w:val="en-PH"/>
         </w:rPr>
-        <w:lastRenderedPageBreak/>
         <w:t>Chapter 2</w:t>
       </w:r>
     </w:p>
@@ -2464,7 +2859,7 @@
           <w:rFonts w:ascii="Arial" w:eastAsia="Arial" w:hAnsi="Arial" w:cs="Arial"/>
           <w:lang w:val="en-PH"/>
         </w:rPr>
-        <w:t xml:space="preserve"> et al., 2025). The literature further establishes that modular architecture, in which registration, clinical, diagnostic, pharmacy, and billing functions are developed as discrete but data-linked </w:t>
+        <w:t xml:space="preserve"> et al., 2025). The </w:t>
       </w:r>
       <w:r>
         <w:rPr>
@@ -2472,7 +2867,7 @@
           <w:lang w:val="en-PH"/>
         </w:rPr>
         <w:lastRenderedPageBreak/>
-        <w:t xml:space="preserve">components, is the prevailing design approach because it allows facilities to deploy incrementally rather than replacing all workflows simultaneously (Lawal </w:t>
+        <w:t xml:space="preserve">literature further establishes that modular architecture, in which registration, clinical, diagnostic, pharmacy, and billing functions are developed as discrete but data-linked components, is the prevailing design approach because it allows facilities to deploy incrementally rather than replacing all workflows simultaneously (Lawal </w:t>
       </w:r>
       <w:proofErr w:type="spellStart"/>
       <w:r>
@@ -2540,7 +2935,15 @@
           <w:rFonts w:ascii="Arial" w:eastAsia="Arial" w:hAnsi="Arial" w:cs="Arial"/>
           <w:lang w:val="en-PH"/>
         </w:rPr>
-        <w:t xml:space="preserve"> and do not examine how a shared electronic record functions across the wider set of hospital roles that a municipal facility must accommodate, including nursing vital-signs capture, medical technologist result entry, pharmacy dispensing, and cashier charge posting operating on the same patient record within one service day.</w:t>
+        <w:t xml:space="preserve"> and do not examine how a shared electronic record functions across the wider set of hospital roles that a municipal facility must accommodate, including nursing vital-signs capture, medical technologist </w:t>
+      </w:r>
+      <w:r>
+        <w:rPr>
+          <w:rFonts w:ascii="Arial" w:eastAsia="Arial" w:hAnsi="Arial" w:cs="Arial"/>
+          <w:lang w:val="en-PH"/>
+        </w:rPr>
+        <w:lastRenderedPageBreak/>
+        <w:t>result entry, pharmacy dispensing, and cashier charge posting operating on the same patient record within one service day.</w:t>
       </w:r>
     </w:p>
     <w:p>
@@ -2560,8 +2963,135 @@
           <w:bCs/>
           <w:lang w:val="en-PH"/>
         </w:rPr>
+        <w:t>Laboratory Information Systems and Diagnostic Data Integration</w:t>
+      </w:r>
+    </w:p>
+    <w:p>
+      <w:pPr>
+        <w:spacing w:line="480" w:lineRule="auto"/>
+        <w:ind w:firstLine="482"/>
+        <w:jc w:val="both"/>
+        <w:rPr>
+          <w:rFonts w:ascii="Arial" w:eastAsia="Arial" w:hAnsi="Arial" w:cs="Arial"/>
+          <w:lang w:val="en-PH"/>
+        </w:rPr>
+      </w:pPr>
+      <w:r>
+        <w:rPr>
+          <w:rFonts w:ascii="Arial" w:eastAsia="Arial" w:hAnsi="Arial" w:cs="Arial"/>
+          <w:lang w:val="en-PH"/>
+        </w:rPr>
+        <w:t xml:space="preserve">Literature on laboratory informatics addresses the electronic linkage between the clinical request, the physical specimen, and the released result. A systematic review of integration technologies in laboratory information systems reports that structured electronic ordering with unique specimen identifiers reduces </w:t>
+      </w:r>
+      <w:r>
+        <w:rPr>
+          <w:rFonts w:ascii="Arial" w:eastAsia="Arial" w:hAnsi="Arial" w:cs="Arial"/>
+          <w:lang w:val="en-PH"/>
+        </w:rPr>
+        <w:t>mislabeling</w:t>
+      </w:r>
+      <w:r>
+        <w:rPr>
+          <w:rFonts w:ascii="Arial" w:eastAsia="Arial" w:hAnsi="Arial" w:cs="Arial"/>
+          <w:lang w:val="en-PH"/>
+        </w:rPr>
+        <w:t xml:space="preserve"> and transcription error, and that automated write-back of validated results into the requesting patient's record eliminates the physical return of paper result slips (</w:t>
+      </w:r>
+      <w:proofErr w:type="spellStart"/>
+      <w:r>
+        <w:rPr>
+          <w:rFonts w:ascii="Arial" w:eastAsia="Arial" w:hAnsi="Arial" w:cs="Arial"/>
+          <w:lang w:val="en-PH"/>
+        </w:rPr>
+        <w:t>Edayan</w:t>
+      </w:r>
+      <w:proofErr w:type="spellEnd"/>
+      <w:r>
+        <w:rPr>
+          <w:rFonts w:ascii="Arial" w:eastAsia="Arial" w:hAnsi="Arial" w:cs="Arial"/>
+          <w:lang w:val="en-PH"/>
+        </w:rPr>
+        <w:t xml:space="preserve"> et al., 2024). The same literature identifies reference-range configuration and result flagging as standard functional requirements, since these support interpretation at the point of release rather than at a later review. However, this literature is written largely around high-throughput clinical laboratories with automated </w:t>
+      </w:r>
+      <w:r>
+        <w:rPr>
+          <w:rFonts w:ascii="Arial" w:eastAsia="Arial" w:hAnsi="Arial" w:cs="Arial"/>
+          <w:lang w:val="en-PH"/>
+        </w:rPr>
+        <w:t>analyzers</w:t>
+      </w:r>
+      <w:r>
+        <w:rPr>
+          <w:rFonts w:ascii="Arial" w:eastAsia="Arial" w:hAnsi="Arial" w:cs="Arial"/>
+          <w:lang w:val="en-PH"/>
+        </w:rPr>
+        <w:t xml:space="preserve"> and interface engines, and it offers limited design guidance for a small municipal laboratory in which specimen collection, processing, and result encoding are performed manually by one or two medical technologists.</w:t>
+      </w:r>
+    </w:p>
+    <w:p>
+      <w:pPr>
+        <w:spacing w:line="480" w:lineRule="auto"/>
+        <w:ind w:left="482" w:hangingChars="200" w:hanging="482"/>
+        <w:jc w:val="both"/>
+        <w:rPr>
+          <w:rFonts w:ascii="Arial" w:eastAsia="Arial" w:hAnsi="Arial" w:cs="Arial"/>
+          <w:lang w:val="en-PH"/>
+        </w:rPr>
+      </w:pPr>
+      <w:r>
+        <w:rPr>
+          <w:rFonts w:ascii="Arial" w:eastAsia="Arial" w:hAnsi="Arial" w:cs="Arial"/>
+          <w:b/>
+          <w:bCs/>
+          <w:lang w:val="en-PH"/>
+        </w:rPr>
+        <w:t>Electronic Prescribing and Pharmacy Inventory Control</w:t>
+      </w:r>
+    </w:p>
+    <w:p>
+      <w:pPr>
+        <w:spacing w:line="480" w:lineRule="auto"/>
+        <w:ind w:firstLine="482"/>
+        <w:jc w:val="both"/>
+        <w:rPr>
+          <w:rFonts w:ascii="Arial" w:eastAsia="Arial" w:hAnsi="Arial" w:cs="Arial"/>
+          <w:lang w:val="en-PH"/>
+        </w:rPr>
+      </w:pPr>
+      <w:r>
+        <w:rPr>
+          <w:rFonts w:ascii="Arial" w:eastAsia="Arial" w:hAnsi="Arial" w:cs="Arial"/>
+          <w:lang w:val="en-PH"/>
+        </w:rPr>
+        <w:t xml:space="preserve">The literature on pharmacy informatics treats electronic prescribing and inventory control as a single connected problem, in which the legibility of the prescription, the accuracy of dispensing, and the currency of stock records are interdependent. Reviews of electronic prescribing report substantial reductions in dispensing error relative to handwritten prescriptions, principally through the elimination of handwriting interpretation </w:t>
+      </w:r>
+      <w:r>
+        <w:rPr>
+          <w:rFonts w:ascii="Arial" w:eastAsia="Arial" w:hAnsi="Arial" w:cs="Arial"/>
+          <w:lang w:val="en-PH"/>
+        </w:rPr>
         <w:lastRenderedPageBreak/>
-        <w:t>Laboratory Information Systems and Diagnostic Data Integration</w:t>
+        <w:t>and through automated dose and allergy checking at the point of issuance (Cassidy et al., 2023; Abimanyu et al., 2025). The literature further establishes that automatic deduction of dispensed quantities from a batch-level stock record, combined with configurable low-stock and expiry thresholds, replaces the periodic manual shelf inspection through which shortages and expiries are otherwise discovered only after they occur (Abimanyu et al., 2025). However, this literature also documents that electronic prescribing systems are vulnerable to operational interruption during system downtime, and it is developed predominantly for hospital pharmacies holding large formularies rather than for a municipal pharmacy managing a limited government drug list under local procurement rules.</w:t>
+      </w:r>
+    </w:p>
+    <w:p>
+      <w:pPr>
+        <w:spacing w:line="480" w:lineRule="auto"/>
+        <w:ind w:left="482" w:hangingChars="200" w:hanging="482"/>
+        <w:jc w:val="both"/>
+        <w:rPr>
+          <w:rFonts w:ascii="Arial" w:eastAsia="Arial" w:hAnsi="Arial" w:cs="Arial"/>
+          <w:lang w:val="en-PH"/>
+        </w:rPr>
+      </w:pPr>
+      <w:r>
+        <w:rPr>
+          <w:rFonts w:ascii="Arial" w:eastAsia="Arial" w:hAnsi="Arial" w:cs="Arial"/>
+          <w:b/>
+          <w:bCs/>
+          <w:lang w:val="en-PH"/>
+        </w:rPr>
+        <w:t>Data Privacy and Role-Based Access in Health Information Systems</w:t>
       </w:r>
     </w:p>
     <w:p>
@@ -2579,21 +3109,21 @@
           <w:rFonts w:ascii="Arial" w:eastAsia="Arial" w:hAnsi="Arial" w:cs="Arial"/>
           <w:lang w:val="en-PH"/>
         </w:rPr>
-        <w:t xml:space="preserve">Literature on laboratory informatics addresses the electronic linkage between the clinical request, the physical specimen, and the released result. A systematic review of integration technologies in laboratory information systems reports that structured electronic ordering with unique specimen identifiers reduces </w:t>
-      </w:r>
-      <w:r>
-        <w:rPr>
-          <w:rFonts w:ascii="Arial" w:eastAsia="Arial" w:hAnsi="Arial" w:cs="Arial"/>
-          <w:lang w:val="en-PH"/>
-        </w:rPr>
-        <w:t>mislabeling</w:t>
-      </w:r>
-      <w:r>
-        <w:rPr>
-          <w:rFonts w:ascii="Arial" w:eastAsia="Arial" w:hAnsi="Arial" w:cs="Arial"/>
-          <w:lang w:val="en-PH"/>
-        </w:rPr>
-        <w:t xml:space="preserve"> and transcription error, and that automated write-back of validated results into the requesting patient's record eliminates the physical return of paper result slips (</w:t>
+        <w:t xml:space="preserve">As hospital systems </w:t>
+      </w:r>
+      <w:r>
+        <w:rPr>
+          <w:rFonts w:ascii="Arial" w:eastAsia="Arial" w:hAnsi="Arial" w:cs="Arial"/>
+          <w:lang w:val="en-PH"/>
+        </w:rPr>
+        <w:t>centralize</w:t>
+      </w:r>
+      <w:r>
+        <w:rPr>
+          <w:rFonts w:ascii="Arial" w:eastAsia="Arial" w:hAnsi="Arial" w:cs="Arial"/>
+          <w:lang w:val="en-PH"/>
+        </w:rPr>
+        <w:t xml:space="preserve"> sensitive patient data, the literature identifies access control as a foundational rather than supplementary design requirement. A systematic review of access control solutions in electronic health record systems reports that role-based access control remains the most widely implemented model because it maps directly onto existing clinical role structures, and that it is most effective when paired with authentication controls and persistent audit logging of record access (</w:t>
       </w:r>
       <w:proofErr w:type="spellStart"/>
       <w:r>
@@ -2601,6 +3131,669 @@
           <w:rFonts w:ascii="Arial" w:eastAsia="Arial" w:hAnsi="Arial" w:cs="Arial"/>
           <w:lang w:val="en-PH"/>
         </w:rPr>
+        <w:t>Cobrado</w:t>
+      </w:r>
+      <w:proofErr w:type="spellEnd"/>
+      <w:r>
+        <w:rPr>
+          <w:rFonts w:ascii="Arial" w:eastAsia="Arial" w:hAnsi="Arial" w:cs="Arial"/>
+          <w:lang w:val="en-PH"/>
+        </w:rPr>
+        <w:t xml:space="preserve"> et al., 2024). The literature </w:t>
+      </w:r>
+      <w:r>
+        <w:rPr>
+          <w:rFonts w:ascii="Arial" w:eastAsia="Arial" w:hAnsi="Arial" w:cs="Arial"/>
+          <w:lang w:val="en-PH"/>
+        </w:rPr>
+        <w:t>emphasizes</w:t>
+      </w:r>
+      <w:r>
+        <w:rPr>
+          <w:rFonts w:ascii="Arial" w:eastAsia="Arial" w:hAnsi="Arial" w:cs="Arial"/>
+          <w:lang w:val="en-PH"/>
+        </w:rPr>
+        <w:t xml:space="preserve"> that access restriction must be calibrated so that legitimate clinical need is not obstructed, particularly in emergency contexts. However, the reviewed access control literature is largely architectural and evaluates models in isolation, without demonstrating how a role-based scheme is applied concurrently across clinical, diagnostic, pharmaceutical, and financial modules within one operational hospital deployment.</w:t>
+      </w:r>
+    </w:p>
+    <w:p>
+      <w:pPr>
+        <w:spacing w:line="480" w:lineRule="auto"/>
+        <w:ind w:left="482" w:hangingChars="200" w:hanging="482"/>
+        <w:jc w:val="both"/>
+        <w:rPr>
+          <w:rFonts w:ascii="Arial" w:eastAsia="Arial" w:hAnsi="Arial" w:cs="Arial"/>
+          <w:b/>
+          <w:bCs/>
+          <w:lang w:val="en-PH"/>
+        </w:rPr>
+      </w:pPr>
+      <w:r>
+        <w:rPr>
+          <w:rFonts w:ascii="Arial" w:eastAsia="Arial" w:hAnsi="Arial" w:cs="Arial"/>
+          <w:b/>
+          <w:bCs/>
+          <w:lang w:val="en-PH"/>
+        </w:rPr>
+        <w:lastRenderedPageBreak/>
+        <w:t>National</w:t>
+      </w:r>
+    </w:p>
+    <w:p>
+      <w:pPr>
+        <w:spacing w:line="480" w:lineRule="auto"/>
+        <w:ind w:left="482" w:hangingChars="200" w:hanging="482"/>
+        <w:jc w:val="both"/>
+        <w:rPr>
+          <w:rFonts w:ascii="Arial" w:eastAsia="Arial" w:hAnsi="Arial" w:cs="Arial"/>
+          <w:lang w:val="en-PH"/>
+        </w:rPr>
+      </w:pPr>
+      <w:r>
+        <w:rPr>
+          <w:rFonts w:ascii="Arial" w:eastAsia="Arial" w:hAnsi="Arial" w:cs="Arial"/>
+          <w:b/>
+          <w:bCs/>
+          <w:lang w:val="en-PH"/>
+        </w:rPr>
+        <w:t>Status of Electronic Health Information Systems in the Philippines</w:t>
+      </w:r>
+    </w:p>
+    <w:p>
+      <w:pPr>
+        <w:spacing w:line="480" w:lineRule="auto"/>
+        <w:ind w:firstLine="482"/>
+        <w:jc w:val="both"/>
+        <w:rPr>
+          <w:rFonts w:ascii="Arial" w:eastAsia="Arial" w:hAnsi="Arial" w:cs="Arial"/>
+          <w:lang w:val="en-PH"/>
+        </w:rPr>
+      </w:pPr>
+      <w:r>
+        <w:rPr>
+          <w:rFonts w:ascii="Arial" w:eastAsia="Arial" w:hAnsi="Arial" w:cs="Arial"/>
+          <w:lang w:val="en-PH"/>
+        </w:rPr>
+        <w:t xml:space="preserve">Philippine literature </w:t>
+      </w:r>
+      <w:r>
+        <w:rPr>
+          <w:rFonts w:ascii="Arial" w:eastAsia="Arial" w:hAnsi="Arial" w:cs="Arial"/>
+          <w:lang w:val="en-PH"/>
+        </w:rPr>
+        <w:t>characterizes</w:t>
+      </w:r>
+      <w:r>
+        <w:rPr>
+          <w:rFonts w:ascii="Arial" w:eastAsia="Arial" w:hAnsi="Arial" w:cs="Arial"/>
+          <w:lang w:val="en-PH"/>
+        </w:rPr>
+        <w:t xml:space="preserve"> the national health information landscape as fragmented, with individual facilities operating separate and largely non-communicating systems. A review of the promises and realities of electronic health information systems in the country traces adoption from the early 2000s and reports that, despite sustained policy support, implementation remains uneven, constrained by infrastructure limitations, personnel capacity, and the absence of enforced data standards across facilities (</w:t>
+      </w:r>
+      <w:proofErr w:type="spellStart"/>
+      <w:r>
+        <w:rPr>
+          <w:rFonts w:ascii="Arial" w:eastAsia="Arial" w:hAnsi="Arial" w:cs="Arial"/>
+          <w:lang w:val="en-PH"/>
+        </w:rPr>
+        <w:t>Ongkeko</w:t>
+      </w:r>
+      <w:proofErr w:type="spellEnd"/>
+      <w:r>
+        <w:rPr>
+          <w:rFonts w:ascii="Arial" w:eastAsia="Arial" w:hAnsi="Arial" w:cs="Arial"/>
+          <w:lang w:val="en-PH"/>
+        </w:rPr>
+        <w:t xml:space="preserve">, 2024). The literature situates these constraints within the devolved structure of Philippine health governance, in which local government units independently procure and maintain the systems serving their own facilities. However, this national literature is written at the level of system-wide diagnosis and policy commentary, and it does not descend to the level of functional system specification for an individual municipal hospital seeking to </w:t>
+      </w:r>
+      <w:r>
+        <w:rPr>
+          <w:rFonts w:ascii="Arial" w:eastAsia="Arial" w:hAnsi="Arial" w:cs="Arial"/>
+          <w:lang w:val="en-PH"/>
+        </w:rPr>
+        <w:t>digitize</w:t>
+      </w:r>
+      <w:r>
+        <w:rPr>
+          <w:rFonts w:ascii="Arial" w:eastAsia="Arial" w:hAnsi="Arial" w:cs="Arial"/>
+          <w:lang w:val="en-PH"/>
+        </w:rPr>
+        <w:t xml:space="preserve"> its own internal operations.</w:t>
+      </w:r>
+    </w:p>
+    <w:p>
+      <w:pPr>
+        <w:spacing w:line="480" w:lineRule="auto"/>
+        <w:ind w:left="482" w:hangingChars="200" w:hanging="482"/>
+        <w:jc w:val="both"/>
+        <w:rPr>
+          <w:rFonts w:ascii="Arial" w:eastAsia="Arial" w:hAnsi="Arial" w:cs="Arial"/>
+          <w:lang w:val="en-PH"/>
+        </w:rPr>
+      </w:pPr>
+      <w:r>
+        <w:rPr>
+          <w:rFonts w:ascii="Arial" w:eastAsia="Arial" w:hAnsi="Arial" w:cs="Arial"/>
+          <w:b/>
+          <w:bCs/>
+          <w:lang w:val="en-PH"/>
+        </w:rPr>
+        <w:t>Government Hospital and Clinic Information Systems</w:t>
+      </w:r>
+    </w:p>
+    <w:p>
+      <w:pPr>
+        <w:spacing w:line="480" w:lineRule="auto"/>
+        <w:ind w:firstLine="482"/>
+        <w:jc w:val="both"/>
+        <w:rPr>
+          <w:rFonts w:ascii="Arial" w:eastAsia="Arial" w:hAnsi="Arial" w:cs="Arial"/>
+          <w:lang w:val="en-PH"/>
+        </w:rPr>
+      </w:pPr>
+      <w:r>
+        <w:rPr>
+          <w:rFonts w:ascii="Arial" w:eastAsia="Arial" w:hAnsi="Arial" w:cs="Arial"/>
+          <w:lang w:val="en-PH"/>
+        </w:rPr>
+        <w:t>The Department of Health maintains two reference systems that define the operational baseline for public health facilities. The Integrated Hospital Operations and Management Information System is a computer</w:t>
+      </w:r>
+      <w:r>
+        <w:rPr>
+          <w:rFonts w:ascii="Arial" w:eastAsia="Arial" w:hAnsi="Arial" w:cs="Arial"/>
+          <w:lang w:val="en-PH"/>
+        </w:rPr>
+        <w:t xml:space="preserve"> </w:t>
+      </w:r>
+      <w:r>
+        <w:rPr>
+          <w:rFonts w:ascii="Arial" w:eastAsia="Arial" w:hAnsi="Arial" w:cs="Arial"/>
+          <w:lang w:val="en-PH"/>
+        </w:rPr>
+        <w:t xml:space="preserve">based platform covering patient admission, diagnostic requisition, cashier billing, and claims processing in government hospitals (Department of Health Regional Office II, 2024), while the Integrated Clinic Information System serves as the electronic medical record reference model for primary care facilities, </w:t>
+      </w:r>
+      <w:r>
+        <w:rPr>
+          <w:rFonts w:ascii="Arial" w:eastAsia="Arial" w:hAnsi="Arial" w:cs="Arial"/>
+          <w:lang w:val="en-PH"/>
+        </w:rPr>
+        <w:t>digitizing</w:t>
+      </w:r>
+      <w:r>
+        <w:rPr>
+          <w:rFonts w:ascii="Arial" w:eastAsia="Arial" w:hAnsi="Arial" w:cs="Arial"/>
+          <w:lang w:val="en-PH"/>
+        </w:rPr>
+        <w:t xml:space="preserve"> patient records and service delivery reporting (Department of </w:t>
+      </w:r>
+      <w:r>
+        <w:rPr>
+          <w:rFonts w:ascii="Arial" w:eastAsia="Arial" w:hAnsi="Arial" w:cs="Arial"/>
+          <w:lang w:val="en-PH"/>
+        </w:rPr>
+        <w:lastRenderedPageBreak/>
+        <w:t xml:space="preserve">Health Regional Office II, 2024b). Literature describing these platforms establishes the functional expectations placed on any Philippine public health facility system, particularly the requirement to produce </w:t>
+      </w:r>
+      <w:r>
+        <w:rPr>
+          <w:rFonts w:ascii="Arial" w:eastAsia="Arial" w:hAnsi="Arial" w:cs="Arial"/>
+          <w:lang w:val="en-PH"/>
+        </w:rPr>
+        <w:t>standardized</w:t>
+      </w:r>
+      <w:r>
+        <w:rPr>
+          <w:rFonts w:ascii="Arial" w:eastAsia="Arial" w:hAnsi="Arial" w:cs="Arial"/>
+          <w:lang w:val="en-PH"/>
+        </w:rPr>
+        <w:t xml:space="preserve"> reports for higher</w:t>
+      </w:r>
+      <w:r>
+        <w:rPr>
+          <w:rFonts w:ascii="Arial" w:eastAsia="Arial" w:hAnsi="Arial" w:cs="Arial"/>
+          <w:lang w:val="en-PH"/>
+        </w:rPr>
+        <w:t xml:space="preserve"> </w:t>
+      </w:r>
+      <w:r>
+        <w:rPr>
+          <w:rFonts w:ascii="Arial" w:eastAsia="Arial" w:hAnsi="Arial" w:cs="Arial"/>
+          <w:lang w:val="en-PH"/>
+        </w:rPr>
+        <w:t>level health authorities. However, both reference systems are provided as fixed national deployments configured for their designated facility types, and the literature documents that municipal hospitals, which sit functionally between the primary care clinic and the Department of Health–retained hospital, are not well served by either configuration.</w:t>
+      </w:r>
+    </w:p>
+    <w:p>
+      <w:pPr>
+        <w:spacing w:line="480" w:lineRule="auto"/>
+        <w:ind w:left="482" w:hangingChars="200" w:hanging="482"/>
+        <w:jc w:val="both"/>
+        <w:rPr>
+          <w:rFonts w:ascii="Arial" w:eastAsia="Arial" w:hAnsi="Arial" w:cs="Arial"/>
+          <w:lang w:val="en-PH"/>
+        </w:rPr>
+      </w:pPr>
+      <w:r>
+        <w:rPr>
+          <w:rFonts w:ascii="Arial" w:eastAsia="Arial" w:hAnsi="Arial" w:cs="Arial"/>
+          <w:b/>
+          <w:bCs/>
+          <w:lang w:val="en-PH"/>
+        </w:rPr>
+        <w:t>National Health Data Standards and Interoperability Policy</w:t>
+      </w:r>
+    </w:p>
+    <w:p>
+      <w:pPr>
+        <w:spacing w:line="480" w:lineRule="auto"/>
+        <w:ind w:firstLine="482"/>
+        <w:jc w:val="both"/>
+        <w:rPr>
+          <w:rFonts w:ascii="Arial" w:eastAsia="Arial" w:hAnsi="Arial" w:cs="Arial"/>
+          <w:lang w:val="en-PH"/>
+        </w:rPr>
+      </w:pPr>
+      <w:r>
+        <w:rPr>
+          <w:rFonts w:ascii="Arial" w:eastAsia="Arial" w:hAnsi="Arial" w:cs="Arial"/>
+          <w:lang w:val="en-PH"/>
+        </w:rPr>
+        <w:t>Philippine policy literature establishes a national interoperability framework composed of the National Health Data Repository, the National Health Data Dictionary, and the Philippine Core Data for Interoperability, with Health Level Seven Fast Healthcare Interoperability Resources adopted as the national exchange standard under joint administrative issuance (Marcelo et al., 2025; Department of Health &amp; Philippine Health Insurance Corporation, 2021). This framework requires that health data collected by government and private health information systems conform to nationally defined data elements and terminologies, establishing the direction in which locally developed systems are expected to evolve. However, this literature is directed at exchange between facilities rather than at operations within a facility, and it presumes the prior existence of a functioning internal record system capable of producing structured data, which is precisely the capability that many municipal hospitals still lack.</w:t>
+      </w:r>
+    </w:p>
+    <w:p>
+      <w:pPr>
+        <w:spacing w:line="480" w:lineRule="auto"/>
+        <w:ind w:left="482" w:hangingChars="200" w:hanging="482"/>
+        <w:jc w:val="both"/>
+        <w:rPr>
+          <w:rFonts w:ascii="Arial" w:eastAsia="Arial" w:hAnsi="Arial" w:cs="Arial"/>
+          <w:lang w:val="en-PH"/>
+        </w:rPr>
+      </w:pPr>
+      <w:r>
+        <w:rPr>
+          <w:rFonts w:ascii="Arial" w:eastAsia="Arial" w:hAnsi="Arial" w:cs="Arial"/>
+          <w:b/>
+          <w:bCs/>
+          <w:lang w:val="en-PH"/>
+        </w:rPr>
+        <w:t>Electronic Medical Record Adoption in Philippine Public Facilities</w:t>
+      </w:r>
+    </w:p>
+    <w:p>
+      <w:pPr>
+        <w:spacing w:line="480" w:lineRule="auto"/>
+        <w:ind w:firstLine="482"/>
+        <w:jc w:val="both"/>
+        <w:rPr>
+          <w:rFonts w:ascii="Arial" w:eastAsia="Arial" w:hAnsi="Arial" w:cs="Arial"/>
+          <w:lang w:val="en-PH"/>
+        </w:rPr>
+      </w:pPr>
+      <w:r>
+        <w:rPr>
+          <w:rFonts w:ascii="Arial" w:eastAsia="Arial" w:hAnsi="Arial" w:cs="Arial"/>
+          <w:lang w:val="en-PH"/>
+        </w:rPr>
+        <w:t xml:space="preserve">Literature examining adoption </w:t>
+      </w:r>
+      <w:r>
+        <w:rPr>
+          <w:rFonts w:ascii="Arial" w:eastAsia="Arial" w:hAnsi="Arial" w:cs="Arial"/>
+          <w:lang w:val="en-PH"/>
+        </w:rPr>
+        <w:t>behavior</w:t>
+      </w:r>
+      <w:r>
+        <w:rPr>
+          <w:rFonts w:ascii="Arial" w:eastAsia="Arial" w:hAnsi="Arial" w:cs="Arial"/>
+          <w:lang w:val="en-PH"/>
+        </w:rPr>
+        <w:t xml:space="preserve"> in Philippine public facilities provides </w:t>
+      </w:r>
+      <w:r>
+        <w:rPr>
+          <w:rFonts w:ascii="Arial" w:eastAsia="Arial" w:hAnsi="Arial" w:cs="Arial"/>
+          <w:lang w:val="en-PH"/>
+        </w:rPr>
+        <w:lastRenderedPageBreak/>
+        <w:t>evidence on how government health workers actually use digital records in practice. An analysis of electronic medical record usage logs from rural health facilities reports that adoption is inconsistent and strongly conditioned by facility</w:t>
+      </w:r>
+      <w:r>
+        <w:rPr>
+          <w:rFonts w:ascii="Arial" w:eastAsia="Arial" w:hAnsi="Arial" w:cs="Arial"/>
+          <w:lang w:val="en-PH"/>
+        </w:rPr>
+        <w:t xml:space="preserve"> </w:t>
+      </w:r>
+      <w:r>
+        <w:rPr>
+          <w:rFonts w:ascii="Arial" w:eastAsia="Arial" w:hAnsi="Arial" w:cs="Arial"/>
+          <w:lang w:val="en-PH"/>
+        </w:rPr>
+        <w:t>level factors including staffing, device availability, and connectivity, with usage concentrating in facilities where the system is embedded into a required daily workflow rather than offered as an optional tool (Acacio</w:t>
+      </w:r>
+      <w:r>
+        <w:rPr>
+          <w:rFonts w:ascii="Arial" w:eastAsia="Arial" w:hAnsi="Arial" w:cs="Arial"/>
+          <w:lang w:val="en-PH"/>
+        </w:rPr>
+        <w:t xml:space="preserve"> </w:t>
+      </w:r>
+      <w:r>
+        <w:rPr>
+          <w:rFonts w:ascii="Arial" w:eastAsia="Arial" w:hAnsi="Arial" w:cs="Arial"/>
+          <w:lang w:val="en-PH"/>
+        </w:rPr>
+        <w:t>Claro et al., 2024). This literature establishes that mandated workflow integration, rather than system features alone, predicts sustained use. However, this evidence is drawn from primary care rural health units, whose service mix is narrower than that of a municipal hospital and which do not perform inpatient admission, laboratory processing, pharmacy dispensing, and cashier billing within a single facility.</w:t>
+      </w:r>
+    </w:p>
+    <w:p>
+      <w:pPr>
+        <w:spacing w:line="480" w:lineRule="auto"/>
+        <w:ind w:left="482" w:hangingChars="200" w:hanging="482"/>
+        <w:jc w:val="both"/>
+        <w:rPr>
+          <w:rFonts w:ascii="Arial" w:eastAsia="Arial" w:hAnsi="Arial" w:cs="Arial"/>
+          <w:lang w:val="en-PH"/>
+        </w:rPr>
+      </w:pPr>
+      <w:r>
+        <w:rPr>
+          <w:rFonts w:ascii="Arial" w:eastAsia="Arial" w:hAnsi="Arial" w:cs="Arial"/>
+          <w:b/>
+          <w:bCs/>
+          <w:lang w:val="en-PH"/>
+        </w:rPr>
+        <w:t>Health Information Systems Across Philippine Government Hospitals</w:t>
+      </w:r>
+    </w:p>
+    <w:p>
+      <w:pPr>
+        <w:spacing w:line="480" w:lineRule="auto"/>
+        <w:ind w:firstLine="482"/>
+        <w:jc w:val="both"/>
+        <w:rPr>
+          <w:rFonts w:ascii="Arial" w:eastAsia="Arial" w:hAnsi="Arial" w:cs="Arial"/>
+          <w:lang w:val="en-PH"/>
+        </w:rPr>
+      </w:pPr>
+      <w:r>
+        <w:rPr>
+          <w:rFonts w:ascii="Arial" w:eastAsia="Arial" w:hAnsi="Arial" w:cs="Arial"/>
+          <w:lang w:val="en-PH"/>
+        </w:rPr>
+        <w:t xml:space="preserve">A national review of health information systems across selected Philippine government hospitals and health </w:t>
+      </w:r>
+      <w:r>
+        <w:rPr>
+          <w:rFonts w:ascii="Arial" w:eastAsia="Arial" w:hAnsi="Arial" w:cs="Arial"/>
+          <w:lang w:val="en-PH"/>
+        </w:rPr>
+        <w:t>centers</w:t>
+      </w:r>
+      <w:r>
+        <w:rPr>
+          <w:rFonts w:ascii="Arial" w:eastAsia="Arial" w:hAnsi="Arial" w:cs="Arial"/>
+          <w:lang w:val="en-PH"/>
+        </w:rPr>
+        <w:t xml:space="preserve"> documents the actual state of </w:t>
+      </w:r>
+      <w:r>
+        <w:rPr>
+          <w:rFonts w:ascii="Arial" w:eastAsia="Arial" w:hAnsi="Arial" w:cs="Arial"/>
+          <w:lang w:val="en-PH"/>
+        </w:rPr>
+        <w:t>digitization</w:t>
+      </w:r>
+      <w:r>
+        <w:rPr>
+          <w:rFonts w:ascii="Arial" w:eastAsia="Arial" w:hAnsi="Arial" w:cs="Arial"/>
+          <w:lang w:val="en-PH"/>
+        </w:rPr>
+        <w:t xml:space="preserve"> in public facilities, reporting that while more hospitals than health </w:t>
+      </w:r>
+      <w:r>
+        <w:rPr>
+          <w:rFonts w:ascii="Arial" w:eastAsia="Arial" w:hAnsi="Arial" w:cs="Arial"/>
+          <w:lang w:val="en-PH"/>
+        </w:rPr>
+        <w:t>centers</w:t>
+      </w:r>
+      <w:r>
+        <w:rPr>
+          <w:rFonts w:ascii="Arial" w:eastAsia="Arial" w:hAnsi="Arial" w:cs="Arial"/>
+          <w:lang w:val="en-PH"/>
+        </w:rPr>
+        <w:t xml:space="preserve"> maintain web</w:t>
+      </w:r>
+      <w:r>
+        <w:rPr>
+          <w:rFonts w:ascii="Arial" w:eastAsia="Arial" w:hAnsi="Arial" w:cs="Arial"/>
+          <w:lang w:val="en-PH"/>
+        </w:rPr>
+        <w:t xml:space="preserve"> </w:t>
+      </w:r>
+      <w:r>
+        <w:rPr>
+          <w:rFonts w:ascii="Arial" w:eastAsia="Arial" w:hAnsi="Arial" w:cs="Arial"/>
+          <w:lang w:val="en-PH"/>
+        </w:rPr>
+        <w:t xml:space="preserve">based patient record databases, a substantial proportion of facilities continue to rely on paper records or on partial </w:t>
+      </w:r>
+      <w:r>
+        <w:rPr>
+          <w:rFonts w:ascii="Arial" w:eastAsia="Arial" w:hAnsi="Arial" w:cs="Arial"/>
+          <w:lang w:val="en-PH"/>
+        </w:rPr>
+        <w:t>digitization</w:t>
+      </w:r>
+      <w:r>
+        <w:rPr>
+          <w:rFonts w:ascii="Arial" w:eastAsia="Arial" w:hAnsi="Arial" w:cs="Arial"/>
+          <w:lang w:val="en-PH"/>
+        </w:rPr>
+        <w:t xml:space="preserve"> covering only selected functions (Marcos et al., 2022). This literature confirms that partial </w:t>
+      </w:r>
+      <w:r>
+        <w:rPr>
+          <w:rFonts w:ascii="Arial" w:eastAsia="Arial" w:hAnsi="Arial" w:cs="Arial"/>
+          <w:lang w:val="en-PH"/>
+        </w:rPr>
+        <w:t>digitization</w:t>
+      </w:r>
+      <w:r>
+        <w:rPr>
+          <w:rFonts w:ascii="Arial" w:eastAsia="Arial" w:hAnsi="Arial" w:cs="Arial"/>
+          <w:lang w:val="en-PH"/>
+        </w:rPr>
+        <w:t xml:space="preserve">, in which some departments are </w:t>
+      </w:r>
+      <w:r>
+        <w:rPr>
+          <w:rFonts w:ascii="Arial" w:eastAsia="Arial" w:hAnsi="Arial" w:cs="Arial"/>
+          <w:lang w:val="en-PH"/>
+        </w:rPr>
+        <w:t>computerized</w:t>
+      </w:r>
+      <w:r>
+        <w:rPr>
+          <w:rFonts w:ascii="Arial" w:eastAsia="Arial" w:hAnsi="Arial" w:cs="Arial"/>
+          <w:lang w:val="en-PH"/>
+        </w:rPr>
+        <w:t xml:space="preserve"> while others remain manual, is the prevailing condition in Philippine public hospitals rather than the exception. However, the review reports coverage and prevalence rather than functional design, and it does not specify the module composition, data structure, or workflow sequencing that a municipal hospital would require to move from partial to complete internal </w:t>
+      </w:r>
+      <w:r>
+        <w:rPr>
+          <w:rFonts w:ascii="Arial" w:eastAsia="Arial" w:hAnsi="Arial" w:cs="Arial"/>
+          <w:lang w:val="en-PH"/>
+        </w:rPr>
+        <w:t>digitization</w:t>
+      </w:r>
+      <w:r>
+        <w:rPr>
+          <w:rFonts w:ascii="Arial" w:eastAsia="Arial" w:hAnsi="Arial" w:cs="Arial"/>
+          <w:lang w:val="en-PH"/>
+        </w:rPr>
+        <w:t>.</w:t>
+      </w:r>
+    </w:p>
+    <w:p>
+      <w:pPr>
+        <w:spacing w:line="480" w:lineRule="auto"/>
+        <w:ind w:left="482" w:hangingChars="200" w:hanging="482"/>
+        <w:jc w:val="both"/>
+        <w:rPr>
+          <w:rFonts w:ascii="Arial" w:eastAsia="Arial" w:hAnsi="Arial" w:cs="Arial"/>
+          <w:b/>
+          <w:bCs/>
+          <w:lang w:val="en-PH"/>
+        </w:rPr>
+      </w:pPr>
+      <w:r>
+        <w:rPr>
+          <w:rFonts w:ascii="Arial" w:eastAsia="Arial" w:hAnsi="Arial" w:cs="Arial"/>
+          <w:b/>
+          <w:bCs/>
+          <w:lang w:val="en-PH"/>
+        </w:rPr>
+        <w:t>Local</w:t>
+      </w:r>
+    </w:p>
+    <w:p>
+      <w:pPr>
+        <w:spacing w:line="480" w:lineRule="auto"/>
+        <w:ind w:left="482" w:hangingChars="200" w:hanging="482"/>
+        <w:jc w:val="both"/>
+        <w:rPr>
+          <w:rFonts w:ascii="Arial" w:eastAsia="Arial" w:hAnsi="Arial" w:cs="Arial"/>
+          <w:lang w:val="en-PH"/>
+        </w:rPr>
+      </w:pPr>
+      <w:r>
+        <w:rPr>
+          <w:rFonts w:ascii="Arial" w:eastAsia="Arial" w:hAnsi="Arial" w:cs="Arial"/>
+          <w:b/>
+          <w:bCs/>
+          <w:lang w:val="en-PH"/>
+        </w:rPr>
+        <w:lastRenderedPageBreak/>
+        <w:t>Health Data Security Research in Mindanao Institutions</w:t>
+      </w:r>
+    </w:p>
+    <w:p>
+      <w:pPr>
+        <w:spacing w:line="480" w:lineRule="auto"/>
+        <w:ind w:firstLine="482"/>
+        <w:jc w:val="both"/>
+        <w:rPr>
+          <w:rFonts w:ascii="Arial" w:eastAsia="Arial" w:hAnsi="Arial" w:cs="Arial"/>
+          <w:lang w:val="en-PH"/>
+        </w:rPr>
+      </w:pPr>
+      <w:r>
+        <w:rPr>
+          <w:rFonts w:ascii="Arial" w:eastAsia="Arial" w:hAnsi="Arial" w:cs="Arial"/>
+          <w:lang w:val="en-PH"/>
+        </w:rPr>
+        <w:t>Research produced by Mindanao</w:t>
+      </w:r>
+      <w:r>
+        <w:rPr>
+          <w:rFonts w:ascii="Arial" w:eastAsia="Arial" w:hAnsi="Arial" w:cs="Arial"/>
+          <w:lang w:val="en-PH"/>
+        </w:rPr>
+        <w:t xml:space="preserve"> </w:t>
+      </w:r>
+      <w:r>
+        <w:rPr>
+          <w:rFonts w:ascii="Arial" w:eastAsia="Arial" w:hAnsi="Arial" w:cs="Arial"/>
+          <w:lang w:val="en-PH"/>
+        </w:rPr>
+        <w:t xml:space="preserve">based institutions has contributed directly to the international literature on health record security. A systematic review conducted by researchers at the Mindanao State University–Iligan Institute of Technology examines access control solutions across electronic health record systems and establishes </w:t>
+      </w:r>
+      <w:r>
+        <w:rPr>
+          <w:rFonts w:ascii="Arial" w:eastAsia="Arial" w:hAnsi="Arial" w:cs="Arial"/>
+          <w:lang w:val="en-PH"/>
+        </w:rPr>
+        <w:t>role</w:t>
+      </w:r>
+      <w:r>
+        <w:rPr>
+          <w:rFonts w:ascii="Arial" w:eastAsia="Arial" w:hAnsi="Arial" w:cs="Arial"/>
+          <w:lang w:val="en-PH"/>
+        </w:rPr>
+        <w:t>-based</w:t>
+      </w:r>
+      <w:r>
+        <w:rPr>
+          <w:rFonts w:ascii="Arial" w:eastAsia="Arial" w:hAnsi="Arial" w:cs="Arial"/>
+          <w:lang w:val="en-PH"/>
+        </w:rPr>
+        <w:t xml:space="preserve"> access control, authentication, and audit logging as the core protective mechanisms in clinical record platforms (</w:t>
+      </w:r>
+      <w:proofErr w:type="spellStart"/>
+      <w:r>
+        <w:rPr>
+          <w:rFonts w:ascii="Arial" w:eastAsia="Arial" w:hAnsi="Arial" w:cs="Arial"/>
+          <w:lang w:val="en-PH"/>
+        </w:rPr>
+        <w:t>Cobrado</w:t>
+      </w:r>
+      <w:proofErr w:type="spellEnd"/>
+      <w:r>
+        <w:rPr>
+          <w:rFonts w:ascii="Arial" w:eastAsia="Arial" w:hAnsi="Arial" w:cs="Arial"/>
+          <w:lang w:val="en-PH"/>
+        </w:rPr>
+        <w:t xml:space="preserve"> et al., 2024). This work is significant locally because it demonstrates that Mindanao institutions are engaging with health data governance as a design problem rather than treating it as a procurement issue. However, the review addresses access control as a general architectural concern and does not apply the model to a specific Mindanao public hospital deployment, leaving the practical configuration of role permissions across a municipal hospital's clinical, laboratory, pharmacy, and billing functions unexamined.</w:t>
+      </w:r>
+    </w:p>
+    <w:p>
+      <w:pPr>
+        <w:spacing w:line="480" w:lineRule="auto"/>
+        <w:ind w:left="482" w:hangingChars="200" w:hanging="482"/>
+        <w:jc w:val="both"/>
+        <w:rPr>
+          <w:rFonts w:ascii="Arial" w:eastAsia="Arial" w:hAnsi="Arial" w:cs="Arial"/>
+          <w:lang w:val="en-PH"/>
+        </w:rPr>
+      </w:pPr>
+      <w:r>
+        <w:rPr>
+          <w:rFonts w:ascii="Arial" w:eastAsia="Arial" w:hAnsi="Arial" w:cs="Arial"/>
+          <w:b/>
+          <w:bCs/>
+          <w:lang w:val="en-PH"/>
+        </w:rPr>
+        <w:t>Laboratory Informatics Research in Mindanao</w:t>
+      </w:r>
+    </w:p>
+    <w:p>
+      <w:pPr>
+        <w:spacing w:line="480" w:lineRule="auto"/>
+        <w:ind w:firstLine="482"/>
+        <w:jc w:val="both"/>
+        <w:rPr>
+          <w:rFonts w:ascii="Arial" w:eastAsia="Arial" w:hAnsi="Arial" w:cs="Arial"/>
+          <w:lang w:val="en-PH"/>
+        </w:rPr>
+      </w:pPr>
+      <w:r>
+        <w:rPr>
+          <w:rFonts w:ascii="Arial" w:eastAsia="Arial" w:hAnsi="Arial" w:cs="Arial"/>
+          <w:lang w:val="en-PH"/>
+        </w:rPr>
+        <w:t>Local research has likewise addressed diagnostic data integration. A systematic review of integration technologies in laboratory information systems, produced by Mindanao State University–Iligan Institute of Technology researchers, examines system-to-software communication between laboratory platforms and clinical systems and identifies Health Level Seven and Fast Healthcare Interoperability Resources standards as the dominant mechanisms for maintaining interoperability between diagnostic and clinical records (</w:t>
+      </w:r>
+      <w:proofErr w:type="spellStart"/>
+      <w:r>
+        <w:rPr>
+          <w:rFonts w:ascii="Arial" w:eastAsia="Arial" w:hAnsi="Arial" w:cs="Arial"/>
+          <w:lang w:val="en-PH"/>
+        </w:rPr>
         <w:t>Edayan</w:t>
       </w:r>
       <w:proofErr w:type="spellEnd"/>
@@ -2609,7 +3802,29 @@
           <w:rFonts w:ascii="Arial" w:eastAsia="Arial" w:hAnsi="Arial" w:cs="Arial"/>
           <w:lang w:val="en-PH"/>
         </w:rPr>
-        <w:t xml:space="preserve"> et al., 2024). The same literature identifies reference-range configuration and result flagging as standard functional requirements, since these support interpretation at the point of release rather than at a later review. However, this literature is written largely around high-throughput clinical laboratories with automated </w:t>
+        <w:t xml:space="preserve"> et al., 2024). However, the review </w:t>
+      </w:r>
+      <w:r>
+        <w:rPr>
+          <w:rFonts w:ascii="Arial" w:eastAsia="Arial" w:hAnsi="Arial" w:cs="Arial"/>
+          <w:lang w:val="en-PH"/>
+        </w:rPr>
+        <w:t>synthesizes</w:t>
+      </w:r>
+      <w:r>
+        <w:rPr>
+          <w:rFonts w:ascii="Arial" w:eastAsia="Arial" w:hAnsi="Arial" w:cs="Arial"/>
+          <w:lang w:val="en-PH"/>
+        </w:rPr>
+        <w:t xml:space="preserve"> integration approaches across published implementations rather than documenting a laboratory module developed for a Mindanao public facility, and it does not address the constrained </w:t>
+      </w:r>
+      <w:r>
+        <w:rPr>
+          <w:rFonts w:ascii="Arial" w:eastAsia="Arial" w:hAnsi="Arial" w:cs="Arial"/>
+          <w:lang w:val="en-PH"/>
+        </w:rPr>
+        <w:lastRenderedPageBreak/>
+        <w:t xml:space="preserve">case of a municipal hospital laboratory operating without automated </w:t>
       </w:r>
       <w:r>
         <w:rPr>
@@ -2623,7 +3838,7 @@
           <w:rFonts w:ascii="Arial" w:eastAsia="Arial" w:hAnsi="Arial" w:cs="Arial"/>
           <w:lang w:val="en-PH"/>
         </w:rPr>
-        <w:t xml:space="preserve"> and interface engines, and it offers limited design guidance for a small municipal laboratory in which specimen collection, processing, and result encoding are performed manually by one or two medical technologists.</w:t>
+        <w:t xml:space="preserve"> or a commercial interface engine.</w:t>
       </w:r>
     </w:p>
     <w:p>
@@ -2643,7 +3858,7 @@
           <w:bCs/>
           <w:lang w:val="en-PH"/>
         </w:rPr>
-        <w:t>Electronic Prescribing and Pharmacy Inventory Control</w:t>
+        <w:t>Electronic Medical Record Adoption in Mindanao Health Facilities</w:t>
       </w:r>
     </w:p>
     <w:p>
@@ -2661,7 +3876,87 @@
           <w:rFonts w:ascii="Arial" w:eastAsia="Arial" w:hAnsi="Arial" w:cs="Arial"/>
           <w:lang w:val="en-PH"/>
         </w:rPr>
-        <w:t xml:space="preserve">The literature on pharmacy informatics treats electronic prescribing and inventory control as a single connected problem, in which the legibility of the prescription, the accuracy of dispensing, and the currency of stock records are interdependent. Reviews of electronic prescribing report substantial reductions in dispensing error relative to handwritten prescriptions, principally through the elimination of handwriting interpretation and through automated dose and allergy checking at the point of issuance (Cassidy et al., 2023; Abimanyu et al., 2025). The literature further establishes that automatic deduction of dispensed quantities from a batch-level stock record, combined with </w:t>
+        <w:t>Literature examining physician engagement with electronic medical records in developing economies, produced collaboratively by Mindanao State University–Iligan Institute of Technology and Zamboanga City Medical Center researchers, identifies perceived usefulness, ease of use, and workflow fit as the determinants of physician acceptance, and reports that systems imposing additional documentation steps without corresponding retrieval benefits are abandoned in practice (Derecho et al., 2024). This work grounds adoption theory in a Mindanao tertiary hospital context. However, its focus is the physician role specifically, and it does not extend to the admitting, nursing, medical technologist, pharmacy, records, and cashier roles that a municipal hospital system must simultaneously serve.</w:t>
+      </w:r>
+    </w:p>
+    <w:p>
+      <w:pPr>
+        <w:spacing w:line="480" w:lineRule="auto"/>
+        <w:ind w:left="482" w:hangingChars="200" w:hanging="482"/>
+        <w:jc w:val="both"/>
+        <w:rPr>
+          <w:rFonts w:ascii="Arial" w:eastAsia="Arial" w:hAnsi="Arial" w:cs="Arial"/>
+          <w:lang w:val="en-PH"/>
+        </w:rPr>
+      </w:pPr>
+      <w:r>
+        <w:rPr>
+          <w:rFonts w:ascii="Arial" w:eastAsia="Arial" w:hAnsi="Arial" w:cs="Arial"/>
+          <w:b/>
+          <w:bCs/>
+          <w:lang w:val="en-PH"/>
+        </w:rPr>
+        <w:t>Regional Digital Health Implementation in SOCCSKSARGEN</w:t>
+      </w:r>
+    </w:p>
+    <w:p>
+      <w:pPr>
+        <w:spacing w:line="480" w:lineRule="auto"/>
+        <w:ind w:firstLine="482"/>
+        <w:jc w:val="both"/>
+        <w:rPr>
+          <w:rFonts w:ascii="Arial" w:eastAsia="Arial" w:hAnsi="Arial" w:cs="Arial"/>
+          <w:lang w:val="en-PH"/>
+        </w:rPr>
+      </w:pPr>
+      <w:r>
+        <w:rPr>
+          <w:rFonts w:ascii="Arial" w:eastAsia="Arial" w:hAnsi="Arial" w:cs="Arial"/>
+          <w:lang w:val="en-PH"/>
+        </w:rPr>
+        <w:t xml:space="preserve">Regional implementation literature documents the ongoing </w:t>
+      </w:r>
+      <w:r>
+        <w:rPr>
+          <w:rFonts w:ascii="Arial" w:eastAsia="Arial" w:hAnsi="Arial" w:cs="Arial"/>
+          <w:lang w:val="en-PH"/>
+        </w:rPr>
+        <w:t>digitization</w:t>
+      </w:r>
+      <w:r>
+        <w:rPr>
+          <w:rFonts w:ascii="Arial" w:eastAsia="Arial" w:hAnsi="Arial" w:cs="Arial"/>
+          <w:lang w:val="en-PH"/>
+        </w:rPr>
+        <w:t xml:space="preserve"> of health services in Region XII. The Department of Health Center for Health Development SOCCSKSARGEN has conducted training and simulation activities on the Integrated Clinic Information System across local government unit facilities in the region, including rural health units in South Cotabato, with the stated aim of </w:t>
+      </w:r>
+      <w:r>
+        <w:rPr>
+          <w:rFonts w:ascii="Arial" w:eastAsia="Arial" w:hAnsi="Arial" w:cs="Arial"/>
+          <w:lang w:val="en-PH"/>
+        </w:rPr>
+        <w:t>digitizing</w:t>
+      </w:r>
+      <w:r>
+        <w:rPr>
+          <w:rFonts w:ascii="Arial" w:eastAsia="Arial" w:hAnsi="Arial" w:cs="Arial"/>
+          <w:lang w:val="en-PH"/>
+        </w:rPr>
+        <w:t xml:space="preserve"> patient records and </w:t>
+      </w:r>
+      <w:r>
+        <w:rPr>
+          <w:rFonts w:ascii="Arial" w:eastAsia="Arial" w:hAnsi="Arial" w:cs="Arial"/>
+          <w:lang w:val="en-PH"/>
+        </w:rPr>
+        <w:t>standardizing</w:t>
+      </w:r>
+      <w:r>
+        <w:rPr>
+          <w:rFonts w:ascii="Arial" w:eastAsia="Arial" w:hAnsi="Arial" w:cs="Arial"/>
+          <w:lang w:val="en-PH"/>
+        </w:rPr>
+        <w:t xml:space="preserve"> service delivery reporting (Department of Health Center for Health Development SOCCSKSARGEN, 2024). This establishes that the digital health baseline in the province is being set at the primary care level. However, this regional rollout is </w:t>
       </w:r>
       <w:r>
         <w:rPr>
@@ -2669,7 +3964,7 @@
           <w:lang w:val="en-PH"/>
         </w:rPr>
         <w:lastRenderedPageBreak/>
-        <w:t>configurable low-stock and expiry thresholds, replaces the periodic manual shelf inspection through which shortages and expiries are otherwise discovered only after they occur (Abimanyu et al., 2025). However, this literature also documents that electronic prescribing systems are vulnerable to operational interruption during system downtime, and it is developed predominantly for hospital pharmacies holding large formularies rather than for a municipal pharmacy managing a limited government drug list under local procurement rules.</w:t>
+        <w:t>directed at rural health units operating a clinic-level record system, and it does not extend to municipal hospital functions such as inpatient admission, laboratory specimen processing, pharmacy batch inventory, or cashier billing, leaving municipal hospitals in the province without an equivalent operational platform.</w:t>
       </w:r>
     </w:p>
     <w:p>
@@ -2689,7 +3984,7 @@
           <w:bCs/>
           <w:lang w:val="en-PH"/>
         </w:rPr>
-        <w:t>Data Privacy and Role-Based Access in Health Information Systems</w:t>
+        <w:t>Provincial Health Data Governance in South Cotabato</w:t>
       </w:r>
     </w:p>
     <w:p>
@@ -2707,21 +4002,139 @@
           <w:rFonts w:ascii="Arial" w:eastAsia="Arial" w:hAnsi="Arial" w:cs="Arial"/>
           <w:lang w:val="en-PH"/>
         </w:rPr>
-        <w:t xml:space="preserve">As hospital systems </w:t>
-      </w:r>
-      <w:r>
-        <w:rPr>
-          <w:rFonts w:ascii="Arial" w:eastAsia="Arial" w:hAnsi="Arial" w:cs="Arial"/>
-          <w:lang w:val="en-PH"/>
-        </w:rPr>
-        <w:t>centralize</w:t>
-      </w:r>
-      <w:r>
-        <w:rPr>
-          <w:rFonts w:ascii="Arial" w:eastAsia="Arial" w:hAnsi="Arial" w:cs="Arial"/>
-          <w:lang w:val="en-PH"/>
-        </w:rPr>
-        <w:t xml:space="preserve"> sensitive patient data, the literature identifies access control as a foundational rather than supplementary design requirement. A systematic review of access control solutions in electronic health record systems reports that role-based access control remains the most widely implemented model because it maps directly onto existing clinical role structures, and that it is most effective when paired with authentication controls and persistent audit logging of record access (</w:t>
+        <w:t xml:space="preserve">At the provincial level, the South Cotabato Integrated Provincial Health Office has pursued province-wide health data initiatives intended to improve the integration and </w:t>
+      </w:r>
+      <w:r>
+        <w:rPr>
+          <w:rFonts w:ascii="Arial" w:eastAsia="Arial" w:hAnsi="Arial" w:cs="Arial"/>
+          <w:lang w:val="en-PH"/>
+        </w:rPr>
+        <w:t>utilization</w:t>
+      </w:r>
+      <w:r>
+        <w:rPr>
+          <w:rFonts w:ascii="Arial" w:eastAsia="Arial" w:hAnsi="Arial" w:cs="Arial"/>
+          <w:lang w:val="en-PH"/>
+        </w:rPr>
+        <w:t xml:space="preserve"> of health data across municipal and provincial facilities, conducting orientation and capacity-building activities for provincial and municipal health personnel (South Cotabato Integrated Provincial Health Office, 2024). These initiatives establish provincial-level demand for structured health data originating from municipal facilities. However, provincial data integration presupposes that each contributing municipal facility already generates structured electronic records internally, and facilities that continue to operate on handwritten logbooks and physical folders cannot participate meaningfully in provincial data consolidation regardless of provincial readiness.</w:t>
+      </w:r>
+    </w:p>
+    <w:p>
+      <w:pPr>
+        <w:spacing w:line="480" w:lineRule="auto"/>
+        <w:ind w:left="482" w:hangingChars="200" w:hanging="482"/>
+        <w:jc w:val="both"/>
+        <w:rPr>
+          <w:rFonts w:ascii="Arial" w:eastAsia="Arial" w:hAnsi="Arial" w:cs="Arial"/>
+          <w:lang w:val="en-PH"/>
+        </w:rPr>
+      </w:pPr>
+      <w:r>
+        <w:rPr>
+          <w:rFonts w:ascii="Arial" w:eastAsia="Arial" w:hAnsi="Arial" w:cs="Arial"/>
+          <w:b/>
+          <w:bCs/>
+          <w:lang w:val="en-PH"/>
+        </w:rPr>
+        <w:t>Synthesis of the Review of Related Literature</w:t>
+      </w:r>
+    </w:p>
+    <w:p>
+      <w:pPr>
+        <w:spacing w:line="480" w:lineRule="auto"/>
+        <w:ind w:firstLine="480"/>
+        <w:jc w:val="both"/>
+        <w:rPr>
+          <w:rFonts w:ascii="Arial" w:eastAsia="Arial" w:hAnsi="Arial" w:cs="Arial"/>
+          <w:lang w:val="en-PH"/>
+        </w:rPr>
+      </w:pPr>
+      <w:r>
+        <w:rPr>
+          <w:rFonts w:ascii="Arial" w:eastAsia="Arial" w:hAnsi="Arial" w:cs="Arial"/>
+          <w:lang w:val="en-PH"/>
+        </w:rPr>
+        <w:t xml:space="preserve">The reviewed literature establishes that hospital information systems deliver their principal value by consolidating departmental records into a single patient-linked database, and that this consolidation improves record retrieval, reduces duplicate encoding, and generates the structured data required for routine reporting. International literature identifies electronic medical records as the mechanism for maintaining continuity of care across visits, structured laboratory ordering with specimen identifiers as </w:t>
+      </w:r>
+      <w:r>
+        <w:rPr>
+          <w:rFonts w:ascii="Arial" w:eastAsia="Arial" w:hAnsi="Arial" w:cs="Arial"/>
+          <w:lang w:val="en-PH"/>
+        </w:rPr>
+        <w:lastRenderedPageBreak/>
+        <w:t xml:space="preserve">the mechanism for reducing diagnostic error, electronic prescribing with automatic stock deduction as the mechanism for controlling dispensing accuracy and inventory currency, and role-based access control with audit logging as the mechanism for protecting </w:t>
+      </w:r>
+      <w:r>
+        <w:rPr>
+          <w:rFonts w:ascii="Arial" w:eastAsia="Arial" w:hAnsi="Arial" w:cs="Arial"/>
+          <w:lang w:val="en-PH"/>
+        </w:rPr>
+        <w:t>centralized</w:t>
+      </w:r>
+      <w:r>
+        <w:rPr>
+          <w:rFonts w:ascii="Arial" w:eastAsia="Arial" w:hAnsi="Arial" w:cs="Arial"/>
+          <w:lang w:val="en-PH"/>
+        </w:rPr>
+        <w:t xml:space="preserve"> clinical data. National literature demonstrates that the Philippine health information landscape remains fragmented despite sustained policy direction, that the Department of Health's reference systems are configured for primary care clinics and Department of Health–retained hospitals rather than for municipal hospitals, and that adoption in public facilities depends on embedding the system into mandatory daily workflow. Local literature confirms that Mindanao institutions are producing substantive research on health record security and laboratory integration, that regional </w:t>
+      </w:r>
+      <w:r>
+        <w:rPr>
+          <w:rFonts w:ascii="Arial" w:eastAsia="Arial" w:hAnsi="Arial" w:cs="Arial"/>
+          <w:lang w:val="en-PH"/>
+        </w:rPr>
+        <w:t>digitization</w:t>
+      </w:r>
+      <w:r>
+        <w:rPr>
+          <w:rFonts w:ascii="Arial" w:eastAsia="Arial" w:hAnsi="Arial" w:cs="Arial"/>
+          <w:lang w:val="en-PH"/>
+        </w:rPr>
+        <w:t xml:space="preserve"> in SOCCSKSARGEN is presently concentrated at the rural health unit level, and that provincial health data consolidation in South Cotabato depends on municipal facilities that in many cases have no internal electronic record to contribute.</w:t>
+      </w:r>
+    </w:p>
+    <w:p>
+      <w:pPr>
+        <w:spacing w:line="480" w:lineRule="auto"/>
+        <w:ind w:firstLine="480"/>
+        <w:jc w:val="both"/>
+        <w:rPr>
+          <w:rFonts w:ascii="Arial" w:eastAsia="Arial" w:hAnsi="Arial" w:cs="Arial"/>
+          <w:lang w:val="en-PH"/>
+        </w:rPr>
+      </w:pPr>
+      <w:r>
+        <w:rPr>
+          <w:rFonts w:ascii="Arial" w:eastAsia="Arial" w:hAnsi="Arial" w:cs="Arial"/>
+          <w:lang w:val="en-PH"/>
+        </w:rPr>
+        <w:t xml:space="preserve">Several gaps persist across this literature. First, the international literature is derived predominantly from tertiary and private facilities with dedicated technical personnel, and does not address design under the staffing, hardware, and connectivity constraints of a municipal government hospital. Second, the literature treats each functional domain in isolation, with separate bodies of work on records, laboratory, pharmacy, billing, and security, and does not describe a single platform in which a walk-in patient's registration, consultation, laboratory request, prescription, and charge all reference one patient record within one service day. Third, national policy literature addresses exchange between facilities and presupposes an internal record system that municipal hospitals frequently lack. Fourth, the local literature is concentrated either at the primary care level, where </w:t>
+      </w:r>
+      <w:r>
+        <w:rPr>
+          <w:rFonts w:ascii="Arial" w:eastAsia="Arial" w:hAnsi="Arial" w:cs="Arial"/>
+          <w:lang w:val="en-PH"/>
+        </w:rPr>
+        <w:lastRenderedPageBreak/>
+        <w:t>municipal hospital functions are absent, or at the provincial consolidation level, where internal facility operations are out of scope, leaving the municipal hospital itself unaddressed.</w:t>
+      </w:r>
+    </w:p>
+    <w:p>
+      <w:pPr>
+        <w:spacing w:line="480" w:lineRule="auto"/>
+        <w:ind w:firstLine="480"/>
+        <w:jc w:val="both"/>
+        <w:rPr>
+          <w:rFonts w:ascii="Arial" w:eastAsia="Arial" w:hAnsi="Arial" w:cs="Arial"/>
+          <w:lang w:val="en-PH"/>
+        </w:rPr>
+      </w:pPr>
+      <w:r>
+        <w:rPr>
+          <w:rFonts w:ascii="Arial" w:eastAsia="Arial" w:hAnsi="Arial" w:cs="Arial"/>
+          <w:lang w:val="en-PH"/>
+        </w:rPr>
+        <w:t xml:space="preserve">Therefore, this study addresses these limitations by developing the </w:t>
       </w:r>
       <w:proofErr w:type="spellStart"/>
       <w:r>
@@ -2729,6 +4142,1046 @@
           <w:rFonts w:ascii="Arial" w:eastAsia="Arial" w:hAnsi="Arial" w:cs="Arial"/>
           <w:lang w:val="en-PH"/>
         </w:rPr>
+        <w:t>Tupi</w:t>
+      </w:r>
+      <w:proofErr w:type="spellEnd"/>
+      <w:r>
+        <w:rPr>
+          <w:rFonts w:ascii="Arial" w:eastAsia="Arial" w:hAnsi="Arial" w:cs="Arial"/>
+          <w:lang w:val="en-PH"/>
+        </w:rPr>
+        <w:t xml:space="preserve"> Municipal Hospital Information System, a web-based, multi-module platform that unifies patient registration and digital identification, electronic medical records, walk-in consultation scheduling and queueing, laboratory request and result management, pharmacy dispensing and inventory control, billing and payment recording, inter-departmental communication, and automated report generation into a single role-controlled system for </w:t>
+      </w:r>
+      <w:proofErr w:type="spellStart"/>
+      <w:r>
+        <w:rPr>
+          <w:rFonts w:ascii="Arial" w:eastAsia="Arial" w:hAnsi="Arial" w:cs="Arial"/>
+          <w:lang w:val="en-PH"/>
+        </w:rPr>
+        <w:t>Tupi</w:t>
+      </w:r>
+      <w:proofErr w:type="spellEnd"/>
+      <w:r>
+        <w:rPr>
+          <w:rFonts w:ascii="Arial" w:eastAsia="Arial" w:hAnsi="Arial" w:cs="Arial"/>
+          <w:lang w:val="en-PH"/>
+        </w:rPr>
+        <w:t xml:space="preserve"> Municipal Hospital, South Cotabato.</w:t>
+      </w:r>
+    </w:p>
+    <w:p>
+      <w:pPr>
+        <w:spacing w:line="480" w:lineRule="auto"/>
+        <w:ind w:left="480" w:hangingChars="200" w:hanging="480"/>
+        <w:jc w:val="both"/>
+        <w:rPr>
+          <w:rFonts w:ascii="Arial" w:eastAsia="Arial" w:hAnsi="Arial" w:cs="Arial"/>
+          <w:lang w:val="en-PH"/>
+        </w:rPr>
+      </w:pPr>
+    </w:p>
+    <w:p>
+      <w:pPr>
+        <w:spacing w:line="480" w:lineRule="auto"/>
+        <w:ind w:left="482" w:hangingChars="200" w:hanging="482"/>
+        <w:jc w:val="both"/>
+        <w:rPr>
+          <w:rFonts w:ascii="Arial" w:eastAsia="Arial" w:hAnsi="Arial" w:cs="Arial"/>
+          <w:b/>
+          <w:bCs/>
+          <w:lang w:val="en-PH"/>
+        </w:rPr>
+      </w:pPr>
+    </w:p>
+    <w:p>
+      <w:pPr>
+        <w:spacing w:line="480" w:lineRule="auto"/>
+        <w:ind w:left="482" w:hangingChars="200" w:hanging="482"/>
+        <w:jc w:val="both"/>
+        <w:rPr>
+          <w:rFonts w:ascii="Arial" w:eastAsia="Arial" w:hAnsi="Arial" w:cs="Arial"/>
+          <w:b/>
+          <w:bCs/>
+          <w:lang w:val="en-PH"/>
+        </w:rPr>
+      </w:pPr>
+      <w:r>
+        <w:rPr>
+          <w:rFonts w:ascii="Arial" w:eastAsia="Arial" w:hAnsi="Arial" w:cs="Arial"/>
+          <w:b/>
+          <w:bCs/>
+          <w:lang w:val="en-PH"/>
+        </w:rPr>
+        <w:t>REVIEW OF RELATED STUDIES (RRS)</w:t>
+      </w:r>
+    </w:p>
+    <w:p>
+      <w:pPr>
+        <w:spacing w:line="480" w:lineRule="auto"/>
+        <w:ind w:left="482" w:hangingChars="200" w:hanging="482"/>
+        <w:jc w:val="both"/>
+        <w:rPr>
+          <w:rFonts w:ascii="Arial" w:eastAsia="Arial" w:hAnsi="Arial" w:cs="Arial"/>
+          <w:b/>
+          <w:bCs/>
+          <w:lang w:val="en-PH"/>
+        </w:rPr>
+      </w:pPr>
+      <w:r>
+        <w:rPr>
+          <w:rFonts w:ascii="Arial" w:eastAsia="Arial" w:hAnsi="Arial" w:cs="Arial"/>
+          <w:b/>
+          <w:bCs/>
+          <w:lang w:val="en-PH"/>
+        </w:rPr>
+        <w:t>International</w:t>
+      </w:r>
+    </w:p>
+    <w:p>
+      <w:pPr>
+        <w:spacing w:line="480" w:lineRule="auto"/>
+        <w:ind w:left="482" w:hangingChars="200" w:hanging="482"/>
+        <w:jc w:val="both"/>
+        <w:rPr>
+          <w:rFonts w:ascii="Arial" w:eastAsia="Arial" w:hAnsi="Arial" w:cs="Arial"/>
+          <w:lang w:val="en-PH"/>
+        </w:rPr>
+      </w:pPr>
+      <w:r>
+        <w:rPr>
+          <w:rFonts w:ascii="Arial" w:eastAsia="Arial" w:hAnsi="Arial" w:cs="Arial"/>
+          <w:b/>
+          <w:bCs/>
+          <w:lang w:val="en-PH"/>
+        </w:rPr>
+        <w:t>Agile Development of a Laravel-Based Healthcare Management System</w:t>
+      </w:r>
+    </w:p>
+    <w:p>
+      <w:pPr>
+        <w:spacing w:line="480" w:lineRule="auto"/>
+        <w:ind w:firstLine="482"/>
+        <w:jc w:val="both"/>
+        <w:rPr>
+          <w:rFonts w:ascii="Arial" w:eastAsia="Arial" w:hAnsi="Arial" w:cs="Arial"/>
+          <w:lang w:val="en-PH"/>
+        </w:rPr>
+      </w:pPr>
+      <w:r>
+        <w:rPr>
+          <w:rFonts w:ascii="Arial" w:eastAsia="Arial" w:hAnsi="Arial" w:cs="Arial"/>
+          <w:lang w:val="en-PH"/>
+        </w:rPr>
+        <w:t xml:space="preserve">Lawal </w:t>
+      </w:r>
+      <w:proofErr w:type="spellStart"/>
+      <w:r>
+        <w:rPr>
+          <w:rFonts w:ascii="Arial" w:eastAsia="Arial" w:hAnsi="Arial" w:cs="Arial"/>
+          <w:lang w:val="en-PH"/>
+        </w:rPr>
+        <w:t>Bagiwa</w:t>
+      </w:r>
+      <w:proofErr w:type="spellEnd"/>
+      <w:r>
+        <w:rPr>
+          <w:rFonts w:ascii="Arial" w:eastAsia="Arial" w:hAnsi="Arial" w:cs="Arial"/>
+          <w:lang w:val="en-PH"/>
+        </w:rPr>
+        <w:t xml:space="preserve"> et al. (2025) developed and implemented a web-based electronic healthcare management system using the Laravel framework, consolidating</w:t>
+      </w:r>
+      <w:r>
+        <w:rPr>
+          <w:rFonts w:ascii="Arial" w:hAnsi="Arial"/>
+        </w:rPr>
+        <w:t xml:space="preserve"> </w:t>
+      </w:r>
+      <w:r>
+        <w:rPr>
+          <w:rFonts w:ascii="Arial" w:hAnsi="Arial"/>
+        </w:rPr>
+        <w:t>walk-in</w:t>
+      </w:r>
+      <w:r>
+        <w:rPr>
+          <w:rFonts w:ascii="Arial" w:hAnsi="Arial"/>
+        </w:rPr>
+        <w:t xml:space="preserve"> request</w:t>
+      </w:r>
+      <w:r>
+        <w:rPr>
+          <w:rFonts w:ascii="Arial" w:hAnsi="Arial"/>
+        </w:rPr>
+        <w:t xml:space="preserve"> consultation</w:t>
+      </w:r>
+      <w:r>
+        <w:rPr>
+          <w:rFonts w:ascii="Arial" w:eastAsia="Arial" w:hAnsi="Arial" w:cs="Arial"/>
+          <w:lang w:val="en-PH"/>
+        </w:rPr>
+        <w:t xml:space="preserve"> scheduling, treatment documentation, and role-based interaction among patients, providers, and administrators into a single platform. The system was built through an agile approach with iterative requirements engineering and modular implementation following the Model–View–Controller pattern, and was validated through </w:t>
+      </w:r>
+      <w:r>
+        <w:rPr>
+          <w:rFonts w:ascii="Arial" w:eastAsia="Arial" w:hAnsi="Arial" w:cs="Arial"/>
+          <w:lang w:val="en-PH"/>
+        </w:rPr>
+        <w:lastRenderedPageBreak/>
+        <w:t xml:space="preserve">requirement-driven unit testing comprising twenty-nine test cases across three functional modules covering authentication, </w:t>
+      </w:r>
+      <w:r>
+        <w:rPr>
+          <w:rFonts w:ascii="Arial" w:hAnsi="Arial"/>
+        </w:rPr>
+        <w:t>walk-in</w:t>
+      </w:r>
+      <w:r>
+        <w:rPr>
+          <w:rFonts w:ascii="Arial" w:hAnsi="Arial"/>
+        </w:rPr>
+        <w:t xml:space="preserve"> request</w:t>
+      </w:r>
+      <w:r>
+        <w:rPr>
+          <w:rFonts w:ascii="Arial" w:hAnsi="Arial"/>
+        </w:rPr>
+        <w:t xml:space="preserve"> consultation</w:t>
+      </w:r>
+      <w:r>
+        <w:rPr>
+          <w:rFonts w:ascii="Arial" w:hAnsi="Arial"/>
+        </w:rPr>
+        <w:t>s</w:t>
+      </w:r>
+      <w:r>
+        <w:rPr>
+          <w:rFonts w:ascii="Arial" w:eastAsia="Arial" w:hAnsi="Arial" w:cs="Arial"/>
+          <w:lang w:val="en-PH"/>
+        </w:rPr>
+        <w:t xml:space="preserve"> lifecycle management, treatment recording, and communication, all of which passed. The study concluded that workflow-oriented, role-based architectures improve structural coherence and operational reliability in web-based healthcare platforms. However, the system was scoped to </w:t>
+      </w:r>
+      <w:r>
+        <w:rPr>
+          <w:rFonts w:ascii="Arial" w:hAnsi="Arial"/>
+        </w:rPr>
+        <w:t>walk-in</w:t>
+      </w:r>
+      <w:r>
+        <w:rPr>
+          <w:rFonts w:ascii="Arial" w:hAnsi="Arial"/>
+        </w:rPr>
+        <w:t xml:space="preserve"> request</w:t>
+      </w:r>
+      <w:r>
+        <w:rPr>
+          <w:rFonts w:ascii="Arial" w:hAnsi="Arial"/>
+        </w:rPr>
+        <w:t xml:space="preserve"> consultation</w:t>
+      </w:r>
+      <w:r>
+        <w:rPr>
+          <w:rFonts w:ascii="Arial" w:hAnsi="Arial"/>
+        </w:rPr>
+        <w:t xml:space="preserve"> </w:t>
+      </w:r>
+      <w:r>
+        <w:rPr>
+          <w:rFonts w:ascii="Arial" w:eastAsia="Arial" w:hAnsi="Arial" w:cs="Arial"/>
+          <w:lang w:val="en-PH"/>
+        </w:rPr>
+        <w:t xml:space="preserve">and treatment documentation and does not incorporate laboratory request processing, pharmacy inventory deduction, or cashier billing, and its </w:t>
+      </w:r>
+      <w:r>
+        <w:rPr>
+          <w:rFonts w:ascii="Arial" w:hAnsi="Arial"/>
+        </w:rPr>
+        <w:t>walk-in</w:t>
+      </w:r>
+      <w:r>
+        <w:rPr>
+          <w:rFonts w:ascii="Arial" w:hAnsi="Arial"/>
+        </w:rPr>
+        <w:t xml:space="preserve"> request</w:t>
+      </w:r>
+      <w:r>
+        <w:rPr>
+          <w:rFonts w:ascii="Arial" w:hAnsi="Arial"/>
+        </w:rPr>
+        <w:t xml:space="preserve"> consultation</w:t>
+      </w:r>
+      <w:r>
+        <w:rPr>
+          <w:rFonts w:ascii="Arial" w:hAnsi="Arial"/>
+        </w:rPr>
+        <w:t xml:space="preserve"> </w:t>
+      </w:r>
+      <w:r>
+        <w:rPr>
+          <w:rFonts w:ascii="Arial" w:eastAsia="Arial" w:hAnsi="Arial" w:cs="Arial"/>
+          <w:lang w:val="en-PH"/>
+        </w:rPr>
+        <w:t>module is built around patient-initiated online booking rather than staff-encoded walk-in registration.</w:t>
+      </w:r>
+    </w:p>
+    <w:p>
+      <w:pPr>
+        <w:spacing w:line="480" w:lineRule="auto"/>
+        <w:ind w:left="482" w:hangingChars="200" w:hanging="482"/>
+        <w:jc w:val="both"/>
+        <w:rPr>
+          <w:rFonts w:ascii="Arial" w:eastAsia="Arial" w:hAnsi="Arial" w:cs="Arial"/>
+          <w:lang w:val="en-PH"/>
+        </w:rPr>
+      </w:pPr>
+      <w:r>
+        <w:rPr>
+          <w:rFonts w:ascii="Arial" w:eastAsia="Arial" w:hAnsi="Arial" w:cs="Arial"/>
+          <w:b/>
+          <w:bCs/>
+          <w:lang w:val="en-PH"/>
+        </w:rPr>
+        <w:t>Implementation of a Laboratory Information Management System in a Low-Resource Setting</w:t>
+      </w:r>
+    </w:p>
+    <w:p>
+      <w:pPr>
+        <w:spacing w:line="480" w:lineRule="auto"/>
+        <w:ind w:firstLine="482"/>
+        <w:jc w:val="both"/>
+        <w:rPr>
+          <w:rFonts w:ascii="Arial" w:eastAsia="Arial" w:hAnsi="Arial" w:cs="Arial"/>
+          <w:lang w:val="en-PH"/>
+        </w:rPr>
+      </w:pPr>
+      <w:r>
+        <w:rPr>
+          <w:rFonts w:ascii="Arial" w:eastAsia="Arial" w:hAnsi="Arial" w:cs="Arial"/>
+          <w:lang w:val="en-PH"/>
+        </w:rPr>
+        <w:t xml:space="preserve">Oakley et al. (2025) implemented a laboratory information management system for microbiology services in Timor-Leste and documented the deployment process, the challenges encountered, the mitigation strategies applied, and the experiences of end users. The implementation produced measurable improvements in specimen throughput, data management, and result reporting, and the study identified staff training, workflow redesign, and sustained technical support as the decisive factors in successful adoption within a resource-limited national laboratory. However, the study is confined to a </w:t>
+      </w:r>
+      <w:r>
+        <w:rPr>
+          <w:rFonts w:ascii="Arial" w:eastAsia="Arial" w:hAnsi="Arial" w:cs="Arial"/>
+          <w:lang w:val="en-PH"/>
+        </w:rPr>
+        <w:t>specialized</w:t>
+      </w:r>
+      <w:r>
+        <w:rPr>
+          <w:rFonts w:ascii="Arial" w:eastAsia="Arial" w:hAnsi="Arial" w:cs="Arial"/>
+          <w:lang w:val="en-PH"/>
+        </w:rPr>
+        <w:t xml:space="preserve"> microbiology laboratory operating as a standalone diagnostic service, and the system does not connect to a clinical record, a requesting physician's order queue, or a hospital billing function.</w:t>
+      </w:r>
+    </w:p>
+    <w:p>
+      <w:pPr>
+        <w:spacing w:line="480" w:lineRule="auto"/>
+        <w:ind w:left="482" w:hangingChars="200" w:hanging="482"/>
+        <w:jc w:val="both"/>
+        <w:rPr>
+          <w:rFonts w:ascii="Arial" w:eastAsia="Arial" w:hAnsi="Arial" w:cs="Arial"/>
+          <w:lang w:val="en-PH"/>
+        </w:rPr>
+      </w:pPr>
+      <w:r>
+        <w:rPr>
+          <w:rFonts w:ascii="Arial" w:eastAsia="Arial" w:hAnsi="Arial" w:cs="Arial"/>
+          <w:b/>
+          <w:bCs/>
+          <w:lang w:val="en-PH"/>
+        </w:rPr>
+        <w:t>Development of a Web-Based Outpatient Queuing System</w:t>
+      </w:r>
+    </w:p>
+    <w:p>
+      <w:pPr>
+        <w:spacing w:line="480" w:lineRule="auto"/>
+        <w:ind w:firstLine="482"/>
+        <w:jc w:val="both"/>
+        <w:rPr>
+          <w:rFonts w:ascii="Arial" w:eastAsia="Arial" w:hAnsi="Arial" w:cs="Arial"/>
+          <w:lang w:val="en-PH"/>
+        </w:rPr>
+      </w:pPr>
+      <w:r>
+        <w:rPr>
+          <w:rFonts w:ascii="Arial" w:eastAsia="Arial" w:hAnsi="Arial" w:cs="Arial"/>
+          <w:lang w:val="en-PH"/>
+        </w:rPr>
+        <w:lastRenderedPageBreak/>
+        <w:t>A study on the implementation of a web-based queuing system in hospital polyclinic services applied a first-in, first-out method to manage outpatient flow, generating sequential queue numbers and displaying live queue status to reduce disorder and perceived waiting time at the service counter (Firmansyah et al., 2024). The study demonstrated that a simple, deterministic queueing rule implemented in a web interface is sufficient to impose a single visible service order on walk-in outpatient arrivals without requiring predictive modelling. However, the system operates as a standalone ticketing interface and is not linked to the patient record, the consulting physician's schedule, or subsequent laboratory and pharmacy service points, so the queue position it assigns does not follow the patient through the remainder of the visit.</w:t>
+      </w:r>
+    </w:p>
+    <w:p>
+      <w:pPr>
+        <w:spacing w:line="480" w:lineRule="auto"/>
+        <w:ind w:left="482" w:hangingChars="200" w:hanging="482"/>
+        <w:jc w:val="both"/>
+        <w:rPr>
+          <w:rFonts w:ascii="Arial" w:eastAsia="Arial" w:hAnsi="Arial" w:cs="Arial"/>
+          <w:lang w:val="en-PH"/>
+        </w:rPr>
+      </w:pPr>
+      <w:r>
+        <w:rPr>
+          <w:rFonts w:ascii="Arial" w:eastAsia="Arial" w:hAnsi="Arial" w:cs="Arial"/>
+          <w:b/>
+          <w:bCs/>
+          <w:lang w:val="en-PH"/>
+        </w:rPr>
+        <w:t>Modification of an Electronic Prescription System to Reduce Dispensing Error</w:t>
+      </w:r>
+    </w:p>
+    <w:p>
+      <w:pPr>
+        <w:spacing w:line="480" w:lineRule="auto"/>
+        <w:ind w:firstLine="482"/>
+        <w:jc w:val="both"/>
+        <w:rPr>
+          <w:rFonts w:ascii="Arial" w:eastAsia="Arial" w:hAnsi="Arial" w:cs="Arial"/>
+          <w:lang w:val="en-PH"/>
+        </w:rPr>
+      </w:pPr>
+      <w:r>
+        <w:rPr>
+          <w:rFonts w:ascii="Arial" w:eastAsia="Arial" w:hAnsi="Arial" w:cs="Arial"/>
+          <w:lang w:val="en-PH"/>
+        </w:rPr>
+        <w:t>Alanazi et al. (2024) examined the effect of modifications to a hospital electronic prescription system on medication error rates, documenting the specific system changes introduced and their effect on prescribing and dispensing accuracy. The study reported that structured electronic prescribing with embedded verification substantially reduced error rates relative to prior practice, and identified prescription field validation and automated checking at the point of issuance as the mechanisms responsible. However, the study addressed the prescribing interface alone and did not extend to batch-level inventory deduction, expiry threshold alerting, or dispensing record management, which are the pharmacy functions through which stock discrepancies in a municipal hospital actually arise.</w:t>
+      </w:r>
+    </w:p>
+    <w:p>
+      <w:pPr>
+        <w:spacing w:line="480" w:lineRule="auto"/>
+        <w:ind w:left="482" w:hangingChars="200" w:hanging="482"/>
+        <w:jc w:val="both"/>
+        <w:rPr>
+          <w:rFonts w:ascii="Arial" w:eastAsia="Arial" w:hAnsi="Arial" w:cs="Arial"/>
+          <w:lang w:val="en-PH"/>
+        </w:rPr>
+      </w:pPr>
+      <w:r>
+        <w:rPr>
+          <w:rFonts w:ascii="Arial" w:eastAsia="Arial" w:hAnsi="Arial" w:cs="Arial"/>
+          <w:b/>
+          <w:bCs/>
+          <w:lang w:val="en-PH"/>
+        </w:rPr>
+        <w:t>Design and Implementation of a Web-Based Patient Registration System</w:t>
+      </w:r>
+    </w:p>
+    <w:p>
+      <w:pPr>
+        <w:spacing w:line="480" w:lineRule="auto"/>
+        <w:ind w:firstLine="482"/>
+        <w:jc w:val="both"/>
+        <w:rPr>
+          <w:rFonts w:ascii="Arial" w:eastAsia="Arial" w:hAnsi="Arial" w:cs="Arial"/>
+          <w:lang w:val="en-PH"/>
+        </w:rPr>
+      </w:pPr>
+      <w:r>
+        <w:rPr>
+          <w:rFonts w:ascii="Arial" w:eastAsia="Arial" w:hAnsi="Arial" w:cs="Arial"/>
+          <w:lang w:val="en-PH"/>
+        </w:rPr>
+        <w:lastRenderedPageBreak/>
+        <w:t>A study on the design and implementation of a web-based patient registration system developed an electronic outpatient registration workflow with the explicit objective of shortening waiting time and improving service efficiency at the point of intake, replacing counter-based manual encoding with a structured digital registration form (Suryani et al., 2025). The study demonstrated that structured registration with retrievable patient identifiers reduces repeat encoding for returning patients. However, the system is limited to the registration transaction and terminates at the point of intake, providing no downstream linkage to consultation documentation, diagnostic ordering, medication dispensing, or charge posting.</w:t>
+      </w:r>
+    </w:p>
+    <w:p>
+      <w:pPr>
+        <w:spacing w:line="480" w:lineRule="auto"/>
+        <w:ind w:left="482" w:hangingChars="200" w:hanging="482"/>
+        <w:jc w:val="both"/>
+        <w:rPr>
+          <w:rFonts w:ascii="Arial" w:eastAsia="Arial" w:hAnsi="Arial" w:cs="Arial"/>
+          <w:b/>
+          <w:bCs/>
+          <w:lang w:val="en-PH"/>
+        </w:rPr>
+      </w:pPr>
+      <w:r>
+        <w:rPr>
+          <w:rFonts w:ascii="Arial" w:eastAsia="Arial" w:hAnsi="Arial" w:cs="Arial"/>
+          <w:b/>
+          <w:bCs/>
+          <w:lang w:val="en-PH"/>
+        </w:rPr>
+        <w:t>National</w:t>
+      </w:r>
+    </w:p>
+    <w:p>
+      <w:pPr>
+        <w:spacing w:line="480" w:lineRule="auto"/>
+        <w:ind w:left="482" w:hangingChars="200" w:hanging="482"/>
+        <w:jc w:val="both"/>
+        <w:rPr>
+          <w:rFonts w:ascii="Arial" w:eastAsia="Arial" w:hAnsi="Arial" w:cs="Arial"/>
+          <w:lang w:val="en-PH"/>
+        </w:rPr>
+      </w:pPr>
+      <w:r>
+        <w:rPr>
+          <w:rFonts w:ascii="Arial" w:eastAsia="Arial" w:hAnsi="Arial" w:cs="Arial"/>
+          <w:b/>
+          <w:bCs/>
+          <w:lang w:val="en-PH"/>
+        </w:rPr>
+        <w:t>Implementation of Electronic Health Records in Philippine Primary Care Settings</w:t>
+      </w:r>
+    </w:p>
+    <w:p>
+      <w:pPr>
+        <w:spacing w:line="480" w:lineRule="auto"/>
+        <w:ind w:firstLine="482"/>
+        <w:jc w:val="both"/>
+        <w:rPr>
+          <w:rFonts w:ascii="Arial" w:eastAsia="Arial" w:hAnsi="Arial" w:cs="Arial"/>
+          <w:lang w:val="en-PH"/>
+        </w:rPr>
+      </w:pPr>
+      <w:proofErr w:type="spellStart"/>
+      <w:r>
+        <w:rPr>
+          <w:rFonts w:ascii="Arial" w:eastAsia="Arial" w:hAnsi="Arial" w:cs="Arial"/>
+          <w:lang w:val="en-PH"/>
+        </w:rPr>
+        <w:t>Elepaño</w:t>
+      </w:r>
+      <w:proofErr w:type="spellEnd"/>
+      <w:r>
+        <w:rPr>
+          <w:rFonts w:ascii="Arial" w:eastAsia="Arial" w:hAnsi="Arial" w:cs="Arial"/>
+          <w:lang w:val="en-PH"/>
+        </w:rPr>
+        <w:t xml:space="preserve"> et al. (2025) evaluated the implementation of two electronic health record systems across primary care settings in the Philippines over a three-year period under the Philippine Primary Care Studies </w:t>
+      </w:r>
+      <w:proofErr w:type="spellStart"/>
+      <w:r>
+        <w:rPr>
+          <w:rFonts w:ascii="Arial" w:eastAsia="Arial" w:hAnsi="Arial" w:cs="Arial"/>
+          <w:lang w:val="en-PH"/>
+        </w:rPr>
+        <w:t>programme</w:t>
+      </w:r>
+      <w:proofErr w:type="spellEnd"/>
+      <w:r>
+        <w:rPr>
+          <w:rFonts w:ascii="Arial" w:eastAsia="Arial" w:hAnsi="Arial" w:cs="Arial"/>
+          <w:lang w:val="en-PH"/>
+        </w:rPr>
+        <w:t>, documenting the deployment process in remote, rural, and urban sites and the practical adaptations required in each. The study reported that implementation success depended less on system features than on local infrastructure, staff capacity, and the degree to which the system was integrated into required daily routines, and it produced practical guidance for adapting electronic health record systems to diverse Philippine settings. However, the study was conducted in primary care facilities whose service scope excludes laboratory specimen processing, pharmacy batch inventory, and hospital cashier billing, and it evaluated existing systems rather than designing a platform for a municipal hospital's specific module composition.</w:t>
+      </w:r>
+    </w:p>
+    <w:p>
+      <w:pPr>
+        <w:spacing w:line="480" w:lineRule="auto"/>
+        <w:ind w:left="482" w:hangingChars="200" w:hanging="482"/>
+        <w:jc w:val="both"/>
+        <w:rPr>
+          <w:rFonts w:ascii="Arial" w:eastAsia="Arial" w:hAnsi="Arial" w:cs="Arial"/>
+          <w:lang w:val="en-PH"/>
+        </w:rPr>
+      </w:pPr>
+      <w:r>
+        <w:rPr>
+          <w:rFonts w:ascii="Arial" w:eastAsia="Arial" w:hAnsi="Arial" w:cs="Arial"/>
+          <w:b/>
+          <w:bCs/>
+          <w:lang w:val="en-PH"/>
+        </w:rPr>
+        <w:lastRenderedPageBreak/>
+        <w:t>Development of a Local Health Information Exchange Platform for Philippine Local Government Units</w:t>
+      </w:r>
+    </w:p>
+    <w:p>
+      <w:pPr>
+        <w:spacing w:line="480" w:lineRule="auto"/>
+        <w:ind w:firstLine="482"/>
+        <w:jc w:val="both"/>
+        <w:rPr>
+          <w:rFonts w:ascii="Arial" w:eastAsia="Arial" w:hAnsi="Arial" w:cs="Arial"/>
+          <w:lang w:val="en-PH"/>
+        </w:rPr>
+      </w:pPr>
+      <w:r>
+        <w:rPr>
+          <w:rFonts w:ascii="Arial" w:eastAsia="Arial" w:hAnsi="Arial" w:cs="Arial"/>
+          <w:lang w:val="en-PH"/>
+        </w:rPr>
+        <w:t xml:space="preserve">Marcelo et al. (2025) designed and deployed the Smarter and Integrated Local Health Information System, an open-source local health information exchange platform, across three pilot local government units comprising the Municipality of </w:t>
+      </w:r>
+      <w:proofErr w:type="spellStart"/>
+      <w:r>
+        <w:rPr>
+          <w:rFonts w:ascii="Arial" w:eastAsia="Arial" w:hAnsi="Arial" w:cs="Arial"/>
+          <w:lang w:val="en-PH"/>
+        </w:rPr>
+        <w:t>Pulilan</w:t>
+      </w:r>
+      <w:proofErr w:type="spellEnd"/>
+      <w:r>
+        <w:rPr>
+          <w:rFonts w:ascii="Arial" w:eastAsia="Arial" w:hAnsi="Arial" w:cs="Arial"/>
+          <w:lang w:val="en-PH"/>
+        </w:rPr>
+        <w:t xml:space="preserve"> in Bulacan, Cagayan de Oro City, and the Province of Pangasinan. The platform integrated patient, provider, and facility registries, implemented Health Level Seven Fast Healthcare Interoperability Resources–based exchange aligned with the </w:t>
+      </w:r>
+      <w:proofErr w:type="spellStart"/>
+      <w:r>
+        <w:rPr>
+          <w:rFonts w:ascii="Arial" w:eastAsia="Arial" w:hAnsi="Arial" w:cs="Arial"/>
+          <w:lang w:val="en-PH"/>
+        </w:rPr>
+        <w:t>OpenHIE</w:t>
+      </w:r>
+      <w:proofErr w:type="spellEnd"/>
+      <w:r>
+        <w:rPr>
+          <w:rFonts w:ascii="Arial" w:eastAsia="Arial" w:hAnsi="Arial" w:cs="Arial"/>
+          <w:lang w:val="en-PH"/>
+        </w:rPr>
+        <w:t xml:space="preserve"> architecture, and delivered referral and facility capacity dashboards, demonstrating that local government units can operate standards-based interoperability infrastructure and reduce data duplication across facilities. However, the platform functions explicitly as a backend integration layer rather than as a facility system, and the authors state that it is not designed to replace electronic medical records or hospital information systems, meaning that a municipal hospital without an internal record system has no data to contribute to it.</w:t>
+      </w:r>
+    </w:p>
+    <w:p>
+      <w:pPr>
+        <w:spacing w:line="480" w:lineRule="auto"/>
+        <w:ind w:left="482" w:hangingChars="200" w:hanging="482"/>
+        <w:jc w:val="both"/>
+        <w:rPr>
+          <w:rFonts w:ascii="Arial" w:eastAsia="Arial" w:hAnsi="Arial" w:cs="Arial"/>
+          <w:lang w:val="en-PH"/>
+        </w:rPr>
+      </w:pPr>
+      <w:r>
+        <w:rPr>
+          <w:rFonts w:ascii="Arial" w:eastAsia="Arial" w:hAnsi="Arial" w:cs="Arial"/>
+          <w:b/>
+          <w:bCs/>
+          <w:lang w:val="en-PH"/>
+        </w:rPr>
+        <w:t>Development of a Medical Record Management System for a Local Health Facility</w:t>
+      </w:r>
+    </w:p>
+    <w:p>
+      <w:pPr>
+        <w:spacing w:line="480" w:lineRule="auto"/>
+        <w:ind w:firstLine="482"/>
+        <w:jc w:val="both"/>
+        <w:rPr>
+          <w:rFonts w:ascii="Arial" w:eastAsia="Arial" w:hAnsi="Arial" w:cs="Arial"/>
+          <w:lang w:val="en-PH"/>
+        </w:rPr>
+      </w:pPr>
+      <w:r>
+        <w:rPr>
+          <w:rFonts w:ascii="Arial" w:eastAsia="Arial" w:hAnsi="Arial" w:cs="Arial"/>
+          <w:lang w:val="en-PH"/>
+        </w:rPr>
+        <w:t xml:space="preserve">Fiesta et al. (2024) designed, developed, and implemented a Medical Record Management System for Baung Health Center to replace an existing manual, paper-based record-keeping process. Using the Rapid Application Development methodology across requirements planning, prototyping, testing, and deployment phases, the study delivered a patient record database, a role-restricted interface for </w:t>
+      </w:r>
+      <w:r>
+        <w:rPr>
+          <w:rFonts w:ascii="Arial" w:eastAsia="Arial" w:hAnsi="Arial" w:cs="Arial"/>
+          <w:lang w:val="en-PH"/>
+        </w:rPr>
+        <w:t>authorized</w:t>
+      </w:r>
+      <w:r>
+        <w:rPr>
+          <w:rFonts w:ascii="Arial" w:eastAsia="Arial" w:hAnsi="Arial" w:cs="Arial"/>
+          <w:lang w:val="en-PH"/>
+        </w:rPr>
+        <w:t xml:space="preserve"> personnel, a backup mechanism for data security, and printed record output, and concluded that the system improved record management accuracy and reduced the errors associated with manual processes. However, the system is scoped to medical record storage and </w:t>
+      </w:r>
+      <w:r>
+        <w:rPr>
+          <w:rFonts w:ascii="Arial" w:eastAsia="Arial" w:hAnsi="Arial" w:cs="Arial"/>
+          <w:lang w:val="en-PH"/>
+        </w:rPr>
+        <w:lastRenderedPageBreak/>
+        <w:t xml:space="preserve">retrieval within a health </w:t>
+      </w:r>
+      <w:r>
+        <w:rPr>
+          <w:rFonts w:ascii="Arial" w:eastAsia="Arial" w:hAnsi="Arial" w:cs="Arial"/>
+          <w:lang w:val="en-PH"/>
+        </w:rPr>
+        <w:t>center</w:t>
+      </w:r>
+      <w:r>
+        <w:rPr>
+          <w:rFonts w:ascii="Arial" w:eastAsia="Arial" w:hAnsi="Arial" w:cs="Arial"/>
+          <w:lang w:val="en-PH"/>
+        </w:rPr>
+        <w:t>, and does not include consultation queueing, laboratory request and result workflows, pharmacy inventory control, or billing computation.</w:t>
+      </w:r>
+    </w:p>
+    <w:p>
+      <w:pPr>
+        <w:spacing w:line="480" w:lineRule="auto"/>
+        <w:ind w:left="482" w:hangingChars="200" w:hanging="482"/>
+        <w:jc w:val="both"/>
+        <w:rPr>
+          <w:rFonts w:ascii="Arial" w:eastAsia="Arial" w:hAnsi="Arial" w:cs="Arial"/>
+          <w:lang w:val="en-PH"/>
+        </w:rPr>
+      </w:pPr>
+      <w:r>
+        <w:rPr>
+          <w:rFonts w:ascii="Arial" w:eastAsia="Arial" w:hAnsi="Arial" w:cs="Arial"/>
+          <w:b/>
+          <w:bCs/>
+          <w:lang w:val="en-PH"/>
+        </w:rPr>
+        <w:t>Development of a Web-Based Health Record Management System</w:t>
+      </w:r>
+    </w:p>
+    <w:p>
+      <w:pPr>
+        <w:spacing w:line="480" w:lineRule="auto"/>
+        <w:ind w:firstLine="482"/>
+        <w:jc w:val="both"/>
+        <w:rPr>
+          <w:rFonts w:ascii="Arial" w:eastAsia="Arial" w:hAnsi="Arial" w:cs="Arial"/>
+          <w:lang w:val="en-PH"/>
+        </w:rPr>
+      </w:pPr>
+      <w:proofErr w:type="spellStart"/>
+      <w:r>
+        <w:rPr>
+          <w:rFonts w:ascii="Arial" w:eastAsia="Arial" w:hAnsi="Arial" w:cs="Arial"/>
+          <w:lang w:val="en-PH"/>
+        </w:rPr>
+        <w:t>Olipas</w:t>
+      </w:r>
+      <w:proofErr w:type="spellEnd"/>
+      <w:r>
+        <w:rPr>
+          <w:rFonts w:ascii="Arial" w:eastAsia="Arial" w:hAnsi="Arial" w:cs="Arial"/>
+          <w:lang w:val="en-PH"/>
+        </w:rPr>
+        <w:t xml:space="preserve"> et al. (2022) designed and developed </w:t>
+      </w:r>
+      <w:proofErr w:type="spellStart"/>
+      <w:r>
+        <w:rPr>
+          <w:rFonts w:ascii="Arial" w:eastAsia="Arial" w:hAnsi="Arial" w:cs="Arial"/>
+          <w:lang w:val="en-PH"/>
+        </w:rPr>
+        <w:t>MediCord</w:t>
+      </w:r>
+      <w:proofErr w:type="spellEnd"/>
+      <w:r>
+        <w:rPr>
+          <w:rFonts w:ascii="Arial" w:eastAsia="Arial" w:hAnsi="Arial" w:cs="Arial"/>
+          <w:lang w:val="en-PH"/>
+        </w:rPr>
+        <w:t>, a web-based health record management system, using a developmental research approach that proceeded from requirements analysis through design, development, and evaluation of the resulting application. The study produced a functioning web platform for storing and retrieving health records and evaluated it against software quality criteria, demonstrating the feasibility of locally developed web-based record systems for Philippine health facilities. However, the system addresses health record management as a single function and does not integrate the diagnostic, pharmaceutical, and financial transaction streams that a municipal hospital generates for each patient visit.</w:t>
+      </w:r>
+    </w:p>
+    <w:p>
+      <w:pPr>
+        <w:spacing w:line="480" w:lineRule="auto"/>
+        <w:ind w:left="482" w:hangingChars="200" w:hanging="482"/>
+        <w:jc w:val="both"/>
+        <w:rPr>
+          <w:rFonts w:ascii="Arial" w:eastAsia="Arial" w:hAnsi="Arial" w:cs="Arial"/>
+          <w:lang w:val="en-PH"/>
+        </w:rPr>
+      </w:pPr>
+      <w:r>
+        <w:rPr>
+          <w:rFonts w:ascii="Arial" w:eastAsia="Arial" w:hAnsi="Arial" w:cs="Arial"/>
+          <w:b/>
+          <w:bCs/>
+          <w:lang w:val="en-PH"/>
+        </w:rPr>
+        <w:t>Analysis of Electronic Medical Record Usage in Philippine Rural Health Facilities</w:t>
+      </w:r>
+    </w:p>
+    <w:p>
+      <w:pPr>
+        <w:spacing w:line="480" w:lineRule="auto"/>
+        <w:ind w:firstLine="482"/>
+        <w:jc w:val="both"/>
+        <w:rPr>
+          <w:rFonts w:ascii="Arial" w:eastAsia="Arial" w:hAnsi="Arial" w:cs="Arial"/>
+          <w:lang w:val="en-PH"/>
+        </w:rPr>
+      </w:pPr>
+      <w:r>
+        <w:rPr>
+          <w:rFonts w:ascii="Arial" w:eastAsia="Arial" w:hAnsi="Arial" w:cs="Arial"/>
+          <w:lang w:val="en-PH"/>
+        </w:rPr>
+        <w:t xml:space="preserve">Acacio-Claro et al. (2024) </w:t>
+      </w:r>
+      <w:r>
+        <w:rPr>
+          <w:rFonts w:ascii="Arial" w:eastAsia="Arial" w:hAnsi="Arial" w:cs="Arial"/>
+          <w:lang w:val="en-PH"/>
+        </w:rPr>
+        <w:t>analyzed</w:t>
+      </w:r>
+      <w:r>
+        <w:rPr>
+          <w:rFonts w:ascii="Arial" w:eastAsia="Arial" w:hAnsi="Arial" w:cs="Arial"/>
+          <w:lang w:val="en-PH"/>
+        </w:rPr>
+        <w:t xml:space="preserve"> electronic medical record usage logs from rural health facilities in the Philippines to determine how public primary health care facilities interacted with the systems before and during a health emergency, using actual system-generated usage data rather than self-reported </w:t>
+      </w:r>
+      <w:r>
+        <w:rPr>
+          <w:rFonts w:ascii="Arial" w:eastAsia="Arial" w:hAnsi="Arial" w:cs="Arial"/>
+          <w:lang w:val="en-PH"/>
+        </w:rPr>
+        <w:t>behavior</w:t>
+      </w:r>
+      <w:r>
+        <w:rPr>
+          <w:rFonts w:ascii="Arial" w:eastAsia="Arial" w:hAnsi="Arial" w:cs="Arial"/>
+          <w:lang w:val="en-PH"/>
+        </w:rPr>
+        <w:t xml:space="preserve">. The study found that adoption was uneven across facilities and that sustained usage was associated with facilities where the system was embedded in required workflow and supported by adequate devices and connectivity. However, the study examined usage of an existing deployed clinic system rather than designing or developing a system, and its findings derive from rural health units whose functional scope does not extend to municipal hospital </w:t>
+      </w:r>
+      <w:r>
+        <w:rPr>
+          <w:rFonts w:ascii="Arial" w:eastAsia="Arial" w:hAnsi="Arial" w:cs="Arial"/>
+          <w:lang w:val="en-PH"/>
+        </w:rPr>
+        <w:lastRenderedPageBreak/>
+        <w:t>operations.</w:t>
+      </w:r>
+    </w:p>
+    <w:p>
+      <w:pPr>
+        <w:spacing w:line="480" w:lineRule="auto"/>
+        <w:ind w:left="482" w:hangingChars="200" w:hanging="482"/>
+        <w:jc w:val="both"/>
+        <w:rPr>
+          <w:rFonts w:ascii="Arial" w:eastAsia="Arial" w:hAnsi="Arial" w:cs="Arial"/>
+          <w:b/>
+          <w:bCs/>
+          <w:lang w:val="en-PH"/>
+        </w:rPr>
+      </w:pPr>
+      <w:r>
+        <w:rPr>
+          <w:rFonts w:ascii="Arial" w:eastAsia="Arial" w:hAnsi="Arial" w:cs="Arial"/>
+          <w:b/>
+          <w:bCs/>
+          <w:lang w:val="en-PH"/>
+        </w:rPr>
+        <w:t>Local</w:t>
+      </w:r>
+    </w:p>
+    <w:p>
+      <w:pPr>
+        <w:spacing w:line="480" w:lineRule="auto"/>
+        <w:ind w:left="482" w:hangingChars="200" w:hanging="482"/>
+        <w:jc w:val="both"/>
+        <w:rPr>
+          <w:rFonts w:ascii="Arial" w:eastAsia="Arial" w:hAnsi="Arial" w:cs="Arial"/>
+          <w:b/>
+          <w:bCs/>
+          <w:lang w:val="en-PH"/>
+        </w:rPr>
+      </w:pPr>
+    </w:p>
+    <w:p>
+      <w:pPr>
+        <w:spacing w:line="480" w:lineRule="auto"/>
+        <w:ind w:left="482" w:hangingChars="200" w:hanging="482"/>
+        <w:jc w:val="both"/>
+        <w:rPr>
+          <w:rFonts w:ascii="Arial" w:eastAsia="Arial" w:hAnsi="Arial" w:cs="Arial"/>
+          <w:b/>
+          <w:bCs/>
+          <w:lang w:val="en-PH"/>
+        </w:rPr>
+      </w:pPr>
+    </w:p>
+    <w:p>
+      <w:pPr>
+        <w:spacing w:line="480" w:lineRule="auto"/>
+        <w:ind w:left="482" w:hangingChars="200" w:hanging="482"/>
+        <w:jc w:val="both"/>
+        <w:rPr>
+          <w:rFonts w:ascii="Arial" w:eastAsia="Arial" w:hAnsi="Arial" w:cs="Arial"/>
+          <w:lang w:val="en-PH"/>
+        </w:rPr>
+      </w:pPr>
+      <w:r>
+        <w:rPr>
+          <w:rFonts w:ascii="Arial" w:eastAsia="Arial" w:hAnsi="Arial" w:cs="Arial"/>
+          <w:b/>
+          <w:bCs/>
+          <w:lang w:val="en-PH"/>
+        </w:rPr>
+        <w:t>Pilot Deployment of an Interoperable Health Information Exchange in Cagayan de Oro City</w:t>
+      </w:r>
+    </w:p>
+    <w:p>
+      <w:pPr>
+        <w:spacing w:line="480" w:lineRule="auto"/>
+        <w:ind w:firstLine="482"/>
+        <w:jc w:val="both"/>
+        <w:rPr>
+          <w:rFonts w:ascii="Arial" w:eastAsia="Arial" w:hAnsi="Arial" w:cs="Arial"/>
+          <w:lang w:val="en-PH"/>
+        </w:rPr>
+      </w:pPr>
+      <w:r>
+        <w:rPr>
+          <w:rFonts w:ascii="Arial" w:eastAsia="Arial" w:hAnsi="Arial" w:cs="Arial"/>
+          <w:lang w:val="en-PH"/>
+        </w:rPr>
+        <w:t xml:space="preserve">Within the Smarter and Integrated Local Health Information System project, Marcelo et al. (2025) implemented a pilot deployment in Cagayan de Oro City establishing digital health architecture for data exchange between primary care </w:t>
+      </w:r>
+      <w:r>
+        <w:rPr>
+          <w:rFonts w:ascii="Arial" w:eastAsia="Arial" w:hAnsi="Arial" w:cs="Arial"/>
+          <w:lang w:val="en-PH"/>
+        </w:rPr>
+        <w:t>centers</w:t>
+      </w:r>
+      <w:r>
+        <w:rPr>
+          <w:rFonts w:ascii="Arial" w:eastAsia="Arial" w:hAnsi="Arial" w:cs="Arial"/>
+          <w:lang w:val="en-PH"/>
+        </w:rPr>
+        <w:t xml:space="preserve">, local government unit–operated hospitals, and the apex referral hospital. Joint application design sessions with the City Health Office, Information Technology Office, Civil Registry, and city hospital management identified siloed point-to-point integration as the principal barrier, and the deployment responded by implementing shared patient, provider, and facility registries accessible in real time across facilities, together with a registry dashboard providing visibility into healthcare resource distribution. However, the deployment addressed referral coordination between facilities in a highly </w:t>
+      </w:r>
+      <w:r>
+        <w:rPr>
+          <w:rFonts w:ascii="Arial" w:eastAsia="Arial" w:hAnsi="Arial" w:cs="Arial"/>
+          <w:lang w:val="en-PH"/>
+        </w:rPr>
+        <w:t>urbanized</w:t>
+      </w:r>
+      <w:r>
+        <w:rPr>
+          <w:rFonts w:ascii="Arial" w:eastAsia="Arial" w:hAnsi="Arial" w:cs="Arial"/>
+          <w:lang w:val="en-PH"/>
+        </w:rPr>
+        <w:t xml:space="preserve"> city, and did not develop the internal hospital operations, including admission, laboratory processing, dispensing, and billing, on which a municipal hospital's daily work depends.</w:t>
+      </w:r>
+    </w:p>
+    <w:p>
+      <w:pPr>
+        <w:spacing w:line="480" w:lineRule="auto"/>
+        <w:ind w:left="482" w:hangingChars="200" w:hanging="482"/>
+        <w:jc w:val="both"/>
+        <w:rPr>
+          <w:rFonts w:ascii="Arial" w:eastAsia="Arial" w:hAnsi="Arial" w:cs="Arial"/>
+          <w:lang w:val="en-PH"/>
+        </w:rPr>
+      </w:pPr>
+      <w:r>
+        <w:rPr>
+          <w:rFonts w:ascii="Arial" w:eastAsia="Arial" w:hAnsi="Arial" w:cs="Arial"/>
+          <w:b/>
+          <w:bCs/>
+          <w:lang w:val="en-PH"/>
+        </w:rPr>
+        <w:t>Physician Perspectives on Electronic Medical Records in a Mindanao Tertiary Hospital</w:t>
+      </w:r>
+    </w:p>
+    <w:p>
+      <w:pPr>
+        <w:spacing w:line="480" w:lineRule="auto"/>
+        <w:ind w:firstLine="482"/>
+        <w:jc w:val="both"/>
+        <w:rPr>
+          <w:rFonts w:ascii="Arial" w:eastAsia="Arial" w:hAnsi="Arial" w:cs="Arial"/>
+          <w:lang w:val="en-PH"/>
+        </w:rPr>
+      </w:pPr>
+      <w:r>
+        <w:rPr>
+          <w:rFonts w:ascii="Arial" w:eastAsia="Arial" w:hAnsi="Arial" w:cs="Arial"/>
+          <w:lang w:val="en-PH"/>
+        </w:rPr>
+        <w:t xml:space="preserve">Derecho et al. (2024), working across Mindanao State University–Iligan Institute of </w:t>
+      </w:r>
+      <w:r>
+        <w:rPr>
+          <w:rFonts w:ascii="Arial" w:eastAsia="Arial" w:hAnsi="Arial" w:cs="Arial"/>
+          <w:lang w:val="en-PH"/>
+        </w:rPr>
+        <w:lastRenderedPageBreak/>
+        <w:t xml:space="preserve">Technology and Zamboanga City Medical Center, conducted a systematic review of physician perspectives on electronic medical record adoption in developing economies, </w:t>
+      </w:r>
+      <w:r>
+        <w:rPr>
+          <w:rFonts w:ascii="Arial" w:eastAsia="Arial" w:hAnsi="Arial" w:cs="Arial"/>
+          <w:lang w:val="en-PH"/>
+        </w:rPr>
+        <w:t>synthesizing</w:t>
+      </w:r>
+      <w:r>
+        <w:rPr>
+          <w:rFonts w:ascii="Arial" w:eastAsia="Arial" w:hAnsi="Arial" w:cs="Arial"/>
+          <w:lang w:val="en-PH"/>
+        </w:rPr>
+        <w:t xml:space="preserve"> the technological, </w:t>
+      </w:r>
+      <w:r>
+        <w:rPr>
+          <w:rFonts w:ascii="Arial" w:eastAsia="Arial" w:hAnsi="Arial" w:cs="Arial"/>
+          <w:lang w:val="en-PH"/>
+        </w:rPr>
+        <w:t>organizational</w:t>
+      </w:r>
+      <w:r>
+        <w:rPr>
+          <w:rFonts w:ascii="Arial" w:eastAsia="Arial" w:hAnsi="Arial" w:cs="Arial"/>
+          <w:lang w:val="en-PH"/>
+        </w:rPr>
+        <w:t>, and individual determinants of acceptance. The study identified workflow compatibility and perceived retrieval benefit as decisive, and established that systems adding documentation effort without proportionate access benefit are resisted by clinical staff. However, the study is a synthesis of published evidence rather than a developed system, and it does not produce a functional specification or a deployed platform for a Mindanao municipal hospital.</w:t>
+      </w:r>
+    </w:p>
+    <w:p>
+      <w:pPr>
+        <w:spacing w:line="480" w:lineRule="auto"/>
+        <w:ind w:left="482" w:hangingChars="200" w:hanging="482"/>
+        <w:jc w:val="both"/>
+        <w:rPr>
+          <w:rFonts w:ascii="Arial" w:eastAsia="Arial" w:hAnsi="Arial" w:cs="Arial"/>
+          <w:lang w:val="en-PH"/>
+        </w:rPr>
+      </w:pPr>
+      <w:r>
+        <w:rPr>
+          <w:rFonts w:ascii="Arial" w:eastAsia="Arial" w:hAnsi="Arial" w:cs="Arial"/>
+          <w:b/>
+          <w:bCs/>
+          <w:lang w:val="en-PH"/>
+        </w:rPr>
+        <w:t>Access Control Design Research from a Mindanao Institution</w:t>
+      </w:r>
+    </w:p>
+    <w:p>
+      <w:pPr>
+        <w:spacing w:line="480" w:lineRule="auto"/>
+        <w:ind w:firstLine="482"/>
+        <w:jc w:val="both"/>
+        <w:rPr>
+          <w:rFonts w:ascii="Arial" w:eastAsia="Arial" w:hAnsi="Arial" w:cs="Arial"/>
+          <w:lang w:val="en-PH"/>
+        </w:rPr>
+      </w:pPr>
+      <w:proofErr w:type="spellStart"/>
+      <w:r>
+        <w:rPr>
+          <w:rFonts w:ascii="Arial" w:eastAsia="Arial" w:hAnsi="Arial" w:cs="Arial"/>
+          <w:lang w:val="en-PH"/>
+        </w:rPr>
         <w:t>Cobrado</w:t>
       </w:r>
       <w:proofErr w:type="spellEnd"/>
@@ -2737,21 +5190,7 @@
           <w:rFonts w:ascii="Arial" w:eastAsia="Arial" w:hAnsi="Arial" w:cs="Arial"/>
           <w:lang w:val="en-PH"/>
         </w:rPr>
-        <w:t xml:space="preserve"> et al., 2024). The literature </w:t>
-      </w:r>
-      <w:r>
-        <w:rPr>
-          <w:rFonts w:ascii="Arial" w:eastAsia="Arial" w:hAnsi="Arial" w:cs="Arial"/>
-          <w:lang w:val="en-PH"/>
-        </w:rPr>
-        <w:t>emphasizes</w:t>
-      </w:r>
-      <w:r>
-        <w:rPr>
-          <w:rFonts w:ascii="Arial" w:eastAsia="Arial" w:hAnsi="Arial" w:cs="Arial"/>
-          <w:lang w:val="en-PH"/>
-        </w:rPr>
-        <w:t xml:space="preserve"> that access restriction must be calibrated so that legitimate clinical need is not obstructed, particularly in emergency contexts. However, the reviewed access control literature is largely architectural and evaluates models in isolation, without demonstrating how a role-based scheme is applied concurrently across clinical, diagnostic, pharmaceutical, and financial modules within one operational hospital deployment.</w:t>
+        <w:t xml:space="preserve"> et al. (2024), based at the Mindanao State University–Iligan Institute of Technology, conducted a systematic review of access control solutions implemented in electronic health record systems, examining the mechanisms by which deployed clinical systems restrict record access and identifying role-based access control, authentication, and audit logging as the predominant implemented approaches. The study provides a design reference for structuring permissions in a Philippine-developed clinical system. However, the work evaluates access control models across published systems and does not implement a permission scheme within an operating hospital platform spanning clinical, laboratory, pharmacy, and billing modules.</w:t>
       </w:r>
     </w:p>
     <w:p>
@@ -2761,19 +5200,71 @@
         <w:jc w:val="both"/>
         <w:rPr>
           <w:rFonts w:ascii="Arial" w:eastAsia="Arial" w:hAnsi="Arial" w:cs="Arial"/>
-          <w:b/>
-          <w:bCs/>
-          <w:lang w:val="en-PH"/>
-        </w:rPr>
-      </w:pPr>
-      <w:r>
-        <w:rPr>
-          <w:rFonts w:ascii="Arial" w:eastAsia="Arial" w:hAnsi="Arial" w:cs="Arial"/>
-          <w:b/>
-          <w:bCs/>
-          <w:lang w:val="en-PH"/>
-        </w:rPr>
-        <w:t>National</w:t>
+          <w:lang w:val="en-PH"/>
+        </w:rPr>
+      </w:pPr>
+      <w:r>
+        <w:rPr>
+          <w:rFonts w:ascii="Arial" w:eastAsia="Arial" w:hAnsi="Arial" w:cs="Arial"/>
+          <w:b/>
+          <w:bCs/>
+          <w:lang w:val="en-PH"/>
+        </w:rPr>
+        <w:t>Regional Deployment of the Integrated Clinic Information System in South Cotabato</w:t>
+      </w:r>
+    </w:p>
+    <w:p>
+      <w:pPr>
+        <w:spacing w:line="480" w:lineRule="auto"/>
+        <w:ind w:firstLine="482"/>
+        <w:jc w:val="both"/>
+        <w:rPr>
+          <w:rFonts w:ascii="Arial" w:eastAsia="Arial" w:hAnsi="Arial" w:cs="Arial"/>
+          <w:lang w:val="en-PH"/>
+        </w:rPr>
+      </w:pPr>
+      <w:r>
+        <w:rPr>
+          <w:rFonts w:ascii="Arial" w:eastAsia="Arial" w:hAnsi="Arial" w:cs="Arial"/>
+          <w:lang w:val="en-PH"/>
+        </w:rPr>
+        <w:t xml:space="preserve">The Department of Health Center for Health Development SOCCSKSARGEN (2024) conducted training and simulation activities on the Integrated Clinic Information System </w:t>
+      </w:r>
+      <w:r>
+        <w:rPr>
+          <w:rFonts w:ascii="Arial" w:eastAsia="Arial" w:hAnsi="Arial" w:cs="Arial"/>
+          <w:lang w:val="en-PH"/>
+        </w:rPr>
+        <w:lastRenderedPageBreak/>
+        <w:t xml:space="preserve">for local government unit health facilities in Region XII, including implementation at the Rural Health Unit of Lake Sebu, South Cotabato, focusing on </w:t>
+      </w:r>
+      <w:r>
+        <w:rPr>
+          <w:rFonts w:ascii="Arial" w:eastAsia="Arial" w:hAnsi="Arial" w:cs="Arial"/>
+          <w:lang w:val="en-PH"/>
+        </w:rPr>
+        <w:t>optimized</w:t>
+      </w:r>
+      <w:r>
+        <w:rPr>
+          <w:rFonts w:ascii="Arial" w:eastAsia="Arial" w:hAnsi="Arial" w:cs="Arial"/>
+          <w:lang w:val="en-PH"/>
+        </w:rPr>
+        <w:t xml:space="preserve"> digital service delivery and </w:t>
+      </w:r>
+      <w:r>
+        <w:rPr>
+          <w:rFonts w:ascii="Arial" w:eastAsia="Arial" w:hAnsi="Arial" w:cs="Arial"/>
+          <w:lang w:val="en-PH"/>
+        </w:rPr>
+        <w:t>standardized</w:t>
+      </w:r>
+      <w:r>
+        <w:rPr>
+          <w:rFonts w:ascii="Arial" w:eastAsia="Arial" w:hAnsi="Arial" w:cs="Arial"/>
+          <w:lang w:val="en-PH"/>
+        </w:rPr>
+        <w:t xml:space="preserve"> patient record encoding. This regional deployment demonstrates institutional capacity and administrative commitment to digital health within South Cotabato. However, the Integrated Clinic Information System is configured for primary care clinic operations, and its deployment in the province does not provide municipal hospitals with modules for inpatient admission, laboratory specimen tracking, pharmacy batch inventory, or cashier billing.</w:t>
       </w:r>
     </w:p>
     <w:p>
@@ -2793,7 +5284,7 @@
           <w:bCs/>
           <w:lang w:val="en-PH"/>
         </w:rPr>
-        <w:t>Status of Electronic Health Information Systems in the Philippines</w:t>
+        <w:t>Provincial Health Data Integration Initiatives in South Cotabato</w:t>
       </w:r>
     </w:p>
     <w:p>
@@ -2811,146 +5302,85 @@
           <w:rFonts w:ascii="Arial" w:eastAsia="Arial" w:hAnsi="Arial" w:cs="Arial"/>
           <w:lang w:val="en-PH"/>
         </w:rPr>
+        <w:t xml:space="preserve">The South Cotabato Integrated Provincial Health Office (2024) conducted province-wide activities to strengthen the integration and </w:t>
+      </w:r>
+      <w:r>
+        <w:rPr>
+          <w:rFonts w:ascii="Arial" w:eastAsia="Arial" w:hAnsi="Arial" w:cs="Arial"/>
+          <w:lang w:val="en-PH"/>
+        </w:rPr>
+        <w:t>utilization</w:t>
+      </w:r>
+      <w:r>
+        <w:rPr>
+          <w:rFonts w:ascii="Arial" w:eastAsia="Arial" w:hAnsi="Arial" w:cs="Arial"/>
+          <w:lang w:val="en-PH"/>
+        </w:rPr>
+        <w:t xml:space="preserve"> of health data across provincial and municipal health facilities, engaging provincial and municipal health personnel in structured capacity-building on health data use for decision-making. The initiative establishes provincial infrastructure and institutional demand for structured health data from municipal facilities. However, the initiative operates at the level of data consolidation and use, and it does not supply municipal hospitals with the operational system required to generate structured records in the first instance, leaving facilities that still rely on handwritten logbooks unable to participate.</w:t>
+      </w:r>
+    </w:p>
+    <w:p>
+      <w:pPr>
+        <w:spacing w:line="480" w:lineRule="auto"/>
+        <w:ind w:left="482" w:hangingChars="200" w:hanging="482"/>
+        <w:jc w:val="both"/>
+        <w:rPr>
+          <w:rFonts w:ascii="Arial" w:eastAsia="Arial" w:hAnsi="Arial" w:cs="Arial"/>
+          <w:lang w:val="en-PH"/>
+        </w:rPr>
+      </w:pPr>
+      <w:r>
+        <w:rPr>
+          <w:rFonts w:ascii="Arial" w:eastAsia="Arial" w:hAnsi="Arial" w:cs="Arial"/>
+          <w:b/>
+          <w:bCs/>
+          <w:lang w:val="en-PH"/>
+        </w:rPr>
+        <w:t>Synthesis of the Review of Related Studies</w:t>
+      </w:r>
+    </w:p>
+    <w:p>
+      <w:pPr>
+        <w:spacing w:line="480" w:lineRule="auto"/>
+        <w:ind w:firstLine="480"/>
+        <w:jc w:val="both"/>
+        <w:rPr>
+          <w:rFonts w:ascii="Arial" w:eastAsia="Arial" w:hAnsi="Arial" w:cs="Arial"/>
+          <w:lang w:val="en-PH"/>
+        </w:rPr>
+      </w:pPr>
+      <w:r>
+        <w:rPr>
+          <w:rFonts w:ascii="Arial" w:eastAsia="Arial" w:hAnsi="Arial" w:cs="Arial"/>
+          <w:lang w:val="en-PH"/>
+        </w:rPr>
+        <w:t xml:space="preserve">The reviewed studies demonstrate that web-based hospital and health record systems have been successfully developed and deployed across international, national, and local settings using iterative and rapid development methodologies, and that these </w:t>
+      </w:r>
+      <w:r>
+        <w:rPr>
+          <w:rFonts w:ascii="Arial" w:eastAsia="Arial" w:hAnsi="Arial" w:cs="Arial"/>
+          <w:lang w:val="en-PH"/>
+        </w:rPr>
         <w:lastRenderedPageBreak/>
-        <w:t xml:space="preserve">Philippine literature </w:t>
-      </w:r>
-      <w:r>
-        <w:rPr>
-          <w:rFonts w:ascii="Arial" w:eastAsia="Arial" w:hAnsi="Arial" w:cs="Arial"/>
-          <w:lang w:val="en-PH"/>
-        </w:rPr>
-        <w:t>characterizes</w:t>
-      </w:r>
-      <w:r>
-        <w:rPr>
-          <w:rFonts w:ascii="Arial" w:eastAsia="Arial" w:hAnsi="Arial" w:cs="Arial"/>
-          <w:lang w:val="en-PH"/>
-        </w:rPr>
-        <w:t xml:space="preserve"> the national health information landscape as fragmented, with individual facilities operating separate and largely non-communicating systems. A review of the promises and realities of electronic health information systems in the country traces adoption from the early 2000s and reports that, despite sustained policy support, implementation remains uneven, constrained by infrastructure limitations, personnel capacity, and the absence of enforced data standards across facilities (</w:t>
-      </w:r>
-      <w:proofErr w:type="spellStart"/>
-      <w:r>
-        <w:rPr>
-          <w:rFonts w:ascii="Arial" w:eastAsia="Arial" w:hAnsi="Arial" w:cs="Arial"/>
-          <w:lang w:val="en-PH"/>
-        </w:rPr>
-        <w:t>Ongkeko</w:t>
-      </w:r>
-      <w:proofErr w:type="spellEnd"/>
-      <w:r>
-        <w:rPr>
-          <w:rFonts w:ascii="Arial" w:eastAsia="Arial" w:hAnsi="Arial" w:cs="Arial"/>
-          <w:lang w:val="en-PH"/>
-        </w:rPr>
-        <w:t xml:space="preserve">, 2024). The literature situates these constraints within the devolved structure of Philippine health governance, in which local government units independently procure and maintain the systems serving their own facilities. However, this national literature is written at the level of system-wide diagnosis and policy commentary, and it does not descend to the level of functional system specification for an individual municipal hospital seeking to </w:t>
-      </w:r>
-      <w:r>
-        <w:rPr>
-          <w:rFonts w:ascii="Arial" w:eastAsia="Arial" w:hAnsi="Arial" w:cs="Arial"/>
-          <w:lang w:val="en-PH"/>
-        </w:rPr>
-        <w:t>digitize</w:t>
-      </w:r>
-      <w:r>
-        <w:rPr>
-          <w:rFonts w:ascii="Arial" w:eastAsia="Arial" w:hAnsi="Arial" w:cs="Arial"/>
-          <w:lang w:val="en-PH"/>
-        </w:rPr>
-        <w:t xml:space="preserve"> its own internal operations.</w:t>
-      </w:r>
-    </w:p>
-    <w:p>
-      <w:pPr>
-        <w:spacing w:line="480" w:lineRule="auto"/>
-        <w:ind w:left="482" w:hangingChars="200" w:hanging="482"/>
-        <w:jc w:val="both"/>
-        <w:rPr>
-          <w:rFonts w:ascii="Arial" w:eastAsia="Arial" w:hAnsi="Arial" w:cs="Arial"/>
-          <w:lang w:val="en-PH"/>
-        </w:rPr>
-      </w:pPr>
-      <w:r>
-        <w:rPr>
-          <w:rFonts w:ascii="Arial" w:eastAsia="Arial" w:hAnsi="Arial" w:cs="Arial"/>
-          <w:b/>
-          <w:bCs/>
-          <w:lang w:val="en-PH"/>
-        </w:rPr>
-        <w:t>Government Hospital and Clinic Information Systems</w:t>
-      </w:r>
-    </w:p>
-    <w:p>
-      <w:pPr>
-        <w:spacing w:line="480" w:lineRule="auto"/>
-        <w:ind w:firstLine="482"/>
-        <w:jc w:val="both"/>
-        <w:rPr>
-          <w:rFonts w:ascii="Arial" w:eastAsia="Arial" w:hAnsi="Arial" w:cs="Arial"/>
-          <w:lang w:val="en-PH"/>
-        </w:rPr>
-      </w:pPr>
-      <w:r>
-        <w:rPr>
-          <w:rFonts w:ascii="Arial" w:eastAsia="Arial" w:hAnsi="Arial" w:cs="Arial"/>
-          <w:lang w:val="en-PH"/>
-        </w:rPr>
-        <w:t>The Department of Health maintains two reference systems that define the operational baseline for public health facilities. The Integrated Hospital Operations and Management Information System is a computer</w:t>
-      </w:r>
-      <w:r>
-        <w:rPr>
-          <w:rFonts w:ascii="Arial" w:eastAsia="Arial" w:hAnsi="Arial" w:cs="Arial"/>
-          <w:lang w:val="en-PH"/>
-        </w:rPr>
-        <w:t xml:space="preserve"> </w:t>
-      </w:r>
-      <w:r>
-        <w:rPr>
-          <w:rFonts w:ascii="Arial" w:eastAsia="Arial" w:hAnsi="Arial" w:cs="Arial"/>
-          <w:lang w:val="en-PH"/>
-        </w:rPr>
-        <w:t xml:space="preserve">based platform covering patient admission, diagnostic requisition, cashier billing, and claims processing in government hospitals (Department of Health Regional Office II, 2024), while the Integrated Clinic Information System serves as the electronic medical record reference model for primary care facilities, </w:t>
-      </w:r>
-      <w:r>
-        <w:rPr>
-          <w:rFonts w:ascii="Arial" w:eastAsia="Arial" w:hAnsi="Arial" w:cs="Arial"/>
-          <w:lang w:val="en-PH"/>
-        </w:rPr>
-        <w:t>digitizing</w:t>
-      </w:r>
-      <w:r>
-        <w:rPr>
-          <w:rFonts w:ascii="Arial" w:eastAsia="Arial" w:hAnsi="Arial" w:cs="Arial"/>
-          <w:lang w:val="en-PH"/>
-        </w:rPr>
-        <w:t xml:space="preserve"> patient records and service delivery reporting (Department of Health Regional Office II, 2024b). Literature describing these platforms establishes the functional expectations placed on any Philippine public health facility system, particularly the requirement to produce </w:t>
-      </w:r>
-      <w:r>
-        <w:rPr>
-          <w:rFonts w:ascii="Arial" w:eastAsia="Arial" w:hAnsi="Arial" w:cs="Arial"/>
-          <w:lang w:val="en-PH"/>
-        </w:rPr>
-        <w:t>standardized</w:t>
-      </w:r>
-      <w:r>
-        <w:rPr>
-          <w:rFonts w:ascii="Arial" w:eastAsia="Arial" w:hAnsi="Arial" w:cs="Arial"/>
-          <w:lang w:val="en-PH"/>
-        </w:rPr>
-        <w:t xml:space="preserve"> reports for higher</w:t>
-      </w:r>
-      <w:r>
-        <w:rPr>
-          <w:rFonts w:ascii="Arial" w:eastAsia="Arial" w:hAnsi="Arial" w:cs="Arial"/>
-          <w:lang w:val="en-PH"/>
-        </w:rPr>
-        <w:t xml:space="preserve"> </w:t>
-      </w:r>
-      <w:r>
-        <w:rPr>
-          <w:rFonts w:ascii="Arial" w:eastAsia="Arial" w:hAnsi="Arial" w:cs="Arial"/>
-          <w:lang w:val="en-PH"/>
-        </w:rPr>
-        <w:t xml:space="preserve">level health authorities. </w:t>
+        <w:t>systems produce measurable improvements in record retrieval, registration efficiency, diagnostic result reporting, prescribing accuracy, and outpatient queue order. Internationally, developed systems establish that role-based modular architectures validated through unit and integration testing yield reliable healthcare platforms, that deterministic queueing rules are sufficient to order walk-in outpatient flow, and that structured electronic prescribing and registration reduce error and repeat encoding. Nationally, implemented systems show that Philippine health facilities can operate locally developed web-based record platforms, that local government units can sustain standards-based interoperability infrastructure, and that adoption is governed by workflow integration rather than feature richness. Locally, studies from Mindanao and Region XII confirm both institutional research capacity in health record security and laboratory integration and active provincial and regional commitment to digital health in South Cotabato.</w:t>
+      </w:r>
+    </w:p>
+    <w:p>
+      <w:pPr>
+        <w:spacing w:line="480" w:lineRule="auto"/>
+        <w:ind w:firstLine="480"/>
+        <w:jc w:val="both"/>
+        <w:rPr>
+          <w:rFonts w:ascii="Arial" w:eastAsia="Arial" w:hAnsi="Arial" w:cs="Arial"/>
+          <w:lang w:val="en-PH"/>
+        </w:rPr>
+      </w:pPr>
+      <w:r>
+        <w:rPr>
+          <w:rFonts w:ascii="Arial" w:eastAsia="Arial" w:hAnsi="Arial" w:cs="Arial"/>
+          <w:lang w:val="en-PH"/>
+        </w:rPr>
+        <w:t xml:space="preserve">Despite these contributions, consistent gaps remain. First, the developed systems are functionally partial, each addressing a single domain such as registration, records, queueing, prescribing, or laboratory processing, with none integrating registration, clinical documentation, diagnostic ordering, dispensing, and billing into one platform in which a single walk-in patient's entire visit is recorded against one patient identifier. Second, existing Philippine systems are built either for primary care clinics, whose functional scope excludes municipal hospital operations, or for inter-facility exchange, which presupposes an internal record system the municipal hospital does not have. Third, the systems that do include scheduling are constructed around patient-initiated online booking, whereas municipal hospital outpatient services in the study locale are accessed by walk-in patients </w:t>
       </w:r>
       <w:r>
         <w:rPr>
@@ -2958,699 +5388,7 @@
           <w:lang w:val="en-PH"/>
         </w:rPr>
         <w:lastRenderedPageBreak/>
-        <w:t>However, both reference systems are provided as fixed national deployments configured for their designated facility types, and the literature documents that municipal hospitals, which sit functionally between the primary care clinic and the Department of Health–retained hospital, are not well served by either configuration.</w:t>
-      </w:r>
-    </w:p>
-    <w:p>
-      <w:pPr>
-        <w:spacing w:line="480" w:lineRule="auto"/>
-        <w:ind w:left="482" w:hangingChars="200" w:hanging="482"/>
-        <w:jc w:val="both"/>
-        <w:rPr>
-          <w:rFonts w:ascii="Arial" w:eastAsia="Arial" w:hAnsi="Arial" w:cs="Arial"/>
-          <w:lang w:val="en-PH"/>
-        </w:rPr>
-      </w:pPr>
-      <w:r>
-        <w:rPr>
-          <w:rFonts w:ascii="Arial" w:eastAsia="Arial" w:hAnsi="Arial" w:cs="Arial"/>
-          <w:b/>
-          <w:bCs/>
-          <w:lang w:val="en-PH"/>
-        </w:rPr>
-        <w:t>National Health Data Standards and Interoperability Policy</w:t>
-      </w:r>
-    </w:p>
-    <w:p>
-      <w:pPr>
-        <w:spacing w:line="480" w:lineRule="auto"/>
-        <w:ind w:firstLine="482"/>
-        <w:jc w:val="both"/>
-        <w:rPr>
-          <w:rFonts w:ascii="Arial" w:eastAsia="Arial" w:hAnsi="Arial" w:cs="Arial"/>
-          <w:lang w:val="en-PH"/>
-        </w:rPr>
-      </w:pPr>
-      <w:r>
-        <w:rPr>
-          <w:rFonts w:ascii="Arial" w:eastAsia="Arial" w:hAnsi="Arial" w:cs="Arial"/>
-          <w:lang w:val="en-PH"/>
-        </w:rPr>
-        <w:t>Philippine policy literature establishes a national interoperability framework composed of the National Health Data Repository, the National Health Data Dictionary, and the Philippine Core Data for Interoperability, with Health Level Seven Fast Healthcare Interoperability Resources adopted as the national exchange standard under joint administrative issuance (Marcelo et al., 2025; Department of Health &amp; Philippine Health Insurance Corporation, 2021). This framework requires that health data collected by government and private health information systems conform to nationally defined data elements and terminologies, establishing the direction in which locally developed systems are expected to evolve. However, this literature is directed at exchange between facilities rather than at operations within a facility, and it presumes the prior existence of a functioning internal record system capable of producing structured data, which is precisely the capability that many municipal hospitals still lack.</w:t>
-      </w:r>
-    </w:p>
-    <w:p>
-      <w:pPr>
-        <w:spacing w:line="480" w:lineRule="auto"/>
-        <w:ind w:left="482" w:hangingChars="200" w:hanging="482"/>
-        <w:jc w:val="both"/>
-        <w:rPr>
-          <w:rFonts w:ascii="Arial" w:eastAsia="Arial" w:hAnsi="Arial" w:cs="Arial"/>
-          <w:lang w:val="en-PH"/>
-        </w:rPr>
-      </w:pPr>
-      <w:r>
-        <w:rPr>
-          <w:rFonts w:ascii="Arial" w:eastAsia="Arial" w:hAnsi="Arial" w:cs="Arial"/>
-          <w:b/>
-          <w:bCs/>
-          <w:lang w:val="en-PH"/>
-        </w:rPr>
-        <w:t>Electronic Medical Record Adoption in Philippine Public Facilities</w:t>
-      </w:r>
-    </w:p>
-    <w:p>
-      <w:pPr>
-        <w:spacing w:line="480" w:lineRule="auto"/>
-        <w:ind w:firstLine="482"/>
-        <w:jc w:val="both"/>
-        <w:rPr>
-          <w:rFonts w:ascii="Arial" w:eastAsia="Arial" w:hAnsi="Arial" w:cs="Arial"/>
-          <w:lang w:val="en-PH"/>
-        </w:rPr>
-      </w:pPr>
-      <w:r>
-        <w:rPr>
-          <w:rFonts w:ascii="Arial" w:eastAsia="Arial" w:hAnsi="Arial" w:cs="Arial"/>
-          <w:lang w:val="en-PH"/>
-        </w:rPr>
-        <w:t xml:space="preserve">Literature examining adoption </w:t>
-      </w:r>
-      <w:r>
-        <w:rPr>
-          <w:rFonts w:ascii="Arial" w:eastAsia="Arial" w:hAnsi="Arial" w:cs="Arial"/>
-          <w:lang w:val="en-PH"/>
-        </w:rPr>
-        <w:t>behavior</w:t>
-      </w:r>
-      <w:r>
-        <w:rPr>
-          <w:rFonts w:ascii="Arial" w:eastAsia="Arial" w:hAnsi="Arial" w:cs="Arial"/>
-          <w:lang w:val="en-PH"/>
-        </w:rPr>
-        <w:t xml:space="preserve"> in Philippine public facilities provides evidence on how government health workers actually use digital records in practice. An analysis of electronic medical record usage logs from rural health facilities reports that adoption is inconsistent and strongly conditioned by facility</w:t>
-      </w:r>
-      <w:r>
-        <w:rPr>
-          <w:rFonts w:ascii="Arial" w:eastAsia="Arial" w:hAnsi="Arial" w:cs="Arial"/>
-          <w:lang w:val="en-PH"/>
-        </w:rPr>
-        <w:t xml:space="preserve"> </w:t>
-      </w:r>
-      <w:r>
-        <w:rPr>
-          <w:rFonts w:ascii="Arial" w:eastAsia="Arial" w:hAnsi="Arial" w:cs="Arial"/>
-          <w:lang w:val="en-PH"/>
-        </w:rPr>
-        <w:t xml:space="preserve">level factors including staffing, </w:t>
-      </w:r>
-      <w:r>
-        <w:rPr>
-          <w:rFonts w:ascii="Arial" w:eastAsia="Arial" w:hAnsi="Arial" w:cs="Arial"/>
-          <w:lang w:val="en-PH"/>
-        </w:rPr>
-        <w:lastRenderedPageBreak/>
-        <w:t>device availability, and connectivity, with usage concentrating in facilities where the system is embedded into a required daily workflow rather than offered as an optional tool (Acacio</w:t>
-      </w:r>
-      <w:r>
-        <w:rPr>
-          <w:rFonts w:ascii="Arial" w:eastAsia="Arial" w:hAnsi="Arial" w:cs="Arial"/>
-          <w:lang w:val="en-PH"/>
-        </w:rPr>
-        <w:t xml:space="preserve"> </w:t>
-      </w:r>
-      <w:r>
-        <w:rPr>
-          <w:rFonts w:ascii="Arial" w:eastAsia="Arial" w:hAnsi="Arial" w:cs="Arial"/>
-          <w:lang w:val="en-PH"/>
-        </w:rPr>
-        <w:t>Claro et al., 2024). This literature establishes that mandated workflow integration, rather than system features alone, predicts sustained use. However, this evidence is drawn from primary care rural health units, whose service mix is narrower than that of a municipal hospital and which do not perform inpatient admission, laboratory processing, pharmacy dispensing, and cashier billing within a single facility.</w:t>
-      </w:r>
-    </w:p>
-    <w:p>
-      <w:pPr>
-        <w:spacing w:line="480" w:lineRule="auto"/>
-        <w:ind w:left="482" w:hangingChars="200" w:hanging="482"/>
-        <w:jc w:val="both"/>
-        <w:rPr>
-          <w:rFonts w:ascii="Arial" w:eastAsia="Arial" w:hAnsi="Arial" w:cs="Arial"/>
-          <w:lang w:val="en-PH"/>
-        </w:rPr>
-      </w:pPr>
-      <w:r>
-        <w:rPr>
-          <w:rFonts w:ascii="Arial" w:eastAsia="Arial" w:hAnsi="Arial" w:cs="Arial"/>
-          <w:b/>
-          <w:bCs/>
-          <w:lang w:val="en-PH"/>
-        </w:rPr>
-        <w:t>Health Information Systems Across Philippine Government Hospitals</w:t>
-      </w:r>
-    </w:p>
-    <w:p>
-      <w:pPr>
-        <w:spacing w:line="480" w:lineRule="auto"/>
-        <w:ind w:firstLine="482"/>
-        <w:jc w:val="both"/>
-        <w:rPr>
-          <w:rFonts w:ascii="Arial" w:eastAsia="Arial" w:hAnsi="Arial" w:cs="Arial"/>
-          <w:lang w:val="en-PH"/>
-        </w:rPr>
-      </w:pPr>
-      <w:r>
-        <w:rPr>
-          <w:rFonts w:ascii="Arial" w:eastAsia="Arial" w:hAnsi="Arial" w:cs="Arial"/>
-          <w:lang w:val="en-PH"/>
-        </w:rPr>
-        <w:t xml:space="preserve">A national review of health information systems across selected Philippine government hospitals and health </w:t>
-      </w:r>
-      <w:r>
-        <w:rPr>
-          <w:rFonts w:ascii="Arial" w:eastAsia="Arial" w:hAnsi="Arial" w:cs="Arial"/>
-          <w:lang w:val="en-PH"/>
-        </w:rPr>
-        <w:t>centers</w:t>
-      </w:r>
-      <w:r>
-        <w:rPr>
-          <w:rFonts w:ascii="Arial" w:eastAsia="Arial" w:hAnsi="Arial" w:cs="Arial"/>
-          <w:lang w:val="en-PH"/>
-        </w:rPr>
-        <w:t xml:space="preserve"> documents the actual state of </w:t>
-      </w:r>
-      <w:r>
-        <w:rPr>
-          <w:rFonts w:ascii="Arial" w:eastAsia="Arial" w:hAnsi="Arial" w:cs="Arial"/>
-          <w:lang w:val="en-PH"/>
-        </w:rPr>
-        <w:t>digitization</w:t>
-      </w:r>
-      <w:r>
-        <w:rPr>
-          <w:rFonts w:ascii="Arial" w:eastAsia="Arial" w:hAnsi="Arial" w:cs="Arial"/>
-          <w:lang w:val="en-PH"/>
-        </w:rPr>
-        <w:t xml:space="preserve"> in public facilities, reporting that while more hospitals than health </w:t>
-      </w:r>
-      <w:r>
-        <w:rPr>
-          <w:rFonts w:ascii="Arial" w:eastAsia="Arial" w:hAnsi="Arial" w:cs="Arial"/>
-          <w:lang w:val="en-PH"/>
-        </w:rPr>
-        <w:t>centers</w:t>
-      </w:r>
-      <w:r>
-        <w:rPr>
-          <w:rFonts w:ascii="Arial" w:eastAsia="Arial" w:hAnsi="Arial" w:cs="Arial"/>
-          <w:lang w:val="en-PH"/>
-        </w:rPr>
-        <w:t xml:space="preserve"> maintain </w:t>
-      </w:r>
-      <w:proofErr w:type="gramStart"/>
-      <w:r>
-        <w:rPr>
-          <w:rFonts w:ascii="Arial" w:eastAsia="Arial" w:hAnsi="Arial" w:cs="Arial"/>
-          <w:lang w:val="en-PH"/>
-        </w:rPr>
-        <w:t>web</w:t>
-      </w:r>
-      <w:r>
-        <w:rPr>
-          <w:rFonts w:ascii="Arial" w:eastAsia="Arial" w:hAnsi="Arial" w:cs="Arial"/>
-          <w:lang w:val="en-PH"/>
-        </w:rPr>
-        <w:t xml:space="preserve"> </w:t>
-      </w:r>
-      <w:r>
-        <w:rPr>
-          <w:rFonts w:ascii="Arial" w:eastAsia="Arial" w:hAnsi="Arial" w:cs="Arial"/>
-          <w:lang w:val="en-PH"/>
-        </w:rPr>
-        <w:t>based</w:t>
-      </w:r>
-      <w:proofErr w:type="gramEnd"/>
-      <w:r>
-        <w:rPr>
-          <w:rFonts w:ascii="Arial" w:eastAsia="Arial" w:hAnsi="Arial" w:cs="Arial"/>
-          <w:lang w:val="en-PH"/>
-        </w:rPr>
-        <w:t xml:space="preserve"> patient record databases, a substantial proportion of facilities continue to rely on paper records or on partial </w:t>
-      </w:r>
-      <w:r>
-        <w:rPr>
-          <w:rFonts w:ascii="Arial" w:eastAsia="Arial" w:hAnsi="Arial" w:cs="Arial"/>
-          <w:lang w:val="en-PH"/>
-        </w:rPr>
-        <w:t>digitization</w:t>
-      </w:r>
-      <w:r>
-        <w:rPr>
-          <w:rFonts w:ascii="Arial" w:eastAsia="Arial" w:hAnsi="Arial" w:cs="Arial"/>
-          <w:lang w:val="en-PH"/>
-        </w:rPr>
-        <w:t xml:space="preserve"> covering only selected functions (Marcos et al., 2022). This literature confirms that partial </w:t>
-      </w:r>
-      <w:r>
-        <w:rPr>
-          <w:rFonts w:ascii="Arial" w:eastAsia="Arial" w:hAnsi="Arial" w:cs="Arial"/>
-          <w:lang w:val="en-PH"/>
-        </w:rPr>
-        <w:t>digitization</w:t>
-      </w:r>
-      <w:r>
-        <w:rPr>
-          <w:rFonts w:ascii="Arial" w:eastAsia="Arial" w:hAnsi="Arial" w:cs="Arial"/>
-          <w:lang w:val="en-PH"/>
-        </w:rPr>
-        <w:t xml:space="preserve">, in which some departments are </w:t>
-      </w:r>
-      <w:r>
-        <w:rPr>
-          <w:rFonts w:ascii="Arial" w:eastAsia="Arial" w:hAnsi="Arial" w:cs="Arial"/>
-          <w:lang w:val="en-PH"/>
-        </w:rPr>
-        <w:t>computerized</w:t>
-      </w:r>
-      <w:r>
-        <w:rPr>
-          <w:rFonts w:ascii="Arial" w:eastAsia="Arial" w:hAnsi="Arial" w:cs="Arial"/>
-          <w:lang w:val="en-PH"/>
-        </w:rPr>
-        <w:t xml:space="preserve"> while others remain manual, is the prevailing condition in Philippine public hospitals rather than the exception. However, the review reports coverage and prevalence rather than functional design, and it does not specify the module composition, data structure, or workflow sequencing that a municipal hospital would require to move from partial to complete internal </w:t>
-      </w:r>
-      <w:r>
-        <w:rPr>
-          <w:rFonts w:ascii="Arial" w:eastAsia="Arial" w:hAnsi="Arial" w:cs="Arial"/>
-          <w:lang w:val="en-PH"/>
-        </w:rPr>
-        <w:t>digitization</w:t>
-      </w:r>
-      <w:r>
-        <w:rPr>
-          <w:rFonts w:ascii="Arial" w:eastAsia="Arial" w:hAnsi="Arial" w:cs="Arial"/>
-          <w:lang w:val="en-PH"/>
-        </w:rPr>
-        <w:t>.</w:t>
-      </w:r>
-    </w:p>
-    <w:p>
-      <w:pPr>
-        <w:spacing w:line="480" w:lineRule="auto"/>
-        <w:ind w:left="482" w:hangingChars="200" w:hanging="482"/>
-        <w:jc w:val="both"/>
-        <w:rPr>
-          <w:rFonts w:ascii="Arial" w:eastAsia="Arial" w:hAnsi="Arial" w:cs="Arial"/>
-          <w:b/>
-          <w:bCs/>
-          <w:lang w:val="en-PH"/>
-        </w:rPr>
-      </w:pPr>
-      <w:r>
-        <w:rPr>
-          <w:rFonts w:ascii="Arial" w:eastAsia="Arial" w:hAnsi="Arial" w:cs="Arial"/>
-          <w:b/>
-          <w:bCs/>
-          <w:lang w:val="en-PH"/>
-        </w:rPr>
-        <w:t>Local</w:t>
-      </w:r>
-    </w:p>
-    <w:p>
-      <w:pPr>
-        <w:spacing w:line="480" w:lineRule="auto"/>
-        <w:ind w:left="482" w:hangingChars="200" w:hanging="482"/>
-        <w:jc w:val="both"/>
-        <w:rPr>
-          <w:rFonts w:ascii="Arial" w:eastAsia="Arial" w:hAnsi="Arial" w:cs="Arial"/>
-          <w:lang w:val="en-PH"/>
-        </w:rPr>
-      </w:pPr>
-      <w:r>
-        <w:rPr>
-          <w:rFonts w:ascii="Arial" w:eastAsia="Arial" w:hAnsi="Arial" w:cs="Arial"/>
-          <w:b/>
-          <w:bCs/>
-          <w:lang w:val="en-PH"/>
-        </w:rPr>
-        <w:t>Health Data Security Research in Mindanao Institutions</w:t>
-      </w:r>
-    </w:p>
-    <w:p>
-      <w:pPr>
-        <w:spacing w:line="480" w:lineRule="auto"/>
-        <w:ind w:firstLine="482"/>
-        <w:jc w:val="both"/>
-        <w:rPr>
-          <w:rFonts w:ascii="Arial" w:eastAsia="Arial" w:hAnsi="Arial" w:cs="Arial"/>
-          <w:lang w:val="en-PH"/>
-        </w:rPr>
-      </w:pPr>
-      <w:r>
-        <w:rPr>
-          <w:rFonts w:ascii="Arial" w:eastAsia="Arial" w:hAnsi="Arial" w:cs="Arial"/>
-          <w:lang w:val="en-PH"/>
-        </w:rPr>
-        <w:t>Research produced by Mindanao</w:t>
-      </w:r>
-      <w:r>
-        <w:rPr>
-          <w:rFonts w:ascii="Arial" w:eastAsia="Arial" w:hAnsi="Arial" w:cs="Arial"/>
-          <w:lang w:val="en-PH"/>
-        </w:rPr>
-        <w:t xml:space="preserve"> </w:t>
-      </w:r>
-      <w:r>
-        <w:rPr>
-          <w:rFonts w:ascii="Arial" w:eastAsia="Arial" w:hAnsi="Arial" w:cs="Arial"/>
-          <w:lang w:val="en-PH"/>
-        </w:rPr>
-        <w:t xml:space="preserve">based institutions has contributed directly to the </w:t>
-      </w:r>
-      <w:r>
-        <w:rPr>
-          <w:rFonts w:ascii="Arial" w:eastAsia="Arial" w:hAnsi="Arial" w:cs="Arial"/>
-          <w:lang w:val="en-PH"/>
-        </w:rPr>
-        <w:lastRenderedPageBreak/>
-        <w:t xml:space="preserve">international literature on health record security. A systematic review conducted by researchers at the Mindanao State University–Iligan Institute of Technology examines access control solutions across electronic health record systems and establishes </w:t>
-      </w:r>
-      <w:r>
-        <w:rPr>
-          <w:rFonts w:ascii="Arial" w:eastAsia="Arial" w:hAnsi="Arial" w:cs="Arial"/>
-          <w:lang w:val="en-PH"/>
-        </w:rPr>
-        <w:t>role</w:t>
-      </w:r>
-      <w:r>
-        <w:rPr>
-          <w:rFonts w:ascii="Arial" w:eastAsia="Arial" w:hAnsi="Arial" w:cs="Arial"/>
-          <w:lang w:val="en-PH"/>
-        </w:rPr>
-        <w:t>-based</w:t>
-      </w:r>
-      <w:r>
-        <w:rPr>
-          <w:rFonts w:ascii="Arial" w:eastAsia="Arial" w:hAnsi="Arial" w:cs="Arial"/>
-          <w:lang w:val="en-PH"/>
-        </w:rPr>
-        <w:t xml:space="preserve"> access control, authentication, and audit logging as the core protective mechanisms in clinical record platforms (</w:t>
-      </w:r>
-      <w:proofErr w:type="spellStart"/>
-      <w:r>
-        <w:rPr>
-          <w:rFonts w:ascii="Arial" w:eastAsia="Arial" w:hAnsi="Arial" w:cs="Arial"/>
-          <w:lang w:val="en-PH"/>
-        </w:rPr>
-        <w:t>Cobrado</w:t>
-      </w:r>
-      <w:proofErr w:type="spellEnd"/>
-      <w:r>
-        <w:rPr>
-          <w:rFonts w:ascii="Arial" w:eastAsia="Arial" w:hAnsi="Arial" w:cs="Arial"/>
-          <w:lang w:val="en-PH"/>
-        </w:rPr>
-        <w:t xml:space="preserve"> et al., 2024). This work is significant locally because it demonstrates that Mindanao institutions are engaging with health data governance as a design problem rather than treating it as a procurement issue. However, the review addresses access control as a general architectural concern and does not apply the model to a specific Mindanao public hospital deployment, leaving the practical configuration of role permissions across a municipal hospital's clinical, laboratory, pharmacy, and billing functions unexamined.</w:t>
-      </w:r>
-    </w:p>
-    <w:p>
-      <w:pPr>
-        <w:spacing w:line="480" w:lineRule="auto"/>
-        <w:ind w:left="482" w:hangingChars="200" w:hanging="482"/>
-        <w:jc w:val="both"/>
-        <w:rPr>
-          <w:rFonts w:ascii="Arial" w:eastAsia="Arial" w:hAnsi="Arial" w:cs="Arial"/>
-          <w:lang w:val="en-PH"/>
-        </w:rPr>
-      </w:pPr>
-      <w:r>
-        <w:rPr>
-          <w:rFonts w:ascii="Arial" w:eastAsia="Arial" w:hAnsi="Arial" w:cs="Arial"/>
-          <w:b/>
-          <w:bCs/>
-          <w:lang w:val="en-PH"/>
-        </w:rPr>
-        <w:t>Laboratory Informatics Research in Mindanao</w:t>
-      </w:r>
-    </w:p>
-    <w:p>
-      <w:pPr>
-        <w:spacing w:line="480" w:lineRule="auto"/>
-        <w:ind w:firstLine="482"/>
-        <w:jc w:val="both"/>
-        <w:rPr>
-          <w:rFonts w:ascii="Arial" w:eastAsia="Arial" w:hAnsi="Arial" w:cs="Arial"/>
-          <w:lang w:val="en-PH"/>
-        </w:rPr>
-      </w:pPr>
-      <w:r>
-        <w:rPr>
-          <w:rFonts w:ascii="Arial" w:eastAsia="Arial" w:hAnsi="Arial" w:cs="Arial"/>
-          <w:lang w:val="en-PH"/>
-        </w:rPr>
-        <w:t>Local research has likewise addressed diagnostic data integration. A systematic review of integration technologies in laboratory information systems, produced by Mindanao State University–Iligan Institute of Technology researchers, examines system-to-software communication between laboratory platforms and clinical systems and identifies Health Level Seven and Fast Healthcare Interoperability Resources standards as the dominant mechanisms for maintaining interoperability between diagnostic and clinical records (</w:t>
-      </w:r>
-      <w:proofErr w:type="spellStart"/>
-      <w:r>
-        <w:rPr>
-          <w:rFonts w:ascii="Arial" w:eastAsia="Arial" w:hAnsi="Arial" w:cs="Arial"/>
-          <w:lang w:val="en-PH"/>
-        </w:rPr>
-        <w:t>Edayan</w:t>
-      </w:r>
-      <w:proofErr w:type="spellEnd"/>
-      <w:r>
-        <w:rPr>
-          <w:rFonts w:ascii="Arial" w:eastAsia="Arial" w:hAnsi="Arial" w:cs="Arial"/>
-          <w:lang w:val="en-PH"/>
-        </w:rPr>
-        <w:t xml:space="preserve"> et al., 2024). However, the review </w:t>
-      </w:r>
-      <w:r>
-        <w:rPr>
-          <w:rFonts w:ascii="Arial" w:eastAsia="Arial" w:hAnsi="Arial" w:cs="Arial"/>
-          <w:lang w:val="en-PH"/>
-        </w:rPr>
-        <w:t>synthesizes</w:t>
-      </w:r>
-      <w:r>
-        <w:rPr>
-          <w:rFonts w:ascii="Arial" w:eastAsia="Arial" w:hAnsi="Arial" w:cs="Arial"/>
-          <w:lang w:val="en-PH"/>
-        </w:rPr>
-        <w:t xml:space="preserve"> integration approaches across published implementations rather than documenting a laboratory module developed for a Mindanao public facility, and it does not address the constrained case of a municipal hospital laboratory operating without automated </w:t>
-      </w:r>
-      <w:r>
-        <w:rPr>
-          <w:rFonts w:ascii="Arial" w:eastAsia="Arial" w:hAnsi="Arial" w:cs="Arial"/>
-          <w:lang w:val="en-PH"/>
-        </w:rPr>
-        <w:t>analyzers</w:t>
-      </w:r>
-      <w:r>
-        <w:rPr>
-          <w:rFonts w:ascii="Arial" w:eastAsia="Arial" w:hAnsi="Arial" w:cs="Arial"/>
-          <w:lang w:val="en-PH"/>
-        </w:rPr>
-        <w:t xml:space="preserve"> or a commercial interface engine.</w:t>
-      </w:r>
-    </w:p>
-    <w:p>
-      <w:pPr>
-        <w:spacing w:line="480" w:lineRule="auto"/>
-        <w:ind w:left="482" w:hangingChars="200" w:hanging="482"/>
-        <w:jc w:val="both"/>
-        <w:rPr>
-          <w:rFonts w:ascii="Arial" w:eastAsia="Arial" w:hAnsi="Arial" w:cs="Arial"/>
-          <w:lang w:val="en-PH"/>
-        </w:rPr>
-      </w:pPr>
-      <w:r>
-        <w:rPr>
-          <w:rFonts w:ascii="Arial" w:eastAsia="Arial" w:hAnsi="Arial" w:cs="Arial"/>
-          <w:b/>
-          <w:bCs/>
-          <w:lang w:val="en-PH"/>
-        </w:rPr>
-        <w:lastRenderedPageBreak/>
-        <w:t>Electronic Medical Record Adoption in Mindanao Health Facilities</w:t>
-      </w:r>
-    </w:p>
-    <w:p>
-      <w:pPr>
-        <w:spacing w:line="480" w:lineRule="auto"/>
-        <w:ind w:firstLine="482"/>
-        <w:jc w:val="both"/>
-        <w:rPr>
-          <w:rFonts w:ascii="Arial" w:eastAsia="Arial" w:hAnsi="Arial" w:cs="Arial"/>
-          <w:lang w:val="en-PH"/>
-        </w:rPr>
-      </w:pPr>
-      <w:r>
-        <w:rPr>
-          <w:rFonts w:ascii="Arial" w:eastAsia="Arial" w:hAnsi="Arial" w:cs="Arial"/>
-          <w:lang w:val="en-PH"/>
-        </w:rPr>
-        <w:t>Literature examining physician engagement with electronic medical records in developing economies, produced collaboratively by Mindanao State University–Iligan Institute of Technology and Zamboanga City Medical Center researchers, identifies perceived usefulness, ease of use, and workflow fit as the determinants of physician acceptance, and reports that systems imposing additional documentation steps without corresponding retrieval benefits are abandoned in practice (Derecho et al., 2024). This work grounds adoption theory in a Mindanao tertiary hospital context. However, its focus is the physician role specifically, and it does not extend to the admitting, nursing, medical technologist, pharmacy, records, and cashier roles that a municipal hospital system must simultaneously serve.</w:t>
-      </w:r>
-    </w:p>
-    <w:p>
-      <w:pPr>
-        <w:spacing w:line="480" w:lineRule="auto"/>
-        <w:ind w:left="482" w:hangingChars="200" w:hanging="482"/>
-        <w:jc w:val="both"/>
-        <w:rPr>
-          <w:rFonts w:ascii="Arial" w:eastAsia="Arial" w:hAnsi="Arial" w:cs="Arial"/>
-          <w:lang w:val="en-PH"/>
-        </w:rPr>
-      </w:pPr>
-      <w:r>
-        <w:rPr>
-          <w:rFonts w:ascii="Arial" w:eastAsia="Arial" w:hAnsi="Arial" w:cs="Arial"/>
-          <w:b/>
-          <w:bCs/>
-          <w:lang w:val="en-PH"/>
-        </w:rPr>
-        <w:t>Regional Digital Health Implementation in SOCCSKSARGEN</w:t>
-      </w:r>
-    </w:p>
-    <w:p>
-      <w:pPr>
-        <w:spacing w:line="480" w:lineRule="auto"/>
-        <w:ind w:firstLine="482"/>
-        <w:jc w:val="both"/>
-        <w:rPr>
-          <w:rFonts w:ascii="Arial" w:eastAsia="Arial" w:hAnsi="Arial" w:cs="Arial"/>
-          <w:lang w:val="en-PH"/>
-        </w:rPr>
-      </w:pPr>
-      <w:r>
-        <w:rPr>
-          <w:rFonts w:ascii="Arial" w:eastAsia="Arial" w:hAnsi="Arial" w:cs="Arial"/>
-          <w:lang w:val="en-PH"/>
-        </w:rPr>
-        <w:t xml:space="preserve">Regional implementation literature documents the ongoing </w:t>
-      </w:r>
-      <w:r>
-        <w:rPr>
-          <w:rFonts w:ascii="Arial" w:eastAsia="Arial" w:hAnsi="Arial" w:cs="Arial"/>
-          <w:lang w:val="en-PH"/>
-        </w:rPr>
-        <w:t>digitization</w:t>
-      </w:r>
-      <w:r>
-        <w:rPr>
-          <w:rFonts w:ascii="Arial" w:eastAsia="Arial" w:hAnsi="Arial" w:cs="Arial"/>
-          <w:lang w:val="en-PH"/>
-        </w:rPr>
-        <w:t xml:space="preserve"> of health services in Region XII. The Department of Health Center for Health Development SOCCSKSARGEN has conducted training and simulation activities on the Integrated Clinic Information System across local government unit facilities in the region, including rural health units in South Cotabato, with the stated aim of </w:t>
-      </w:r>
-      <w:r>
-        <w:rPr>
-          <w:rFonts w:ascii="Arial" w:eastAsia="Arial" w:hAnsi="Arial" w:cs="Arial"/>
-          <w:lang w:val="en-PH"/>
-        </w:rPr>
-        <w:t>digitizing</w:t>
-      </w:r>
-      <w:r>
-        <w:rPr>
-          <w:rFonts w:ascii="Arial" w:eastAsia="Arial" w:hAnsi="Arial" w:cs="Arial"/>
-          <w:lang w:val="en-PH"/>
-        </w:rPr>
-        <w:t xml:space="preserve"> patient records and </w:t>
-      </w:r>
-      <w:r>
-        <w:rPr>
-          <w:rFonts w:ascii="Arial" w:eastAsia="Arial" w:hAnsi="Arial" w:cs="Arial"/>
-          <w:lang w:val="en-PH"/>
-        </w:rPr>
-        <w:t>standardizing</w:t>
-      </w:r>
-      <w:r>
-        <w:rPr>
-          <w:rFonts w:ascii="Arial" w:eastAsia="Arial" w:hAnsi="Arial" w:cs="Arial"/>
-          <w:lang w:val="en-PH"/>
-        </w:rPr>
-        <w:t xml:space="preserve"> service delivery reporting (Department of Health Center for Health Development SOCCSKSARGEN, 2024). This establishes that the digital health baseline in the province is being set at the primary care level. However, this regional rollout is directed at rural health units operating a clinic-level record system, and it does not extend to municipal hospital functions such as inpatient admission, laboratory specimen processing, pharmacy batch inventory, or cashier billing, leaving municipal hospitals in </w:t>
-      </w:r>
-      <w:r>
-        <w:rPr>
-          <w:rFonts w:ascii="Arial" w:eastAsia="Arial" w:hAnsi="Arial" w:cs="Arial"/>
-          <w:lang w:val="en-PH"/>
-        </w:rPr>
-        <w:lastRenderedPageBreak/>
-        <w:t>the province without an equivalent operational platform.</w:t>
-      </w:r>
-    </w:p>
-    <w:p>
-      <w:pPr>
-        <w:spacing w:line="480" w:lineRule="auto"/>
-        <w:ind w:left="482" w:hangingChars="200" w:hanging="482"/>
-        <w:jc w:val="both"/>
-        <w:rPr>
-          <w:rFonts w:ascii="Arial" w:eastAsia="Arial" w:hAnsi="Arial" w:cs="Arial"/>
-          <w:lang w:val="en-PH"/>
-        </w:rPr>
-      </w:pPr>
-      <w:r>
-        <w:rPr>
-          <w:rFonts w:ascii="Arial" w:eastAsia="Arial" w:hAnsi="Arial" w:cs="Arial"/>
-          <w:b/>
-          <w:bCs/>
-          <w:lang w:val="en-PH"/>
-        </w:rPr>
-        <w:t>Provincial Health Data Governance in South Cotabato</w:t>
-      </w:r>
-    </w:p>
-    <w:p>
-      <w:pPr>
-        <w:spacing w:line="480" w:lineRule="auto"/>
-        <w:ind w:firstLine="482"/>
-        <w:jc w:val="both"/>
-        <w:rPr>
-          <w:rFonts w:ascii="Arial" w:eastAsia="Arial" w:hAnsi="Arial" w:cs="Arial"/>
-          <w:lang w:val="en-PH"/>
-        </w:rPr>
-      </w:pPr>
-      <w:r>
-        <w:rPr>
-          <w:rFonts w:ascii="Arial" w:eastAsia="Arial" w:hAnsi="Arial" w:cs="Arial"/>
-          <w:lang w:val="en-PH"/>
-        </w:rPr>
-        <w:t xml:space="preserve">At the provincial level, the South Cotabato Integrated Provincial Health Office has pursued province-wide health data initiatives intended to improve the integration and </w:t>
-      </w:r>
-      <w:r>
-        <w:rPr>
-          <w:rFonts w:ascii="Arial" w:eastAsia="Arial" w:hAnsi="Arial" w:cs="Arial"/>
-          <w:lang w:val="en-PH"/>
-        </w:rPr>
-        <w:t>utilization</w:t>
-      </w:r>
-      <w:r>
-        <w:rPr>
-          <w:rFonts w:ascii="Arial" w:eastAsia="Arial" w:hAnsi="Arial" w:cs="Arial"/>
-          <w:lang w:val="en-PH"/>
-        </w:rPr>
-        <w:t xml:space="preserve"> of health data across municipal and provincial facilities, conducting orientation and capacity-building activities for provincial and municipal health personnel (South Cotabato Integrated Provincial Health Office, 2024). These initiatives establish provincial-level demand for structured health data originating from municipal facilities. However, provincial data integration presupposes that each contributing municipal facility already generates structured electronic records internally, and facilities that continue to operate on handwritten logbooks and physical folders cannot participate meaningfully in provincial data consolidation regardless of provincial readiness.</w:t>
-      </w:r>
-    </w:p>
-    <w:p>
-      <w:pPr>
-        <w:spacing w:line="480" w:lineRule="auto"/>
-        <w:ind w:left="482" w:hangingChars="200" w:hanging="482"/>
-        <w:jc w:val="both"/>
-        <w:rPr>
-          <w:rFonts w:ascii="Arial" w:eastAsia="Arial" w:hAnsi="Arial" w:cs="Arial"/>
-          <w:lang w:val="en-PH"/>
-        </w:rPr>
-      </w:pPr>
-      <w:r>
-        <w:rPr>
-          <w:rFonts w:ascii="Arial" w:eastAsia="Arial" w:hAnsi="Arial" w:cs="Arial"/>
-          <w:b/>
-          <w:bCs/>
-          <w:lang w:val="en-PH"/>
-        </w:rPr>
-        <w:t>Synthesis of the Review of Related Literature</w:t>
+        <w:t>who request consultation at the admitting counter and are scheduled and queued by staff, with no patient-held accounts. Fourth, no reviewed study documents a developed and tested hospital information system built for a municipal hospital in South Cotabato, leaving both the regional deployment level and the provincial consolidation level without a corresponding facility-level system.</w:t>
       </w:r>
     </w:p>
     <w:p>
@@ -3663,42 +5401,6 @@
           <w:lang w:val="en-PH"/>
         </w:rPr>
       </w:pPr>
-      <w:r>
-        <w:rPr>
-          <w:rFonts w:ascii="Arial" w:eastAsia="Arial" w:hAnsi="Arial" w:cs="Arial"/>
-          <w:lang w:val="en-PH"/>
-        </w:rPr>
-        <w:t xml:space="preserve">The reviewed literature establishes that hospital information systems deliver their principal value by consolidating departmental records into a single patient-linked database, and that this consolidation improves record retrieval, reduces duplicate encoding, and generates the structured data required for routine reporting. International literature identifies electronic medical records as the mechanism for maintaining continuity of care across visits, structured laboratory ordering with specimen identifiers as the mechanism for reducing diagnostic error, electronic prescribing with automatic stock deduction as the mechanism for controlling dispensing accuracy and inventory currency, and role-based access control with audit logging as the mechanism for protecting </w:t>
-      </w:r>
-      <w:r>
-        <w:rPr>
-          <w:rFonts w:ascii="Arial" w:eastAsia="Arial" w:hAnsi="Arial" w:cs="Arial"/>
-          <w:lang w:val="en-PH"/>
-        </w:rPr>
-        <w:lastRenderedPageBreak/>
-        <w:t>centralized</w:t>
-      </w:r>
-      <w:r>
-        <w:rPr>
-          <w:rFonts w:ascii="Arial" w:eastAsia="Arial" w:hAnsi="Arial" w:cs="Arial"/>
-          <w:lang w:val="en-PH"/>
-        </w:rPr>
-        <w:t xml:space="preserve"> clinical data. National literature demonstrates that the Philippine health information landscape remains fragmented despite sustained policy direction, that the Department of Health's reference systems are configured for primary care clinics and Department of Health–retained hospitals rather than for municipal hospitals, and that adoption in public facilities depends on embedding the system into mandatory daily workflow. Local literature confirms that Mindanao institutions are producing substantive research on health record security and laboratory integration, that regional </w:t>
-      </w:r>
-      <w:r>
-        <w:rPr>
-          <w:rFonts w:ascii="Arial" w:eastAsia="Arial" w:hAnsi="Arial" w:cs="Arial"/>
-          <w:lang w:val="en-PH"/>
-        </w:rPr>
-        <w:t>digitization</w:t>
-      </w:r>
-      <w:r>
-        <w:rPr>
-          <w:rFonts w:ascii="Arial" w:eastAsia="Arial" w:hAnsi="Arial" w:cs="Arial"/>
-          <w:lang w:val="en-PH"/>
-        </w:rPr>
-        <w:t xml:space="preserve"> in SOCCSKSARGEN is presently concentrated at the rural health unit level, and that provincial health data consolidation in South Cotabato depends on municipal facilities that in many cases have no internal electronic record to contribute.</w:t>
-      </w:r>
     </w:p>
     <w:p>
       <w:pPr>
@@ -3715,1191 +5417,6 @@
           <w:rFonts w:ascii="Arial" w:eastAsia="Arial" w:hAnsi="Arial" w:cs="Arial"/>
           <w:lang w:val="en-PH"/>
         </w:rPr>
-        <w:t>Several gaps persist across this literature. First, the international literature is derived predominantly from tertiary and private facilities with dedicated technical personnel, and does not address design under the staffing, hardware, and connectivity constraints of a municipal government hospital. Second, the literature treats each functional domain in isolation, with separate bodies of work on records, laboratory, pharmacy, billing, and security, and does not describe a single platform in which a walk-in patient's registration, consultation, laboratory request, prescription, and charge all reference one patient record within one service day. Third, national policy literature addresses exchange between facilities and presupposes an internal record system that municipal hospitals frequently lack. Fourth, the local literature is concentrated either at the primary care level, where municipal hospital functions are absent, or at the provincial consolidation level, where internal facility operations are out of scope, leaving the municipal hospital itself unaddressed.</w:t>
-      </w:r>
-    </w:p>
-    <w:p>
-      <w:pPr>
-        <w:spacing w:line="480" w:lineRule="auto"/>
-        <w:ind w:firstLine="480"/>
-        <w:jc w:val="both"/>
-        <w:rPr>
-          <w:rFonts w:ascii="Arial" w:eastAsia="Arial" w:hAnsi="Arial" w:cs="Arial"/>
-          <w:lang w:val="en-PH"/>
-        </w:rPr>
-      </w:pPr>
-      <w:r>
-        <w:rPr>
-          <w:rFonts w:ascii="Arial" w:eastAsia="Arial" w:hAnsi="Arial" w:cs="Arial"/>
-          <w:lang w:val="en-PH"/>
-        </w:rPr>
-        <w:lastRenderedPageBreak/>
-        <w:t xml:space="preserve">Therefore, this study addresses these limitations by developing the </w:t>
-      </w:r>
-      <w:proofErr w:type="spellStart"/>
-      <w:r>
-        <w:rPr>
-          <w:rFonts w:ascii="Arial" w:eastAsia="Arial" w:hAnsi="Arial" w:cs="Arial"/>
-          <w:lang w:val="en-PH"/>
-        </w:rPr>
-        <w:t>Tupi</w:t>
-      </w:r>
-      <w:proofErr w:type="spellEnd"/>
-      <w:r>
-        <w:rPr>
-          <w:rFonts w:ascii="Arial" w:eastAsia="Arial" w:hAnsi="Arial" w:cs="Arial"/>
-          <w:lang w:val="en-PH"/>
-        </w:rPr>
-        <w:t xml:space="preserve"> Municipal Hospital Information System, a web-based, multi-module platform that unifies patient registration and digital identification, electronic medical records, walk-in consultation scheduling and queueing, laboratory request and result management, pharmacy dispensing and inventory control, billing and payment recording, inter-departmental communication, and automated report generation into a single role-controlled system for </w:t>
-      </w:r>
-      <w:proofErr w:type="spellStart"/>
-      <w:r>
-        <w:rPr>
-          <w:rFonts w:ascii="Arial" w:eastAsia="Arial" w:hAnsi="Arial" w:cs="Arial"/>
-          <w:lang w:val="en-PH"/>
-        </w:rPr>
-        <w:t>Tupi</w:t>
-      </w:r>
-      <w:proofErr w:type="spellEnd"/>
-      <w:r>
-        <w:rPr>
-          <w:rFonts w:ascii="Arial" w:eastAsia="Arial" w:hAnsi="Arial" w:cs="Arial"/>
-          <w:lang w:val="en-PH"/>
-        </w:rPr>
-        <w:t xml:space="preserve"> Municipal Hospital, South Cotabato.</w:t>
-      </w:r>
-    </w:p>
-    <w:p>
-      <w:pPr>
-        <w:spacing w:line="480" w:lineRule="auto"/>
-        <w:ind w:left="480" w:hangingChars="200" w:hanging="480"/>
-        <w:jc w:val="both"/>
-        <w:rPr>
-          <w:rFonts w:ascii="Arial" w:eastAsia="Arial" w:hAnsi="Arial" w:cs="Arial"/>
-          <w:lang w:val="en-PH"/>
-        </w:rPr>
-      </w:pPr>
-    </w:p>
-    <w:p>
-      <w:pPr>
-        <w:spacing w:line="480" w:lineRule="auto"/>
-        <w:ind w:left="482" w:hangingChars="200" w:hanging="482"/>
-        <w:jc w:val="both"/>
-        <w:rPr>
-          <w:rFonts w:ascii="Arial" w:eastAsia="Arial" w:hAnsi="Arial" w:cs="Arial"/>
-          <w:b/>
-          <w:bCs/>
-          <w:lang w:val="en-PH"/>
-        </w:rPr>
-      </w:pPr>
-    </w:p>
-    <w:p>
-      <w:pPr>
-        <w:spacing w:line="480" w:lineRule="auto"/>
-        <w:ind w:left="482" w:hangingChars="200" w:hanging="482"/>
-        <w:jc w:val="both"/>
-        <w:rPr>
-          <w:rFonts w:ascii="Arial" w:eastAsia="Arial" w:hAnsi="Arial" w:cs="Arial"/>
-          <w:b/>
-          <w:bCs/>
-          <w:lang w:val="en-PH"/>
-        </w:rPr>
-      </w:pPr>
-      <w:r>
-        <w:rPr>
-          <w:rFonts w:ascii="Arial" w:eastAsia="Arial" w:hAnsi="Arial" w:cs="Arial"/>
-          <w:b/>
-          <w:bCs/>
-          <w:lang w:val="en-PH"/>
-        </w:rPr>
-        <w:t>REVIEW OF RELATED STUDIES (RRS)</w:t>
-      </w:r>
-    </w:p>
-    <w:p>
-      <w:pPr>
-        <w:spacing w:line="480" w:lineRule="auto"/>
-        <w:ind w:left="482" w:hangingChars="200" w:hanging="482"/>
-        <w:jc w:val="both"/>
-        <w:rPr>
-          <w:rFonts w:ascii="Arial" w:eastAsia="Arial" w:hAnsi="Arial" w:cs="Arial"/>
-          <w:b/>
-          <w:bCs/>
-          <w:lang w:val="en-PH"/>
-        </w:rPr>
-      </w:pPr>
-      <w:r>
-        <w:rPr>
-          <w:rFonts w:ascii="Arial" w:eastAsia="Arial" w:hAnsi="Arial" w:cs="Arial"/>
-          <w:b/>
-          <w:bCs/>
-          <w:lang w:val="en-PH"/>
-        </w:rPr>
-        <w:t>International</w:t>
-      </w:r>
-    </w:p>
-    <w:p>
-      <w:pPr>
-        <w:spacing w:line="480" w:lineRule="auto"/>
-        <w:ind w:left="482" w:hangingChars="200" w:hanging="482"/>
-        <w:jc w:val="both"/>
-        <w:rPr>
-          <w:rFonts w:ascii="Arial" w:eastAsia="Arial" w:hAnsi="Arial" w:cs="Arial"/>
-          <w:lang w:val="en-PH"/>
-        </w:rPr>
-      </w:pPr>
-      <w:r>
-        <w:rPr>
-          <w:rFonts w:ascii="Arial" w:eastAsia="Arial" w:hAnsi="Arial" w:cs="Arial"/>
-          <w:b/>
-          <w:bCs/>
-          <w:lang w:val="en-PH"/>
-        </w:rPr>
-        <w:t>Agile Development of a Laravel-Based Healthcare Management System</w:t>
-      </w:r>
-    </w:p>
-    <w:p>
-      <w:pPr>
-        <w:spacing w:line="480" w:lineRule="auto"/>
-        <w:ind w:firstLine="482"/>
-        <w:jc w:val="both"/>
-        <w:rPr>
-          <w:rFonts w:ascii="Arial" w:eastAsia="Arial" w:hAnsi="Arial" w:cs="Arial"/>
-          <w:lang w:val="en-PH"/>
-        </w:rPr>
-      </w:pPr>
-      <w:r>
-        <w:rPr>
-          <w:rFonts w:ascii="Arial" w:eastAsia="Arial" w:hAnsi="Arial" w:cs="Arial"/>
-          <w:lang w:val="en-PH"/>
-        </w:rPr>
-        <w:t xml:space="preserve">Lawal </w:t>
-      </w:r>
-      <w:proofErr w:type="spellStart"/>
-      <w:r>
-        <w:rPr>
-          <w:rFonts w:ascii="Arial" w:eastAsia="Arial" w:hAnsi="Arial" w:cs="Arial"/>
-          <w:lang w:val="en-PH"/>
-        </w:rPr>
-        <w:t>Bagiwa</w:t>
-      </w:r>
-      <w:proofErr w:type="spellEnd"/>
-      <w:r>
-        <w:rPr>
-          <w:rFonts w:ascii="Arial" w:eastAsia="Arial" w:hAnsi="Arial" w:cs="Arial"/>
-          <w:lang w:val="en-PH"/>
-        </w:rPr>
-        <w:t xml:space="preserve"> et al. (2025) developed and implemented a web-based electronic healthcare management system using the Laravel framework, consolidating appointment scheduling, treatment documentation, and role-based interaction among patients, providers, and administrators into a single platform. The system was built through an agile approach with iterative requirements engineering and modular implementation following the Model–View–Controller pattern, and was validated through requirement-driven unit testing comprising twenty-nine test cases across three functional modules covering authentication, appointment lifecycle management, treatment recording, and communication, all of which passed. The study concluded that workflow-oriented, role-based architectures improve structural coherence and operational reliability in web-based </w:t>
-      </w:r>
-      <w:r>
-        <w:rPr>
-          <w:rFonts w:ascii="Arial" w:eastAsia="Arial" w:hAnsi="Arial" w:cs="Arial"/>
-          <w:lang w:val="en-PH"/>
-        </w:rPr>
-        <w:lastRenderedPageBreak/>
-        <w:t>healthcare platforms. However, the system was scoped to appointment and treatment documentation and does not incorporate laboratory request processing, pharmacy inventory deduction, or cashier billing, and its appointment module is built around patient-initiated online booking rather than staff-encoded walk-in registration.</w:t>
-      </w:r>
-    </w:p>
-    <w:p>
-      <w:pPr>
-        <w:spacing w:line="480" w:lineRule="auto"/>
-        <w:ind w:left="482" w:hangingChars="200" w:hanging="482"/>
-        <w:jc w:val="both"/>
-        <w:rPr>
-          <w:rFonts w:ascii="Arial" w:eastAsia="Arial" w:hAnsi="Arial" w:cs="Arial"/>
-          <w:lang w:val="en-PH"/>
-        </w:rPr>
-      </w:pPr>
-      <w:r>
-        <w:rPr>
-          <w:rFonts w:ascii="Arial" w:eastAsia="Arial" w:hAnsi="Arial" w:cs="Arial"/>
-          <w:b/>
-          <w:bCs/>
-          <w:lang w:val="en-PH"/>
-        </w:rPr>
-        <w:t>Implementation of a Laboratory Information Management System in a Low-Resource Setting</w:t>
-      </w:r>
-    </w:p>
-    <w:p>
-      <w:pPr>
-        <w:spacing w:line="480" w:lineRule="auto"/>
-        <w:ind w:firstLine="482"/>
-        <w:jc w:val="both"/>
-        <w:rPr>
-          <w:rFonts w:ascii="Arial" w:eastAsia="Arial" w:hAnsi="Arial" w:cs="Arial"/>
-          <w:lang w:val="en-PH"/>
-        </w:rPr>
-      </w:pPr>
-      <w:r>
-        <w:rPr>
-          <w:rFonts w:ascii="Arial" w:eastAsia="Arial" w:hAnsi="Arial" w:cs="Arial"/>
-          <w:lang w:val="en-PH"/>
-        </w:rPr>
-        <w:t xml:space="preserve">Oakley et al. (2025) implemented a laboratory information management system for microbiology services in Timor-Leste and documented the deployment process, the challenges encountered, the mitigation strategies applied, and the experiences of end users. The implementation produced measurable improvements in specimen throughput, data management, and result reporting, and the study identified staff training, workflow redesign, and sustained technical support as the decisive factors in successful adoption within a resource-limited national laboratory. However, the study is confined to a </w:t>
-      </w:r>
-      <w:r>
-        <w:rPr>
-          <w:rFonts w:ascii="Arial" w:eastAsia="Arial" w:hAnsi="Arial" w:cs="Arial"/>
-          <w:lang w:val="en-PH"/>
-        </w:rPr>
-        <w:t>specialized</w:t>
-      </w:r>
-      <w:r>
-        <w:rPr>
-          <w:rFonts w:ascii="Arial" w:eastAsia="Arial" w:hAnsi="Arial" w:cs="Arial"/>
-          <w:lang w:val="en-PH"/>
-        </w:rPr>
-        <w:t xml:space="preserve"> microbiology laboratory operating as a standalone diagnostic service, and the system does not connect to a clinical record, a requesting physician's order queue, or a hospital billing function.</w:t>
-      </w:r>
-    </w:p>
-    <w:p>
-      <w:pPr>
-        <w:spacing w:line="480" w:lineRule="auto"/>
-        <w:ind w:left="482" w:hangingChars="200" w:hanging="482"/>
-        <w:jc w:val="both"/>
-        <w:rPr>
-          <w:rFonts w:ascii="Arial" w:eastAsia="Arial" w:hAnsi="Arial" w:cs="Arial"/>
-          <w:lang w:val="en-PH"/>
-        </w:rPr>
-      </w:pPr>
-      <w:r>
-        <w:rPr>
-          <w:rFonts w:ascii="Arial" w:eastAsia="Arial" w:hAnsi="Arial" w:cs="Arial"/>
-          <w:b/>
-          <w:bCs/>
-          <w:lang w:val="en-PH"/>
-        </w:rPr>
-        <w:t>Development of a Web-Based Outpatient Queuing System</w:t>
-      </w:r>
-    </w:p>
-    <w:p>
-      <w:pPr>
-        <w:spacing w:line="480" w:lineRule="auto"/>
-        <w:ind w:firstLine="482"/>
-        <w:jc w:val="both"/>
-        <w:rPr>
-          <w:rFonts w:ascii="Arial" w:eastAsia="Arial" w:hAnsi="Arial" w:cs="Arial"/>
-          <w:lang w:val="en-PH"/>
-        </w:rPr>
-      </w:pPr>
-      <w:r>
-        <w:rPr>
-          <w:rFonts w:ascii="Arial" w:eastAsia="Arial" w:hAnsi="Arial" w:cs="Arial"/>
-          <w:lang w:val="en-PH"/>
-        </w:rPr>
-        <w:t xml:space="preserve">A study on the implementation of a web-based queuing system in hospital polyclinic services applied a first-in, first-out method to manage outpatient flow, generating sequential queue numbers and displaying live queue status to reduce disorder and perceived waiting time at the service counter (Firmansyah et al., 2024). The study demonstrated that a simple, deterministic queueing rule implemented in a web interface </w:t>
-      </w:r>
-      <w:r>
-        <w:rPr>
-          <w:rFonts w:ascii="Arial" w:eastAsia="Arial" w:hAnsi="Arial" w:cs="Arial"/>
-          <w:lang w:val="en-PH"/>
-        </w:rPr>
-        <w:lastRenderedPageBreak/>
-        <w:t>is sufficient to impose a single visible service order on walk-in outpatient arrivals without requiring predictive modelling. However, the system operates as a standalone ticketing interface and is not linked to the patient record, the consulting physician's schedule, or subsequent laboratory and pharmacy service points, so the queue position it assigns does not follow the patient through the remainder of the visit.</w:t>
-      </w:r>
-    </w:p>
-    <w:p>
-      <w:pPr>
-        <w:spacing w:line="480" w:lineRule="auto"/>
-        <w:ind w:left="482" w:hangingChars="200" w:hanging="482"/>
-        <w:jc w:val="both"/>
-        <w:rPr>
-          <w:rFonts w:ascii="Arial" w:eastAsia="Arial" w:hAnsi="Arial" w:cs="Arial"/>
-          <w:lang w:val="en-PH"/>
-        </w:rPr>
-      </w:pPr>
-      <w:r>
-        <w:rPr>
-          <w:rFonts w:ascii="Arial" w:eastAsia="Arial" w:hAnsi="Arial" w:cs="Arial"/>
-          <w:b/>
-          <w:bCs/>
-          <w:lang w:val="en-PH"/>
-        </w:rPr>
-        <w:t>Modification of an Electronic Prescription System to Reduce Dispensing Error</w:t>
-      </w:r>
-    </w:p>
-    <w:p>
-      <w:pPr>
-        <w:spacing w:line="480" w:lineRule="auto"/>
-        <w:ind w:firstLine="482"/>
-        <w:jc w:val="both"/>
-        <w:rPr>
-          <w:rFonts w:ascii="Arial" w:eastAsia="Arial" w:hAnsi="Arial" w:cs="Arial"/>
-          <w:lang w:val="en-PH"/>
-        </w:rPr>
-      </w:pPr>
-      <w:r>
-        <w:rPr>
-          <w:rFonts w:ascii="Arial" w:eastAsia="Arial" w:hAnsi="Arial" w:cs="Arial"/>
-          <w:lang w:val="en-PH"/>
-        </w:rPr>
-        <w:t>Alanazi et al. (2024) examined the effect of modifications to a hospital electronic prescription system on medication error rates, documenting the specific system changes introduced and their effect on prescribing and dispensing accuracy. The study reported that structured electronic prescribing with embedded verification substantially reduced error rates relative to prior practice, and identified prescription field validation and automated checking at the point of issuance as the mechanisms responsible. However, the study addressed the prescribing interface alone and did not extend to batch-level inventory deduction, expiry threshold alerting, or dispensing record management, which are the pharmacy functions through which stock discrepancies in a municipal hospital actually arise.</w:t>
-      </w:r>
-    </w:p>
-    <w:p>
-      <w:pPr>
-        <w:spacing w:line="480" w:lineRule="auto"/>
-        <w:ind w:left="482" w:hangingChars="200" w:hanging="482"/>
-        <w:jc w:val="both"/>
-        <w:rPr>
-          <w:rFonts w:ascii="Arial" w:eastAsia="Arial" w:hAnsi="Arial" w:cs="Arial"/>
-          <w:lang w:val="en-PH"/>
-        </w:rPr>
-      </w:pPr>
-      <w:r>
-        <w:rPr>
-          <w:rFonts w:ascii="Arial" w:eastAsia="Arial" w:hAnsi="Arial" w:cs="Arial"/>
-          <w:b/>
-          <w:bCs/>
-          <w:lang w:val="en-PH"/>
-        </w:rPr>
-        <w:t>Design and Implementation of a Web-Based Patient Registration System</w:t>
-      </w:r>
-    </w:p>
-    <w:p>
-      <w:pPr>
-        <w:spacing w:line="480" w:lineRule="auto"/>
-        <w:ind w:firstLine="482"/>
-        <w:jc w:val="both"/>
-        <w:rPr>
-          <w:rFonts w:ascii="Arial" w:eastAsia="Arial" w:hAnsi="Arial" w:cs="Arial"/>
-          <w:lang w:val="en-PH"/>
-        </w:rPr>
-      </w:pPr>
-      <w:r>
-        <w:rPr>
-          <w:rFonts w:ascii="Arial" w:eastAsia="Arial" w:hAnsi="Arial" w:cs="Arial"/>
-          <w:lang w:val="en-PH"/>
-        </w:rPr>
-        <w:t xml:space="preserve">A study on the design and implementation of a web-based patient registration system developed an electronic outpatient registration workflow with the explicit objective of shortening waiting time and improving service efficiency at the point of intake, replacing counter-based manual encoding with a structured digital registration form (Suryani et al., 2025). The study demonstrated that structured registration with retrievable patient </w:t>
-      </w:r>
-      <w:r>
-        <w:rPr>
-          <w:rFonts w:ascii="Arial" w:eastAsia="Arial" w:hAnsi="Arial" w:cs="Arial"/>
-          <w:lang w:val="en-PH"/>
-        </w:rPr>
-        <w:lastRenderedPageBreak/>
-        <w:t>identifiers reduces repeat encoding for returning patients. However, the system is limited to the registration transaction and terminates at the point of intake, providing no downstream linkage to consultation documentation, diagnostic ordering, medication dispensing, or charge posting.</w:t>
-      </w:r>
-    </w:p>
-    <w:p>
-      <w:pPr>
-        <w:spacing w:line="480" w:lineRule="auto"/>
-        <w:ind w:left="482" w:hangingChars="200" w:hanging="482"/>
-        <w:jc w:val="both"/>
-        <w:rPr>
-          <w:rFonts w:ascii="Arial" w:eastAsia="Arial" w:hAnsi="Arial" w:cs="Arial"/>
-          <w:b/>
-          <w:bCs/>
-          <w:lang w:val="en-PH"/>
-        </w:rPr>
-      </w:pPr>
-      <w:r>
-        <w:rPr>
-          <w:rFonts w:ascii="Arial" w:eastAsia="Arial" w:hAnsi="Arial" w:cs="Arial"/>
-          <w:b/>
-          <w:bCs/>
-          <w:lang w:val="en-PH"/>
-        </w:rPr>
-        <w:t>National</w:t>
-      </w:r>
-    </w:p>
-    <w:p>
-      <w:pPr>
-        <w:spacing w:line="480" w:lineRule="auto"/>
-        <w:ind w:left="482" w:hangingChars="200" w:hanging="482"/>
-        <w:jc w:val="both"/>
-        <w:rPr>
-          <w:rFonts w:ascii="Arial" w:eastAsia="Arial" w:hAnsi="Arial" w:cs="Arial"/>
-          <w:lang w:val="en-PH"/>
-        </w:rPr>
-      </w:pPr>
-      <w:r>
-        <w:rPr>
-          <w:rFonts w:ascii="Arial" w:eastAsia="Arial" w:hAnsi="Arial" w:cs="Arial"/>
-          <w:b/>
-          <w:bCs/>
-          <w:lang w:val="en-PH"/>
-        </w:rPr>
-        <w:t>Implementation of Electronic Health Records in Philippine Primary Care Settings</w:t>
-      </w:r>
-    </w:p>
-    <w:p>
-      <w:pPr>
-        <w:spacing w:line="480" w:lineRule="auto"/>
-        <w:ind w:firstLine="482"/>
-        <w:jc w:val="both"/>
-        <w:rPr>
-          <w:rFonts w:ascii="Arial" w:eastAsia="Arial" w:hAnsi="Arial" w:cs="Arial"/>
-          <w:lang w:val="en-PH"/>
-        </w:rPr>
-      </w:pPr>
-      <w:proofErr w:type="spellStart"/>
-      <w:r>
-        <w:rPr>
-          <w:rFonts w:ascii="Arial" w:eastAsia="Arial" w:hAnsi="Arial" w:cs="Arial"/>
-          <w:lang w:val="en-PH"/>
-        </w:rPr>
-        <w:t>Elepaño</w:t>
-      </w:r>
-      <w:proofErr w:type="spellEnd"/>
-      <w:r>
-        <w:rPr>
-          <w:rFonts w:ascii="Arial" w:eastAsia="Arial" w:hAnsi="Arial" w:cs="Arial"/>
-          <w:lang w:val="en-PH"/>
-        </w:rPr>
-        <w:t xml:space="preserve"> et al. (2025) evaluated the implementation of two electronic health record systems across primary care settings in the Philippines over a three-year period under the Philippine Primary Care Studies </w:t>
-      </w:r>
-      <w:proofErr w:type="spellStart"/>
-      <w:r>
-        <w:rPr>
-          <w:rFonts w:ascii="Arial" w:eastAsia="Arial" w:hAnsi="Arial" w:cs="Arial"/>
-          <w:lang w:val="en-PH"/>
-        </w:rPr>
-        <w:t>programme</w:t>
-      </w:r>
-      <w:proofErr w:type="spellEnd"/>
-      <w:r>
-        <w:rPr>
-          <w:rFonts w:ascii="Arial" w:eastAsia="Arial" w:hAnsi="Arial" w:cs="Arial"/>
-          <w:lang w:val="en-PH"/>
-        </w:rPr>
-        <w:t>, documenting the deployment process in remote, rural, and urban sites and the practical adaptations required in each. The study reported that implementation success depended less on system features than on local infrastructure, staff capacity, and the degree to which the system was integrated into required daily routines, and it produced practical guidance for adapting electronic health record systems to diverse Philippine settings. However, the study was conducted in primary care facilities whose service scope excludes laboratory specimen processing, pharmacy batch inventory, and hospital cashier billing, and it evaluated existing systems rather than designing a platform for a municipal hospital's specific module composition.</w:t>
-      </w:r>
-    </w:p>
-    <w:p>
-      <w:pPr>
-        <w:spacing w:line="480" w:lineRule="auto"/>
-        <w:ind w:left="482" w:hangingChars="200" w:hanging="482"/>
-        <w:jc w:val="both"/>
-        <w:rPr>
-          <w:rFonts w:ascii="Arial" w:eastAsia="Arial" w:hAnsi="Arial" w:cs="Arial"/>
-          <w:lang w:val="en-PH"/>
-        </w:rPr>
-      </w:pPr>
-      <w:r>
-        <w:rPr>
-          <w:rFonts w:ascii="Arial" w:eastAsia="Arial" w:hAnsi="Arial" w:cs="Arial"/>
-          <w:b/>
-          <w:bCs/>
-          <w:lang w:val="en-PH"/>
-        </w:rPr>
-        <w:t>Development of a Local Health Information Exchange Platform for Philippine Local Government Units</w:t>
-      </w:r>
-    </w:p>
-    <w:p>
-      <w:pPr>
-        <w:spacing w:line="480" w:lineRule="auto"/>
-        <w:ind w:firstLine="482"/>
-        <w:jc w:val="both"/>
-        <w:rPr>
-          <w:rFonts w:ascii="Arial" w:eastAsia="Arial" w:hAnsi="Arial" w:cs="Arial"/>
-          <w:lang w:val="en-PH"/>
-        </w:rPr>
-      </w:pPr>
-      <w:r>
-        <w:rPr>
-          <w:rFonts w:ascii="Arial" w:eastAsia="Arial" w:hAnsi="Arial" w:cs="Arial"/>
-          <w:lang w:val="en-PH"/>
-        </w:rPr>
-        <w:t xml:space="preserve">Marcelo et al. (2025) designed and deployed the Smarter and Integrated Local Health Information System, an open-source local health information exchange platform, across three pilot local government units comprising the Municipality of </w:t>
-      </w:r>
-      <w:proofErr w:type="spellStart"/>
-      <w:r>
-        <w:rPr>
-          <w:rFonts w:ascii="Arial" w:eastAsia="Arial" w:hAnsi="Arial" w:cs="Arial"/>
-          <w:lang w:val="en-PH"/>
-        </w:rPr>
-        <w:t>Pulilan</w:t>
-      </w:r>
-      <w:proofErr w:type="spellEnd"/>
-      <w:r>
-        <w:rPr>
-          <w:rFonts w:ascii="Arial" w:eastAsia="Arial" w:hAnsi="Arial" w:cs="Arial"/>
-          <w:lang w:val="en-PH"/>
-        </w:rPr>
-        <w:t xml:space="preserve"> in Bulacan, </w:t>
-      </w:r>
-      <w:r>
-        <w:rPr>
-          <w:rFonts w:ascii="Arial" w:eastAsia="Arial" w:hAnsi="Arial" w:cs="Arial"/>
-          <w:lang w:val="en-PH"/>
-        </w:rPr>
-        <w:lastRenderedPageBreak/>
-        <w:t xml:space="preserve">Cagayan de Oro City, and the Province of Pangasinan. The platform integrated patient, provider, and facility registries, implemented Health Level Seven Fast Healthcare Interoperability Resources–based exchange aligned with the </w:t>
-      </w:r>
-      <w:proofErr w:type="spellStart"/>
-      <w:r>
-        <w:rPr>
-          <w:rFonts w:ascii="Arial" w:eastAsia="Arial" w:hAnsi="Arial" w:cs="Arial"/>
-          <w:lang w:val="en-PH"/>
-        </w:rPr>
-        <w:t>OpenHIE</w:t>
-      </w:r>
-      <w:proofErr w:type="spellEnd"/>
-      <w:r>
-        <w:rPr>
-          <w:rFonts w:ascii="Arial" w:eastAsia="Arial" w:hAnsi="Arial" w:cs="Arial"/>
-          <w:lang w:val="en-PH"/>
-        </w:rPr>
-        <w:t xml:space="preserve"> architecture, and delivered referral and facility capacity dashboards, demonstrating that local government units can operate standards-based interoperability infrastructure and reduce data duplication across facilities. However, the platform functions explicitly as a backend integration layer rather than as a facility system, and the authors state that it is not designed to replace electronic medical records or hospital information systems, meaning that a municipal hospital without an internal record system has no data to contribute to it.</w:t>
-      </w:r>
-    </w:p>
-    <w:p>
-      <w:pPr>
-        <w:spacing w:line="480" w:lineRule="auto"/>
-        <w:ind w:left="482" w:hangingChars="200" w:hanging="482"/>
-        <w:jc w:val="both"/>
-        <w:rPr>
-          <w:rFonts w:ascii="Arial" w:eastAsia="Arial" w:hAnsi="Arial" w:cs="Arial"/>
-          <w:lang w:val="en-PH"/>
-        </w:rPr>
-      </w:pPr>
-      <w:r>
-        <w:rPr>
-          <w:rFonts w:ascii="Arial" w:eastAsia="Arial" w:hAnsi="Arial" w:cs="Arial"/>
-          <w:b/>
-          <w:bCs/>
-          <w:lang w:val="en-PH"/>
-        </w:rPr>
-        <w:t>Development of a Medical Record Management System for a Local Health Facility</w:t>
-      </w:r>
-    </w:p>
-    <w:p>
-      <w:pPr>
-        <w:spacing w:line="480" w:lineRule="auto"/>
-        <w:ind w:firstLine="482"/>
-        <w:jc w:val="both"/>
-        <w:rPr>
-          <w:rFonts w:ascii="Arial" w:eastAsia="Arial" w:hAnsi="Arial" w:cs="Arial"/>
-          <w:lang w:val="en-PH"/>
-        </w:rPr>
-      </w:pPr>
-      <w:r>
-        <w:rPr>
-          <w:rFonts w:ascii="Arial" w:eastAsia="Arial" w:hAnsi="Arial" w:cs="Arial"/>
-          <w:lang w:val="en-PH"/>
-        </w:rPr>
-        <w:t xml:space="preserve">Fiesta et al. (2024) designed, developed, and implemented a Medical Record Management System for Baung Health Center to replace an existing manual, paper-based record-keeping process. Using the Rapid Application Development methodology across requirements planning, prototyping, testing, and deployment phases, the study delivered a patient record database, a role-restricted interface for </w:t>
-      </w:r>
-      <w:r>
-        <w:rPr>
-          <w:rFonts w:ascii="Arial" w:eastAsia="Arial" w:hAnsi="Arial" w:cs="Arial"/>
-          <w:lang w:val="en-PH"/>
-        </w:rPr>
-        <w:t>authorized</w:t>
-      </w:r>
-      <w:r>
-        <w:rPr>
-          <w:rFonts w:ascii="Arial" w:eastAsia="Arial" w:hAnsi="Arial" w:cs="Arial"/>
-          <w:lang w:val="en-PH"/>
-        </w:rPr>
-        <w:t xml:space="preserve"> personnel, a backup mechanism for data security, and printed record output, and concluded that the system improved record management accuracy and reduced the errors associated with manual processes. However, the system is scoped to medical record storage and retrieval within a health </w:t>
-      </w:r>
-      <w:r>
-        <w:rPr>
-          <w:rFonts w:ascii="Arial" w:eastAsia="Arial" w:hAnsi="Arial" w:cs="Arial"/>
-          <w:lang w:val="en-PH"/>
-        </w:rPr>
-        <w:t>center</w:t>
-      </w:r>
-      <w:r>
-        <w:rPr>
-          <w:rFonts w:ascii="Arial" w:eastAsia="Arial" w:hAnsi="Arial" w:cs="Arial"/>
-          <w:lang w:val="en-PH"/>
-        </w:rPr>
-        <w:t>, and does not include consultation queueing, laboratory request and result workflows, pharmacy inventory control, or billing computation.</w:t>
-      </w:r>
-    </w:p>
-    <w:p>
-      <w:pPr>
-        <w:spacing w:line="480" w:lineRule="auto"/>
-        <w:ind w:left="482" w:hangingChars="200" w:hanging="482"/>
-        <w:jc w:val="both"/>
-        <w:rPr>
-          <w:rFonts w:ascii="Arial" w:eastAsia="Arial" w:hAnsi="Arial" w:cs="Arial"/>
-          <w:lang w:val="en-PH"/>
-        </w:rPr>
-      </w:pPr>
-      <w:r>
-        <w:rPr>
-          <w:rFonts w:ascii="Arial" w:eastAsia="Arial" w:hAnsi="Arial" w:cs="Arial"/>
-          <w:b/>
-          <w:bCs/>
-          <w:lang w:val="en-PH"/>
-        </w:rPr>
-        <w:t>Development of a Web-Based Health Record Management System</w:t>
-      </w:r>
-    </w:p>
-    <w:p>
-      <w:pPr>
-        <w:spacing w:line="480" w:lineRule="auto"/>
-        <w:ind w:firstLine="482"/>
-        <w:jc w:val="both"/>
-        <w:rPr>
-          <w:rFonts w:ascii="Arial" w:eastAsia="Arial" w:hAnsi="Arial" w:cs="Arial"/>
-          <w:lang w:val="en-PH"/>
-        </w:rPr>
-      </w:pPr>
-      <w:proofErr w:type="spellStart"/>
-      <w:r>
-        <w:rPr>
-          <w:rFonts w:ascii="Arial" w:eastAsia="Arial" w:hAnsi="Arial" w:cs="Arial"/>
-          <w:lang w:val="en-PH"/>
-        </w:rPr>
-        <w:t>Olipas</w:t>
-      </w:r>
-      <w:proofErr w:type="spellEnd"/>
-      <w:r>
-        <w:rPr>
-          <w:rFonts w:ascii="Arial" w:eastAsia="Arial" w:hAnsi="Arial" w:cs="Arial"/>
-          <w:lang w:val="en-PH"/>
-        </w:rPr>
-        <w:t xml:space="preserve"> et al. (2022) designed and developed </w:t>
-      </w:r>
-      <w:proofErr w:type="spellStart"/>
-      <w:r>
-        <w:rPr>
-          <w:rFonts w:ascii="Arial" w:eastAsia="Arial" w:hAnsi="Arial" w:cs="Arial"/>
-          <w:lang w:val="en-PH"/>
-        </w:rPr>
-        <w:t>MediCord</w:t>
-      </w:r>
-      <w:proofErr w:type="spellEnd"/>
-      <w:r>
-        <w:rPr>
-          <w:rFonts w:ascii="Arial" w:eastAsia="Arial" w:hAnsi="Arial" w:cs="Arial"/>
-          <w:lang w:val="en-PH"/>
-        </w:rPr>
-        <w:t xml:space="preserve">, a web-based health record </w:t>
-      </w:r>
-      <w:r>
-        <w:rPr>
-          <w:rFonts w:ascii="Arial" w:eastAsia="Arial" w:hAnsi="Arial" w:cs="Arial"/>
-          <w:lang w:val="en-PH"/>
-        </w:rPr>
-        <w:lastRenderedPageBreak/>
-        <w:t>management system, using a developmental research approach that proceeded from requirements analysis through design, development, and evaluation of the resulting application. The study produced a functioning web platform for storing and retrieving health records and evaluated it against software quality criteria, demonstrating the feasibility of locally developed web-based record systems for Philippine health facilities. However, the system addresses health record management as a single function and does not integrate the diagnostic, pharmaceutical, and financial transaction streams that a municipal hospital generates for each patient visit.</w:t>
-      </w:r>
-    </w:p>
-    <w:p>
-      <w:pPr>
-        <w:spacing w:line="480" w:lineRule="auto"/>
-        <w:ind w:left="482" w:hangingChars="200" w:hanging="482"/>
-        <w:jc w:val="both"/>
-        <w:rPr>
-          <w:rFonts w:ascii="Arial" w:eastAsia="Arial" w:hAnsi="Arial" w:cs="Arial"/>
-          <w:lang w:val="en-PH"/>
-        </w:rPr>
-      </w:pPr>
-      <w:r>
-        <w:rPr>
-          <w:rFonts w:ascii="Arial" w:eastAsia="Arial" w:hAnsi="Arial" w:cs="Arial"/>
-          <w:b/>
-          <w:bCs/>
-          <w:lang w:val="en-PH"/>
-        </w:rPr>
-        <w:t>Analysis of Electronic Medical Record Usage in Philippine Rural Health Facilities</w:t>
-      </w:r>
-    </w:p>
-    <w:p>
-      <w:pPr>
-        <w:spacing w:line="480" w:lineRule="auto"/>
-        <w:ind w:firstLine="482"/>
-        <w:jc w:val="both"/>
-        <w:rPr>
-          <w:rFonts w:ascii="Arial" w:eastAsia="Arial" w:hAnsi="Arial" w:cs="Arial"/>
-          <w:lang w:val="en-PH"/>
-        </w:rPr>
-      </w:pPr>
-      <w:r>
-        <w:rPr>
-          <w:rFonts w:ascii="Arial" w:eastAsia="Arial" w:hAnsi="Arial" w:cs="Arial"/>
-          <w:lang w:val="en-PH"/>
-        </w:rPr>
-        <w:t xml:space="preserve">Acacio-Claro et al. (2024) </w:t>
-      </w:r>
-      <w:r>
-        <w:rPr>
-          <w:rFonts w:ascii="Arial" w:eastAsia="Arial" w:hAnsi="Arial" w:cs="Arial"/>
-          <w:lang w:val="en-PH"/>
-        </w:rPr>
-        <w:t>analyzed</w:t>
-      </w:r>
-      <w:r>
-        <w:rPr>
-          <w:rFonts w:ascii="Arial" w:eastAsia="Arial" w:hAnsi="Arial" w:cs="Arial"/>
-          <w:lang w:val="en-PH"/>
-        </w:rPr>
-        <w:t xml:space="preserve"> electronic medical record usage logs from rural health facilities in the Philippines to determine how public primary health care facilities interacted with the systems before and during a health emergency, using actual system-generated usage data rather than self-reported </w:t>
-      </w:r>
-      <w:r>
-        <w:rPr>
-          <w:rFonts w:ascii="Arial" w:eastAsia="Arial" w:hAnsi="Arial" w:cs="Arial"/>
-          <w:lang w:val="en-PH"/>
-        </w:rPr>
-        <w:t>behavior</w:t>
-      </w:r>
-      <w:r>
-        <w:rPr>
-          <w:rFonts w:ascii="Arial" w:eastAsia="Arial" w:hAnsi="Arial" w:cs="Arial"/>
-          <w:lang w:val="en-PH"/>
-        </w:rPr>
-        <w:t>. The study found that adoption was uneven across facilities and that sustained usage was associated with facilities where the system was embedded in required workflow and supported by adequate devices and connectivity. However, the study examined usage of an existing deployed clinic system rather than designing or developing a system, and its findings derive from rural health units whose functional scope does not extend to municipal hospital operations.</w:t>
-      </w:r>
-    </w:p>
-    <w:p>
-      <w:pPr>
-        <w:spacing w:line="480" w:lineRule="auto"/>
-        <w:ind w:left="482" w:hangingChars="200" w:hanging="482"/>
-        <w:jc w:val="both"/>
-        <w:rPr>
-          <w:rFonts w:ascii="Arial" w:eastAsia="Arial" w:hAnsi="Arial" w:cs="Arial"/>
-          <w:b/>
-          <w:bCs/>
-          <w:lang w:val="en-PH"/>
-        </w:rPr>
-      </w:pPr>
-      <w:r>
-        <w:rPr>
-          <w:rFonts w:ascii="Arial" w:eastAsia="Arial" w:hAnsi="Arial" w:cs="Arial"/>
-          <w:b/>
-          <w:bCs/>
-          <w:lang w:val="en-PH"/>
-        </w:rPr>
-        <w:t>Local</w:t>
-      </w:r>
-    </w:p>
-    <w:p>
-      <w:pPr>
-        <w:spacing w:line="480" w:lineRule="auto"/>
-        <w:ind w:left="482" w:hangingChars="200" w:hanging="482"/>
-        <w:jc w:val="both"/>
-        <w:rPr>
-          <w:rFonts w:ascii="Arial" w:eastAsia="Arial" w:hAnsi="Arial" w:cs="Arial"/>
-          <w:b/>
-          <w:bCs/>
-          <w:lang w:val="en-PH"/>
-        </w:rPr>
-      </w:pPr>
-    </w:p>
-    <w:p>
-      <w:pPr>
-        <w:spacing w:line="480" w:lineRule="auto"/>
-        <w:ind w:left="482" w:hangingChars="200" w:hanging="482"/>
-        <w:jc w:val="both"/>
-        <w:rPr>
-          <w:rFonts w:ascii="Arial" w:eastAsia="Arial" w:hAnsi="Arial" w:cs="Arial"/>
-          <w:b/>
-          <w:bCs/>
-          <w:lang w:val="en-PH"/>
-        </w:rPr>
-      </w:pPr>
-    </w:p>
-    <w:p>
-      <w:pPr>
-        <w:spacing w:line="480" w:lineRule="auto"/>
-        <w:ind w:left="482" w:hangingChars="200" w:hanging="482"/>
-        <w:jc w:val="both"/>
-        <w:rPr>
-          <w:rFonts w:ascii="Arial" w:eastAsia="Arial" w:hAnsi="Arial" w:cs="Arial"/>
-          <w:lang w:val="en-PH"/>
-        </w:rPr>
-      </w:pPr>
-      <w:r>
-        <w:rPr>
-          <w:rFonts w:ascii="Arial" w:eastAsia="Arial" w:hAnsi="Arial" w:cs="Arial"/>
-          <w:b/>
-          <w:bCs/>
-          <w:lang w:val="en-PH"/>
-        </w:rPr>
-        <w:lastRenderedPageBreak/>
-        <w:t>Pilot Deployment of an Interoperable Health Information Exchange in Cagayan de Oro City</w:t>
-      </w:r>
-    </w:p>
-    <w:p>
-      <w:pPr>
-        <w:spacing w:line="480" w:lineRule="auto"/>
-        <w:ind w:firstLine="482"/>
-        <w:jc w:val="both"/>
-        <w:rPr>
-          <w:rFonts w:ascii="Arial" w:eastAsia="Arial" w:hAnsi="Arial" w:cs="Arial"/>
-          <w:lang w:val="en-PH"/>
-        </w:rPr>
-      </w:pPr>
-      <w:r>
-        <w:rPr>
-          <w:rFonts w:ascii="Arial" w:eastAsia="Arial" w:hAnsi="Arial" w:cs="Arial"/>
-          <w:lang w:val="en-PH"/>
-        </w:rPr>
-        <w:t xml:space="preserve">Within the Smarter and Integrated Local Health Information System project, Marcelo et al. (2025) implemented a pilot deployment in Cagayan de Oro City establishing digital health architecture for data exchange between primary care </w:t>
-      </w:r>
-      <w:r>
-        <w:rPr>
-          <w:rFonts w:ascii="Arial" w:eastAsia="Arial" w:hAnsi="Arial" w:cs="Arial"/>
-          <w:lang w:val="en-PH"/>
-        </w:rPr>
-        <w:t>centers</w:t>
-      </w:r>
-      <w:r>
-        <w:rPr>
-          <w:rFonts w:ascii="Arial" w:eastAsia="Arial" w:hAnsi="Arial" w:cs="Arial"/>
-          <w:lang w:val="en-PH"/>
-        </w:rPr>
-        <w:t xml:space="preserve">, local government unit–operated hospitals, and the apex referral hospital. Joint application design sessions with the City Health Office, Information Technology Office, Civil Registry, and city hospital management identified siloed point-to-point integration as the principal barrier, and the deployment responded by implementing shared patient, provider, and facility registries accessible in real time across facilities, together with a registry dashboard providing visibility into healthcare resource distribution. However, the deployment addressed referral coordination between facilities in a highly </w:t>
-      </w:r>
-      <w:r>
-        <w:rPr>
-          <w:rFonts w:ascii="Arial" w:eastAsia="Arial" w:hAnsi="Arial" w:cs="Arial"/>
-          <w:lang w:val="en-PH"/>
-        </w:rPr>
-        <w:t>urbanized</w:t>
-      </w:r>
-      <w:r>
-        <w:rPr>
-          <w:rFonts w:ascii="Arial" w:eastAsia="Arial" w:hAnsi="Arial" w:cs="Arial"/>
-          <w:lang w:val="en-PH"/>
-        </w:rPr>
-        <w:t xml:space="preserve"> city, and did not develop the internal hospital operations, including admission, laboratory processing, dispensing, and billing, on which a municipal hospital's daily work depends.</w:t>
-      </w:r>
-    </w:p>
-    <w:p>
-      <w:pPr>
-        <w:spacing w:line="480" w:lineRule="auto"/>
-        <w:ind w:left="482" w:hangingChars="200" w:hanging="482"/>
-        <w:jc w:val="both"/>
-        <w:rPr>
-          <w:rFonts w:ascii="Arial" w:eastAsia="Arial" w:hAnsi="Arial" w:cs="Arial"/>
-          <w:lang w:val="en-PH"/>
-        </w:rPr>
-      </w:pPr>
-      <w:r>
-        <w:rPr>
-          <w:rFonts w:ascii="Arial" w:eastAsia="Arial" w:hAnsi="Arial" w:cs="Arial"/>
-          <w:b/>
-          <w:bCs/>
-          <w:lang w:val="en-PH"/>
-        </w:rPr>
-        <w:t>Physician Perspectives on Electronic Medical Records in a Mindanao Tertiary Hospital</w:t>
-      </w:r>
-    </w:p>
-    <w:p>
-      <w:pPr>
-        <w:spacing w:line="480" w:lineRule="auto"/>
-        <w:ind w:firstLine="482"/>
-        <w:jc w:val="both"/>
-        <w:rPr>
-          <w:rFonts w:ascii="Arial" w:eastAsia="Arial" w:hAnsi="Arial" w:cs="Arial"/>
-          <w:lang w:val="en-PH"/>
-        </w:rPr>
-      </w:pPr>
-      <w:r>
-        <w:rPr>
-          <w:rFonts w:ascii="Arial" w:eastAsia="Arial" w:hAnsi="Arial" w:cs="Arial"/>
-          <w:lang w:val="en-PH"/>
-        </w:rPr>
-        <w:t xml:space="preserve">Derecho et al. (2024), working across Mindanao State University–Iligan Institute of Technology and Zamboanga City Medical Center, conducted a systematic review of physician perspectives on electronic medical record adoption in developing economies, </w:t>
-      </w:r>
-      <w:r>
-        <w:rPr>
-          <w:rFonts w:ascii="Arial" w:eastAsia="Arial" w:hAnsi="Arial" w:cs="Arial"/>
-          <w:lang w:val="en-PH"/>
-        </w:rPr>
-        <w:t>synthesizing</w:t>
-      </w:r>
-      <w:r>
-        <w:rPr>
-          <w:rFonts w:ascii="Arial" w:eastAsia="Arial" w:hAnsi="Arial" w:cs="Arial"/>
-          <w:lang w:val="en-PH"/>
-        </w:rPr>
-        <w:t xml:space="preserve"> the technological, </w:t>
-      </w:r>
-      <w:r>
-        <w:rPr>
-          <w:rFonts w:ascii="Arial" w:eastAsia="Arial" w:hAnsi="Arial" w:cs="Arial"/>
-          <w:lang w:val="en-PH"/>
-        </w:rPr>
-        <w:t>organizational</w:t>
-      </w:r>
-      <w:r>
-        <w:rPr>
-          <w:rFonts w:ascii="Arial" w:eastAsia="Arial" w:hAnsi="Arial" w:cs="Arial"/>
-          <w:lang w:val="en-PH"/>
-        </w:rPr>
-        <w:t xml:space="preserve">, and individual determinants of acceptance. The study identified workflow compatibility and perceived retrieval benefit as decisive, and established that systems adding documentation effort without proportionate access benefit are resisted by clinical staff. However, the study is a synthesis of published </w:t>
-      </w:r>
-      <w:r>
-        <w:rPr>
-          <w:rFonts w:ascii="Arial" w:eastAsia="Arial" w:hAnsi="Arial" w:cs="Arial"/>
-          <w:lang w:val="en-PH"/>
-        </w:rPr>
-        <w:lastRenderedPageBreak/>
-        <w:t>evidence rather than a developed system, and it does not produce a functional specification or a deployed platform for a Mindanao municipal hospital.</w:t>
-      </w:r>
-    </w:p>
-    <w:p>
-      <w:pPr>
-        <w:spacing w:line="480" w:lineRule="auto"/>
-        <w:ind w:left="482" w:hangingChars="200" w:hanging="482"/>
-        <w:jc w:val="both"/>
-        <w:rPr>
-          <w:rFonts w:ascii="Arial" w:eastAsia="Arial" w:hAnsi="Arial" w:cs="Arial"/>
-          <w:lang w:val="en-PH"/>
-        </w:rPr>
-      </w:pPr>
-      <w:r>
-        <w:rPr>
-          <w:rFonts w:ascii="Arial" w:eastAsia="Arial" w:hAnsi="Arial" w:cs="Arial"/>
-          <w:b/>
-          <w:bCs/>
-          <w:lang w:val="en-PH"/>
-        </w:rPr>
-        <w:t>Access Control Design Research from a Mindanao Institution</w:t>
-      </w:r>
-    </w:p>
-    <w:p>
-      <w:pPr>
-        <w:spacing w:line="480" w:lineRule="auto"/>
-        <w:ind w:firstLine="482"/>
-        <w:jc w:val="both"/>
-        <w:rPr>
-          <w:rFonts w:ascii="Arial" w:eastAsia="Arial" w:hAnsi="Arial" w:cs="Arial"/>
-          <w:lang w:val="en-PH"/>
-        </w:rPr>
-      </w:pPr>
-      <w:proofErr w:type="spellStart"/>
-      <w:r>
-        <w:rPr>
-          <w:rFonts w:ascii="Arial" w:eastAsia="Arial" w:hAnsi="Arial" w:cs="Arial"/>
-          <w:lang w:val="en-PH"/>
-        </w:rPr>
-        <w:t>Cobrado</w:t>
-      </w:r>
-      <w:proofErr w:type="spellEnd"/>
-      <w:r>
-        <w:rPr>
-          <w:rFonts w:ascii="Arial" w:eastAsia="Arial" w:hAnsi="Arial" w:cs="Arial"/>
-          <w:lang w:val="en-PH"/>
-        </w:rPr>
-        <w:t xml:space="preserve"> et al. (2024), based at the Mindanao State University–Iligan Institute of Technology, conducted a systematic review of access control solutions implemented in electronic health record systems, examining the mechanisms by which deployed clinical systems restrict record access and identifying role-based access control, authentication, and audit logging as the predominant implemented approaches. The study provides a design reference for structuring permissions in a Philippine-developed clinical system. However, the work evaluates access control models across published systems and does not implement a permission scheme within an operating hospital platform spanning clinical, laboratory, pharmacy, and billing modules.</w:t>
-      </w:r>
-    </w:p>
-    <w:p>
-      <w:pPr>
-        <w:spacing w:line="480" w:lineRule="auto"/>
-        <w:ind w:left="482" w:hangingChars="200" w:hanging="482"/>
-        <w:jc w:val="both"/>
-        <w:rPr>
-          <w:rFonts w:ascii="Arial" w:eastAsia="Arial" w:hAnsi="Arial" w:cs="Arial"/>
-          <w:lang w:val="en-PH"/>
-        </w:rPr>
-      </w:pPr>
-      <w:r>
-        <w:rPr>
-          <w:rFonts w:ascii="Arial" w:eastAsia="Arial" w:hAnsi="Arial" w:cs="Arial"/>
-          <w:b/>
-          <w:bCs/>
-          <w:lang w:val="en-PH"/>
-        </w:rPr>
-        <w:t>Regional Deployment of the Integrated Clinic Information System in South Cotabato</w:t>
-      </w:r>
-    </w:p>
-    <w:p>
-      <w:pPr>
-        <w:spacing w:line="480" w:lineRule="auto"/>
-        <w:ind w:firstLine="482"/>
-        <w:jc w:val="both"/>
-        <w:rPr>
-          <w:rFonts w:ascii="Arial" w:eastAsia="Arial" w:hAnsi="Arial" w:cs="Arial"/>
-          <w:lang w:val="en-PH"/>
-        </w:rPr>
-      </w:pPr>
-      <w:r>
-        <w:rPr>
-          <w:rFonts w:ascii="Arial" w:eastAsia="Arial" w:hAnsi="Arial" w:cs="Arial"/>
-          <w:lang w:val="en-PH"/>
-        </w:rPr>
-        <w:t xml:space="preserve">The Department of Health Center for Health Development SOCCSKSARGEN (2024) conducted training and simulation activities on the Integrated Clinic Information System for local government unit health facilities in Region XII, including implementation at the Rural Health Unit of Lake Sebu, South Cotabato, focusing on </w:t>
-      </w:r>
-      <w:r>
-        <w:rPr>
-          <w:rFonts w:ascii="Arial" w:eastAsia="Arial" w:hAnsi="Arial" w:cs="Arial"/>
-          <w:lang w:val="en-PH"/>
-        </w:rPr>
-        <w:t>optimized</w:t>
-      </w:r>
-      <w:r>
-        <w:rPr>
-          <w:rFonts w:ascii="Arial" w:eastAsia="Arial" w:hAnsi="Arial" w:cs="Arial"/>
-          <w:lang w:val="en-PH"/>
-        </w:rPr>
-        <w:t xml:space="preserve"> digital service delivery and </w:t>
-      </w:r>
-      <w:r>
-        <w:rPr>
-          <w:rFonts w:ascii="Arial" w:eastAsia="Arial" w:hAnsi="Arial" w:cs="Arial"/>
-          <w:lang w:val="en-PH"/>
-        </w:rPr>
-        <w:t>standardized</w:t>
-      </w:r>
-      <w:r>
-        <w:rPr>
-          <w:rFonts w:ascii="Arial" w:eastAsia="Arial" w:hAnsi="Arial" w:cs="Arial"/>
-          <w:lang w:val="en-PH"/>
-        </w:rPr>
-        <w:t xml:space="preserve"> patient record encoding. This regional deployment demonstrates institutional capacity and administrative commitment to digital health within South Cotabato. However, the Integrated Clinic Information System is configured for primary care clinic operations, and its deployment in the province does not provide </w:t>
-      </w:r>
-      <w:r>
-        <w:rPr>
-          <w:rFonts w:ascii="Arial" w:eastAsia="Arial" w:hAnsi="Arial" w:cs="Arial"/>
-          <w:lang w:val="en-PH"/>
-        </w:rPr>
-        <w:lastRenderedPageBreak/>
-        <w:t>municipal hospitals with modules for inpatient admission, laboratory specimen tracking, pharmacy batch inventory, or cashier billing.</w:t>
-      </w:r>
-    </w:p>
-    <w:p>
-      <w:pPr>
-        <w:spacing w:line="480" w:lineRule="auto"/>
-        <w:ind w:left="482" w:hangingChars="200" w:hanging="482"/>
-        <w:jc w:val="both"/>
-        <w:rPr>
-          <w:rFonts w:ascii="Arial" w:eastAsia="Arial" w:hAnsi="Arial" w:cs="Arial"/>
-          <w:lang w:val="en-PH"/>
-        </w:rPr>
-      </w:pPr>
-      <w:r>
-        <w:rPr>
-          <w:rFonts w:ascii="Arial" w:eastAsia="Arial" w:hAnsi="Arial" w:cs="Arial"/>
-          <w:b/>
-          <w:bCs/>
-          <w:lang w:val="en-PH"/>
-        </w:rPr>
-        <w:t>Provincial Health Data Integration Initiatives in South Cotabato</w:t>
-      </w:r>
-    </w:p>
-    <w:p>
-      <w:pPr>
-        <w:spacing w:line="480" w:lineRule="auto"/>
-        <w:ind w:firstLine="482"/>
-        <w:jc w:val="both"/>
-        <w:rPr>
-          <w:rFonts w:ascii="Arial" w:eastAsia="Arial" w:hAnsi="Arial" w:cs="Arial"/>
-          <w:lang w:val="en-PH"/>
-        </w:rPr>
-      </w:pPr>
-      <w:r>
-        <w:rPr>
-          <w:rFonts w:ascii="Arial" w:eastAsia="Arial" w:hAnsi="Arial" w:cs="Arial"/>
-          <w:lang w:val="en-PH"/>
-        </w:rPr>
-        <w:t xml:space="preserve">The South Cotabato Integrated Provincial Health Office (2024) conducted province-wide activities to strengthen the integration and </w:t>
-      </w:r>
-      <w:r>
-        <w:rPr>
-          <w:rFonts w:ascii="Arial" w:eastAsia="Arial" w:hAnsi="Arial" w:cs="Arial"/>
-          <w:lang w:val="en-PH"/>
-        </w:rPr>
-        <w:t>utilization</w:t>
-      </w:r>
-      <w:r>
-        <w:rPr>
-          <w:rFonts w:ascii="Arial" w:eastAsia="Arial" w:hAnsi="Arial" w:cs="Arial"/>
-          <w:lang w:val="en-PH"/>
-        </w:rPr>
-        <w:t xml:space="preserve"> of health data across provincial and municipal health facilities, engaging provincial and municipal health personnel in structured capacity-building on health data use for decision-making. The initiative establishes provincial infrastructure and institutional demand for structured health data from municipal facilities. However, the initiative operates at the level of data consolidation and use, and it does not supply municipal hospitals with the operational system required to generate structured records in the first instance, leaving facilities that still rely on handwritten logbooks unable to participate.</w:t>
-      </w:r>
-    </w:p>
-    <w:p>
-      <w:pPr>
-        <w:spacing w:line="480" w:lineRule="auto"/>
-        <w:ind w:left="482" w:hangingChars="200" w:hanging="482"/>
-        <w:jc w:val="both"/>
-        <w:rPr>
-          <w:rFonts w:ascii="Arial" w:eastAsia="Arial" w:hAnsi="Arial" w:cs="Arial"/>
-          <w:lang w:val="en-PH"/>
-        </w:rPr>
-      </w:pPr>
-      <w:r>
-        <w:rPr>
-          <w:rFonts w:ascii="Arial" w:eastAsia="Arial" w:hAnsi="Arial" w:cs="Arial"/>
-          <w:b/>
-          <w:bCs/>
-          <w:lang w:val="en-PH"/>
-        </w:rPr>
-        <w:t>Synthesis of the Review of Related Studies</w:t>
-      </w:r>
-    </w:p>
-    <w:p>
-      <w:pPr>
-        <w:spacing w:line="480" w:lineRule="auto"/>
-        <w:ind w:firstLine="480"/>
-        <w:jc w:val="both"/>
-        <w:rPr>
-          <w:rFonts w:ascii="Arial" w:eastAsia="Arial" w:hAnsi="Arial" w:cs="Arial"/>
-          <w:lang w:val="en-PH"/>
-        </w:rPr>
-      </w:pPr>
-      <w:r>
-        <w:rPr>
-          <w:rFonts w:ascii="Arial" w:eastAsia="Arial" w:hAnsi="Arial" w:cs="Arial"/>
-          <w:lang w:val="en-PH"/>
-        </w:rPr>
-        <w:t xml:space="preserve">The reviewed studies demonstrate that web-based hospital and health record systems have been successfully developed and deployed across international, national, and local settings using iterative and rapid development methodologies, and that these systems produce measurable improvements in record retrieval, registration efficiency, diagnostic result reporting, prescribing accuracy, and outpatient queue order. Internationally, developed systems establish that role-based modular architectures validated through unit and integration testing yield reliable healthcare platforms, that deterministic queueing rules are sufficient to order walk-in outpatient flow, and that structured electronic prescribing and registration reduce error and repeat encoding. </w:t>
-      </w:r>
-      <w:r>
-        <w:rPr>
-          <w:rFonts w:ascii="Arial" w:eastAsia="Arial" w:hAnsi="Arial" w:cs="Arial"/>
-          <w:lang w:val="en-PH"/>
-        </w:rPr>
-        <w:lastRenderedPageBreak/>
-        <w:t>Nationally, implemented systems show that Philippine health facilities can operate locally developed web-based record platforms, that local government units can sustain standards-based interoperability infrastructure, and that adoption is governed by workflow integration rather than feature richness. Locally, studies from Mindanao and Region XII confirm both institutional research capacity in health record security and laboratory integration and active provincial and regional commitment to digital health in South Cotabato.</w:t>
-      </w:r>
-    </w:p>
-    <w:p>
-      <w:pPr>
-        <w:spacing w:line="480" w:lineRule="auto"/>
-        <w:ind w:firstLine="480"/>
-        <w:jc w:val="both"/>
-        <w:rPr>
-          <w:rFonts w:ascii="Arial" w:eastAsia="Arial" w:hAnsi="Arial" w:cs="Arial"/>
-          <w:lang w:val="en-PH"/>
-        </w:rPr>
-      </w:pPr>
-      <w:r>
-        <w:rPr>
-          <w:rFonts w:ascii="Arial" w:eastAsia="Arial" w:hAnsi="Arial" w:cs="Arial"/>
-          <w:lang w:val="en-PH"/>
-        </w:rPr>
-        <w:t>Despite these contributions, consistent gaps remain. First, the developed systems are functionally partial, each addressing a single domain such as registration, records, queueing, prescribing, or laboratory processing, with none integrating registration, clinical documentation, diagnostic ordering, dispensing, and billing into one platform in which a single walk-in patient's entire visit is recorded against one patient identifier. Second, existing Philippine systems are built either for primary care clinics, whose functional scope excludes municipal hospital operations, or for inter-facility exchange, which presupposes an internal record system the municipal hospital does not have. Third, the systems that do include scheduling are constructed around patient-initiated online booking, whereas municipal hospital outpatient services in the study locale are accessed by walk-in patients who request consultation at the admitting counter and are scheduled and queued by staff, with no patient-held accounts. Fourth, no reviewed study documents a developed and tested hospital information system built for a municipal hospital in South Cotabato, leaving both the regional deployment level and the provincial consolidation level without a corresponding facility-level system.</w:t>
-      </w:r>
-    </w:p>
-    <w:p>
-      <w:pPr>
-        <w:spacing w:line="480" w:lineRule="auto"/>
-        <w:ind w:firstLine="480"/>
-        <w:jc w:val="both"/>
-        <w:rPr>
-          <w:rFonts w:ascii="Arial" w:eastAsia="Arial" w:hAnsi="Arial" w:cs="Arial"/>
-          <w:lang w:val="en-PH"/>
-        </w:rPr>
-      </w:pPr>
-    </w:p>
-    <w:p>
-      <w:pPr>
-        <w:spacing w:line="480" w:lineRule="auto"/>
-        <w:ind w:firstLine="480"/>
-        <w:jc w:val="both"/>
-        <w:rPr>
-          <w:rFonts w:ascii="Arial" w:eastAsia="Arial" w:hAnsi="Arial" w:cs="Arial"/>
-          <w:lang w:val="en-PH"/>
-        </w:rPr>
-      </w:pPr>
-      <w:r>
-        <w:rPr>
-          <w:rFonts w:ascii="Arial" w:eastAsia="Arial" w:hAnsi="Arial" w:cs="Arial"/>
-          <w:lang w:val="en-PH"/>
-        </w:rPr>
-        <w:lastRenderedPageBreak/>
         <w:t xml:space="preserve">Therefore, this study addresses these limitations by developing the </w:t>
       </w:r>
       <w:proofErr w:type="spellStart"/>
@@ -5057,7 +5574,15 @@
           <w:rFonts w:ascii="Arial" w:eastAsia="Arial" w:hAnsi="Arial" w:cs="Arial"/>
           <w:lang w:val="en-PH"/>
         </w:rPr>
-        <w:t>Acacio-Claro, P. J., et al. (2024). Understanding adoption of electronic medical records (EMRs) during a health emergency: An analysis of EMR usage logs from rural health facilities in the Philippines. </w:t>
+        <w:t xml:space="preserve">Acacio-Claro, P. J., et al. (2024). Understanding adoption of electronic medical records </w:t>
+      </w:r>
+      <w:r>
+        <w:rPr>
+          <w:rFonts w:ascii="Arial" w:eastAsia="Arial" w:hAnsi="Arial" w:cs="Arial"/>
+          <w:lang w:val="en-PH"/>
+        </w:rPr>
+        <w:lastRenderedPageBreak/>
+        <w:t>(EMRs) during a health emergency: An analysis of EMR usage logs from rural health facilities in the Philippines. </w:t>
       </w:r>
       <w:r>
         <w:rPr>
@@ -5131,15 +5656,7 @@
           <w:rFonts w:ascii="Arial" w:eastAsia="Arial" w:hAnsi="Arial" w:cs="Arial"/>
           <w:lang w:val="en-PH"/>
         </w:rPr>
-        <w:t xml:space="preserve">Cassidy, C. E., et al. (2023). E-prescribing and medication safety in community </w:t>
-      </w:r>
-      <w:r>
-        <w:rPr>
-          <w:rFonts w:ascii="Arial" w:eastAsia="Arial" w:hAnsi="Arial" w:cs="Arial"/>
-          <w:lang w:val="en-PH"/>
-        </w:rPr>
-        <w:lastRenderedPageBreak/>
-        <w:t>settings. </w:t>
+        <w:t>Cassidy, C. E., et al. (2023). E-prescribing and medication safety in community settings. </w:t>
       </w:r>
       <w:r>
         <w:rPr>
@@ -5412,7 +5929,17 @@
           <w:iCs/>
           <w:lang w:val="en-PH"/>
         </w:rPr>
-        <w:t>Electronic medical record: Integrated Clinic Information System (</w:t>
+        <w:t xml:space="preserve">Electronic medical record: Integrated </w:t>
+      </w:r>
+      <w:r>
+        <w:rPr>
+          <w:rFonts w:ascii="Arial" w:eastAsia="Arial" w:hAnsi="Arial" w:cs="Arial"/>
+          <w:i/>
+          <w:iCs/>
+          <w:lang w:val="en-PH"/>
+        </w:rPr>
+        <w:lastRenderedPageBreak/>
+        <w:t>Clinic Information System (</w:t>
       </w:r>
       <w:proofErr w:type="spellStart"/>
       <w:r>
@@ -5514,7 +6041,6 @@
           <w:rFonts w:ascii="Arial" w:eastAsia="Arial" w:hAnsi="Arial" w:cs="Arial"/>
           <w:lang w:val="en-PH"/>
         </w:rPr>
-        <w:lastRenderedPageBreak/>
         <w:t>Edayan</w:t>
       </w:r>
       <w:proofErr w:type="spellEnd"/>
@@ -5764,7 +6290,15 @@
           <w:rFonts w:ascii="Arial" w:eastAsia="Arial" w:hAnsi="Arial" w:cs="Arial"/>
           <w:lang w:val="en-PH"/>
         </w:rPr>
-        <w:t>(2), 38–49. </w:t>
+        <w:t>(2), 38–</w:t>
+      </w:r>
+      <w:r>
+        <w:rPr>
+          <w:rFonts w:ascii="Arial" w:eastAsia="Arial" w:hAnsi="Arial" w:cs="Arial"/>
+          <w:lang w:val="en-PH"/>
+        </w:rPr>
+        <w:lastRenderedPageBreak/>
+        <w:t>49. </w:t>
       </w:r>
       <w:hyperlink r:id="rId19" w:tgtFrame="_blank" w:history="1">
         <w:r>
@@ -5858,7 +6392,6 @@
           <w:rFonts w:ascii="Arial" w:eastAsia="Arial" w:hAnsi="Arial" w:cs="Arial"/>
           <w:lang w:val="en-PH"/>
         </w:rPr>
-        <w:lastRenderedPageBreak/>
         <w:t>Marcos, et al. (2022). Health information systems for older persons in select government tertiary hospitals and health centers in the Philippines. </w:t>
       </w:r>
       <w:r>
@@ -6107,6 +6640,7 @@
           <w:rFonts w:ascii="Arial" w:eastAsia="Arial" w:hAnsi="Arial" w:cs="Arial"/>
           <w:lang w:val="en-PH"/>
         </w:rPr>
+        <w:lastRenderedPageBreak/>
         <w:t>South Cotabato Integrated Provincial Health Office. (2024). </w:t>
       </w:r>
       <w:r>
@@ -6400,7 +6934,14 @@
         <w:rPr>
           <w:rFonts w:ascii="Arial" w:hAnsi="Arial" w:cs="Arial"/>
         </w:rPr>
-        <w:t xml:space="preserve">The study identified the problems encountered in the current medical information management process of </w:t>
+        <w:t xml:space="preserve">The study identified the problems encountered in the current medical information </w:t>
+      </w:r>
+      <w:r>
+        <w:rPr>
+          <w:rFonts w:ascii="Arial" w:hAnsi="Arial" w:cs="Arial"/>
+        </w:rPr>
+        <w:lastRenderedPageBreak/>
+        <w:t xml:space="preserve">management process of </w:t>
       </w:r>
       <w:proofErr w:type="spellStart"/>
       <w:r>
@@ -6444,40 +6985,56 @@
         <w:rPr>
           <w:rFonts w:ascii="Arial" w:hAnsi="Arial" w:cs="Arial"/>
         </w:rPr>
-        <w:t xml:space="preserve"> Municipal Hospital Information System. Because the system </w:t>
+        <w:t xml:space="preserve"> Municipal Hospital Information System. Because the system spans registration, medical records, scheduling and laboratory, pharmacy, billing, department communication, and reporting, each sprint delivers one complete feature of the proposed system, which allows the hospital staff who will actually use the module to test and validate it before development proceeds, and which reduces the risk of major rework at the end of development.</w:t>
+      </w:r>
+    </w:p>
+    <w:p>
+      <w:pPr>
+        <w:spacing w:line="480" w:lineRule="auto"/>
+        <w:jc w:val="both"/>
+        <w:rPr>
+          <w:rFonts w:ascii="Arial" w:hAnsi="Arial" w:cs="Arial"/>
+        </w:rPr>
+      </w:pPr>
+    </w:p>
+    <w:p>
+      <w:pPr>
+        <w:spacing w:line="480" w:lineRule="auto"/>
+        <w:jc w:val="both"/>
+        <w:rPr>
+          <w:rFonts w:ascii="Arial" w:hAnsi="Arial" w:cs="Arial"/>
+        </w:rPr>
+      </w:pPr>
+      <w:r>
+        <w:rPr>
+          <w:rFonts w:ascii="Arial" w:hAnsi="Arial" w:cs="Arial"/>
+          <w:b/>
+          <w:bCs/>
+        </w:rPr>
+        <w:t>Sprint 1. (Develop a system module that removes patient intake delays by automating patient registration, digital patient identification, and the configuration of hospital reference data and user access.)</w:t>
+      </w:r>
+    </w:p>
+    <w:p>
+      <w:pPr>
+        <w:spacing w:line="480" w:lineRule="auto"/>
+        <w:ind w:firstLine="720"/>
+        <w:jc w:val="both"/>
+        <w:rPr>
+          <w:rFonts w:ascii="Arial" w:hAnsi="Arial" w:cs="Arial"/>
+        </w:rPr>
+      </w:pPr>
+      <w:r>
+        <w:rPr>
+          <w:rFonts w:ascii="Arial" w:hAnsi="Arial" w:cs="Arial"/>
+        </w:rPr>
+        <w:t xml:space="preserve">Under the hospital's existing intake flow, an arriving patient dictates personal details to the admitting staff, who writes them on a paper intake form and copies the same entries into a bound logbook, while returning patients are located by leafing back through previous logbook pages and are frequently re-registered as new entries. Sprint 1 addresses Problem 4.1 by replacing this flow with an automated registration module. The sprint covers the Patient Admission module for Admitting and Registration Staff and the </w:t>
       </w:r>
       <w:r>
         <w:rPr>
           <w:rFonts w:ascii="Arial" w:hAnsi="Arial" w:cs="Arial"/>
         </w:rPr>
         <w:lastRenderedPageBreak/>
-        <w:t>spans registration, medical records, scheduling and laboratory, pharmacy, billing, department communication, and reporting, each sprint delivers one complete feature of the proposed system, which allows the hospital staff who will actually use the module to test and validate it before development proceeds, and which reduces the risk of major rework at the end of development.</w:t>
-      </w:r>
-    </w:p>
-    <w:p>
-      <w:pPr>
-        <w:spacing w:line="480" w:lineRule="auto"/>
-        <w:jc w:val="both"/>
-        <w:rPr>
-          <w:rFonts w:ascii="Arial" w:hAnsi="Arial" w:cs="Arial"/>
-        </w:rPr>
-      </w:pPr>
-    </w:p>
-    <w:p>
-      <w:pPr>
-        <w:spacing w:line="480" w:lineRule="auto"/>
-        <w:jc w:val="both"/>
-        <w:rPr>
-          <w:rFonts w:ascii="Arial" w:hAnsi="Arial" w:cs="Arial"/>
-        </w:rPr>
-      </w:pPr>
-      <w:r>
-        <w:rPr>
-          <w:rFonts w:ascii="Arial" w:hAnsi="Arial" w:cs="Arial"/>
-          <w:b/>
-          <w:bCs/>
-        </w:rPr>
-        <w:t>Sprint 1. (Develop a system module that removes patient intake delays by automating patient registration, digital patient identification, and the configuration of hospital reference data and user access.)</w:t>
+        <w:t>System Configuration and User Account Administration modules for the System Administrator. Functionalities include patient demographic encoding, automated generation of a unique Patient Digital ID in the format TMH-YYYY-XXXXX, classification of patient categories (OPD, Emergency, Senior Citizen, PWD, Indigent), search and filter utilities over the registration file, maintenance of hospital information, department profiles and service fee entries, and role-based access control through user accounts and role permissions. The development environment uses Visual Studio Code as the primary IDE, PHP with the Laravel framework for back-end business logic, HTML, JavaScript, and Tailwind CSS for responsive front-end components, and MySQL running on XAMPP Server for relational database management.</w:t>
       </w:r>
     </w:p>
     <w:p>
@@ -6493,14 +7050,14 @@
         <w:rPr>
           <w:rFonts w:ascii="Arial" w:hAnsi="Arial" w:cs="Arial"/>
         </w:rPr>
-        <w:t xml:space="preserve">Under the hospital's existing intake flow, an arriving patient dictates personal details to the admitting staff, who writes them on a paper intake form and copies the same entries into a bound logbook, while returning patients are located by leafing back through previous logbook pages and are frequently re-registered as new entries. Sprint 1 addresses Problem 4.1 by replacing this flow with an automated registration module. The sprint covers the Patient Admission module for Admitting and Registration Staff and the System Configuration and User Account Administration modules for the System Administrator. Functionalities include patient demographic encoding, automated generation of a unique Patient Digital ID in the format TMH-YYYY-XXXXX, classification of patient categories (OPD, Emergency, Senior Citizen, PWD, Indigent), search and filter utilities over the registration file, maintenance of hospital information, department profiles and service fee entries, and role-based access control through user accounts and role permissions. The development environment uses Visual Studio Code as the primary IDE, PHP with the Laravel framework for back-end business logic, HTML, JavaScript, and </w:t>
+        <w:t xml:space="preserve">Testing validated the individual components of the registration form, including required-field checks, regular-expression format verification for patient names and contact numbers, date-of-birth to age derivation, the uniqueness constraint on the generated Digital ID, and the duplicate-registration warning that triggers when an identical name and birth date already exist. On the administrator side, Unit Testing verified password hashing on account creation and the permission checker that evaluates whether a role may open a given function. Integration Testing confirmed that a registration submitted through the front-end form is written by the Laravel controller into the patient master table and is immediately retrievable by search from a second workstation, that a patient category selected during registration is stored in a form the Billing module can later read, that service fee entries created under System Configuration become selectable references for the succeeding modules, and that a deactivated account is refused at login. Acceptance Testing was conducted with admitting staff, who completed a full patient </w:t>
       </w:r>
       <w:r>
         <w:rPr>
           <w:rFonts w:ascii="Arial" w:hAnsi="Arial" w:cs="Arial"/>
         </w:rPr>
         <w:lastRenderedPageBreak/>
-        <w:t>Tailwind CSS for responsive front-end components, and MySQL running on XAMPP Server for relational database management.</w:t>
+        <w:t>intake using only the system, and with the System Administrator, who created an account, assigned a role, and confirmed that the role restricted the menus visible to that user.</w:t>
       </w:r>
     </w:p>
     <w:p>
@@ -6516,7 +7073,33 @@
         <w:rPr>
           <w:rFonts w:ascii="Arial" w:hAnsi="Arial" w:cs="Arial"/>
         </w:rPr>
-        <w:t>Testing validated the individual components of the registration form, including required-field checks, regular-expression format verification for patient names and contact numbers, date-of-birth to age derivation, the uniqueness constraint on the generated Digital ID, and the duplicate-registration warning that triggers when an identical name and birth date already exist. On the administrator side, Unit Testing verified password hashing on account creation and the permission checker that evaluates whether a role may open a given function. Integration Testing confirmed that a registration submitted through the front-end form is written by the Laravel controller into the patient master table and is immediately retrievable by search from a second workstation, that a patient category selected during registration is stored in a form the Billing module can later read, that service fee entries created under System Configuration become selectable references for the succeeding modules, and that a deactivated account is refused at login. Acceptance Testing was conducted with admitting staff, who completed a full patient intake using only the system, and with the System Administrator, who created an account, assigned a role, and confirmed that the role restricted the menus visible to that user.</w:t>
+        <w:t>The Automated Patient Registration module was deployed to the working environment used for hospital validation. Operationally, it removes the parallel paper logbook and the re-copying of the same demographic details at each counter, because a returning patient is retrieved through the Digital ID instead of being encoded again, and it gives every counter a single standardized patient identifier. This completed build establishes the patient master record and the access-control structure that every clinical record created in Sprint 2 must be attached to.</w:t>
+      </w:r>
+    </w:p>
+    <w:p>
+      <w:pPr>
+        <w:spacing w:line="480" w:lineRule="auto"/>
+        <w:jc w:val="both"/>
+        <w:rPr>
+          <w:rFonts w:ascii="Arial" w:hAnsi="Arial" w:cs="Arial"/>
+        </w:rPr>
+      </w:pPr>
+    </w:p>
+    <w:p>
+      <w:pPr>
+        <w:spacing w:line="480" w:lineRule="auto"/>
+        <w:jc w:val="both"/>
+        <w:rPr>
+          <w:rFonts w:ascii="Arial" w:hAnsi="Arial" w:cs="Arial"/>
+        </w:rPr>
+      </w:pPr>
+      <w:r>
+        <w:rPr>
+          <w:rFonts w:ascii="Arial" w:hAnsi="Arial" w:cs="Arial"/>
+          <w:b/>
+          <w:bCs/>
+        </w:rPr>
+        <w:t>Sprint 2. (Develop a system module that replaces the hospital's paper-based patient charting by consolidating vital signs, consultation notes, diagnoses, prescriptions, and medical documentation into one electronic medical record.)</w:t>
       </w:r>
     </w:p>
     <w:p>
@@ -6532,40 +7115,14 @@
         <w:rPr>
           <w:rFonts w:ascii="Arial" w:hAnsi="Arial" w:cs="Arial"/>
         </w:rPr>
-        <w:t xml:space="preserve">The Automated Patient Registration module was deployed to the working environment used for hospital validation. Operationally, it removes the parallel paper logbook and the re-copying of the same demographic details at each counter, because a returning patient is retrieved through the Digital ID instead of being encoded again, and it gives every counter a single standardized patient identifier. This completed build establishes the patient master record and the access-control structure that every clinical </w:t>
+        <w:t xml:space="preserve">In the hospital's previous business flow, the nurse writes the patient's vital signs on a paper chart clipped inside the patient's folder, the records staff physically retrieve that folder from the filing cabinet and carry it to the consultation room, the physician handwrites the consultation notes, diagnosis, treatment plan, and prescription on the same chart, and the folder is then returned to the records section for manual re-filing. Because only one copy of the folder exists, a chart that is in use in another department, misfiled, or damaged by repeated handling leaves the physician consulting without the patient's history, and the patient is asked to recall it verbally. Sprint 2 addresses Problem 4.2 by implementing a centralized Electronic Medical Records system. The sprint covers </w:t>
       </w:r>
       <w:r>
         <w:rPr>
           <w:rFonts w:ascii="Arial" w:hAnsi="Arial" w:cs="Arial"/>
         </w:rPr>
         <w:lastRenderedPageBreak/>
-        <w:t>record created in Sprint 2 must be attached to.</w:t>
-      </w:r>
-    </w:p>
-    <w:p>
-      <w:pPr>
-        <w:spacing w:line="480" w:lineRule="auto"/>
-        <w:jc w:val="both"/>
-        <w:rPr>
-          <w:rFonts w:ascii="Arial" w:hAnsi="Arial" w:cs="Arial"/>
-        </w:rPr>
-      </w:pPr>
-    </w:p>
-    <w:p>
-      <w:pPr>
-        <w:spacing w:line="480" w:lineRule="auto"/>
-        <w:jc w:val="both"/>
-        <w:rPr>
-          <w:rFonts w:ascii="Arial" w:hAnsi="Arial" w:cs="Arial"/>
-        </w:rPr>
-      </w:pPr>
-      <w:r>
-        <w:rPr>
-          <w:rFonts w:ascii="Arial" w:hAnsi="Arial" w:cs="Arial"/>
-          <w:b/>
-          <w:bCs/>
-        </w:rPr>
-        <w:t>Sprint 2. (Develop a system module that replaces the hospital's paper-based patient charting by consolidating vital signs, consultation notes, diagnoses, prescriptions, and medical documentation into one electronic medical record.)</w:t>
+        <w:t>the Patient Consultation, Prescription Issuance, and Medical Documentation modules for Attending Physicians, the Patient Vital Signs Recording module for Nurses on Duty, and the Patient Record Administration module for Medical Records Officers. Functionalities comprise digital vital signs recording (blood pressure, temperature, weight, heart rate, respiratory rate, and oxygen saturation), SOAP-format consultation notes, ICD-10 diagnosis logging, treatment plan formulation, electronic prescription issuance, medical certificate generation, and patient allergy and immunization record tracking, together with record verification and archiving by the Medical Records Officer. Development tools include VS Code, PHP Laravel with Eloquent ORM for data management, HTML and JavaScript for interactive clinical forms, Tailwind CSS for the clinical interface, and MySQL for schema storage.</w:t>
       </w:r>
     </w:p>
     <w:p>
@@ -6581,14 +7138,14 @@
         <w:rPr>
           <w:rFonts w:ascii="Arial" w:hAnsi="Arial" w:cs="Arial"/>
         </w:rPr>
-        <w:t xml:space="preserve">In the hospital's previous business flow, the nurse writes the patient's vital signs on a paper chart clipped inside the patient's folder, the records staff physically retrieve that folder from the filing cabinet and carry it to the consultation room, the physician handwrites the consultation notes, diagnosis, treatment plan, and prescription on the same chart, and the folder is then returned to the records section for manual re-filing. Because only one copy of the folder exists, a chart that is in use in another department, misfiled, or damaged by repeated handling leaves the physician consulting without the patient's history, and the patient is asked to recall it verbally. Sprint 2 addresses Problem 4.2 by implementing a centralized Electronic Medical Records system. The sprint covers the Patient Consultation, Prescription Issuance, and Medical Documentation modules for Attending Physicians, the Patient Vital Signs Recording module for Nurses on Duty, and the Patient Record Administration module for Medical Records Officers. Functionalities comprise digital vital signs recording (blood pressure, temperature, weight, heart rate, respiratory rate, and oxygen saturation), SOAP-format consultation notes, ICD-10 diagnosis logging, treatment plan formulation, electronic prescription issuance, medical certificate generation, and patient allergy and immunization record tracking, together with record verification and archiving by the Medical Records Officer. Development tools include VS Code, PHP Laravel with Eloquent ORM for data management, HTML and </w:t>
+        <w:t xml:space="preserve">Unit Testing verified the numeric range validators for each vital sign, which reject physiologically impossible blood pressure, temperature, and heart rate values before saving; the required-field rules for each section of the SOAP note; the ICD-10 code lookup that resolves a code to its official description; the dosage, frequency, and quantity validators on the prescription form; and the allergy alert that fires when a drug being prescribed matches an allergy already recorded for that patient. Integration Testing confirmed that vital signs saved by the nurse against a patient's Digital ID appear on the attending physician's consultation screen for the same visit, that the consultation note, diagnosis entry, treatment plan, and electronic prescription created during that visit all bind to the same patient master record created in Sprint 1, and that the Medical Records Officer opening Patient Record Administration sees the newly created entries in the patient's chronological history. Acceptance Testing involved an attending physician and </w:t>
       </w:r>
       <w:r>
         <w:rPr>
           <w:rFonts w:ascii="Arial" w:hAnsi="Arial" w:cs="Arial"/>
         </w:rPr>
         <w:lastRenderedPageBreak/>
-        <w:t>JavaScript for interactive clinical forms, Tailwind CSS for the clinical interface, and MySQL for schema storage.</w:t>
+        <w:t>the clinical adviser completing a full mock consultation from history review to prescription issuance, confirming that the digital chart contains every element they currently write by hand and that no item of the paper chart is lost in the transition.</w:t>
       </w:r>
     </w:p>
     <w:p>
@@ -6604,7 +7161,33 @@
         <w:rPr>
           <w:rFonts w:ascii="Arial" w:hAnsi="Arial" w:cs="Arial"/>
         </w:rPr>
-        <w:t>Unit Testing verified the numeric range validators for each vital sign, which reject physiologically impossible blood pressure, temperature, and heart rate values before saving; the required-field rules for each section of the SOAP note; the ICD-10 code lookup that resolves a code to its official description; the dosage, frequency, and quantity validators on the prescription form; and the allergy alert that fires when a drug being prescribed matches an allergy already recorded for that patient. Integration Testing confirmed that vital signs saved by the nurse against a patient's Digital ID appear on the attending physician's consultation screen for the same visit, that the consultation note, diagnosis entry, treatment plan, and electronic prescription created during that visit all bind to the same patient master record created in Sprint 1, and that the Medical Records Officer opening Patient Record Administration sees the newly created entries in the patient's chronological history. Acceptance Testing involved an attending physician and the clinical adviser completing a full mock consultation from history review to prescription issuance, confirming that the digital chart contains every element they currently write by hand and that no item of the paper chart is lost in the transition.</w:t>
+        <w:t>The Electronic Medical Records module was deployed to the working environment. It removes the physical retrieval and re-filing of patient folders, allows the nurse and the physician to work on the same patient record concurrently, protects medical histories from loss or physical damage, and supports Data Privacy Act (RA 10173) compliance through role-restricted access and activity logging. The electronic record produced here is the prerequisite for the laboratory ordering channel in Sprint 3 and the pharmacy dispensing channel in Sprint 4, since a laboratory request and a prescription can only exist as extensions of a consultation record.</w:t>
+      </w:r>
+    </w:p>
+    <w:p>
+      <w:pPr>
+        <w:spacing w:line="480" w:lineRule="auto"/>
+        <w:jc w:val="both"/>
+        <w:rPr>
+          <w:rFonts w:ascii="Arial" w:hAnsi="Arial" w:cs="Arial"/>
+        </w:rPr>
+      </w:pPr>
+    </w:p>
+    <w:p>
+      <w:pPr>
+        <w:spacing w:line="480" w:lineRule="auto"/>
+        <w:jc w:val="both"/>
+        <w:rPr>
+          <w:rFonts w:ascii="Arial" w:hAnsi="Arial" w:cs="Arial"/>
+        </w:rPr>
+      </w:pPr>
+      <w:r>
+        <w:rPr>
+          <w:rFonts w:ascii="Arial" w:hAnsi="Arial" w:cs="Arial"/>
+          <w:b/>
+          <w:bCs/>
+        </w:rPr>
+        <w:t>Sprint 3. (Develop a system module that unifies scattered departmental information by consolidating consultation scheduling, patient queueing, laboratory operations, and medical record retrieval into a single point of access.)</w:t>
       </w:r>
     </w:p>
     <w:p>
@@ -6620,40 +7203,14 @@
         <w:rPr>
           <w:rFonts w:ascii="Arial" w:hAnsi="Arial" w:cs="Arial"/>
         </w:rPr>
-        <w:t xml:space="preserve">The Electronic Medical Records module was deployed to the working environment. It removes the physical retrieval and re-filing of patient folders, allows the nurse and the physician to work on the same patient record concurrently, protects medical histories from loss or physical damage, and supports Data Privacy Act (RA 10173) compliance through role-restricted access and activity logging. The electronic record produced here is the prerequisite for the laboratory ordering channel in Sprint 3 and the pharmacy dispensing </w:t>
+        <w:t xml:space="preserve">Previously, consultation slots and walk-ins are written in a scheduling logbook kept at the admitting desk, patients are called by name or by a hand-written paper number, laboratory tests are requested on a handwritten slip that the patient carries to the laboratory, and completed results are handed back to the patient or walked physically to the physician, with the laboratory keeping its own copy in a folder separate from the medical records folder. Sprint 3 addresses Problem 4.3 by unifying these operations. The sprint covers the Patient Visit and Consultation Scheduling and Queue Operations </w:t>
       </w:r>
       <w:r>
         <w:rPr>
           <w:rFonts w:ascii="Arial" w:hAnsi="Arial" w:cs="Arial"/>
         </w:rPr>
         <w:lastRenderedPageBreak/>
-        <w:t>channel in Sprint 4, since a laboratory request and a prescription can only exist as extensions of a consultation record.</w:t>
-      </w:r>
-    </w:p>
-    <w:p>
-      <w:pPr>
-        <w:spacing w:line="480" w:lineRule="auto"/>
-        <w:jc w:val="both"/>
-        <w:rPr>
-          <w:rFonts w:ascii="Arial" w:hAnsi="Arial" w:cs="Arial"/>
-        </w:rPr>
-      </w:pPr>
-    </w:p>
-    <w:p>
-      <w:pPr>
-        <w:spacing w:line="480" w:lineRule="auto"/>
-        <w:jc w:val="both"/>
-        <w:rPr>
-          <w:rFonts w:ascii="Arial" w:hAnsi="Arial" w:cs="Arial"/>
-        </w:rPr>
-      </w:pPr>
-      <w:r>
-        <w:rPr>
-          <w:rFonts w:ascii="Arial" w:hAnsi="Arial" w:cs="Arial"/>
-          <w:b/>
-          <w:bCs/>
-        </w:rPr>
-        <w:t>Sprint 3. (Develop a system module that unifies scattered departmental information by consolidating consultation scheduling, patient queueing, laboratory operations, and medical record retrieval into a single point of access.)</w:t>
+        <w:t>modules for Admitting and Registration Staff, the Laboratory Request module for Attending Physicians, the Laboratory Request Processing, Sample Tracking, Test Result Recording, and Test Catalog Administration modules for Medical Technologists, and the Medical Record Retrieval module for Medical Records Officers. Key features include in-person consultation scheduling and rescheduling against a doctor's schedule, sequential queue number generation in the format Q-001 and Q-002, live queue status display, electronic laboratory ordering, sample tracking under unique collection identifiers, test result encoding against maintained reference ranges, laboratory report generation, and consolidated retrieval of a patient's consultation, laboratory, and treatment history. The tech stack includes VS Code, PHP Laravel, HTML with AJAX and JavaScript for queue and status polling, Tailwind CSS, and MySQL for relational linkage between the visit, the request, the sample, and the result.</w:t>
       </w:r>
     </w:p>
     <w:p>
@@ -6669,14 +7226,14 @@
         <w:rPr>
           <w:rFonts w:ascii="Arial" w:hAnsi="Arial" w:cs="Arial"/>
         </w:rPr>
-        <w:t xml:space="preserve">Previously, consultation slots and walk-ins are written in a scheduling logbook kept at the admitting desk, patients are called by name or by a hand-written paper number, laboratory tests are requested on a handwritten slip that the patient carries to the laboratory, and completed results are handed back to the patient or walked physically to the physician, with the laboratory keeping its own copy in a folder separate from the medical records folder. Sprint 3 addresses Problem 4.3 by unifying these operations. The sprint covers the Patient Visit and Consultation Scheduling and Queue Operations modules for Admitting and Registration Staff, the Laboratory Request module for Attending Physicians, the Laboratory Request Processing, Sample Tracking, Test Result Recording, and Test Catalog Administration modules for Medical Technologists, and the Medical Record Retrieval module for Medical Records Officers. Key features include in-person consultation scheduling and rescheduling against a doctor's schedule, sequential queue number generation in the format Q-001 and Q-002, live queue status display, electronic laboratory ordering, sample tracking under unique collection identifiers, test result encoding against maintained reference ranges, laboratory report generation, and consolidated retrieval of a patient's consultation, laboratory, and treatment history. The tech stack includes VS Code, PHP Laravel, HTML with AJAX and JavaScript for queue </w:t>
+        <w:t xml:space="preserve">Unit Testing verified queue number auto-incrementation, the counter that resets for each new service day, the format mask applied to sample collection identifiers, the scheduling conflict validator that prevents two consultations from occupying the same physician slot, and the reference-range comparator that flags a recorded result as low, normal, or high. Integration Testing confirmed that a laboratory test request created by the physician appears in the Medical Technologist's Test Request Queue carrying the patient's Digital ID, the requesting physician, and the ordered test, that updating the sample processing status in Sample Tracking updates the request status seen by the physician, that a validated result recorded in Test Result Recording is written back to the patient's electronic medical record from Sprint 2 and becomes visible both in the physician's result view and in the Medical Records Officer's retrieval module, and that a </w:t>
       </w:r>
       <w:r>
         <w:rPr>
           <w:rFonts w:ascii="Arial" w:hAnsi="Arial" w:cs="Arial"/>
         </w:rPr>
         <w:lastRenderedPageBreak/>
-        <w:t>and status polling, Tailwind CSS, and MySQL for relational linkage between the visit, the request, the sample, and the result.</w:t>
+        <w:t>test deactivated in Test Catalog Administration can no longer be selected on a new request while remaining readable on past requests. Acceptance Testing was performed jointly by registration staff and a medical technologist, who moved a simulated patient from scheduling to queue call to laboratory result release without any verbal handover or paper request slip.</w:t>
       </w:r>
     </w:p>
     <w:p>
@@ -6692,7 +7249,33 @@
         <w:rPr>
           <w:rFonts w:ascii="Arial" w:hAnsi="Arial" w:cs="Arial"/>
         </w:rPr>
-        <w:t>Unit Testing verified queue number auto-incrementation, the counter that resets for each new service day, the format mask applied to sample collection identifiers, the scheduling conflict validator that prevents two consultations from occupying the same physician slot, and the reference-range comparator that flags a recorded result as low, normal, or high. Integration Testing confirmed that a laboratory test request created by the physician appears in the Medical Technologist's Test Request Queue carrying the patient's Digital ID, the requesting physician, and the ordered test, that updating the sample processing status in Sample Tracking updates the request status seen by the physician, that a validated result recorded in Test Result Recording is written back to the patient's electronic medical record from Sprint 2 and becomes visible both in the physician's result view and in the Medical Records Officer's retrieval module, and that a test deactivated in Test Catalog Administration can no longer be selected on a new request while remaining readable on past requests. Acceptance Testing was performed jointly by registration staff and a medical technologist, who moved a simulated patient from scheduling to queue call to laboratory result release without any verbal handover or paper request slip.</w:t>
+        <w:t>The Unified Medical Access module was deployed to the working environment. It gives the outpatient queue a single visible order, removes the misplaced paper laboratory request slip, and allows a patient's consultation, laboratory, and treatment history to be retrieved from one screen instead of from separate departmental folders. The service events recorded here the consultation and the completed laboratory test become billable items that Sprint 5 will consolidate, and the ordering pattern established here is reused for pharmacy dispensing in Sprint 4.</w:t>
+      </w:r>
+    </w:p>
+    <w:p>
+      <w:pPr>
+        <w:spacing w:line="480" w:lineRule="auto"/>
+        <w:jc w:val="both"/>
+        <w:rPr>
+          <w:rFonts w:ascii="Arial" w:hAnsi="Arial" w:cs="Arial"/>
+        </w:rPr>
+      </w:pPr>
+    </w:p>
+    <w:p>
+      <w:pPr>
+        <w:spacing w:line="480" w:lineRule="auto"/>
+        <w:jc w:val="both"/>
+        <w:rPr>
+          <w:rFonts w:ascii="Arial" w:hAnsi="Arial" w:cs="Arial"/>
+        </w:rPr>
+      </w:pPr>
+      <w:r>
+        <w:rPr>
+          <w:rFonts w:ascii="Arial" w:hAnsi="Arial" w:cs="Arial"/>
+          <w:b/>
+          <w:bCs/>
+        </w:rPr>
+        <w:t>Sprint 4. (Develop a system module that removes manual stock card errors and medicine dispensing delays by automating prescription verification, dispensing records, and pharmacy inventory control.)</w:t>
       </w:r>
     </w:p>
     <w:p>
@@ -6708,40 +7291,14 @@
         <w:rPr>
           <w:rFonts w:ascii="Arial" w:hAnsi="Arial" w:cs="Arial"/>
         </w:rPr>
-        <w:t xml:space="preserve">The Unified Medical Access module was deployed to the working environment. It gives the outpatient queue a single visible order, removes the misplaced paper laboratory request slip, and allows a patient's consultation, laboratory, and treatment history to be retrieved from one screen instead of from separate departmental folders. The service events recorded here the consultation and the completed laboratory test become billable </w:t>
+        <w:t xml:space="preserve">In the previous flow, the patient carries a handwritten prescription to the pharmacy window, the pharmacy aide interprets the handwriting, searches the shelf, and writes the deduction on a physical stock card, while expiry is detected only when someone inspects the shelves and low stock is discovered only when an item runs out. Sprint 4 addresses Problem 4.4. The sprint covers the Prescription Processing, Medicine Dispensing, Pharmacy Inventory, and Medicine Catalog modules for Pharmacists and Pharmacy </w:t>
       </w:r>
       <w:r>
         <w:rPr>
           <w:rFonts w:ascii="Arial" w:hAnsi="Arial" w:cs="Arial"/>
         </w:rPr>
         <w:lastRenderedPageBreak/>
-        <w:t>items that Sprint 5 will consolidate, and the ordering pattern established here is reused for pharmacy dispensing in Sprint 4.</w:t>
-      </w:r>
-    </w:p>
-    <w:p>
-      <w:pPr>
-        <w:spacing w:line="480" w:lineRule="auto"/>
-        <w:jc w:val="both"/>
-        <w:rPr>
-          <w:rFonts w:ascii="Arial" w:hAnsi="Arial" w:cs="Arial"/>
-        </w:rPr>
-      </w:pPr>
-    </w:p>
-    <w:p>
-      <w:pPr>
-        <w:spacing w:line="480" w:lineRule="auto"/>
-        <w:jc w:val="both"/>
-        <w:rPr>
-          <w:rFonts w:ascii="Arial" w:hAnsi="Arial" w:cs="Arial"/>
-        </w:rPr>
-      </w:pPr>
-      <w:r>
-        <w:rPr>
-          <w:rFonts w:ascii="Arial" w:hAnsi="Arial" w:cs="Arial"/>
-          <w:b/>
-          <w:bCs/>
-        </w:rPr>
-        <w:t>Sprint 4. (Develop a system module that removes manual stock card errors and medicine dispensing delays by automating prescription verification, dispensing records, and pharmacy inventory control.)</w:t>
+        <w:t>Aides, working from prescriptions issued by Prescribing Physicians. Functionalities include electronic prescription verification, digital dispensing records, batch-level stock-in entry, automatic inventory deduction on dispensing, low-stock threshold alerts, configurable expiry threshold alerts, and stock disposal recording. Development tools include VS Code, PHP Laravel, HTML, JavaScript, Tailwind CSS, and MySQL for multi-batch relational stock mapping.</w:t>
       </w:r>
     </w:p>
     <w:p>
@@ -6757,7 +7314,14 @@
         <w:rPr>
           <w:rFonts w:ascii="Arial" w:hAnsi="Arial" w:cs="Arial"/>
         </w:rPr>
-        <w:t>In the previous flow, the patient carries a handwritten prescription to the pharmacy window, the pharmacy aide interprets the handwriting, searches the shelf, and writes the deduction on a physical stock card, while expiry is detected only when someone inspects the shelves and low stock is discovered only when an item runs out. Sprint 4 addresses Problem 4.4. The sprint covers the Prescription Processing, Medicine Dispensing, Pharmacy Inventory, and Medicine Catalog modules for Pharmacists and Pharmacy Aides, working from prescriptions issued by Prescribing Physicians. Functionalities include electronic prescription verification, digital dispensing records, batch-level stock-in entry, automatic inventory deduction on dispensing, low-stock threshold alerts, configurable expiry threshold alerts, and stock disposal recording. Development tools include VS Code, PHP Laravel, HTML, JavaScript, Tailwind CSS, and MySQL for multi-batch relational stock mapping.</w:t>
+        <w:t xml:space="preserve">Unit Testing verified the inventory arithmetic in isolation, confirming that the quantity deducted equals the quantity dispensed, that a dispensing attempt exceeding the available quantity is rejected so that no batch can fall to a negative balance, that the batch selection routine proposes the earliest-expiring available batch first, and that the low-stock and expiry comparators raise an alert exactly at the configured threshold level rather than above or below it. Integration Testing traced a single prescription across the module boundary. An electronic prescription saved by the physician in the Prescription Issuance module of Sprint 2 was retrieved by the Prescription Processing module and displayed in the pharmacist's Prescription Queue together with the patient's Digital ID, the generic name, dosage, and quantity of each prescribed item. The test then confirmed that each prescribed item is matched against its Medicine Catalog record and against the available batches in Pharmacy Inventory before the pharmacist can set the prescription status to Verified, that an item with no available batch is marked unavailable instead of being dispensed, and that saving a Dispensing Record writes the dispensing entry and the batch deduction in one database transaction, so that the inventory level and the stock movement history seen by the next user already reflect the dispensed quantity. Acceptance Testing was conducted with pharmacy personnel, who performed a batch </w:t>
+      </w:r>
+      <w:r>
+        <w:rPr>
+          <w:rFonts w:ascii="Arial" w:hAnsi="Arial" w:cs="Arial"/>
+        </w:rPr>
+        <w:lastRenderedPageBreak/>
+        <w:t>stock-in entry, verified a queued prescription, dispensed against it, and confirmed that the resulting stock movement history matched what they would have written on the stock card, and that the screens for stock-in, batch tracking, and dispensing verification were intuitive and free of encoding errors.</w:t>
       </w:r>
     </w:p>
     <w:p>
@@ -6773,14 +7337,56 @@
         <w:rPr>
           <w:rFonts w:ascii="Arial" w:hAnsi="Arial" w:cs="Arial"/>
         </w:rPr>
-        <w:t xml:space="preserve">Unit Testing verified the inventory arithmetic in isolation, confirming that the quantity deducted equals the quantity dispensed, that a dispensing attempt exceeding the available quantity is rejected so that no batch can fall to a negative balance, that the batch selection routine proposes the earliest-expiring available batch first, and that the </w:t>
+        <w:t>The Pharmacy and Inventory module was deployed to the working environment. It removes the misreading of handwritten prescriptions, replaces the physical stock card with a batch-level record that updates as part of dispensing, and surfaces near-expiry and low-stock items before they affect patient service. Each dispensing record produced here carries the medicine cost that Sprint 5 will aggregate into the patient's bill.</w:t>
+      </w:r>
+    </w:p>
+    <w:p>
+      <w:pPr>
+        <w:spacing w:line="480" w:lineRule="auto"/>
+        <w:jc w:val="both"/>
+        <w:rPr>
+          <w:rFonts w:ascii="Arial" w:hAnsi="Arial" w:cs="Arial"/>
+        </w:rPr>
+      </w:pPr>
+    </w:p>
+    <w:p>
+      <w:pPr>
+        <w:spacing w:line="480" w:lineRule="auto"/>
+        <w:jc w:val="both"/>
+        <w:rPr>
+          <w:rFonts w:ascii="Arial" w:hAnsi="Arial" w:cs="Arial"/>
+        </w:rPr>
+      </w:pPr>
+      <w:r>
+        <w:rPr>
+          <w:rFonts w:ascii="Arial" w:hAnsi="Arial" w:cs="Arial"/>
+          <w:b/>
+          <w:bCs/>
+        </w:rPr>
+        <w:t>Sprint 5. (Develop a system module that removes manual billing computation errors by automating charge aggregation, discount application, payment recording, and receipt issuance.)</w:t>
+      </w:r>
+    </w:p>
+    <w:p>
+      <w:pPr>
+        <w:spacing w:line="480" w:lineRule="auto"/>
+        <w:ind w:firstLine="720"/>
+        <w:jc w:val="both"/>
+        <w:rPr>
+          <w:rFonts w:ascii="Arial" w:hAnsi="Arial" w:cs="Arial"/>
+        </w:rPr>
+      </w:pPr>
+      <w:r>
+        <w:rPr>
+          <w:rFonts w:ascii="Arial" w:hAnsi="Arial" w:cs="Arial"/>
+        </w:rPr>
+        <w:t xml:space="preserve">Previously, the billing clerk collects the charge slips generated by each department, looks up the fee for each item, computes the total and the applicable discount by hand or on a calculator, writes the invoice, and issues a manually numbered receipt, with the transaction record surviving only in the receipt booklet. Sprint 5 addresses Problem 4.5. The sprint covers the Charge Computation, Payment Processing, and Invoice and Receipt Generation modules for Billing and Cashier Staff. Key features include automated aggregation of consultation, laboratory, and pharmacy charges into one patient bill, discount rules for Senior Citizens under RA 9994 and Persons with Disability under RA 10754 at twenty percent, indigent classification, PhilHealth coverage </w:t>
       </w:r>
       <w:r>
         <w:rPr>
           <w:rFonts w:ascii="Arial" w:hAnsi="Arial" w:cs="Arial"/>
         </w:rPr>
         <w:lastRenderedPageBreak/>
-        <w:t>low-stock and expiry comparators raise an alert exactly at the configured threshold level rather than above or below it. Integration Testing traced a single prescription across the module boundary. An electronic prescription saved by the physician in the Prescription Issuance module of Sprint 2 was retrieved by the Prescription Processing module and displayed in the pharmacist's Prescription Queue together with the patient's Digital ID, the generic name, dosage, and quantity of each prescribed item. The test then confirmed that each prescribed item is matched against its Medicine Catalog record and against the available batches in Pharmacy Inventory before the pharmacist can set the prescription status to Verified, that an item with no available batch is marked unavailable instead of being dispensed, and that saving a Dispensing Record writes the dispensing entry and the batch deduction in one database transaction, so that the inventory level and the stock movement history seen by the next user already reflect the dispensed quantity. Acceptance Testing was conducted with pharmacy personnel, who performed a batch stock-in entry, verified a queued prescription, dispensed against it, and confirmed that the resulting stock movement history matched what they would have written on the stock card, and that the screens for stock-in, batch tracking, and dispensing verification were intuitive and free of encoding errors.</w:t>
+        <w:t>deduction, payment recording with outstanding balance tracking, and itemized invoice and official receipt printing. It is built using VS Code, PHP Laravel, HTML with JavaScript computation handlers, Tailwind CSS, and MySQL.</w:t>
       </w:r>
     </w:p>
     <w:p>
@@ -6796,34 +7402,14 @@
         <w:rPr>
           <w:rFonts w:ascii="Arial" w:hAnsi="Arial" w:cs="Arial"/>
         </w:rPr>
-        <w:t>The Pharmacy and Inventory module was deployed to the working environment. It removes the misreading of handwritten prescriptions, replaces the physical stock card with a batch-level record that updates as part of dispensing, and surfaces near-expiry and low-stock items before they affect patient service. Each dispensing record produced here carries the medicine cost that Sprint 5 will aggregate into the patient's bill.</w:t>
-      </w:r>
-    </w:p>
-    <w:p>
-      <w:pPr>
-        <w:spacing w:line="480" w:lineRule="auto"/>
-        <w:jc w:val="both"/>
-        <w:rPr>
-          <w:rFonts w:ascii="Arial" w:hAnsi="Arial" w:cs="Arial"/>
-        </w:rPr>
-      </w:pPr>
-    </w:p>
-    <w:p>
-      <w:pPr>
-        <w:spacing w:line="480" w:lineRule="auto"/>
-        <w:jc w:val="both"/>
-        <w:rPr>
-          <w:rFonts w:ascii="Arial" w:hAnsi="Arial" w:cs="Arial"/>
-        </w:rPr>
-      </w:pPr>
-      <w:r>
-        <w:rPr>
-          <w:rFonts w:ascii="Arial" w:hAnsi="Arial" w:cs="Arial"/>
-          <w:b/>
-          <w:bCs/>
+        <w:t xml:space="preserve">Unit Testing exercised each computation function of the Charge Computation module in isolation against manually prepared expected values. It verified that a line total equals the service fee maintained in System Configuration multiplied by the quantity rendered, that the subtotal equals the sum of the consultation, laboratory, and medicine line items, that a Senior Citizen or PWD discount is computed as twenty percent of the discountable subtotal and is applied only once even when a patient qualifies under more than one category, that a PhilHealth deduction is applied to the amount remaining after the statutory discount, that all monetary results are rounded to two decimal places, that the outstanding balance equals the total due less the payments recorded, and that a charge entry with a zero or negative amount is rejected. Integration Testing confirmed the cross-module consolidation. A consultation recorded in Sprint 2, a completed laboratory test recorded in Sprint 3, and a dispensing record created in Sprint 4 were each pulled into the same patient's open bill under one Digital ID without re-encoding; each item was confirmed to be billable only once, so that after payment is posted the items are closed and no longer appear in the unbilled list; the payment saved through Payment Processing was confirmed to update the outstanding balance and the patient billing history; and the invoice and official receipt generated afterwards were confirmed to reproduce the same line items, discount, and total as the computed bill, with the official receipt carrying a sequential number that cannot be reused. Acceptance Testing was conducted with cashier staff, who processed simulated checkouts covering a regular paying patient, a </w:t>
+      </w:r>
+      <w:r>
+        <w:rPr>
+          <w:rFonts w:ascii="Arial" w:hAnsi="Arial" w:cs="Arial"/>
         </w:rPr>
         <w:lastRenderedPageBreak/>
-        <w:t>Sprint 5. (Develop a system module that removes manual billing computation errors by automating charge aggregation, discount application, payment recording, and receipt issuance.)</w:t>
+        <w:t>Senior Citizen, a PWD, a PhilHealth-covered patient, and a partial payment, and who compared each printed official receipt line by line against their own manual computation of the same case.</w:t>
       </w:r>
     </w:p>
     <w:p>
@@ -6839,7 +7425,33 @@
         <w:rPr>
           <w:rFonts w:ascii="Arial" w:hAnsi="Arial" w:cs="Arial"/>
         </w:rPr>
-        <w:t>Previously, the billing clerk collects the charge slips generated by each department, looks up the fee for each item, computes the total and the applicable discount by hand or on a calculator, writes the invoice, and issues a manually numbered receipt, with the transaction record surviving only in the receipt booklet. Sprint 5 addresses Problem 4.5. The sprint covers the Charge Computation, Payment Processing, and Invoice and Receipt Generation modules for Billing and Cashier Staff. Key features include automated aggregation of consultation, laboratory, and pharmacy charges into one patient bill, discount rules for Senior Citizens under RA 9994 and Persons with Disability under RA 10754 at twenty percent, indigent classification, PhilHealth coverage deduction, payment recording with outstanding balance tracking, and itemized invoice and official receipt printing. It is built using VS Code, PHP Laravel, HTML with JavaScript computation handlers, Tailwind CSS, and MySQL.</w:t>
+        <w:t>The Billing and Payment module was deployed to the working environment. It removes the manual collection of departmental charge slips and the hand computation of discounts, replaces the manually numbered receipt booklet with a sequential and auditable record, and leaves every transaction traceable to the service that produced it. This build completes the patient's financial workflow and supplies the revenue data that Sprint 7 will summarize, while the department-to-department handoffs it exposed are formalized in Sprint 6.</w:t>
+      </w:r>
+    </w:p>
+    <w:p>
+      <w:pPr>
+        <w:spacing w:line="480" w:lineRule="auto"/>
+        <w:jc w:val="both"/>
+        <w:rPr>
+          <w:rFonts w:ascii="Arial" w:hAnsi="Arial" w:cs="Arial"/>
+        </w:rPr>
+      </w:pPr>
+    </w:p>
+    <w:p>
+      <w:pPr>
+        <w:spacing w:line="480" w:lineRule="auto"/>
+        <w:jc w:val="both"/>
+        <w:rPr>
+          <w:rFonts w:ascii="Arial" w:hAnsi="Arial" w:cs="Arial"/>
+        </w:rPr>
+      </w:pPr>
+      <w:r>
+        <w:rPr>
+          <w:rFonts w:ascii="Arial" w:hAnsi="Arial" w:cs="Arial"/>
+          <w:b/>
+          <w:bCs/>
+        </w:rPr>
+        <w:t>Sprint 6. (Develop a system module that removes verbal and paper-based coordination between departments by automating patient referrals, nursing task assignment, and patient status broadcasting.)</w:t>
       </w:r>
     </w:p>
     <w:p>
@@ -6855,14 +7467,14 @@
         <w:rPr>
           <w:rFonts w:ascii="Arial" w:hAnsi="Arial" w:cs="Arial"/>
         </w:rPr>
-        <w:t xml:space="preserve">Unit Testing exercised each computation function of the Charge Computation module in isolation against manually prepared expected values. It verified that a line total equals the service fee maintained in System Configuration multiplied by the quantity rendered, that the subtotal equals the sum of the consultation, laboratory, and medicine line items, that a Senior Citizen or PWD discount is computed as twenty percent of the discountable subtotal and is applied only once even when a patient qualifies under more than one category, that a PhilHealth deduction is applied to the amount remaining after the statutory discount, that all monetary results are rounded to two decimal places, that </w:t>
+        <w:t xml:space="preserve">Previously, a physician referring a patient to another service writes a referral note that the patient or a staff member carries by hand, nursing instructions are relayed verbally or written on a slip left at the station, and a department that needs to know where a patient is must telephone or walk to the other section. Sprint 6 addresses Problem 4.6. The sprint covers the Patient Referral module for Attending Physicians and the Patient Status Monitoring and Task Coordination modules for Nurses on Duty, with department heads consuming the resulting notification feeds. Functionalities include internal digital referrals between services, nursing task assignment and status updating, patient status </w:t>
       </w:r>
       <w:r>
         <w:rPr>
           <w:rFonts w:ascii="Arial" w:hAnsi="Arial" w:cs="Arial"/>
         </w:rPr>
         <w:lastRenderedPageBreak/>
-        <w:t>the outstanding balance equals the total due less the payments recorded, and that a charge entry with a zero or negative amount is rejected. Integration Testing confirmed the cross-module consolidation. A consultation recorded in Sprint 2, a completed laboratory test recorded in Sprint 3, and a dispensing record created in Sprint 4 were each pulled into the same patient's open bill under one Digital ID without re-encoding; each item was confirmed to be billable only once, so that after payment is posted the items are closed and no longer appear in the unbilled list; the payment saved through Payment Processing was confirmed to update the outstanding balance and the patient billing history; and the invoice and official receipt generated afterwards were confirmed to reproduce the same line items, discount, and total as the computed bill, with the official receipt carrying a sequential number that cannot be reused. Acceptance Testing was conducted with cashier staff, who processed simulated checkouts covering a regular paying patient, a Senior Citizen, a PWD, a PhilHealth-covered patient, and a partial payment, and who compared each printed official receipt line by line against their own manual computation of the same case.</w:t>
+        <w:t>transitions across the workflow states of Registered, Triage, Waiting, In-Consultation, For Laboratory, For Pharmacy, For Billing, and Completed, and a department notification feed. It is developed using VS Code, PHP Laravel with event listeners, HTML and JavaScript with AJAX polling, Tailwind CSS, and MySQL notification tables.</w:t>
       </w:r>
     </w:p>
     <w:p>
@@ -6878,34 +7490,56 @@
         <w:rPr>
           <w:rFonts w:ascii="Arial" w:hAnsi="Arial" w:cs="Arial"/>
         </w:rPr>
-        <w:t>The Billing and Payment module was deployed to the working environment. It removes the manual collection of departmental charge slips and the hand computation of discounts, replaces the manually numbered receipt booklet with a sequential and auditable record, and leaves every transaction traceable to the service that produced it. This build completes the patient's financial workflow and supplies the revenue data that Sprint 7 will summarize, while the department-to-department handoffs it exposed are formalized in Sprint 6.</w:t>
-      </w:r>
-    </w:p>
-    <w:p>
-      <w:pPr>
-        <w:spacing w:line="480" w:lineRule="auto"/>
-        <w:jc w:val="both"/>
-        <w:rPr>
-          <w:rFonts w:ascii="Arial" w:hAnsi="Arial" w:cs="Arial"/>
-        </w:rPr>
-      </w:pPr>
-    </w:p>
-    <w:p>
-      <w:pPr>
-        <w:spacing w:line="480" w:lineRule="auto"/>
-        <w:jc w:val="both"/>
-        <w:rPr>
-          <w:rFonts w:ascii="Arial" w:hAnsi="Arial" w:cs="Arial"/>
-        </w:rPr>
-      </w:pPr>
-      <w:r>
-        <w:rPr>
-          <w:rFonts w:ascii="Arial" w:hAnsi="Arial" w:cs="Arial"/>
-          <w:b/>
-          <w:bCs/>
+        <w:t>Testing focused specifically on the three modules delivered in this sprint. Unit Testing verified the state transition rules of the Task Coordination module, confirming that a task moves only from Assigned to In Progress to Completed and that it cannot be marked completed before it has been assigned; the status rules of the Patient Referral module, confirming that a referral moves from Pending to Accepted or Declined before it can be closed and that a declined referral requires a reason; and the validator of the Patient Status Monitoring module, which accepts only the defined workflow states. Integration Testing confirmed that a referral created by a physician in Patient Referral is written to the notification table and appears in the receiving department's notification feed and in the nurse's Patient Status Monitoring dashboard through AJAX polling without a page reload, that a task assigned to a nurse appears under that nurse's Task Coordination list and that its completion is visible to the assigning physician, and that a patient status update entered by the nurse is reflected in the queue view built in Sprint 3 for the same visit record. Acceptance Testing involved a multi-department simulation with a physician, a nurse, a medical technologist, and a pharmacist, who handled one simulated patient through a referral and two assigned tasks and confirmed that the departments retained shared awareness of the patient's location and pending actions at peak patient volume without any verbal relay.</w:t>
+      </w:r>
+    </w:p>
+    <w:p>
+      <w:pPr>
+        <w:spacing w:line="480" w:lineRule="auto"/>
+        <w:ind w:firstLine="720"/>
+        <w:jc w:val="both"/>
+        <w:rPr>
+          <w:rFonts w:ascii="Arial" w:hAnsi="Arial" w:cs="Arial"/>
+        </w:rPr>
+      </w:pPr>
+      <w:r>
+        <w:rPr>
+          <w:rFonts w:ascii="Arial" w:hAnsi="Arial" w:cs="Arial"/>
+        </w:rPr>
+        <w:t xml:space="preserve">The Department Communication and Task Routing module was deployed to the </w:t>
+      </w:r>
+      <w:r>
+        <w:rPr>
+          <w:rFonts w:ascii="Arial" w:hAnsi="Arial" w:cs="Arial"/>
         </w:rPr>
         <w:lastRenderedPageBreak/>
-        <w:t>Sprint 6. (Develop a system module that removes verbal and paper-based coordination between departments by automating patient referrals, nursing task assignment, and patient status broadcasting.)</w:t>
+        <w:t>working environment. It replaces the hand-carried referral note, the verbal instruction, and the inter-office telephone follow-up with a traceable digital record showing who initiated an action, who received it, and what its current status is. The referral, task, and status data recorded here supply the coordination and department performance figures that the reporting module in Sprint 7 aggregates.</w:t>
+      </w:r>
+    </w:p>
+    <w:p>
+      <w:pPr>
+        <w:spacing w:line="480" w:lineRule="auto"/>
+        <w:jc w:val="both"/>
+        <w:rPr>
+          <w:rFonts w:ascii="Arial" w:hAnsi="Arial" w:cs="Arial"/>
+        </w:rPr>
+      </w:pPr>
+    </w:p>
+    <w:p>
+      <w:pPr>
+        <w:spacing w:line="480" w:lineRule="auto"/>
+        <w:jc w:val="both"/>
+        <w:rPr>
+          <w:rFonts w:ascii="Arial" w:hAnsi="Arial" w:cs="Arial"/>
+        </w:rPr>
+      </w:pPr>
+      <w:r>
+        <w:rPr>
+          <w:rFonts w:ascii="Arial" w:hAnsi="Arial" w:cs="Arial"/>
+          <w:b/>
+          <w:bCs/>
+        </w:rPr>
+        <w:t>Sprint 7. (Develop a system module that removes manual report compilation by automating the generation, export, and monitoring of hospital operational and compliance reports.)</w:t>
       </w:r>
     </w:p>
     <w:p>
@@ -6921,7 +7555,21 @@
         <w:rPr>
           <w:rFonts w:ascii="Arial" w:hAnsi="Arial" w:cs="Arial"/>
         </w:rPr>
-        <w:t>Previously, a physician referring a patient to another service writes a referral note that the patient or a staff member carries by hand, nursing instructions are relayed verbally or written on a slip left at the station, and a department that needs to know where a patient is must telephone or walk to the other section. Sprint 6 addresses Problem 4.6. The sprint covers the Patient Referral module for Attending Physicians and the Patient Status Monitoring and Task Coordination modules for Nurses on Duty, with department heads consuming the resulting notification feeds. Functionalities include internal digital referrals between services, nursing task assignment and status updating, patient status transitions across the workflow states of Registered, Triage, Waiting, In-Consultation, For Laboratory, For Pharmacy, For Billing, and Completed, and a department notification feed. It is developed using VS Code, PHP Laravel with event listeners, HTML and JavaScript with AJAX polling, Tailwind CSS, and MySQL notification tables.</w:t>
+        <w:t xml:space="preserve">Previously, operational reports are compiled by having each section count its own logbook entries and submit a handwritten or typed tally, which the administrative staff consolidate manually before submission, so that a figure can only be verified by returning to the original logbook. Sprint 7 addresses Problem 4.7. The sprint covers the Operational Oversight and Staff Activity Monitoring modules for the Hospital Chief and Medical Director and the System Monitoring module for the System Administrator. Features include the Daily Patient Census report, the Monthly Operational Performance report, the Billing and Revenue Summary, the Laboratory Utilization report, the Pharmacy Stock report, the Consultation Schedule Summary, doctor consultation statistics, department performance summaries, DOH compliance reporting, one-click export to PDF and Excel, and the administrator's activity log, error log, and data backup and restore operations. Tools include VS Code, PHP Laravel, the </w:t>
+      </w:r>
+      <w:proofErr w:type="spellStart"/>
+      <w:r>
+        <w:rPr>
+          <w:rFonts w:ascii="Arial" w:hAnsi="Arial" w:cs="Arial"/>
+        </w:rPr>
+        <w:t>DomPDF</w:t>
+      </w:r>
+      <w:proofErr w:type="spellEnd"/>
+      <w:r>
+        <w:rPr>
+          <w:rFonts w:ascii="Arial" w:hAnsi="Arial" w:cs="Arial"/>
+        </w:rPr>
+        <w:t xml:space="preserve"> export engine for PDF output and a Laravel spreadsheet package for Excel output, HTML with JavaScript chart widgets, Tailwind CSS, and MySQL analytical queries.</w:t>
       </w:r>
     </w:p>
     <w:p>
@@ -6937,116 +7585,8 @@
         <w:rPr>
           <w:rFonts w:ascii="Arial" w:hAnsi="Arial" w:cs="Arial"/>
         </w:rPr>
-        <w:t xml:space="preserve">Testing focused specifically on the three modules delivered in this sprint. Unit Testing verified the state transition rules of the Task Coordination module, confirming that a task moves only from Assigned to In Progress to Completed and that it cannot be marked completed before it has been assigned; the status rules of the Patient Referral module, confirming that a referral moves from Pending to Accepted or Declined before it can be closed and that a declined referral requires a reason; and the validator of the Patient Status Monitoring module, which accepts only the defined workflow states. Integration Testing confirmed that a referral created by a physician in Patient Referral is </w:t>
-      </w:r>
-      <w:r>
-        <w:rPr>
-          <w:rFonts w:ascii="Arial" w:hAnsi="Arial" w:cs="Arial"/>
-        </w:rPr>
         <w:lastRenderedPageBreak/>
-        <w:t>written to the notification table and appears in the receiving department's notification feed and in the nurse's Patient Status Monitoring dashboard through AJAX polling without a page reload, that a task assigned to a nurse appears under that nurse's Task Coordination list and that its completion is visible to the assigning physician, and that a patient status update entered by the nurse is reflected in the queue view built in Sprint 3 for the same visit record. Acceptance Testing involved a multi-department simulation with a physician, a nurse, a medical technologist, and a pharmacist, who handled one simulated patient through a referral and two assigned tasks and confirmed that the departments retained shared awareness of the patient's location and pending actions at peak patient volume without any verbal relay.</w:t>
-      </w:r>
-    </w:p>
-    <w:p>
-      <w:pPr>
-        <w:spacing w:line="480" w:lineRule="auto"/>
-        <w:ind w:firstLine="720"/>
-        <w:jc w:val="both"/>
-        <w:rPr>
-          <w:rFonts w:ascii="Arial" w:hAnsi="Arial" w:cs="Arial"/>
-        </w:rPr>
-      </w:pPr>
-      <w:r>
-        <w:rPr>
-          <w:rFonts w:ascii="Arial" w:hAnsi="Arial" w:cs="Arial"/>
-        </w:rPr>
-        <w:t>The Department Communication and Task Routing module was deployed to the working environment. It replaces the hand-carried referral note, the verbal instruction, and the inter-office telephone follow-up with a traceable digital record showing who initiated an action, who received it, and what its current status is. The referral, task, and status data recorded here supply the coordination and department performance figures that the reporting module in Sprint 7 aggregates.</w:t>
-      </w:r>
-    </w:p>
-    <w:p>
-      <w:pPr>
-        <w:spacing w:line="480" w:lineRule="auto"/>
-        <w:jc w:val="both"/>
-        <w:rPr>
-          <w:rFonts w:ascii="Arial" w:hAnsi="Arial" w:cs="Arial"/>
-        </w:rPr>
-      </w:pPr>
-    </w:p>
-    <w:p>
-      <w:pPr>
-        <w:spacing w:line="480" w:lineRule="auto"/>
-        <w:jc w:val="both"/>
-        <w:rPr>
-          <w:rFonts w:ascii="Arial" w:hAnsi="Arial" w:cs="Arial"/>
-        </w:rPr>
-      </w:pPr>
-      <w:r>
-        <w:rPr>
-          <w:rFonts w:ascii="Arial" w:hAnsi="Arial" w:cs="Arial"/>
-          <w:b/>
-          <w:bCs/>
-        </w:rPr>
-        <w:t>Sprint 7. (Develop a system module that removes manual report compilation by automating the generation, export, and monitoring of hospital operational and compliance reports.)</w:t>
-      </w:r>
-    </w:p>
-    <w:p>
-      <w:pPr>
-        <w:spacing w:line="480" w:lineRule="auto"/>
-        <w:ind w:firstLine="720"/>
-        <w:jc w:val="both"/>
-        <w:rPr>
-          <w:rFonts w:ascii="Arial" w:hAnsi="Arial" w:cs="Arial"/>
-        </w:rPr>
-      </w:pPr>
-      <w:r>
-        <w:rPr>
-          <w:rFonts w:ascii="Arial" w:hAnsi="Arial" w:cs="Arial"/>
-        </w:rPr>
-        <w:t xml:space="preserve">Previously, operational reports are compiled by having each section count its own logbook entries and submit a handwritten or typed tally, which the administrative staff </w:t>
-      </w:r>
-      <w:r>
-        <w:rPr>
-          <w:rFonts w:ascii="Arial" w:hAnsi="Arial" w:cs="Arial"/>
-        </w:rPr>
-        <w:lastRenderedPageBreak/>
-        <w:t xml:space="preserve">consolidate manually before submission, so that a figure can only be verified by returning to the original logbook. Sprint 7 addresses Problem 4.7. The sprint covers the Operational Oversight and Staff Activity Monitoring modules for the Hospital Chief and Medical Director and the System Monitoring module for the System Administrator. Features include the Daily Patient Census report, the Monthly Operational Performance report, the Billing and Revenue Summary, the Laboratory Utilization report, the Pharmacy Stock report, the Consultation Schedule Summary, doctor consultation statistics, department performance summaries, DOH compliance reporting, one-click export to PDF and Excel, and the administrator's activity log, error log, and data backup and restore operations. Tools include VS Code, PHP Laravel, the </w:t>
-      </w:r>
-      <w:proofErr w:type="spellStart"/>
-      <w:r>
-        <w:rPr>
-          <w:rFonts w:ascii="Arial" w:hAnsi="Arial" w:cs="Arial"/>
-        </w:rPr>
-        <w:t>DomPDF</w:t>
-      </w:r>
-      <w:proofErr w:type="spellEnd"/>
-      <w:r>
-        <w:rPr>
-          <w:rFonts w:ascii="Arial" w:hAnsi="Arial" w:cs="Arial"/>
-        </w:rPr>
-        <w:t xml:space="preserve"> export engine for PDF output and a Laravel spreadsheet package for Excel output, HTML with JavaScript chart widgets, Tailwind CSS, and MySQL analytical queries.</w:t>
-      </w:r>
-    </w:p>
-    <w:p>
-      <w:pPr>
-        <w:spacing w:line="480" w:lineRule="auto"/>
-        <w:ind w:firstLine="720"/>
-        <w:jc w:val="both"/>
-        <w:rPr>
-          <w:rFonts w:ascii="Arial" w:hAnsi="Arial" w:cs="Arial"/>
-        </w:rPr>
-      </w:pPr>
-      <w:r>
-        <w:rPr>
-          <w:rFonts w:ascii="Arial" w:hAnsi="Arial" w:cs="Arial"/>
-        </w:rPr>
-        <w:t xml:space="preserve">Unit Testing validated each aggregation function on its own, comparing the counts, sums, and averages produced by the report queries against values computed by hand from a controlled sample data set, covering patient registration counts, consultation counts per physician, laboratory test counts per test type, dispensed quantity and remaining balance per medicine, and gross revenue less discounts. Integration Testing confirmed that the report generator reads from the tables owned by the six preceding sprints registration from Sprint 1, consultations and diagnoses from Sprint 2, scheduling and laboratory from Sprint 3, pharmacy from Sprint 4, billing from Sprint 5, and referrals and tasks from Sprint 6 and consolidates them into one summary without manual re-encoding, that the filter parameters for department, physician, and patient category restrict the result set correctly, that the exported PDF and Excel files contain the same </w:t>
-      </w:r>
-      <w:r>
-        <w:rPr>
-          <w:rFonts w:ascii="Arial" w:hAnsi="Arial" w:cs="Arial"/>
-        </w:rPr>
-        <w:lastRenderedPageBreak/>
-        <w:t>figures as the on-screen report, and that the System Monitoring module records the report generation in the activity log and can produce and restore a data backup whose restored copy reproduces the same report figures. Acceptance Testing was performed with the Hospital Chief, who reviewed the generated DOH compliance report against the mandatory government reporting format and confirmed that the required fields are present and that the file exports without further editing.</w:t>
+        <w:t>Unit Testing validated each aggregation function on its own, comparing the counts, sums, and averages produced by the report queries against values computed by hand from a controlled sample data set, covering patient registration counts, consultation counts per physician, laboratory test counts per test type, dispensed quantity and remaining balance per medicine, and gross revenue less discounts. Integration Testing confirmed that the report generator reads from the tables owned by the six preceding sprints registration from Sprint 1, consultations and diagnoses from Sprint 2, scheduling and laboratory from Sprint 3, pharmacy from Sprint 4, billing from Sprint 5, and referrals and tasks from Sprint 6 and consolidates them into one summary without manual re-encoding, that the filter parameters for department, physician, and patient category restrict the result set correctly, that the exported PDF and Excel files contain the same figures as the on-screen report, and that the System Monitoring module records the report generation in the activity log and can produce and restore a data backup whose restored copy reproduces the same report figures. Acceptance Testing was performed with the Hospital Chief, who reviewed the generated DOH compliance report against the mandatory government reporting format and confirmed that the required fields are present and that the file exports without further editing.</w:t>
       </w:r>
     </w:p>
     <w:p>
@@ -8724,7 +9264,6 @@
   <w:style w:type="character" w:default="1" w:styleId="DefaultParagraphFont">
     <w:name w:val="Default Paragraph Font"/>
     <w:uiPriority w:val="1"/>
-    <w:semiHidden/>
     <w:unhideWhenUsed/>
   </w:style>
   <w:style w:type="table" w:default="1" w:styleId="TableNormal">

--- a/TMHIS_Chapter1,2_and_3.docx
+++ b/TMHIS_Chapter1,2_and_3.docx
@@ -572,43 +572,37 @@
         <w:rPr>
           <w:rFonts w:ascii="Arial" w:hAnsi="Arial"/>
         </w:rPr>
+        <w:t>walk-in consultation</w:t>
+      </w:r>
+      <w:r>
+        <w:rPr>
+          <w:rFonts w:ascii="Arial" w:hAnsi="Arial"/>
+        </w:rPr>
+        <w:t xml:space="preserve"> </w:t>
+      </w:r>
+      <w:r>
+        <w:rPr>
+          <w:rFonts w:ascii="Arial" w:hAnsi="Arial"/>
+        </w:rPr>
+        <w:t xml:space="preserve">schedules, and treatment histories are stored in separate physical folders across different departments, making information retrieval, </w:t>
+      </w:r>
+      <w:r>
+        <w:rPr>
+          <w:rFonts w:ascii="Arial" w:hAnsi="Arial"/>
+        </w:rPr>
         <w:t>walk-in</w:t>
       </w:r>
       <w:r>
         <w:rPr>
           <w:rFonts w:ascii="Arial" w:hAnsi="Arial"/>
         </w:rPr>
-        <w:t xml:space="preserve"> request</w:t>
-      </w:r>
-      <w:r>
-        <w:rPr>
-          <w:rFonts w:ascii="Arial" w:hAnsi="Arial"/>
-        </w:rPr>
-        <w:t xml:space="preserve"> consultation</w:t>
-      </w:r>
-      <w:r>
-        <w:rPr>
-          <w:rFonts w:ascii="Arial" w:hAnsi="Arial"/>
-        </w:rPr>
-        <w:t xml:space="preserve"> schedules, and treatment histories are stored in separate physical folders across different departments, making information retrieval, </w:t>
-      </w:r>
-      <w:r>
-        <w:rPr>
-          <w:rFonts w:ascii="Arial" w:hAnsi="Arial"/>
-        </w:rPr>
-        <w:t>walk-in</w:t>
-      </w:r>
-      <w:r>
-        <w:rPr>
-          <w:rFonts w:ascii="Arial" w:hAnsi="Arial"/>
-        </w:rPr>
-        <w:t xml:space="preserve"> request</w:t>
-      </w:r>
-      <w:r>
-        <w:rPr>
-          <w:rFonts w:ascii="Arial" w:hAnsi="Arial"/>
-        </w:rPr>
-        <w:t xml:space="preserve"> consultation</w:t>
+        <w:t xml:space="preserve"> </w:t>
+      </w:r>
+      <w:r>
+        <w:rPr>
+          <w:rFonts w:ascii="Arial" w:hAnsi="Arial"/>
+        </w:rPr>
+        <w:t>consultation</w:t>
       </w:r>
       <w:r>
         <w:rPr>
@@ -702,13 +696,13 @@
         <w:rPr>
           <w:rFonts w:ascii="Arial" w:hAnsi="Arial"/>
         </w:rPr>
-        <w:t xml:space="preserve"> request</w:t>
-      </w:r>
-      <w:r>
-        <w:rPr>
-          <w:rFonts w:ascii="Arial" w:hAnsi="Arial"/>
-        </w:rPr>
-        <w:t xml:space="preserve"> consultation</w:t>
+        <w:t xml:space="preserve"> </w:t>
+      </w:r>
+      <w:r>
+        <w:rPr>
+          <w:rFonts w:ascii="Arial" w:hAnsi="Arial"/>
+        </w:rPr>
+        <w:t>consultation</w:t>
       </w:r>
       <w:r>
         <w:rPr>
@@ -804,13 +798,13 @@
         <w:rPr>
           <w:rFonts w:ascii="Arial" w:hAnsi="Arial"/>
         </w:rPr>
-        <w:t>walk-in</w:t>
-      </w:r>
-      <w:r>
-        <w:rPr>
-          <w:rFonts w:ascii="Arial" w:hAnsi="Arial"/>
-        </w:rPr>
-        <w:t xml:space="preserve"> request</w:t>
+        <w:t>walk-i</w:t>
+      </w:r>
+      <w:r>
+        <w:rPr>
+          <w:rFonts w:ascii="Arial" w:hAnsi="Arial"/>
+        </w:rPr>
+        <w:t>n</w:t>
       </w:r>
       <w:r>
         <w:rPr>
@@ -975,7 +969,7 @@
         <w:rPr>
           <w:rFonts w:ascii="Arial" w:hAnsi="Arial"/>
         </w:rPr>
-        <w:t xml:space="preserve"> request</w:t>
+        <w:t xml:space="preserve"> </w:t>
       </w:r>
       <w:r>
         <w:rPr>
@@ -993,251 +987,233 @@
         <w:rPr>
           <w:rFonts w:ascii="Arial" w:hAnsi="Arial"/>
         </w:rPr>
+        <w:t>walk-in consultation</w:t>
+      </w:r>
+      <w:r>
+        <w:rPr>
+          <w:rFonts w:ascii="Arial" w:hAnsi="Arial"/>
+        </w:rPr>
+        <w:t xml:space="preserve"> rescheduling, reminder notifications, and daily </w:t>
+      </w:r>
+      <w:r>
+        <w:rPr>
+          <w:rFonts w:ascii="Arial" w:hAnsi="Arial"/>
+        </w:rPr>
+        <w:t>walk-in consultation</w:t>
+      </w:r>
+      <w:r>
+        <w:rPr>
+          <w:rFonts w:ascii="Arial" w:hAnsi="Arial"/>
+        </w:rPr>
+        <w:t xml:space="preserve"> listing to reduce waiting times and prevent scheduling conflicts. It also encompasses digital laboratory test requests, automated sample tracking with unique identifiers, electronic test result recording, laboratory report generation, and retrieval of previous laboratory records, eliminating the need to retrieve information from separate physical folders across different </w:t>
+      </w:r>
+      <w:r>
+        <w:rPr>
+          <w:rFonts w:ascii="Arial" w:hAnsi="Arial"/>
+        </w:rPr>
+        <w:lastRenderedPageBreak/>
+        <w:t>departments and reducing paper-based errors and delays.</w:t>
+      </w:r>
+    </w:p>
+    <w:p>
+      <w:pPr>
+        <w:spacing w:line="480" w:lineRule="auto"/>
+        <w:ind w:left="1080"/>
+        <w:jc w:val="both"/>
+        <w:rPr>
+          <w:rFonts w:ascii="Arial" w:eastAsia="Aptos" w:hAnsi="Arial" w:cs="Arial"/>
+          <w:b/>
+          <w:bCs/>
+        </w:rPr>
+      </w:pPr>
+      <w:r>
+        <w:rPr>
+          <w:rFonts w:ascii="Arial" w:hAnsi="Arial"/>
+          <w:b/>
+        </w:rPr>
+        <w:t>6.4 Pharmacy &amp; Inventory</w:t>
+      </w:r>
+    </w:p>
+    <w:p>
+      <w:pPr>
+        <w:spacing w:line="480" w:lineRule="auto"/>
+        <w:ind w:left="1080" w:firstLine="360"/>
+        <w:jc w:val="both"/>
+        <w:rPr>
+          <w:rFonts w:ascii="Arial" w:eastAsia="Aptos" w:hAnsi="Arial" w:cs="Arial"/>
+        </w:rPr>
+      </w:pPr>
+      <w:r>
+        <w:rPr>
+          <w:rFonts w:ascii="Arial" w:eastAsia="Aptos" w:hAnsi="Arial" w:cs="Arial"/>
+        </w:rPr>
+        <w:t>Processes electronic prescriptions, monitors medicine inventory levels with automated low-stock and expiry alerts, tracks medicine dispensing records, and maintains accurate stock counts to prevent discrepancies and ensure timely medication distribution.</w:t>
+      </w:r>
+    </w:p>
+    <w:p>
+      <w:pPr>
+        <w:spacing w:line="480" w:lineRule="auto"/>
+        <w:ind w:left="1080"/>
+        <w:jc w:val="both"/>
+        <w:rPr>
+          <w:rFonts w:ascii="Arial" w:eastAsia="Aptos" w:hAnsi="Arial" w:cs="Arial"/>
+          <w:b/>
+          <w:bCs/>
+        </w:rPr>
+      </w:pPr>
+      <w:r>
+        <w:rPr>
+          <w:rFonts w:ascii="Arial" w:hAnsi="Arial"/>
+          <w:b/>
+        </w:rPr>
+        <w:t>6.5 Billing and Payment</w:t>
+      </w:r>
+    </w:p>
+    <w:p>
+      <w:pPr>
+        <w:spacing w:line="480" w:lineRule="auto"/>
+        <w:ind w:left="1080" w:firstLine="360"/>
+        <w:jc w:val="both"/>
+        <w:rPr>
+          <w:rFonts w:ascii="Arial" w:eastAsia="Aptos" w:hAnsi="Arial" w:cs="Arial"/>
+        </w:rPr>
+      </w:pPr>
+      <w:r>
+        <w:rPr>
+          <w:rFonts w:ascii="Arial" w:eastAsia="Aptos" w:hAnsi="Arial" w:cs="Arial"/>
+        </w:rPr>
+        <w:t>Automatically computes charges based on services rendered</w:t>
+      </w:r>
+      <w:r>
+        <w:rPr>
+          <w:rFonts w:ascii="Arial" w:eastAsia="Aptos" w:hAnsi="Arial" w:cs="Arial"/>
+        </w:rPr>
+        <w:t xml:space="preserve"> and </w:t>
+      </w:r>
+      <w:r>
+        <w:rPr>
+          <w:rFonts w:ascii="Arial" w:eastAsia="Aptos" w:hAnsi="Arial" w:cs="Arial"/>
+        </w:rPr>
+        <w:t xml:space="preserve">with </w:t>
+      </w:r>
+      <w:r>
+        <w:rPr>
+          <w:rFonts w:ascii="Arial" w:hAnsi="Arial" w:cs="Arial"/>
+        </w:rPr>
+        <w:t>PhilHealth coverage deduction</w:t>
+      </w:r>
+      <w:r>
+        <w:rPr>
+          <w:rFonts w:ascii="Arial" w:hAnsi="Arial" w:cs="Arial"/>
+        </w:rPr>
+        <w:t xml:space="preserve"> depending on a patient</w:t>
+      </w:r>
+      <w:r>
+        <w:rPr>
+          <w:rFonts w:ascii="Arial" w:eastAsia="Aptos" w:hAnsi="Arial" w:cs="Arial"/>
+        </w:rPr>
+        <w:t>, generates digital invoices, records payments with transaction references, manages billing histories, and prints official receipts to eliminate manual calculation errors and lost records.</w:t>
+      </w:r>
+    </w:p>
+    <w:p>
+      <w:pPr>
+        <w:spacing w:line="480" w:lineRule="auto"/>
+        <w:ind w:left="1080"/>
+        <w:jc w:val="both"/>
+        <w:rPr>
+          <w:rFonts w:ascii="Arial" w:eastAsia="Aptos" w:hAnsi="Arial" w:cs="Arial"/>
+          <w:b/>
+          <w:bCs/>
+        </w:rPr>
+      </w:pPr>
+      <w:r>
+        <w:rPr>
+          <w:rFonts w:ascii="Arial" w:hAnsi="Arial"/>
+          <w:b/>
+        </w:rPr>
+        <w:t>6.6 Real-Time Department Communication &amp; Task Routing</w:t>
+      </w:r>
+    </w:p>
+    <w:p>
+      <w:pPr>
+        <w:spacing w:line="480" w:lineRule="auto"/>
+        <w:ind w:left="1080" w:firstLine="360"/>
+        <w:jc w:val="both"/>
+        <w:rPr>
+          <w:rFonts w:ascii="Arial" w:eastAsia="Aptos" w:hAnsi="Arial" w:cs="Arial"/>
+        </w:rPr>
+      </w:pPr>
+      <w:r>
+        <w:rPr>
+          <w:rFonts w:ascii="Arial" w:hAnsi="Arial"/>
+        </w:rPr>
+        <w:t>Enables authorized personnel across departments to send and receive patient referrals, task assignments, status updates, and internal notifications within the system, replacing manual document hand-offs and verbal relay between departments with traceable digital communication.</w:t>
+      </w:r>
+    </w:p>
+    <w:p>
+      <w:pPr>
+        <w:spacing w:line="480" w:lineRule="auto"/>
+        <w:ind w:left="1080"/>
+        <w:jc w:val="both"/>
+        <w:rPr>
+          <w:rFonts w:ascii="Arial" w:eastAsia="Aptos" w:hAnsi="Arial" w:cs="Arial"/>
+          <w:b/>
+          <w:bCs/>
+        </w:rPr>
+      </w:pPr>
+      <w:r>
+        <w:rPr>
+          <w:rFonts w:ascii="Arial" w:hAnsi="Arial"/>
+          <w:b/>
+        </w:rPr>
+        <w:t>6.7 Automated Report Generation</w:t>
+      </w:r>
+    </w:p>
+    <w:p>
+      <w:pPr>
+        <w:spacing w:line="480" w:lineRule="auto"/>
+        <w:ind w:left="1080" w:firstLine="360"/>
+        <w:jc w:val="both"/>
+        <w:rPr>
+          <w:rFonts w:ascii="Arial" w:eastAsia="Aptos" w:hAnsi="Arial" w:cs="Arial"/>
+        </w:rPr>
+      </w:pPr>
+      <w:r>
+        <w:rPr>
+          <w:rFonts w:ascii="Arial" w:eastAsia="Aptos" w:hAnsi="Arial" w:cs="Arial"/>
+        </w:rPr>
+        <w:t xml:space="preserve">Generates printable and exportable reports including daily patient census, </w:t>
+      </w:r>
+      <w:r>
+        <w:rPr>
+          <w:rFonts w:ascii="Arial" w:hAnsi="Arial"/>
+        </w:rPr>
         <w:t>walk-in</w:t>
       </w:r>
       <w:r>
         <w:rPr>
           <w:rFonts w:ascii="Arial" w:hAnsi="Arial"/>
         </w:rPr>
-        <w:t xml:space="preserve"> request</w:t>
-      </w:r>
-      <w:r>
-        <w:rPr>
-          <w:rFonts w:ascii="Arial" w:hAnsi="Arial"/>
-        </w:rPr>
-        <w:t xml:space="preserve"> consultation</w:t>
-      </w:r>
-      <w:r>
-        <w:rPr>
-          <w:rFonts w:ascii="Arial" w:hAnsi="Arial"/>
-        </w:rPr>
-        <w:t xml:space="preserve"> rescheduling, reminder notifications, and daily </w:t>
-      </w:r>
-      <w:r>
-        <w:rPr>
-          <w:rFonts w:ascii="Arial" w:hAnsi="Arial"/>
-        </w:rPr>
-        <w:t>walk-in</w:t>
-      </w:r>
-      <w:r>
-        <w:rPr>
-          <w:rFonts w:ascii="Arial" w:hAnsi="Arial"/>
-        </w:rPr>
-        <w:t xml:space="preserve"> request</w:t>
-      </w:r>
-      <w:r>
-        <w:rPr>
-          <w:rFonts w:ascii="Arial" w:hAnsi="Arial"/>
-        </w:rPr>
-        <w:t xml:space="preserve"> consultation</w:t>
-      </w:r>
-      <w:r>
-        <w:rPr>
-          <w:rFonts w:ascii="Arial" w:hAnsi="Arial"/>
-        </w:rPr>
-        <w:t xml:space="preserve"> listing to reduce waiting times and prevent scheduling conflicts. It also encompasses digital laboratory test requests, automated sample tracking with unique identifiers, electronic test result recording, laboratory report generation, and retrieval of previous laboratory records, eliminating the need to retrieve information from separate </w:t>
-      </w:r>
-      <w:r>
-        <w:rPr>
-          <w:rFonts w:ascii="Arial" w:hAnsi="Arial"/>
+        <w:t xml:space="preserve"> </w:t>
+      </w:r>
+      <w:r>
+        <w:rPr>
+          <w:rFonts w:ascii="Arial" w:hAnsi="Arial"/>
+        </w:rPr>
+        <w:t>consultation</w:t>
+      </w:r>
+      <w:r>
+        <w:rPr>
+          <w:rFonts w:ascii="Arial" w:eastAsia="Aptos" w:hAnsi="Arial" w:cs="Arial"/>
+        </w:rPr>
+        <w:t xml:space="preserve"> summaries, laboratory utilization reports, pharmacy stock reports, billing summaries, and monthly operational performance reports for </w:t>
+      </w:r>
+      <w:r>
+        <w:rPr>
+          <w:rFonts w:ascii="Arial" w:eastAsia="Aptos" w:hAnsi="Arial" w:cs="Arial"/>
         </w:rPr>
         <w:lastRenderedPageBreak/>
-        <w:t>physical folders across different departments and reducing paper-based errors and delays.</w:t>
-      </w:r>
-    </w:p>
-    <w:p>
-      <w:pPr>
-        <w:spacing w:line="480" w:lineRule="auto"/>
-        <w:ind w:left="1080"/>
-        <w:jc w:val="both"/>
-        <w:rPr>
-          <w:rFonts w:ascii="Arial" w:eastAsia="Aptos" w:hAnsi="Arial" w:cs="Arial"/>
-          <w:b/>
-          <w:bCs/>
-        </w:rPr>
-      </w:pPr>
-      <w:r>
-        <w:rPr>
-          <w:rFonts w:ascii="Arial" w:hAnsi="Arial"/>
-          <w:b/>
-        </w:rPr>
-        <w:t>6.4 Pharmacy &amp; Inventory</w:t>
-      </w:r>
-    </w:p>
-    <w:p>
-      <w:pPr>
-        <w:spacing w:line="480" w:lineRule="auto"/>
-        <w:ind w:left="1080" w:firstLine="360"/>
-        <w:jc w:val="both"/>
-        <w:rPr>
-          <w:rFonts w:ascii="Arial" w:eastAsia="Aptos" w:hAnsi="Arial" w:cs="Arial"/>
-        </w:rPr>
-      </w:pPr>
-      <w:r>
-        <w:rPr>
-          <w:rFonts w:ascii="Arial" w:eastAsia="Aptos" w:hAnsi="Arial" w:cs="Arial"/>
-        </w:rPr>
-        <w:t>Processes electronic prescriptions, monitors medicine inventory levels with automated low-stock and expiry alerts, tracks medicine dispensing records, and maintains accurate stock counts to prevent discrepancies and ensure timely medication distribution.</w:t>
-      </w:r>
-    </w:p>
-    <w:p>
-      <w:pPr>
-        <w:spacing w:line="480" w:lineRule="auto"/>
-        <w:ind w:left="1080"/>
-        <w:jc w:val="both"/>
-        <w:rPr>
-          <w:rFonts w:ascii="Arial" w:eastAsia="Aptos" w:hAnsi="Arial" w:cs="Arial"/>
-          <w:b/>
-          <w:bCs/>
-        </w:rPr>
-      </w:pPr>
-      <w:r>
-        <w:rPr>
-          <w:rFonts w:ascii="Arial" w:hAnsi="Arial"/>
-          <w:b/>
-        </w:rPr>
-        <w:t>6.5 Billing and Payment</w:t>
-      </w:r>
-    </w:p>
-    <w:p>
-      <w:pPr>
-        <w:spacing w:line="480" w:lineRule="auto"/>
-        <w:ind w:left="1080" w:firstLine="360"/>
-        <w:jc w:val="both"/>
-        <w:rPr>
-          <w:rFonts w:ascii="Arial" w:eastAsia="Aptos" w:hAnsi="Arial" w:cs="Arial"/>
-        </w:rPr>
-      </w:pPr>
-      <w:r>
-        <w:rPr>
-          <w:rFonts w:ascii="Arial" w:eastAsia="Aptos" w:hAnsi="Arial" w:cs="Arial"/>
-        </w:rPr>
-        <w:t>Automatically computes charges based on services rendered</w:t>
-      </w:r>
-      <w:r>
-        <w:rPr>
-          <w:rFonts w:ascii="Arial" w:eastAsia="Aptos" w:hAnsi="Arial" w:cs="Arial"/>
-        </w:rPr>
-        <w:t xml:space="preserve"> and </w:t>
-      </w:r>
-      <w:r>
-        <w:rPr>
-          <w:rFonts w:ascii="Arial" w:eastAsia="Aptos" w:hAnsi="Arial" w:cs="Arial"/>
-        </w:rPr>
-        <w:t xml:space="preserve">with verifiable </w:t>
-      </w:r>
-      <w:r>
-        <w:rPr>
-          <w:rFonts w:ascii="Arial" w:hAnsi="Arial" w:cs="Arial"/>
-        </w:rPr>
-        <w:t>PhilHealth coverage deduction</w:t>
-      </w:r>
-      <w:r>
-        <w:rPr>
-          <w:rFonts w:ascii="Arial" w:eastAsia="Aptos" w:hAnsi="Arial" w:cs="Arial"/>
-        </w:rPr>
-        <w:t>, generates digital invoices, records payments with transaction references, manages billing histories, and prints official receipts to eliminate manual calculation errors and lost records.</w:t>
-      </w:r>
-    </w:p>
-    <w:p>
-      <w:pPr>
-        <w:spacing w:line="480" w:lineRule="auto"/>
-        <w:ind w:left="1080"/>
-        <w:jc w:val="both"/>
-        <w:rPr>
-          <w:rFonts w:ascii="Arial" w:eastAsia="Aptos" w:hAnsi="Arial" w:cs="Arial"/>
-          <w:b/>
-          <w:bCs/>
-        </w:rPr>
-      </w:pPr>
-      <w:r>
-        <w:rPr>
-          <w:rFonts w:ascii="Arial" w:hAnsi="Arial"/>
-          <w:b/>
-        </w:rPr>
-        <w:t>6.6 Real-Time Department Communication &amp; Task Routing</w:t>
-      </w:r>
-    </w:p>
-    <w:p>
-      <w:pPr>
-        <w:spacing w:line="480" w:lineRule="auto"/>
-        <w:ind w:left="1080" w:firstLine="360"/>
-        <w:jc w:val="both"/>
-        <w:rPr>
-          <w:rFonts w:ascii="Arial" w:eastAsia="Aptos" w:hAnsi="Arial" w:cs="Arial"/>
-        </w:rPr>
-      </w:pPr>
-      <w:r>
-        <w:rPr>
-          <w:rFonts w:ascii="Arial" w:hAnsi="Arial"/>
-        </w:rPr>
-        <w:t>Enables authorized personnel across departments to send and receive patient referrals, task assignments, status updates, and internal notifications within the system, replacing manual document hand-offs and verbal relay between departments with traceable digital communication.</w:t>
-      </w:r>
-    </w:p>
-    <w:p>
-      <w:pPr>
-        <w:spacing w:line="480" w:lineRule="auto"/>
-        <w:ind w:left="1080"/>
-        <w:jc w:val="both"/>
-        <w:rPr>
-          <w:rFonts w:ascii="Arial" w:eastAsia="Aptos" w:hAnsi="Arial" w:cs="Arial"/>
-          <w:b/>
-          <w:bCs/>
-        </w:rPr>
-      </w:pPr>
-      <w:r>
-        <w:rPr>
-          <w:rFonts w:ascii="Arial" w:hAnsi="Arial"/>
-          <w:b/>
-        </w:rPr>
-        <w:t>6.7 Automated Report Generation</w:t>
-      </w:r>
-    </w:p>
-    <w:p>
-      <w:pPr>
-        <w:spacing w:line="480" w:lineRule="auto"/>
-        <w:ind w:left="1080" w:firstLine="360"/>
-        <w:jc w:val="both"/>
-        <w:rPr>
-          <w:rFonts w:ascii="Arial" w:eastAsia="Aptos" w:hAnsi="Arial" w:cs="Arial"/>
-        </w:rPr>
-      </w:pPr>
-      <w:r>
-        <w:rPr>
-          <w:rFonts w:ascii="Arial" w:eastAsia="Aptos" w:hAnsi="Arial" w:cs="Arial"/>
-        </w:rPr>
-        <w:t xml:space="preserve">Generates printable and exportable reports including daily patient census, </w:t>
-      </w:r>
-      <w:r>
-        <w:rPr>
-          <w:rFonts w:ascii="Arial" w:hAnsi="Arial"/>
-        </w:rPr>
-        <w:t>walk-in</w:t>
-      </w:r>
-      <w:r>
-        <w:rPr>
-          <w:rFonts w:ascii="Arial" w:hAnsi="Arial"/>
-        </w:rPr>
-        <w:t xml:space="preserve"> request</w:t>
-      </w:r>
-      <w:r>
-        <w:rPr>
-          <w:rFonts w:ascii="Arial" w:hAnsi="Arial"/>
-        </w:rPr>
-        <w:t xml:space="preserve"> consultation</w:t>
-      </w:r>
-      <w:r>
-        <w:rPr>
-          <w:rFonts w:ascii="Arial" w:eastAsia="Aptos" w:hAnsi="Arial" w:cs="Arial"/>
-        </w:rPr>
-        <w:t xml:space="preserve"> summaries, laboratory utilization reports, pharmacy stock reports, billing summaries, and monthly operational </w:t>
-      </w:r>
-      <w:r>
-        <w:rPr>
-          <w:rFonts w:ascii="Arial" w:eastAsia="Aptos" w:hAnsi="Arial" w:cs="Arial"/>
-        </w:rPr>
-        <w:lastRenderedPageBreak/>
-        <w:t>performance reports for hospital administrators and DOH compliance.</w:t>
+        <w:t>hospital administrators and DOH compliance.</w:t>
       </w:r>
     </w:p>
     <w:p>
@@ -1604,19 +1580,7 @@
         <w:rPr>
           <w:rFonts w:ascii="Arial" w:hAnsi="Arial"/>
         </w:rPr>
-        <w:t>walk-in</w:t>
-      </w:r>
-      <w:r>
-        <w:rPr>
-          <w:rFonts w:ascii="Arial" w:hAnsi="Arial"/>
-        </w:rPr>
-        <w:t xml:space="preserve"> request</w:t>
-      </w:r>
-      <w:r>
-        <w:rPr>
-          <w:rFonts w:ascii="Arial" w:hAnsi="Arial"/>
-        </w:rPr>
-        <w:t xml:space="preserve"> consultation</w:t>
+        <w:t>walk-in consultation</w:t>
       </w:r>
       <w:r>
         <w:rPr>
@@ -1634,19 +1598,7 @@
         <w:rPr>
           <w:rFonts w:ascii="Arial" w:hAnsi="Arial"/>
         </w:rPr>
-        <w:t>walk-in</w:t>
-      </w:r>
-      <w:r>
-        <w:rPr>
-          <w:rFonts w:ascii="Arial" w:hAnsi="Arial"/>
-        </w:rPr>
-        <w:t xml:space="preserve"> request</w:t>
-      </w:r>
-      <w:r>
-        <w:rPr>
-          <w:rFonts w:ascii="Arial" w:hAnsi="Arial"/>
-        </w:rPr>
-        <w:t xml:space="preserve"> consultation</w:t>
+        <w:t>walk-in consultation</w:t>
       </w:r>
       <w:r>
         <w:rPr>
@@ -1914,13 +1866,13 @@
         <w:rPr>
           <w:rFonts w:ascii="Arial" w:hAnsi="Arial"/>
         </w:rPr>
-        <w:t xml:space="preserve"> request</w:t>
-      </w:r>
-      <w:r>
-        <w:rPr>
-          <w:rFonts w:ascii="Arial" w:hAnsi="Arial"/>
-        </w:rPr>
-        <w:t xml:space="preserve"> consultation</w:t>
+        <w:t xml:space="preserve"> </w:t>
+      </w:r>
+      <w:r>
+        <w:rPr>
+          <w:rFonts w:ascii="Arial" w:hAnsi="Arial"/>
+        </w:rPr>
+        <w:t>consultation</w:t>
       </w:r>
       <w:r>
         <w:rPr>
@@ -2015,19 +1967,25 @@
         <w:rPr>
           <w:rFonts w:ascii="Arial" w:hAnsi="Arial"/>
         </w:rPr>
-        <w:t xml:space="preserve"> with </w:t>
-      </w:r>
-      <w:r>
-        <w:rPr>
-          <w:rFonts w:ascii="Arial" w:eastAsia="Aptos" w:hAnsi="Arial" w:cs="Arial"/>
-        </w:rPr>
-        <w:t xml:space="preserve">verifiable </w:t>
+        <w:t xml:space="preserve"> with</w:t>
+      </w:r>
+      <w:r>
+        <w:rPr>
+          <w:rFonts w:ascii="Arial" w:hAnsi="Arial"/>
+        </w:rPr>
+        <w:t xml:space="preserve"> </w:t>
       </w:r>
       <w:r>
         <w:rPr>
           <w:rFonts w:ascii="Arial" w:hAnsi="Arial" w:cs="Arial"/>
         </w:rPr>
         <w:t>PhilHealth coverage deduction</w:t>
+      </w:r>
+      <w:r>
+        <w:rPr>
+          <w:rFonts w:ascii="Arial" w:hAnsi="Arial" w:cs="Arial"/>
+        </w:rPr>
+        <w:t xml:space="preserve"> depending on a patient</w:t>
       </w:r>
       <w:r>
         <w:rPr>
@@ -2113,13 +2071,13 @@
         <w:rPr>
           <w:rFonts w:ascii="Arial" w:hAnsi="Arial"/>
         </w:rPr>
-        <w:t xml:space="preserve"> request</w:t>
-      </w:r>
-      <w:r>
-        <w:rPr>
-          <w:rFonts w:ascii="Arial" w:hAnsi="Arial"/>
-        </w:rPr>
-        <w:t xml:space="preserve"> consultation</w:t>
+        <w:t xml:space="preserve"> </w:t>
+      </w:r>
+      <w:r>
+        <w:rPr>
+          <w:rFonts w:ascii="Arial" w:hAnsi="Arial"/>
+        </w:rPr>
+        <w:t>consultation</w:t>
       </w:r>
       <w:r>
         <w:rPr>
@@ -2304,13 +2262,13 @@
         <w:rPr>
           <w:rFonts w:ascii="Arial" w:hAnsi="Arial"/>
         </w:rPr>
-        <w:t xml:space="preserve"> request</w:t>
-      </w:r>
-      <w:r>
-        <w:rPr>
-          <w:rFonts w:ascii="Arial" w:hAnsi="Arial"/>
-        </w:rPr>
-        <w:t xml:space="preserve"> consultation</w:t>
+        <w:t xml:space="preserve"> </w:t>
+      </w:r>
+      <w:r>
+        <w:rPr>
+          <w:rFonts w:ascii="Arial" w:hAnsi="Arial"/>
+        </w:rPr>
+        <w:t>consultation</w:t>
       </w:r>
       <w:r>
         <w:rPr>
@@ -4300,26 +4258,205 @@
         <w:rPr>
           <w:rFonts w:ascii="Arial" w:hAnsi="Arial"/>
         </w:rPr>
+        <w:t xml:space="preserve">appointment </w:t>
+      </w:r>
+      <w:r>
+        <w:rPr>
+          <w:rFonts w:ascii="Arial" w:eastAsia="Arial" w:hAnsi="Arial" w:cs="Arial"/>
+          <w:lang w:val="en-PH"/>
+        </w:rPr>
+        <w:t xml:space="preserve">scheduling, treatment documentation, and role-based interaction among patients, providers, and administrators into a single platform. The system was built through an agile approach with iterative requirements engineering and modular implementation following the Model–View–Controller pattern, and was validated through requirement-driven unit </w:t>
+      </w:r>
+      <w:r>
+        <w:rPr>
+          <w:rFonts w:ascii="Arial" w:eastAsia="Arial" w:hAnsi="Arial" w:cs="Arial"/>
+          <w:lang w:val="en-PH"/>
+        </w:rPr>
+        <w:lastRenderedPageBreak/>
+        <w:t xml:space="preserve">testing comprising twenty-nine test cases across three functional modules covering authentication, </w:t>
+      </w:r>
+      <w:r>
+        <w:rPr>
+          <w:rFonts w:ascii="Arial" w:hAnsi="Arial"/>
+        </w:rPr>
         <w:t>walk-in</w:t>
       </w:r>
       <w:r>
         <w:rPr>
           <w:rFonts w:ascii="Arial" w:hAnsi="Arial"/>
         </w:rPr>
-        <w:t xml:space="preserve"> request</w:t>
-      </w:r>
-      <w:r>
-        <w:rPr>
-          <w:rFonts w:ascii="Arial" w:hAnsi="Arial"/>
-        </w:rPr>
-        <w:t xml:space="preserve"> consultation</w:t>
-      </w:r>
-      <w:r>
-        <w:rPr>
-          <w:rFonts w:ascii="Arial" w:eastAsia="Arial" w:hAnsi="Arial" w:cs="Arial"/>
-          <w:lang w:val="en-PH"/>
-        </w:rPr>
-        <w:t xml:space="preserve"> scheduling, treatment documentation, and role-based interaction among patients, providers, and administrators into a single platform. The system was built through an agile approach with iterative requirements engineering and modular implementation following the Model–View–Controller pattern, and was validated through </w:t>
+        <w:t xml:space="preserve"> </w:t>
+      </w:r>
+      <w:r>
+        <w:rPr>
+          <w:rFonts w:ascii="Arial" w:hAnsi="Arial"/>
+        </w:rPr>
+        <w:t>consultation</w:t>
+      </w:r>
+      <w:r>
+        <w:rPr>
+          <w:rFonts w:ascii="Arial" w:hAnsi="Arial"/>
+        </w:rPr>
+        <w:t>s</w:t>
+      </w:r>
+      <w:r>
+        <w:rPr>
+          <w:rFonts w:ascii="Arial" w:eastAsia="Arial" w:hAnsi="Arial" w:cs="Arial"/>
+          <w:lang w:val="en-PH"/>
+        </w:rPr>
+        <w:t xml:space="preserve"> lifecycle management, treatment recording, and communication, all of which passed. The study concluded that workflow-oriented, role-based architectures improve structural coherence and operational reliability in web-based healthcare platforms. However, the system was scoped to </w:t>
+      </w:r>
+      <w:r>
+        <w:rPr>
+          <w:rFonts w:ascii="Arial" w:hAnsi="Arial"/>
+        </w:rPr>
+        <w:t>walk-in</w:t>
+      </w:r>
+      <w:r>
+        <w:rPr>
+          <w:rFonts w:ascii="Arial" w:hAnsi="Arial"/>
+        </w:rPr>
+        <w:t xml:space="preserve"> </w:t>
+      </w:r>
+      <w:r>
+        <w:rPr>
+          <w:rFonts w:ascii="Arial" w:hAnsi="Arial"/>
+        </w:rPr>
+        <w:t>consultation</w:t>
+      </w:r>
+      <w:r>
+        <w:rPr>
+          <w:rFonts w:ascii="Arial" w:hAnsi="Arial"/>
+        </w:rPr>
+        <w:t xml:space="preserve"> </w:t>
+      </w:r>
+      <w:r>
+        <w:rPr>
+          <w:rFonts w:ascii="Arial" w:eastAsia="Arial" w:hAnsi="Arial" w:cs="Arial"/>
+          <w:lang w:val="en-PH"/>
+        </w:rPr>
+        <w:t xml:space="preserve">and treatment documentation and does not incorporate laboratory request processing, pharmacy inventory deduction, or cashier billing, and its </w:t>
+      </w:r>
+      <w:r>
+        <w:rPr>
+          <w:rFonts w:ascii="Arial" w:hAnsi="Arial"/>
+        </w:rPr>
+        <w:t>walk-in</w:t>
+      </w:r>
+      <w:r>
+        <w:rPr>
+          <w:rFonts w:ascii="Arial" w:hAnsi="Arial"/>
+        </w:rPr>
+        <w:t xml:space="preserve"> </w:t>
+      </w:r>
+      <w:r>
+        <w:rPr>
+          <w:rFonts w:ascii="Arial" w:hAnsi="Arial"/>
+        </w:rPr>
+        <w:t>consultation</w:t>
+      </w:r>
+      <w:r>
+        <w:rPr>
+          <w:rFonts w:ascii="Arial" w:hAnsi="Arial"/>
+        </w:rPr>
+        <w:t xml:space="preserve"> </w:t>
+      </w:r>
+      <w:r>
+        <w:rPr>
+          <w:rFonts w:ascii="Arial" w:eastAsia="Arial" w:hAnsi="Arial" w:cs="Arial"/>
+          <w:lang w:val="en-PH"/>
+        </w:rPr>
+        <w:t>module is built around patient-initiated online booking rather than staff-encoded walk-in registration.</w:t>
+      </w:r>
+    </w:p>
+    <w:p>
+      <w:pPr>
+        <w:spacing w:line="480" w:lineRule="auto"/>
+        <w:ind w:left="482" w:hangingChars="200" w:hanging="482"/>
+        <w:jc w:val="both"/>
+        <w:rPr>
+          <w:rFonts w:ascii="Arial" w:eastAsia="Arial" w:hAnsi="Arial" w:cs="Arial"/>
+          <w:lang w:val="en-PH"/>
+        </w:rPr>
+      </w:pPr>
+      <w:r>
+        <w:rPr>
+          <w:rFonts w:ascii="Arial" w:eastAsia="Arial" w:hAnsi="Arial" w:cs="Arial"/>
+          <w:b/>
+          <w:bCs/>
+          <w:lang w:val="en-PH"/>
+        </w:rPr>
+        <w:t>Implementation of a Laboratory Information Management System in a Low-Resource Setting</w:t>
+      </w:r>
+    </w:p>
+    <w:p>
+      <w:pPr>
+        <w:spacing w:line="480" w:lineRule="auto"/>
+        <w:ind w:firstLine="482"/>
+        <w:jc w:val="both"/>
+        <w:rPr>
+          <w:rFonts w:ascii="Arial" w:eastAsia="Arial" w:hAnsi="Arial" w:cs="Arial"/>
+          <w:lang w:val="en-PH"/>
+        </w:rPr>
+      </w:pPr>
+      <w:r>
+        <w:rPr>
+          <w:rFonts w:ascii="Arial" w:eastAsia="Arial" w:hAnsi="Arial" w:cs="Arial"/>
+          <w:lang w:val="en-PH"/>
+        </w:rPr>
+        <w:t xml:space="preserve">Oakley et al. (2025) implemented a laboratory information management system for microbiology services in Timor-Leste and documented the deployment process, the challenges encountered, the mitigation strategies applied, and the experiences of end users. The implementation produced measurable improvements in specimen throughput, data management, and result reporting, and the study identified staff training, workflow redesign, and sustained technical support as the decisive factors in successful adoption within a resource-limited national laboratory. However, the study is confined to a </w:t>
+      </w:r>
+      <w:r>
+        <w:rPr>
+          <w:rFonts w:ascii="Arial" w:eastAsia="Arial" w:hAnsi="Arial" w:cs="Arial"/>
+          <w:lang w:val="en-PH"/>
+        </w:rPr>
+        <w:t>specialized</w:t>
+      </w:r>
+      <w:r>
+        <w:rPr>
+          <w:rFonts w:ascii="Arial" w:eastAsia="Arial" w:hAnsi="Arial" w:cs="Arial"/>
+          <w:lang w:val="en-PH"/>
+        </w:rPr>
+        <w:t xml:space="preserve"> microbiology laboratory operating as a standalone diagnostic service, and the system does not connect to a clinical record, a requesting physician's order queue, or a hospital billing function.</w:t>
+      </w:r>
+    </w:p>
+    <w:p>
+      <w:pPr>
+        <w:spacing w:line="480" w:lineRule="auto"/>
+        <w:ind w:left="482" w:hangingChars="200" w:hanging="482"/>
+        <w:jc w:val="both"/>
+        <w:rPr>
+          <w:rFonts w:ascii="Arial" w:eastAsia="Arial" w:hAnsi="Arial" w:cs="Arial"/>
+          <w:lang w:val="en-PH"/>
+        </w:rPr>
+      </w:pPr>
+      <w:r>
+        <w:rPr>
+          <w:rFonts w:ascii="Arial" w:eastAsia="Arial" w:hAnsi="Arial" w:cs="Arial"/>
+          <w:b/>
+          <w:bCs/>
+          <w:lang w:val="en-PH"/>
+        </w:rPr>
+        <w:t>Development of a Web-Based Outpatient Queuing System</w:t>
+      </w:r>
+    </w:p>
+    <w:p>
+      <w:pPr>
+        <w:spacing w:line="480" w:lineRule="auto"/>
+        <w:ind w:firstLine="482"/>
+        <w:jc w:val="both"/>
+        <w:rPr>
+          <w:rFonts w:ascii="Arial" w:eastAsia="Arial" w:hAnsi="Arial" w:cs="Arial"/>
+          <w:lang w:val="en-PH"/>
+        </w:rPr>
+      </w:pPr>
+      <w:r>
+        <w:rPr>
+          <w:rFonts w:ascii="Arial" w:eastAsia="Arial" w:hAnsi="Arial" w:cs="Arial"/>
+          <w:lang w:val="en-PH"/>
+        </w:rPr>
+        <w:t xml:space="preserve">A study on the implementation of a web-based queuing system in hospital polyclinic </w:t>
       </w:r>
       <w:r>
         <w:rPr>
@@ -4327,100 +4464,7 @@
           <w:lang w:val="en-PH"/>
         </w:rPr>
         <w:lastRenderedPageBreak/>
-        <w:t xml:space="preserve">requirement-driven unit testing comprising twenty-nine test cases across three functional modules covering authentication, </w:t>
-      </w:r>
-      <w:r>
-        <w:rPr>
-          <w:rFonts w:ascii="Arial" w:hAnsi="Arial"/>
-        </w:rPr>
-        <w:t>walk-in</w:t>
-      </w:r>
-      <w:r>
-        <w:rPr>
-          <w:rFonts w:ascii="Arial" w:hAnsi="Arial"/>
-        </w:rPr>
-        <w:t xml:space="preserve"> request</w:t>
-      </w:r>
-      <w:r>
-        <w:rPr>
-          <w:rFonts w:ascii="Arial" w:hAnsi="Arial"/>
-        </w:rPr>
-        <w:t xml:space="preserve"> consultation</w:t>
-      </w:r>
-      <w:r>
-        <w:rPr>
-          <w:rFonts w:ascii="Arial" w:hAnsi="Arial"/>
-        </w:rPr>
-        <w:t>s</w:t>
-      </w:r>
-      <w:r>
-        <w:rPr>
-          <w:rFonts w:ascii="Arial" w:eastAsia="Arial" w:hAnsi="Arial" w:cs="Arial"/>
-          <w:lang w:val="en-PH"/>
-        </w:rPr>
-        <w:t xml:space="preserve"> lifecycle management, treatment recording, and communication, all of which passed. The study concluded that workflow-oriented, role-based architectures improve structural coherence and operational reliability in web-based healthcare platforms. However, the system was scoped to </w:t>
-      </w:r>
-      <w:r>
-        <w:rPr>
-          <w:rFonts w:ascii="Arial" w:hAnsi="Arial"/>
-        </w:rPr>
-        <w:t>walk-in</w:t>
-      </w:r>
-      <w:r>
-        <w:rPr>
-          <w:rFonts w:ascii="Arial" w:hAnsi="Arial"/>
-        </w:rPr>
-        <w:t xml:space="preserve"> request</w:t>
-      </w:r>
-      <w:r>
-        <w:rPr>
-          <w:rFonts w:ascii="Arial" w:hAnsi="Arial"/>
-        </w:rPr>
-        <w:t xml:space="preserve"> consultation</w:t>
-      </w:r>
-      <w:r>
-        <w:rPr>
-          <w:rFonts w:ascii="Arial" w:hAnsi="Arial"/>
-        </w:rPr>
-        <w:t xml:space="preserve"> </w:t>
-      </w:r>
-      <w:r>
-        <w:rPr>
-          <w:rFonts w:ascii="Arial" w:eastAsia="Arial" w:hAnsi="Arial" w:cs="Arial"/>
-          <w:lang w:val="en-PH"/>
-        </w:rPr>
-        <w:t xml:space="preserve">and treatment documentation and does not incorporate laboratory request processing, pharmacy inventory deduction, or cashier billing, and its </w:t>
-      </w:r>
-      <w:r>
-        <w:rPr>
-          <w:rFonts w:ascii="Arial" w:hAnsi="Arial"/>
-        </w:rPr>
-        <w:t>walk-in</w:t>
-      </w:r>
-      <w:r>
-        <w:rPr>
-          <w:rFonts w:ascii="Arial" w:hAnsi="Arial"/>
-        </w:rPr>
-        <w:t xml:space="preserve"> request</w:t>
-      </w:r>
-      <w:r>
-        <w:rPr>
-          <w:rFonts w:ascii="Arial" w:hAnsi="Arial"/>
-        </w:rPr>
-        <w:t xml:space="preserve"> consultation</w:t>
-      </w:r>
-      <w:r>
-        <w:rPr>
-          <w:rFonts w:ascii="Arial" w:hAnsi="Arial"/>
-        </w:rPr>
-        <w:t xml:space="preserve"> </w:t>
-      </w:r>
-      <w:r>
-        <w:rPr>
-          <w:rFonts w:ascii="Arial" w:eastAsia="Arial" w:hAnsi="Arial" w:cs="Arial"/>
-          <w:lang w:val="en-PH"/>
-        </w:rPr>
-        <w:t>module is built around patient-initiated online booking rather than staff-encoded walk-in registration.</w:t>
+        <w:t>services applied a first-in, first-out method to manage outpatient flow, generating sequential queue numbers and displaying live queue status to reduce disorder and perceived waiting time at the service counter (Firmansyah et al., 2024). The study demonstrated that a simple, deterministic queueing rule implemented in a web interface is sufficient to impose a single visible service order on walk-in outpatient arrivals without requiring predictive modelling. However, the system operates as a standalone ticketing interface and is not linked to the patient record, the consulting physician's schedule, or subsequent laboratory and pharmacy service points, so the queue position it assigns does not follow the patient through the remainder of the visit.</w:t>
       </w:r>
     </w:p>
     <w:p>
@@ -4440,7 +4484,7 @@
           <w:bCs/>
           <w:lang w:val="en-PH"/>
         </w:rPr>
-        <w:t>Implementation of a Laboratory Information Management System in a Low-Resource Setting</w:t>
+        <w:t>Modification of an Electronic Prescription System to Reduce Dispensing Error</w:t>
       </w:r>
     </w:p>
     <w:p>
@@ -4458,21 +4502,7 @@
           <w:rFonts w:ascii="Arial" w:eastAsia="Arial" w:hAnsi="Arial" w:cs="Arial"/>
           <w:lang w:val="en-PH"/>
         </w:rPr>
-        <w:t xml:space="preserve">Oakley et al. (2025) implemented a laboratory information management system for microbiology services in Timor-Leste and documented the deployment process, the challenges encountered, the mitigation strategies applied, and the experiences of end users. The implementation produced measurable improvements in specimen throughput, data management, and result reporting, and the study identified staff training, workflow redesign, and sustained technical support as the decisive factors in successful adoption within a resource-limited national laboratory. However, the study is confined to a </w:t>
-      </w:r>
-      <w:r>
-        <w:rPr>
-          <w:rFonts w:ascii="Arial" w:eastAsia="Arial" w:hAnsi="Arial" w:cs="Arial"/>
-          <w:lang w:val="en-PH"/>
-        </w:rPr>
-        <w:t>specialized</w:t>
-      </w:r>
-      <w:r>
-        <w:rPr>
-          <w:rFonts w:ascii="Arial" w:eastAsia="Arial" w:hAnsi="Arial" w:cs="Arial"/>
-          <w:lang w:val="en-PH"/>
-        </w:rPr>
-        <w:t xml:space="preserve"> microbiology laboratory operating as a standalone diagnostic service, and the system does not connect to a clinical record, a requesting physician's order queue, or a hospital billing function.</w:t>
+        <w:t>Alanazi et al. (2024) examined the effect of modifications to a hospital electronic prescription system on medication error rates, documenting the specific system changes introduced and their effect on prescribing and dispensing accuracy. The study reported that structured electronic prescribing with embedded verification substantially reduced error rates relative to prior practice, and identified prescription field validation and automated checking at the point of issuance as the mechanisms responsible. However, the study addressed the prescribing interface alone and did not extend to batch-level inventory deduction, expiry threshold alerting, or dispensing record management, which are the pharmacy functions through which stock discrepancies in a municipal hospital actually arise.</w:t>
       </w:r>
     </w:p>
     <w:p>
@@ -4492,7 +4522,7 @@
           <w:bCs/>
           <w:lang w:val="en-PH"/>
         </w:rPr>
-        <w:t>Development of a Web-Based Outpatient Queuing System</w:t>
+        <w:t>Design and Implementation of a Web-Based Patient Registration System</w:t>
       </w:r>
     </w:p>
     <w:p>
@@ -4510,8 +4540,15 @@
           <w:rFonts w:ascii="Arial" w:eastAsia="Arial" w:hAnsi="Arial" w:cs="Arial"/>
           <w:lang w:val="en-PH"/>
         </w:rPr>
+        <w:t xml:space="preserve">A study on the design and implementation of a web-based patient registration system </w:t>
+      </w:r>
+      <w:r>
+        <w:rPr>
+          <w:rFonts w:ascii="Arial" w:eastAsia="Arial" w:hAnsi="Arial" w:cs="Arial"/>
+          <w:lang w:val="en-PH"/>
+        </w:rPr>
         <w:lastRenderedPageBreak/>
-        <w:t>A study on the implementation of a web-based queuing system in hospital polyclinic services applied a first-in, first-out method to manage outpatient flow, generating sequential queue numbers and displaying live queue status to reduce disorder and perceived waiting time at the service counter (Firmansyah et al., 2024). The study demonstrated that a simple, deterministic queueing rule implemented in a web interface is sufficient to impose a single visible service order on walk-in outpatient arrivals without requiring predictive modelling. However, the system operates as a standalone ticketing interface and is not linked to the patient record, the consulting physician's schedule, or subsequent laboratory and pharmacy service points, so the queue position it assigns does not follow the patient through the remainder of the visit.</w:t>
+        <w:t>developed an electronic outpatient registration workflow with the explicit objective of shortening waiting time and improving service efficiency at the point of intake, replacing counter-based manual encoding with a structured digital registration form (Suryani et al., 2025). The study demonstrated that structured registration with retrievable patient identifiers reduces repeat encoding for returning patients. However, the system is limited to the registration transaction and terminates at the point of intake, providing no downstream linkage to consultation documentation, diagnostic ordering, medication dispensing, or charge posting.</w:t>
       </w:r>
     </w:p>
     <w:p>
@@ -4521,17 +4558,39 @@
         <w:jc w:val="both"/>
         <w:rPr>
           <w:rFonts w:ascii="Arial" w:eastAsia="Arial" w:hAnsi="Arial" w:cs="Arial"/>
-          <w:lang w:val="en-PH"/>
-        </w:rPr>
-      </w:pPr>
-      <w:r>
-        <w:rPr>
-          <w:rFonts w:ascii="Arial" w:eastAsia="Arial" w:hAnsi="Arial" w:cs="Arial"/>
-          <w:b/>
-          <w:bCs/>
-          <w:lang w:val="en-PH"/>
-        </w:rPr>
-        <w:t>Modification of an Electronic Prescription System to Reduce Dispensing Error</w:t>
+          <w:b/>
+          <w:bCs/>
+          <w:lang w:val="en-PH"/>
+        </w:rPr>
+      </w:pPr>
+      <w:r>
+        <w:rPr>
+          <w:rFonts w:ascii="Arial" w:eastAsia="Arial" w:hAnsi="Arial" w:cs="Arial"/>
+          <w:b/>
+          <w:bCs/>
+          <w:lang w:val="en-PH"/>
+        </w:rPr>
+        <w:t>National</w:t>
+      </w:r>
+    </w:p>
+    <w:p>
+      <w:pPr>
+        <w:spacing w:line="480" w:lineRule="auto"/>
+        <w:ind w:left="482" w:hangingChars="200" w:hanging="482"/>
+        <w:jc w:val="both"/>
+        <w:rPr>
+          <w:rFonts w:ascii="Arial" w:eastAsia="Arial" w:hAnsi="Arial" w:cs="Arial"/>
+          <w:lang w:val="en-PH"/>
+        </w:rPr>
+      </w:pPr>
+      <w:r>
+        <w:rPr>
+          <w:rFonts w:ascii="Arial" w:eastAsia="Arial" w:hAnsi="Arial" w:cs="Arial"/>
+          <w:b/>
+          <w:bCs/>
+          <w:lang w:val="en-PH"/>
+        </w:rPr>
+        <w:t>Implementation of Electronic Health Records in Philippine Primary Care Settings</w:t>
       </w:r>
     </w:p>
     <w:p>
@@ -4544,12 +4603,37 @@
           <w:lang w:val="en-PH"/>
         </w:rPr>
       </w:pPr>
-      <w:r>
-        <w:rPr>
-          <w:rFonts w:ascii="Arial" w:eastAsia="Arial" w:hAnsi="Arial" w:cs="Arial"/>
-          <w:lang w:val="en-PH"/>
-        </w:rPr>
-        <w:t>Alanazi et al. (2024) examined the effect of modifications to a hospital electronic prescription system on medication error rates, documenting the specific system changes introduced and their effect on prescribing and dispensing accuracy. The study reported that structured electronic prescribing with embedded verification substantially reduced error rates relative to prior practice, and identified prescription field validation and automated checking at the point of issuance as the mechanisms responsible. However, the study addressed the prescribing interface alone and did not extend to batch-level inventory deduction, expiry threshold alerting, or dispensing record management, which are the pharmacy functions through which stock discrepancies in a municipal hospital actually arise.</w:t>
+      <w:proofErr w:type="spellStart"/>
+      <w:r>
+        <w:rPr>
+          <w:rFonts w:ascii="Arial" w:eastAsia="Arial" w:hAnsi="Arial" w:cs="Arial"/>
+          <w:lang w:val="en-PH"/>
+        </w:rPr>
+        <w:t>Elepaño</w:t>
+      </w:r>
+      <w:proofErr w:type="spellEnd"/>
+      <w:r>
+        <w:rPr>
+          <w:rFonts w:ascii="Arial" w:eastAsia="Arial" w:hAnsi="Arial" w:cs="Arial"/>
+          <w:lang w:val="en-PH"/>
+        </w:rPr>
+        <w:t xml:space="preserve"> et al. (2025) evaluated the implementation of two electronic health record systems across primary care settings in the Philippines over a three-year period under the Philippine Primary Care Studies </w:t>
+      </w:r>
+      <w:proofErr w:type="spellStart"/>
+      <w:r>
+        <w:rPr>
+          <w:rFonts w:ascii="Arial" w:eastAsia="Arial" w:hAnsi="Arial" w:cs="Arial"/>
+          <w:lang w:val="en-PH"/>
+        </w:rPr>
+        <w:t>programme</w:t>
+      </w:r>
+      <w:proofErr w:type="spellEnd"/>
+      <w:r>
+        <w:rPr>
+          <w:rFonts w:ascii="Arial" w:eastAsia="Arial" w:hAnsi="Arial" w:cs="Arial"/>
+          <w:lang w:val="en-PH"/>
+        </w:rPr>
+        <w:t>, documenting the deployment process in remote, rural, and urban sites and the practical adaptations required in each. The study reported that implementation success depended less on system features than on local infrastructure, staff capacity, and the degree to which the system was integrated into required daily routines, and it produced practical guidance for adapting electronic health record systems to diverse Philippine settings. However, the study was conducted in primary care facilities whose service scope excludes laboratory specimen processing, pharmacy batch inventory, and hospital cashier billing, and it evaluated existing systems rather than designing a platform for a municipal hospital's specific module composition.</w:t>
       </w:r>
     </w:p>
     <w:p>
@@ -4569,7 +4653,17 @@
           <w:bCs/>
           <w:lang w:val="en-PH"/>
         </w:rPr>
-        <w:t>Design and Implementation of a Web-Based Patient Registration System</w:t>
+        <w:t xml:space="preserve">Development of a Local Health Information Exchange Platform for Philippine Local </w:t>
+      </w:r>
+      <w:r>
+        <w:rPr>
+          <w:rFonts w:ascii="Arial" w:eastAsia="Arial" w:hAnsi="Arial" w:cs="Arial"/>
+          <w:b/>
+          <w:bCs/>
+          <w:lang w:val="en-PH"/>
+        </w:rPr>
+        <w:lastRenderedPageBreak/>
+        <w:t>Government Units</w:t>
       </w:r>
     </w:p>
     <w:p>
@@ -4587,8 +4681,113 @@
           <w:rFonts w:ascii="Arial" w:eastAsia="Arial" w:hAnsi="Arial" w:cs="Arial"/>
           <w:lang w:val="en-PH"/>
         </w:rPr>
+        <w:t xml:space="preserve">Marcelo et al. (2025) designed and deployed the Smarter and Integrated Local Health Information System, an open-source local health information exchange platform, across three pilot local government units comprising the Municipality of </w:t>
+      </w:r>
+      <w:proofErr w:type="spellStart"/>
+      <w:r>
+        <w:rPr>
+          <w:rFonts w:ascii="Arial" w:eastAsia="Arial" w:hAnsi="Arial" w:cs="Arial"/>
+          <w:lang w:val="en-PH"/>
+        </w:rPr>
+        <w:t>Pulilan</w:t>
+      </w:r>
+      <w:proofErr w:type="spellEnd"/>
+      <w:r>
+        <w:rPr>
+          <w:rFonts w:ascii="Arial" w:eastAsia="Arial" w:hAnsi="Arial" w:cs="Arial"/>
+          <w:lang w:val="en-PH"/>
+        </w:rPr>
+        <w:t xml:space="preserve"> in Bulacan, Cagayan de Oro City, and the Province of Pangasinan. The platform integrated patient, provider, and facility registries, implemented Health Level Seven Fast Healthcare Interoperability Resources–based exchange aligned with the </w:t>
+      </w:r>
+      <w:proofErr w:type="spellStart"/>
+      <w:r>
+        <w:rPr>
+          <w:rFonts w:ascii="Arial" w:eastAsia="Arial" w:hAnsi="Arial" w:cs="Arial"/>
+          <w:lang w:val="en-PH"/>
+        </w:rPr>
+        <w:t>OpenHIE</w:t>
+      </w:r>
+      <w:proofErr w:type="spellEnd"/>
+      <w:r>
+        <w:rPr>
+          <w:rFonts w:ascii="Arial" w:eastAsia="Arial" w:hAnsi="Arial" w:cs="Arial"/>
+          <w:lang w:val="en-PH"/>
+        </w:rPr>
+        <w:t xml:space="preserve"> architecture, and delivered referral and facility capacity dashboards, demonstrating that local government units can operate standards-based interoperability infrastructure and reduce data duplication across facilities. However, the platform functions explicitly as a backend integration layer rather than as a facility system, and the authors state that it is not designed to replace electronic medical records or hospital information systems, meaning that a municipal hospital without an internal record system has no data to contribute to it.</w:t>
+      </w:r>
+    </w:p>
+    <w:p>
+      <w:pPr>
+        <w:spacing w:line="480" w:lineRule="auto"/>
+        <w:ind w:left="482" w:hangingChars="200" w:hanging="482"/>
+        <w:jc w:val="both"/>
+        <w:rPr>
+          <w:rFonts w:ascii="Arial" w:eastAsia="Arial" w:hAnsi="Arial" w:cs="Arial"/>
+          <w:lang w:val="en-PH"/>
+        </w:rPr>
+      </w:pPr>
+      <w:r>
+        <w:rPr>
+          <w:rFonts w:ascii="Arial" w:eastAsia="Arial" w:hAnsi="Arial" w:cs="Arial"/>
+          <w:b/>
+          <w:bCs/>
+          <w:lang w:val="en-PH"/>
+        </w:rPr>
+        <w:t>Development of a Medical Record Management System for a Local Health Facility</w:t>
+      </w:r>
+    </w:p>
+    <w:p>
+      <w:pPr>
+        <w:spacing w:line="480" w:lineRule="auto"/>
+        <w:ind w:firstLine="482"/>
+        <w:jc w:val="both"/>
+        <w:rPr>
+          <w:rFonts w:ascii="Arial" w:eastAsia="Arial" w:hAnsi="Arial" w:cs="Arial"/>
+          <w:lang w:val="en-PH"/>
+        </w:rPr>
+      </w:pPr>
+      <w:r>
+        <w:rPr>
+          <w:rFonts w:ascii="Arial" w:eastAsia="Arial" w:hAnsi="Arial" w:cs="Arial"/>
+          <w:lang w:val="en-PH"/>
+        </w:rPr>
+        <w:t xml:space="preserve">Fiesta et al. (2024) designed, developed, and implemented a Medical Record Management System for Baung Health Center to replace an existing manual, paper-based record-keeping process. Using the Rapid Application Development methodology across requirements planning, prototyping, testing, and deployment phases, the study delivered a patient record database, a role-restricted interface for </w:t>
+      </w:r>
+      <w:r>
+        <w:rPr>
+          <w:rFonts w:ascii="Arial" w:eastAsia="Arial" w:hAnsi="Arial" w:cs="Arial"/>
+          <w:lang w:val="en-PH"/>
+        </w:rPr>
+        <w:t>authorized</w:t>
+      </w:r>
+      <w:r>
+        <w:rPr>
+          <w:rFonts w:ascii="Arial" w:eastAsia="Arial" w:hAnsi="Arial" w:cs="Arial"/>
+          <w:lang w:val="en-PH"/>
+        </w:rPr>
+        <w:t xml:space="preserve"> personnel, a backup mechanism for data security, and printed record output, and concluded that the system improved record management accuracy and reduced the errors associated with manual processes. However, the system is scoped to medical record storage and retrieval within a health </w:t>
+      </w:r>
+      <w:r>
+        <w:rPr>
+          <w:rFonts w:ascii="Arial" w:eastAsia="Arial" w:hAnsi="Arial" w:cs="Arial"/>
+          <w:lang w:val="en-PH"/>
+        </w:rPr>
+        <w:t>center</w:t>
+      </w:r>
+      <w:r>
+        <w:rPr>
+          <w:rFonts w:ascii="Arial" w:eastAsia="Arial" w:hAnsi="Arial" w:cs="Arial"/>
+          <w:lang w:val="en-PH"/>
+        </w:rPr>
+        <w:t xml:space="preserve">, and does not include consultation queueing, laboratory </w:t>
+      </w:r>
+      <w:r>
+        <w:rPr>
+          <w:rFonts w:ascii="Arial" w:eastAsia="Arial" w:hAnsi="Arial" w:cs="Arial"/>
+          <w:lang w:val="en-PH"/>
+        </w:rPr>
         <w:lastRenderedPageBreak/>
-        <w:t>A study on the design and implementation of a web-based patient registration system developed an electronic outpatient registration workflow with the explicit objective of shortening waiting time and improving service efficiency at the point of intake, replacing counter-based manual encoding with a structured digital registration form (Suryani et al., 2025). The study demonstrated that structured registration with retrievable patient identifiers reduces repeat encoding for returning patients. However, the system is limited to the registration transaction and terminates at the point of intake, providing no downstream linkage to consultation documentation, diagnostic ordering, medication dispensing, or charge posting.</w:t>
+        <w:t>request and result workflows, pharmacy inventory control, or billing computation.</w:t>
       </w:r>
     </w:p>
     <w:p>
@@ -4598,19 +4797,60 @@
         <w:jc w:val="both"/>
         <w:rPr>
           <w:rFonts w:ascii="Arial" w:eastAsia="Arial" w:hAnsi="Arial" w:cs="Arial"/>
-          <w:b/>
-          <w:bCs/>
-          <w:lang w:val="en-PH"/>
-        </w:rPr>
-      </w:pPr>
-      <w:r>
-        <w:rPr>
-          <w:rFonts w:ascii="Arial" w:eastAsia="Arial" w:hAnsi="Arial" w:cs="Arial"/>
-          <w:b/>
-          <w:bCs/>
-          <w:lang w:val="en-PH"/>
-        </w:rPr>
-        <w:t>National</w:t>
+          <w:lang w:val="en-PH"/>
+        </w:rPr>
+      </w:pPr>
+      <w:r>
+        <w:rPr>
+          <w:rFonts w:ascii="Arial" w:eastAsia="Arial" w:hAnsi="Arial" w:cs="Arial"/>
+          <w:b/>
+          <w:bCs/>
+          <w:lang w:val="en-PH"/>
+        </w:rPr>
+        <w:t>Development of a Web-Based Health Record Management System</w:t>
+      </w:r>
+    </w:p>
+    <w:p>
+      <w:pPr>
+        <w:spacing w:line="480" w:lineRule="auto"/>
+        <w:ind w:firstLine="482"/>
+        <w:jc w:val="both"/>
+        <w:rPr>
+          <w:rFonts w:ascii="Arial" w:eastAsia="Arial" w:hAnsi="Arial" w:cs="Arial"/>
+          <w:lang w:val="en-PH"/>
+        </w:rPr>
+      </w:pPr>
+      <w:proofErr w:type="spellStart"/>
+      <w:r>
+        <w:rPr>
+          <w:rFonts w:ascii="Arial" w:eastAsia="Arial" w:hAnsi="Arial" w:cs="Arial"/>
+          <w:lang w:val="en-PH"/>
+        </w:rPr>
+        <w:t>Olipas</w:t>
+      </w:r>
+      <w:proofErr w:type="spellEnd"/>
+      <w:r>
+        <w:rPr>
+          <w:rFonts w:ascii="Arial" w:eastAsia="Arial" w:hAnsi="Arial" w:cs="Arial"/>
+          <w:lang w:val="en-PH"/>
+        </w:rPr>
+        <w:t xml:space="preserve"> et al. (2022) designed and developed </w:t>
+      </w:r>
+      <w:proofErr w:type="spellStart"/>
+      <w:r>
+        <w:rPr>
+          <w:rFonts w:ascii="Arial" w:eastAsia="Arial" w:hAnsi="Arial" w:cs="Arial"/>
+          <w:lang w:val="en-PH"/>
+        </w:rPr>
+        <w:t>MediCord</w:t>
+      </w:r>
+      <w:proofErr w:type="spellEnd"/>
+      <w:r>
+        <w:rPr>
+          <w:rFonts w:ascii="Arial" w:eastAsia="Arial" w:hAnsi="Arial" w:cs="Arial"/>
+          <w:lang w:val="en-PH"/>
+        </w:rPr>
+        <w:t>, a web-based health record management system, using a developmental research approach that proceeded from requirements analysis through design, development, and evaluation of the resulting application. The study produced a functioning web platform for storing and retrieving health records and evaluated it against software quality criteria, demonstrating the feasibility of locally developed web-based record systems for Philippine health facilities. However, the system addresses health record management as a single function and does not integrate the diagnostic, pharmaceutical, and financial transaction streams that a municipal hospital generates for each patient visit.</w:t>
       </w:r>
     </w:p>
     <w:p>
@@ -4630,7 +4870,7 @@
           <w:bCs/>
           <w:lang w:val="en-PH"/>
         </w:rPr>
-        <w:t>Implementation of Electronic Health Records in Philippine Primary Care Settings</w:t>
+        <w:t>Analysis of Electronic Medical Record Usage in Philippine Rural Health Facilities</w:t>
       </w:r>
     </w:p>
     <w:p>
@@ -4643,13 +4883,261 @@
           <w:lang w:val="en-PH"/>
         </w:rPr>
       </w:pPr>
+      <w:r>
+        <w:rPr>
+          <w:rFonts w:ascii="Arial" w:eastAsia="Arial" w:hAnsi="Arial" w:cs="Arial"/>
+          <w:lang w:val="en-PH"/>
+        </w:rPr>
+        <w:t xml:space="preserve">Acacio-Claro et al. (2024) </w:t>
+      </w:r>
+      <w:r>
+        <w:rPr>
+          <w:rFonts w:ascii="Arial" w:eastAsia="Arial" w:hAnsi="Arial" w:cs="Arial"/>
+          <w:lang w:val="en-PH"/>
+        </w:rPr>
+        <w:t>analyzed</w:t>
+      </w:r>
+      <w:r>
+        <w:rPr>
+          <w:rFonts w:ascii="Arial" w:eastAsia="Arial" w:hAnsi="Arial" w:cs="Arial"/>
+          <w:lang w:val="en-PH"/>
+        </w:rPr>
+        <w:t xml:space="preserve"> electronic medical record usage logs from rural health facilities in the Philippines to determine how public primary health care facilities interacted with the systems before and during a health emergency, using actual system-generated usage data rather than self-reported </w:t>
+      </w:r>
+      <w:r>
+        <w:rPr>
+          <w:rFonts w:ascii="Arial" w:eastAsia="Arial" w:hAnsi="Arial" w:cs="Arial"/>
+          <w:lang w:val="en-PH"/>
+        </w:rPr>
+        <w:t>behavior</w:t>
+      </w:r>
+      <w:r>
+        <w:rPr>
+          <w:rFonts w:ascii="Arial" w:eastAsia="Arial" w:hAnsi="Arial" w:cs="Arial"/>
+          <w:lang w:val="en-PH"/>
+        </w:rPr>
+        <w:t>. The study found that adoption was uneven across facilities and that sustained usage was associated with facilities where the system was embedded in required workflow and supported by adequate devices and connectivity. However, the study examined usage of an existing deployed clinic system rather than designing or developing a system, and its findings derive from rural health units whose functional scope does not extend to municipal hospital operations.</w:t>
+      </w:r>
+    </w:p>
+    <w:p>
+      <w:pPr>
+        <w:spacing w:line="480" w:lineRule="auto"/>
+        <w:ind w:left="482" w:hangingChars="200" w:hanging="482"/>
+        <w:jc w:val="both"/>
+        <w:rPr>
+          <w:rFonts w:ascii="Arial" w:eastAsia="Arial" w:hAnsi="Arial" w:cs="Arial"/>
+          <w:b/>
+          <w:bCs/>
+          <w:lang w:val="en-PH"/>
+        </w:rPr>
+      </w:pPr>
+      <w:r>
+        <w:rPr>
+          <w:rFonts w:ascii="Arial" w:eastAsia="Arial" w:hAnsi="Arial" w:cs="Arial"/>
+          <w:b/>
+          <w:bCs/>
+          <w:lang w:val="en-PH"/>
+        </w:rPr>
+        <w:lastRenderedPageBreak/>
+        <w:t>Local</w:t>
+      </w:r>
+    </w:p>
+    <w:p>
+      <w:pPr>
+        <w:spacing w:line="480" w:lineRule="auto"/>
+        <w:ind w:left="482" w:hangingChars="200" w:hanging="482"/>
+        <w:jc w:val="both"/>
+        <w:rPr>
+          <w:rFonts w:ascii="Arial" w:eastAsia="Arial" w:hAnsi="Arial" w:cs="Arial"/>
+          <w:b/>
+          <w:bCs/>
+          <w:lang w:val="en-PH"/>
+        </w:rPr>
+      </w:pPr>
+    </w:p>
+    <w:p>
+      <w:pPr>
+        <w:spacing w:line="480" w:lineRule="auto"/>
+        <w:ind w:left="482" w:hangingChars="200" w:hanging="482"/>
+        <w:jc w:val="both"/>
+        <w:rPr>
+          <w:rFonts w:ascii="Arial" w:eastAsia="Arial" w:hAnsi="Arial" w:cs="Arial"/>
+          <w:b/>
+          <w:bCs/>
+          <w:lang w:val="en-PH"/>
+        </w:rPr>
+      </w:pPr>
+    </w:p>
+    <w:p>
+      <w:pPr>
+        <w:spacing w:line="480" w:lineRule="auto"/>
+        <w:ind w:left="482" w:hangingChars="200" w:hanging="482"/>
+        <w:jc w:val="both"/>
+        <w:rPr>
+          <w:rFonts w:ascii="Arial" w:eastAsia="Arial" w:hAnsi="Arial" w:cs="Arial"/>
+          <w:lang w:val="en-PH"/>
+        </w:rPr>
+      </w:pPr>
+      <w:r>
+        <w:rPr>
+          <w:rFonts w:ascii="Arial" w:eastAsia="Arial" w:hAnsi="Arial" w:cs="Arial"/>
+          <w:b/>
+          <w:bCs/>
+          <w:lang w:val="en-PH"/>
+        </w:rPr>
+        <w:t>Pilot Deployment of an Interoperable Health Information Exchange in Cagayan de Oro City</w:t>
+      </w:r>
+    </w:p>
+    <w:p>
+      <w:pPr>
+        <w:spacing w:line="480" w:lineRule="auto"/>
+        <w:ind w:firstLine="482"/>
+        <w:jc w:val="both"/>
+        <w:rPr>
+          <w:rFonts w:ascii="Arial" w:eastAsia="Arial" w:hAnsi="Arial" w:cs="Arial"/>
+          <w:lang w:val="en-PH"/>
+        </w:rPr>
+      </w:pPr>
+      <w:r>
+        <w:rPr>
+          <w:rFonts w:ascii="Arial" w:eastAsia="Arial" w:hAnsi="Arial" w:cs="Arial"/>
+          <w:lang w:val="en-PH"/>
+        </w:rPr>
+        <w:t xml:space="preserve">Within the Smarter and Integrated Local Health Information System project, Marcelo et al. (2025) implemented a pilot deployment in Cagayan de Oro City establishing digital health architecture for data exchange between primary care </w:t>
+      </w:r>
+      <w:r>
+        <w:rPr>
+          <w:rFonts w:ascii="Arial" w:eastAsia="Arial" w:hAnsi="Arial" w:cs="Arial"/>
+          <w:lang w:val="en-PH"/>
+        </w:rPr>
+        <w:t>centers</w:t>
+      </w:r>
+      <w:r>
+        <w:rPr>
+          <w:rFonts w:ascii="Arial" w:eastAsia="Arial" w:hAnsi="Arial" w:cs="Arial"/>
+          <w:lang w:val="en-PH"/>
+        </w:rPr>
+        <w:t xml:space="preserve">, local government unit–operated hospitals, and the apex referral hospital. Joint application design sessions with the City Health Office, Information Technology Office, Civil Registry, and city hospital management identified siloed point-to-point integration as the principal barrier, and the deployment responded by implementing shared patient, provider, and facility registries accessible in real time across facilities, together with a registry dashboard providing visibility into healthcare resource distribution. However, the deployment addressed referral coordination between facilities in a highly </w:t>
+      </w:r>
+      <w:r>
+        <w:rPr>
+          <w:rFonts w:ascii="Arial" w:eastAsia="Arial" w:hAnsi="Arial" w:cs="Arial"/>
+          <w:lang w:val="en-PH"/>
+        </w:rPr>
+        <w:t>urbanized</w:t>
+      </w:r>
+      <w:r>
+        <w:rPr>
+          <w:rFonts w:ascii="Arial" w:eastAsia="Arial" w:hAnsi="Arial" w:cs="Arial"/>
+          <w:lang w:val="en-PH"/>
+        </w:rPr>
+        <w:t xml:space="preserve"> city, and did not develop the internal hospital operations, including admission, laboratory processing, dispensing, and billing, on which a municipal hospital's daily work depends.</w:t>
+      </w:r>
+    </w:p>
+    <w:p>
+      <w:pPr>
+        <w:spacing w:line="480" w:lineRule="auto"/>
+        <w:ind w:left="482" w:hangingChars="200" w:hanging="482"/>
+        <w:jc w:val="both"/>
+        <w:rPr>
+          <w:rFonts w:ascii="Arial" w:eastAsia="Arial" w:hAnsi="Arial" w:cs="Arial"/>
+          <w:lang w:val="en-PH"/>
+        </w:rPr>
+      </w:pPr>
+      <w:r>
+        <w:rPr>
+          <w:rFonts w:ascii="Arial" w:eastAsia="Arial" w:hAnsi="Arial" w:cs="Arial"/>
+          <w:b/>
+          <w:bCs/>
+          <w:lang w:val="en-PH"/>
+        </w:rPr>
+        <w:t>Physician Perspectives on Electronic Medical Records in a Mindanao Tertiary Hospital</w:t>
+      </w:r>
+    </w:p>
+    <w:p>
+      <w:pPr>
+        <w:spacing w:line="480" w:lineRule="auto"/>
+        <w:ind w:firstLine="482"/>
+        <w:jc w:val="both"/>
+        <w:rPr>
+          <w:rFonts w:ascii="Arial" w:eastAsia="Arial" w:hAnsi="Arial" w:cs="Arial"/>
+          <w:lang w:val="en-PH"/>
+        </w:rPr>
+      </w:pPr>
+      <w:r>
+        <w:rPr>
+          <w:rFonts w:ascii="Arial" w:eastAsia="Arial" w:hAnsi="Arial" w:cs="Arial"/>
+          <w:lang w:val="en-PH"/>
+        </w:rPr>
+        <w:t xml:space="preserve">Derecho et al. (2024), working across Mindanao State University–Iligan Institute of Technology and Zamboanga City Medical Center, conducted a systematic review of physician perspectives on electronic medical record adoption in developing economies, </w:t>
+      </w:r>
+      <w:r>
+        <w:rPr>
+          <w:rFonts w:ascii="Arial" w:eastAsia="Arial" w:hAnsi="Arial" w:cs="Arial"/>
+          <w:lang w:val="en-PH"/>
+        </w:rPr>
+        <w:lastRenderedPageBreak/>
+        <w:t>synthesizing</w:t>
+      </w:r>
+      <w:r>
+        <w:rPr>
+          <w:rFonts w:ascii="Arial" w:eastAsia="Arial" w:hAnsi="Arial" w:cs="Arial"/>
+          <w:lang w:val="en-PH"/>
+        </w:rPr>
+        <w:t xml:space="preserve"> the technological, </w:t>
+      </w:r>
+      <w:r>
+        <w:rPr>
+          <w:rFonts w:ascii="Arial" w:eastAsia="Arial" w:hAnsi="Arial" w:cs="Arial"/>
+          <w:lang w:val="en-PH"/>
+        </w:rPr>
+        <w:t>organizational</w:t>
+      </w:r>
+      <w:r>
+        <w:rPr>
+          <w:rFonts w:ascii="Arial" w:eastAsia="Arial" w:hAnsi="Arial" w:cs="Arial"/>
+          <w:lang w:val="en-PH"/>
+        </w:rPr>
+        <w:t>, and individual determinants of acceptance. The study identified workflow compatibility and perceived retrieval benefit as decisive, and established that systems adding documentation effort without proportionate access benefit are resisted by clinical staff. However, the study is a synthesis of published evidence rather than a developed system, and it does not produce a functional specification or a deployed platform for a Mindanao municipal hospital.</w:t>
+      </w:r>
+    </w:p>
+    <w:p>
+      <w:pPr>
+        <w:spacing w:line="480" w:lineRule="auto"/>
+        <w:ind w:left="482" w:hangingChars="200" w:hanging="482"/>
+        <w:jc w:val="both"/>
+        <w:rPr>
+          <w:rFonts w:ascii="Arial" w:eastAsia="Arial" w:hAnsi="Arial" w:cs="Arial"/>
+          <w:lang w:val="en-PH"/>
+        </w:rPr>
+      </w:pPr>
+      <w:r>
+        <w:rPr>
+          <w:rFonts w:ascii="Arial" w:eastAsia="Arial" w:hAnsi="Arial" w:cs="Arial"/>
+          <w:b/>
+          <w:bCs/>
+          <w:lang w:val="en-PH"/>
+        </w:rPr>
+        <w:t>Access Control Design Research from a Mindanao Institution</w:t>
+      </w:r>
+    </w:p>
+    <w:p>
+      <w:pPr>
+        <w:spacing w:line="480" w:lineRule="auto"/>
+        <w:ind w:firstLine="482"/>
+        <w:jc w:val="both"/>
+        <w:rPr>
+          <w:rFonts w:ascii="Arial" w:eastAsia="Arial" w:hAnsi="Arial" w:cs="Arial"/>
+          <w:lang w:val="en-PH"/>
+        </w:rPr>
+      </w:pPr>
       <w:proofErr w:type="spellStart"/>
       <w:r>
         <w:rPr>
           <w:rFonts w:ascii="Arial" w:eastAsia="Arial" w:hAnsi="Arial" w:cs="Arial"/>
           <w:lang w:val="en-PH"/>
         </w:rPr>
-        <w:t>Elepaño</w:t>
+        <w:t>Cobrado</w:t>
       </w:r>
       <w:proofErr w:type="spellEnd"/>
       <w:r>
@@ -4657,23 +5145,7 @@
           <w:rFonts w:ascii="Arial" w:eastAsia="Arial" w:hAnsi="Arial" w:cs="Arial"/>
           <w:lang w:val="en-PH"/>
         </w:rPr>
-        <w:t xml:space="preserve"> et al. (2025) evaluated the implementation of two electronic health record systems across primary care settings in the Philippines over a three-year period under the Philippine Primary Care Studies </w:t>
-      </w:r>
-      <w:proofErr w:type="spellStart"/>
-      <w:r>
-        <w:rPr>
-          <w:rFonts w:ascii="Arial" w:eastAsia="Arial" w:hAnsi="Arial" w:cs="Arial"/>
-          <w:lang w:val="en-PH"/>
-        </w:rPr>
-        <w:t>programme</w:t>
-      </w:r>
-      <w:proofErr w:type="spellEnd"/>
-      <w:r>
-        <w:rPr>
-          <w:rFonts w:ascii="Arial" w:eastAsia="Arial" w:hAnsi="Arial" w:cs="Arial"/>
-          <w:lang w:val="en-PH"/>
-        </w:rPr>
-        <w:t>, documenting the deployment process in remote, rural, and urban sites and the practical adaptations required in each. The study reported that implementation success depended less on system features than on local infrastructure, staff capacity, and the degree to which the system was integrated into required daily routines, and it produced practical guidance for adapting electronic health record systems to diverse Philippine settings. However, the study was conducted in primary care facilities whose service scope excludes laboratory specimen processing, pharmacy batch inventory, and hospital cashier billing, and it evaluated existing systems rather than designing a platform for a municipal hospital's specific module composition.</w:t>
+        <w:t xml:space="preserve"> et al. (2024), based at the Mindanao State University–Iligan Institute of Technology, conducted a systematic review of access control solutions implemented in electronic health record systems, examining the mechanisms by which deployed clinical systems restrict record access and identifying role-based access control, authentication, and audit logging as the predominant implemented approaches. The study provides a design reference for structuring permissions in a Philippine-developed clinical system. However, the work evaluates access control models across published systems and does not implement a permission scheme within an operating hospital platform spanning clinical, laboratory, pharmacy, and billing modules.</w:t>
       </w:r>
     </w:p>
     <w:p>
@@ -4693,8 +5165,81 @@
           <w:bCs/>
           <w:lang w:val="en-PH"/>
         </w:rPr>
+        <w:t>Regional Deployment of the Integrated Clinic Information System in South Cotabato</w:t>
+      </w:r>
+    </w:p>
+    <w:p>
+      <w:pPr>
+        <w:spacing w:line="480" w:lineRule="auto"/>
+        <w:ind w:firstLine="482"/>
+        <w:jc w:val="both"/>
+        <w:rPr>
+          <w:rFonts w:ascii="Arial" w:eastAsia="Arial" w:hAnsi="Arial" w:cs="Arial"/>
+          <w:lang w:val="en-PH"/>
+        </w:rPr>
+      </w:pPr>
+      <w:r>
+        <w:rPr>
+          <w:rFonts w:ascii="Arial" w:eastAsia="Arial" w:hAnsi="Arial" w:cs="Arial"/>
+          <w:lang w:val="en-PH"/>
+        </w:rPr>
+        <w:t xml:space="preserve">The Department of Health Center for Health Development SOCCSKSARGEN (2024) conducted training and simulation activities on the Integrated Clinic Information System for local government unit health facilities in Region XII, including implementation at the Rural Health Unit of Lake Sebu, South Cotabato, focusing on </w:t>
+      </w:r>
+      <w:r>
+        <w:rPr>
+          <w:rFonts w:ascii="Arial" w:eastAsia="Arial" w:hAnsi="Arial" w:cs="Arial"/>
+          <w:lang w:val="en-PH"/>
+        </w:rPr>
+        <w:t>optimized</w:t>
+      </w:r>
+      <w:r>
+        <w:rPr>
+          <w:rFonts w:ascii="Arial" w:eastAsia="Arial" w:hAnsi="Arial" w:cs="Arial"/>
+          <w:lang w:val="en-PH"/>
+        </w:rPr>
+        <w:t xml:space="preserve"> digital service </w:t>
+      </w:r>
+      <w:r>
+        <w:rPr>
+          <w:rFonts w:ascii="Arial" w:eastAsia="Arial" w:hAnsi="Arial" w:cs="Arial"/>
+          <w:lang w:val="en-PH"/>
+        </w:rPr>
         <w:lastRenderedPageBreak/>
-        <w:t>Development of a Local Health Information Exchange Platform for Philippine Local Government Units</w:t>
+        <w:t xml:space="preserve">delivery and </w:t>
+      </w:r>
+      <w:r>
+        <w:rPr>
+          <w:rFonts w:ascii="Arial" w:eastAsia="Arial" w:hAnsi="Arial" w:cs="Arial"/>
+          <w:lang w:val="en-PH"/>
+        </w:rPr>
+        <w:t>standardized</w:t>
+      </w:r>
+      <w:r>
+        <w:rPr>
+          <w:rFonts w:ascii="Arial" w:eastAsia="Arial" w:hAnsi="Arial" w:cs="Arial"/>
+          <w:lang w:val="en-PH"/>
+        </w:rPr>
+        <w:t xml:space="preserve"> patient record encoding. This regional deployment demonstrates institutional capacity and administrative commitment to digital health within South Cotabato. However, the Integrated Clinic Information System is configured for primary care clinic operations, and its deployment in the province does not provide municipal hospitals with modules for inpatient admission, laboratory specimen tracking, pharmacy batch inventory, or cashier billing.</w:t>
+      </w:r>
+    </w:p>
+    <w:p>
+      <w:pPr>
+        <w:spacing w:line="480" w:lineRule="auto"/>
+        <w:ind w:left="482" w:hangingChars="200" w:hanging="482"/>
+        <w:jc w:val="both"/>
+        <w:rPr>
+          <w:rFonts w:ascii="Arial" w:eastAsia="Arial" w:hAnsi="Arial" w:cs="Arial"/>
+          <w:lang w:val="en-PH"/>
+        </w:rPr>
+      </w:pPr>
+      <w:r>
+        <w:rPr>
+          <w:rFonts w:ascii="Arial" w:eastAsia="Arial" w:hAnsi="Arial" w:cs="Arial"/>
+          <w:b/>
+          <w:bCs/>
+          <w:lang w:val="en-PH"/>
+        </w:rPr>
+        <w:t>Provincial Health Data Integration Initiatives in South Cotabato</w:t>
       </w:r>
     </w:p>
     <w:p>
@@ -4712,39 +5257,21 @@
           <w:rFonts w:ascii="Arial" w:eastAsia="Arial" w:hAnsi="Arial" w:cs="Arial"/>
           <w:lang w:val="en-PH"/>
         </w:rPr>
-        <w:t xml:space="preserve">Marcelo et al. (2025) designed and deployed the Smarter and Integrated Local Health Information System, an open-source local health information exchange platform, across three pilot local government units comprising the Municipality of </w:t>
-      </w:r>
-      <w:proofErr w:type="spellStart"/>
-      <w:r>
-        <w:rPr>
-          <w:rFonts w:ascii="Arial" w:eastAsia="Arial" w:hAnsi="Arial" w:cs="Arial"/>
-          <w:lang w:val="en-PH"/>
-        </w:rPr>
-        <w:t>Pulilan</w:t>
-      </w:r>
-      <w:proofErr w:type="spellEnd"/>
-      <w:r>
-        <w:rPr>
-          <w:rFonts w:ascii="Arial" w:eastAsia="Arial" w:hAnsi="Arial" w:cs="Arial"/>
-          <w:lang w:val="en-PH"/>
-        </w:rPr>
-        <w:t xml:space="preserve"> in Bulacan, Cagayan de Oro City, and the Province of Pangasinan. The platform integrated patient, provider, and facility registries, implemented Health Level Seven Fast Healthcare Interoperability Resources–based exchange aligned with the </w:t>
-      </w:r>
-      <w:proofErr w:type="spellStart"/>
-      <w:r>
-        <w:rPr>
-          <w:rFonts w:ascii="Arial" w:eastAsia="Arial" w:hAnsi="Arial" w:cs="Arial"/>
-          <w:lang w:val="en-PH"/>
-        </w:rPr>
-        <w:t>OpenHIE</w:t>
-      </w:r>
-      <w:proofErr w:type="spellEnd"/>
-      <w:r>
-        <w:rPr>
-          <w:rFonts w:ascii="Arial" w:eastAsia="Arial" w:hAnsi="Arial" w:cs="Arial"/>
-          <w:lang w:val="en-PH"/>
-        </w:rPr>
-        <w:t xml:space="preserve"> architecture, and delivered referral and facility capacity dashboards, demonstrating that local government units can operate standards-based interoperability infrastructure and reduce data duplication across facilities. However, the platform functions explicitly as a backend integration layer rather than as a facility system, and the authors state that it is not designed to replace electronic medical records or hospital information systems, meaning that a municipal hospital without an internal record system has no data to contribute to it.</w:t>
+        <w:t xml:space="preserve">The South Cotabato Integrated Provincial Health Office (2024) conducted province-wide activities to strengthen the integration and </w:t>
+      </w:r>
+      <w:r>
+        <w:rPr>
+          <w:rFonts w:ascii="Arial" w:eastAsia="Arial" w:hAnsi="Arial" w:cs="Arial"/>
+          <w:lang w:val="en-PH"/>
+        </w:rPr>
+        <w:t>utilization</w:t>
+      </w:r>
+      <w:r>
+        <w:rPr>
+          <w:rFonts w:ascii="Arial" w:eastAsia="Arial" w:hAnsi="Arial" w:cs="Arial"/>
+          <w:lang w:val="en-PH"/>
+        </w:rPr>
+        <w:t xml:space="preserve"> of health data across provincial and municipal health facilities, engaging provincial and municipal health personnel in structured capacity-building on health data use for decision-making. The initiative establishes provincial infrastructure and institutional demand for structured health data from municipal facilities. However, the initiative operates at the level of data consolidation and use, and it does not supply municipal hospitals with the operational system required to generate structured records in the first instance, leaving facilities that still rely on handwritten logbooks unable to participate.</w:t>
       </w:r>
     </w:p>
     <w:p>
@@ -4764,39 +5291,25 @@
           <w:bCs/>
           <w:lang w:val="en-PH"/>
         </w:rPr>
-        <w:t>Development of a Medical Record Management System for a Local Health Facility</w:t>
-      </w:r>
-    </w:p>
-    <w:p>
-      <w:pPr>
-        <w:spacing w:line="480" w:lineRule="auto"/>
-        <w:ind w:firstLine="482"/>
-        <w:jc w:val="both"/>
-        <w:rPr>
-          <w:rFonts w:ascii="Arial" w:eastAsia="Arial" w:hAnsi="Arial" w:cs="Arial"/>
-          <w:lang w:val="en-PH"/>
-        </w:rPr>
-      </w:pPr>
-      <w:r>
-        <w:rPr>
-          <w:rFonts w:ascii="Arial" w:eastAsia="Arial" w:hAnsi="Arial" w:cs="Arial"/>
-          <w:lang w:val="en-PH"/>
-        </w:rPr>
-        <w:t xml:space="preserve">Fiesta et al. (2024) designed, developed, and implemented a Medical Record Management System for Baung Health Center to replace an existing manual, paper-based record-keeping process. Using the Rapid Application Development methodology across requirements planning, prototyping, testing, and deployment phases, the study delivered a patient record database, a role-restricted interface for </w:t>
-      </w:r>
-      <w:r>
-        <w:rPr>
-          <w:rFonts w:ascii="Arial" w:eastAsia="Arial" w:hAnsi="Arial" w:cs="Arial"/>
-          <w:lang w:val="en-PH"/>
-        </w:rPr>
-        <w:t>authorized</w:t>
-      </w:r>
-      <w:r>
-        <w:rPr>
-          <w:rFonts w:ascii="Arial" w:eastAsia="Arial" w:hAnsi="Arial" w:cs="Arial"/>
-          <w:lang w:val="en-PH"/>
-        </w:rPr>
-        <w:t xml:space="preserve"> personnel, a backup mechanism for data security, and printed record output, and concluded that the system improved record management accuracy and reduced the errors associated with manual processes. However, the system is scoped to medical record storage and </w:t>
+        <w:t>Synthesis of the Review of Related Studies</w:t>
+      </w:r>
+    </w:p>
+    <w:p>
+      <w:pPr>
+        <w:spacing w:line="480" w:lineRule="auto"/>
+        <w:ind w:firstLine="480"/>
+        <w:jc w:val="both"/>
+        <w:rPr>
+          <w:rFonts w:ascii="Arial" w:eastAsia="Arial" w:hAnsi="Arial" w:cs="Arial"/>
+          <w:lang w:val="en-PH"/>
+        </w:rPr>
+      </w:pPr>
+      <w:r>
+        <w:rPr>
+          <w:rFonts w:ascii="Arial" w:eastAsia="Arial" w:hAnsi="Arial" w:cs="Arial"/>
+          <w:lang w:val="en-PH"/>
+        </w:rPr>
+        <w:t xml:space="preserve">The reviewed studies demonstrate that web-based hospital and health record systems have been successfully developed and deployed across international, national, and local settings using iterative and rapid development methodologies, and that these systems produce measurable improvements in record retrieval, registration efficiency, diagnostic result reporting, prescribing accuracy, and outpatient queue order. </w:t>
       </w:r>
       <w:r>
         <w:rPr>
@@ -4804,150 +5317,25 @@
           <w:lang w:val="en-PH"/>
         </w:rPr>
         <w:lastRenderedPageBreak/>
-        <w:t xml:space="preserve">retrieval within a health </w:t>
-      </w:r>
-      <w:r>
-        <w:rPr>
-          <w:rFonts w:ascii="Arial" w:eastAsia="Arial" w:hAnsi="Arial" w:cs="Arial"/>
-          <w:lang w:val="en-PH"/>
-        </w:rPr>
-        <w:t>center</w:t>
-      </w:r>
-      <w:r>
-        <w:rPr>
-          <w:rFonts w:ascii="Arial" w:eastAsia="Arial" w:hAnsi="Arial" w:cs="Arial"/>
-          <w:lang w:val="en-PH"/>
-        </w:rPr>
-        <w:t>, and does not include consultation queueing, laboratory request and result workflows, pharmacy inventory control, or billing computation.</w:t>
-      </w:r>
-    </w:p>
-    <w:p>
-      <w:pPr>
-        <w:spacing w:line="480" w:lineRule="auto"/>
-        <w:ind w:left="482" w:hangingChars="200" w:hanging="482"/>
-        <w:jc w:val="both"/>
-        <w:rPr>
-          <w:rFonts w:ascii="Arial" w:eastAsia="Arial" w:hAnsi="Arial" w:cs="Arial"/>
-          <w:lang w:val="en-PH"/>
-        </w:rPr>
-      </w:pPr>
-      <w:r>
-        <w:rPr>
-          <w:rFonts w:ascii="Arial" w:eastAsia="Arial" w:hAnsi="Arial" w:cs="Arial"/>
-          <w:b/>
-          <w:bCs/>
-          <w:lang w:val="en-PH"/>
-        </w:rPr>
-        <w:t>Development of a Web-Based Health Record Management System</w:t>
-      </w:r>
-    </w:p>
-    <w:p>
-      <w:pPr>
-        <w:spacing w:line="480" w:lineRule="auto"/>
-        <w:ind w:firstLine="482"/>
-        <w:jc w:val="both"/>
-        <w:rPr>
-          <w:rFonts w:ascii="Arial" w:eastAsia="Arial" w:hAnsi="Arial" w:cs="Arial"/>
-          <w:lang w:val="en-PH"/>
-        </w:rPr>
-      </w:pPr>
-      <w:proofErr w:type="spellStart"/>
-      <w:r>
-        <w:rPr>
-          <w:rFonts w:ascii="Arial" w:eastAsia="Arial" w:hAnsi="Arial" w:cs="Arial"/>
-          <w:lang w:val="en-PH"/>
-        </w:rPr>
-        <w:t>Olipas</w:t>
-      </w:r>
-      <w:proofErr w:type="spellEnd"/>
-      <w:r>
-        <w:rPr>
-          <w:rFonts w:ascii="Arial" w:eastAsia="Arial" w:hAnsi="Arial" w:cs="Arial"/>
-          <w:lang w:val="en-PH"/>
-        </w:rPr>
-        <w:t xml:space="preserve"> et al. (2022) designed and developed </w:t>
-      </w:r>
-      <w:proofErr w:type="spellStart"/>
-      <w:r>
-        <w:rPr>
-          <w:rFonts w:ascii="Arial" w:eastAsia="Arial" w:hAnsi="Arial" w:cs="Arial"/>
-          <w:lang w:val="en-PH"/>
-        </w:rPr>
-        <w:t>MediCord</w:t>
-      </w:r>
-      <w:proofErr w:type="spellEnd"/>
-      <w:r>
-        <w:rPr>
-          <w:rFonts w:ascii="Arial" w:eastAsia="Arial" w:hAnsi="Arial" w:cs="Arial"/>
-          <w:lang w:val="en-PH"/>
-        </w:rPr>
-        <w:t>, a web-based health record management system, using a developmental research approach that proceeded from requirements analysis through design, development, and evaluation of the resulting application. The study produced a functioning web platform for storing and retrieving health records and evaluated it against software quality criteria, demonstrating the feasibility of locally developed web-based record systems for Philippine health facilities. However, the system addresses health record management as a single function and does not integrate the diagnostic, pharmaceutical, and financial transaction streams that a municipal hospital generates for each patient visit.</w:t>
-      </w:r>
-    </w:p>
-    <w:p>
-      <w:pPr>
-        <w:spacing w:line="480" w:lineRule="auto"/>
-        <w:ind w:left="482" w:hangingChars="200" w:hanging="482"/>
-        <w:jc w:val="both"/>
-        <w:rPr>
-          <w:rFonts w:ascii="Arial" w:eastAsia="Arial" w:hAnsi="Arial" w:cs="Arial"/>
-          <w:lang w:val="en-PH"/>
-        </w:rPr>
-      </w:pPr>
-      <w:r>
-        <w:rPr>
-          <w:rFonts w:ascii="Arial" w:eastAsia="Arial" w:hAnsi="Arial" w:cs="Arial"/>
-          <w:b/>
-          <w:bCs/>
-          <w:lang w:val="en-PH"/>
-        </w:rPr>
-        <w:t>Analysis of Electronic Medical Record Usage in Philippine Rural Health Facilities</w:t>
-      </w:r>
-    </w:p>
-    <w:p>
-      <w:pPr>
-        <w:spacing w:line="480" w:lineRule="auto"/>
-        <w:ind w:firstLine="482"/>
-        <w:jc w:val="both"/>
-        <w:rPr>
-          <w:rFonts w:ascii="Arial" w:eastAsia="Arial" w:hAnsi="Arial" w:cs="Arial"/>
-          <w:lang w:val="en-PH"/>
-        </w:rPr>
-      </w:pPr>
-      <w:r>
-        <w:rPr>
-          <w:rFonts w:ascii="Arial" w:eastAsia="Arial" w:hAnsi="Arial" w:cs="Arial"/>
-          <w:lang w:val="en-PH"/>
-        </w:rPr>
-        <w:t xml:space="preserve">Acacio-Claro et al. (2024) </w:t>
-      </w:r>
-      <w:r>
-        <w:rPr>
-          <w:rFonts w:ascii="Arial" w:eastAsia="Arial" w:hAnsi="Arial" w:cs="Arial"/>
-          <w:lang w:val="en-PH"/>
-        </w:rPr>
-        <w:t>analyzed</w:t>
-      </w:r>
-      <w:r>
-        <w:rPr>
-          <w:rFonts w:ascii="Arial" w:eastAsia="Arial" w:hAnsi="Arial" w:cs="Arial"/>
-          <w:lang w:val="en-PH"/>
-        </w:rPr>
-        <w:t xml:space="preserve"> electronic medical record usage logs from rural health facilities in the Philippines to determine how public primary health care facilities interacted with the systems before and during a health emergency, using actual system-generated usage data rather than self-reported </w:t>
-      </w:r>
-      <w:r>
-        <w:rPr>
-          <w:rFonts w:ascii="Arial" w:eastAsia="Arial" w:hAnsi="Arial" w:cs="Arial"/>
-          <w:lang w:val="en-PH"/>
-        </w:rPr>
-        <w:t>behavior</w:t>
-      </w:r>
-      <w:r>
-        <w:rPr>
-          <w:rFonts w:ascii="Arial" w:eastAsia="Arial" w:hAnsi="Arial" w:cs="Arial"/>
-          <w:lang w:val="en-PH"/>
-        </w:rPr>
-        <w:t xml:space="preserve">. The study found that adoption was uneven across facilities and that sustained usage was associated with facilities where the system was embedded in required workflow and supported by adequate devices and connectivity. However, the study examined usage of an existing deployed clinic system rather than designing or developing a system, and its findings derive from rural health units whose functional scope does not extend to municipal hospital </w:t>
+        <w:t>Internationally, developed systems establish that role-based modular architectures validated through unit and integration testing yield reliable healthcare platforms, that deterministic queueing rules are sufficient to order walk-in outpatient flow, and that structured electronic prescribing and registration reduce error and repeat encoding. Nationally, implemented systems show that Philippine health facilities can operate locally developed web-based record platforms, that local government units can sustain standards-based interoperability infrastructure, and that adoption is governed by workflow integration rather than feature richness. Locally, studies from Mindanao and Region XII confirm both institutional research capacity in health record security and laboratory integration and active provincial and regional commitment to digital health in South Cotabato.</w:t>
+      </w:r>
+    </w:p>
+    <w:p>
+      <w:pPr>
+        <w:spacing w:line="480" w:lineRule="auto"/>
+        <w:ind w:firstLine="480"/>
+        <w:jc w:val="both"/>
+        <w:rPr>
+          <w:rFonts w:ascii="Arial" w:eastAsia="Arial" w:hAnsi="Arial" w:cs="Arial"/>
+          <w:lang w:val="en-PH"/>
+        </w:rPr>
+      </w:pPr>
+      <w:r>
+        <w:rPr>
+          <w:rFonts w:ascii="Arial" w:eastAsia="Arial" w:hAnsi="Arial" w:cs="Arial"/>
+          <w:lang w:val="en-PH"/>
+        </w:rPr>
+        <w:t xml:space="preserve">Despite these contributions, consistent gaps remain. First, the developed systems are functionally partial, each addressing a single domain such as registration, records, queueing, prescribing, or laboratory processing, with none integrating registration, clinical documentation, diagnostic ordering, dispensing, and billing into one platform in which a single walk-in patient's entire visit is recorded against one patient identifier. Second, existing Philippine systems are built either for primary care clinics, whose functional scope excludes municipal hospital operations, or for inter-facility exchange, which presupposes an internal record system the municipal hospital does not have. Third, the systems that do include scheduling are constructed around patient-initiated online booking, whereas municipal hospital outpatient services in the study locale are accessed by walk-in patients who request consultation at the admitting counter and are scheduled and queued by staff, with no patient-held accounts. Fourth, no reviewed study documents a developed and </w:t>
       </w:r>
       <w:r>
         <w:rPr>
@@ -4955,440 +5343,7 @@
           <w:lang w:val="en-PH"/>
         </w:rPr>
         <w:lastRenderedPageBreak/>
-        <w:t>operations.</w:t>
-      </w:r>
-    </w:p>
-    <w:p>
-      <w:pPr>
-        <w:spacing w:line="480" w:lineRule="auto"/>
-        <w:ind w:left="482" w:hangingChars="200" w:hanging="482"/>
-        <w:jc w:val="both"/>
-        <w:rPr>
-          <w:rFonts w:ascii="Arial" w:eastAsia="Arial" w:hAnsi="Arial" w:cs="Arial"/>
-          <w:b/>
-          <w:bCs/>
-          <w:lang w:val="en-PH"/>
-        </w:rPr>
-      </w:pPr>
-      <w:r>
-        <w:rPr>
-          <w:rFonts w:ascii="Arial" w:eastAsia="Arial" w:hAnsi="Arial" w:cs="Arial"/>
-          <w:b/>
-          <w:bCs/>
-          <w:lang w:val="en-PH"/>
-        </w:rPr>
-        <w:t>Local</w:t>
-      </w:r>
-    </w:p>
-    <w:p>
-      <w:pPr>
-        <w:spacing w:line="480" w:lineRule="auto"/>
-        <w:ind w:left="482" w:hangingChars="200" w:hanging="482"/>
-        <w:jc w:val="both"/>
-        <w:rPr>
-          <w:rFonts w:ascii="Arial" w:eastAsia="Arial" w:hAnsi="Arial" w:cs="Arial"/>
-          <w:b/>
-          <w:bCs/>
-          <w:lang w:val="en-PH"/>
-        </w:rPr>
-      </w:pPr>
-    </w:p>
-    <w:p>
-      <w:pPr>
-        <w:spacing w:line="480" w:lineRule="auto"/>
-        <w:ind w:left="482" w:hangingChars="200" w:hanging="482"/>
-        <w:jc w:val="both"/>
-        <w:rPr>
-          <w:rFonts w:ascii="Arial" w:eastAsia="Arial" w:hAnsi="Arial" w:cs="Arial"/>
-          <w:b/>
-          <w:bCs/>
-          <w:lang w:val="en-PH"/>
-        </w:rPr>
-      </w:pPr>
-    </w:p>
-    <w:p>
-      <w:pPr>
-        <w:spacing w:line="480" w:lineRule="auto"/>
-        <w:ind w:left="482" w:hangingChars="200" w:hanging="482"/>
-        <w:jc w:val="both"/>
-        <w:rPr>
-          <w:rFonts w:ascii="Arial" w:eastAsia="Arial" w:hAnsi="Arial" w:cs="Arial"/>
-          <w:lang w:val="en-PH"/>
-        </w:rPr>
-      </w:pPr>
-      <w:r>
-        <w:rPr>
-          <w:rFonts w:ascii="Arial" w:eastAsia="Arial" w:hAnsi="Arial" w:cs="Arial"/>
-          <w:b/>
-          <w:bCs/>
-          <w:lang w:val="en-PH"/>
-        </w:rPr>
-        <w:t>Pilot Deployment of an Interoperable Health Information Exchange in Cagayan de Oro City</w:t>
-      </w:r>
-    </w:p>
-    <w:p>
-      <w:pPr>
-        <w:spacing w:line="480" w:lineRule="auto"/>
-        <w:ind w:firstLine="482"/>
-        <w:jc w:val="both"/>
-        <w:rPr>
-          <w:rFonts w:ascii="Arial" w:eastAsia="Arial" w:hAnsi="Arial" w:cs="Arial"/>
-          <w:lang w:val="en-PH"/>
-        </w:rPr>
-      </w:pPr>
-      <w:r>
-        <w:rPr>
-          <w:rFonts w:ascii="Arial" w:eastAsia="Arial" w:hAnsi="Arial" w:cs="Arial"/>
-          <w:lang w:val="en-PH"/>
-        </w:rPr>
-        <w:t xml:space="preserve">Within the Smarter and Integrated Local Health Information System project, Marcelo et al. (2025) implemented a pilot deployment in Cagayan de Oro City establishing digital health architecture for data exchange between primary care </w:t>
-      </w:r>
-      <w:r>
-        <w:rPr>
-          <w:rFonts w:ascii="Arial" w:eastAsia="Arial" w:hAnsi="Arial" w:cs="Arial"/>
-          <w:lang w:val="en-PH"/>
-        </w:rPr>
-        <w:t>centers</w:t>
-      </w:r>
-      <w:r>
-        <w:rPr>
-          <w:rFonts w:ascii="Arial" w:eastAsia="Arial" w:hAnsi="Arial" w:cs="Arial"/>
-          <w:lang w:val="en-PH"/>
-        </w:rPr>
-        <w:t xml:space="preserve">, local government unit–operated hospitals, and the apex referral hospital. Joint application design sessions with the City Health Office, Information Technology Office, Civil Registry, and city hospital management identified siloed point-to-point integration as the principal barrier, and the deployment responded by implementing shared patient, provider, and facility registries accessible in real time across facilities, together with a registry dashboard providing visibility into healthcare resource distribution. However, the deployment addressed referral coordination between facilities in a highly </w:t>
-      </w:r>
-      <w:r>
-        <w:rPr>
-          <w:rFonts w:ascii="Arial" w:eastAsia="Arial" w:hAnsi="Arial" w:cs="Arial"/>
-          <w:lang w:val="en-PH"/>
-        </w:rPr>
-        <w:t>urbanized</w:t>
-      </w:r>
-      <w:r>
-        <w:rPr>
-          <w:rFonts w:ascii="Arial" w:eastAsia="Arial" w:hAnsi="Arial" w:cs="Arial"/>
-          <w:lang w:val="en-PH"/>
-        </w:rPr>
-        <w:t xml:space="preserve"> city, and did not develop the internal hospital operations, including admission, laboratory processing, dispensing, and billing, on which a municipal hospital's daily work depends.</w:t>
-      </w:r>
-    </w:p>
-    <w:p>
-      <w:pPr>
-        <w:spacing w:line="480" w:lineRule="auto"/>
-        <w:ind w:left="482" w:hangingChars="200" w:hanging="482"/>
-        <w:jc w:val="both"/>
-        <w:rPr>
-          <w:rFonts w:ascii="Arial" w:eastAsia="Arial" w:hAnsi="Arial" w:cs="Arial"/>
-          <w:lang w:val="en-PH"/>
-        </w:rPr>
-      </w:pPr>
-      <w:r>
-        <w:rPr>
-          <w:rFonts w:ascii="Arial" w:eastAsia="Arial" w:hAnsi="Arial" w:cs="Arial"/>
-          <w:b/>
-          <w:bCs/>
-          <w:lang w:val="en-PH"/>
-        </w:rPr>
-        <w:t>Physician Perspectives on Electronic Medical Records in a Mindanao Tertiary Hospital</w:t>
-      </w:r>
-    </w:p>
-    <w:p>
-      <w:pPr>
-        <w:spacing w:line="480" w:lineRule="auto"/>
-        <w:ind w:firstLine="482"/>
-        <w:jc w:val="both"/>
-        <w:rPr>
-          <w:rFonts w:ascii="Arial" w:eastAsia="Arial" w:hAnsi="Arial" w:cs="Arial"/>
-          <w:lang w:val="en-PH"/>
-        </w:rPr>
-      </w:pPr>
-      <w:r>
-        <w:rPr>
-          <w:rFonts w:ascii="Arial" w:eastAsia="Arial" w:hAnsi="Arial" w:cs="Arial"/>
-          <w:lang w:val="en-PH"/>
-        </w:rPr>
-        <w:t xml:space="preserve">Derecho et al. (2024), working across Mindanao State University–Iligan Institute of </w:t>
-      </w:r>
-      <w:r>
-        <w:rPr>
-          <w:rFonts w:ascii="Arial" w:eastAsia="Arial" w:hAnsi="Arial" w:cs="Arial"/>
-          <w:lang w:val="en-PH"/>
-        </w:rPr>
-        <w:lastRenderedPageBreak/>
-        <w:t xml:space="preserve">Technology and Zamboanga City Medical Center, conducted a systematic review of physician perspectives on electronic medical record adoption in developing economies, </w:t>
-      </w:r>
-      <w:r>
-        <w:rPr>
-          <w:rFonts w:ascii="Arial" w:eastAsia="Arial" w:hAnsi="Arial" w:cs="Arial"/>
-          <w:lang w:val="en-PH"/>
-        </w:rPr>
-        <w:t>synthesizing</w:t>
-      </w:r>
-      <w:r>
-        <w:rPr>
-          <w:rFonts w:ascii="Arial" w:eastAsia="Arial" w:hAnsi="Arial" w:cs="Arial"/>
-          <w:lang w:val="en-PH"/>
-        </w:rPr>
-        <w:t xml:space="preserve"> the technological, </w:t>
-      </w:r>
-      <w:r>
-        <w:rPr>
-          <w:rFonts w:ascii="Arial" w:eastAsia="Arial" w:hAnsi="Arial" w:cs="Arial"/>
-          <w:lang w:val="en-PH"/>
-        </w:rPr>
-        <w:t>organizational</w:t>
-      </w:r>
-      <w:r>
-        <w:rPr>
-          <w:rFonts w:ascii="Arial" w:eastAsia="Arial" w:hAnsi="Arial" w:cs="Arial"/>
-          <w:lang w:val="en-PH"/>
-        </w:rPr>
-        <w:t>, and individual determinants of acceptance. The study identified workflow compatibility and perceived retrieval benefit as decisive, and established that systems adding documentation effort without proportionate access benefit are resisted by clinical staff. However, the study is a synthesis of published evidence rather than a developed system, and it does not produce a functional specification or a deployed platform for a Mindanao municipal hospital.</w:t>
-      </w:r>
-    </w:p>
-    <w:p>
-      <w:pPr>
-        <w:spacing w:line="480" w:lineRule="auto"/>
-        <w:ind w:left="482" w:hangingChars="200" w:hanging="482"/>
-        <w:jc w:val="both"/>
-        <w:rPr>
-          <w:rFonts w:ascii="Arial" w:eastAsia="Arial" w:hAnsi="Arial" w:cs="Arial"/>
-          <w:lang w:val="en-PH"/>
-        </w:rPr>
-      </w:pPr>
-      <w:r>
-        <w:rPr>
-          <w:rFonts w:ascii="Arial" w:eastAsia="Arial" w:hAnsi="Arial" w:cs="Arial"/>
-          <w:b/>
-          <w:bCs/>
-          <w:lang w:val="en-PH"/>
-        </w:rPr>
-        <w:t>Access Control Design Research from a Mindanao Institution</w:t>
-      </w:r>
-    </w:p>
-    <w:p>
-      <w:pPr>
-        <w:spacing w:line="480" w:lineRule="auto"/>
-        <w:ind w:firstLine="482"/>
-        <w:jc w:val="both"/>
-        <w:rPr>
-          <w:rFonts w:ascii="Arial" w:eastAsia="Arial" w:hAnsi="Arial" w:cs="Arial"/>
-          <w:lang w:val="en-PH"/>
-        </w:rPr>
-      </w:pPr>
-      <w:proofErr w:type="spellStart"/>
-      <w:r>
-        <w:rPr>
-          <w:rFonts w:ascii="Arial" w:eastAsia="Arial" w:hAnsi="Arial" w:cs="Arial"/>
-          <w:lang w:val="en-PH"/>
-        </w:rPr>
-        <w:t>Cobrado</w:t>
-      </w:r>
-      <w:proofErr w:type="spellEnd"/>
-      <w:r>
-        <w:rPr>
-          <w:rFonts w:ascii="Arial" w:eastAsia="Arial" w:hAnsi="Arial" w:cs="Arial"/>
-          <w:lang w:val="en-PH"/>
-        </w:rPr>
-        <w:t xml:space="preserve"> et al. (2024), based at the Mindanao State University–Iligan Institute of Technology, conducted a systematic review of access control solutions implemented in electronic health record systems, examining the mechanisms by which deployed clinical systems restrict record access and identifying role-based access control, authentication, and audit logging as the predominant implemented approaches. The study provides a design reference for structuring permissions in a Philippine-developed clinical system. However, the work evaluates access control models across published systems and does not implement a permission scheme within an operating hospital platform spanning clinical, laboratory, pharmacy, and billing modules.</w:t>
-      </w:r>
-    </w:p>
-    <w:p>
-      <w:pPr>
-        <w:spacing w:line="480" w:lineRule="auto"/>
-        <w:ind w:left="482" w:hangingChars="200" w:hanging="482"/>
-        <w:jc w:val="both"/>
-        <w:rPr>
-          <w:rFonts w:ascii="Arial" w:eastAsia="Arial" w:hAnsi="Arial" w:cs="Arial"/>
-          <w:lang w:val="en-PH"/>
-        </w:rPr>
-      </w:pPr>
-      <w:r>
-        <w:rPr>
-          <w:rFonts w:ascii="Arial" w:eastAsia="Arial" w:hAnsi="Arial" w:cs="Arial"/>
-          <w:b/>
-          <w:bCs/>
-          <w:lang w:val="en-PH"/>
-        </w:rPr>
-        <w:t>Regional Deployment of the Integrated Clinic Information System in South Cotabato</w:t>
-      </w:r>
-    </w:p>
-    <w:p>
-      <w:pPr>
-        <w:spacing w:line="480" w:lineRule="auto"/>
-        <w:ind w:firstLine="482"/>
-        <w:jc w:val="both"/>
-        <w:rPr>
-          <w:rFonts w:ascii="Arial" w:eastAsia="Arial" w:hAnsi="Arial" w:cs="Arial"/>
-          <w:lang w:val="en-PH"/>
-        </w:rPr>
-      </w:pPr>
-      <w:r>
-        <w:rPr>
-          <w:rFonts w:ascii="Arial" w:eastAsia="Arial" w:hAnsi="Arial" w:cs="Arial"/>
-          <w:lang w:val="en-PH"/>
-        </w:rPr>
-        <w:t xml:space="preserve">The Department of Health Center for Health Development SOCCSKSARGEN (2024) conducted training and simulation activities on the Integrated Clinic Information System </w:t>
-      </w:r>
-      <w:r>
-        <w:rPr>
-          <w:rFonts w:ascii="Arial" w:eastAsia="Arial" w:hAnsi="Arial" w:cs="Arial"/>
-          <w:lang w:val="en-PH"/>
-        </w:rPr>
-        <w:lastRenderedPageBreak/>
-        <w:t xml:space="preserve">for local government unit health facilities in Region XII, including implementation at the Rural Health Unit of Lake Sebu, South Cotabato, focusing on </w:t>
-      </w:r>
-      <w:r>
-        <w:rPr>
-          <w:rFonts w:ascii="Arial" w:eastAsia="Arial" w:hAnsi="Arial" w:cs="Arial"/>
-          <w:lang w:val="en-PH"/>
-        </w:rPr>
-        <w:t>optimized</w:t>
-      </w:r>
-      <w:r>
-        <w:rPr>
-          <w:rFonts w:ascii="Arial" w:eastAsia="Arial" w:hAnsi="Arial" w:cs="Arial"/>
-          <w:lang w:val="en-PH"/>
-        </w:rPr>
-        <w:t xml:space="preserve"> digital service delivery and </w:t>
-      </w:r>
-      <w:r>
-        <w:rPr>
-          <w:rFonts w:ascii="Arial" w:eastAsia="Arial" w:hAnsi="Arial" w:cs="Arial"/>
-          <w:lang w:val="en-PH"/>
-        </w:rPr>
-        <w:t>standardized</w:t>
-      </w:r>
-      <w:r>
-        <w:rPr>
-          <w:rFonts w:ascii="Arial" w:eastAsia="Arial" w:hAnsi="Arial" w:cs="Arial"/>
-          <w:lang w:val="en-PH"/>
-        </w:rPr>
-        <w:t xml:space="preserve"> patient record encoding. This regional deployment demonstrates institutional capacity and administrative commitment to digital health within South Cotabato. However, the Integrated Clinic Information System is configured for primary care clinic operations, and its deployment in the province does not provide municipal hospitals with modules for inpatient admission, laboratory specimen tracking, pharmacy batch inventory, or cashier billing.</w:t>
-      </w:r>
-    </w:p>
-    <w:p>
-      <w:pPr>
-        <w:spacing w:line="480" w:lineRule="auto"/>
-        <w:ind w:left="482" w:hangingChars="200" w:hanging="482"/>
-        <w:jc w:val="both"/>
-        <w:rPr>
-          <w:rFonts w:ascii="Arial" w:eastAsia="Arial" w:hAnsi="Arial" w:cs="Arial"/>
-          <w:lang w:val="en-PH"/>
-        </w:rPr>
-      </w:pPr>
-      <w:r>
-        <w:rPr>
-          <w:rFonts w:ascii="Arial" w:eastAsia="Arial" w:hAnsi="Arial" w:cs="Arial"/>
-          <w:b/>
-          <w:bCs/>
-          <w:lang w:val="en-PH"/>
-        </w:rPr>
-        <w:t>Provincial Health Data Integration Initiatives in South Cotabato</w:t>
-      </w:r>
-    </w:p>
-    <w:p>
-      <w:pPr>
-        <w:spacing w:line="480" w:lineRule="auto"/>
-        <w:ind w:firstLine="482"/>
-        <w:jc w:val="both"/>
-        <w:rPr>
-          <w:rFonts w:ascii="Arial" w:eastAsia="Arial" w:hAnsi="Arial" w:cs="Arial"/>
-          <w:lang w:val="en-PH"/>
-        </w:rPr>
-      </w:pPr>
-      <w:r>
-        <w:rPr>
-          <w:rFonts w:ascii="Arial" w:eastAsia="Arial" w:hAnsi="Arial" w:cs="Arial"/>
-          <w:lang w:val="en-PH"/>
-        </w:rPr>
-        <w:t xml:space="preserve">The South Cotabato Integrated Provincial Health Office (2024) conducted province-wide activities to strengthen the integration and </w:t>
-      </w:r>
-      <w:r>
-        <w:rPr>
-          <w:rFonts w:ascii="Arial" w:eastAsia="Arial" w:hAnsi="Arial" w:cs="Arial"/>
-          <w:lang w:val="en-PH"/>
-        </w:rPr>
-        <w:t>utilization</w:t>
-      </w:r>
-      <w:r>
-        <w:rPr>
-          <w:rFonts w:ascii="Arial" w:eastAsia="Arial" w:hAnsi="Arial" w:cs="Arial"/>
-          <w:lang w:val="en-PH"/>
-        </w:rPr>
-        <w:t xml:space="preserve"> of health data across provincial and municipal health facilities, engaging provincial and municipal health personnel in structured capacity-building on health data use for decision-making. The initiative establishes provincial infrastructure and institutional demand for structured health data from municipal facilities. However, the initiative operates at the level of data consolidation and use, and it does not supply municipal hospitals with the operational system required to generate structured records in the first instance, leaving facilities that still rely on handwritten logbooks unable to participate.</w:t>
-      </w:r>
-    </w:p>
-    <w:p>
-      <w:pPr>
-        <w:spacing w:line="480" w:lineRule="auto"/>
-        <w:ind w:left="482" w:hangingChars="200" w:hanging="482"/>
-        <w:jc w:val="both"/>
-        <w:rPr>
-          <w:rFonts w:ascii="Arial" w:eastAsia="Arial" w:hAnsi="Arial" w:cs="Arial"/>
-          <w:lang w:val="en-PH"/>
-        </w:rPr>
-      </w:pPr>
-      <w:r>
-        <w:rPr>
-          <w:rFonts w:ascii="Arial" w:eastAsia="Arial" w:hAnsi="Arial" w:cs="Arial"/>
-          <w:b/>
-          <w:bCs/>
-          <w:lang w:val="en-PH"/>
-        </w:rPr>
-        <w:t>Synthesis of the Review of Related Studies</w:t>
-      </w:r>
-    </w:p>
-    <w:p>
-      <w:pPr>
-        <w:spacing w:line="480" w:lineRule="auto"/>
-        <w:ind w:firstLine="480"/>
-        <w:jc w:val="both"/>
-        <w:rPr>
-          <w:rFonts w:ascii="Arial" w:eastAsia="Arial" w:hAnsi="Arial" w:cs="Arial"/>
-          <w:lang w:val="en-PH"/>
-        </w:rPr>
-      </w:pPr>
-      <w:r>
-        <w:rPr>
-          <w:rFonts w:ascii="Arial" w:eastAsia="Arial" w:hAnsi="Arial" w:cs="Arial"/>
-          <w:lang w:val="en-PH"/>
-        </w:rPr>
-        <w:t xml:space="preserve">The reviewed studies demonstrate that web-based hospital and health record systems have been successfully developed and deployed across international, national, and local settings using iterative and rapid development methodologies, and that these </w:t>
-      </w:r>
-      <w:r>
-        <w:rPr>
-          <w:rFonts w:ascii="Arial" w:eastAsia="Arial" w:hAnsi="Arial" w:cs="Arial"/>
-          <w:lang w:val="en-PH"/>
-        </w:rPr>
-        <w:lastRenderedPageBreak/>
-        <w:t>systems produce measurable improvements in record retrieval, registration efficiency, diagnostic result reporting, prescribing accuracy, and outpatient queue order. Internationally, developed systems establish that role-based modular architectures validated through unit and integration testing yield reliable healthcare platforms, that deterministic queueing rules are sufficient to order walk-in outpatient flow, and that structured electronic prescribing and registration reduce error and repeat encoding. Nationally, implemented systems show that Philippine health facilities can operate locally developed web-based record platforms, that local government units can sustain standards-based interoperability infrastructure, and that adoption is governed by workflow integration rather than feature richness. Locally, studies from Mindanao and Region XII confirm both institutional research capacity in health record security and laboratory integration and active provincial and regional commitment to digital health in South Cotabato.</w:t>
-      </w:r>
-    </w:p>
-    <w:p>
-      <w:pPr>
-        <w:spacing w:line="480" w:lineRule="auto"/>
-        <w:ind w:firstLine="480"/>
-        <w:jc w:val="both"/>
-        <w:rPr>
-          <w:rFonts w:ascii="Arial" w:eastAsia="Arial" w:hAnsi="Arial" w:cs="Arial"/>
-          <w:lang w:val="en-PH"/>
-        </w:rPr>
-      </w:pPr>
-      <w:r>
-        <w:rPr>
-          <w:rFonts w:ascii="Arial" w:eastAsia="Arial" w:hAnsi="Arial" w:cs="Arial"/>
-          <w:lang w:val="en-PH"/>
-        </w:rPr>
-        <w:t xml:space="preserve">Despite these contributions, consistent gaps remain. First, the developed systems are functionally partial, each addressing a single domain such as registration, records, queueing, prescribing, or laboratory processing, with none integrating registration, clinical documentation, diagnostic ordering, dispensing, and billing into one platform in which a single walk-in patient's entire visit is recorded against one patient identifier. Second, existing Philippine systems are built either for primary care clinics, whose functional scope excludes municipal hospital operations, or for inter-facility exchange, which presupposes an internal record system the municipal hospital does not have. Third, the systems that do include scheduling are constructed around patient-initiated online booking, whereas municipal hospital outpatient services in the study locale are accessed by walk-in patients </w:t>
-      </w:r>
-      <w:r>
-        <w:rPr>
-          <w:rFonts w:ascii="Arial" w:eastAsia="Arial" w:hAnsi="Arial" w:cs="Arial"/>
-          <w:lang w:val="en-PH"/>
-        </w:rPr>
-        <w:lastRenderedPageBreak/>
-        <w:t>who request consultation at the admitting counter and are scheduled and queued by staff, with no patient-held accounts. Fourth, no reviewed study documents a developed and tested hospital information system built for a municipal hospital in South Cotabato, leaving both the regional deployment level and the provincial consolidation level without a corresponding facility-level system.</w:t>
+        <w:t>tested hospital information system built for a municipal hospital in South Cotabato, leaving both the regional deployment level and the provincial consolidation level without a corresponding facility-level system.</w:t>
       </w:r>
     </w:p>
     <w:p>
@@ -5574,15 +5529,7 @@
           <w:rFonts w:ascii="Arial" w:eastAsia="Arial" w:hAnsi="Arial" w:cs="Arial"/>
           <w:lang w:val="en-PH"/>
         </w:rPr>
-        <w:t xml:space="preserve">Acacio-Claro, P. J., et al. (2024). Understanding adoption of electronic medical records </w:t>
-      </w:r>
-      <w:r>
-        <w:rPr>
-          <w:rFonts w:ascii="Arial" w:eastAsia="Arial" w:hAnsi="Arial" w:cs="Arial"/>
-          <w:lang w:val="en-PH"/>
-        </w:rPr>
-        <w:lastRenderedPageBreak/>
-        <w:t>(EMRs) during a health emergency: An analysis of EMR usage logs from rural health facilities in the Philippines. </w:t>
+        <w:t>Acacio-Claro, P. J., et al. (2024). Understanding adoption of electronic medical records (EMRs) during a health emergency: An analysis of EMR usage logs from rural health facilities in the Philippines. </w:t>
       </w:r>
       <w:r>
         <w:rPr>
@@ -5591,7 +5538,17 @@
           <w:iCs/>
           <w:lang w:val="en-PH"/>
         </w:rPr>
-        <w:t>Acta Medica Philippina, 58</w:t>
+        <w:t xml:space="preserve">Acta Medica Philippina, </w:t>
+      </w:r>
+      <w:r>
+        <w:rPr>
+          <w:rFonts w:ascii="Arial" w:eastAsia="Arial" w:hAnsi="Arial" w:cs="Arial"/>
+          <w:i/>
+          <w:iCs/>
+          <w:lang w:val="en-PH"/>
+        </w:rPr>
+        <w:lastRenderedPageBreak/>
+        <w:t>58</w:t>
       </w:r>
       <w:r>
         <w:rPr>
@@ -5929,17 +5886,7 @@
           <w:iCs/>
           <w:lang w:val="en-PH"/>
         </w:rPr>
-        <w:t xml:space="preserve">Electronic medical record: Integrated </w:t>
-      </w:r>
-      <w:r>
-        <w:rPr>
-          <w:rFonts w:ascii="Arial" w:eastAsia="Arial" w:hAnsi="Arial" w:cs="Arial"/>
-          <w:i/>
-          <w:iCs/>
-          <w:lang w:val="en-PH"/>
-        </w:rPr>
-        <w:lastRenderedPageBreak/>
-        <w:t>Clinic Information System (</w:t>
+        <w:t>Electronic medical record: Integrated Clinic Information System (</w:t>
       </w:r>
       <w:proofErr w:type="spellStart"/>
       <w:r>
@@ -5995,6 +5942,7 @@
           <w:rFonts w:ascii="Arial" w:eastAsia="Arial" w:hAnsi="Arial" w:cs="Arial"/>
           <w:lang w:val="en-PH"/>
         </w:rPr>
+        <w:lastRenderedPageBreak/>
         <w:t>Derecho, K. C., Cafino, R., Aquino, S. L., &amp; Velasco, L. C. (2024). Technology adoption of electronic medical records in developing economies: A systematic review on physicians' perspective. </w:t>
       </w:r>
       <w:r>
@@ -6290,15 +6238,7 @@
           <w:rFonts w:ascii="Arial" w:eastAsia="Arial" w:hAnsi="Arial" w:cs="Arial"/>
           <w:lang w:val="en-PH"/>
         </w:rPr>
-        <w:t>(2), 38–</w:t>
-      </w:r>
-      <w:r>
-        <w:rPr>
-          <w:rFonts w:ascii="Arial" w:eastAsia="Arial" w:hAnsi="Arial" w:cs="Arial"/>
-          <w:lang w:val="en-PH"/>
-        </w:rPr>
-        <w:lastRenderedPageBreak/>
-        <w:t>49. </w:t>
+        <w:t>(2), 38–49. </w:t>
       </w:r>
       <w:hyperlink r:id="rId19" w:tgtFrame="_blank" w:history="1">
         <w:r>
@@ -6327,7 +6267,15 @@
           <w:rFonts w:ascii="Arial" w:eastAsia="Arial" w:hAnsi="Arial" w:cs="Arial"/>
           <w:lang w:val="en-PH"/>
         </w:rPr>
-        <w:t>Marcelo, A., et al. (2025). Development and implementation of an interoperable local health information exchange platform for the attainment of universal health coverage in the Philippines. </w:t>
+        <w:t xml:space="preserve">Marcelo, A., et al. (2025). Development and implementation of an interoperable local </w:t>
+      </w:r>
+      <w:r>
+        <w:rPr>
+          <w:rFonts w:ascii="Arial" w:eastAsia="Arial" w:hAnsi="Arial" w:cs="Arial"/>
+          <w:lang w:val="en-PH"/>
+        </w:rPr>
+        <w:lastRenderedPageBreak/>
+        <w:t>health information exchange platform for the attainment of universal health coverage in the Philippines. </w:t>
       </w:r>
       <w:r>
         <w:rPr>
@@ -6640,7 +6588,6 @@
           <w:rFonts w:ascii="Arial" w:eastAsia="Arial" w:hAnsi="Arial" w:cs="Arial"/>
           <w:lang w:val="en-PH"/>
         </w:rPr>
-        <w:lastRenderedPageBreak/>
         <w:t>South Cotabato Integrated Provincial Health Office. (2024). </w:t>
       </w:r>
       <w:r>
@@ -6657,7 +6604,15 @@
           <w:rFonts w:ascii="Arial" w:eastAsia="Arial" w:hAnsi="Arial" w:cs="Arial"/>
           <w:lang w:val="en-PH"/>
         </w:rPr>
-        <w:t>. Provincial Government of South Cotabato.</w:t>
+        <w:t xml:space="preserve">. Provincial </w:t>
+      </w:r>
+      <w:r>
+        <w:rPr>
+          <w:rFonts w:ascii="Arial" w:eastAsia="Arial" w:hAnsi="Arial" w:cs="Arial"/>
+          <w:lang w:val="en-PH"/>
+        </w:rPr>
+        <w:lastRenderedPageBreak/>
+        <w:t>Government of South Cotabato.</w:t>
       </w:r>
     </w:p>
     <w:p>
@@ -6934,14 +6889,44 @@
         <w:rPr>
           <w:rFonts w:ascii="Arial" w:hAnsi="Arial" w:cs="Arial"/>
         </w:rPr>
-        <w:t xml:space="preserve">The study identified the problems encountered in the current medical information </w:t>
+        <w:t xml:space="preserve">The study identified the problems encountered in the current medical information management process of </w:t>
+      </w:r>
+      <w:proofErr w:type="spellStart"/>
+      <w:r>
+        <w:rPr>
+          <w:rFonts w:ascii="Arial" w:hAnsi="Arial" w:cs="Arial"/>
+        </w:rPr>
+        <w:t>Tupi</w:t>
+      </w:r>
+      <w:proofErr w:type="spellEnd"/>
+      <w:r>
+        <w:rPr>
+          <w:rFonts w:ascii="Arial" w:hAnsi="Arial" w:cs="Arial"/>
+        </w:rPr>
+        <w:t xml:space="preserve"> Municipal Hospital and found that those problems require features that can be developed as modules of a single web-based system. The </w:t>
       </w:r>
       <w:r>
         <w:rPr>
           <w:rFonts w:ascii="Arial" w:hAnsi="Arial" w:cs="Arial"/>
         </w:rPr>
         <w:lastRenderedPageBreak/>
-        <w:t xml:space="preserve">management process of </w:t>
+        <w:t>researchers created a project title and formulated the objectives and the scope of the project, then decomposed the system into nine user roles and their corresponding functions as presented in the Functional Decomposition Diagram.</w:t>
+      </w:r>
+    </w:p>
+    <w:p>
+      <w:pPr>
+        <w:spacing w:line="480" w:lineRule="auto"/>
+        <w:ind w:firstLine="720"/>
+        <w:jc w:val="both"/>
+        <w:rPr>
+          <w:rFonts w:ascii="Arial" w:hAnsi="Arial" w:cs="Arial"/>
+        </w:rPr>
+      </w:pPr>
+      <w:r>
+        <w:rPr>
+          <w:rFonts w:ascii="Arial" w:hAnsi="Arial" w:cs="Arial"/>
+        </w:rPr>
+        <w:t xml:space="preserve">The study also recognized and identified the problems arising in designing and developing the study, </w:t>
       </w:r>
       <w:proofErr w:type="spellStart"/>
       <w:r>
@@ -6955,7 +6940,33 @@
         <w:rPr>
           <w:rFonts w:ascii="Arial" w:hAnsi="Arial" w:cs="Arial"/>
         </w:rPr>
-        <w:t xml:space="preserve"> Municipal Hospital and found that those problems require features that can be developed as modules of a single web-based system. The researchers created a project title and formulated the objectives and the scope of the project, then decomposed the system into nine user roles and their corresponding functions as presented in the Functional Decomposition Diagram.</w:t>
+        <w:t xml:space="preserve"> Municipal Hospital Information System. Because the system spans registration, medical records, scheduling and laboratory, pharmacy, billing, department communication, and reporting, each sprint delivers one complete feature of the proposed system, which allows the hospital staff who will actually use the module to test and validate it before development proceeds, and which reduces the risk of major rework at the end of development.</w:t>
+      </w:r>
+    </w:p>
+    <w:p>
+      <w:pPr>
+        <w:spacing w:line="480" w:lineRule="auto"/>
+        <w:jc w:val="both"/>
+        <w:rPr>
+          <w:rFonts w:ascii="Arial" w:hAnsi="Arial" w:cs="Arial"/>
+        </w:rPr>
+      </w:pPr>
+    </w:p>
+    <w:p>
+      <w:pPr>
+        <w:spacing w:line="480" w:lineRule="auto"/>
+        <w:jc w:val="both"/>
+        <w:rPr>
+          <w:rFonts w:ascii="Arial" w:hAnsi="Arial" w:cs="Arial"/>
+        </w:rPr>
+      </w:pPr>
+      <w:r>
+        <w:rPr>
+          <w:rFonts w:ascii="Arial" w:hAnsi="Arial" w:cs="Arial"/>
+          <w:b/>
+          <w:bCs/>
+        </w:rPr>
+        <w:t>Sprint 1. (Develop a system module that removes patient intake delays by automating patient registration, digital patient identification, and the configuration of hospital reference data and user access.)</w:t>
       </w:r>
     </w:p>
     <w:p>
@@ -6971,47 +6982,525 @@
         <w:rPr>
           <w:rFonts w:ascii="Arial" w:hAnsi="Arial" w:cs="Arial"/>
         </w:rPr>
-        <w:t xml:space="preserve">The study also recognized and identified the problems arising in designing and developing the study, </w:t>
+        <w:t xml:space="preserve">Under the hospital's existing intake flow, an arriving patient dictates personal details to the admitting staff, who writes them on a paper intake form and copies the same entries into a bound logbook, while returning patients are located by leafing back through previous logbook pages and are frequently re-registered as new entries. Sprint 1 addresses Problem 4.1 by replacing this flow with an automated registration module. The sprint covers the Patient Admission module for Admitting and Registration Staff and the System Configuration and User Account Administration modules for the System Administrator. Functionalities include patient demographic encoding, automated </w:t>
+      </w:r>
+      <w:r>
+        <w:rPr>
+          <w:rFonts w:ascii="Arial" w:hAnsi="Arial" w:cs="Arial"/>
+        </w:rPr>
+        <w:lastRenderedPageBreak/>
+        <w:t>generation of a unique Patient Digital ID in the format TMH-YYYY-XXXXX, classification of patient categories (OPD, Emergency, Senior Citizen, PWD, Indigent), search and filter utilities over the registration file, maintenance of hospital information, department profiles and service fee entries, and role-based access control through user accounts and role permissions. The development environment uses Visual Studio Code as the primary IDE, PHP with the Laravel framework for back-end business logic, HTML, JavaScript, and Tailwind CSS for responsive front-end components, and MySQL running on XAMPP Server for relational database management.</w:t>
+      </w:r>
+    </w:p>
+    <w:p>
+      <w:pPr>
+        <w:spacing w:line="480" w:lineRule="auto"/>
+        <w:ind w:firstLine="720"/>
+        <w:jc w:val="both"/>
+        <w:rPr>
+          <w:rFonts w:ascii="Arial" w:hAnsi="Arial" w:cs="Arial"/>
+        </w:rPr>
+      </w:pPr>
+      <w:r>
+        <w:rPr>
+          <w:rFonts w:ascii="Arial" w:hAnsi="Arial" w:cs="Arial"/>
+        </w:rPr>
+        <w:t>Testing validated the individual components of the registration form, including required-field checks, regular-expression format verification for patient names and contact numbers, date-of-birth to age derivation, the uniqueness constraint on the generated Digital ID, and the duplicate-registration warning that triggers when an identical name and birth date already exist. On the administrator side, Unit Testing verified password hashing on account creation and the permission checker that evaluates whether a role may open a given function. Integration Testing confirmed that a registration submitted through the front-end form is written by the Laravel controller into the patient master table and is immediately retrievable by search from a second workstation, that a patient category selected during registration is stored in a form the Billing module can later read, that service fee entries created under System Configuration become selectable references for the succeeding modules, and that a deactivated account is refused at login. Acceptance Testing was conducted with admitting staff, who completed a full patient intake using only the system, and with the System Administrator, who created an account, assigned a role, and confirmed that the role restricted the menus visible to that user.</w:t>
+      </w:r>
+    </w:p>
+    <w:p>
+      <w:pPr>
+        <w:spacing w:line="480" w:lineRule="auto"/>
+        <w:ind w:firstLine="720"/>
+        <w:jc w:val="both"/>
+        <w:rPr>
+          <w:rFonts w:ascii="Arial" w:hAnsi="Arial" w:cs="Arial"/>
+        </w:rPr>
+      </w:pPr>
+      <w:r>
+        <w:rPr>
+          <w:rFonts w:ascii="Arial" w:hAnsi="Arial" w:cs="Arial"/>
+        </w:rPr>
+        <w:lastRenderedPageBreak/>
+        <w:t>The Automated Patient Registration module was deployed to the working environment used for hospital validation. Operationally, it removes the parallel paper logbook and the re-copying of the same demographic details at each counter, because a returning patient is retrieved through the Digital ID instead of being encoded again, and it gives every counter a single standardized patient identifier. This completed build establishes the patient master record and the access-control structure that every clinical record created in Sprint 2 must be attached to.</w:t>
+      </w:r>
+    </w:p>
+    <w:p>
+      <w:pPr>
+        <w:spacing w:line="480" w:lineRule="auto"/>
+        <w:jc w:val="both"/>
+        <w:rPr>
+          <w:rFonts w:ascii="Arial" w:hAnsi="Arial" w:cs="Arial"/>
+        </w:rPr>
+      </w:pPr>
+    </w:p>
+    <w:p>
+      <w:pPr>
+        <w:spacing w:line="480" w:lineRule="auto"/>
+        <w:jc w:val="both"/>
+        <w:rPr>
+          <w:rFonts w:ascii="Arial" w:hAnsi="Arial" w:cs="Arial"/>
+        </w:rPr>
+      </w:pPr>
+      <w:r>
+        <w:rPr>
+          <w:rFonts w:ascii="Arial" w:hAnsi="Arial" w:cs="Arial"/>
+          <w:b/>
+          <w:bCs/>
+        </w:rPr>
+        <w:t>Sprint 2. (Develop a system module that replaces the hospital's paper-based patient charting by consolidating vital signs, consultation notes, diagnoses, prescriptions, and medical documentation into one electronic medical record.)</w:t>
+      </w:r>
+    </w:p>
+    <w:p>
+      <w:pPr>
+        <w:spacing w:line="480" w:lineRule="auto"/>
+        <w:ind w:firstLine="720"/>
+        <w:jc w:val="both"/>
+        <w:rPr>
+          <w:rFonts w:ascii="Arial" w:hAnsi="Arial" w:cs="Arial"/>
+        </w:rPr>
+      </w:pPr>
+      <w:r>
+        <w:rPr>
+          <w:rFonts w:ascii="Arial" w:hAnsi="Arial" w:cs="Arial"/>
+        </w:rPr>
+        <w:t xml:space="preserve">In the hospital's previous business flow, the nurse writes the patient's vital signs on a paper chart clipped inside the patient's folder, the records staff physically retrieve that folder from the filing cabinet and carry it to the consultation room, the physician handwrites the consultation notes, diagnosis, treatment plan, and prescription on the same chart, and the folder is then returned to the records section for manual re-filing. Because only one copy of the folder exists, a chart that is in use in another department, misfiled, or damaged by repeated handling leaves the physician consulting without the patient's history, and the patient is asked to recall it verbally. Sprint 2 addresses Problem 4.2 by implementing a centralized Electronic Medical Records system. The sprint covers the Patient Consultation, Prescription Issuance, and Medical Documentation modules for Attending Physicians, the Patient Vital Signs Recording module for Nurses on Duty, and the Patient Record Administration module for Medical Records Officers. Functionalities </w:t>
+      </w:r>
+      <w:r>
+        <w:rPr>
+          <w:rFonts w:ascii="Arial" w:hAnsi="Arial" w:cs="Arial"/>
+        </w:rPr>
+        <w:lastRenderedPageBreak/>
+        <w:t>comprise digital vital signs recording (blood pressure, temperature, weight, heart rate, respiratory rate, and oxygen saturation), SOAP-format consultation notes, ICD-10 diagnosis logging, treatment plan formulation, electronic prescription issuance, medical certificate generation, and patient allergy and immunization record tracking, together with record verification and archiving by the Medical Records Officer. Development tools include VS Code, PHP Laravel with Eloquent ORM for data management, HTML and JavaScript for interactive clinical forms, Tailwind CSS for the clinical interface, and MySQL for schema storage.</w:t>
+      </w:r>
+    </w:p>
+    <w:p>
+      <w:pPr>
+        <w:spacing w:line="480" w:lineRule="auto"/>
+        <w:ind w:firstLine="720"/>
+        <w:jc w:val="both"/>
+        <w:rPr>
+          <w:rFonts w:ascii="Arial" w:hAnsi="Arial" w:cs="Arial"/>
+        </w:rPr>
+      </w:pPr>
+      <w:r>
+        <w:rPr>
+          <w:rFonts w:ascii="Arial" w:hAnsi="Arial" w:cs="Arial"/>
+        </w:rPr>
+        <w:t>Unit Testing verified the numeric range validators for each vital sign, which reject physiologically impossible blood pressure, temperature, and heart rate values before saving; the required-field rules for each section of the SOAP note; the ICD-10 code lookup that resolves a code to its official description; the dosage, frequency, and quantity validators on the prescription form; and the allergy alert that fires when a drug being prescribed matches an allergy already recorded for that patient. Integration Testing confirmed that vital signs saved by the nurse against a patient's Digital ID appear on the attending physician's consultation screen for the same visit, that the consultation note, diagnosis entry, treatment plan, and electronic prescription created during that visit all bind to the same patient master record created in Sprint 1, and that the Medical Records Officer opening Patient Record Administration sees the newly created entries in the patient's chronological history. Acceptance Testing involved an attending physician and the clinical adviser completing a full mock consultation from history review to prescription issuance, confirming that the digital chart contains every element they currently write by hand and that no item of the paper chart is lost in the transition.</w:t>
+      </w:r>
+    </w:p>
+    <w:p>
+      <w:pPr>
+        <w:spacing w:line="480" w:lineRule="auto"/>
+        <w:ind w:firstLine="720"/>
+        <w:jc w:val="both"/>
+        <w:rPr>
+          <w:rFonts w:ascii="Arial" w:hAnsi="Arial" w:cs="Arial"/>
+        </w:rPr>
+      </w:pPr>
+      <w:r>
+        <w:rPr>
+          <w:rFonts w:ascii="Arial" w:hAnsi="Arial" w:cs="Arial"/>
+        </w:rPr>
+        <w:lastRenderedPageBreak/>
+        <w:t>The Electronic Medical Records module was deployed to the working environment. It removes the physical retrieval and re-filing of patient folders, allows the nurse and the physician to work on the same patient record concurrently, protects medical histories from loss or physical damage, and supports Data Privacy Act (RA 10173) compliance through role-restricted access and activity logging. The electronic record produced here is the prerequisite for the laboratory ordering channel in Sprint 3 and the pharmacy dispensing channel in Sprint 4, since a laboratory request and a prescription can only exist as extensions of a consultation record.</w:t>
+      </w:r>
+    </w:p>
+    <w:p>
+      <w:pPr>
+        <w:spacing w:line="480" w:lineRule="auto"/>
+        <w:jc w:val="both"/>
+        <w:rPr>
+          <w:rFonts w:ascii="Arial" w:hAnsi="Arial" w:cs="Arial"/>
+        </w:rPr>
+      </w:pPr>
+    </w:p>
+    <w:p>
+      <w:pPr>
+        <w:spacing w:line="480" w:lineRule="auto"/>
+        <w:jc w:val="both"/>
+        <w:rPr>
+          <w:rFonts w:ascii="Arial" w:hAnsi="Arial" w:cs="Arial"/>
+        </w:rPr>
+      </w:pPr>
+      <w:r>
+        <w:rPr>
+          <w:rFonts w:ascii="Arial" w:hAnsi="Arial" w:cs="Arial"/>
+          <w:b/>
+          <w:bCs/>
+        </w:rPr>
+        <w:t>Sprint 3. (Develop a system module that unifies scattered departmental information by consolidating consultation scheduling, patient queueing, laboratory operations, and medical record retrieval into a single point of access.)</w:t>
+      </w:r>
+    </w:p>
+    <w:p>
+      <w:pPr>
+        <w:spacing w:line="480" w:lineRule="auto"/>
+        <w:ind w:firstLine="720"/>
+        <w:jc w:val="both"/>
+        <w:rPr>
+          <w:rFonts w:ascii="Arial" w:hAnsi="Arial" w:cs="Arial"/>
+        </w:rPr>
+      </w:pPr>
+      <w:r>
+        <w:rPr>
+          <w:rFonts w:ascii="Arial" w:hAnsi="Arial" w:cs="Arial"/>
+        </w:rPr>
+        <w:t>Previously, consultation slots and walk-ins are written in a scheduling logbook kept at the admitting desk, patients are called by name or by a hand-written paper number, laboratory tests are requested on a handwritten slip that the patient carries to the laboratory, and completed results are handed back to the patient or walked physically to the physician, with the laboratory keeping its own copy in a folder separate from the medical records folder. Sprint 3 addresses Problem 4.3 by unifying these operations. The sprint covers the Patient Visit and Consultation Scheduling and Queue Operations modules for Admitting and Registration Staff, the Laboratory Request module for Attending Physicians, the Laboratory Request Processing, Sample Tracking, Test Result Recording, and Test Catalog Administration modules for Medical Technologists, and the Medical Record Retrieval module for Medical Records Officers. Key features include in-</w:t>
+      </w:r>
+      <w:r>
+        <w:rPr>
+          <w:rFonts w:ascii="Arial" w:hAnsi="Arial" w:cs="Arial"/>
+        </w:rPr>
+        <w:lastRenderedPageBreak/>
+        <w:t>person consultation scheduling and rescheduling against a doctor's schedule, sequential queue number generation in the format Q-001 and Q-002, live queue status display, electronic laboratory ordering, sample tracking under unique collection identifiers, test result encoding against maintained reference ranges, laboratory report generation, and consolidated retrieval of a patient's consultation, laboratory, and treatment history. The tech stack includes VS Code, PHP Laravel, HTML with AJAX and JavaScript for queue and status polling, Tailwind CSS, and MySQL for relational linkage between the visit, the request, the sample, and the result.</w:t>
+      </w:r>
+    </w:p>
+    <w:p>
+      <w:pPr>
+        <w:spacing w:line="480" w:lineRule="auto"/>
+        <w:ind w:firstLine="720"/>
+        <w:jc w:val="both"/>
+        <w:rPr>
+          <w:rFonts w:ascii="Arial" w:hAnsi="Arial" w:cs="Arial"/>
+        </w:rPr>
+      </w:pPr>
+      <w:r>
+        <w:rPr>
+          <w:rFonts w:ascii="Arial" w:hAnsi="Arial" w:cs="Arial"/>
+        </w:rPr>
+        <w:t xml:space="preserve">Unit Testing verified queue number auto-incrementation, the counter that resets for each new service day, the format mask applied to sample collection identifiers, the scheduling conflict validator that prevents two consultations from occupying the same physician slot, and the reference-range comparator that flags a recorded result as low, normal, or high. Integration Testing confirmed that a laboratory test request created by the physician appears in the Medical Technologist's Test Request Queue carrying the patient's Digital ID, the requesting physician, and the ordered test, that updating the sample processing status in Sample Tracking updates the request status seen by the physician, that a validated result recorded in Test Result Recording is written back to the patient's electronic medical record from Sprint 2 and becomes visible both in the physician's result view and in the Medical Records Officer's retrieval module, and that a test deactivated in Test Catalog Administration can no longer be selected on a new request while remaining readable on past requests. Acceptance Testing was performed jointly by registration staff and a medical technologist, who moved a simulated patient from scheduling to queue call to laboratory result release without any verbal handover or </w:t>
+      </w:r>
+      <w:r>
+        <w:rPr>
+          <w:rFonts w:ascii="Arial" w:hAnsi="Arial" w:cs="Arial"/>
+        </w:rPr>
+        <w:lastRenderedPageBreak/>
+        <w:t>paper request slip.</w:t>
+      </w:r>
+    </w:p>
+    <w:p>
+      <w:pPr>
+        <w:spacing w:line="480" w:lineRule="auto"/>
+        <w:ind w:firstLine="720"/>
+        <w:jc w:val="both"/>
+        <w:rPr>
+          <w:rFonts w:ascii="Arial" w:hAnsi="Arial" w:cs="Arial"/>
+        </w:rPr>
+      </w:pPr>
+      <w:r>
+        <w:rPr>
+          <w:rFonts w:ascii="Arial" w:hAnsi="Arial" w:cs="Arial"/>
+        </w:rPr>
+        <w:t>The Unified Medical Access module was deployed to the working environment. It gives the outpatient queue a single visible order, removes the misplaced paper laboratory request slip, and allows a patient's consultation, laboratory, and treatment history to be retrieved from one screen instead of from separate departmental folders. The service events recorded here the consultation and the completed laboratory test become billable items that Sprint 5 will consolidate, and the ordering pattern established here is reused for pharmacy dispensing in Sprint 4.</w:t>
+      </w:r>
+    </w:p>
+    <w:p>
+      <w:pPr>
+        <w:spacing w:line="480" w:lineRule="auto"/>
+        <w:jc w:val="both"/>
+        <w:rPr>
+          <w:rFonts w:ascii="Arial" w:hAnsi="Arial" w:cs="Arial"/>
+        </w:rPr>
+      </w:pPr>
+    </w:p>
+    <w:p>
+      <w:pPr>
+        <w:spacing w:line="480" w:lineRule="auto"/>
+        <w:jc w:val="both"/>
+        <w:rPr>
+          <w:rFonts w:ascii="Arial" w:hAnsi="Arial" w:cs="Arial"/>
+        </w:rPr>
+      </w:pPr>
+      <w:r>
+        <w:rPr>
+          <w:rFonts w:ascii="Arial" w:hAnsi="Arial" w:cs="Arial"/>
+          <w:b/>
+          <w:bCs/>
+        </w:rPr>
+        <w:t>Sprint 4. (Develop a system module that removes manual stock card errors and medicine dispensing delays by automating prescription verification, dispensing records, and pharmacy inventory control.)</w:t>
+      </w:r>
+    </w:p>
+    <w:p>
+      <w:pPr>
+        <w:spacing w:line="480" w:lineRule="auto"/>
+        <w:ind w:firstLine="720"/>
+        <w:jc w:val="both"/>
+        <w:rPr>
+          <w:rFonts w:ascii="Arial" w:hAnsi="Arial" w:cs="Arial"/>
+        </w:rPr>
+      </w:pPr>
+      <w:r>
+        <w:rPr>
+          <w:rFonts w:ascii="Arial" w:hAnsi="Arial" w:cs="Arial"/>
+        </w:rPr>
+        <w:t xml:space="preserve">In the previous flow, the patient carries a handwritten prescription to the pharmacy window, the pharmacy aide interprets the handwriting, searches the shelf, and writes the deduction on a physical stock card, while expiry is detected only when someone inspects the shelves and low stock is discovered only when an item runs out. Sprint 4 addresses Problem 4.4. The sprint covers the Prescription Processing, Medicine Dispensing, Pharmacy Inventory, and Medicine Catalog modules for Pharmacists and Pharmacy Aides, working from prescriptions issued by Prescribing Physicians. Functionalities include electronic prescription verification, digital dispensing records, batch-level stock-in entry, automatic inventory deduction on dispensing, low-stock threshold alerts, configurable expiry threshold alerts, and stock disposal recording. Development tools </w:t>
+      </w:r>
+      <w:r>
+        <w:rPr>
+          <w:rFonts w:ascii="Arial" w:hAnsi="Arial" w:cs="Arial"/>
+        </w:rPr>
+        <w:lastRenderedPageBreak/>
+        <w:t>include VS Code, PHP Laravel, HTML, JavaScript, Tailwind CSS, and MySQL for multi-batch relational stock mapping.</w:t>
+      </w:r>
+    </w:p>
+    <w:p>
+      <w:pPr>
+        <w:spacing w:line="480" w:lineRule="auto"/>
+        <w:ind w:firstLine="720"/>
+        <w:jc w:val="both"/>
+        <w:rPr>
+          <w:rFonts w:ascii="Arial" w:hAnsi="Arial" w:cs="Arial"/>
+        </w:rPr>
+      </w:pPr>
+      <w:r>
+        <w:rPr>
+          <w:rFonts w:ascii="Arial" w:hAnsi="Arial" w:cs="Arial"/>
+        </w:rPr>
+        <w:t>Unit Testing verified the inventory arithmetic in isolation, confirming that the quantity deducted equals the quantity dispensed, that a dispensing attempt exceeding the available quantity is rejected so that no batch can fall to a negative balance, that the batch selection routine proposes the earliest-expiring available batch first, and that the low-stock and expiry comparators raise an alert exactly at the configured threshold level rather than above or below it. Integration Testing traced a single prescription across the module boundary. An electronic prescription saved by the physician in the Prescription Issuance module of Sprint 2 was retrieved by the Prescription Processing module and displayed in the pharmacist's Prescription Queue together with the patient's Digital ID, the generic name, dosage, and quantity of each prescribed item. The test then confirmed that each prescribed item is matched against its Medicine Catalog record and against the available batches in Pharmacy Inventory before the pharmacist can set the prescription status to Verified, that an item with no available batch is marked unavailable instead of being dispensed, and that saving a Dispensing Record writes the dispensing entry and the batch deduction in one database transaction, so that the inventory level and the stock movement history seen by the next user already reflect the dispensed quantity. Acceptance Testing was conducted with pharmacy personnel, who performed a batch stock-in entry, verified a queued prescription, dispensed against it, and confirmed that the resulting stock movement history matched what they would have written on the stock card, and that the screens for stock-in, batch tracking, and dispensing verification were intuitive and free of encoding errors.</w:t>
+      </w:r>
+    </w:p>
+    <w:p>
+      <w:pPr>
+        <w:spacing w:line="480" w:lineRule="auto"/>
+        <w:ind w:firstLine="720"/>
+        <w:jc w:val="both"/>
+        <w:rPr>
+          <w:rFonts w:ascii="Arial" w:hAnsi="Arial" w:cs="Arial"/>
+        </w:rPr>
+      </w:pPr>
+      <w:r>
+        <w:rPr>
+          <w:rFonts w:ascii="Arial" w:hAnsi="Arial" w:cs="Arial"/>
+        </w:rPr>
+        <w:lastRenderedPageBreak/>
+        <w:t>The Pharmacy and Inventory module was deployed to the working environment. It removes the misreading of handwritten prescriptions, replaces the physical stock card with a batch-level record that updates as part of dispensing, and surfaces near-expiry and low-stock items before they affect patient service. Each dispensing record produced here carries the medicine cost that Sprint 5 will aggregate into the patient's bill.</w:t>
+      </w:r>
+    </w:p>
+    <w:p>
+      <w:pPr>
+        <w:spacing w:line="480" w:lineRule="auto"/>
+        <w:jc w:val="both"/>
+        <w:rPr>
+          <w:rFonts w:ascii="Arial" w:hAnsi="Arial" w:cs="Arial"/>
+        </w:rPr>
+      </w:pPr>
+    </w:p>
+    <w:p>
+      <w:pPr>
+        <w:spacing w:line="480" w:lineRule="auto"/>
+        <w:jc w:val="both"/>
+        <w:rPr>
+          <w:rFonts w:ascii="Arial" w:hAnsi="Arial" w:cs="Arial"/>
+        </w:rPr>
+      </w:pPr>
+      <w:r>
+        <w:rPr>
+          <w:rFonts w:ascii="Arial" w:hAnsi="Arial" w:cs="Arial"/>
+          <w:b/>
+          <w:bCs/>
+        </w:rPr>
+        <w:t>Sprint 5. (Develop a system module that removes manual billing computation errors by automating charge aggregation, discount application, payment recording, and receipt issuance.)</w:t>
+      </w:r>
+    </w:p>
+    <w:p>
+      <w:pPr>
+        <w:spacing w:line="480" w:lineRule="auto"/>
+        <w:ind w:firstLine="720"/>
+        <w:jc w:val="both"/>
+        <w:rPr>
+          <w:rFonts w:ascii="Arial" w:hAnsi="Arial" w:cs="Arial"/>
+        </w:rPr>
+      </w:pPr>
+      <w:r>
+        <w:rPr>
+          <w:rFonts w:ascii="Arial" w:hAnsi="Arial" w:cs="Arial"/>
+        </w:rPr>
+        <w:t>Previously, the billing clerk collects the charge slips generated by each department, looks up the fee for each item, computes the total and the applicable discount by hand or on a calculator, writes the invoice, and issues a manually numbered receipt, with the transaction record surviving only in the receipt booklet. Sprint 5 addresses Problem 4.5. The sprint covers the Charge Computation, Payment Processing, and Invoice and Receipt Generation modules for Billing and Cashier Staff. Key features include automated aggregation of consultation, laboratory, and pharmacy charges into one patient bill, discount rules for Senior Citizens under RA 9994 and Persons with Disability under RA 10754 at twenty percent, indigent classification, PhilHealth coverage deduction, payment recording with outstanding balance tracking, and itemized invoice and official receipt printing. It is built using VS Code, PHP Laravel, HTML with JavaScript computation handlers, Tailwind CSS, and MySQL.</w:t>
+      </w:r>
+    </w:p>
+    <w:p>
+      <w:pPr>
+        <w:spacing w:line="480" w:lineRule="auto"/>
+        <w:ind w:firstLine="720"/>
+        <w:jc w:val="both"/>
+        <w:rPr>
+          <w:rFonts w:ascii="Arial" w:hAnsi="Arial" w:cs="Arial"/>
+        </w:rPr>
+      </w:pPr>
+      <w:r>
+        <w:rPr>
+          <w:rFonts w:ascii="Arial" w:hAnsi="Arial" w:cs="Arial"/>
+        </w:rPr>
+        <w:t xml:space="preserve">Unit Testing exercised each computation function of the Charge Computation </w:t>
+      </w:r>
+      <w:r>
+        <w:rPr>
+          <w:rFonts w:ascii="Arial" w:hAnsi="Arial" w:cs="Arial"/>
+        </w:rPr>
+        <w:lastRenderedPageBreak/>
+        <w:t>module in isolation against manually prepared expected values. It verified that a line total equals the service fee maintained in System Configuration multiplied by the quantity rendered, that the subtotal equals the sum of the consultation, laboratory, and medicine line items, that a Senior Citizen or PWD discount is computed as twenty percent of the discountable subtotal and is applied only once even when a patient qualifies under more than one category, that a PhilHealth deduction is applied to the amount remaining after the statutory discount, that all monetary results are rounded to two decimal places, that the outstanding balance equals the total due less the payments recorded, and that a charge entry with a zero or negative amount is rejected. Integration Testing confirmed the cross-module consolidation. A consultation recorded in Sprint 2, a completed laboratory test recorded in Sprint 3, and a dispensing record created in Sprint 4 were each pulled into the same patient's open bill under one Digital ID without re-encoding; each item was confirmed to be billable only once, so that after payment is posted the items are closed and no longer appear in the unbilled list; the payment saved through Payment Processing was confirmed to update the outstanding balance and the patient billing history; and the invoice and official receipt generated afterwards were confirmed to reproduce the same line items, discount, and total as the computed bill, with the official receipt carrying a sequential number that cannot be reused. Acceptance Testing was conducted with cashier staff, who processed simulated checkouts covering a regular paying patient, a Senior Citizen, a PWD, a PhilHealth-covered patient, and a partial payment, and who compared each printed official receipt line by line against their own manual computation of the same case.</w:t>
+      </w:r>
+    </w:p>
+    <w:p>
+      <w:pPr>
+        <w:spacing w:line="480" w:lineRule="auto"/>
+        <w:ind w:firstLine="720"/>
+        <w:jc w:val="both"/>
+        <w:rPr>
+          <w:rFonts w:ascii="Arial" w:hAnsi="Arial" w:cs="Arial"/>
+        </w:rPr>
+      </w:pPr>
+      <w:r>
+        <w:rPr>
+          <w:rFonts w:ascii="Arial" w:hAnsi="Arial" w:cs="Arial"/>
+        </w:rPr>
+        <w:t xml:space="preserve">The Billing and Payment module was deployed to the working environment. It </w:t>
+      </w:r>
+      <w:r>
+        <w:rPr>
+          <w:rFonts w:ascii="Arial" w:hAnsi="Arial" w:cs="Arial"/>
+        </w:rPr>
+        <w:lastRenderedPageBreak/>
+        <w:t>removes the manual collection of departmental charge slips and the hand computation of discounts, replaces the manually numbered receipt booklet with a sequential and auditable record, and leaves every transaction traceable to the service that produced it. This build completes the patient's financial workflow and supplies the revenue data that Sprint 7 will summarize, while the department-to-department handoffs it exposed are formalized in Sprint 6.</w:t>
+      </w:r>
+    </w:p>
+    <w:p>
+      <w:pPr>
+        <w:spacing w:line="480" w:lineRule="auto"/>
+        <w:jc w:val="both"/>
+        <w:rPr>
+          <w:rFonts w:ascii="Arial" w:hAnsi="Arial" w:cs="Arial"/>
+        </w:rPr>
+      </w:pPr>
+    </w:p>
+    <w:p>
+      <w:pPr>
+        <w:spacing w:line="480" w:lineRule="auto"/>
+        <w:jc w:val="both"/>
+        <w:rPr>
+          <w:rFonts w:ascii="Arial" w:hAnsi="Arial" w:cs="Arial"/>
+        </w:rPr>
+      </w:pPr>
+      <w:r>
+        <w:rPr>
+          <w:rFonts w:ascii="Arial" w:hAnsi="Arial" w:cs="Arial"/>
+          <w:b/>
+          <w:bCs/>
+        </w:rPr>
+        <w:t>Sprint 6. (Develop a system module that removes verbal and paper-based coordination between departments by automating patient referrals, nursing task assignment, and patient status broadcasting.)</w:t>
+      </w:r>
+    </w:p>
+    <w:p>
+      <w:pPr>
+        <w:spacing w:line="480" w:lineRule="auto"/>
+        <w:ind w:firstLine="720"/>
+        <w:jc w:val="both"/>
+        <w:rPr>
+          <w:rFonts w:ascii="Arial" w:hAnsi="Arial" w:cs="Arial"/>
+        </w:rPr>
+      </w:pPr>
+      <w:r>
+        <w:rPr>
+          <w:rFonts w:ascii="Arial" w:hAnsi="Arial" w:cs="Arial"/>
+        </w:rPr>
+        <w:t>Previously, a physician referring a patient to another service writes a referral note that the patient or a staff member carries by hand, nursing instructions are relayed verbally or written on a slip left at the station, and a department that needs to know where a patient is must telephone or walk to the other section. Sprint 6 addresses Problem 4.6. The sprint covers the Patient Referral module for Attending Physicians and the Patient Status Monitoring and Task Coordination modules for Nurses on Duty, with department heads consuming the resulting notification feeds. Functionalities include internal digital referrals between services, nursing task assignment and status updating, patient status transitions across the workflow states of Registered, Triage, Waiting, In-Consultation, For Laboratory, For Pharmacy, For Billing, and Completed, and a department notification feed. It is developed using VS Code, PHP Laravel with event listeners, HTML and JavaScript with AJAX polling, Tailwind CSS, and MySQL notification tables.</w:t>
+      </w:r>
+    </w:p>
+    <w:p>
+      <w:pPr>
+        <w:spacing w:line="480" w:lineRule="auto"/>
+        <w:ind w:firstLine="720"/>
+        <w:jc w:val="both"/>
+        <w:rPr>
+          <w:rFonts w:ascii="Arial" w:hAnsi="Arial" w:cs="Arial"/>
+        </w:rPr>
+      </w:pPr>
+      <w:r>
+        <w:rPr>
+          <w:rFonts w:ascii="Arial" w:hAnsi="Arial" w:cs="Arial"/>
+        </w:rPr>
+        <w:lastRenderedPageBreak/>
+        <w:t>Testing focused specifically on the three modules delivered in this sprint. Unit Testing verified the state transition rules of the Task Coordination module, confirming that a task moves only from Assigned to In Progress to Completed and that it cannot be marked completed before it has been assigned; the status rules of the Patient Referral module, confirming that a referral moves from Pending to Accepted or Declined before it can be closed and that a declined referral requires a reason; and the validator of the Patient Status Monitoring module, which accepts only the defined workflow states. Integration Testing confirmed that a referral created by a physician in Patient Referral is written to the notification table and appears in the receiving department's notification feed and in the nurse's Patient Status Monitoring dashboard through AJAX polling without a page reload, that a task assigned to a nurse appears under that nurse's Task Coordination list and that its completion is visible to the assigning physician, and that a patient status update entered by the nurse is reflected in the queue view built in Sprint 3 for the same visit record. Acceptance Testing involved a multi-department simulation with a physician, a nurse, a medical technologist, and a pharmacist, who handled one simulated patient through a referral and two assigned tasks and confirmed that the departments retained shared awareness of the patient's location and pending actions at peak patient volume without any verbal relay.</w:t>
+      </w:r>
+    </w:p>
+    <w:p>
+      <w:pPr>
+        <w:spacing w:line="480" w:lineRule="auto"/>
+        <w:ind w:firstLine="720"/>
+        <w:jc w:val="both"/>
+        <w:rPr>
+          <w:rFonts w:ascii="Arial" w:hAnsi="Arial" w:cs="Arial"/>
+        </w:rPr>
+      </w:pPr>
+      <w:r>
+        <w:rPr>
+          <w:rFonts w:ascii="Arial" w:hAnsi="Arial" w:cs="Arial"/>
+        </w:rPr>
+        <w:t xml:space="preserve">The Department Communication and Task Routing module was deployed to the working environment. It replaces the hand-carried referral note, the verbal instruction, and the inter-office telephone follow-up with a traceable digital record showing who initiated an action, who received it, and what its current status is. The referral, task, and status data recorded here supply the coordination and department performance figures that the </w:t>
+      </w:r>
+      <w:r>
+        <w:rPr>
+          <w:rFonts w:ascii="Arial" w:hAnsi="Arial" w:cs="Arial"/>
+        </w:rPr>
+        <w:lastRenderedPageBreak/>
+        <w:t>reporting module in Sprint 7 aggregates.</w:t>
+      </w:r>
+    </w:p>
+    <w:p>
+      <w:pPr>
+        <w:spacing w:line="480" w:lineRule="auto"/>
+        <w:jc w:val="both"/>
+        <w:rPr>
+          <w:rFonts w:ascii="Arial" w:hAnsi="Arial" w:cs="Arial"/>
+        </w:rPr>
+      </w:pPr>
+    </w:p>
+    <w:p>
+      <w:pPr>
+        <w:spacing w:line="480" w:lineRule="auto"/>
+        <w:jc w:val="both"/>
+        <w:rPr>
+          <w:rFonts w:ascii="Arial" w:hAnsi="Arial" w:cs="Arial"/>
+        </w:rPr>
+      </w:pPr>
+      <w:r>
+        <w:rPr>
+          <w:rFonts w:ascii="Arial" w:hAnsi="Arial" w:cs="Arial"/>
+          <w:b/>
+          <w:bCs/>
+        </w:rPr>
+        <w:t>Sprint 7. (Develop a system module that removes manual report compilation by automating the generation, export, and monitoring of hospital operational and compliance reports.)</w:t>
+      </w:r>
+    </w:p>
+    <w:p>
+      <w:pPr>
+        <w:spacing w:line="480" w:lineRule="auto"/>
+        <w:ind w:firstLine="720"/>
+        <w:jc w:val="both"/>
+        <w:rPr>
+          <w:rFonts w:ascii="Arial" w:hAnsi="Arial" w:cs="Arial"/>
+        </w:rPr>
+      </w:pPr>
+      <w:r>
+        <w:rPr>
+          <w:rFonts w:ascii="Arial" w:hAnsi="Arial" w:cs="Arial"/>
+        </w:rPr>
+        <w:t xml:space="preserve">Previously, operational reports are compiled by having each section count its own logbook entries and submit a handwritten or typed tally, which the administrative staff consolidate manually before submission, so that a figure can only be verified by returning to the original logbook. Sprint 7 addresses Problem 4.7. The sprint covers the Operational Oversight and Staff Activity Monitoring modules for the Hospital Chief and Medical Director and the System Monitoring module for the System Administrator. Features include the Daily Patient Census report, the Monthly Operational Performance report, the Billing and Revenue Summary, the Laboratory Utilization report, the Pharmacy Stock report, the Consultation Schedule Summary, doctor consultation statistics, department performance summaries, DOH compliance reporting, one-click export to PDF and Excel, and the administrator's activity log, error log, and data backup and restore operations. Tools include VS Code, PHP Laravel, the </w:t>
       </w:r>
       <w:proofErr w:type="spellStart"/>
       <w:r>
         <w:rPr>
           <w:rFonts w:ascii="Arial" w:hAnsi="Arial" w:cs="Arial"/>
         </w:rPr>
-        <w:t>Tupi</w:t>
+        <w:t>DomPDF</w:t>
       </w:r>
       <w:proofErr w:type="spellEnd"/>
       <w:r>
         <w:rPr>
           <w:rFonts w:ascii="Arial" w:hAnsi="Arial" w:cs="Arial"/>
         </w:rPr>
-        <w:t xml:space="preserve"> Municipal Hospital Information System. Because the system spans registration, medical records, scheduling and laboratory, pharmacy, billing, department communication, and reporting, each sprint delivers one complete feature of the proposed system, which allows the hospital staff who will actually use the module to test and validate it before development proceeds, and which reduces the risk of major rework at the end of development.</w:t>
-      </w:r>
-    </w:p>
-    <w:p>
-      <w:pPr>
-        <w:spacing w:line="480" w:lineRule="auto"/>
-        <w:jc w:val="both"/>
-        <w:rPr>
-          <w:rFonts w:ascii="Arial" w:hAnsi="Arial" w:cs="Arial"/>
-        </w:rPr>
-      </w:pPr>
-    </w:p>
-    <w:p>
-      <w:pPr>
-        <w:spacing w:line="480" w:lineRule="auto"/>
-        <w:jc w:val="both"/>
-        <w:rPr>
-          <w:rFonts w:ascii="Arial" w:hAnsi="Arial" w:cs="Arial"/>
-        </w:rPr>
-      </w:pPr>
-      <w:r>
-        <w:rPr>
-          <w:rFonts w:ascii="Arial" w:hAnsi="Arial" w:cs="Arial"/>
-          <w:b/>
-          <w:bCs/>
-        </w:rPr>
-        <w:t>Sprint 1. (Develop a system module that removes patient intake delays by automating patient registration, digital patient identification, and the configuration of hospital reference data and user access.)</w:t>
+        <w:t xml:space="preserve"> export engine for PDF output and a Laravel spreadsheet package for Excel output, HTML with JavaScript chart widgets, Tailwind CSS, and MySQL analytical queries.</w:t>
       </w:r>
     </w:p>
     <w:p>
@@ -7027,566 +7516,14 @@
         <w:rPr>
           <w:rFonts w:ascii="Arial" w:hAnsi="Arial" w:cs="Arial"/>
         </w:rPr>
-        <w:t xml:space="preserve">Under the hospital's existing intake flow, an arriving patient dictates personal details to the admitting staff, who writes them on a paper intake form and copies the same entries into a bound logbook, while returning patients are located by leafing back through previous logbook pages and are frequently re-registered as new entries. Sprint 1 addresses Problem 4.1 by replacing this flow with an automated registration module. The sprint covers the Patient Admission module for Admitting and Registration Staff and the </w:t>
+        <w:t xml:space="preserve">Unit Testing validated each aggregation function on its own, comparing the counts, sums, and averages produced by the report queries against values computed by hand from a controlled sample data set, covering patient registration counts, consultation </w:t>
       </w:r>
       <w:r>
         <w:rPr>
           <w:rFonts w:ascii="Arial" w:hAnsi="Arial" w:cs="Arial"/>
         </w:rPr>
         <w:lastRenderedPageBreak/>
-        <w:t>System Configuration and User Account Administration modules for the System Administrator. Functionalities include patient demographic encoding, automated generation of a unique Patient Digital ID in the format TMH-YYYY-XXXXX, classification of patient categories (OPD, Emergency, Senior Citizen, PWD, Indigent), search and filter utilities over the registration file, maintenance of hospital information, department profiles and service fee entries, and role-based access control through user accounts and role permissions. The development environment uses Visual Studio Code as the primary IDE, PHP with the Laravel framework for back-end business logic, HTML, JavaScript, and Tailwind CSS for responsive front-end components, and MySQL running on XAMPP Server for relational database management.</w:t>
-      </w:r>
-    </w:p>
-    <w:p>
-      <w:pPr>
-        <w:spacing w:line="480" w:lineRule="auto"/>
-        <w:ind w:firstLine="720"/>
-        <w:jc w:val="both"/>
-        <w:rPr>
-          <w:rFonts w:ascii="Arial" w:hAnsi="Arial" w:cs="Arial"/>
-        </w:rPr>
-      </w:pPr>
-      <w:r>
-        <w:rPr>
-          <w:rFonts w:ascii="Arial" w:hAnsi="Arial" w:cs="Arial"/>
-        </w:rPr>
-        <w:t xml:space="preserve">Testing validated the individual components of the registration form, including required-field checks, regular-expression format verification for patient names and contact numbers, date-of-birth to age derivation, the uniqueness constraint on the generated Digital ID, and the duplicate-registration warning that triggers when an identical name and birth date already exist. On the administrator side, Unit Testing verified password hashing on account creation and the permission checker that evaluates whether a role may open a given function. Integration Testing confirmed that a registration submitted through the front-end form is written by the Laravel controller into the patient master table and is immediately retrievable by search from a second workstation, that a patient category selected during registration is stored in a form the Billing module can later read, that service fee entries created under System Configuration become selectable references for the succeeding modules, and that a deactivated account is refused at login. Acceptance Testing was conducted with admitting staff, who completed a full patient </w:t>
-      </w:r>
-      <w:r>
-        <w:rPr>
-          <w:rFonts w:ascii="Arial" w:hAnsi="Arial" w:cs="Arial"/>
-        </w:rPr>
-        <w:lastRenderedPageBreak/>
-        <w:t>intake using only the system, and with the System Administrator, who created an account, assigned a role, and confirmed that the role restricted the menus visible to that user.</w:t>
-      </w:r>
-    </w:p>
-    <w:p>
-      <w:pPr>
-        <w:spacing w:line="480" w:lineRule="auto"/>
-        <w:ind w:firstLine="720"/>
-        <w:jc w:val="both"/>
-        <w:rPr>
-          <w:rFonts w:ascii="Arial" w:hAnsi="Arial" w:cs="Arial"/>
-        </w:rPr>
-      </w:pPr>
-      <w:r>
-        <w:rPr>
-          <w:rFonts w:ascii="Arial" w:hAnsi="Arial" w:cs="Arial"/>
-        </w:rPr>
-        <w:t>The Automated Patient Registration module was deployed to the working environment used for hospital validation. Operationally, it removes the parallel paper logbook and the re-copying of the same demographic details at each counter, because a returning patient is retrieved through the Digital ID instead of being encoded again, and it gives every counter a single standardized patient identifier. This completed build establishes the patient master record and the access-control structure that every clinical record created in Sprint 2 must be attached to.</w:t>
-      </w:r>
-    </w:p>
-    <w:p>
-      <w:pPr>
-        <w:spacing w:line="480" w:lineRule="auto"/>
-        <w:jc w:val="both"/>
-        <w:rPr>
-          <w:rFonts w:ascii="Arial" w:hAnsi="Arial" w:cs="Arial"/>
-        </w:rPr>
-      </w:pPr>
-    </w:p>
-    <w:p>
-      <w:pPr>
-        <w:spacing w:line="480" w:lineRule="auto"/>
-        <w:jc w:val="both"/>
-        <w:rPr>
-          <w:rFonts w:ascii="Arial" w:hAnsi="Arial" w:cs="Arial"/>
-        </w:rPr>
-      </w:pPr>
-      <w:r>
-        <w:rPr>
-          <w:rFonts w:ascii="Arial" w:hAnsi="Arial" w:cs="Arial"/>
-          <w:b/>
-          <w:bCs/>
-        </w:rPr>
-        <w:t>Sprint 2. (Develop a system module that replaces the hospital's paper-based patient charting by consolidating vital signs, consultation notes, diagnoses, prescriptions, and medical documentation into one electronic medical record.)</w:t>
-      </w:r>
-    </w:p>
-    <w:p>
-      <w:pPr>
-        <w:spacing w:line="480" w:lineRule="auto"/>
-        <w:ind w:firstLine="720"/>
-        <w:jc w:val="both"/>
-        <w:rPr>
-          <w:rFonts w:ascii="Arial" w:hAnsi="Arial" w:cs="Arial"/>
-        </w:rPr>
-      </w:pPr>
-      <w:r>
-        <w:rPr>
-          <w:rFonts w:ascii="Arial" w:hAnsi="Arial" w:cs="Arial"/>
-        </w:rPr>
-        <w:t xml:space="preserve">In the hospital's previous business flow, the nurse writes the patient's vital signs on a paper chart clipped inside the patient's folder, the records staff physically retrieve that folder from the filing cabinet and carry it to the consultation room, the physician handwrites the consultation notes, diagnosis, treatment plan, and prescription on the same chart, and the folder is then returned to the records section for manual re-filing. Because only one copy of the folder exists, a chart that is in use in another department, misfiled, or damaged by repeated handling leaves the physician consulting without the patient's history, and the patient is asked to recall it verbally. Sprint 2 addresses Problem 4.2 by implementing a centralized Electronic Medical Records system. The sprint covers </w:t>
-      </w:r>
-      <w:r>
-        <w:rPr>
-          <w:rFonts w:ascii="Arial" w:hAnsi="Arial" w:cs="Arial"/>
-        </w:rPr>
-        <w:lastRenderedPageBreak/>
-        <w:t>the Patient Consultation, Prescription Issuance, and Medical Documentation modules for Attending Physicians, the Patient Vital Signs Recording module for Nurses on Duty, and the Patient Record Administration module for Medical Records Officers. Functionalities comprise digital vital signs recording (blood pressure, temperature, weight, heart rate, respiratory rate, and oxygen saturation), SOAP-format consultation notes, ICD-10 diagnosis logging, treatment plan formulation, electronic prescription issuance, medical certificate generation, and patient allergy and immunization record tracking, together with record verification and archiving by the Medical Records Officer. Development tools include VS Code, PHP Laravel with Eloquent ORM for data management, HTML and JavaScript for interactive clinical forms, Tailwind CSS for the clinical interface, and MySQL for schema storage.</w:t>
-      </w:r>
-    </w:p>
-    <w:p>
-      <w:pPr>
-        <w:spacing w:line="480" w:lineRule="auto"/>
-        <w:ind w:firstLine="720"/>
-        <w:jc w:val="both"/>
-        <w:rPr>
-          <w:rFonts w:ascii="Arial" w:hAnsi="Arial" w:cs="Arial"/>
-        </w:rPr>
-      </w:pPr>
-      <w:r>
-        <w:rPr>
-          <w:rFonts w:ascii="Arial" w:hAnsi="Arial" w:cs="Arial"/>
-        </w:rPr>
-        <w:t xml:space="preserve">Unit Testing verified the numeric range validators for each vital sign, which reject physiologically impossible blood pressure, temperature, and heart rate values before saving; the required-field rules for each section of the SOAP note; the ICD-10 code lookup that resolves a code to its official description; the dosage, frequency, and quantity validators on the prescription form; and the allergy alert that fires when a drug being prescribed matches an allergy already recorded for that patient. Integration Testing confirmed that vital signs saved by the nurse against a patient's Digital ID appear on the attending physician's consultation screen for the same visit, that the consultation note, diagnosis entry, treatment plan, and electronic prescription created during that visit all bind to the same patient master record created in Sprint 1, and that the Medical Records Officer opening Patient Record Administration sees the newly created entries in the patient's chronological history. Acceptance Testing involved an attending physician and </w:t>
-      </w:r>
-      <w:r>
-        <w:rPr>
-          <w:rFonts w:ascii="Arial" w:hAnsi="Arial" w:cs="Arial"/>
-        </w:rPr>
-        <w:lastRenderedPageBreak/>
-        <w:t>the clinical adviser completing a full mock consultation from history review to prescription issuance, confirming that the digital chart contains every element they currently write by hand and that no item of the paper chart is lost in the transition.</w:t>
-      </w:r>
-    </w:p>
-    <w:p>
-      <w:pPr>
-        <w:spacing w:line="480" w:lineRule="auto"/>
-        <w:ind w:firstLine="720"/>
-        <w:jc w:val="both"/>
-        <w:rPr>
-          <w:rFonts w:ascii="Arial" w:hAnsi="Arial" w:cs="Arial"/>
-        </w:rPr>
-      </w:pPr>
-      <w:r>
-        <w:rPr>
-          <w:rFonts w:ascii="Arial" w:hAnsi="Arial" w:cs="Arial"/>
-        </w:rPr>
-        <w:t>The Electronic Medical Records module was deployed to the working environment. It removes the physical retrieval and re-filing of patient folders, allows the nurse and the physician to work on the same patient record concurrently, protects medical histories from loss or physical damage, and supports Data Privacy Act (RA 10173) compliance through role-restricted access and activity logging. The electronic record produced here is the prerequisite for the laboratory ordering channel in Sprint 3 and the pharmacy dispensing channel in Sprint 4, since a laboratory request and a prescription can only exist as extensions of a consultation record.</w:t>
-      </w:r>
-    </w:p>
-    <w:p>
-      <w:pPr>
-        <w:spacing w:line="480" w:lineRule="auto"/>
-        <w:jc w:val="both"/>
-        <w:rPr>
-          <w:rFonts w:ascii="Arial" w:hAnsi="Arial" w:cs="Arial"/>
-        </w:rPr>
-      </w:pPr>
-    </w:p>
-    <w:p>
-      <w:pPr>
-        <w:spacing w:line="480" w:lineRule="auto"/>
-        <w:jc w:val="both"/>
-        <w:rPr>
-          <w:rFonts w:ascii="Arial" w:hAnsi="Arial" w:cs="Arial"/>
-        </w:rPr>
-      </w:pPr>
-      <w:r>
-        <w:rPr>
-          <w:rFonts w:ascii="Arial" w:hAnsi="Arial" w:cs="Arial"/>
-          <w:b/>
-          <w:bCs/>
-        </w:rPr>
-        <w:t>Sprint 3. (Develop a system module that unifies scattered departmental information by consolidating consultation scheduling, patient queueing, laboratory operations, and medical record retrieval into a single point of access.)</w:t>
-      </w:r>
-    </w:p>
-    <w:p>
-      <w:pPr>
-        <w:spacing w:line="480" w:lineRule="auto"/>
-        <w:ind w:firstLine="720"/>
-        <w:jc w:val="both"/>
-        <w:rPr>
-          <w:rFonts w:ascii="Arial" w:hAnsi="Arial" w:cs="Arial"/>
-        </w:rPr>
-      </w:pPr>
-      <w:r>
-        <w:rPr>
-          <w:rFonts w:ascii="Arial" w:hAnsi="Arial" w:cs="Arial"/>
-        </w:rPr>
-        <w:t xml:space="preserve">Previously, consultation slots and walk-ins are written in a scheduling logbook kept at the admitting desk, patients are called by name or by a hand-written paper number, laboratory tests are requested on a handwritten slip that the patient carries to the laboratory, and completed results are handed back to the patient or walked physically to the physician, with the laboratory keeping its own copy in a folder separate from the medical records folder. Sprint 3 addresses Problem 4.3 by unifying these operations. The sprint covers the Patient Visit and Consultation Scheduling and Queue Operations </w:t>
-      </w:r>
-      <w:r>
-        <w:rPr>
-          <w:rFonts w:ascii="Arial" w:hAnsi="Arial" w:cs="Arial"/>
-        </w:rPr>
-        <w:lastRenderedPageBreak/>
-        <w:t>modules for Admitting and Registration Staff, the Laboratory Request module for Attending Physicians, the Laboratory Request Processing, Sample Tracking, Test Result Recording, and Test Catalog Administration modules for Medical Technologists, and the Medical Record Retrieval module for Medical Records Officers. Key features include in-person consultation scheduling and rescheduling against a doctor's schedule, sequential queue number generation in the format Q-001 and Q-002, live queue status display, electronic laboratory ordering, sample tracking under unique collection identifiers, test result encoding against maintained reference ranges, laboratory report generation, and consolidated retrieval of a patient's consultation, laboratory, and treatment history. The tech stack includes VS Code, PHP Laravel, HTML with AJAX and JavaScript for queue and status polling, Tailwind CSS, and MySQL for relational linkage between the visit, the request, the sample, and the result.</w:t>
-      </w:r>
-    </w:p>
-    <w:p>
-      <w:pPr>
-        <w:spacing w:line="480" w:lineRule="auto"/>
-        <w:ind w:firstLine="720"/>
-        <w:jc w:val="both"/>
-        <w:rPr>
-          <w:rFonts w:ascii="Arial" w:hAnsi="Arial" w:cs="Arial"/>
-        </w:rPr>
-      </w:pPr>
-      <w:r>
-        <w:rPr>
-          <w:rFonts w:ascii="Arial" w:hAnsi="Arial" w:cs="Arial"/>
-        </w:rPr>
-        <w:t xml:space="preserve">Unit Testing verified queue number auto-incrementation, the counter that resets for each new service day, the format mask applied to sample collection identifiers, the scheduling conflict validator that prevents two consultations from occupying the same physician slot, and the reference-range comparator that flags a recorded result as low, normal, or high. Integration Testing confirmed that a laboratory test request created by the physician appears in the Medical Technologist's Test Request Queue carrying the patient's Digital ID, the requesting physician, and the ordered test, that updating the sample processing status in Sample Tracking updates the request status seen by the physician, that a validated result recorded in Test Result Recording is written back to the patient's electronic medical record from Sprint 2 and becomes visible both in the physician's result view and in the Medical Records Officer's retrieval module, and that a </w:t>
-      </w:r>
-      <w:r>
-        <w:rPr>
-          <w:rFonts w:ascii="Arial" w:hAnsi="Arial" w:cs="Arial"/>
-        </w:rPr>
-        <w:lastRenderedPageBreak/>
-        <w:t>test deactivated in Test Catalog Administration can no longer be selected on a new request while remaining readable on past requests. Acceptance Testing was performed jointly by registration staff and a medical technologist, who moved a simulated patient from scheduling to queue call to laboratory result release without any verbal handover or paper request slip.</w:t>
-      </w:r>
-    </w:p>
-    <w:p>
-      <w:pPr>
-        <w:spacing w:line="480" w:lineRule="auto"/>
-        <w:ind w:firstLine="720"/>
-        <w:jc w:val="both"/>
-        <w:rPr>
-          <w:rFonts w:ascii="Arial" w:hAnsi="Arial" w:cs="Arial"/>
-        </w:rPr>
-      </w:pPr>
-      <w:r>
-        <w:rPr>
-          <w:rFonts w:ascii="Arial" w:hAnsi="Arial" w:cs="Arial"/>
-        </w:rPr>
-        <w:t>The Unified Medical Access module was deployed to the working environment. It gives the outpatient queue a single visible order, removes the misplaced paper laboratory request slip, and allows a patient's consultation, laboratory, and treatment history to be retrieved from one screen instead of from separate departmental folders. The service events recorded here the consultation and the completed laboratory test become billable items that Sprint 5 will consolidate, and the ordering pattern established here is reused for pharmacy dispensing in Sprint 4.</w:t>
-      </w:r>
-    </w:p>
-    <w:p>
-      <w:pPr>
-        <w:spacing w:line="480" w:lineRule="auto"/>
-        <w:jc w:val="both"/>
-        <w:rPr>
-          <w:rFonts w:ascii="Arial" w:hAnsi="Arial" w:cs="Arial"/>
-        </w:rPr>
-      </w:pPr>
-    </w:p>
-    <w:p>
-      <w:pPr>
-        <w:spacing w:line="480" w:lineRule="auto"/>
-        <w:jc w:val="both"/>
-        <w:rPr>
-          <w:rFonts w:ascii="Arial" w:hAnsi="Arial" w:cs="Arial"/>
-        </w:rPr>
-      </w:pPr>
-      <w:r>
-        <w:rPr>
-          <w:rFonts w:ascii="Arial" w:hAnsi="Arial" w:cs="Arial"/>
-          <w:b/>
-          <w:bCs/>
-        </w:rPr>
-        <w:t>Sprint 4. (Develop a system module that removes manual stock card errors and medicine dispensing delays by automating prescription verification, dispensing records, and pharmacy inventory control.)</w:t>
-      </w:r>
-    </w:p>
-    <w:p>
-      <w:pPr>
-        <w:spacing w:line="480" w:lineRule="auto"/>
-        <w:ind w:firstLine="720"/>
-        <w:jc w:val="both"/>
-        <w:rPr>
-          <w:rFonts w:ascii="Arial" w:hAnsi="Arial" w:cs="Arial"/>
-        </w:rPr>
-      </w:pPr>
-      <w:r>
-        <w:rPr>
-          <w:rFonts w:ascii="Arial" w:hAnsi="Arial" w:cs="Arial"/>
-        </w:rPr>
-        <w:t xml:space="preserve">In the previous flow, the patient carries a handwritten prescription to the pharmacy window, the pharmacy aide interprets the handwriting, searches the shelf, and writes the deduction on a physical stock card, while expiry is detected only when someone inspects the shelves and low stock is discovered only when an item runs out. Sprint 4 addresses Problem 4.4. The sprint covers the Prescription Processing, Medicine Dispensing, Pharmacy Inventory, and Medicine Catalog modules for Pharmacists and Pharmacy </w:t>
-      </w:r>
-      <w:r>
-        <w:rPr>
-          <w:rFonts w:ascii="Arial" w:hAnsi="Arial" w:cs="Arial"/>
-        </w:rPr>
-        <w:lastRenderedPageBreak/>
-        <w:t>Aides, working from prescriptions issued by Prescribing Physicians. Functionalities include electronic prescription verification, digital dispensing records, batch-level stock-in entry, automatic inventory deduction on dispensing, low-stock threshold alerts, configurable expiry threshold alerts, and stock disposal recording. Development tools include VS Code, PHP Laravel, HTML, JavaScript, Tailwind CSS, and MySQL for multi-batch relational stock mapping.</w:t>
-      </w:r>
-    </w:p>
-    <w:p>
-      <w:pPr>
-        <w:spacing w:line="480" w:lineRule="auto"/>
-        <w:ind w:firstLine="720"/>
-        <w:jc w:val="both"/>
-        <w:rPr>
-          <w:rFonts w:ascii="Arial" w:hAnsi="Arial" w:cs="Arial"/>
-        </w:rPr>
-      </w:pPr>
-      <w:r>
-        <w:rPr>
-          <w:rFonts w:ascii="Arial" w:hAnsi="Arial" w:cs="Arial"/>
-        </w:rPr>
-        <w:t xml:space="preserve">Unit Testing verified the inventory arithmetic in isolation, confirming that the quantity deducted equals the quantity dispensed, that a dispensing attempt exceeding the available quantity is rejected so that no batch can fall to a negative balance, that the batch selection routine proposes the earliest-expiring available batch first, and that the low-stock and expiry comparators raise an alert exactly at the configured threshold level rather than above or below it. Integration Testing traced a single prescription across the module boundary. An electronic prescription saved by the physician in the Prescription Issuance module of Sprint 2 was retrieved by the Prescription Processing module and displayed in the pharmacist's Prescription Queue together with the patient's Digital ID, the generic name, dosage, and quantity of each prescribed item. The test then confirmed that each prescribed item is matched against its Medicine Catalog record and against the available batches in Pharmacy Inventory before the pharmacist can set the prescription status to Verified, that an item with no available batch is marked unavailable instead of being dispensed, and that saving a Dispensing Record writes the dispensing entry and the batch deduction in one database transaction, so that the inventory level and the stock movement history seen by the next user already reflect the dispensed quantity. Acceptance Testing was conducted with pharmacy personnel, who performed a batch </w:t>
-      </w:r>
-      <w:r>
-        <w:rPr>
-          <w:rFonts w:ascii="Arial" w:hAnsi="Arial" w:cs="Arial"/>
-        </w:rPr>
-        <w:lastRenderedPageBreak/>
-        <w:t>stock-in entry, verified a queued prescription, dispensed against it, and confirmed that the resulting stock movement history matched what they would have written on the stock card, and that the screens for stock-in, batch tracking, and dispensing verification were intuitive and free of encoding errors.</w:t>
-      </w:r>
-    </w:p>
-    <w:p>
-      <w:pPr>
-        <w:spacing w:line="480" w:lineRule="auto"/>
-        <w:ind w:firstLine="720"/>
-        <w:jc w:val="both"/>
-        <w:rPr>
-          <w:rFonts w:ascii="Arial" w:hAnsi="Arial" w:cs="Arial"/>
-        </w:rPr>
-      </w:pPr>
-      <w:r>
-        <w:rPr>
-          <w:rFonts w:ascii="Arial" w:hAnsi="Arial" w:cs="Arial"/>
-        </w:rPr>
-        <w:t>The Pharmacy and Inventory module was deployed to the working environment. It removes the misreading of handwritten prescriptions, replaces the physical stock card with a batch-level record that updates as part of dispensing, and surfaces near-expiry and low-stock items before they affect patient service. Each dispensing record produced here carries the medicine cost that Sprint 5 will aggregate into the patient's bill.</w:t>
-      </w:r>
-    </w:p>
-    <w:p>
-      <w:pPr>
-        <w:spacing w:line="480" w:lineRule="auto"/>
-        <w:jc w:val="both"/>
-        <w:rPr>
-          <w:rFonts w:ascii="Arial" w:hAnsi="Arial" w:cs="Arial"/>
-        </w:rPr>
-      </w:pPr>
-    </w:p>
-    <w:p>
-      <w:pPr>
-        <w:spacing w:line="480" w:lineRule="auto"/>
-        <w:jc w:val="both"/>
-        <w:rPr>
-          <w:rFonts w:ascii="Arial" w:hAnsi="Arial" w:cs="Arial"/>
-        </w:rPr>
-      </w:pPr>
-      <w:r>
-        <w:rPr>
-          <w:rFonts w:ascii="Arial" w:hAnsi="Arial" w:cs="Arial"/>
-          <w:b/>
-          <w:bCs/>
-        </w:rPr>
-        <w:t>Sprint 5. (Develop a system module that removes manual billing computation errors by automating charge aggregation, discount application, payment recording, and receipt issuance.)</w:t>
-      </w:r>
-    </w:p>
-    <w:p>
-      <w:pPr>
-        <w:spacing w:line="480" w:lineRule="auto"/>
-        <w:ind w:firstLine="720"/>
-        <w:jc w:val="both"/>
-        <w:rPr>
-          <w:rFonts w:ascii="Arial" w:hAnsi="Arial" w:cs="Arial"/>
-        </w:rPr>
-      </w:pPr>
-      <w:r>
-        <w:rPr>
-          <w:rFonts w:ascii="Arial" w:hAnsi="Arial" w:cs="Arial"/>
-        </w:rPr>
-        <w:t xml:space="preserve">Previously, the billing clerk collects the charge slips generated by each department, looks up the fee for each item, computes the total and the applicable discount by hand or on a calculator, writes the invoice, and issues a manually numbered receipt, with the transaction record surviving only in the receipt booklet. Sprint 5 addresses Problem 4.5. The sprint covers the Charge Computation, Payment Processing, and Invoice and Receipt Generation modules for Billing and Cashier Staff. Key features include automated aggregation of consultation, laboratory, and pharmacy charges into one patient bill, discount rules for Senior Citizens under RA 9994 and Persons with Disability under RA 10754 at twenty percent, indigent classification, PhilHealth coverage </w:t>
-      </w:r>
-      <w:r>
-        <w:rPr>
-          <w:rFonts w:ascii="Arial" w:hAnsi="Arial" w:cs="Arial"/>
-        </w:rPr>
-        <w:lastRenderedPageBreak/>
-        <w:t>deduction, payment recording with outstanding balance tracking, and itemized invoice and official receipt printing. It is built using VS Code, PHP Laravel, HTML with JavaScript computation handlers, Tailwind CSS, and MySQL.</w:t>
-      </w:r>
-    </w:p>
-    <w:p>
-      <w:pPr>
-        <w:spacing w:line="480" w:lineRule="auto"/>
-        <w:ind w:firstLine="720"/>
-        <w:jc w:val="both"/>
-        <w:rPr>
-          <w:rFonts w:ascii="Arial" w:hAnsi="Arial" w:cs="Arial"/>
-        </w:rPr>
-      </w:pPr>
-      <w:r>
-        <w:rPr>
-          <w:rFonts w:ascii="Arial" w:hAnsi="Arial" w:cs="Arial"/>
-        </w:rPr>
-        <w:t xml:space="preserve">Unit Testing exercised each computation function of the Charge Computation module in isolation against manually prepared expected values. It verified that a line total equals the service fee maintained in System Configuration multiplied by the quantity rendered, that the subtotal equals the sum of the consultation, laboratory, and medicine line items, that a Senior Citizen or PWD discount is computed as twenty percent of the discountable subtotal and is applied only once even when a patient qualifies under more than one category, that a PhilHealth deduction is applied to the amount remaining after the statutory discount, that all monetary results are rounded to two decimal places, that the outstanding balance equals the total due less the payments recorded, and that a charge entry with a zero or negative amount is rejected. Integration Testing confirmed the cross-module consolidation. A consultation recorded in Sprint 2, a completed laboratory test recorded in Sprint 3, and a dispensing record created in Sprint 4 were each pulled into the same patient's open bill under one Digital ID without re-encoding; each item was confirmed to be billable only once, so that after payment is posted the items are closed and no longer appear in the unbilled list; the payment saved through Payment Processing was confirmed to update the outstanding balance and the patient billing history; and the invoice and official receipt generated afterwards were confirmed to reproduce the same line items, discount, and total as the computed bill, with the official receipt carrying a sequential number that cannot be reused. Acceptance Testing was conducted with cashier staff, who processed simulated checkouts covering a regular paying patient, a </w:t>
-      </w:r>
-      <w:r>
-        <w:rPr>
-          <w:rFonts w:ascii="Arial" w:hAnsi="Arial" w:cs="Arial"/>
-        </w:rPr>
-        <w:lastRenderedPageBreak/>
-        <w:t>Senior Citizen, a PWD, a PhilHealth-covered patient, and a partial payment, and who compared each printed official receipt line by line against their own manual computation of the same case.</w:t>
-      </w:r>
-    </w:p>
-    <w:p>
-      <w:pPr>
-        <w:spacing w:line="480" w:lineRule="auto"/>
-        <w:ind w:firstLine="720"/>
-        <w:jc w:val="both"/>
-        <w:rPr>
-          <w:rFonts w:ascii="Arial" w:hAnsi="Arial" w:cs="Arial"/>
-        </w:rPr>
-      </w:pPr>
-      <w:r>
-        <w:rPr>
-          <w:rFonts w:ascii="Arial" w:hAnsi="Arial" w:cs="Arial"/>
-        </w:rPr>
-        <w:t>The Billing and Payment module was deployed to the working environment. It removes the manual collection of departmental charge slips and the hand computation of discounts, replaces the manually numbered receipt booklet with a sequential and auditable record, and leaves every transaction traceable to the service that produced it. This build completes the patient's financial workflow and supplies the revenue data that Sprint 7 will summarize, while the department-to-department handoffs it exposed are formalized in Sprint 6.</w:t>
-      </w:r>
-    </w:p>
-    <w:p>
-      <w:pPr>
-        <w:spacing w:line="480" w:lineRule="auto"/>
-        <w:jc w:val="both"/>
-        <w:rPr>
-          <w:rFonts w:ascii="Arial" w:hAnsi="Arial" w:cs="Arial"/>
-        </w:rPr>
-      </w:pPr>
-    </w:p>
-    <w:p>
-      <w:pPr>
-        <w:spacing w:line="480" w:lineRule="auto"/>
-        <w:jc w:val="both"/>
-        <w:rPr>
-          <w:rFonts w:ascii="Arial" w:hAnsi="Arial" w:cs="Arial"/>
-        </w:rPr>
-      </w:pPr>
-      <w:r>
-        <w:rPr>
-          <w:rFonts w:ascii="Arial" w:hAnsi="Arial" w:cs="Arial"/>
-          <w:b/>
-          <w:bCs/>
-        </w:rPr>
-        <w:t>Sprint 6. (Develop a system module that removes verbal and paper-based coordination between departments by automating patient referrals, nursing task assignment, and patient status broadcasting.)</w:t>
-      </w:r>
-    </w:p>
-    <w:p>
-      <w:pPr>
-        <w:spacing w:line="480" w:lineRule="auto"/>
-        <w:ind w:firstLine="720"/>
-        <w:jc w:val="both"/>
-        <w:rPr>
-          <w:rFonts w:ascii="Arial" w:hAnsi="Arial" w:cs="Arial"/>
-        </w:rPr>
-      </w:pPr>
-      <w:r>
-        <w:rPr>
-          <w:rFonts w:ascii="Arial" w:hAnsi="Arial" w:cs="Arial"/>
-        </w:rPr>
-        <w:t xml:space="preserve">Previously, a physician referring a patient to another service writes a referral note that the patient or a staff member carries by hand, nursing instructions are relayed verbally or written on a slip left at the station, and a department that needs to know where a patient is must telephone or walk to the other section. Sprint 6 addresses Problem 4.6. The sprint covers the Patient Referral module for Attending Physicians and the Patient Status Monitoring and Task Coordination modules for Nurses on Duty, with department heads consuming the resulting notification feeds. Functionalities include internal digital referrals between services, nursing task assignment and status updating, patient status </w:t>
-      </w:r>
-      <w:r>
-        <w:rPr>
-          <w:rFonts w:ascii="Arial" w:hAnsi="Arial" w:cs="Arial"/>
-        </w:rPr>
-        <w:lastRenderedPageBreak/>
-        <w:t>transitions across the workflow states of Registered, Triage, Waiting, In-Consultation, For Laboratory, For Pharmacy, For Billing, and Completed, and a department notification feed. It is developed using VS Code, PHP Laravel with event listeners, HTML and JavaScript with AJAX polling, Tailwind CSS, and MySQL notification tables.</w:t>
-      </w:r>
-    </w:p>
-    <w:p>
-      <w:pPr>
-        <w:spacing w:line="480" w:lineRule="auto"/>
-        <w:ind w:firstLine="720"/>
-        <w:jc w:val="both"/>
-        <w:rPr>
-          <w:rFonts w:ascii="Arial" w:hAnsi="Arial" w:cs="Arial"/>
-        </w:rPr>
-      </w:pPr>
-      <w:r>
-        <w:rPr>
-          <w:rFonts w:ascii="Arial" w:hAnsi="Arial" w:cs="Arial"/>
-        </w:rPr>
-        <w:t>Testing focused specifically on the three modules delivered in this sprint. Unit Testing verified the state transition rules of the Task Coordination module, confirming that a task moves only from Assigned to In Progress to Completed and that it cannot be marked completed before it has been assigned; the status rules of the Patient Referral module, confirming that a referral moves from Pending to Accepted or Declined before it can be closed and that a declined referral requires a reason; and the validator of the Patient Status Monitoring module, which accepts only the defined workflow states. Integration Testing confirmed that a referral created by a physician in Patient Referral is written to the notification table and appears in the receiving department's notification feed and in the nurse's Patient Status Monitoring dashboard through AJAX polling without a page reload, that a task assigned to a nurse appears under that nurse's Task Coordination list and that its completion is visible to the assigning physician, and that a patient status update entered by the nurse is reflected in the queue view built in Sprint 3 for the same visit record. Acceptance Testing involved a multi-department simulation with a physician, a nurse, a medical technologist, and a pharmacist, who handled one simulated patient through a referral and two assigned tasks and confirmed that the departments retained shared awareness of the patient's location and pending actions at peak patient volume without any verbal relay.</w:t>
-      </w:r>
-    </w:p>
-    <w:p>
-      <w:pPr>
-        <w:spacing w:line="480" w:lineRule="auto"/>
-        <w:ind w:firstLine="720"/>
-        <w:jc w:val="both"/>
-        <w:rPr>
-          <w:rFonts w:ascii="Arial" w:hAnsi="Arial" w:cs="Arial"/>
-        </w:rPr>
-      </w:pPr>
-      <w:r>
-        <w:rPr>
-          <w:rFonts w:ascii="Arial" w:hAnsi="Arial" w:cs="Arial"/>
-        </w:rPr>
-        <w:t xml:space="preserve">The Department Communication and Task Routing module was deployed to the </w:t>
-      </w:r>
-      <w:r>
-        <w:rPr>
-          <w:rFonts w:ascii="Arial" w:hAnsi="Arial" w:cs="Arial"/>
-        </w:rPr>
-        <w:lastRenderedPageBreak/>
-        <w:t>working environment. It replaces the hand-carried referral note, the verbal instruction, and the inter-office telephone follow-up with a traceable digital record showing who initiated an action, who received it, and what its current status is. The referral, task, and status data recorded here supply the coordination and department performance figures that the reporting module in Sprint 7 aggregates.</w:t>
-      </w:r>
-    </w:p>
-    <w:p>
-      <w:pPr>
-        <w:spacing w:line="480" w:lineRule="auto"/>
-        <w:jc w:val="both"/>
-        <w:rPr>
-          <w:rFonts w:ascii="Arial" w:hAnsi="Arial" w:cs="Arial"/>
-        </w:rPr>
-      </w:pPr>
-    </w:p>
-    <w:p>
-      <w:pPr>
-        <w:spacing w:line="480" w:lineRule="auto"/>
-        <w:jc w:val="both"/>
-        <w:rPr>
-          <w:rFonts w:ascii="Arial" w:hAnsi="Arial" w:cs="Arial"/>
-        </w:rPr>
-      </w:pPr>
-      <w:r>
-        <w:rPr>
-          <w:rFonts w:ascii="Arial" w:hAnsi="Arial" w:cs="Arial"/>
-          <w:b/>
-          <w:bCs/>
-        </w:rPr>
-        <w:t>Sprint 7. (Develop a system module that removes manual report compilation by automating the generation, export, and monitoring of hospital operational and compliance reports.)</w:t>
-      </w:r>
-    </w:p>
-    <w:p>
-      <w:pPr>
-        <w:spacing w:line="480" w:lineRule="auto"/>
-        <w:ind w:firstLine="720"/>
-        <w:jc w:val="both"/>
-        <w:rPr>
-          <w:rFonts w:ascii="Arial" w:hAnsi="Arial" w:cs="Arial"/>
-        </w:rPr>
-      </w:pPr>
-      <w:r>
-        <w:rPr>
-          <w:rFonts w:ascii="Arial" w:hAnsi="Arial" w:cs="Arial"/>
-        </w:rPr>
-        <w:t xml:space="preserve">Previously, operational reports are compiled by having each section count its own logbook entries and submit a handwritten or typed tally, which the administrative staff consolidate manually before submission, so that a figure can only be verified by returning to the original logbook. Sprint 7 addresses Problem 4.7. The sprint covers the Operational Oversight and Staff Activity Monitoring modules for the Hospital Chief and Medical Director and the System Monitoring module for the System Administrator. Features include the Daily Patient Census report, the Monthly Operational Performance report, the Billing and Revenue Summary, the Laboratory Utilization report, the Pharmacy Stock report, the Consultation Schedule Summary, doctor consultation statistics, department performance summaries, DOH compliance reporting, one-click export to PDF and Excel, and the administrator's activity log, error log, and data backup and restore operations. Tools include VS Code, PHP Laravel, the </w:t>
-      </w:r>
-      <w:proofErr w:type="spellStart"/>
-      <w:r>
-        <w:rPr>
-          <w:rFonts w:ascii="Arial" w:hAnsi="Arial" w:cs="Arial"/>
-        </w:rPr>
-        <w:t>DomPDF</w:t>
-      </w:r>
-      <w:proofErr w:type="spellEnd"/>
-      <w:r>
-        <w:rPr>
-          <w:rFonts w:ascii="Arial" w:hAnsi="Arial" w:cs="Arial"/>
-        </w:rPr>
-        <w:t xml:space="preserve"> export engine for PDF output and a Laravel spreadsheet package for Excel output, HTML with JavaScript chart widgets, Tailwind CSS, and MySQL analytical queries.</w:t>
-      </w:r>
-    </w:p>
-    <w:p>
-      <w:pPr>
-        <w:spacing w:line="480" w:lineRule="auto"/>
-        <w:ind w:firstLine="720"/>
-        <w:jc w:val="both"/>
-        <w:rPr>
-          <w:rFonts w:ascii="Arial" w:hAnsi="Arial" w:cs="Arial"/>
-        </w:rPr>
-      </w:pPr>
-      <w:r>
-        <w:rPr>
-          <w:rFonts w:ascii="Arial" w:hAnsi="Arial" w:cs="Arial"/>
-        </w:rPr>
-        <w:lastRenderedPageBreak/>
-        <w:t>Unit Testing validated each aggregation function on its own, comparing the counts, sums, and averages produced by the report queries against values computed by hand from a controlled sample data set, covering patient registration counts, consultation counts per physician, laboratory test counts per test type, dispensed quantity and remaining balance per medicine, and gross revenue less discounts. Integration Testing confirmed that the report generator reads from the tables owned by the six preceding sprints registration from Sprint 1, consultations and diagnoses from Sprint 2, scheduling and laboratory from Sprint 3, pharmacy from Sprint 4, billing from Sprint 5, and referrals and tasks from Sprint 6 and consolidates them into one summary without manual re-encoding, that the filter parameters for department, physician, and patient category restrict the result set correctly, that the exported PDF and Excel files contain the same figures as the on-screen report, and that the System Monitoring module records the report generation in the activity log and can produce and restore a data backup whose restored copy reproduces the same report figures. Acceptance Testing was performed with the Hospital Chief, who reviewed the generated DOH compliance report against the mandatory government reporting format and confirmed that the required fields are present and that the file exports without further editing.</w:t>
+        <w:t>counts per physician, laboratory test counts per test type, dispensed quantity and remaining balance per medicine, and gross revenue less discounts. Integration Testing confirmed that the report generator reads from the tables owned by the six preceding sprints registration from Sprint 1, consultations and diagnoses from Sprint 2, scheduling and laboratory from Sprint 3, pharmacy from Sprint 4, billing from Sprint 5, and referrals and tasks from Sprint 6 and consolidates them into one summary without manual re-encoding, that the filter parameters for department, physician, and patient category restrict the result set correctly, that the exported PDF and Excel files contain the same figures as the on-screen report, and that the System Monitoring module records the report generation in the activity log and can produce and restore a data backup whose restored copy reproduces the same report figures. Acceptance Testing was performed with the Hospital Chief, who reviewed the generated DOH compliance report against the mandatory government reporting format and confirmed that the required fields are present and that the file exports without further editing.</w:t>
       </w:r>
     </w:p>
     <w:p>

--- a/TMHIS_Chapter1,2_and_3.docx
+++ b/TMHIS_Chapter1,2_and_3.docx
@@ -963,6 +963,255 @@
         <w:rPr>
           <w:rFonts w:ascii="Arial" w:hAnsi="Arial"/>
         </w:rPr>
+        <w:t>walk-</w:t>
+      </w:r>
+      <w:r>
+        <w:rPr>
+          <w:rFonts w:ascii="Arial" w:hAnsi="Arial"/>
+        </w:rPr>
+        <w:t>in</w:t>
+      </w:r>
+      <w:r>
+        <w:rPr>
+          <w:rFonts w:ascii="Arial" w:hAnsi="Arial"/>
+        </w:rPr>
+        <w:t xml:space="preserve"> </w:t>
+      </w:r>
+      <w:r>
+        <w:rPr>
+          <w:rFonts w:ascii="Arial" w:hAnsi="Arial"/>
+        </w:rPr>
+        <w:t>consultation</w:t>
+      </w:r>
+      <w:r>
+        <w:rPr>
+          <w:rFonts w:ascii="Arial" w:hAnsi="Arial"/>
+        </w:rPr>
+        <w:t xml:space="preserve"> schedules, and treatment histories into a single accessible platform. This includes in-person consultation scheduling, doctor schedule management, automated queue numbering, </w:t>
+      </w:r>
+      <w:r>
+        <w:rPr>
+          <w:rFonts w:ascii="Arial" w:hAnsi="Arial"/>
+        </w:rPr>
+        <w:t>walk-in consultation</w:t>
+      </w:r>
+      <w:r>
+        <w:rPr>
+          <w:rFonts w:ascii="Arial" w:hAnsi="Arial"/>
+        </w:rPr>
+        <w:t xml:space="preserve"> rescheduling, </w:t>
+      </w:r>
+      <w:r>
+        <w:rPr>
+          <w:rFonts w:ascii="Arial" w:hAnsi="Arial"/>
+        </w:rPr>
+        <w:t>internal staff reminders for scheduled follow-ups</w:t>
+      </w:r>
+      <w:r>
+        <w:rPr>
+          <w:rFonts w:ascii="Arial" w:hAnsi="Arial"/>
+        </w:rPr>
+        <w:t xml:space="preserve">, </w:t>
+      </w:r>
+      <w:r>
+        <w:rPr>
+          <w:rFonts w:ascii="Arial" w:hAnsi="Arial"/>
+        </w:rPr>
+        <w:t xml:space="preserve">and daily </w:t>
+      </w:r>
+      <w:r>
+        <w:rPr>
+          <w:rFonts w:ascii="Arial" w:hAnsi="Arial"/>
+        </w:rPr>
+        <w:t>walk-in consultation</w:t>
+      </w:r>
+      <w:r>
+        <w:rPr>
+          <w:rFonts w:ascii="Arial" w:hAnsi="Arial"/>
+        </w:rPr>
+        <w:t xml:space="preserve"> listing to reduce waiting times and prevent scheduling conflicts. It also encompasses digital laboratory test requests, automated sample tracking with unique identifiers, electronic test result recording, laboratory report generation, and retrieval of previous laboratory records, eliminating the need to retrieve information from separate physical </w:t>
+      </w:r>
+      <w:r>
+        <w:rPr>
+          <w:rFonts w:ascii="Arial" w:hAnsi="Arial"/>
+        </w:rPr>
+        <w:lastRenderedPageBreak/>
+        <w:t>folders across different departments and reducing paper-based errors and delays.</w:t>
+      </w:r>
+    </w:p>
+    <w:p>
+      <w:pPr>
+        <w:spacing w:line="480" w:lineRule="auto"/>
+        <w:ind w:left="1080"/>
+        <w:jc w:val="both"/>
+        <w:rPr>
+          <w:rFonts w:ascii="Arial" w:eastAsia="Aptos" w:hAnsi="Arial" w:cs="Arial"/>
+          <w:b/>
+          <w:bCs/>
+        </w:rPr>
+      </w:pPr>
+      <w:r>
+        <w:rPr>
+          <w:rFonts w:ascii="Arial" w:hAnsi="Arial"/>
+          <w:b/>
+        </w:rPr>
+        <w:t>6.4 Pharmacy &amp; Inventory</w:t>
+      </w:r>
+    </w:p>
+    <w:p>
+      <w:pPr>
+        <w:spacing w:line="480" w:lineRule="auto"/>
+        <w:ind w:left="1080" w:firstLine="360"/>
+        <w:jc w:val="both"/>
+        <w:rPr>
+          <w:rFonts w:ascii="Arial" w:eastAsia="Aptos" w:hAnsi="Arial" w:cs="Arial"/>
+        </w:rPr>
+      </w:pPr>
+      <w:r>
+        <w:rPr>
+          <w:rFonts w:ascii="Arial" w:eastAsia="Aptos" w:hAnsi="Arial" w:cs="Arial"/>
+        </w:rPr>
+        <w:t>Processes electronic prescriptions, monitors medicine inventory levels with automated low-stock and expiry alerts, tracks medicine dispensing records, and maintains accurate stock counts to prevent discrepancies and ensure timely medication distribution.</w:t>
+      </w:r>
+    </w:p>
+    <w:p>
+      <w:pPr>
+        <w:spacing w:line="480" w:lineRule="auto"/>
+        <w:ind w:left="1080"/>
+        <w:jc w:val="both"/>
+        <w:rPr>
+          <w:rFonts w:ascii="Arial" w:eastAsia="Aptos" w:hAnsi="Arial" w:cs="Arial"/>
+          <w:b/>
+          <w:bCs/>
+        </w:rPr>
+      </w:pPr>
+      <w:r>
+        <w:rPr>
+          <w:rFonts w:ascii="Arial" w:hAnsi="Arial"/>
+          <w:b/>
+        </w:rPr>
+        <w:t>6.5 Billing and Payment</w:t>
+      </w:r>
+    </w:p>
+    <w:p>
+      <w:pPr>
+        <w:spacing w:line="480" w:lineRule="auto"/>
+        <w:ind w:left="1080" w:firstLine="360"/>
+        <w:jc w:val="both"/>
+        <w:rPr>
+          <w:rFonts w:ascii="Arial" w:eastAsia="Aptos" w:hAnsi="Arial" w:cs="Arial"/>
+        </w:rPr>
+      </w:pPr>
+      <w:r>
+        <w:rPr>
+          <w:rFonts w:ascii="Arial" w:eastAsia="Aptos" w:hAnsi="Arial" w:cs="Arial"/>
+        </w:rPr>
+        <w:t>Automatically computes charges based on services rendered</w:t>
+      </w:r>
+      <w:r>
+        <w:rPr>
+          <w:rFonts w:ascii="Arial" w:eastAsia="Aptos" w:hAnsi="Arial" w:cs="Arial"/>
+        </w:rPr>
+        <w:t xml:space="preserve"> and </w:t>
+      </w:r>
+      <w:r>
+        <w:rPr>
+          <w:rFonts w:ascii="Arial" w:eastAsia="Aptos" w:hAnsi="Arial" w:cs="Arial"/>
+        </w:rPr>
+        <w:t xml:space="preserve">with </w:t>
+      </w:r>
+      <w:r>
+        <w:rPr>
+          <w:rFonts w:ascii="Arial" w:hAnsi="Arial" w:cs="Arial"/>
+        </w:rPr>
+        <w:t>PhilHealth coverage deduction</w:t>
+      </w:r>
+      <w:r>
+        <w:rPr>
+          <w:rFonts w:ascii="Arial" w:hAnsi="Arial" w:cs="Arial"/>
+        </w:rPr>
+        <w:t xml:space="preserve"> depending on a patient</w:t>
+      </w:r>
+      <w:r>
+        <w:rPr>
+          <w:rFonts w:ascii="Arial" w:eastAsia="Aptos" w:hAnsi="Arial" w:cs="Arial"/>
+        </w:rPr>
+        <w:t>, generates digital invoices, records payments with transaction references, manages billing histories, and prints official receipts to eliminate manual calculation errors and lost records.</w:t>
+      </w:r>
+    </w:p>
+    <w:p>
+      <w:pPr>
+        <w:spacing w:line="480" w:lineRule="auto"/>
+        <w:ind w:left="1080"/>
+        <w:jc w:val="both"/>
+        <w:rPr>
+          <w:rFonts w:ascii="Arial" w:eastAsia="Aptos" w:hAnsi="Arial" w:cs="Arial"/>
+          <w:b/>
+          <w:bCs/>
+        </w:rPr>
+      </w:pPr>
+      <w:r>
+        <w:rPr>
+          <w:rFonts w:ascii="Arial" w:hAnsi="Arial"/>
+          <w:b/>
+        </w:rPr>
+        <w:t>6.6 Real-Time Department Communication &amp; Task Routing</w:t>
+      </w:r>
+    </w:p>
+    <w:p>
+      <w:pPr>
+        <w:spacing w:line="480" w:lineRule="auto"/>
+        <w:ind w:left="1080" w:firstLine="360"/>
+        <w:jc w:val="both"/>
+        <w:rPr>
+          <w:rFonts w:ascii="Arial" w:eastAsia="Aptos" w:hAnsi="Arial" w:cs="Arial"/>
+        </w:rPr>
+      </w:pPr>
+      <w:r>
+        <w:rPr>
+          <w:rFonts w:ascii="Arial" w:hAnsi="Arial"/>
+        </w:rPr>
+        <w:t>Enables authorized personnel across departments to send and receive patient referrals, task assignments, status updates, and internal notifications within the system, replacing manual document hand-offs and verbal relay between departments with traceable digital communication.</w:t>
+      </w:r>
+    </w:p>
+    <w:p>
+      <w:pPr>
+        <w:spacing w:line="480" w:lineRule="auto"/>
+        <w:ind w:left="1080"/>
+        <w:jc w:val="both"/>
+        <w:rPr>
+          <w:rFonts w:ascii="Arial" w:eastAsia="Aptos" w:hAnsi="Arial" w:cs="Arial"/>
+          <w:b/>
+          <w:bCs/>
+        </w:rPr>
+      </w:pPr>
+      <w:r>
+        <w:rPr>
+          <w:rFonts w:ascii="Arial" w:hAnsi="Arial"/>
+          <w:b/>
+        </w:rPr>
+        <w:t>6.7 Automated Report Generation</w:t>
+      </w:r>
+    </w:p>
+    <w:p>
+      <w:pPr>
+        <w:spacing w:line="480" w:lineRule="auto"/>
+        <w:ind w:left="1080" w:firstLine="360"/>
+        <w:jc w:val="both"/>
+        <w:rPr>
+          <w:rFonts w:ascii="Arial" w:eastAsia="Aptos" w:hAnsi="Arial" w:cs="Arial"/>
+        </w:rPr>
+      </w:pPr>
+      <w:r>
+        <w:rPr>
+          <w:rFonts w:ascii="Arial" w:eastAsia="Aptos" w:hAnsi="Arial" w:cs="Arial"/>
+        </w:rPr>
+        <w:t xml:space="preserve">Generates printable and exportable reports including daily patient census, </w:t>
+      </w:r>
+      <w:r>
+        <w:rPr>
+          <w:rFonts w:ascii="Arial" w:hAnsi="Arial"/>
+        </w:rPr>
         <w:t>walk-in</w:t>
       </w:r>
       <w:r>
@@ -975,245 +1224,20 @@
         <w:rPr>
           <w:rFonts w:ascii="Arial" w:hAnsi="Arial"/>
         </w:rPr>
-        <w:t xml:space="preserve"> consultation</w:t>
-      </w:r>
-      <w:r>
-        <w:rPr>
-          <w:rFonts w:ascii="Arial" w:hAnsi="Arial"/>
-        </w:rPr>
-        <w:t xml:space="preserve"> schedules, and treatment histories into a single accessible platform. This includes in-person consultation scheduling, doctor schedule management, automated queue numbering, </w:t>
-      </w:r>
-      <w:r>
-        <w:rPr>
-          <w:rFonts w:ascii="Arial" w:hAnsi="Arial"/>
-        </w:rPr>
-        <w:t>walk-in consultation</w:t>
-      </w:r>
-      <w:r>
-        <w:rPr>
-          <w:rFonts w:ascii="Arial" w:hAnsi="Arial"/>
-        </w:rPr>
-        <w:t xml:space="preserve"> rescheduling, reminder notifications, and daily </w:t>
-      </w:r>
-      <w:r>
-        <w:rPr>
-          <w:rFonts w:ascii="Arial" w:hAnsi="Arial"/>
-        </w:rPr>
-        <w:t>walk-in consultation</w:t>
-      </w:r>
-      <w:r>
-        <w:rPr>
-          <w:rFonts w:ascii="Arial" w:hAnsi="Arial"/>
-        </w:rPr>
-        <w:t xml:space="preserve"> listing to reduce waiting times and prevent scheduling conflicts. It also encompasses digital laboratory test requests, automated sample tracking with unique identifiers, electronic test result recording, laboratory report generation, and retrieval of previous laboratory records, eliminating the need to retrieve information from separate physical folders across different </w:t>
-      </w:r>
-      <w:r>
-        <w:rPr>
-          <w:rFonts w:ascii="Arial" w:hAnsi="Arial"/>
+        <w:t>consultation</w:t>
+      </w:r>
+      <w:r>
+        <w:rPr>
+          <w:rFonts w:ascii="Arial" w:eastAsia="Aptos" w:hAnsi="Arial" w:cs="Arial"/>
+        </w:rPr>
+        <w:t xml:space="preserve"> summaries, laboratory utilization reports, pharmacy stock </w:t>
+      </w:r>
+      <w:r>
+        <w:rPr>
+          <w:rFonts w:ascii="Arial" w:eastAsia="Aptos" w:hAnsi="Arial" w:cs="Arial"/>
         </w:rPr>
         <w:lastRenderedPageBreak/>
-        <w:t>departments and reducing paper-based errors and delays.</w:t>
-      </w:r>
-    </w:p>
-    <w:p>
-      <w:pPr>
-        <w:spacing w:line="480" w:lineRule="auto"/>
-        <w:ind w:left="1080"/>
-        <w:jc w:val="both"/>
-        <w:rPr>
-          <w:rFonts w:ascii="Arial" w:eastAsia="Aptos" w:hAnsi="Arial" w:cs="Arial"/>
-          <w:b/>
-          <w:bCs/>
-        </w:rPr>
-      </w:pPr>
-      <w:r>
-        <w:rPr>
-          <w:rFonts w:ascii="Arial" w:hAnsi="Arial"/>
-          <w:b/>
-        </w:rPr>
-        <w:t>6.4 Pharmacy &amp; Inventory</w:t>
-      </w:r>
-    </w:p>
-    <w:p>
-      <w:pPr>
-        <w:spacing w:line="480" w:lineRule="auto"/>
-        <w:ind w:left="1080" w:firstLine="360"/>
-        <w:jc w:val="both"/>
-        <w:rPr>
-          <w:rFonts w:ascii="Arial" w:eastAsia="Aptos" w:hAnsi="Arial" w:cs="Arial"/>
-        </w:rPr>
-      </w:pPr>
-      <w:r>
-        <w:rPr>
-          <w:rFonts w:ascii="Arial" w:eastAsia="Aptos" w:hAnsi="Arial" w:cs="Arial"/>
-        </w:rPr>
-        <w:t>Processes electronic prescriptions, monitors medicine inventory levels with automated low-stock and expiry alerts, tracks medicine dispensing records, and maintains accurate stock counts to prevent discrepancies and ensure timely medication distribution.</w:t>
-      </w:r>
-    </w:p>
-    <w:p>
-      <w:pPr>
-        <w:spacing w:line="480" w:lineRule="auto"/>
-        <w:ind w:left="1080"/>
-        <w:jc w:val="both"/>
-        <w:rPr>
-          <w:rFonts w:ascii="Arial" w:eastAsia="Aptos" w:hAnsi="Arial" w:cs="Arial"/>
-          <w:b/>
-          <w:bCs/>
-        </w:rPr>
-      </w:pPr>
-      <w:r>
-        <w:rPr>
-          <w:rFonts w:ascii="Arial" w:hAnsi="Arial"/>
-          <w:b/>
-        </w:rPr>
-        <w:t>6.5 Billing and Payment</w:t>
-      </w:r>
-    </w:p>
-    <w:p>
-      <w:pPr>
-        <w:spacing w:line="480" w:lineRule="auto"/>
-        <w:ind w:left="1080" w:firstLine="360"/>
-        <w:jc w:val="both"/>
-        <w:rPr>
-          <w:rFonts w:ascii="Arial" w:eastAsia="Aptos" w:hAnsi="Arial" w:cs="Arial"/>
-        </w:rPr>
-      </w:pPr>
-      <w:r>
-        <w:rPr>
-          <w:rFonts w:ascii="Arial" w:eastAsia="Aptos" w:hAnsi="Arial" w:cs="Arial"/>
-        </w:rPr>
-        <w:t>Automatically computes charges based on services rendered</w:t>
-      </w:r>
-      <w:r>
-        <w:rPr>
-          <w:rFonts w:ascii="Arial" w:eastAsia="Aptos" w:hAnsi="Arial" w:cs="Arial"/>
-        </w:rPr>
-        <w:t xml:space="preserve"> and </w:t>
-      </w:r>
-      <w:r>
-        <w:rPr>
-          <w:rFonts w:ascii="Arial" w:eastAsia="Aptos" w:hAnsi="Arial" w:cs="Arial"/>
-        </w:rPr>
-        <w:t xml:space="preserve">with </w:t>
-      </w:r>
-      <w:r>
-        <w:rPr>
-          <w:rFonts w:ascii="Arial" w:hAnsi="Arial" w:cs="Arial"/>
-        </w:rPr>
-        <w:t>PhilHealth coverage deduction</w:t>
-      </w:r>
-      <w:r>
-        <w:rPr>
-          <w:rFonts w:ascii="Arial" w:hAnsi="Arial" w:cs="Arial"/>
-        </w:rPr>
-        <w:t xml:space="preserve"> depending on a patient</w:t>
-      </w:r>
-      <w:r>
-        <w:rPr>
-          <w:rFonts w:ascii="Arial" w:eastAsia="Aptos" w:hAnsi="Arial" w:cs="Arial"/>
-        </w:rPr>
-        <w:t>, generates digital invoices, records payments with transaction references, manages billing histories, and prints official receipts to eliminate manual calculation errors and lost records.</w:t>
-      </w:r>
-    </w:p>
-    <w:p>
-      <w:pPr>
-        <w:spacing w:line="480" w:lineRule="auto"/>
-        <w:ind w:left="1080"/>
-        <w:jc w:val="both"/>
-        <w:rPr>
-          <w:rFonts w:ascii="Arial" w:eastAsia="Aptos" w:hAnsi="Arial" w:cs="Arial"/>
-          <w:b/>
-          <w:bCs/>
-        </w:rPr>
-      </w:pPr>
-      <w:r>
-        <w:rPr>
-          <w:rFonts w:ascii="Arial" w:hAnsi="Arial"/>
-          <w:b/>
-        </w:rPr>
-        <w:t>6.6 Real-Time Department Communication &amp; Task Routing</w:t>
-      </w:r>
-    </w:p>
-    <w:p>
-      <w:pPr>
-        <w:spacing w:line="480" w:lineRule="auto"/>
-        <w:ind w:left="1080" w:firstLine="360"/>
-        <w:jc w:val="both"/>
-        <w:rPr>
-          <w:rFonts w:ascii="Arial" w:eastAsia="Aptos" w:hAnsi="Arial" w:cs="Arial"/>
-        </w:rPr>
-      </w:pPr>
-      <w:r>
-        <w:rPr>
-          <w:rFonts w:ascii="Arial" w:hAnsi="Arial"/>
-        </w:rPr>
-        <w:t>Enables authorized personnel across departments to send and receive patient referrals, task assignments, status updates, and internal notifications within the system, replacing manual document hand-offs and verbal relay between departments with traceable digital communication.</w:t>
-      </w:r>
-    </w:p>
-    <w:p>
-      <w:pPr>
-        <w:spacing w:line="480" w:lineRule="auto"/>
-        <w:ind w:left="1080"/>
-        <w:jc w:val="both"/>
-        <w:rPr>
-          <w:rFonts w:ascii="Arial" w:eastAsia="Aptos" w:hAnsi="Arial" w:cs="Arial"/>
-          <w:b/>
-          <w:bCs/>
-        </w:rPr>
-      </w:pPr>
-      <w:r>
-        <w:rPr>
-          <w:rFonts w:ascii="Arial" w:hAnsi="Arial"/>
-          <w:b/>
-        </w:rPr>
-        <w:t>6.7 Automated Report Generation</w:t>
-      </w:r>
-    </w:p>
-    <w:p>
-      <w:pPr>
-        <w:spacing w:line="480" w:lineRule="auto"/>
-        <w:ind w:left="1080" w:firstLine="360"/>
-        <w:jc w:val="both"/>
-        <w:rPr>
-          <w:rFonts w:ascii="Arial" w:eastAsia="Aptos" w:hAnsi="Arial" w:cs="Arial"/>
-        </w:rPr>
-      </w:pPr>
-      <w:r>
-        <w:rPr>
-          <w:rFonts w:ascii="Arial" w:eastAsia="Aptos" w:hAnsi="Arial" w:cs="Arial"/>
-        </w:rPr>
-        <w:t xml:space="preserve">Generates printable and exportable reports including daily patient census, </w:t>
-      </w:r>
-      <w:r>
-        <w:rPr>
-          <w:rFonts w:ascii="Arial" w:hAnsi="Arial"/>
-        </w:rPr>
-        <w:t>walk-in</w:t>
-      </w:r>
-      <w:r>
-        <w:rPr>
-          <w:rFonts w:ascii="Arial" w:hAnsi="Arial"/>
-        </w:rPr>
-        <w:t xml:space="preserve"> </w:t>
-      </w:r>
-      <w:r>
-        <w:rPr>
-          <w:rFonts w:ascii="Arial" w:hAnsi="Arial"/>
-        </w:rPr>
-        <w:t>consultation</w:t>
-      </w:r>
-      <w:r>
-        <w:rPr>
-          <w:rFonts w:ascii="Arial" w:eastAsia="Aptos" w:hAnsi="Arial" w:cs="Arial"/>
-        </w:rPr>
-        <w:t xml:space="preserve"> summaries, laboratory utilization reports, pharmacy stock reports, billing summaries, and monthly operational performance reports for </w:t>
-      </w:r>
-      <w:r>
-        <w:rPr>
-          <w:rFonts w:ascii="Arial" w:eastAsia="Aptos" w:hAnsi="Arial" w:cs="Arial"/>
-        </w:rPr>
-        <w:lastRenderedPageBreak/>
-        <w:t>hospital administrators and DOH compliance.</w:t>
+        <w:t>reports, billing summaries, and monthly operational performance reports for hospital administrators and DOH compliance.</w:t>
       </w:r>
     </w:p>
     <w:p>
@@ -1490,7 +1514,14 @@
         <w:rPr>
           <w:rFonts w:ascii="Arial" w:eastAsia="Aptos" w:hAnsi="Arial" w:cs="Arial"/>
         </w:rPr>
-        <w:t>The development of the proposed system is motivated by the following objectives:</w:t>
+        <w:t xml:space="preserve">The development of the proposed system is motivated by the following </w:t>
+      </w:r>
+      <w:r>
+        <w:rPr>
+          <w:rFonts w:ascii="Arial" w:eastAsia="Aptos" w:hAnsi="Arial" w:cs="Arial"/>
+        </w:rPr>
+        <w:lastRenderedPageBreak/>
+        <w:t>objectives:</w:t>
       </w:r>
     </w:p>
     <w:p>
@@ -1508,7 +1539,6 @@
           <w:b/>
           <w:bCs/>
         </w:rPr>
-        <w:lastRenderedPageBreak/>
         <w:t>9.1</w:t>
       </w:r>
       <w:r>
@@ -1690,20 +1720,14 @@
           <w:rFonts w:ascii="Arial" w:hAnsi="Arial"/>
           <w:b/>
         </w:rPr>
+        <w:lastRenderedPageBreak/>
         <w:t>9.7</w:t>
       </w:r>
       <w:r>
         <w:rPr>
           <w:rFonts w:ascii="Arial" w:hAnsi="Arial"/>
         </w:rPr>
-        <w:t xml:space="preserve"> To generate accurate and timely operational reports automatically, supporting hospital administrators in monitoring daily operations, evaluating </w:t>
-      </w:r>
-      <w:r>
-        <w:rPr>
-          <w:rFonts w:ascii="Arial" w:hAnsi="Arial"/>
-        </w:rPr>
-        <w:lastRenderedPageBreak/>
-        <w:t>department performance, and making informed decisions.</w:t>
+        <w:t xml:space="preserve"> To generate accurate and timely operational reports automatically, supporting hospital administrators in monitoring daily operations, evaluating department performance, and making informed decisions.</w:t>
       </w:r>
     </w:p>
     <w:p>
@@ -1920,14 +1944,8 @@
         <w:rPr>
           <w:rFonts w:ascii="Arial" w:hAnsi="Arial"/>
         </w:rPr>
-        <w:t xml:space="preserve">Ensures accurate prescription processing, medicine dispensing, inventory monitoring, and expiry tracking through automated stock management, </w:t>
-      </w:r>
-      <w:r>
-        <w:rPr>
-          <w:rFonts w:ascii="Arial" w:hAnsi="Arial"/>
-        </w:rPr>
         <w:lastRenderedPageBreak/>
-        <w:t>reducing stock discrepancies and preventing medicine shortages.</w:t>
+        <w:t>Ensures accurate prescription processing, medicine dispensing, inventory monitoring, and expiry tracking through automated stock management, reducing stock discrepancies and preventing medicine shortages.</w:t>
       </w:r>
     </w:p>
     <w:p>
@@ -2124,7 +2142,14 @@
         <w:rPr>
           <w:rFonts w:ascii="Arial" w:hAnsi="Arial" w:cs="Arial"/>
         </w:rPr>
-        <w:t>– Manages user accounts, configures role-based access control (RBAC), oversees system settings, and performs database backup operations.</w:t>
+        <w:t xml:space="preserve">– Manages user accounts, configures role-based access </w:t>
+      </w:r>
+      <w:r>
+        <w:rPr>
+          <w:rFonts w:ascii="Arial" w:hAnsi="Arial" w:cs="Arial"/>
+        </w:rPr>
+        <w:lastRenderedPageBreak/>
+        <w:t>control (RBAC), oversees system settings, and performs database backup operations.</w:t>
       </w:r>
     </w:p>
     <w:p>
@@ -2143,7 +2168,6 @@
           <w:rFonts w:ascii="Arial" w:hAnsi="Arial"/>
           <w:b/>
         </w:rPr>
-        <w:lastRenderedPageBreak/>
         <w:t>Hospital Chief / Medical Director</w:t>
       </w:r>
       <w:r>
@@ -2343,20 +2367,14 @@
           <w:rFonts w:ascii="Arial" w:hAnsi="Arial"/>
           <w:b/>
         </w:rPr>
+        <w:lastRenderedPageBreak/>
         <w:t>Billing / Cashier Staff</w:t>
       </w:r>
       <w:r>
         <w:rPr>
           <w:rFonts w:ascii="Arial" w:hAnsi="Arial"/>
         </w:rPr>
-        <w:t xml:space="preserve"> – Computes patient charges based on rendered services, generates invoices, processes and records payments, and issues official </w:t>
-      </w:r>
-      <w:r>
-        <w:rPr>
-          <w:rFonts w:ascii="Arial" w:hAnsi="Arial"/>
-        </w:rPr>
-        <w:lastRenderedPageBreak/>
-        <w:t>receipts through the system.</w:t>
+        <w:t xml:space="preserve"> – Computes patient charges based on rendered services, generates invoices, processes and records payments, and issues official receipts through the system.</w:t>
       </w:r>
     </w:p>
     <w:p>
@@ -2379,19 +2397,19 @@
         <w:rPr>
           <w:rFonts w:ascii="Arial" w:hAnsi="Arial"/>
         </w:rPr>
-        <w:t xml:space="preserve"> – Benefits from faster registration, reduced waiting times, organized </w:t>
-      </w:r>
-      <w:r>
-        <w:rPr>
-          <w:rFonts w:ascii="Arial" w:hAnsi="Arial"/>
-        </w:rPr>
-        <w:t xml:space="preserve">request </w:t>
-      </w:r>
-      <w:r>
-        <w:rPr>
-          <w:rFonts w:ascii="Arial" w:hAnsi="Arial"/>
-        </w:rPr>
-        <w:t>consultation scheduling, timely access to laboratory results, and continuity of medical records across visits.</w:t>
+        <w:t xml:space="preserve"> – Benefits from faster registration, reduced waiting times, </w:t>
+      </w:r>
+      <w:r>
+        <w:rPr>
+          <w:rFonts w:ascii="Arial" w:hAnsi="Arial"/>
+        </w:rPr>
+        <w:t>organized staff-managed consultation queueing</w:t>
+      </w:r>
+      <w:r>
+        <w:rPr>
+          <w:rFonts w:ascii="Arial" w:hAnsi="Arial"/>
+        </w:rPr>
+        <w:t>, timely access to laboratory results, and continuity of medical records across visits.</w:t>
       </w:r>
     </w:p>
     <w:p>
@@ -2801,7 +2819,15 @@
           <w:rFonts w:ascii="Arial" w:eastAsia="Arial" w:hAnsi="Arial" w:cs="Arial"/>
           <w:lang w:val="en-PH"/>
         </w:rPr>
-        <w:t xml:space="preserve">Hospital Information Systems are described in the literature as enterprise platforms that consolidate clinical documentation, diagnostic ordering, medication management, and financial transactions into a single institutional database, replacing the departmental record silos characteristic of paper-based hospitals. Reviews of digital technology adoption in hospital settings report that consolidation reduces duplicate encoding, shortens record retrieval time, and produces the structured transaction data required for routine operational reporting (Abimanyu et al., 2025; Lawal </w:t>
+        <w:t xml:space="preserve">Hospital Information Systems are described in the literature as enterprise platforms that consolidate clinical documentation, diagnostic ordering, medication management, and financial transactions into a single institutional database, replacing the departmental record silos characteristic of paper-based hospitals. Reviews of digital technology adoption in hospital settings report that consolidation reduces duplicate encoding, </w:t>
+      </w:r>
+      <w:r>
+        <w:rPr>
+          <w:rFonts w:ascii="Arial" w:eastAsia="Arial" w:hAnsi="Arial" w:cs="Arial"/>
+          <w:lang w:val="en-PH"/>
+        </w:rPr>
+        <w:lastRenderedPageBreak/>
+        <w:t xml:space="preserve">shortens record retrieval time, and produces the structured transaction data required for routine operational reporting (Abimanyu et al., 2025; Lawal </w:t>
       </w:r>
       <w:proofErr w:type="spellStart"/>
       <w:r>
@@ -2817,7 +2843,75 @@
           <w:rFonts w:ascii="Arial" w:eastAsia="Arial" w:hAnsi="Arial" w:cs="Arial"/>
           <w:lang w:val="en-PH"/>
         </w:rPr>
-        <w:t xml:space="preserve"> et al., 2025). The </w:t>
+        <w:t xml:space="preserve"> et al., 2025). The literature further establishes that modular architecture, in which registration, clinical, diagnostic, pharmacy, and billing functions are developed as discrete but data-linked components, is the prevailing design approach because it allows facilities to deploy incrementally rather than replacing all workflows simultaneously (Lawal </w:t>
+      </w:r>
+      <w:proofErr w:type="spellStart"/>
+      <w:r>
+        <w:rPr>
+          <w:rFonts w:ascii="Arial" w:eastAsia="Arial" w:hAnsi="Arial" w:cs="Arial"/>
+          <w:lang w:val="en-PH"/>
+        </w:rPr>
+        <w:t>Bagiwa</w:t>
+      </w:r>
+      <w:proofErr w:type="spellEnd"/>
+      <w:r>
+        <w:rPr>
+          <w:rFonts w:ascii="Arial" w:eastAsia="Arial" w:hAnsi="Arial" w:cs="Arial"/>
+          <w:lang w:val="en-PH"/>
+        </w:rPr>
+        <w:t xml:space="preserve"> et al., 2025). However, the reviewed literature is drawn overwhelmingly from tertiary and private hospital environments with dedicated information technology personnel, and it does not address the design constraints of a small municipal government hospital where a single administrative unit operates every module and no in-house developer is available for maintenance.</w:t>
+      </w:r>
+    </w:p>
+    <w:p>
+      <w:pPr>
+        <w:spacing w:line="480" w:lineRule="auto"/>
+        <w:ind w:left="482" w:hangingChars="200" w:hanging="482"/>
+        <w:jc w:val="both"/>
+        <w:rPr>
+          <w:rFonts w:ascii="Arial" w:eastAsia="Arial" w:hAnsi="Arial" w:cs="Arial"/>
+          <w:lang w:val="en-PH"/>
+        </w:rPr>
+      </w:pPr>
+      <w:r>
+        <w:rPr>
+          <w:rFonts w:ascii="Arial" w:eastAsia="Arial" w:hAnsi="Arial" w:cs="Arial"/>
+          <w:b/>
+          <w:bCs/>
+          <w:lang w:val="en-PH"/>
+        </w:rPr>
+        <w:t>Electronic Medical Records and Continuity of Patient Care</w:t>
+      </w:r>
+    </w:p>
+    <w:p>
+      <w:pPr>
+        <w:spacing w:line="480" w:lineRule="auto"/>
+        <w:ind w:firstLine="482"/>
+        <w:jc w:val="both"/>
+        <w:rPr>
+          <w:rFonts w:ascii="Arial" w:eastAsia="Arial" w:hAnsi="Arial" w:cs="Arial"/>
+          <w:lang w:val="en-PH"/>
+        </w:rPr>
+      </w:pPr>
+      <w:r>
+        <w:rPr>
+          <w:rFonts w:ascii="Arial" w:eastAsia="Arial" w:hAnsi="Arial" w:cs="Arial"/>
+          <w:lang w:val="en-PH"/>
+        </w:rPr>
+        <w:t xml:space="preserve">The literature on electronic medical records identifies the replacement of the single physical patient folder as the principal source of clinical benefit, since a digital chart can be read concurrently by nursing, medical, diagnostic, and records personnel without physical transfer between departments. Systematic reviews of physician perspectives in developing economies report that structured digital charting improves the completeness and legibility of consultation records and preserves patient history across visits, while also identifying documentation burden, interface complexity, and inconsistent electricity and connectivity as the dominant barriers to sustained use (Derecho et al., 2024). This body of literature consistently frames record continuity, rather than analytical sophistication, as the primary value proposition of electronic records in low-resource settings. However, these reviews concentrate on physician-facing charting </w:t>
+      </w:r>
+      <w:r>
+        <w:rPr>
+          <w:rFonts w:ascii="Arial" w:eastAsia="Arial" w:hAnsi="Arial" w:cs="Arial"/>
+          <w:lang w:val="en-PH"/>
+        </w:rPr>
+        <w:t>behavior</w:t>
+      </w:r>
+      <w:r>
+        <w:rPr>
+          <w:rFonts w:ascii="Arial" w:eastAsia="Arial" w:hAnsi="Arial" w:cs="Arial"/>
+          <w:lang w:val="en-PH"/>
+        </w:rPr>
+        <w:t xml:space="preserve"> and do not examine how </w:t>
       </w:r>
       <w:r>
         <w:rPr>
@@ -2825,7 +2919,59 @@
           <w:lang w:val="en-PH"/>
         </w:rPr>
         <w:lastRenderedPageBreak/>
-        <w:t xml:space="preserve">literature further establishes that modular architecture, in which registration, clinical, diagnostic, pharmacy, and billing functions are developed as discrete but data-linked components, is the prevailing design approach because it allows facilities to deploy incrementally rather than replacing all workflows simultaneously (Lawal </w:t>
+        <w:t>a shared electronic record functions across the wider set of hospital roles that a municipal facility must accommodate, including nursing vital-signs capture, medical technologist result entry, pharmacy dispensing, and cashier charge posting operating on the same patient record within one service day.</w:t>
+      </w:r>
+    </w:p>
+    <w:p>
+      <w:pPr>
+        <w:spacing w:line="480" w:lineRule="auto"/>
+        <w:ind w:left="482" w:hangingChars="200" w:hanging="482"/>
+        <w:jc w:val="both"/>
+        <w:rPr>
+          <w:rFonts w:ascii="Arial" w:eastAsia="Arial" w:hAnsi="Arial" w:cs="Arial"/>
+          <w:lang w:val="en-PH"/>
+        </w:rPr>
+      </w:pPr>
+      <w:r>
+        <w:rPr>
+          <w:rFonts w:ascii="Arial" w:eastAsia="Arial" w:hAnsi="Arial" w:cs="Arial"/>
+          <w:b/>
+          <w:bCs/>
+          <w:lang w:val="en-PH"/>
+        </w:rPr>
+        <w:t>Laboratory Information Systems and Diagnostic Data Integration</w:t>
+      </w:r>
+    </w:p>
+    <w:p>
+      <w:pPr>
+        <w:spacing w:line="480" w:lineRule="auto"/>
+        <w:ind w:firstLine="482"/>
+        <w:jc w:val="both"/>
+        <w:rPr>
+          <w:rFonts w:ascii="Arial" w:eastAsia="Arial" w:hAnsi="Arial" w:cs="Arial"/>
+          <w:lang w:val="en-PH"/>
+        </w:rPr>
+      </w:pPr>
+      <w:r>
+        <w:rPr>
+          <w:rFonts w:ascii="Arial" w:eastAsia="Arial" w:hAnsi="Arial" w:cs="Arial"/>
+          <w:lang w:val="en-PH"/>
+        </w:rPr>
+        <w:t xml:space="preserve">Literature on laboratory informatics addresses the electronic linkage between the clinical request, the physical specimen, and the released result. A systematic review of integration technologies in laboratory information systems reports that structured electronic ordering with unique specimen identifiers reduces </w:t>
+      </w:r>
+      <w:r>
+        <w:rPr>
+          <w:rFonts w:ascii="Arial" w:eastAsia="Arial" w:hAnsi="Arial" w:cs="Arial"/>
+          <w:lang w:val="en-PH"/>
+        </w:rPr>
+        <w:t>mislabeling</w:t>
+      </w:r>
+      <w:r>
+        <w:rPr>
+          <w:rFonts w:ascii="Arial" w:eastAsia="Arial" w:hAnsi="Arial" w:cs="Arial"/>
+          <w:lang w:val="en-PH"/>
+        </w:rPr>
+        <w:t xml:space="preserve"> and transcription error, and that automated write-back of validated results into the requesting patient's record eliminates the physical return of paper result slips (</w:t>
       </w:r>
       <w:proofErr w:type="spellStart"/>
       <w:r>
@@ -2833,7 +2979,7 @@
           <w:rFonts w:ascii="Arial" w:eastAsia="Arial" w:hAnsi="Arial" w:cs="Arial"/>
           <w:lang w:val="en-PH"/>
         </w:rPr>
-        <w:t>Bagiwa</w:t>
+        <w:t>Edayan</w:t>
       </w:r>
       <w:proofErr w:type="spellEnd"/>
       <w:r>
@@ -2841,7 +2987,21 @@
           <w:rFonts w:ascii="Arial" w:eastAsia="Arial" w:hAnsi="Arial" w:cs="Arial"/>
           <w:lang w:val="en-PH"/>
         </w:rPr>
-        <w:t xml:space="preserve"> et al., 2025). However, the reviewed literature is drawn overwhelmingly from tertiary and private hospital environments with dedicated information technology personnel, and it does not address the design constraints of a small municipal government hospital where a single administrative unit operates every module and no in-house developer is available for maintenance.</w:t>
+        <w:t xml:space="preserve"> et al., 2024). The same literature identifies reference-range configuration and result flagging as standard functional requirements, since these support interpretation at the point of release rather than at a later review. However, this literature is written largely around high-throughput clinical laboratories with automated </w:t>
+      </w:r>
+      <w:r>
+        <w:rPr>
+          <w:rFonts w:ascii="Arial" w:eastAsia="Arial" w:hAnsi="Arial" w:cs="Arial"/>
+          <w:lang w:val="en-PH"/>
+        </w:rPr>
+        <w:t>analyzers</w:t>
+      </w:r>
+      <w:r>
+        <w:rPr>
+          <w:rFonts w:ascii="Arial" w:eastAsia="Arial" w:hAnsi="Arial" w:cs="Arial"/>
+          <w:lang w:val="en-PH"/>
+        </w:rPr>
+        <w:t xml:space="preserve"> and interface engines, and it offers limited design guidance for a small municipal laboratory in which specimen collection, processing, and result encoding are performed manually by one or two medical technologists.</w:t>
       </w:r>
     </w:p>
     <w:p>
@@ -2861,7 +3021,7 @@
           <w:bCs/>
           <w:lang w:val="en-PH"/>
         </w:rPr>
-        <w:t>Electronic Medical Records and Continuity of Patient Care</w:t>
+        <w:t>Electronic Prescribing and Pharmacy Inventory Control</w:t>
       </w:r>
     </w:p>
     <w:p>
@@ -2879,7 +3039,388 @@
           <w:rFonts w:ascii="Arial" w:eastAsia="Arial" w:hAnsi="Arial" w:cs="Arial"/>
           <w:lang w:val="en-PH"/>
         </w:rPr>
-        <w:t xml:space="preserve">The literature on electronic medical records identifies the replacement of the single physical patient folder as the principal source of clinical benefit, since a digital chart can be read concurrently by nursing, medical, diagnostic, and records personnel without physical transfer between departments. Systematic reviews of physician perspectives in developing economies report that structured digital charting improves the completeness and legibility of consultation records and preserves patient history across visits, while also identifying documentation burden, interface complexity, and inconsistent electricity and connectivity as the dominant barriers to sustained use (Derecho et al., 2024). This body of literature consistently frames record continuity, rather than analytical sophistication, as the primary value proposition of electronic records in low-resource settings. However, these reviews concentrate on physician-facing charting </w:t>
+        <w:t xml:space="preserve">The literature on pharmacy informatics treats electronic prescribing and inventory control as a single connected problem, in which the legibility of the prescription, the accuracy of dispensing, and the currency of stock records are interdependent. Reviews </w:t>
+      </w:r>
+      <w:r>
+        <w:rPr>
+          <w:rFonts w:ascii="Arial" w:eastAsia="Arial" w:hAnsi="Arial" w:cs="Arial"/>
+          <w:lang w:val="en-PH"/>
+        </w:rPr>
+        <w:lastRenderedPageBreak/>
+        <w:t>of electronic prescribing report substantial reductions in dispensing error relative to handwritten prescriptions, principally through the elimination of handwriting interpretation and through automated dose and allergy checking at the point of issuance (Cassidy et al., 2023; Abimanyu et al., 2025). The literature further establishes that automatic deduction of dispensed quantities from a batch-level stock record, combined with configurable low-stock and expiry thresholds, replaces the periodic manual shelf inspection through which shortages and expiries are otherwise discovered only after they occur (Abimanyu et al., 2025). However, this literature also documents that electronic prescribing systems are vulnerable to operational interruption during system downtime, and it is developed predominantly for hospital pharmacies holding large formularies rather than for a municipal pharmacy managing a limited government drug list under local procurement rules.</w:t>
+      </w:r>
+    </w:p>
+    <w:p>
+      <w:pPr>
+        <w:spacing w:line="480" w:lineRule="auto"/>
+        <w:ind w:left="482" w:hangingChars="200" w:hanging="482"/>
+        <w:jc w:val="both"/>
+        <w:rPr>
+          <w:rFonts w:ascii="Arial" w:eastAsia="Arial" w:hAnsi="Arial" w:cs="Arial"/>
+          <w:lang w:val="en-PH"/>
+        </w:rPr>
+      </w:pPr>
+      <w:r>
+        <w:rPr>
+          <w:rFonts w:ascii="Arial" w:eastAsia="Arial" w:hAnsi="Arial" w:cs="Arial"/>
+          <w:b/>
+          <w:bCs/>
+          <w:lang w:val="en-PH"/>
+        </w:rPr>
+        <w:t>Data Privacy and Role-Based Access in Health Information Systems</w:t>
+      </w:r>
+    </w:p>
+    <w:p>
+      <w:pPr>
+        <w:spacing w:line="480" w:lineRule="auto"/>
+        <w:ind w:firstLine="482"/>
+        <w:jc w:val="both"/>
+        <w:rPr>
+          <w:rFonts w:ascii="Arial" w:eastAsia="Arial" w:hAnsi="Arial" w:cs="Arial"/>
+          <w:lang w:val="en-PH"/>
+        </w:rPr>
+      </w:pPr>
+      <w:r>
+        <w:rPr>
+          <w:rFonts w:ascii="Arial" w:eastAsia="Arial" w:hAnsi="Arial" w:cs="Arial"/>
+          <w:lang w:val="en-PH"/>
+        </w:rPr>
+        <w:t xml:space="preserve">As hospital systems </w:t>
+      </w:r>
+      <w:r>
+        <w:rPr>
+          <w:rFonts w:ascii="Arial" w:eastAsia="Arial" w:hAnsi="Arial" w:cs="Arial"/>
+          <w:lang w:val="en-PH"/>
+        </w:rPr>
+        <w:t>centralize</w:t>
+      </w:r>
+      <w:r>
+        <w:rPr>
+          <w:rFonts w:ascii="Arial" w:eastAsia="Arial" w:hAnsi="Arial" w:cs="Arial"/>
+          <w:lang w:val="en-PH"/>
+        </w:rPr>
+        <w:t xml:space="preserve"> sensitive patient data, the literature identifies access control as a foundational rather than supplementary design requirement. A systematic review of access control solutions in electronic health record systems reports that role-based access control remains the most widely implemented model because it maps directly onto existing clinical role structures, and that it is most effective when paired with authentication controls and persistent audit logging of record access (</w:t>
+      </w:r>
+      <w:proofErr w:type="spellStart"/>
+      <w:r>
+        <w:rPr>
+          <w:rFonts w:ascii="Arial" w:eastAsia="Arial" w:hAnsi="Arial" w:cs="Arial"/>
+          <w:lang w:val="en-PH"/>
+        </w:rPr>
+        <w:t>Cobrado</w:t>
+      </w:r>
+      <w:proofErr w:type="spellEnd"/>
+      <w:r>
+        <w:rPr>
+          <w:rFonts w:ascii="Arial" w:eastAsia="Arial" w:hAnsi="Arial" w:cs="Arial"/>
+          <w:lang w:val="en-PH"/>
+        </w:rPr>
+        <w:t xml:space="preserve"> et al., 2024). The literature </w:t>
+      </w:r>
+      <w:r>
+        <w:rPr>
+          <w:rFonts w:ascii="Arial" w:eastAsia="Arial" w:hAnsi="Arial" w:cs="Arial"/>
+          <w:lang w:val="en-PH"/>
+        </w:rPr>
+        <w:t>emphasizes</w:t>
+      </w:r>
+      <w:r>
+        <w:rPr>
+          <w:rFonts w:ascii="Arial" w:eastAsia="Arial" w:hAnsi="Arial" w:cs="Arial"/>
+          <w:lang w:val="en-PH"/>
+        </w:rPr>
+        <w:t xml:space="preserve"> that access restriction must be calibrated so that legitimate clinical need is not obstructed, particularly in emergency contexts. However, the reviewed access control literature is largely architectural and evaluates models in isolation, without demonstrating how a role-based scheme is applied concurrently across </w:t>
+      </w:r>
+      <w:r>
+        <w:rPr>
+          <w:rFonts w:ascii="Arial" w:eastAsia="Arial" w:hAnsi="Arial" w:cs="Arial"/>
+          <w:lang w:val="en-PH"/>
+        </w:rPr>
+        <w:lastRenderedPageBreak/>
+        <w:t>clinical, diagnostic, pharmaceutical, and financial modules within one operational hospital deployment.</w:t>
+      </w:r>
+    </w:p>
+    <w:p>
+      <w:pPr>
+        <w:spacing w:line="480" w:lineRule="auto"/>
+        <w:ind w:left="482" w:hangingChars="200" w:hanging="482"/>
+        <w:jc w:val="both"/>
+        <w:rPr>
+          <w:rFonts w:ascii="Arial" w:eastAsia="Arial" w:hAnsi="Arial" w:cs="Arial"/>
+          <w:b/>
+          <w:bCs/>
+          <w:lang w:val="en-PH"/>
+        </w:rPr>
+      </w:pPr>
+      <w:r>
+        <w:rPr>
+          <w:rFonts w:ascii="Arial" w:eastAsia="Arial" w:hAnsi="Arial" w:cs="Arial"/>
+          <w:b/>
+          <w:bCs/>
+          <w:lang w:val="en-PH"/>
+        </w:rPr>
+        <w:t>National</w:t>
+      </w:r>
+    </w:p>
+    <w:p>
+      <w:pPr>
+        <w:spacing w:line="480" w:lineRule="auto"/>
+        <w:ind w:left="482" w:hangingChars="200" w:hanging="482"/>
+        <w:jc w:val="both"/>
+        <w:rPr>
+          <w:rFonts w:ascii="Arial" w:eastAsia="Arial" w:hAnsi="Arial" w:cs="Arial"/>
+          <w:lang w:val="en-PH"/>
+        </w:rPr>
+      </w:pPr>
+      <w:r>
+        <w:rPr>
+          <w:rFonts w:ascii="Arial" w:eastAsia="Arial" w:hAnsi="Arial" w:cs="Arial"/>
+          <w:b/>
+          <w:bCs/>
+          <w:lang w:val="en-PH"/>
+        </w:rPr>
+        <w:t>Status of Electronic Health Information Systems in the Philippines</w:t>
+      </w:r>
+    </w:p>
+    <w:p>
+      <w:pPr>
+        <w:spacing w:line="480" w:lineRule="auto"/>
+        <w:ind w:firstLine="482"/>
+        <w:jc w:val="both"/>
+        <w:rPr>
+          <w:rFonts w:ascii="Arial" w:eastAsia="Arial" w:hAnsi="Arial" w:cs="Arial"/>
+          <w:lang w:val="en-PH"/>
+        </w:rPr>
+      </w:pPr>
+      <w:r>
+        <w:rPr>
+          <w:rFonts w:ascii="Arial" w:eastAsia="Arial" w:hAnsi="Arial" w:cs="Arial"/>
+          <w:lang w:val="en-PH"/>
+        </w:rPr>
+        <w:t xml:space="preserve">Philippine literature </w:t>
+      </w:r>
+      <w:r>
+        <w:rPr>
+          <w:rFonts w:ascii="Arial" w:eastAsia="Arial" w:hAnsi="Arial" w:cs="Arial"/>
+          <w:lang w:val="en-PH"/>
+        </w:rPr>
+        <w:t>characterizes</w:t>
+      </w:r>
+      <w:r>
+        <w:rPr>
+          <w:rFonts w:ascii="Arial" w:eastAsia="Arial" w:hAnsi="Arial" w:cs="Arial"/>
+          <w:lang w:val="en-PH"/>
+        </w:rPr>
+        <w:t xml:space="preserve"> the national health information landscape as fragmented, with individual facilities operating separate and largely non-communicating systems. A review of the promises and realities of electronic health information systems in the country traces adoption from the early 2000s and reports that, despite sustained policy support, implementation remains uneven, constrained by infrastructure limitations, personnel capacity, and the absence of enforced data standards across facilities (</w:t>
+      </w:r>
+      <w:proofErr w:type="spellStart"/>
+      <w:r>
+        <w:rPr>
+          <w:rFonts w:ascii="Arial" w:eastAsia="Arial" w:hAnsi="Arial" w:cs="Arial"/>
+          <w:lang w:val="en-PH"/>
+        </w:rPr>
+        <w:t>Ongkeko</w:t>
+      </w:r>
+      <w:proofErr w:type="spellEnd"/>
+      <w:r>
+        <w:rPr>
+          <w:rFonts w:ascii="Arial" w:eastAsia="Arial" w:hAnsi="Arial" w:cs="Arial"/>
+          <w:lang w:val="en-PH"/>
+        </w:rPr>
+        <w:t xml:space="preserve">, 2024). The literature situates these constraints within the devolved structure of Philippine health governance, in which local government units independently procure and maintain the systems serving their own facilities. However, this national literature is written at the level of system-wide diagnosis and policy commentary, and it does not descend to the level of functional system specification for an individual municipal hospital seeking to </w:t>
+      </w:r>
+      <w:r>
+        <w:rPr>
+          <w:rFonts w:ascii="Arial" w:eastAsia="Arial" w:hAnsi="Arial" w:cs="Arial"/>
+          <w:lang w:val="en-PH"/>
+        </w:rPr>
+        <w:t>digitize</w:t>
+      </w:r>
+      <w:r>
+        <w:rPr>
+          <w:rFonts w:ascii="Arial" w:eastAsia="Arial" w:hAnsi="Arial" w:cs="Arial"/>
+          <w:lang w:val="en-PH"/>
+        </w:rPr>
+        <w:t xml:space="preserve"> its own internal operations.</w:t>
+      </w:r>
+    </w:p>
+    <w:p>
+      <w:pPr>
+        <w:spacing w:line="480" w:lineRule="auto"/>
+        <w:ind w:left="482" w:hangingChars="200" w:hanging="482"/>
+        <w:jc w:val="both"/>
+        <w:rPr>
+          <w:rFonts w:ascii="Arial" w:eastAsia="Arial" w:hAnsi="Arial" w:cs="Arial"/>
+          <w:lang w:val="en-PH"/>
+        </w:rPr>
+      </w:pPr>
+      <w:r>
+        <w:rPr>
+          <w:rFonts w:ascii="Arial" w:eastAsia="Arial" w:hAnsi="Arial" w:cs="Arial"/>
+          <w:b/>
+          <w:bCs/>
+          <w:lang w:val="en-PH"/>
+        </w:rPr>
+        <w:t>Government Hospital and Clinic Information Systems</w:t>
+      </w:r>
+    </w:p>
+    <w:p>
+      <w:pPr>
+        <w:spacing w:line="480" w:lineRule="auto"/>
+        <w:ind w:firstLine="482"/>
+        <w:jc w:val="both"/>
+        <w:rPr>
+          <w:rFonts w:ascii="Arial" w:eastAsia="Arial" w:hAnsi="Arial" w:cs="Arial"/>
+          <w:lang w:val="en-PH"/>
+        </w:rPr>
+      </w:pPr>
+      <w:r>
+        <w:rPr>
+          <w:rFonts w:ascii="Arial" w:eastAsia="Arial" w:hAnsi="Arial" w:cs="Arial"/>
+          <w:lang w:val="en-PH"/>
+        </w:rPr>
+        <w:t>The Department of Health maintains two reference systems that define the operational baseline for public health facilities. The Integrated Hospital Operations and Management Information System is a computer</w:t>
+      </w:r>
+      <w:r>
+        <w:rPr>
+          <w:rFonts w:ascii="Arial" w:eastAsia="Arial" w:hAnsi="Arial" w:cs="Arial"/>
+          <w:lang w:val="en-PH"/>
+        </w:rPr>
+        <w:t xml:space="preserve"> </w:t>
+      </w:r>
+      <w:r>
+        <w:rPr>
+          <w:rFonts w:ascii="Arial" w:eastAsia="Arial" w:hAnsi="Arial" w:cs="Arial"/>
+          <w:lang w:val="en-PH"/>
+        </w:rPr>
+        <w:t xml:space="preserve">based platform covering patient admission, diagnostic requisition, cashier billing, and claims processing in government hospitals (Department of Health Regional Office II, 2024), while the Integrated Clinic </w:t>
+      </w:r>
+      <w:r>
+        <w:rPr>
+          <w:rFonts w:ascii="Arial" w:eastAsia="Arial" w:hAnsi="Arial" w:cs="Arial"/>
+          <w:lang w:val="en-PH"/>
+        </w:rPr>
+        <w:lastRenderedPageBreak/>
+        <w:t xml:space="preserve">Information System serves as the electronic medical record reference model for primary care facilities, </w:t>
+      </w:r>
+      <w:r>
+        <w:rPr>
+          <w:rFonts w:ascii="Arial" w:eastAsia="Arial" w:hAnsi="Arial" w:cs="Arial"/>
+          <w:lang w:val="en-PH"/>
+        </w:rPr>
+        <w:t>digitizing</w:t>
+      </w:r>
+      <w:r>
+        <w:rPr>
+          <w:rFonts w:ascii="Arial" w:eastAsia="Arial" w:hAnsi="Arial" w:cs="Arial"/>
+          <w:lang w:val="en-PH"/>
+        </w:rPr>
+        <w:t xml:space="preserve"> patient records and service delivery reporting (Department of Health Regional Office II, 2024b). Literature describing these platforms establishes the functional expectations placed on any Philippine public health facility system, particularly the requirement to produce </w:t>
+      </w:r>
+      <w:r>
+        <w:rPr>
+          <w:rFonts w:ascii="Arial" w:eastAsia="Arial" w:hAnsi="Arial" w:cs="Arial"/>
+          <w:lang w:val="en-PH"/>
+        </w:rPr>
+        <w:t>standardized</w:t>
+      </w:r>
+      <w:r>
+        <w:rPr>
+          <w:rFonts w:ascii="Arial" w:eastAsia="Arial" w:hAnsi="Arial" w:cs="Arial"/>
+          <w:lang w:val="en-PH"/>
+        </w:rPr>
+        <w:t xml:space="preserve"> reports for higher</w:t>
+      </w:r>
+      <w:r>
+        <w:rPr>
+          <w:rFonts w:ascii="Arial" w:eastAsia="Arial" w:hAnsi="Arial" w:cs="Arial"/>
+          <w:lang w:val="en-PH"/>
+        </w:rPr>
+        <w:t xml:space="preserve"> </w:t>
+      </w:r>
+      <w:r>
+        <w:rPr>
+          <w:rFonts w:ascii="Arial" w:eastAsia="Arial" w:hAnsi="Arial" w:cs="Arial"/>
+          <w:lang w:val="en-PH"/>
+        </w:rPr>
+        <w:t>level health authorities. However, both reference systems are provided as fixed national deployments configured for their designated facility types, and the literature documents that municipal hospitals, which sit functionally between the primary care clinic and the Department of Health–retained hospital, are not well served by either configuration.</w:t>
+      </w:r>
+    </w:p>
+    <w:p>
+      <w:pPr>
+        <w:spacing w:line="480" w:lineRule="auto"/>
+        <w:ind w:left="482" w:hangingChars="200" w:hanging="482"/>
+        <w:jc w:val="both"/>
+        <w:rPr>
+          <w:rFonts w:ascii="Arial" w:eastAsia="Arial" w:hAnsi="Arial" w:cs="Arial"/>
+          <w:lang w:val="en-PH"/>
+        </w:rPr>
+      </w:pPr>
+      <w:r>
+        <w:rPr>
+          <w:rFonts w:ascii="Arial" w:eastAsia="Arial" w:hAnsi="Arial" w:cs="Arial"/>
+          <w:b/>
+          <w:bCs/>
+          <w:lang w:val="en-PH"/>
+        </w:rPr>
+        <w:t>National Health Data Standards and Interoperability Policy</w:t>
+      </w:r>
+    </w:p>
+    <w:p>
+      <w:pPr>
+        <w:spacing w:line="480" w:lineRule="auto"/>
+        <w:ind w:firstLine="482"/>
+        <w:jc w:val="both"/>
+        <w:rPr>
+          <w:rFonts w:ascii="Arial" w:eastAsia="Arial" w:hAnsi="Arial" w:cs="Arial"/>
+          <w:lang w:val="en-PH"/>
+        </w:rPr>
+      </w:pPr>
+      <w:r>
+        <w:rPr>
+          <w:rFonts w:ascii="Arial" w:eastAsia="Arial" w:hAnsi="Arial" w:cs="Arial"/>
+          <w:lang w:val="en-PH"/>
+        </w:rPr>
+        <w:t>Philippine policy literature establishes a national interoperability framework composed of the National Health Data Repository, the National Health Data Dictionary, and the Philippine Core Data for Interoperability, with Health Level Seven Fast Healthcare Interoperability Resources adopted as the national exchange standard under joint administrative issuance (Marcelo et al., 2025; Department of Health &amp; Philippine Health Insurance Corporation, 2021). This framework requires that health data collected by government and private health information systems conform to nationally defined data elements and terminologies, establishing the direction in which locally developed systems are expected to evolve. However, this literature is directed at exchange between facilities rather than at operations within a facility, and it presumes the prior existence of a functioning internal record system capable of producing structured data, which is precisely the capability that many municipal hospitals still lack.</w:t>
+      </w:r>
+    </w:p>
+    <w:p>
+      <w:pPr>
+        <w:spacing w:line="480" w:lineRule="auto"/>
+        <w:ind w:left="482" w:hangingChars="200" w:hanging="482"/>
+        <w:jc w:val="both"/>
+        <w:rPr>
+          <w:rFonts w:ascii="Arial" w:eastAsia="Arial" w:hAnsi="Arial" w:cs="Arial"/>
+          <w:lang w:val="en-PH"/>
+        </w:rPr>
+      </w:pPr>
+      <w:r>
+        <w:rPr>
+          <w:rFonts w:ascii="Arial" w:eastAsia="Arial" w:hAnsi="Arial" w:cs="Arial"/>
+          <w:b/>
+          <w:bCs/>
+          <w:lang w:val="en-PH"/>
+        </w:rPr>
+        <w:t>Electronic Medical Record Adoption in Philippine Public Facilities</w:t>
+      </w:r>
+    </w:p>
+    <w:p>
+      <w:pPr>
+        <w:spacing w:line="480" w:lineRule="auto"/>
+        <w:ind w:firstLine="482"/>
+        <w:jc w:val="both"/>
+        <w:rPr>
+          <w:rFonts w:ascii="Arial" w:eastAsia="Arial" w:hAnsi="Arial" w:cs="Arial"/>
+          <w:lang w:val="en-PH"/>
+        </w:rPr>
+      </w:pPr>
+      <w:r>
+        <w:rPr>
+          <w:rFonts w:ascii="Arial" w:eastAsia="Arial" w:hAnsi="Arial" w:cs="Arial"/>
+          <w:lang w:val="en-PH"/>
+        </w:rPr>
+        <w:lastRenderedPageBreak/>
+        <w:t xml:space="preserve">Literature examining adoption </w:t>
       </w:r>
       <w:r>
         <w:rPr>
@@ -2893,15 +3434,35 @@
           <w:rFonts w:ascii="Arial" w:eastAsia="Arial" w:hAnsi="Arial" w:cs="Arial"/>
           <w:lang w:val="en-PH"/>
         </w:rPr>
-        <w:t xml:space="preserve"> and do not examine how a shared electronic record functions across the wider set of hospital roles that a municipal facility must accommodate, including nursing vital-signs capture, medical technologist </w:t>
-      </w:r>
-      <w:r>
-        <w:rPr>
-          <w:rFonts w:ascii="Arial" w:eastAsia="Arial" w:hAnsi="Arial" w:cs="Arial"/>
-          <w:lang w:val="en-PH"/>
-        </w:rPr>
-        <w:lastRenderedPageBreak/>
-        <w:t>result entry, pharmacy dispensing, and cashier charge posting operating on the same patient record within one service day.</w:t>
+        <w:t xml:space="preserve"> in Philippine public facilities provides evidence on how government health workers actually use digital records in practice. An analysis of electronic medical record usage logs from rural health facilities reports that adoption is inconsistent and strongly conditioned by facility</w:t>
+      </w:r>
+      <w:r>
+        <w:rPr>
+          <w:rFonts w:ascii="Arial" w:eastAsia="Arial" w:hAnsi="Arial" w:cs="Arial"/>
+          <w:lang w:val="en-PH"/>
+        </w:rPr>
+        <w:t xml:space="preserve"> </w:t>
+      </w:r>
+      <w:r>
+        <w:rPr>
+          <w:rFonts w:ascii="Arial" w:eastAsia="Arial" w:hAnsi="Arial" w:cs="Arial"/>
+          <w:lang w:val="en-PH"/>
+        </w:rPr>
+        <w:t>level factors including staffing, device availability, and connectivity, with usage concentrating in facilities where the system is embedded into a required daily workflow rather than offered as an optional tool (Acacio</w:t>
+      </w:r>
+      <w:r>
+        <w:rPr>
+          <w:rFonts w:ascii="Arial" w:eastAsia="Arial" w:hAnsi="Arial" w:cs="Arial"/>
+          <w:lang w:val="en-PH"/>
+        </w:rPr>
+        <w:t xml:space="preserve"> </w:t>
+      </w:r>
+      <w:r>
+        <w:rPr>
+          <w:rFonts w:ascii="Arial" w:eastAsia="Arial" w:hAnsi="Arial" w:cs="Arial"/>
+          <w:lang w:val="en-PH"/>
+        </w:rPr>
+        <w:t>Claro et al., 2024). This literature establishes that mandated workflow integration, rather than system features alone, predicts sustained use. However, this evidence is drawn from primary care rural health units, whose service mix is narrower than that of a municipal hospital and which do not perform inpatient admission, laboratory processing, pharmacy dispensing, and cashier billing within a single facility.</w:t>
       </w:r>
     </w:p>
     <w:p>
@@ -2921,7 +3482,7 @@
           <w:bCs/>
           <w:lang w:val="en-PH"/>
         </w:rPr>
-        <w:t>Laboratory Information Systems and Diagnostic Data Integration</w:t>
+        <w:t>Health Information Systems Across Philippine Government Hospitals</w:t>
       </w:r>
     </w:p>
     <w:p>
@@ -2939,322 +3500,49 @@
           <w:rFonts w:ascii="Arial" w:eastAsia="Arial" w:hAnsi="Arial" w:cs="Arial"/>
           <w:lang w:val="en-PH"/>
         </w:rPr>
-        <w:t xml:space="preserve">Literature on laboratory informatics addresses the electronic linkage between the clinical request, the physical specimen, and the released result. A systematic review of integration technologies in laboratory information systems reports that structured electronic ordering with unique specimen identifiers reduces </w:t>
-      </w:r>
-      <w:r>
-        <w:rPr>
-          <w:rFonts w:ascii="Arial" w:eastAsia="Arial" w:hAnsi="Arial" w:cs="Arial"/>
-          <w:lang w:val="en-PH"/>
-        </w:rPr>
-        <w:t>mislabeling</w:t>
-      </w:r>
-      <w:r>
-        <w:rPr>
-          <w:rFonts w:ascii="Arial" w:eastAsia="Arial" w:hAnsi="Arial" w:cs="Arial"/>
-          <w:lang w:val="en-PH"/>
-        </w:rPr>
-        <w:t xml:space="preserve"> and transcription error, and that automated write-back of validated results into the requesting patient's record eliminates the physical return of paper result slips (</w:t>
-      </w:r>
-      <w:proofErr w:type="spellStart"/>
-      <w:r>
-        <w:rPr>
-          <w:rFonts w:ascii="Arial" w:eastAsia="Arial" w:hAnsi="Arial" w:cs="Arial"/>
-          <w:lang w:val="en-PH"/>
-        </w:rPr>
-        <w:t>Edayan</w:t>
-      </w:r>
-      <w:proofErr w:type="spellEnd"/>
-      <w:r>
-        <w:rPr>
-          <w:rFonts w:ascii="Arial" w:eastAsia="Arial" w:hAnsi="Arial" w:cs="Arial"/>
-          <w:lang w:val="en-PH"/>
-        </w:rPr>
-        <w:t xml:space="preserve"> et al., 2024). The same literature identifies reference-range configuration and result flagging as standard functional requirements, since these support interpretation at the point of release rather than at a later review. However, this literature is written largely around high-throughput clinical laboratories with automated </w:t>
-      </w:r>
-      <w:r>
-        <w:rPr>
-          <w:rFonts w:ascii="Arial" w:eastAsia="Arial" w:hAnsi="Arial" w:cs="Arial"/>
-          <w:lang w:val="en-PH"/>
-        </w:rPr>
-        <w:t>analyzers</w:t>
-      </w:r>
-      <w:r>
-        <w:rPr>
-          <w:rFonts w:ascii="Arial" w:eastAsia="Arial" w:hAnsi="Arial" w:cs="Arial"/>
-          <w:lang w:val="en-PH"/>
-        </w:rPr>
-        <w:t xml:space="preserve"> and interface engines, and it offers limited design guidance for a small municipal laboratory in which specimen collection, processing, and result encoding are performed manually by one or two medical technologists.</w:t>
-      </w:r>
-    </w:p>
-    <w:p>
-      <w:pPr>
-        <w:spacing w:line="480" w:lineRule="auto"/>
-        <w:ind w:left="482" w:hangingChars="200" w:hanging="482"/>
-        <w:jc w:val="both"/>
-        <w:rPr>
-          <w:rFonts w:ascii="Arial" w:eastAsia="Arial" w:hAnsi="Arial" w:cs="Arial"/>
-          <w:lang w:val="en-PH"/>
-        </w:rPr>
-      </w:pPr>
-      <w:r>
-        <w:rPr>
-          <w:rFonts w:ascii="Arial" w:eastAsia="Arial" w:hAnsi="Arial" w:cs="Arial"/>
-          <w:b/>
-          <w:bCs/>
-          <w:lang w:val="en-PH"/>
-        </w:rPr>
-        <w:t>Electronic Prescribing and Pharmacy Inventory Control</w:t>
-      </w:r>
-    </w:p>
-    <w:p>
-      <w:pPr>
-        <w:spacing w:line="480" w:lineRule="auto"/>
-        <w:ind w:firstLine="482"/>
-        <w:jc w:val="both"/>
-        <w:rPr>
-          <w:rFonts w:ascii="Arial" w:eastAsia="Arial" w:hAnsi="Arial" w:cs="Arial"/>
-          <w:lang w:val="en-PH"/>
-        </w:rPr>
-      </w:pPr>
-      <w:r>
-        <w:rPr>
-          <w:rFonts w:ascii="Arial" w:eastAsia="Arial" w:hAnsi="Arial" w:cs="Arial"/>
-          <w:lang w:val="en-PH"/>
-        </w:rPr>
-        <w:t xml:space="preserve">The literature on pharmacy informatics treats electronic prescribing and inventory control as a single connected problem, in which the legibility of the prescription, the accuracy of dispensing, and the currency of stock records are interdependent. Reviews of electronic prescribing report substantial reductions in dispensing error relative to handwritten prescriptions, principally through the elimination of handwriting interpretation </w:t>
-      </w:r>
-      <w:r>
-        <w:rPr>
-          <w:rFonts w:ascii="Arial" w:eastAsia="Arial" w:hAnsi="Arial" w:cs="Arial"/>
-          <w:lang w:val="en-PH"/>
-        </w:rPr>
-        <w:lastRenderedPageBreak/>
-        <w:t>and through automated dose and allergy checking at the point of issuance (Cassidy et al., 2023; Abimanyu et al., 2025). The literature further establishes that automatic deduction of dispensed quantities from a batch-level stock record, combined with configurable low-stock and expiry thresholds, replaces the periodic manual shelf inspection through which shortages and expiries are otherwise discovered only after they occur (Abimanyu et al., 2025). However, this literature also documents that electronic prescribing systems are vulnerable to operational interruption during system downtime, and it is developed predominantly for hospital pharmacies holding large formularies rather than for a municipal pharmacy managing a limited government drug list under local procurement rules.</w:t>
-      </w:r>
-    </w:p>
-    <w:p>
-      <w:pPr>
-        <w:spacing w:line="480" w:lineRule="auto"/>
-        <w:ind w:left="482" w:hangingChars="200" w:hanging="482"/>
-        <w:jc w:val="both"/>
-        <w:rPr>
-          <w:rFonts w:ascii="Arial" w:eastAsia="Arial" w:hAnsi="Arial" w:cs="Arial"/>
-          <w:lang w:val="en-PH"/>
-        </w:rPr>
-      </w:pPr>
-      <w:r>
-        <w:rPr>
-          <w:rFonts w:ascii="Arial" w:eastAsia="Arial" w:hAnsi="Arial" w:cs="Arial"/>
-          <w:b/>
-          <w:bCs/>
-          <w:lang w:val="en-PH"/>
-        </w:rPr>
-        <w:t>Data Privacy and Role-Based Access in Health Information Systems</w:t>
-      </w:r>
-    </w:p>
-    <w:p>
-      <w:pPr>
-        <w:spacing w:line="480" w:lineRule="auto"/>
-        <w:ind w:firstLine="482"/>
-        <w:jc w:val="both"/>
-        <w:rPr>
-          <w:rFonts w:ascii="Arial" w:eastAsia="Arial" w:hAnsi="Arial" w:cs="Arial"/>
-          <w:lang w:val="en-PH"/>
-        </w:rPr>
-      </w:pPr>
-      <w:r>
-        <w:rPr>
-          <w:rFonts w:ascii="Arial" w:eastAsia="Arial" w:hAnsi="Arial" w:cs="Arial"/>
-          <w:lang w:val="en-PH"/>
-        </w:rPr>
-        <w:t xml:space="preserve">As hospital systems </w:t>
-      </w:r>
-      <w:r>
-        <w:rPr>
-          <w:rFonts w:ascii="Arial" w:eastAsia="Arial" w:hAnsi="Arial" w:cs="Arial"/>
-          <w:lang w:val="en-PH"/>
-        </w:rPr>
-        <w:t>centralize</w:t>
-      </w:r>
-      <w:r>
-        <w:rPr>
-          <w:rFonts w:ascii="Arial" w:eastAsia="Arial" w:hAnsi="Arial" w:cs="Arial"/>
-          <w:lang w:val="en-PH"/>
-        </w:rPr>
-        <w:t xml:space="preserve"> sensitive patient data, the literature identifies access control as a foundational rather than supplementary design requirement. A systematic review of access control solutions in electronic health record systems reports that role-based access control remains the most widely implemented model because it maps directly onto existing clinical role structures, and that it is most effective when paired with authentication controls and persistent audit logging of record access (</w:t>
-      </w:r>
-      <w:proofErr w:type="spellStart"/>
-      <w:r>
-        <w:rPr>
-          <w:rFonts w:ascii="Arial" w:eastAsia="Arial" w:hAnsi="Arial" w:cs="Arial"/>
-          <w:lang w:val="en-PH"/>
-        </w:rPr>
-        <w:t>Cobrado</w:t>
-      </w:r>
-      <w:proofErr w:type="spellEnd"/>
-      <w:r>
-        <w:rPr>
-          <w:rFonts w:ascii="Arial" w:eastAsia="Arial" w:hAnsi="Arial" w:cs="Arial"/>
-          <w:lang w:val="en-PH"/>
-        </w:rPr>
-        <w:t xml:space="preserve"> et al., 2024). The literature </w:t>
-      </w:r>
-      <w:r>
-        <w:rPr>
-          <w:rFonts w:ascii="Arial" w:eastAsia="Arial" w:hAnsi="Arial" w:cs="Arial"/>
-          <w:lang w:val="en-PH"/>
-        </w:rPr>
-        <w:t>emphasizes</w:t>
-      </w:r>
-      <w:r>
-        <w:rPr>
-          <w:rFonts w:ascii="Arial" w:eastAsia="Arial" w:hAnsi="Arial" w:cs="Arial"/>
-          <w:lang w:val="en-PH"/>
-        </w:rPr>
-        <w:t xml:space="preserve"> that access restriction must be calibrated so that legitimate clinical need is not obstructed, particularly in emergency contexts. However, the reviewed access control literature is largely architectural and evaluates models in isolation, without demonstrating how a role-based scheme is applied concurrently across clinical, diagnostic, pharmaceutical, and financial modules within one operational hospital deployment.</w:t>
-      </w:r>
-    </w:p>
-    <w:p>
-      <w:pPr>
-        <w:spacing w:line="480" w:lineRule="auto"/>
-        <w:ind w:left="482" w:hangingChars="200" w:hanging="482"/>
-        <w:jc w:val="both"/>
-        <w:rPr>
-          <w:rFonts w:ascii="Arial" w:eastAsia="Arial" w:hAnsi="Arial" w:cs="Arial"/>
-          <w:b/>
-          <w:bCs/>
-          <w:lang w:val="en-PH"/>
-        </w:rPr>
-      </w:pPr>
-      <w:r>
-        <w:rPr>
-          <w:rFonts w:ascii="Arial" w:eastAsia="Arial" w:hAnsi="Arial" w:cs="Arial"/>
-          <w:b/>
-          <w:bCs/>
-          <w:lang w:val="en-PH"/>
-        </w:rPr>
-        <w:lastRenderedPageBreak/>
-        <w:t>National</w:t>
-      </w:r>
-    </w:p>
-    <w:p>
-      <w:pPr>
-        <w:spacing w:line="480" w:lineRule="auto"/>
-        <w:ind w:left="482" w:hangingChars="200" w:hanging="482"/>
-        <w:jc w:val="both"/>
-        <w:rPr>
-          <w:rFonts w:ascii="Arial" w:eastAsia="Arial" w:hAnsi="Arial" w:cs="Arial"/>
-          <w:lang w:val="en-PH"/>
-        </w:rPr>
-      </w:pPr>
-      <w:r>
-        <w:rPr>
-          <w:rFonts w:ascii="Arial" w:eastAsia="Arial" w:hAnsi="Arial" w:cs="Arial"/>
-          <w:b/>
-          <w:bCs/>
-          <w:lang w:val="en-PH"/>
-        </w:rPr>
-        <w:t>Status of Electronic Health Information Systems in the Philippines</w:t>
-      </w:r>
-    </w:p>
-    <w:p>
-      <w:pPr>
-        <w:spacing w:line="480" w:lineRule="auto"/>
-        <w:ind w:firstLine="482"/>
-        <w:jc w:val="both"/>
-        <w:rPr>
-          <w:rFonts w:ascii="Arial" w:eastAsia="Arial" w:hAnsi="Arial" w:cs="Arial"/>
-          <w:lang w:val="en-PH"/>
-        </w:rPr>
-      </w:pPr>
-      <w:r>
-        <w:rPr>
-          <w:rFonts w:ascii="Arial" w:eastAsia="Arial" w:hAnsi="Arial" w:cs="Arial"/>
-          <w:lang w:val="en-PH"/>
-        </w:rPr>
-        <w:t xml:space="preserve">Philippine literature </w:t>
-      </w:r>
-      <w:r>
-        <w:rPr>
-          <w:rFonts w:ascii="Arial" w:eastAsia="Arial" w:hAnsi="Arial" w:cs="Arial"/>
-          <w:lang w:val="en-PH"/>
-        </w:rPr>
-        <w:t>characterizes</w:t>
-      </w:r>
-      <w:r>
-        <w:rPr>
-          <w:rFonts w:ascii="Arial" w:eastAsia="Arial" w:hAnsi="Arial" w:cs="Arial"/>
-          <w:lang w:val="en-PH"/>
-        </w:rPr>
-        <w:t xml:space="preserve"> the national health information landscape as fragmented, with individual facilities operating separate and largely non-communicating systems. A review of the promises and realities of electronic health information systems in the country traces adoption from the early 2000s and reports that, despite sustained policy support, implementation remains uneven, constrained by infrastructure limitations, personnel capacity, and the absence of enforced data standards across facilities (</w:t>
-      </w:r>
-      <w:proofErr w:type="spellStart"/>
-      <w:r>
-        <w:rPr>
-          <w:rFonts w:ascii="Arial" w:eastAsia="Arial" w:hAnsi="Arial" w:cs="Arial"/>
-          <w:lang w:val="en-PH"/>
-        </w:rPr>
-        <w:t>Ongkeko</w:t>
-      </w:r>
-      <w:proofErr w:type="spellEnd"/>
-      <w:r>
-        <w:rPr>
-          <w:rFonts w:ascii="Arial" w:eastAsia="Arial" w:hAnsi="Arial" w:cs="Arial"/>
-          <w:lang w:val="en-PH"/>
-        </w:rPr>
-        <w:t xml:space="preserve">, 2024). The literature situates these constraints within the devolved structure of Philippine health governance, in which local government units independently procure and maintain the systems serving their own facilities. However, this national literature is written at the level of system-wide diagnosis and policy commentary, and it does not descend to the level of functional system specification for an individual municipal hospital seeking to </w:t>
-      </w:r>
-      <w:r>
-        <w:rPr>
-          <w:rFonts w:ascii="Arial" w:eastAsia="Arial" w:hAnsi="Arial" w:cs="Arial"/>
-          <w:lang w:val="en-PH"/>
-        </w:rPr>
-        <w:t>digitize</w:t>
-      </w:r>
-      <w:r>
-        <w:rPr>
-          <w:rFonts w:ascii="Arial" w:eastAsia="Arial" w:hAnsi="Arial" w:cs="Arial"/>
-          <w:lang w:val="en-PH"/>
-        </w:rPr>
-        <w:t xml:space="preserve"> its own internal operations.</w:t>
-      </w:r>
-    </w:p>
-    <w:p>
-      <w:pPr>
-        <w:spacing w:line="480" w:lineRule="auto"/>
-        <w:ind w:left="482" w:hangingChars="200" w:hanging="482"/>
-        <w:jc w:val="both"/>
-        <w:rPr>
-          <w:rFonts w:ascii="Arial" w:eastAsia="Arial" w:hAnsi="Arial" w:cs="Arial"/>
-          <w:lang w:val="en-PH"/>
-        </w:rPr>
-      </w:pPr>
-      <w:r>
-        <w:rPr>
-          <w:rFonts w:ascii="Arial" w:eastAsia="Arial" w:hAnsi="Arial" w:cs="Arial"/>
-          <w:b/>
-          <w:bCs/>
-          <w:lang w:val="en-PH"/>
-        </w:rPr>
-        <w:t>Government Hospital and Clinic Information Systems</w:t>
-      </w:r>
-    </w:p>
-    <w:p>
-      <w:pPr>
-        <w:spacing w:line="480" w:lineRule="auto"/>
-        <w:ind w:firstLine="482"/>
-        <w:jc w:val="both"/>
-        <w:rPr>
-          <w:rFonts w:ascii="Arial" w:eastAsia="Arial" w:hAnsi="Arial" w:cs="Arial"/>
-          <w:lang w:val="en-PH"/>
-        </w:rPr>
-      </w:pPr>
-      <w:r>
-        <w:rPr>
-          <w:rFonts w:ascii="Arial" w:eastAsia="Arial" w:hAnsi="Arial" w:cs="Arial"/>
-          <w:lang w:val="en-PH"/>
-        </w:rPr>
-        <w:t>The Department of Health maintains two reference systems that define the operational baseline for public health facilities. The Integrated Hospital Operations and Management Information System is a computer</w:t>
+        <w:t xml:space="preserve">A national review of health information systems across selected Philippine government hospitals and health </w:t>
+      </w:r>
+      <w:r>
+        <w:rPr>
+          <w:rFonts w:ascii="Arial" w:eastAsia="Arial" w:hAnsi="Arial" w:cs="Arial"/>
+          <w:lang w:val="en-PH"/>
+        </w:rPr>
+        <w:t>centers</w:t>
+      </w:r>
+      <w:r>
+        <w:rPr>
+          <w:rFonts w:ascii="Arial" w:eastAsia="Arial" w:hAnsi="Arial" w:cs="Arial"/>
+          <w:lang w:val="en-PH"/>
+        </w:rPr>
+        <w:t xml:space="preserve"> documents the actual state of </w:t>
+      </w:r>
+      <w:r>
+        <w:rPr>
+          <w:rFonts w:ascii="Arial" w:eastAsia="Arial" w:hAnsi="Arial" w:cs="Arial"/>
+          <w:lang w:val="en-PH"/>
+        </w:rPr>
+        <w:t>digitization</w:t>
+      </w:r>
+      <w:r>
+        <w:rPr>
+          <w:rFonts w:ascii="Arial" w:eastAsia="Arial" w:hAnsi="Arial" w:cs="Arial"/>
+          <w:lang w:val="en-PH"/>
+        </w:rPr>
+        <w:t xml:space="preserve"> in public facilities, reporting that while more hospitals than health </w:t>
+      </w:r>
+      <w:r>
+        <w:rPr>
+          <w:rFonts w:ascii="Arial" w:eastAsia="Arial" w:hAnsi="Arial" w:cs="Arial"/>
+          <w:lang w:val="en-PH"/>
+        </w:rPr>
+        <w:t>centers</w:t>
+      </w:r>
+      <w:r>
+        <w:rPr>
+          <w:rFonts w:ascii="Arial" w:eastAsia="Arial" w:hAnsi="Arial" w:cs="Arial"/>
+          <w:lang w:val="en-PH"/>
+        </w:rPr>
+        <w:t xml:space="preserve"> maintain web</w:t>
       </w:r>
       <w:r>
         <w:rPr>
@@ -3268,235 +3556,7 @@
           <w:rFonts w:ascii="Arial" w:eastAsia="Arial" w:hAnsi="Arial" w:cs="Arial"/>
           <w:lang w:val="en-PH"/>
         </w:rPr>
-        <w:t xml:space="preserve">based platform covering patient admission, diagnostic requisition, cashier billing, and claims processing in government hospitals (Department of Health Regional Office II, 2024), while the Integrated Clinic Information System serves as the electronic medical record reference model for primary care facilities, </w:t>
-      </w:r>
-      <w:r>
-        <w:rPr>
-          <w:rFonts w:ascii="Arial" w:eastAsia="Arial" w:hAnsi="Arial" w:cs="Arial"/>
-          <w:lang w:val="en-PH"/>
-        </w:rPr>
-        <w:t>digitizing</w:t>
-      </w:r>
-      <w:r>
-        <w:rPr>
-          <w:rFonts w:ascii="Arial" w:eastAsia="Arial" w:hAnsi="Arial" w:cs="Arial"/>
-          <w:lang w:val="en-PH"/>
-        </w:rPr>
-        <w:t xml:space="preserve"> patient records and service delivery reporting (Department of </w:t>
-      </w:r>
-      <w:r>
-        <w:rPr>
-          <w:rFonts w:ascii="Arial" w:eastAsia="Arial" w:hAnsi="Arial" w:cs="Arial"/>
-          <w:lang w:val="en-PH"/>
-        </w:rPr>
-        <w:lastRenderedPageBreak/>
-        <w:t xml:space="preserve">Health Regional Office II, 2024b). Literature describing these platforms establishes the functional expectations placed on any Philippine public health facility system, particularly the requirement to produce </w:t>
-      </w:r>
-      <w:r>
-        <w:rPr>
-          <w:rFonts w:ascii="Arial" w:eastAsia="Arial" w:hAnsi="Arial" w:cs="Arial"/>
-          <w:lang w:val="en-PH"/>
-        </w:rPr>
-        <w:t>standardized</w:t>
-      </w:r>
-      <w:r>
-        <w:rPr>
-          <w:rFonts w:ascii="Arial" w:eastAsia="Arial" w:hAnsi="Arial" w:cs="Arial"/>
-          <w:lang w:val="en-PH"/>
-        </w:rPr>
-        <w:t xml:space="preserve"> reports for higher</w:t>
-      </w:r>
-      <w:r>
-        <w:rPr>
-          <w:rFonts w:ascii="Arial" w:eastAsia="Arial" w:hAnsi="Arial" w:cs="Arial"/>
-          <w:lang w:val="en-PH"/>
-        </w:rPr>
-        <w:t xml:space="preserve"> </w:t>
-      </w:r>
-      <w:r>
-        <w:rPr>
-          <w:rFonts w:ascii="Arial" w:eastAsia="Arial" w:hAnsi="Arial" w:cs="Arial"/>
-          <w:lang w:val="en-PH"/>
-        </w:rPr>
-        <w:t>level health authorities. However, both reference systems are provided as fixed national deployments configured for their designated facility types, and the literature documents that municipal hospitals, which sit functionally between the primary care clinic and the Department of Health–retained hospital, are not well served by either configuration.</w:t>
-      </w:r>
-    </w:p>
-    <w:p>
-      <w:pPr>
-        <w:spacing w:line="480" w:lineRule="auto"/>
-        <w:ind w:left="482" w:hangingChars="200" w:hanging="482"/>
-        <w:jc w:val="both"/>
-        <w:rPr>
-          <w:rFonts w:ascii="Arial" w:eastAsia="Arial" w:hAnsi="Arial" w:cs="Arial"/>
-          <w:lang w:val="en-PH"/>
-        </w:rPr>
-      </w:pPr>
-      <w:r>
-        <w:rPr>
-          <w:rFonts w:ascii="Arial" w:eastAsia="Arial" w:hAnsi="Arial" w:cs="Arial"/>
-          <w:b/>
-          <w:bCs/>
-          <w:lang w:val="en-PH"/>
-        </w:rPr>
-        <w:t>National Health Data Standards and Interoperability Policy</w:t>
-      </w:r>
-    </w:p>
-    <w:p>
-      <w:pPr>
-        <w:spacing w:line="480" w:lineRule="auto"/>
-        <w:ind w:firstLine="482"/>
-        <w:jc w:val="both"/>
-        <w:rPr>
-          <w:rFonts w:ascii="Arial" w:eastAsia="Arial" w:hAnsi="Arial" w:cs="Arial"/>
-          <w:lang w:val="en-PH"/>
-        </w:rPr>
-      </w:pPr>
-      <w:r>
-        <w:rPr>
-          <w:rFonts w:ascii="Arial" w:eastAsia="Arial" w:hAnsi="Arial" w:cs="Arial"/>
-          <w:lang w:val="en-PH"/>
-        </w:rPr>
-        <w:t>Philippine policy literature establishes a national interoperability framework composed of the National Health Data Repository, the National Health Data Dictionary, and the Philippine Core Data for Interoperability, with Health Level Seven Fast Healthcare Interoperability Resources adopted as the national exchange standard under joint administrative issuance (Marcelo et al., 2025; Department of Health &amp; Philippine Health Insurance Corporation, 2021). This framework requires that health data collected by government and private health information systems conform to nationally defined data elements and terminologies, establishing the direction in which locally developed systems are expected to evolve. However, this literature is directed at exchange between facilities rather than at operations within a facility, and it presumes the prior existence of a functioning internal record system capable of producing structured data, which is precisely the capability that many municipal hospitals still lack.</w:t>
-      </w:r>
-    </w:p>
-    <w:p>
-      <w:pPr>
-        <w:spacing w:line="480" w:lineRule="auto"/>
-        <w:ind w:left="482" w:hangingChars="200" w:hanging="482"/>
-        <w:jc w:val="both"/>
-        <w:rPr>
-          <w:rFonts w:ascii="Arial" w:eastAsia="Arial" w:hAnsi="Arial" w:cs="Arial"/>
-          <w:lang w:val="en-PH"/>
-        </w:rPr>
-      </w:pPr>
-      <w:r>
-        <w:rPr>
-          <w:rFonts w:ascii="Arial" w:eastAsia="Arial" w:hAnsi="Arial" w:cs="Arial"/>
-          <w:b/>
-          <w:bCs/>
-          <w:lang w:val="en-PH"/>
-        </w:rPr>
-        <w:t>Electronic Medical Record Adoption in Philippine Public Facilities</w:t>
-      </w:r>
-    </w:p>
-    <w:p>
-      <w:pPr>
-        <w:spacing w:line="480" w:lineRule="auto"/>
-        <w:ind w:firstLine="482"/>
-        <w:jc w:val="both"/>
-        <w:rPr>
-          <w:rFonts w:ascii="Arial" w:eastAsia="Arial" w:hAnsi="Arial" w:cs="Arial"/>
-          <w:lang w:val="en-PH"/>
-        </w:rPr>
-      </w:pPr>
-      <w:r>
-        <w:rPr>
-          <w:rFonts w:ascii="Arial" w:eastAsia="Arial" w:hAnsi="Arial" w:cs="Arial"/>
-          <w:lang w:val="en-PH"/>
-        </w:rPr>
-        <w:t xml:space="preserve">Literature examining adoption </w:t>
-      </w:r>
-      <w:r>
-        <w:rPr>
-          <w:rFonts w:ascii="Arial" w:eastAsia="Arial" w:hAnsi="Arial" w:cs="Arial"/>
-          <w:lang w:val="en-PH"/>
-        </w:rPr>
-        <w:t>behavior</w:t>
-      </w:r>
-      <w:r>
-        <w:rPr>
-          <w:rFonts w:ascii="Arial" w:eastAsia="Arial" w:hAnsi="Arial" w:cs="Arial"/>
-          <w:lang w:val="en-PH"/>
-        </w:rPr>
-        <w:t xml:space="preserve"> in Philippine public facilities provides </w:t>
-      </w:r>
-      <w:r>
-        <w:rPr>
-          <w:rFonts w:ascii="Arial" w:eastAsia="Arial" w:hAnsi="Arial" w:cs="Arial"/>
-          <w:lang w:val="en-PH"/>
-        </w:rPr>
-        <w:lastRenderedPageBreak/>
-        <w:t>evidence on how government health workers actually use digital records in practice. An analysis of electronic medical record usage logs from rural health facilities reports that adoption is inconsistent and strongly conditioned by facility</w:t>
-      </w:r>
-      <w:r>
-        <w:rPr>
-          <w:rFonts w:ascii="Arial" w:eastAsia="Arial" w:hAnsi="Arial" w:cs="Arial"/>
-          <w:lang w:val="en-PH"/>
-        </w:rPr>
-        <w:t xml:space="preserve"> </w:t>
-      </w:r>
-      <w:r>
-        <w:rPr>
-          <w:rFonts w:ascii="Arial" w:eastAsia="Arial" w:hAnsi="Arial" w:cs="Arial"/>
-          <w:lang w:val="en-PH"/>
-        </w:rPr>
-        <w:t>level factors including staffing, device availability, and connectivity, with usage concentrating in facilities where the system is embedded into a required daily workflow rather than offered as an optional tool (Acacio</w:t>
-      </w:r>
-      <w:r>
-        <w:rPr>
-          <w:rFonts w:ascii="Arial" w:eastAsia="Arial" w:hAnsi="Arial" w:cs="Arial"/>
-          <w:lang w:val="en-PH"/>
-        </w:rPr>
-        <w:t xml:space="preserve"> </w:t>
-      </w:r>
-      <w:r>
-        <w:rPr>
-          <w:rFonts w:ascii="Arial" w:eastAsia="Arial" w:hAnsi="Arial" w:cs="Arial"/>
-          <w:lang w:val="en-PH"/>
-        </w:rPr>
-        <w:t>Claro et al., 2024). This literature establishes that mandated workflow integration, rather than system features alone, predicts sustained use. However, this evidence is drawn from primary care rural health units, whose service mix is narrower than that of a municipal hospital and which do not perform inpatient admission, laboratory processing, pharmacy dispensing, and cashier billing within a single facility.</w:t>
-      </w:r>
-    </w:p>
-    <w:p>
-      <w:pPr>
-        <w:spacing w:line="480" w:lineRule="auto"/>
-        <w:ind w:left="482" w:hangingChars="200" w:hanging="482"/>
-        <w:jc w:val="both"/>
-        <w:rPr>
-          <w:rFonts w:ascii="Arial" w:eastAsia="Arial" w:hAnsi="Arial" w:cs="Arial"/>
-          <w:lang w:val="en-PH"/>
-        </w:rPr>
-      </w:pPr>
-      <w:r>
-        <w:rPr>
-          <w:rFonts w:ascii="Arial" w:eastAsia="Arial" w:hAnsi="Arial" w:cs="Arial"/>
-          <w:b/>
-          <w:bCs/>
-          <w:lang w:val="en-PH"/>
-        </w:rPr>
-        <w:t>Health Information Systems Across Philippine Government Hospitals</w:t>
-      </w:r>
-    </w:p>
-    <w:p>
-      <w:pPr>
-        <w:spacing w:line="480" w:lineRule="auto"/>
-        <w:ind w:firstLine="482"/>
-        <w:jc w:val="both"/>
-        <w:rPr>
-          <w:rFonts w:ascii="Arial" w:eastAsia="Arial" w:hAnsi="Arial" w:cs="Arial"/>
-          <w:lang w:val="en-PH"/>
-        </w:rPr>
-      </w:pPr>
-      <w:r>
-        <w:rPr>
-          <w:rFonts w:ascii="Arial" w:eastAsia="Arial" w:hAnsi="Arial" w:cs="Arial"/>
-          <w:lang w:val="en-PH"/>
-        </w:rPr>
-        <w:t xml:space="preserve">A national review of health information systems across selected Philippine government hospitals and health </w:t>
-      </w:r>
-      <w:r>
-        <w:rPr>
-          <w:rFonts w:ascii="Arial" w:eastAsia="Arial" w:hAnsi="Arial" w:cs="Arial"/>
-          <w:lang w:val="en-PH"/>
-        </w:rPr>
-        <w:t>centers</w:t>
-      </w:r>
-      <w:r>
-        <w:rPr>
-          <w:rFonts w:ascii="Arial" w:eastAsia="Arial" w:hAnsi="Arial" w:cs="Arial"/>
-          <w:lang w:val="en-PH"/>
-        </w:rPr>
-        <w:t xml:space="preserve"> documents the actual state of </w:t>
+        <w:t xml:space="preserve">based patient record databases, a substantial proportion of facilities continue to rely on paper records or on partial </w:t>
       </w:r>
       <w:r>
         <w:rPr>
@@ -3510,35 +3570,7 @@
           <w:rFonts w:ascii="Arial" w:eastAsia="Arial" w:hAnsi="Arial" w:cs="Arial"/>
           <w:lang w:val="en-PH"/>
         </w:rPr>
-        <w:t xml:space="preserve"> in public facilities, reporting that while more hospitals than health </w:t>
-      </w:r>
-      <w:r>
-        <w:rPr>
-          <w:rFonts w:ascii="Arial" w:eastAsia="Arial" w:hAnsi="Arial" w:cs="Arial"/>
-          <w:lang w:val="en-PH"/>
-        </w:rPr>
-        <w:t>centers</w:t>
-      </w:r>
-      <w:r>
-        <w:rPr>
-          <w:rFonts w:ascii="Arial" w:eastAsia="Arial" w:hAnsi="Arial" w:cs="Arial"/>
-          <w:lang w:val="en-PH"/>
-        </w:rPr>
-        <w:t xml:space="preserve"> maintain web</w:t>
-      </w:r>
-      <w:r>
-        <w:rPr>
-          <w:rFonts w:ascii="Arial" w:eastAsia="Arial" w:hAnsi="Arial" w:cs="Arial"/>
-          <w:lang w:val="en-PH"/>
-        </w:rPr>
-        <w:t xml:space="preserve"> </w:t>
-      </w:r>
-      <w:r>
-        <w:rPr>
-          <w:rFonts w:ascii="Arial" w:eastAsia="Arial" w:hAnsi="Arial" w:cs="Arial"/>
-          <w:lang w:val="en-PH"/>
-        </w:rPr>
-        <w:t xml:space="preserve">based patient record databases, a substantial proportion of facilities continue to rely on paper records or on partial </w:t>
+        <w:t xml:space="preserve"> covering only selected functions (Marcos et al., 2022). This literature confirms that partial </w:t>
       </w:r>
       <w:r>
         <w:rPr>
@@ -3552,7 +3584,21 @@
           <w:rFonts w:ascii="Arial" w:eastAsia="Arial" w:hAnsi="Arial" w:cs="Arial"/>
           <w:lang w:val="en-PH"/>
         </w:rPr>
-        <w:t xml:space="preserve"> covering only selected functions (Marcos et al., 2022). This literature confirms that partial </w:t>
+        <w:t xml:space="preserve">, in which some departments are </w:t>
+      </w:r>
+      <w:r>
+        <w:rPr>
+          <w:rFonts w:ascii="Arial" w:eastAsia="Arial" w:hAnsi="Arial" w:cs="Arial"/>
+          <w:lang w:val="en-PH"/>
+        </w:rPr>
+        <w:t>computerized</w:t>
+      </w:r>
+      <w:r>
+        <w:rPr>
+          <w:rFonts w:ascii="Arial" w:eastAsia="Arial" w:hAnsi="Arial" w:cs="Arial"/>
+          <w:lang w:val="en-PH"/>
+        </w:rPr>
+        <w:t xml:space="preserve"> while others remain manual, is the prevailing condition in Philippine public hospitals rather than the exception. However, the review reports coverage and prevalence rather than functional design, and it does not specify the module composition, data structure, or workflow sequencing that a municipal hospital would require to move from partial to complete internal </w:t>
       </w:r>
       <w:r>
         <w:rPr>
@@ -3566,1357 +3612,7 @@
           <w:rFonts w:ascii="Arial" w:eastAsia="Arial" w:hAnsi="Arial" w:cs="Arial"/>
           <w:lang w:val="en-PH"/>
         </w:rPr>
-        <w:t xml:space="preserve">, in which some departments are </w:t>
-      </w:r>
-      <w:r>
-        <w:rPr>
-          <w:rFonts w:ascii="Arial" w:eastAsia="Arial" w:hAnsi="Arial" w:cs="Arial"/>
-          <w:lang w:val="en-PH"/>
-        </w:rPr>
-        <w:t>computerized</w:t>
-      </w:r>
-      <w:r>
-        <w:rPr>
-          <w:rFonts w:ascii="Arial" w:eastAsia="Arial" w:hAnsi="Arial" w:cs="Arial"/>
-          <w:lang w:val="en-PH"/>
-        </w:rPr>
-        <w:t xml:space="preserve"> while others remain manual, is the prevailing condition in Philippine public hospitals rather than the exception. However, the review reports coverage and prevalence rather than functional design, and it does not specify the module composition, data structure, or workflow sequencing that a municipal hospital would require to move from partial to complete internal </w:t>
-      </w:r>
-      <w:r>
-        <w:rPr>
-          <w:rFonts w:ascii="Arial" w:eastAsia="Arial" w:hAnsi="Arial" w:cs="Arial"/>
-          <w:lang w:val="en-PH"/>
-        </w:rPr>
-        <w:t>digitization</w:t>
-      </w:r>
-      <w:r>
-        <w:rPr>
-          <w:rFonts w:ascii="Arial" w:eastAsia="Arial" w:hAnsi="Arial" w:cs="Arial"/>
-          <w:lang w:val="en-PH"/>
-        </w:rPr>
         <w:t>.</w:t>
-      </w:r>
-    </w:p>
-    <w:p>
-      <w:pPr>
-        <w:spacing w:line="480" w:lineRule="auto"/>
-        <w:ind w:left="482" w:hangingChars="200" w:hanging="482"/>
-        <w:jc w:val="both"/>
-        <w:rPr>
-          <w:rFonts w:ascii="Arial" w:eastAsia="Arial" w:hAnsi="Arial" w:cs="Arial"/>
-          <w:b/>
-          <w:bCs/>
-          <w:lang w:val="en-PH"/>
-        </w:rPr>
-      </w:pPr>
-      <w:r>
-        <w:rPr>
-          <w:rFonts w:ascii="Arial" w:eastAsia="Arial" w:hAnsi="Arial" w:cs="Arial"/>
-          <w:b/>
-          <w:bCs/>
-          <w:lang w:val="en-PH"/>
-        </w:rPr>
-        <w:t>Local</w:t>
-      </w:r>
-    </w:p>
-    <w:p>
-      <w:pPr>
-        <w:spacing w:line="480" w:lineRule="auto"/>
-        <w:ind w:left="482" w:hangingChars="200" w:hanging="482"/>
-        <w:jc w:val="both"/>
-        <w:rPr>
-          <w:rFonts w:ascii="Arial" w:eastAsia="Arial" w:hAnsi="Arial" w:cs="Arial"/>
-          <w:lang w:val="en-PH"/>
-        </w:rPr>
-      </w:pPr>
-      <w:r>
-        <w:rPr>
-          <w:rFonts w:ascii="Arial" w:eastAsia="Arial" w:hAnsi="Arial" w:cs="Arial"/>
-          <w:b/>
-          <w:bCs/>
-          <w:lang w:val="en-PH"/>
-        </w:rPr>
-        <w:lastRenderedPageBreak/>
-        <w:t>Health Data Security Research in Mindanao Institutions</w:t>
-      </w:r>
-    </w:p>
-    <w:p>
-      <w:pPr>
-        <w:spacing w:line="480" w:lineRule="auto"/>
-        <w:ind w:firstLine="482"/>
-        <w:jc w:val="both"/>
-        <w:rPr>
-          <w:rFonts w:ascii="Arial" w:eastAsia="Arial" w:hAnsi="Arial" w:cs="Arial"/>
-          <w:lang w:val="en-PH"/>
-        </w:rPr>
-      </w:pPr>
-      <w:r>
-        <w:rPr>
-          <w:rFonts w:ascii="Arial" w:eastAsia="Arial" w:hAnsi="Arial" w:cs="Arial"/>
-          <w:lang w:val="en-PH"/>
-        </w:rPr>
-        <w:t>Research produced by Mindanao</w:t>
-      </w:r>
-      <w:r>
-        <w:rPr>
-          <w:rFonts w:ascii="Arial" w:eastAsia="Arial" w:hAnsi="Arial" w:cs="Arial"/>
-          <w:lang w:val="en-PH"/>
-        </w:rPr>
-        <w:t xml:space="preserve"> </w:t>
-      </w:r>
-      <w:r>
-        <w:rPr>
-          <w:rFonts w:ascii="Arial" w:eastAsia="Arial" w:hAnsi="Arial" w:cs="Arial"/>
-          <w:lang w:val="en-PH"/>
-        </w:rPr>
-        <w:t xml:space="preserve">based institutions has contributed directly to the international literature on health record security. A systematic review conducted by researchers at the Mindanao State University–Iligan Institute of Technology examines access control solutions across electronic health record systems and establishes </w:t>
-      </w:r>
-      <w:r>
-        <w:rPr>
-          <w:rFonts w:ascii="Arial" w:eastAsia="Arial" w:hAnsi="Arial" w:cs="Arial"/>
-          <w:lang w:val="en-PH"/>
-        </w:rPr>
-        <w:t>role</w:t>
-      </w:r>
-      <w:r>
-        <w:rPr>
-          <w:rFonts w:ascii="Arial" w:eastAsia="Arial" w:hAnsi="Arial" w:cs="Arial"/>
-          <w:lang w:val="en-PH"/>
-        </w:rPr>
-        <w:t>-based</w:t>
-      </w:r>
-      <w:r>
-        <w:rPr>
-          <w:rFonts w:ascii="Arial" w:eastAsia="Arial" w:hAnsi="Arial" w:cs="Arial"/>
-          <w:lang w:val="en-PH"/>
-        </w:rPr>
-        <w:t xml:space="preserve"> access control, authentication, and audit logging as the core protective mechanisms in clinical record platforms (</w:t>
-      </w:r>
-      <w:proofErr w:type="spellStart"/>
-      <w:r>
-        <w:rPr>
-          <w:rFonts w:ascii="Arial" w:eastAsia="Arial" w:hAnsi="Arial" w:cs="Arial"/>
-          <w:lang w:val="en-PH"/>
-        </w:rPr>
-        <w:t>Cobrado</w:t>
-      </w:r>
-      <w:proofErr w:type="spellEnd"/>
-      <w:r>
-        <w:rPr>
-          <w:rFonts w:ascii="Arial" w:eastAsia="Arial" w:hAnsi="Arial" w:cs="Arial"/>
-          <w:lang w:val="en-PH"/>
-        </w:rPr>
-        <w:t xml:space="preserve"> et al., 2024). This work is significant locally because it demonstrates that Mindanao institutions are engaging with health data governance as a design problem rather than treating it as a procurement issue. However, the review addresses access control as a general architectural concern and does not apply the model to a specific Mindanao public hospital deployment, leaving the practical configuration of role permissions across a municipal hospital's clinical, laboratory, pharmacy, and billing functions unexamined.</w:t>
-      </w:r>
-    </w:p>
-    <w:p>
-      <w:pPr>
-        <w:spacing w:line="480" w:lineRule="auto"/>
-        <w:ind w:left="482" w:hangingChars="200" w:hanging="482"/>
-        <w:jc w:val="both"/>
-        <w:rPr>
-          <w:rFonts w:ascii="Arial" w:eastAsia="Arial" w:hAnsi="Arial" w:cs="Arial"/>
-          <w:lang w:val="en-PH"/>
-        </w:rPr>
-      </w:pPr>
-      <w:r>
-        <w:rPr>
-          <w:rFonts w:ascii="Arial" w:eastAsia="Arial" w:hAnsi="Arial" w:cs="Arial"/>
-          <w:b/>
-          <w:bCs/>
-          <w:lang w:val="en-PH"/>
-        </w:rPr>
-        <w:t>Laboratory Informatics Research in Mindanao</w:t>
-      </w:r>
-    </w:p>
-    <w:p>
-      <w:pPr>
-        <w:spacing w:line="480" w:lineRule="auto"/>
-        <w:ind w:firstLine="482"/>
-        <w:jc w:val="both"/>
-        <w:rPr>
-          <w:rFonts w:ascii="Arial" w:eastAsia="Arial" w:hAnsi="Arial" w:cs="Arial"/>
-          <w:lang w:val="en-PH"/>
-        </w:rPr>
-      </w:pPr>
-      <w:r>
-        <w:rPr>
-          <w:rFonts w:ascii="Arial" w:eastAsia="Arial" w:hAnsi="Arial" w:cs="Arial"/>
-          <w:lang w:val="en-PH"/>
-        </w:rPr>
-        <w:t>Local research has likewise addressed diagnostic data integration. A systematic review of integration technologies in laboratory information systems, produced by Mindanao State University–Iligan Institute of Technology researchers, examines system-to-software communication between laboratory platforms and clinical systems and identifies Health Level Seven and Fast Healthcare Interoperability Resources standards as the dominant mechanisms for maintaining interoperability between diagnostic and clinical records (</w:t>
-      </w:r>
-      <w:proofErr w:type="spellStart"/>
-      <w:r>
-        <w:rPr>
-          <w:rFonts w:ascii="Arial" w:eastAsia="Arial" w:hAnsi="Arial" w:cs="Arial"/>
-          <w:lang w:val="en-PH"/>
-        </w:rPr>
-        <w:t>Edayan</w:t>
-      </w:r>
-      <w:proofErr w:type="spellEnd"/>
-      <w:r>
-        <w:rPr>
-          <w:rFonts w:ascii="Arial" w:eastAsia="Arial" w:hAnsi="Arial" w:cs="Arial"/>
-          <w:lang w:val="en-PH"/>
-        </w:rPr>
-        <w:t xml:space="preserve"> et al., 2024). However, the review </w:t>
-      </w:r>
-      <w:r>
-        <w:rPr>
-          <w:rFonts w:ascii="Arial" w:eastAsia="Arial" w:hAnsi="Arial" w:cs="Arial"/>
-          <w:lang w:val="en-PH"/>
-        </w:rPr>
-        <w:t>synthesizes</w:t>
-      </w:r>
-      <w:r>
-        <w:rPr>
-          <w:rFonts w:ascii="Arial" w:eastAsia="Arial" w:hAnsi="Arial" w:cs="Arial"/>
-          <w:lang w:val="en-PH"/>
-        </w:rPr>
-        <w:t xml:space="preserve"> integration approaches across published implementations rather than documenting a laboratory module developed for a Mindanao public facility, and it does not address the constrained </w:t>
-      </w:r>
-      <w:r>
-        <w:rPr>
-          <w:rFonts w:ascii="Arial" w:eastAsia="Arial" w:hAnsi="Arial" w:cs="Arial"/>
-          <w:lang w:val="en-PH"/>
-        </w:rPr>
-        <w:lastRenderedPageBreak/>
-        <w:t xml:space="preserve">case of a municipal hospital laboratory operating without automated </w:t>
-      </w:r>
-      <w:r>
-        <w:rPr>
-          <w:rFonts w:ascii="Arial" w:eastAsia="Arial" w:hAnsi="Arial" w:cs="Arial"/>
-          <w:lang w:val="en-PH"/>
-        </w:rPr>
-        <w:t>analyzers</w:t>
-      </w:r>
-      <w:r>
-        <w:rPr>
-          <w:rFonts w:ascii="Arial" w:eastAsia="Arial" w:hAnsi="Arial" w:cs="Arial"/>
-          <w:lang w:val="en-PH"/>
-        </w:rPr>
-        <w:t xml:space="preserve"> or a commercial interface engine.</w:t>
-      </w:r>
-    </w:p>
-    <w:p>
-      <w:pPr>
-        <w:spacing w:line="480" w:lineRule="auto"/>
-        <w:ind w:left="482" w:hangingChars="200" w:hanging="482"/>
-        <w:jc w:val="both"/>
-        <w:rPr>
-          <w:rFonts w:ascii="Arial" w:eastAsia="Arial" w:hAnsi="Arial" w:cs="Arial"/>
-          <w:lang w:val="en-PH"/>
-        </w:rPr>
-      </w:pPr>
-      <w:r>
-        <w:rPr>
-          <w:rFonts w:ascii="Arial" w:eastAsia="Arial" w:hAnsi="Arial" w:cs="Arial"/>
-          <w:b/>
-          <w:bCs/>
-          <w:lang w:val="en-PH"/>
-        </w:rPr>
-        <w:t>Electronic Medical Record Adoption in Mindanao Health Facilities</w:t>
-      </w:r>
-    </w:p>
-    <w:p>
-      <w:pPr>
-        <w:spacing w:line="480" w:lineRule="auto"/>
-        <w:ind w:firstLine="482"/>
-        <w:jc w:val="both"/>
-        <w:rPr>
-          <w:rFonts w:ascii="Arial" w:eastAsia="Arial" w:hAnsi="Arial" w:cs="Arial"/>
-          <w:lang w:val="en-PH"/>
-        </w:rPr>
-      </w:pPr>
-      <w:r>
-        <w:rPr>
-          <w:rFonts w:ascii="Arial" w:eastAsia="Arial" w:hAnsi="Arial" w:cs="Arial"/>
-          <w:lang w:val="en-PH"/>
-        </w:rPr>
-        <w:t>Literature examining physician engagement with electronic medical records in developing economies, produced collaboratively by Mindanao State University–Iligan Institute of Technology and Zamboanga City Medical Center researchers, identifies perceived usefulness, ease of use, and workflow fit as the determinants of physician acceptance, and reports that systems imposing additional documentation steps without corresponding retrieval benefits are abandoned in practice (Derecho et al., 2024). This work grounds adoption theory in a Mindanao tertiary hospital context. However, its focus is the physician role specifically, and it does not extend to the admitting, nursing, medical technologist, pharmacy, records, and cashier roles that a municipal hospital system must simultaneously serve.</w:t>
-      </w:r>
-    </w:p>
-    <w:p>
-      <w:pPr>
-        <w:spacing w:line="480" w:lineRule="auto"/>
-        <w:ind w:left="482" w:hangingChars="200" w:hanging="482"/>
-        <w:jc w:val="both"/>
-        <w:rPr>
-          <w:rFonts w:ascii="Arial" w:eastAsia="Arial" w:hAnsi="Arial" w:cs="Arial"/>
-          <w:lang w:val="en-PH"/>
-        </w:rPr>
-      </w:pPr>
-      <w:r>
-        <w:rPr>
-          <w:rFonts w:ascii="Arial" w:eastAsia="Arial" w:hAnsi="Arial" w:cs="Arial"/>
-          <w:b/>
-          <w:bCs/>
-          <w:lang w:val="en-PH"/>
-        </w:rPr>
-        <w:t>Regional Digital Health Implementation in SOCCSKSARGEN</w:t>
-      </w:r>
-    </w:p>
-    <w:p>
-      <w:pPr>
-        <w:spacing w:line="480" w:lineRule="auto"/>
-        <w:ind w:firstLine="482"/>
-        <w:jc w:val="both"/>
-        <w:rPr>
-          <w:rFonts w:ascii="Arial" w:eastAsia="Arial" w:hAnsi="Arial" w:cs="Arial"/>
-          <w:lang w:val="en-PH"/>
-        </w:rPr>
-      </w:pPr>
-      <w:r>
-        <w:rPr>
-          <w:rFonts w:ascii="Arial" w:eastAsia="Arial" w:hAnsi="Arial" w:cs="Arial"/>
-          <w:lang w:val="en-PH"/>
-        </w:rPr>
-        <w:t xml:space="preserve">Regional implementation literature documents the ongoing </w:t>
-      </w:r>
-      <w:r>
-        <w:rPr>
-          <w:rFonts w:ascii="Arial" w:eastAsia="Arial" w:hAnsi="Arial" w:cs="Arial"/>
-          <w:lang w:val="en-PH"/>
-        </w:rPr>
-        <w:t>digitization</w:t>
-      </w:r>
-      <w:r>
-        <w:rPr>
-          <w:rFonts w:ascii="Arial" w:eastAsia="Arial" w:hAnsi="Arial" w:cs="Arial"/>
-          <w:lang w:val="en-PH"/>
-        </w:rPr>
-        <w:t xml:space="preserve"> of health services in Region XII. The Department of Health Center for Health Development SOCCSKSARGEN has conducted training and simulation activities on the Integrated Clinic Information System across local government unit facilities in the region, including rural health units in South Cotabato, with the stated aim of </w:t>
-      </w:r>
-      <w:r>
-        <w:rPr>
-          <w:rFonts w:ascii="Arial" w:eastAsia="Arial" w:hAnsi="Arial" w:cs="Arial"/>
-          <w:lang w:val="en-PH"/>
-        </w:rPr>
-        <w:t>digitizing</w:t>
-      </w:r>
-      <w:r>
-        <w:rPr>
-          <w:rFonts w:ascii="Arial" w:eastAsia="Arial" w:hAnsi="Arial" w:cs="Arial"/>
-          <w:lang w:val="en-PH"/>
-        </w:rPr>
-        <w:t xml:space="preserve"> patient records and </w:t>
-      </w:r>
-      <w:r>
-        <w:rPr>
-          <w:rFonts w:ascii="Arial" w:eastAsia="Arial" w:hAnsi="Arial" w:cs="Arial"/>
-          <w:lang w:val="en-PH"/>
-        </w:rPr>
-        <w:t>standardizing</w:t>
-      </w:r>
-      <w:r>
-        <w:rPr>
-          <w:rFonts w:ascii="Arial" w:eastAsia="Arial" w:hAnsi="Arial" w:cs="Arial"/>
-          <w:lang w:val="en-PH"/>
-        </w:rPr>
-        <w:t xml:space="preserve"> service delivery reporting (Department of Health Center for Health Development SOCCSKSARGEN, 2024). This establishes that the digital health baseline in the province is being set at the primary care level. However, this regional rollout is </w:t>
-      </w:r>
-      <w:r>
-        <w:rPr>
-          <w:rFonts w:ascii="Arial" w:eastAsia="Arial" w:hAnsi="Arial" w:cs="Arial"/>
-          <w:lang w:val="en-PH"/>
-        </w:rPr>
-        <w:lastRenderedPageBreak/>
-        <w:t>directed at rural health units operating a clinic-level record system, and it does not extend to municipal hospital functions such as inpatient admission, laboratory specimen processing, pharmacy batch inventory, or cashier billing, leaving municipal hospitals in the province without an equivalent operational platform.</w:t>
-      </w:r>
-    </w:p>
-    <w:p>
-      <w:pPr>
-        <w:spacing w:line="480" w:lineRule="auto"/>
-        <w:ind w:left="482" w:hangingChars="200" w:hanging="482"/>
-        <w:jc w:val="both"/>
-        <w:rPr>
-          <w:rFonts w:ascii="Arial" w:eastAsia="Arial" w:hAnsi="Arial" w:cs="Arial"/>
-          <w:lang w:val="en-PH"/>
-        </w:rPr>
-      </w:pPr>
-      <w:r>
-        <w:rPr>
-          <w:rFonts w:ascii="Arial" w:eastAsia="Arial" w:hAnsi="Arial" w:cs="Arial"/>
-          <w:b/>
-          <w:bCs/>
-          <w:lang w:val="en-PH"/>
-        </w:rPr>
-        <w:t>Provincial Health Data Governance in South Cotabato</w:t>
-      </w:r>
-    </w:p>
-    <w:p>
-      <w:pPr>
-        <w:spacing w:line="480" w:lineRule="auto"/>
-        <w:ind w:firstLine="482"/>
-        <w:jc w:val="both"/>
-        <w:rPr>
-          <w:rFonts w:ascii="Arial" w:eastAsia="Arial" w:hAnsi="Arial" w:cs="Arial"/>
-          <w:lang w:val="en-PH"/>
-        </w:rPr>
-      </w:pPr>
-      <w:r>
-        <w:rPr>
-          <w:rFonts w:ascii="Arial" w:eastAsia="Arial" w:hAnsi="Arial" w:cs="Arial"/>
-          <w:lang w:val="en-PH"/>
-        </w:rPr>
-        <w:t xml:space="preserve">At the provincial level, the South Cotabato Integrated Provincial Health Office has pursued province-wide health data initiatives intended to improve the integration and </w:t>
-      </w:r>
-      <w:r>
-        <w:rPr>
-          <w:rFonts w:ascii="Arial" w:eastAsia="Arial" w:hAnsi="Arial" w:cs="Arial"/>
-          <w:lang w:val="en-PH"/>
-        </w:rPr>
-        <w:t>utilization</w:t>
-      </w:r>
-      <w:r>
-        <w:rPr>
-          <w:rFonts w:ascii="Arial" w:eastAsia="Arial" w:hAnsi="Arial" w:cs="Arial"/>
-          <w:lang w:val="en-PH"/>
-        </w:rPr>
-        <w:t xml:space="preserve"> of health data across municipal and provincial facilities, conducting orientation and capacity-building activities for provincial and municipal health personnel (South Cotabato Integrated Provincial Health Office, 2024). These initiatives establish provincial-level demand for structured health data originating from municipal facilities. However, provincial data integration presupposes that each contributing municipal facility already generates structured electronic records internally, and facilities that continue to operate on handwritten logbooks and physical folders cannot participate meaningfully in provincial data consolidation regardless of provincial readiness.</w:t>
-      </w:r>
-    </w:p>
-    <w:p>
-      <w:pPr>
-        <w:spacing w:line="480" w:lineRule="auto"/>
-        <w:ind w:left="482" w:hangingChars="200" w:hanging="482"/>
-        <w:jc w:val="both"/>
-        <w:rPr>
-          <w:rFonts w:ascii="Arial" w:eastAsia="Arial" w:hAnsi="Arial" w:cs="Arial"/>
-          <w:lang w:val="en-PH"/>
-        </w:rPr>
-      </w:pPr>
-      <w:r>
-        <w:rPr>
-          <w:rFonts w:ascii="Arial" w:eastAsia="Arial" w:hAnsi="Arial" w:cs="Arial"/>
-          <w:b/>
-          <w:bCs/>
-          <w:lang w:val="en-PH"/>
-        </w:rPr>
-        <w:t>Synthesis of the Review of Related Literature</w:t>
-      </w:r>
-    </w:p>
-    <w:p>
-      <w:pPr>
-        <w:spacing w:line="480" w:lineRule="auto"/>
-        <w:ind w:firstLine="480"/>
-        <w:jc w:val="both"/>
-        <w:rPr>
-          <w:rFonts w:ascii="Arial" w:eastAsia="Arial" w:hAnsi="Arial" w:cs="Arial"/>
-          <w:lang w:val="en-PH"/>
-        </w:rPr>
-      </w:pPr>
-      <w:r>
-        <w:rPr>
-          <w:rFonts w:ascii="Arial" w:eastAsia="Arial" w:hAnsi="Arial" w:cs="Arial"/>
-          <w:lang w:val="en-PH"/>
-        </w:rPr>
-        <w:t xml:space="preserve">The reviewed literature establishes that hospital information systems deliver their principal value by consolidating departmental records into a single patient-linked database, and that this consolidation improves record retrieval, reduces duplicate encoding, and generates the structured data required for routine reporting. International literature identifies electronic medical records as the mechanism for maintaining continuity of care across visits, structured laboratory ordering with specimen identifiers as </w:t>
-      </w:r>
-      <w:r>
-        <w:rPr>
-          <w:rFonts w:ascii="Arial" w:eastAsia="Arial" w:hAnsi="Arial" w:cs="Arial"/>
-          <w:lang w:val="en-PH"/>
-        </w:rPr>
-        <w:lastRenderedPageBreak/>
-        <w:t xml:space="preserve">the mechanism for reducing diagnostic error, electronic prescribing with automatic stock deduction as the mechanism for controlling dispensing accuracy and inventory currency, and role-based access control with audit logging as the mechanism for protecting </w:t>
-      </w:r>
-      <w:r>
-        <w:rPr>
-          <w:rFonts w:ascii="Arial" w:eastAsia="Arial" w:hAnsi="Arial" w:cs="Arial"/>
-          <w:lang w:val="en-PH"/>
-        </w:rPr>
-        <w:t>centralized</w:t>
-      </w:r>
-      <w:r>
-        <w:rPr>
-          <w:rFonts w:ascii="Arial" w:eastAsia="Arial" w:hAnsi="Arial" w:cs="Arial"/>
-          <w:lang w:val="en-PH"/>
-        </w:rPr>
-        <w:t xml:space="preserve"> clinical data. National literature demonstrates that the Philippine health information landscape remains fragmented despite sustained policy direction, that the Department of Health's reference systems are configured for primary care clinics and Department of Health–retained hospitals rather than for municipal hospitals, and that adoption in public facilities depends on embedding the system into mandatory daily workflow. Local literature confirms that Mindanao institutions are producing substantive research on health record security and laboratory integration, that regional </w:t>
-      </w:r>
-      <w:r>
-        <w:rPr>
-          <w:rFonts w:ascii="Arial" w:eastAsia="Arial" w:hAnsi="Arial" w:cs="Arial"/>
-          <w:lang w:val="en-PH"/>
-        </w:rPr>
-        <w:t>digitization</w:t>
-      </w:r>
-      <w:r>
-        <w:rPr>
-          <w:rFonts w:ascii="Arial" w:eastAsia="Arial" w:hAnsi="Arial" w:cs="Arial"/>
-          <w:lang w:val="en-PH"/>
-        </w:rPr>
-        <w:t xml:space="preserve"> in SOCCSKSARGEN is presently concentrated at the rural health unit level, and that provincial health data consolidation in South Cotabato depends on municipal facilities that in many cases have no internal electronic record to contribute.</w:t>
-      </w:r>
-    </w:p>
-    <w:p>
-      <w:pPr>
-        <w:spacing w:line="480" w:lineRule="auto"/>
-        <w:ind w:firstLine="480"/>
-        <w:jc w:val="both"/>
-        <w:rPr>
-          <w:rFonts w:ascii="Arial" w:eastAsia="Arial" w:hAnsi="Arial" w:cs="Arial"/>
-          <w:lang w:val="en-PH"/>
-        </w:rPr>
-      </w:pPr>
-      <w:r>
-        <w:rPr>
-          <w:rFonts w:ascii="Arial" w:eastAsia="Arial" w:hAnsi="Arial" w:cs="Arial"/>
-          <w:lang w:val="en-PH"/>
-        </w:rPr>
-        <w:t xml:space="preserve">Several gaps persist across this literature. First, the international literature is derived predominantly from tertiary and private facilities with dedicated technical personnel, and does not address design under the staffing, hardware, and connectivity constraints of a municipal government hospital. Second, the literature treats each functional domain in isolation, with separate bodies of work on records, laboratory, pharmacy, billing, and security, and does not describe a single platform in which a walk-in patient's registration, consultation, laboratory request, prescription, and charge all reference one patient record within one service day. Third, national policy literature addresses exchange between facilities and presupposes an internal record system that municipal hospitals frequently lack. Fourth, the local literature is concentrated either at the primary care level, where </w:t>
-      </w:r>
-      <w:r>
-        <w:rPr>
-          <w:rFonts w:ascii="Arial" w:eastAsia="Arial" w:hAnsi="Arial" w:cs="Arial"/>
-          <w:lang w:val="en-PH"/>
-        </w:rPr>
-        <w:lastRenderedPageBreak/>
-        <w:t>municipal hospital functions are absent, or at the provincial consolidation level, where internal facility operations are out of scope, leaving the municipal hospital itself unaddressed.</w:t>
-      </w:r>
-    </w:p>
-    <w:p>
-      <w:pPr>
-        <w:spacing w:line="480" w:lineRule="auto"/>
-        <w:ind w:firstLine="480"/>
-        <w:jc w:val="both"/>
-        <w:rPr>
-          <w:rFonts w:ascii="Arial" w:eastAsia="Arial" w:hAnsi="Arial" w:cs="Arial"/>
-          <w:lang w:val="en-PH"/>
-        </w:rPr>
-      </w:pPr>
-      <w:r>
-        <w:rPr>
-          <w:rFonts w:ascii="Arial" w:eastAsia="Arial" w:hAnsi="Arial" w:cs="Arial"/>
-          <w:lang w:val="en-PH"/>
-        </w:rPr>
-        <w:t xml:space="preserve">Therefore, this study addresses these limitations by developing the </w:t>
-      </w:r>
-      <w:proofErr w:type="spellStart"/>
-      <w:r>
-        <w:rPr>
-          <w:rFonts w:ascii="Arial" w:eastAsia="Arial" w:hAnsi="Arial" w:cs="Arial"/>
-          <w:lang w:val="en-PH"/>
-        </w:rPr>
-        <w:t>Tupi</w:t>
-      </w:r>
-      <w:proofErr w:type="spellEnd"/>
-      <w:r>
-        <w:rPr>
-          <w:rFonts w:ascii="Arial" w:eastAsia="Arial" w:hAnsi="Arial" w:cs="Arial"/>
-          <w:lang w:val="en-PH"/>
-        </w:rPr>
-        <w:t xml:space="preserve"> Municipal Hospital Information System, a web-based, multi-module platform that unifies patient registration and digital identification, electronic medical records, walk-in consultation scheduling and queueing, laboratory request and result management, pharmacy dispensing and inventory control, billing and payment recording, inter-departmental communication, and automated report generation into a single role-controlled system for </w:t>
-      </w:r>
-      <w:proofErr w:type="spellStart"/>
-      <w:r>
-        <w:rPr>
-          <w:rFonts w:ascii="Arial" w:eastAsia="Arial" w:hAnsi="Arial" w:cs="Arial"/>
-          <w:lang w:val="en-PH"/>
-        </w:rPr>
-        <w:t>Tupi</w:t>
-      </w:r>
-      <w:proofErr w:type="spellEnd"/>
-      <w:r>
-        <w:rPr>
-          <w:rFonts w:ascii="Arial" w:eastAsia="Arial" w:hAnsi="Arial" w:cs="Arial"/>
-          <w:lang w:val="en-PH"/>
-        </w:rPr>
-        <w:t xml:space="preserve"> Municipal Hospital, South Cotabato.</w:t>
-      </w:r>
-    </w:p>
-    <w:p>
-      <w:pPr>
-        <w:spacing w:line="480" w:lineRule="auto"/>
-        <w:ind w:left="480" w:hangingChars="200" w:hanging="480"/>
-        <w:jc w:val="both"/>
-        <w:rPr>
-          <w:rFonts w:ascii="Arial" w:eastAsia="Arial" w:hAnsi="Arial" w:cs="Arial"/>
-          <w:lang w:val="en-PH"/>
-        </w:rPr>
-      </w:pPr>
-    </w:p>
-    <w:p>
-      <w:pPr>
-        <w:spacing w:line="480" w:lineRule="auto"/>
-        <w:ind w:left="482" w:hangingChars="200" w:hanging="482"/>
-        <w:jc w:val="both"/>
-        <w:rPr>
-          <w:rFonts w:ascii="Arial" w:eastAsia="Arial" w:hAnsi="Arial" w:cs="Arial"/>
-          <w:b/>
-          <w:bCs/>
-          <w:lang w:val="en-PH"/>
-        </w:rPr>
-      </w:pPr>
-    </w:p>
-    <w:p>
-      <w:pPr>
-        <w:spacing w:line="480" w:lineRule="auto"/>
-        <w:ind w:left="482" w:hangingChars="200" w:hanging="482"/>
-        <w:jc w:val="both"/>
-        <w:rPr>
-          <w:rFonts w:ascii="Arial" w:eastAsia="Arial" w:hAnsi="Arial" w:cs="Arial"/>
-          <w:b/>
-          <w:bCs/>
-          <w:lang w:val="en-PH"/>
-        </w:rPr>
-      </w:pPr>
-      <w:r>
-        <w:rPr>
-          <w:rFonts w:ascii="Arial" w:eastAsia="Arial" w:hAnsi="Arial" w:cs="Arial"/>
-          <w:b/>
-          <w:bCs/>
-          <w:lang w:val="en-PH"/>
-        </w:rPr>
-        <w:t>REVIEW OF RELATED STUDIES (RRS)</w:t>
-      </w:r>
-    </w:p>
-    <w:p>
-      <w:pPr>
-        <w:spacing w:line="480" w:lineRule="auto"/>
-        <w:ind w:left="482" w:hangingChars="200" w:hanging="482"/>
-        <w:jc w:val="both"/>
-        <w:rPr>
-          <w:rFonts w:ascii="Arial" w:eastAsia="Arial" w:hAnsi="Arial" w:cs="Arial"/>
-          <w:b/>
-          <w:bCs/>
-          <w:lang w:val="en-PH"/>
-        </w:rPr>
-      </w:pPr>
-      <w:r>
-        <w:rPr>
-          <w:rFonts w:ascii="Arial" w:eastAsia="Arial" w:hAnsi="Arial" w:cs="Arial"/>
-          <w:b/>
-          <w:bCs/>
-          <w:lang w:val="en-PH"/>
-        </w:rPr>
-        <w:t>International</w:t>
-      </w:r>
-    </w:p>
-    <w:p>
-      <w:pPr>
-        <w:spacing w:line="480" w:lineRule="auto"/>
-        <w:ind w:left="482" w:hangingChars="200" w:hanging="482"/>
-        <w:jc w:val="both"/>
-        <w:rPr>
-          <w:rFonts w:ascii="Arial" w:eastAsia="Arial" w:hAnsi="Arial" w:cs="Arial"/>
-          <w:lang w:val="en-PH"/>
-        </w:rPr>
-      </w:pPr>
-      <w:r>
-        <w:rPr>
-          <w:rFonts w:ascii="Arial" w:eastAsia="Arial" w:hAnsi="Arial" w:cs="Arial"/>
-          <w:b/>
-          <w:bCs/>
-          <w:lang w:val="en-PH"/>
-        </w:rPr>
-        <w:t>Agile Development of a Laravel-Based Healthcare Management System</w:t>
-      </w:r>
-    </w:p>
-    <w:p>
-      <w:pPr>
-        <w:spacing w:line="480" w:lineRule="auto"/>
-        <w:ind w:firstLine="482"/>
-        <w:jc w:val="both"/>
-        <w:rPr>
-          <w:rFonts w:ascii="Arial" w:eastAsia="Arial" w:hAnsi="Arial" w:cs="Arial"/>
-          <w:lang w:val="en-PH"/>
-        </w:rPr>
-      </w:pPr>
-      <w:r>
-        <w:rPr>
-          <w:rFonts w:ascii="Arial" w:eastAsia="Arial" w:hAnsi="Arial" w:cs="Arial"/>
-          <w:lang w:val="en-PH"/>
-        </w:rPr>
-        <w:t xml:space="preserve">Lawal </w:t>
-      </w:r>
-      <w:proofErr w:type="spellStart"/>
-      <w:r>
-        <w:rPr>
-          <w:rFonts w:ascii="Arial" w:eastAsia="Arial" w:hAnsi="Arial" w:cs="Arial"/>
-          <w:lang w:val="en-PH"/>
-        </w:rPr>
-        <w:t>Bagiwa</w:t>
-      </w:r>
-      <w:proofErr w:type="spellEnd"/>
-      <w:r>
-        <w:rPr>
-          <w:rFonts w:ascii="Arial" w:eastAsia="Arial" w:hAnsi="Arial" w:cs="Arial"/>
-          <w:lang w:val="en-PH"/>
-        </w:rPr>
-        <w:t xml:space="preserve"> et al. (2025) developed and implemented a web-based electronic healthcare management system using the Laravel framework, consolidating</w:t>
-      </w:r>
-      <w:r>
-        <w:rPr>
-          <w:rFonts w:ascii="Arial" w:hAnsi="Arial"/>
-        </w:rPr>
-        <w:t xml:space="preserve"> </w:t>
-      </w:r>
-      <w:r>
-        <w:rPr>
-          <w:rFonts w:ascii="Arial" w:hAnsi="Arial"/>
-        </w:rPr>
-        <w:t xml:space="preserve">appointment </w:t>
-      </w:r>
-      <w:r>
-        <w:rPr>
-          <w:rFonts w:ascii="Arial" w:eastAsia="Arial" w:hAnsi="Arial" w:cs="Arial"/>
-          <w:lang w:val="en-PH"/>
-        </w:rPr>
-        <w:t xml:space="preserve">scheduling, treatment documentation, and role-based interaction among patients, providers, and administrators into a single platform. The system was built through an agile approach with iterative requirements engineering and modular implementation following the Model–View–Controller pattern, and was validated through requirement-driven unit </w:t>
-      </w:r>
-      <w:r>
-        <w:rPr>
-          <w:rFonts w:ascii="Arial" w:eastAsia="Arial" w:hAnsi="Arial" w:cs="Arial"/>
-          <w:lang w:val="en-PH"/>
-        </w:rPr>
-        <w:lastRenderedPageBreak/>
-        <w:t xml:space="preserve">testing comprising twenty-nine test cases across three functional modules covering authentication, </w:t>
-      </w:r>
-      <w:r>
-        <w:rPr>
-          <w:rFonts w:ascii="Arial" w:hAnsi="Arial"/>
-        </w:rPr>
-        <w:t>walk-in</w:t>
-      </w:r>
-      <w:r>
-        <w:rPr>
-          <w:rFonts w:ascii="Arial" w:hAnsi="Arial"/>
-        </w:rPr>
-        <w:t xml:space="preserve"> </w:t>
-      </w:r>
-      <w:r>
-        <w:rPr>
-          <w:rFonts w:ascii="Arial" w:hAnsi="Arial"/>
-        </w:rPr>
-        <w:t>consultation</w:t>
-      </w:r>
-      <w:r>
-        <w:rPr>
-          <w:rFonts w:ascii="Arial" w:hAnsi="Arial"/>
-        </w:rPr>
-        <w:t>s</w:t>
-      </w:r>
-      <w:r>
-        <w:rPr>
-          <w:rFonts w:ascii="Arial" w:eastAsia="Arial" w:hAnsi="Arial" w:cs="Arial"/>
-          <w:lang w:val="en-PH"/>
-        </w:rPr>
-        <w:t xml:space="preserve"> lifecycle management, treatment recording, and communication, all of which passed. The study concluded that workflow-oriented, role-based architectures improve structural coherence and operational reliability in web-based healthcare platforms. However, the system was scoped to </w:t>
-      </w:r>
-      <w:r>
-        <w:rPr>
-          <w:rFonts w:ascii="Arial" w:hAnsi="Arial"/>
-        </w:rPr>
-        <w:t>walk-in</w:t>
-      </w:r>
-      <w:r>
-        <w:rPr>
-          <w:rFonts w:ascii="Arial" w:hAnsi="Arial"/>
-        </w:rPr>
-        <w:t xml:space="preserve"> </w:t>
-      </w:r>
-      <w:r>
-        <w:rPr>
-          <w:rFonts w:ascii="Arial" w:hAnsi="Arial"/>
-        </w:rPr>
-        <w:t>consultation</w:t>
-      </w:r>
-      <w:r>
-        <w:rPr>
-          <w:rFonts w:ascii="Arial" w:hAnsi="Arial"/>
-        </w:rPr>
-        <w:t xml:space="preserve"> </w:t>
-      </w:r>
-      <w:r>
-        <w:rPr>
-          <w:rFonts w:ascii="Arial" w:eastAsia="Arial" w:hAnsi="Arial" w:cs="Arial"/>
-          <w:lang w:val="en-PH"/>
-        </w:rPr>
-        <w:t xml:space="preserve">and treatment documentation and does not incorporate laboratory request processing, pharmacy inventory deduction, or cashier billing, and its </w:t>
-      </w:r>
-      <w:r>
-        <w:rPr>
-          <w:rFonts w:ascii="Arial" w:hAnsi="Arial"/>
-        </w:rPr>
-        <w:t>walk-in</w:t>
-      </w:r>
-      <w:r>
-        <w:rPr>
-          <w:rFonts w:ascii="Arial" w:hAnsi="Arial"/>
-        </w:rPr>
-        <w:t xml:space="preserve"> </w:t>
-      </w:r>
-      <w:r>
-        <w:rPr>
-          <w:rFonts w:ascii="Arial" w:hAnsi="Arial"/>
-        </w:rPr>
-        <w:t>consultation</w:t>
-      </w:r>
-      <w:r>
-        <w:rPr>
-          <w:rFonts w:ascii="Arial" w:hAnsi="Arial"/>
-        </w:rPr>
-        <w:t xml:space="preserve"> </w:t>
-      </w:r>
-      <w:r>
-        <w:rPr>
-          <w:rFonts w:ascii="Arial" w:eastAsia="Arial" w:hAnsi="Arial" w:cs="Arial"/>
-          <w:lang w:val="en-PH"/>
-        </w:rPr>
-        <w:t>module is built around patient-initiated online booking rather than staff-encoded walk-in registration.</w:t>
-      </w:r>
-    </w:p>
-    <w:p>
-      <w:pPr>
-        <w:spacing w:line="480" w:lineRule="auto"/>
-        <w:ind w:left="482" w:hangingChars="200" w:hanging="482"/>
-        <w:jc w:val="both"/>
-        <w:rPr>
-          <w:rFonts w:ascii="Arial" w:eastAsia="Arial" w:hAnsi="Arial" w:cs="Arial"/>
-          <w:lang w:val="en-PH"/>
-        </w:rPr>
-      </w:pPr>
-      <w:r>
-        <w:rPr>
-          <w:rFonts w:ascii="Arial" w:eastAsia="Arial" w:hAnsi="Arial" w:cs="Arial"/>
-          <w:b/>
-          <w:bCs/>
-          <w:lang w:val="en-PH"/>
-        </w:rPr>
-        <w:t>Implementation of a Laboratory Information Management System in a Low-Resource Setting</w:t>
-      </w:r>
-    </w:p>
-    <w:p>
-      <w:pPr>
-        <w:spacing w:line="480" w:lineRule="auto"/>
-        <w:ind w:firstLine="482"/>
-        <w:jc w:val="both"/>
-        <w:rPr>
-          <w:rFonts w:ascii="Arial" w:eastAsia="Arial" w:hAnsi="Arial" w:cs="Arial"/>
-          <w:lang w:val="en-PH"/>
-        </w:rPr>
-      </w:pPr>
-      <w:r>
-        <w:rPr>
-          <w:rFonts w:ascii="Arial" w:eastAsia="Arial" w:hAnsi="Arial" w:cs="Arial"/>
-          <w:lang w:val="en-PH"/>
-        </w:rPr>
-        <w:t xml:space="preserve">Oakley et al. (2025) implemented a laboratory information management system for microbiology services in Timor-Leste and documented the deployment process, the challenges encountered, the mitigation strategies applied, and the experiences of end users. The implementation produced measurable improvements in specimen throughput, data management, and result reporting, and the study identified staff training, workflow redesign, and sustained technical support as the decisive factors in successful adoption within a resource-limited national laboratory. However, the study is confined to a </w:t>
-      </w:r>
-      <w:r>
-        <w:rPr>
-          <w:rFonts w:ascii="Arial" w:eastAsia="Arial" w:hAnsi="Arial" w:cs="Arial"/>
-          <w:lang w:val="en-PH"/>
-        </w:rPr>
-        <w:t>specialized</w:t>
-      </w:r>
-      <w:r>
-        <w:rPr>
-          <w:rFonts w:ascii="Arial" w:eastAsia="Arial" w:hAnsi="Arial" w:cs="Arial"/>
-          <w:lang w:val="en-PH"/>
-        </w:rPr>
-        <w:t xml:space="preserve"> microbiology laboratory operating as a standalone diagnostic service, and the system does not connect to a clinical record, a requesting physician's order queue, or a hospital billing function.</w:t>
-      </w:r>
-    </w:p>
-    <w:p>
-      <w:pPr>
-        <w:spacing w:line="480" w:lineRule="auto"/>
-        <w:ind w:left="482" w:hangingChars="200" w:hanging="482"/>
-        <w:jc w:val="both"/>
-        <w:rPr>
-          <w:rFonts w:ascii="Arial" w:eastAsia="Arial" w:hAnsi="Arial" w:cs="Arial"/>
-          <w:lang w:val="en-PH"/>
-        </w:rPr>
-      </w:pPr>
-      <w:r>
-        <w:rPr>
-          <w:rFonts w:ascii="Arial" w:eastAsia="Arial" w:hAnsi="Arial" w:cs="Arial"/>
-          <w:b/>
-          <w:bCs/>
-          <w:lang w:val="en-PH"/>
-        </w:rPr>
-        <w:t>Development of a Web-Based Outpatient Queuing System</w:t>
-      </w:r>
-    </w:p>
-    <w:p>
-      <w:pPr>
-        <w:spacing w:line="480" w:lineRule="auto"/>
-        <w:ind w:firstLine="482"/>
-        <w:jc w:val="both"/>
-        <w:rPr>
-          <w:rFonts w:ascii="Arial" w:eastAsia="Arial" w:hAnsi="Arial" w:cs="Arial"/>
-          <w:lang w:val="en-PH"/>
-        </w:rPr>
-      </w:pPr>
-      <w:r>
-        <w:rPr>
-          <w:rFonts w:ascii="Arial" w:eastAsia="Arial" w:hAnsi="Arial" w:cs="Arial"/>
-          <w:lang w:val="en-PH"/>
-        </w:rPr>
-        <w:t xml:space="preserve">A study on the implementation of a web-based queuing system in hospital polyclinic </w:t>
-      </w:r>
-      <w:r>
-        <w:rPr>
-          <w:rFonts w:ascii="Arial" w:eastAsia="Arial" w:hAnsi="Arial" w:cs="Arial"/>
-          <w:lang w:val="en-PH"/>
-        </w:rPr>
-        <w:lastRenderedPageBreak/>
-        <w:t>services applied a first-in, first-out method to manage outpatient flow, generating sequential queue numbers and displaying live queue status to reduce disorder and perceived waiting time at the service counter (Firmansyah et al., 2024). The study demonstrated that a simple, deterministic queueing rule implemented in a web interface is sufficient to impose a single visible service order on walk-in outpatient arrivals without requiring predictive modelling. However, the system operates as a standalone ticketing interface and is not linked to the patient record, the consulting physician's schedule, or subsequent laboratory and pharmacy service points, so the queue position it assigns does not follow the patient through the remainder of the visit.</w:t>
-      </w:r>
-    </w:p>
-    <w:p>
-      <w:pPr>
-        <w:spacing w:line="480" w:lineRule="auto"/>
-        <w:ind w:left="482" w:hangingChars="200" w:hanging="482"/>
-        <w:jc w:val="both"/>
-        <w:rPr>
-          <w:rFonts w:ascii="Arial" w:eastAsia="Arial" w:hAnsi="Arial" w:cs="Arial"/>
-          <w:lang w:val="en-PH"/>
-        </w:rPr>
-      </w:pPr>
-      <w:r>
-        <w:rPr>
-          <w:rFonts w:ascii="Arial" w:eastAsia="Arial" w:hAnsi="Arial" w:cs="Arial"/>
-          <w:b/>
-          <w:bCs/>
-          <w:lang w:val="en-PH"/>
-        </w:rPr>
-        <w:t>Modification of an Electronic Prescription System to Reduce Dispensing Error</w:t>
-      </w:r>
-    </w:p>
-    <w:p>
-      <w:pPr>
-        <w:spacing w:line="480" w:lineRule="auto"/>
-        <w:ind w:firstLine="482"/>
-        <w:jc w:val="both"/>
-        <w:rPr>
-          <w:rFonts w:ascii="Arial" w:eastAsia="Arial" w:hAnsi="Arial" w:cs="Arial"/>
-          <w:lang w:val="en-PH"/>
-        </w:rPr>
-      </w:pPr>
-      <w:r>
-        <w:rPr>
-          <w:rFonts w:ascii="Arial" w:eastAsia="Arial" w:hAnsi="Arial" w:cs="Arial"/>
-          <w:lang w:val="en-PH"/>
-        </w:rPr>
-        <w:t>Alanazi et al. (2024) examined the effect of modifications to a hospital electronic prescription system on medication error rates, documenting the specific system changes introduced and their effect on prescribing and dispensing accuracy. The study reported that structured electronic prescribing with embedded verification substantially reduced error rates relative to prior practice, and identified prescription field validation and automated checking at the point of issuance as the mechanisms responsible. However, the study addressed the prescribing interface alone and did not extend to batch-level inventory deduction, expiry threshold alerting, or dispensing record management, which are the pharmacy functions through which stock discrepancies in a municipal hospital actually arise.</w:t>
-      </w:r>
-    </w:p>
-    <w:p>
-      <w:pPr>
-        <w:spacing w:line="480" w:lineRule="auto"/>
-        <w:ind w:left="482" w:hangingChars="200" w:hanging="482"/>
-        <w:jc w:val="both"/>
-        <w:rPr>
-          <w:rFonts w:ascii="Arial" w:eastAsia="Arial" w:hAnsi="Arial" w:cs="Arial"/>
-          <w:lang w:val="en-PH"/>
-        </w:rPr>
-      </w:pPr>
-      <w:r>
-        <w:rPr>
-          <w:rFonts w:ascii="Arial" w:eastAsia="Arial" w:hAnsi="Arial" w:cs="Arial"/>
-          <w:b/>
-          <w:bCs/>
-          <w:lang w:val="en-PH"/>
-        </w:rPr>
-        <w:t>Design and Implementation of a Web-Based Patient Registration System</w:t>
-      </w:r>
-    </w:p>
-    <w:p>
-      <w:pPr>
-        <w:spacing w:line="480" w:lineRule="auto"/>
-        <w:ind w:firstLine="482"/>
-        <w:jc w:val="both"/>
-        <w:rPr>
-          <w:rFonts w:ascii="Arial" w:eastAsia="Arial" w:hAnsi="Arial" w:cs="Arial"/>
-          <w:lang w:val="en-PH"/>
-        </w:rPr>
-      </w:pPr>
-      <w:r>
-        <w:rPr>
-          <w:rFonts w:ascii="Arial" w:eastAsia="Arial" w:hAnsi="Arial" w:cs="Arial"/>
-          <w:lang w:val="en-PH"/>
-        </w:rPr>
-        <w:t xml:space="preserve">A study on the design and implementation of a web-based patient registration system </w:t>
-      </w:r>
-      <w:r>
-        <w:rPr>
-          <w:rFonts w:ascii="Arial" w:eastAsia="Arial" w:hAnsi="Arial" w:cs="Arial"/>
-          <w:lang w:val="en-PH"/>
-        </w:rPr>
-        <w:lastRenderedPageBreak/>
-        <w:t>developed an electronic outpatient registration workflow with the explicit objective of shortening waiting time and improving service efficiency at the point of intake, replacing counter-based manual encoding with a structured digital registration form (Suryani et al., 2025). The study demonstrated that structured registration with retrievable patient identifiers reduces repeat encoding for returning patients. However, the system is limited to the registration transaction and terminates at the point of intake, providing no downstream linkage to consultation documentation, diagnostic ordering, medication dispensing, or charge posting.</w:t>
-      </w:r>
-    </w:p>
-    <w:p>
-      <w:pPr>
-        <w:spacing w:line="480" w:lineRule="auto"/>
-        <w:ind w:left="482" w:hangingChars="200" w:hanging="482"/>
-        <w:jc w:val="both"/>
-        <w:rPr>
-          <w:rFonts w:ascii="Arial" w:eastAsia="Arial" w:hAnsi="Arial" w:cs="Arial"/>
-          <w:b/>
-          <w:bCs/>
-          <w:lang w:val="en-PH"/>
-        </w:rPr>
-      </w:pPr>
-      <w:r>
-        <w:rPr>
-          <w:rFonts w:ascii="Arial" w:eastAsia="Arial" w:hAnsi="Arial" w:cs="Arial"/>
-          <w:b/>
-          <w:bCs/>
-          <w:lang w:val="en-PH"/>
-        </w:rPr>
-        <w:t>National</w:t>
-      </w:r>
-    </w:p>
-    <w:p>
-      <w:pPr>
-        <w:spacing w:line="480" w:lineRule="auto"/>
-        <w:ind w:left="482" w:hangingChars="200" w:hanging="482"/>
-        <w:jc w:val="both"/>
-        <w:rPr>
-          <w:rFonts w:ascii="Arial" w:eastAsia="Arial" w:hAnsi="Arial" w:cs="Arial"/>
-          <w:lang w:val="en-PH"/>
-        </w:rPr>
-      </w:pPr>
-      <w:r>
-        <w:rPr>
-          <w:rFonts w:ascii="Arial" w:eastAsia="Arial" w:hAnsi="Arial" w:cs="Arial"/>
-          <w:b/>
-          <w:bCs/>
-          <w:lang w:val="en-PH"/>
-        </w:rPr>
-        <w:t>Implementation of Electronic Health Records in Philippine Primary Care Settings</w:t>
-      </w:r>
-    </w:p>
-    <w:p>
-      <w:pPr>
-        <w:spacing w:line="480" w:lineRule="auto"/>
-        <w:ind w:firstLine="482"/>
-        <w:jc w:val="both"/>
-        <w:rPr>
-          <w:rFonts w:ascii="Arial" w:eastAsia="Arial" w:hAnsi="Arial" w:cs="Arial"/>
-          <w:lang w:val="en-PH"/>
-        </w:rPr>
-      </w:pPr>
-      <w:proofErr w:type="spellStart"/>
-      <w:r>
-        <w:rPr>
-          <w:rFonts w:ascii="Arial" w:eastAsia="Arial" w:hAnsi="Arial" w:cs="Arial"/>
-          <w:lang w:val="en-PH"/>
-        </w:rPr>
-        <w:t>Elepaño</w:t>
-      </w:r>
-      <w:proofErr w:type="spellEnd"/>
-      <w:r>
-        <w:rPr>
-          <w:rFonts w:ascii="Arial" w:eastAsia="Arial" w:hAnsi="Arial" w:cs="Arial"/>
-          <w:lang w:val="en-PH"/>
-        </w:rPr>
-        <w:t xml:space="preserve"> et al. (2025) evaluated the implementation of two electronic health record systems across primary care settings in the Philippines over a three-year period under the Philippine Primary Care Studies </w:t>
-      </w:r>
-      <w:proofErr w:type="spellStart"/>
-      <w:r>
-        <w:rPr>
-          <w:rFonts w:ascii="Arial" w:eastAsia="Arial" w:hAnsi="Arial" w:cs="Arial"/>
-          <w:lang w:val="en-PH"/>
-        </w:rPr>
-        <w:t>programme</w:t>
-      </w:r>
-      <w:proofErr w:type="spellEnd"/>
-      <w:r>
-        <w:rPr>
-          <w:rFonts w:ascii="Arial" w:eastAsia="Arial" w:hAnsi="Arial" w:cs="Arial"/>
-          <w:lang w:val="en-PH"/>
-        </w:rPr>
-        <w:t>, documenting the deployment process in remote, rural, and urban sites and the practical adaptations required in each. The study reported that implementation success depended less on system features than on local infrastructure, staff capacity, and the degree to which the system was integrated into required daily routines, and it produced practical guidance for adapting electronic health record systems to diverse Philippine settings. However, the study was conducted in primary care facilities whose service scope excludes laboratory specimen processing, pharmacy batch inventory, and hospital cashier billing, and it evaluated existing systems rather than designing a platform for a municipal hospital's specific module composition.</w:t>
-      </w:r>
-    </w:p>
-    <w:p>
-      <w:pPr>
-        <w:spacing w:line="480" w:lineRule="auto"/>
-        <w:ind w:left="482" w:hangingChars="200" w:hanging="482"/>
-        <w:jc w:val="both"/>
-        <w:rPr>
-          <w:rFonts w:ascii="Arial" w:eastAsia="Arial" w:hAnsi="Arial" w:cs="Arial"/>
-          <w:lang w:val="en-PH"/>
-        </w:rPr>
-      </w:pPr>
-      <w:r>
-        <w:rPr>
-          <w:rFonts w:ascii="Arial" w:eastAsia="Arial" w:hAnsi="Arial" w:cs="Arial"/>
-          <w:b/>
-          <w:bCs/>
-          <w:lang w:val="en-PH"/>
-        </w:rPr>
-        <w:t xml:space="preserve">Development of a Local Health Information Exchange Platform for Philippine Local </w:t>
-      </w:r>
-      <w:r>
-        <w:rPr>
-          <w:rFonts w:ascii="Arial" w:eastAsia="Arial" w:hAnsi="Arial" w:cs="Arial"/>
-          <w:b/>
-          <w:bCs/>
-          <w:lang w:val="en-PH"/>
-        </w:rPr>
-        <w:lastRenderedPageBreak/>
-        <w:t>Government Units</w:t>
-      </w:r>
-    </w:p>
-    <w:p>
-      <w:pPr>
-        <w:spacing w:line="480" w:lineRule="auto"/>
-        <w:ind w:firstLine="482"/>
-        <w:jc w:val="both"/>
-        <w:rPr>
-          <w:rFonts w:ascii="Arial" w:eastAsia="Arial" w:hAnsi="Arial" w:cs="Arial"/>
-          <w:lang w:val="en-PH"/>
-        </w:rPr>
-      </w:pPr>
-      <w:r>
-        <w:rPr>
-          <w:rFonts w:ascii="Arial" w:eastAsia="Arial" w:hAnsi="Arial" w:cs="Arial"/>
-          <w:lang w:val="en-PH"/>
-        </w:rPr>
-        <w:t xml:space="preserve">Marcelo et al. (2025) designed and deployed the Smarter and Integrated Local Health Information System, an open-source local health information exchange platform, across three pilot local government units comprising the Municipality of </w:t>
-      </w:r>
-      <w:proofErr w:type="spellStart"/>
-      <w:r>
-        <w:rPr>
-          <w:rFonts w:ascii="Arial" w:eastAsia="Arial" w:hAnsi="Arial" w:cs="Arial"/>
-          <w:lang w:val="en-PH"/>
-        </w:rPr>
-        <w:t>Pulilan</w:t>
-      </w:r>
-      <w:proofErr w:type="spellEnd"/>
-      <w:r>
-        <w:rPr>
-          <w:rFonts w:ascii="Arial" w:eastAsia="Arial" w:hAnsi="Arial" w:cs="Arial"/>
-          <w:lang w:val="en-PH"/>
-        </w:rPr>
-        <w:t xml:space="preserve"> in Bulacan, Cagayan de Oro City, and the Province of Pangasinan. The platform integrated patient, provider, and facility registries, implemented Health Level Seven Fast Healthcare Interoperability Resources–based exchange aligned with the </w:t>
-      </w:r>
-      <w:proofErr w:type="spellStart"/>
-      <w:r>
-        <w:rPr>
-          <w:rFonts w:ascii="Arial" w:eastAsia="Arial" w:hAnsi="Arial" w:cs="Arial"/>
-          <w:lang w:val="en-PH"/>
-        </w:rPr>
-        <w:t>OpenHIE</w:t>
-      </w:r>
-      <w:proofErr w:type="spellEnd"/>
-      <w:r>
-        <w:rPr>
-          <w:rFonts w:ascii="Arial" w:eastAsia="Arial" w:hAnsi="Arial" w:cs="Arial"/>
-          <w:lang w:val="en-PH"/>
-        </w:rPr>
-        <w:t xml:space="preserve"> architecture, and delivered referral and facility capacity dashboards, demonstrating that local government units can operate standards-based interoperability infrastructure and reduce data duplication across facilities. However, the platform functions explicitly as a backend integration layer rather than as a facility system, and the authors state that it is not designed to replace electronic medical records or hospital information systems, meaning that a municipal hospital without an internal record system has no data to contribute to it.</w:t>
-      </w:r>
-    </w:p>
-    <w:p>
-      <w:pPr>
-        <w:spacing w:line="480" w:lineRule="auto"/>
-        <w:ind w:left="482" w:hangingChars="200" w:hanging="482"/>
-        <w:jc w:val="both"/>
-        <w:rPr>
-          <w:rFonts w:ascii="Arial" w:eastAsia="Arial" w:hAnsi="Arial" w:cs="Arial"/>
-          <w:lang w:val="en-PH"/>
-        </w:rPr>
-      </w:pPr>
-      <w:r>
-        <w:rPr>
-          <w:rFonts w:ascii="Arial" w:eastAsia="Arial" w:hAnsi="Arial" w:cs="Arial"/>
-          <w:b/>
-          <w:bCs/>
-          <w:lang w:val="en-PH"/>
-        </w:rPr>
-        <w:t>Development of a Medical Record Management System for a Local Health Facility</w:t>
-      </w:r>
-    </w:p>
-    <w:p>
-      <w:pPr>
-        <w:spacing w:line="480" w:lineRule="auto"/>
-        <w:ind w:firstLine="482"/>
-        <w:jc w:val="both"/>
-        <w:rPr>
-          <w:rFonts w:ascii="Arial" w:eastAsia="Arial" w:hAnsi="Arial" w:cs="Arial"/>
-          <w:lang w:val="en-PH"/>
-        </w:rPr>
-      </w:pPr>
-      <w:r>
-        <w:rPr>
-          <w:rFonts w:ascii="Arial" w:eastAsia="Arial" w:hAnsi="Arial" w:cs="Arial"/>
-          <w:lang w:val="en-PH"/>
-        </w:rPr>
-        <w:t xml:space="preserve">Fiesta et al. (2024) designed, developed, and implemented a Medical Record Management System for Baung Health Center to replace an existing manual, paper-based record-keeping process. Using the Rapid Application Development methodology across requirements planning, prototyping, testing, and deployment phases, the study delivered a patient record database, a role-restricted interface for </w:t>
-      </w:r>
-      <w:r>
-        <w:rPr>
-          <w:rFonts w:ascii="Arial" w:eastAsia="Arial" w:hAnsi="Arial" w:cs="Arial"/>
-          <w:lang w:val="en-PH"/>
-        </w:rPr>
-        <w:t>authorized</w:t>
-      </w:r>
-      <w:r>
-        <w:rPr>
-          <w:rFonts w:ascii="Arial" w:eastAsia="Arial" w:hAnsi="Arial" w:cs="Arial"/>
-          <w:lang w:val="en-PH"/>
-        </w:rPr>
-        <w:t xml:space="preserve"> personnel, a backup mechanism for data security, and printed record output, and concluded that the system improved record management accuracy and reduced the errors associated with manual processes. However, the system is scoped to medical record storage and retrieval within a health </w:t>
-      </w:r>
-      <w:r>
-        <w:rPr>
-          <w:rFonts w:ascii="Arial" w:eastAsia="Arial" w:hAnsi="Arial" w:cs="Arial"/>
-          <w:lang w:val="en-PH"/>
-        </w:rPr>
-        <w:t>center</w:t>
-      </w:r>
-      <w:r>
-        <w:rPr>
-          <w:rFonts w:ascii="Arial" w:eastAsia="Arial" w:hAnsi="Arial" w:cs="Arial"/>
-          <w:lang w:val="en-PH"/>
-        </w:rPr>
-        <w:t xml:space="preserve">, and does not include consultation queueing, laboratory </w:t>
-      </w:r>
-      <w:r>
-        <w:rPr>
-          <w:rFonts w:ascii="Arial" w:eastAsia="Arial" w:hAnsi="Arial" w:cs="Arial"/>
-          <w:lang w:val="en-PH"/>
-        </w:rPr>
-        <w:lastRenderedPageBreak/>
-        <w:t>request and result workflows, pharmacy inventory control, or billing computation.</w:t>
-      </w:r>
-    </w:p>
-    <w:p>
-      <w:pPr>
-        <w:spacing w:line="480" w:lineRule="auto"/>
-        <w:ind w:left="482" w:hangingChars="200" w:hanging="482"/>
-        <w:jc w:val="both"/>
-        <w:rPr>
-          <w:rFonts w:ascii="Arial" w:eastAsia="Arial" w:hAnsi="Arial" w:cs="Arial"/>
-          <w:lang w:val="en-PH"/>
-        </w:rPr>
-      </w:pPr>
-      <w:r>
-        <w:rPr>
-          <w:rFonts w:ascii="Arial" w:eastAsia="Arial" w:hAnsi="Arial" w:cs="Arial"/>
-          <w:b/>
-          <w:bCs/>
-          <w:lang w:val="en-PH"/>
-        </w:rPr>
-        <w:t>Development of a Web-Based Health Record Management System</w:t>
-      </w:r>
-    </w:p>
-    <w:p>
-      <w:pPr>
-        <w:spacing w:line="480" w:lineRule="auto"/>
-        <w:ind w:firstLine="482"/>
-        <w:jc w:val="both"/>
-        <w:rPr>
-          <w:rFonts w:ascii="Arial" w:eastAsia="Arial" w:hAnsi="Arial" w:cs="Arial"/>
-          <w:lang w:val="en-PH"/>
-        </w:rPr>
-      </w:pPr>
-      <w:proofErr w:type="spellStart"/>
-      <w:r>
-        <w:rPr>
-          <w:rFonts w:ascii="Arial" w:eastAsia="Arial" w:hAnsi="Arial" w:cs="Arial"/>
-          <w:lang w:val="en-PH"/>
-        </w:rPr>
-        <w:t>Olipas</w:t>
-      </w:r>
-      <w:proofErr w:type="spellEnd"/>
-      <w:r>
-        <w:rPr>
-          <w:rFonts w:ascii="Arial" w:eastAsia="Arial" w:hAnsi="Arial" w:cs="Arial"/>
-          <w:lang w:val="en-PH"/>
-        </w:rPr>
-        <w:t xml:space="preserve"> et al. (2022) designed and developed </w:t>
-      </w:r>
-      <w:proofErr w:type="spellStart"/>
-      <w:r>
-        <w:rPr>
-          <w:rFonts w:ascii="Arial" w:eastAsia="Arial" w:hAnsi="Arial" w:cs="Arial"/>
-          <w:lang w:val="en-PH"/>
-        </w:rPr>
-        <w:t>MediCord</w:t>
-      </w:r>
-      <w:proofErr w:type="spellEnd"/>
-      <w:r>
-        <w:rPr>
-          <w:rFonts w:ascii="Arial" w:eastAsia="Arial" w:hAnsi="Arial" w:cs="Arial"/>
-          <w:lang w:val="en-PH"/>
-        </w:rPr>
-        <w:t>, a web-based health record management system, using a developmental research approach that proceeded from requirements analysis through design, development, and evaluation of the resulting application. The study produced a functioning web platform for storing and retrieving health records and evaluated it against software quality criteria, demonstrating the feasibility of locally developed web-based record systems for Philippine health facilities. However, the system addresses health record management as a single function and does not integrate the diagnostic, pharmaceutical, and financial transaction streams that a municipal hospital generates for each patient visit.</w:t>
-      </w:r>
-    </w:p>
-    <w:p>
-      <w:pPr>
-        <w:spacing w:line="480" w:lineRule="auto"/>
-        <w:ind w:left="482" w:hangingChars="200" w:hanging="482"/>
-        <w:jc w:val="both"/>
-        <w:rPr>
-          <w:rFonts w:ascii="Arial" w:eastAsia="Arial" w:hAnsi="Arial" w:cs="Arial"/>
-          <w:lang w:val="en-PH"/>
-        </w:rPr>
-      </w:pPr>
-      <w:r>
-        <w:rPr>
-          <w:rFonts w:ascii="Arial" w:eastAsia="Arial" w:hAnsi="Arial" w:cs="Arial"/>
-          <w:b/>
-          <w:bCs/>
-          <w:lang w:val="en-PH"/>
-        </w:rPr>
-        <w:t>Analysis of Electronic Medical Record Usage in Philippine Rural Health Facilities</w:t>
-      </w:r>
-    </w:p>
-    <w:p>
-      <w:pPr>
-        <w:spacing w:line="480" w:lineRule="auto"/>
-        <w:ind w:firstLine="482"/>
-        <w:jc w:val="both"/>
-        <w:rPr>
-          <w:rFonts w:ascii="Arial" w:eastAsia="Arial" w:hAnsi="Arial" w:cs="Arial"/>
-          <w:lang w:val="en-PH"/>
-        </w:rPr>
-      </w:pPr>
-      <w:r>
-        <w:rPr>
-          <w:rFonts w:ascii="Arial" w:eastAsia="Arial" w:hAnsi="Arial" w:cs="Arial"/>
-          <w:lang w:val="en-PH"/>
-        </w:rPr>
-        <w:t xml:space="preserve">Acacio-Claro et al. (2024) </w:t>
-      </w:r>
-      <w:r>
-        <w:rPr>
-          <w:rFonts w:ascii="Arial" w:eastAsia="Arial" w:hAnsi="Arial" w:cs="Arial"/>
-          <w:lang w:val="en-PH"/>
-        </w:rPr>
-        <w:t>analyzed</w:t>
-      </w:r>
-      <w:r>
-        <w:rPr>
-          <w:rFonts w:ascii="Arial" w:eastAsia="Arial" w:hAnsi="Arial" w:cs="Arial"/>
-          <w:lang w:val="en-PH"/>
-        </w:rPr>
-        <w:t xml:space="preserve"> electronic medical record usage logs from rural health facilities in the Philippines to determine how public primary health care facilities interacted with the systems before and during a health emergency, using actual system-generated usage data rather than self-reported </w:t>
-      </w:r>
-      <w:r>
-        <w:rPr>
-          <w:rFonts w:ascii="Arial" w:eastAsia="Arial" w:hAnsi="Arial" w:cs="Arial"/>
-          <w:lang w:val="en-PH"/>
-        </w:rPr>
-        <w:t>behavior</w:t>
-      </w:r>
-      <w:r>
-        <w:rPr>
-          <w:rFonts w:ascii="Arial" w:eastAsia="Arial" w:hAnsi="Arial" w:cs="Arial"/>
-          <w:lang w:val="en-PH"/>
-        </w:rPr>
-        <w:t>. The study found that adoption was uneven across facilities and that sustained usage was associated with facilities where the system was embedded in required workflow and supported by adequate devices and connectivity. However, the study examined usage of an existing deployed clinic system rather than designing or developing a system, and its findings derive from rural health units whose functional scope does not extend to municipal hospital operations.</w:t>
       </w:r>
     </w:p>
     <w:p>
@@ -4949,11 +3645,87 @@
         <w:jc w:val="both"/>
         <w:rPr>
           <w:rFonts w:ascii="Arial" w:eastAsia="Arial" w:hAnsi="Arial" w:cs="Arial"/>
-          <w:b/>
-          <w:bCs/>
-          <w:lang w:val="en-PH"/>
-        </w:rPr>
-      </w:pPr>
+          <w:lang w:val="en-PH"/>
+        </w:rPr>
+      </w:pPr>
+      <w:r>
+        <w:rPr>
+          <w:rFonts w:ascii="Arial" w:eastAsia="Arial" w:hAnsi="Arial" w:cs="Arial"/>
+          <w:b/>
+          <w:bCs/>
+          <w:lang w:val="en-PH"/>
+        </w:rPr>
+        <w:t>Health Data Security Research in Mindanao Institutions</w:t>
+      </w:r>
+    </w:p>
+    <w:p>
+      <w:pPr>
+        <w:spacing w:line="480" w:lineRule="auto"/>
+        <w:ind w:firstLine="482"/>
+        <w:jc w:val="both"/>
+        <w:rPr>
+          <w:rFonts w:ascii="Arial" w:eastAsia="Arial" w:hAnsi="Arial" w:cs="Arial"/>
+          <w:lang w:val="en-PH"/>
+        </w:rPr>
+      </w:pPr>
+      <w:r>
+        <w:rPr>
+          <w:rFonts w:ascii="Arial" w:eastAsia="Arial" w:hAnsi="Arial" w:cs="Arial"/>
+          <w:lang w:val="en-PH"/>
+        </w:rPr>
+        <w:t>Research produced by Mindanao</w:t>
+      </w:r>
+      <w:r>
+        <w:rPr>
+          <w:rFonts w:ascii="Arial" w:eastAsia="Arial" w:hAnsi="Arial" w:cs="Arial"/>
+          <w:lang w:val="en-PH"/>
+        </w:rPr>
+        <w:t xml:space="preserve"> </w:t>
+      </w:r>
+      <w:r>
+        <w:rPr>
+          <w:rFonts w:ascii="Arial" w:eastAsia="Arial" w:hAnsi="Arial" w:cs="Arial"/>
+          <w:lang w:val="en-PH"/>
+        </w:rPr>
+        <w:t xml:space="preserve">based institutions has contributed directly to the international literature on health record security. A systematic review conducted by researchers at the Mindanao State University–Iligan Institute of Technology examines access control solutions across electronic health record systems and establishes </w:t>
+      </w:r>
+      <w:r>
+        <w:rPr>
+          <w:rFonts w:ascii="Arial" w:eastAsia="Arial" w:hAnsi="Arial" w:cs="Arial"/>
+          <w:lang w:val="en-PH"/>
+        </w:rPr>
+        <w:t>role</w:t>
+      </w:r>
+      <w:r>
+        <w:rPr>
+          <w:rFonts w:ascii="Arial" w:eastAsia="Arial" w:hAnsi="Arial" w:cs="Arial"/>
+          <w:lang w:val="en-PH"/>
+        </w:rPr>
+        <w:t>-based</w:t>
+      </w:r>
+      <w:r>
+        <w:rPr>
+          <w:rFonts w:ascii="Arial" w:eastAsia="Arial" w:hAnsi="Arial" w:cs="Arial"/>
+          <w:lang w:val="en-PH"/>
+        </w:rPr>
+        <w:t xml:space="preserve"> access control, authentication, and audit logging as the core protective mechanisms in clinical record platforms (</w:t>
+      </w:r>
+      <w:proofErr w:type="spellStart"/>
+      <w:r>
+        <w:rPr>
+          <w:rFonts w:ascii="Arial" w:eastAsia="Arial" w:hAnsi="Arial" w:cs="Arial"/>
+          <w:lang w:val="en-PH"/>
+        </w:rPr>
+        <w:t>Cobrado</w:t>
+      </w:r>
+      <w:proofErr w:type="spellEnd"/>
+      <w:r>
+        <w:rPr>
+          <w:rFonts w:ascii="Arial" w:eastAsia="Arial" w:hAnsi="Arial" w:cs="Arial"/>
+          <w:lang w:val="en-PH"/>
+        </w:rPr>
+        <w:t xml:space="preserve"> et al., 2024). This work is significant locally because it demonstrates that Mindanao institutions are engaging with health data governance as a design problem rather than treating it as a procurement issue. However, the review addresses access control as a general architectural concern and does not apply the model to a specific Mindanao public hospital deployment, leaving the practical configuration of role permissions across a municipal hospital's clinical, laboratory, pharmacy, and billing functions unexamined.</w:t>
+      </w:r>
     </w:p>
     <w:p>
       <w:pPr>
@@ -4962,11 +3734,88 @@
         <w:jc w:val="both"/>
         <w:rPr>
           <w:rFonts w:ascii="Arial" w:eastAsia="Arial" w:hAnsi="Arial" w:cs="Arial"/>
-          <w:b/>
-          <w:bCs/>
-          <w:lang w:val="en-PH"/>
-        </w:rPr>
-      </w:pPr>
+          <w:lang w:val="en-PH"/>
+        </w:rPr>
+      </w:pPr>
+      <w:r>
+        <w:rPr>
+          <w:rFonts w:ascii="Arial" w:eastAsia="Arial" w:hAnsi="Arial" w:cs="Arial"/>
+          <w:b/>
+          <w:bCs/>
+          <w:lang w:val="en-PH"/>
+        </w:rPr>
+        <w:t>Laboratory Informatics Research in Mindanao</w:t>
+      </w:r>
+    </w:p>
+    <w:p>
+      <w:pPr>
+        <w:spacing w:line="480" w:lineRule="auto"/>
+        <w:ind w:firstLine="482"/>
+        <w:jc w:val="both"/>
+        <w:rPr>
+          <w:rFonts w:ascii="Arial" w:eastAsia="Arial" w:hAnsi="Arial" w:cs="Arial"/>
+          <w:lang w:val="en-PH"/>
+        </w:rPr>
+      </w:pPr>
+      <w:r>
+        <w:rPr>
+          <w:rFonts w:ascii="Arial" w:eastAsia="Arial" w:hAnsi="Arial" w:cs="Arial"/>
+          <w:lang w:val="en-PH"/>
+        </w:rPr>
+        <w:t>Local research has likewise addressed diagnostic data integration. A systematic review of integration technologies in laboratory information systems, produced by Mindanao State University–Iligan Institute of Technology researchers, examines system-to-software communication between laboratory platforms and clinical systems and identifies Health Level Seven and Fast Healthcare Interoperability Resources standards as the dominant mechanisms for maintaining interoperability between diagnostic and clinical records (</w:t>
+      </w:r>
+      <w:proofErr w:type="spellStart"/>
+      <w:r>
+        <w:rPr>
+          <w:rFonts w:ascii="Arial" w:eastAsia="Arial" w:hAnsi="Arial" w:cs="Arial"/>
+          <w:lang w:val="en-PH"/>
+        </w:rPr>
+        <w:t>Edayan</w:t>
+      </w:r>
+      <w:proofErr w:type="spellEnd"/>
+      <w:r>
+        <w:rPr>
+          <w:rFonts w:ascii="Arial" w:eastAsia="Arial" w:hAnsi="Arial" w:cs="Arial"/>
+          <w:lang w:val="en-PH"/>
+        </w:rPr>
+        <w:t xml:space="preserve"> et al., 2024). However, the review </w:t>
+      </w:r>
+      <w:r>
+        <w:rPr>
+          <w:rFonts w:ascii="Arial" w:eastAsia="Arial" w:hAnsi="Arial" w:cs="Arial"/>
+          <w:lang w:val="en-PH"/>
+        </w:rPr>
+        <w:t>synthesizes</w:t>
+      </w:r>
+      <w:r>
+        <w:rPr>
+          <w:rFonts w:ascii="Arial" w:eastAsia="Arial" w:hAnsi="Arial" w:cs="Arial"/>
+          <w:lang w:val="en-PH"/>
+        </w:rPr>
+        <w:t xml:space="preserve"> integration </w:t>
+      </w:r>
+      <w:r>
+        <w:rPr>
+          <w:rFonts w:ascii="Arial" w:eastAsia="Arial" w:hAnsi="Arial" w:cs="Arial"/>
+          <w:lang w:val="en-PH"/>
+        </w:rPr>
+        <w:lastRenderedPageBreak/>
+        <w:t xml:space="preserve">approaches across published implementations rather than documenting a laboratory module developed for a Mindanao public facility, and it does not address the constrained case of a municipal hospital laboratory operating without automated </w:t>
+      </w:r>
+      <w:r>
+        <w:rPr>
+          <w:rFonts w:ascii="Arial" w:eastAsia="Arial" w:hAnsi="Arial" w:cs="Arial"/>
+          <w:lang w:val="en-PH"/>
+        </w:rPr>
+        <w:t>analyzers</w:t>
+      </w:r>
+      <w:r>
+        <w:rPr>
+          <w:rFonts w:ascii="Arial" w:eastAsia="Arial" w:hAnsi="Arial" w:cs="Arial"/>
+          <w:lang w:val="en-PH"/>
+        </w:rPr>
+        <w:t xml:space="preserve"> or a commercial interface engine.</w:t>
+      </w:r>
     </w:p>
     <w:p>
       <w:pPr>
@@ -4985,6 +3834,1147 @@
           <w:bCs/>
           <w:lang w:val="en-PH"/>
         </w:rPr>
+        <w:t>Electronic Medical Record Adoption in Mindanao Health Facilities</w:t>
+      </w:r>
+    </w:p>
+    <w:p>
+      <w:pPr>
+        <w:spacing w:line="480" w:lineRule="auto"/>
+        <w:ind w:firstLine="482"/>
+        <w:jc w:val="both"/>
+        <w:rPr>
+          <w:rFonts w:ascii="Arial" w:eastAsia="Arial" w:hAnsi="Arial" w:cs="Arial"/>
+          <w:lang w:val="en-PH"/>
+        </w:rPr>
+      </w:pPr>
+      <w:r>
+        <w:rPr>
+          <w:rFonts w:ascii="Arial" w:eastAsia="Arial" w:hAnsi="Arial" w:cs="Arial"/>
+          <w:lang w:val="en-PH"/>
+        </w:rPr>
+        <w:t>Literature examining physician engagement with electronic medical records in developing economies, produced collaboratively by Mindanao State University–Iligan Institute of Technology and Zamboanga City Medical Center researchers, identifies perceived usefulness, ease of use, and workflow fit as the determinants of physician acceptance, and reports that systems imposing additional documentation steps without corresponding retrieval benefits are abandoned in practice (Derecho et al., 2024). This work grounds adoption theory in a Mindanao tertiary hospital context. However, its focus is the physician role specifically, and it does not extend to the admitting, nursing, medical technologist, pharmacy, records, and cashier roles that a municipal hospital system must simultaneously serve.</w:t>
+      </w:r>
+    </w:p>
+    <w:p>
+      <w:pPr>
+        <w:spacing w:line="480" w:lineRule="auto"/>
+        <w:ind w:left="482" w:hangingChars="200" w:hanging="482"/>
+        <w:jc w:val="both"/>
+        <w:rPr>
+          <w:rFonts w:ascii="Arial" w:eastAsia="Arial" w:hAnsi="Arial" w:cs="Arial"/>
+          <w:lang w:val="en-PH"/>
+        </w:rPr>
+      </w:pPr>
+      <w:r>
+        <w:rPr>
+          <w:rFonts w:ascii="Arial" w:eastAsia="Arial" w:hAnsi="Arial" w:cs="Arial"/>
+          <w:b/>
+          <w:bCs/>
+          <w:lang w:val="en-PH"/>
+        </w:rPr>
+        <w:t>Regional Digital Health Implementation in SOCCSKSARGEN</w:t>
+      </w:r>
+    </w:p>
+    <w:p>
+      <w:pPr>
+        <w:spacing w:line="480" w:lineRule="auto"/>
+        <w:ind w:firstLine="482"/>
+        <w:jc w:val="both"/>
+        <w:rPr>
+          <w:rFonts w:ascii="Arial" w:eastAsia="Arial" w:hAnsi="Arial" w:cs="Arial"/>
+          <w:lang w:val="en-PH"/>
+        </w:rPr>
+      </w:pPr>
+      <w:r>
+        <w:rPr>
+          <w:rFonts w:ascii="Arial" w:eastAsia="Arial" w:hAnsi="Arial" w:cs="Arial"/>
+          <w:lang w:val="en-PH"/>
+        </w:rPr>
+        <w:t xml:space="preserve">Regional implementation literature documents the ongoing </w:t>
+      </w:r>
+      <w:r>
+        <w:rPr>
+          <w:rFonts w:ascii="Arial" w:eastAsia="Arial" w:hAnsi="Arial" w:cs="Arial"/>
+          <w:lang w:val="en-PH"/>
+        </w:rPr>
+        <w:t>digitization</w:t>
+      </w:r>
+      <w:r>
+        <w:rPr>
+          <w:rFonts w:ascii="Arial" w:eastAsia="Arial" w:hAnsi="Arial" w:cs="Arial"/>
+          <w:lang w:val="en-PH"/>
+        </w:rPr>
+        <w:t xml:space="preserve"> of health services in Region XII. The Department of Health Center for Health Development SOCCSKSARGEN has conducted training and simulation activities on the Integrated Clinic Information System across local government unit facilities in the region, including rural health units in South Cotabato, with the stated aim of </w:t>
+      </w:r>
+      <w:r>
+        <w:rPr>
+          <w:rFonts w:ascii="Arial" w:eastAsia="Arial" w:hAnsi="Arial" w:cs="Arial"/>
+          <w:lang w:val="en-PH"/>
+        </w:rPr>
+        <w:t>digitizing</w:t>
+      </w:r>
+      <w:r>
+        <w:rPr>
+          <w:rFonts w:ascii="Arial" w:eastAsia="Arial" w:hAnsi="Arial" w:cs="Arial"/>
+          <w:lang w:val="en-PH"/>
+        </w:rPr>
+        <w:t xml:space="preserve"> patient records and </w:t>
+      </w:r>
+      <w:r>
+        <w:rPr>
+          <w:rFonts w:ascii="Arial" w:eastAsia="Arial" w:hAnsi="Arial" w:cs="Arial"/>
+          <w:lang w:val="en-PH"/>
+        </w:rPr>
+        <w:t>standardizing</w:t>
+      </w:r>
+      <w:r>
+        <w:rPr>
+          <w:rFonts w:ascii="Arial" w:eastAsia="Arial" w:hAnsi="Arial" w:cs="Arial"/>
+          <w:lang w:val="en-PH"/>
+        </w:rPr>
+        <w:t xml:space="preserve"> service delivery reporting (Department of Health Center for Health </w:t>
+      </w:r>
+      <w:r>
+        <w:rPr>
+          <w:rFonts w:ascii="Arial" w:eastAsia="Arial" w:hAnsi="Arial" w:cs="Arial"/>
+          <w:lang w:val="en-PH"/>
+        </w:rPr>
+        <w:lastRenderedPageBreak/>
+        <w:t>Development SOCCSKSARGEN, 2024). This establishes that the digital health baseline in the province is being set at the primary care level. However, this regional rollout is directed at rural health units operating a clinic-level record system, and it does not extend to municipal hospital functions such as inpatient admission, laboratory specimen processing, pharmacy batch inventory, or cashier billing, leaving municipal hospitals in the province without an equivalent operational platform.</w:t>
+      </w:r>
+    </w:p>
+    <w:p>
+      <w:pPr>
+        <w:spacing w:line="480" w:lineRule="auto"/>
+        <w:ind w:left="482" w:hangingChars="200" w:hanging="482"/>
+        <w:jc w:val="both"/>
+        <w:rPr>
+          <w:rFonts w:ascii="Arial" w:eastAsia="Arial" w:hAnsi="Arial" w:cs="Arial"/>
+          <w:lang w:val="en-PH"/>
+        </w:rPr>
+      </w:pPr>
+      <w:r>
+        <w:rPr>
+          <w:rFonts w:ascii="Arial" w:eastAsia="Arial" w:hAnsi="Arial" w:cs="Arial"/>
+          <w:b/>
+          <w:bCs/>
+          <w:lang w:val="en-PH"/>
+        </w:rPr>
+        <w:t>Provincial Health Data Governance in South Cotabato</w:t>
+      </w:r>
+    </w:p>
+    <w:p>
+      <w:pPr>
+        <w:spacing w:line="480" w:lineRule="auto"/>
+        <w:ind w:firstLine="482"/>
+        <w:jc w:val="both"/>
+        <w:rPr>
+          <w:rFonts w:ascii="Arial" w:eastAsia="Arial" w:hAnsi="Arial" w:cs="Arial"/>
+          <w:lang w:val="en-PH"/>
+        </w:rPr>
+      </w:pPr>
+      <w:r>
+        <w:rPr>
+          <w:rFonts w:ascii="Arial" w:eastAsia="Arial" w:hAnsi="Arial" w:cs="Arial"/>
+          <w:lang w:val="en-PH"/>
+        </w:rPr>
+        <w:t xml:space="preserve">At the provincial level, the South Cotabato Integrated Provincial Health Office has pursued province-wide health data initiatives intended to improve the integration and </w:t>
+      </w:r>
+      <w:r>
+        <w:rPr>
+          <w:rFonts w:ascii="Arial" w:eastAsia="Arial" w:hAnsi="Arial" w:cs="Arial"/>
+          <w:lang w:val="en-PH"/>
+        </w:rPr>
+        <w:t>utilization</w:t>
+      </w:r>
+      <w:r>
+        <w:rPr>
+          <w:rFonts w:ascii="Arial" w:eastAsia="Arial" w:hAnsi="Arial" w:cs="Arial"/>
+          <w:lang w:val="en-PH"/>
+        </w:rPr>
+        <w:t xml:space="preserve"> of health data across municipal and provincial facilities, conducting orientation and capacity-building activities for provincial and municipal health personnel (South Cotabato Integrated Provincial Health Office, 2024). These initiatives establish provincial-level demand for structured health data originating from municipal facilities. However, provincial data integration presupposes that each contributing municipal facility already generates structured electronic records internally, and facilities that continue to operate on handwritten logbooks and physical folders cannot participate meaningfully in provincial data consolidation regardless of provincial readiness.</w:t>
+      </w:r>
+    </w:p>
+    <w:p>
+      <w:pPr>
+        <w:spacing w:line="480" w:lineRule="auto"/>
+        <w:ind w:left="482" w:hangingChars="200" w:hanging="482"/>
+        <w:jc w:val="both"/>
+        <w:rPr>
+          <w:rFonts w:ascii="Arial" w:eastAsia="Arial" w:hAnsi="Arial" w:cs="Arial"/>
+          <w:lang w:val="en-PH"/>
+        </w:rPr>
+      </w:pPr>
+      <w:r>
+        <w:rPr>
+          <w:rFonts w:ascii="Arial" w:eastAsia="Arial" w:hAnsi="Arial" w:cs="Arial"/>
+          <w:b/>
+          <w:bCs/>
+          <w:lang w:val="en-PH"/>
+        </w:rPr>
+        <w:t>Synthesis of the Review of Related Literature</w:t>
+      </w:r>
+    </w:p>
+    <w:p>
+      <w:pPr>
+        <w:spacing w:line="480" w:lineRule="auto"/>
+        <w:ind w:firstLine="480"/>
+        <w:jc w:val="both"/>
+        <w:rPr>
+          <w:rFonts w:ascii="Arial" w:eastAsia="Arial" w:hAnsi="Arial" w:cs="Arial"/>
+          <w:lang w:val="en-PH"/>
+        </w:rPr>
+      </w:pPr>
+      <w:r>
+        <w:rPr>
+          <w:rFonts w:ascii="Arial" w:eastAsia="Arial" w:hAnsi="Arial" w:cs="Arial"/>
+          <w:lang w:val="en-PH"/>
+        </w:rPr>
+        <w:t xml:space="preserve">The reviewed literature establishes that hospital information systems deliver their principal value by consolidating departmental records into a single patient-linked database, and that this consolidation improves record retrieval, reduces duplicate encoding, and generates the structured data required for routine reporting. International </w:t>
+      </w:r>
+      <w:r>
+        <w:rPr>
+          <w:rFonts w:ascii="Arial" w:eastAsia="Arial" w:hAnsi="Arial" w:cs="Arial"/>
+          <w:lang w:val="en-PH"/>
+        </w:rPr>
+        <w:lastRenderedPageBreak/>
+        <w:t xml:space="preserve">literature identifies electronic medical records as the mechanism for maintaining continuity of care across visits, structured laboratory ordering with specimen identifiers as the mechanism for reducing diagnostic error, electronic prescribing with automatic stock deduction as the mechanism for controlling dispensing accuracy and inventory currency, and role-based access control with audit logging as the mechanism for protecting </w:t>
+      </w:r>
+      <w:r>
+        <w:rPr>
+          <w:rFonts w:ascii="Arial" w:eastAsia="Arial" w:hAnsi="Arial" w:cs="Arial"/>
+          <w:lang w:val="en-PH"/>
+        </w:rPr>
+        <w:t>centralized</w:t>
+      </w:r>
+      <w:r>
+        <w:rPr>
+          <w:rFonts w:ascii="Arial" w:eastAsia="Arial" w:hAnsi="Arial" w:cs="Arial"/>
+          <w:lang w:val="en-PH"/>
+        </w:rPr>
+        <w:t xml:space="preserve"> clinical data. National literature demonstrates that the Philippine health information landscape remains fragmented despite sustained policy direction, that the Department of Health's reference systems are configured for primary care clinics and Department of Health–retained hospitals rather than for municipal hospitals, and that adoption in public facilities depends on embedding the system into mandatory daily workflow. Local literature confirms that Mindanao institutions are producing substantive research on health record security and laboratory integration, that regional </w:t>
+      </w:r>
+      <w:r>
+        <w:rPr>
+          <w:rFonts w:ascii="Arial" w:eastAsia="Arial" w:hAnsi="Arial" w:cs="Arial"/>
+          <w:lang w:val="en-PH"/>
+        </w:rPr>
+        <w:t>digitization</w:t>
+      </w:r>
+      <w:r>
+        <w:rPr>
+          <w:rFonts w:ascii="Arial" w:eastAsia="Arial" w:hAnsi="Arial" w:cs="Arial"/>
+          <w:lang w:val="en-PH"/>
+        </w:rPr>
+        <w:t xml:space="preserve"> in SOCCSKSARGEN is presently concentrated at the rural health unit level, and that provincial health data consolidation in South Cotabato depends on municipal facilities that in many cases have no internal electronic record to contribute.</w:t>
+      </w:r>
+    </w:p>
+    <w:p>
+      <w:pPr>
+        <w:spacing w:line="480" w:lineRule="auto"/>
+        <w:ind w:firstLine="480"/>
+        <w:jc w:val="both"/>
+        <w:rPr>
+          <w:rFonts w:ascii="Arial" w:eastAsia="Arial" w:hAnsi="Arial" w:cs="Arial"/>
+          <w:lang w:val="en-PH"/>
+        </w:rPr>
+      </w:pPr>
+      <w:r>
+        <w:rPr>
+          <w:rFonts w:ascii="Arial" w:eastAsia="Arial" w:hAnsi="Arial" w:cs="Arial"/>
+          <w:lang w:val="en-PH"/>
+        </w:rPr>
+        <w:t xml:space="preserve">Several gaps persist across this literature. First, the international literature is derived predominantly from tertiary and private facilities with dedicated technical personnel, and does not address design under the staffing, hardware, and connectivity constraints of a municipal government hospital. Second, the literature treats each functional domain in isolation, with separate bodies of work on records, laboratory, pharmacy, billing, and security, and does not describe a single platform in which a walk-in patient's registration, consultation, laboratory request, prescription, and charge all reference one patient record within one service day. Third, national policy literature addresses exchange between </w:t>
+      </w:r>
+      <w:r>
+        <w:rPr>
+          <w:rFonts w:ascii="Arial" w:eastAsia="Arial" w:hAnsi="Arial" w:cs="Arial"/>
+          <w:lang w:val="en-PH"/>
+        </w:rPr>
+        <w:lastRenderedPageBreak/>
+        <w:t>facilities and presupposes an internal record system that municipal hospitals frequently lack. Fourth, the local literature is concentrated either at the primary care level, where municipal hospital functions are absent, or at the provincial consolidation level, where internal facility operations are out of scope, leaving the municipal hospital itself unaddressed.</w:t>
+      </w:r>
+    </w:p>
+    <w:p>
+      <w:pPr>
+        <w:spacing w:line="480" w:lineRule="auto"/>
+        <w:ind w:firstLine="480"/>
+        <w:jc w:val="both"/>
+        <w:rPr>
+          <w:rFonts w:ascii="Arial" w:eastAsia="Arial" w:hAnsi="Arial" w:cs="Arial"/>
+          <w:lang w:val="en-PH"/>
+        </w:rPr>
+      </w:pPr>
+      <w:r>
+        <w:rPr>
+          <w:rFonts w:ascii="Arial" w:eastAsia="Arial" w:hAnsi="Arial" w:cs="Arial"/>
+          <w:lang w:val="en-PH"/>
+        </w:rPr>
+        <w:t xml:space="preserve">Therefore, this study addresses these limitations by developing the </w:t>
+      </w:r>
+      <w:proofErr w:type="spellStart"/>
+      <w:r>
+        <w:rPr>
+          <w:rFonts w:ascii="Arial" w:eastAsia="Arial" w:hAnsi="Arial" w:cs="Arial"/>
+          <w:lang w:val="en-PH"/>
+        </w:rPr>
+        <w:t>Tupi</w:t>
+      </w:r>
+      <w:proofErr w:type="spellEnd"/>
+      <w:r>
+        <w:rPr>
+          <w:rFonts w:ascii="Arial" w:eastAsia="Arial" w:hAnsi="Arial" w:cs="Arial"/>
+          <w:lang w:val="en-PH"/>
+        </w:rPr>
+        <w:t xml:space="preserve"> Municipal Hospital Information System, a web-based, multi-module platform that unifies patient registration and digital identification, electronic medical records, walk-in consultation scheduling and queueing, laboratory request and result management, pharmacy dispensing and inventory control, billing and payment recording, inter-departmental communication, and automated report generation into a single role-controlled system for </w:t>
+      </w:r>
+      <w:proofErr w:type="spellStart"/>
+      <w:r>
+        <w:rPr>
+          <w:rFonts w:ascii="Arial" w:eastAsia="Arial" w:hAnsi="Arial" w:cs="Arial"/>
+          <w:lang w:val="en-PH"/>
+        </w:rPr>
+        <w:t>Tupi</w:t>
+      </w:r>
+      <w:proofErr w:type="spellEnd"/>
+      <w:r>
+        <w:rPr>
+          <w:rFonts w:ascii="Arial" w:eastAsia="Arial" w:hAnsi="Arial" w:cs="Arial"/>
+          <w:lang w:val="en-PH"/>
+        </w:rPr>
+        <w:t xml:space="preserve"> Municipal Hospital, South Cotabato.</w:t>
+      </w:r>
+    </w:p>
+    <w:p>
+      <w:pPr>
+        <w:spacing w:line="480" w:lineRule="auto"/>
+        <w:ind w:left="480" w:hangingChars="200" w:hanging="480"/>
+        <w:jc w:val="both"/>
+        <w:rPr>
+          <w:rFonts w:ascii="Arial" w:eastAsia="Arial" w:hAnsi="Arial" w:cs="Arial"/>
+          <w:lang w:val="en-PH"/>
+        </w:rPr>
+      </w:pPr>
+    </w:p>
+    <w:p>
+      <w:pPr>
+        <w:spacing w:line="480" w:lineRule="auto"/>
+        <w:ind w:left="482" w:hangingChars="200" w:hanging="482"/>
+        <w:jc w:val="both"/>
+        <w:rPr>
+          <w:rFonts w:ascii="Arial" w:eastAsia="Arial" w:hAnsi="Arial" w:cs="Arial"/>
+          <w:b/>
+          <w:bCs/>
+          <w:lang w:val="en-PH"/>
+        </w:rPr>
+      </w:pPr>
+    </w:p>
+    <w:p>
+      <w:pPr>
+        <w:spacing w:line="480" w:lineRule="auto"/>
+        <w:ind w:left="482" w:hangingChars="200" w:hanging="482"/>
+        <w:jc w:val="both"/>
+        <w:rPr>
+          <w:rFonts w:ascii="Arial" w:eastAsia="Arial" w:hAnsi="Arial" w:cs="Arial"/>
+          <w:b/>
+          <w:bCs/>
+          <w:lang w:val="en-PH"/>
+        </w:rPr>
+      </w:pPr>
+      <w:r>
+        <w:rPr>
+          <w:rFonts w:ascii="Arial" w:eastAsia="Arial" w:hAnsi="Arial" w:cs="Arial"/>
+          <w:b/>
+          <w:bCs/>
+          <w:lang w:val="en-PH"/>
+        </w:rPr>
+        <w:t>REVIEW OF RELATED STUDIES (RRS)</w:t>
+      </w:r>
+    </w:p>
+    <w:p>
+      <w:pPr>
+        <w:spacing w:line="480" w:lineRule="auto"/>
+        <w:ind w:left="482" w:hangingChars="200" w:hanging="482"/>
+        <w:jc w:val="both"/>
+        <w:rPr>
+          <w:rFonts w:ascii="Arial" w:eastAsia="Arial" w:hAnsi="Arial" w:cs="Arial"/>
+          <w:b/>
+          <w:bCs/>
+          <w:lang w:val="en-PH"/>
+        </w:rPr>
+      </w:pPr>
+      <w:r>
+        <w:rPr>
+          <w:rFonts w:ascii="Arial" w:eastAsia="Arial" w:hAnsi="Arial" w:cs="Arial"/>
+          <w:b/>
+          <w:bCs/>
+          <w:lang w:val="en-PH"/>
+        </w:rPr>
+        <w:t>International</w:t>
+      </w:r>
+    </w:p>
+    <w:p>
+      <w:pPr>
+        <w:spacing w:line="480" w:lineRule="auto"/>
+        <w:ind w:left="482" w:hangingChars="200" w:hanging="482"/>
+        <w:jc w:val="both"/>
+        <w:rPr>
+          <w:rFonts w:ascii="Arial" w:eastAsia="Arial" w:hAnsi="Arial" w:cs="Arial"/>
+          <w:lang w:val="en-PH"/>
+        </w:rPr>
+      </w:pPr>
+      <w:r>
+        <w:rPr>
+          <w:rFonts w:ascii="Arial" w:eastAsia="Arial" w:hAnsi="Arial" w:cs="Arial"/>
+          <w:b/>
+          <w:bCs/>
+          <w:lang w:val="en-PH"/>
+        </w:rPr>
+        <w:t>Agile Development of a Laravel-Based Healthcare Management System</w:t>
+      </w:r>
+    </w:p>
+    <w:p>
+      <w:pPr>
+        <w:spacing w:line="480" w:lineRule="auto"/>
+        <w:ind w:firstLine="482"/>
+        <w:jc w:val="both"/>
+        <w:rPr>
+          <w:rFonts w:ascii="Arial" w:eastAsia="Arial" w:hAnsi="Arial" w:cs="Arial"/>
+          <w:lang w:val="en-PH"/>
+        </w:rPr>
+      </w:pPr>
+      <w:r>
+        <w:rPr>
+          <w:rFonts w:ascii="Arial" w:eastAsia="Arial" w:hAnsi="Arial" w:cs="Arial"/>
+          <w:lang w:val="en-PH"/>
+        </w:rPr>
+        <w:t xml:space="preserve">Lawal </w:t>
+      </w:r>
+      <w:proofErr w:type="spellStart"/>
+      <w:r>
+        <w:rPr>
+          <w:rFonts w:ascii="Arial" w:eastAsia="Arial" w:hAnsi="Arial" w:cs="Arial"/>
+          <w:lang w:val="en-PH"/>
+        </w:rPr>
+        <w:t>Bagiwa</w:t>
+      </w:r>
+      <w:proofErr w:type="spellEnd"/>
+      <w:r>
+        <w:rPr>
+          <w:rFonts w:ascii="Arial" w:eastAsia="Arial" w:hAnsi="Arial" w:cs="Arial"/>
+          <w:lang w:val="en-PH"/>
+        </w:rPr>
+        <w:t xml:space="preserve"> et al. (2025) developed and implemented a web-based electronic healthcare management system using the Laravel framework, consolidating</w:t>
+      </w:r>
+      <w:r>
+        <w:rPr>
+          <w:rFonts w:ascii="Arial" w:hAnsi="Arial"/>
+        </w:rPr>
+        <w:t xml:space="preserve"> </w:t>
+      </w:r>
+      <w:r>
+        <w:rPr>
+          <w:rFonts w:ascii="Arial" w:hAnsi="Arial"/>
+        </w:rPr>
+        <w:t xml:space="preserve">appointment </w:t>
+      </w:r>
+      <w:r>
+        <w:rPr>
+          <w:rFonts w:ascii="Arial" w:eastAsia="Arial" w:hAnsi="Arial" w:cs="Arial"/>
+          <w:lang w:val="en-PH"/>
+        </w:rPr>
+        <w:t xml:space="preserve">scheduling, treatment documentation, and role-based interaction among patients, providers, and administrators into a single platform. The system was built through an agile </w:t>
+      </w:r>
+      <w:r>
+        <w:rPr>
+          <w:rFonts w:ascii="Arial" w:eastAsia="Arial" w:hAnsi="Arial" w:cs="Arial"/>
+          <w:lang w:val="en-PH"/>
+        </w:rPr>
+        <w:lastRenderedPageBreak/>
+        <w:t xml:space="preserve">approach with iterative requirements engineering and modular implementation following the Model–View–Controller pattern, and was validated through requirement-driven unit testing comprising twenty-nine test cases across three functional modules covering authentication, </w:t>
+      </w:r>
+      <w:r>
+        <w:rPr>
+          <w:rFonts w:ascii="Arial" w:hAnsi="Arial"/>
+        </w:rPr>
+        <w:t>appointment</w:t>
+      </w:r>
+      <w:r>
+        <w:rPr>
+          <w:rFonts w:ascii="Arial" w:hAnsi="Arial"/>
+        </w:rPr>
+        <w:t xml:space="preserve"> </w:t>
+      </w:r>
+      <w:r>
+        <w:rPr>
+          <w:rFonts w:ascii="Arial" w:eastAsia="Arial" w:hAnsi="Arial" w:cs="Arial"/>
+          <w:lang w:val="en-PH"/>
+        </w:rPr>
+        <w:t xml:space="preserve">lifecycle management, treatment recording, and communication, all of which passed. The study concluded that workflow-oriented, role-based architectures improve structural coherence and operational reliability in web-based healthcare platforms. However, the system was scoped to </w:t>
+      </w:r>
+      <w:r>
+        <w:rPr>
+          <w:rFonts w:ascii="Arial" w:hAnsi="Arial"/>
+        </w:rPr>
+        <w:t>walk-in</w:t>
+      </w:r>
+      <w:r>
+        <w:rPr>
+          <w:rFonts w:ascii="Arial" w:hAnsi="Arial"/>
+        </w:rPr>
+        <w:t xml:space="preserve"> </w:t>
+      </w:r>
+      <w:r>
+        <w:rPr>
+          <w:rFonts w:ascii="Arial" w:hAnsi="Arial"/>
+        </w:rPr>
+        <w:t>consultation</w:t>
+      </w:r>
+      <w:r>
+        <w:rPr>
+          <w:rFonts w:ascii="Arial" w:hAnsi="Arial"/>
+        </w:rPr>
+        <w:t xml:space="preserve"> </w:t>
+      </w:r>
+      <w:r>
+        <w:rPr>
+          <w:rFonts w:ascii="Arial" w:eastAsia="Arial" w:hAnsi="Arial" w:cs="Arial"/>
+          <w:lang w:val="en-PH"/>
+        </w:rPr>
+        <w:t xml:space="preserve">and treatment documentation and does not incorporate laboratory request processing, pharmacy inventory deduction, or cashier billing, and its </w:t>
+      </w:r>
+      <w:r>
+        <w:rPr>
+          <w:rFonts w:ascii="Arial" w:hAnsi="Arial"/>
+        </w:rPr>
+        <w:t>walk-in</w:t>
+      </w:r>
+      <w:r>
+        <w:rPr>
+          <w:rFonts w:ascii="Arial" w:hAnsi="Arial"/>
+        </w:rPr>
+        <w:t xml:space="preserve"> </w:t>
+      </w:r>
+      <w:r>
+        <w:rPr>
+          <w:rFonts w:ascii="Arial" w:hAnsi="Arial"/>
+        </w:rPr>
+        <w:t>consultation</w:t>
+      </w:r>
+      <w:r>
+        <w:rPr>
+          <w:rFonts w:ascii="Arial" w:hAnsi="Arial"/>
+        </w:rPr>
+        <w:t xml:space="preserve"> </w:t>
+      </w:r>
+      <w:r>
+        <w:rPr>
+          <w:rFonts w:ascii="Arial" w:eastAsia="Arial" w:hAnsi="Arial" w:cs="Arial"/>
+          <w:lang w:val="en-PH"/>
+        </w:rPr>
+        <w:t>module is built around patient-initiated online booking rather than staff-encoded walk-in registration.</w:t>
+      </w:r>
+    </w:p>
+    <w:p>
+      <w:pPr>
+        <w:spacing w:line="480" w:lineRule="auto"/>
+        <w:ind w:left="482" w:hangingChars="200" w:hanging="482"/>
+        <w:jc w:val="both"/>
+        <w:rPr>
+          <w:rFonts w:ascii="Arial" w:eastAsia="Arial" w:hAnsi="Arial" w:cs="Arial"/>
+          <w:lang w:val="en-PH"/>
+        </w:rPr>
+      </w:pPr>
+      <w:r>
+        <w:rPr>
+          <w:rFonts w:ascii="Arial" w:eastAsia="Arial" w:hAnsi="Arial" w:cs="Arial"/>
+          <w:b/>
+          <w:bCs/>
+          <w:lang w:val="en-PH"/>
+        </w:rPr>
+        <w:t>Implementation of a Laboratory Information Management System in a Low-Resource Setting</w:t>
+      </w:r>
+    </w:p>
+    <w:p>
+      <w:pPr>
+        <w:spacing w:line="480" w:lineRule="auto"/>
+        <w:ind w:firstLine="482"/>
+        <w:jc w:val="both"/>
+        <w:rPr>
+          <w:rFonts w:ascii="Arial" w:eastAsia="Arial" w:hAnsi="Arial" w:cs="Arial"/>
+          <w:lang w:val="en-PH"/>
+        </w:rPr>
+      </w:pPr>
+      <w:r>
+        <w:rPr>
+          <w:rFonts w:ascii="Arial" w:eastAsia="Arial" w:hAnsi="Arial" w:cs="Arial"/>
+          <w:lang w:val="en-PH"/>
+        </w:rPr>
+        <w:t xml:space="preserve">Oakley et al. (2025) implemented a laboratory information management system for microbiology services in Timor-Leste and documented the deployment process, the challenges encountered, the mitigation strategies applied, and the experiences of end users. The implementation produced measurable improvements in specimen throughput, data management, and result reporting, and the study identified staff training, workflow redesign, and sustained technical support as the decisive factors in successful adoption within a resource-limited national laboratory. However, the study is confined to a </w:t>
+      </w:r>
+      <w:r>
+        <w:rPr>
+          <w:rFonts w:ascii="Arial" w:eastAsia="Arial" w:hAnsi="Arial" w:cs="Arial"/>
+          <w:lang w:val="en-PH"/>
+        </w:rPr>
+        <w:t>specialized</w:t>
+      </w:r>
+      <w:r>
+        <w:rPr>
+          <w:rFonts w:ascii="Arial" w:eastAsia="Arial" w:hAnsi="Arial" w:cs="Arial"/>
+          <w:lang w:val="en-PH"/>
+        </w:rPr>
+        <w:t xml:space="preserve"> microbiology laboratory operating as a standalone diagnostic service, and the system does not connect to a clinical record, a requesting physician's order queue, or a hospital billing function.</w:t>
+      </w:r>
+    </w:p>
+    <w:p>
+      <w:pPr>
+        <w:spacing w:line="480" w:lineRule="auto"/>
+        <w:ind w:left="482" w:hangingChars="200" w:hanging="482"/>
+        <w:jc w:val="both"/>
+        <w:rPr>
+          <w:rFonts w:ascii="Arial" w:eastAsia="Arial" w:hAnsi="Arial" w:cs="Arial"/>
+          <w:lang w:val="en-PH"/>
+        </w:rPr>
+      </w:pPr>
+      <w:r>
+        <w:rPr>
+          <w:rFonts w:ascii="Arial" w:eastAsia="Arial" w:hAnsi="Arial" w:cs="Arial"/>
+          <w:b/>
+          <w:bCs/>
+          <w:lang w:val="en-PH"/>
+        </w:rPr>
+        <w:t>Development of a Web-Based Outpatient Queuing System</w:t>
+      </w:r>
+    </w:p>
+    <w:p>
+      <w:pPr>
+        <w:spacing w:line="480" w:lineRule="auto"/>
+        <w:ind w:firstLine="482"/>
+        <w:jc w:val="both"/>
+        <w:rPr>
+          <w:rFonts w:ascii="Arial" w:eastAsia="Arial" w:hAnsi="Arial" w:cs="Arial"/>
+          <w:lang w:val="en-PH"/>
+        </w:rPr>
+      </w:pPr>
+      <w:r>
+        <w:rPr>
+          <w:rFonts w:ascii="Arial" w:eastAsia="Arial" w:hAnsi="Arial" w:cs="Arial"/>
+          <w:lang w:val="en-PH"/>
+        </w:rPr>
+        <w:lastRenderedPageBreak/>
+        <w:t>A study on the implementation of a web-based queuing system in hospital polyclinic services applied a first-in, first-out method to manage outpatient flow, generating sequential queue numbers and displaying live queue status to reduce disorder and perceived waiting time at the service counter (Firmansyah et al., 2024). The study demonstrated that a simple, deterministic queueing rule implemented in a web interface is sufficient to impose a single visible service order on walk-in outpatient arrivals without requiring predictive modelling. However, the system operates as a standalone ticketing interface and is not linked to the patient record, the consulting physician's schedule, or subsequent laboratory and pharmacy service points, so the queue position it assigns does not follow the patient through the remainder of the visit.</w:t>
+      </w:r>
+    </w:p>
+    <w:p>
+      <w:pPr>
+        <w:spacing w:line="480" w:lineRule="auto"/>
+        <w:ind w:left="482" w:hangingChars="200" w:hanging="482"/>
+        <w:jc w:val="both"/>
+        <w:rPr>
+          <w:rFonts w:ascii="Arial" w:eastAsia="Arial" w:hAnsi="Arial" w:cs="Arial"/>
+          <w:lang w:val="en-PH"/>
+        </w:rPr>
+      </w:pPr>
+      <w:r>
+        <w:rPr>
+          <w:rFonts w:ascii="Arial" w:eastAsia="Arial" w:hAnsi="Arial" w:cs="Arial"/>
+          <w:b/>
+          <w:bCs/>
+          <w:lang w:val="en-PH"/>
+        </w:rPr>
+        <w:t>Modification of an Electronic Prescription System to Reduce Dispensing Error</w:t>
+      </w:r>
+    </w:p>
+    <w:p>
+      <w:pPr>
+        <w:spacing w:line="480" w:lineRule="auto"/>
+        <w:ind w:firstLine="482"/>
+        <w:jc w:val="both"/>
+        <w:rPr>
+          <w:rFonts w:ascii="Arial" w:eastAsia="Arial" w:hAnsi="Arial" w:cs="Arial"/>
+          <w:lang w:val="en-PH"/>
+        </w:rPr>
+      </w:pPr>
+      <w:r>
+        <w:rPr>
+          <w:rFonts w:ascii="Arial" w:eastAsia="Arial" w:hAnsi="Arial" w:cs="Arial"/>
+          <w:lang w:val="en-PH"/>
+        </w:rPr>
+        <w:t>Alanazi et al. (2024) examined the effect of modifications to a hospital electronic prescription system on medication error rates, documenting the specific system changes introduced and their effect on prescribing and dispensing accuracy. The study reported that structured electronic prescribing with embedded verification substantially reduced error rates relative to prior practice, and identified prescription field validation and automated checking at the point of issuance as the mechanisms responsible. However, the study addressed the prescribing interface alone and did not extend to batch-level inventory deduction, expiry threshold alerting, or dispensing record management, which are the pharmacy functions through which stock discrepancies in a municipal hospital actually arise.</w:t>
+      </w:r>
+    </w:p>
+    <w:p>
+      <w:pPr>
+        <w:spacing w:line="480" w:lineRule="auto"/>
+        <w:ind w:left="482" w:hangingChars="200" w:hanging="482"/>
+        <w:jc w:val="both"/>
+        <w:rPr>
+          <w:rFonts w:ascii="Arial" w:eastAsia="Arial" w:hAnsi="Arial" w:cs="Arial"/>
+          <w:lang w:val="en-PH"/>
+        </w:rPr>
+      </w:pPr>
+      <w:r>
+        <w:rPr>
+          <w:rFonts w:ascii="Arial" w:eastAsia="Arial" w:hAnsi="Arial" w:cs="Arial"/>
+          <w:b/>
+          <w:bCs/>
+          <w:lang w:val="en-PH"/>
+        </w:rPr>
+        <w:t>Design and Implementation of a Web-Based Patient Registration System</w:t>
+      </w:r>
+    </w:p>
+    <w:p>
+      <w:pPr>
+        <w:spacing w:line="480" w:lineRule="auto"/>
+        <w:ind w:firstLine="482"/>
+        <w:jc w:val="both"/>
+        <w:rPr>
+          <w:rFonts w:ascii="Arial" w:eastAsia="Arial" w:hAnsi="Arial" w:cs="Arial"/>
+          <w:lang w:val="en-PH"/>
+        </w:rPr>
+      </w:pPr>
+      <w:r>
+        <w:rPr>
+          <w:rFonts w:ascii="Arial" w:eastAsia="Arial" w:hAnsi="Arial" w:cs="Arial"/>
+          <w:lang w:val="en-PH"/>
+        </w:rPr>
+        <w:lastRenderedPageBreak/>
+        <w:t>A study on the design and implementation of a web-based patient registration system developed an electronic outpatient registration workflow with the explicit objective of shortening waiting time and improving service efficiency at the point of intake, replacing counter-based manual encoding with a structured digital registration form (Suryani et al., 2025). The study demonstrated that structured registration with retrievable patient identifiers reduces repeat encoding for returning patients. However, the system is limited to the registration transaction and terminates at the point of intake, providing no downstream linkage to consultation documentation, diagnostic ordering, medication dispensing, or charge posting.</w:t>
+      </w:r>
+    </w:p>
+    <w:p>
+      <w:pPr>
+        <w:spacing w:line="480" w:lineRule="auto"/>
+        <w:ind w:left="482" w:hangingChars="200" w:hanging="482"/>
+        <w:jc w:val="both"/>
+        <w:rPr>
+          <w:rFonts w:ascii="Arial" w:eastAsia="Arial" w:hAnsi="Arial" w:cs="Arial"/>
+          <w:b/>
+          <w:bCs/>
+          <w:lang w:val="en-PH"/>
+        </w:rPr>
+      </w:pPr>
+      <w:r>
+        <w:rPr>
+          <w:rFonts w:ascii="Arial" w:eastAsia="Arial" w:hAnsi="Arial" w:cs="Arial"/>
+          <w:b/>
+          <w:bCs/>
+          <w:lang w:val="en-PH"/>
+        </w:rPr>
+        <w:t>National</w:t>
+      </w:r>
+    </w:p>
+    <w:p>
+      <w:pPr>
+        <w:spacing w:line="480" w:lineRule="auto"/>
+        <w:ind w:left="482" w:hangingChars="200" w:hanging="482"/>
+        <w:jc w:val="both"/>
+        <w:rPr>
+          <w:rFonts w:ascii="Arial" w:eastAsia="Arial" w:hAnsi="Arial" w:cs="Arial"/>
+          <w:lang w:val="en-PH"/>
+        </w:rPr>
+      </w:pPr>
+      <w:r>
+        <w:rPr>
+          <w:rFonts w:ascii="Arial" w:eastAsia="Arial" w:hAnsi="Arial" w:cs="Arial"/>
+          <w:b/>
+          <w:bCs/>
+          <w:lang w:val="en-PH"/>
+        </w:rPr>
+        <w:t>Implementation of Electronic Health Records in Philippine Primary Care Settings</w:t>
+      </w:r>
+    </w:p>
+    <w:p>
+      <w:pPr>
+        <w:spacing w:line="480" w:lineRule="auto"/>
+        <w:ind w:firstLine="482"/>
+        <w:jc w:val="both"/>
+        <w:rPr>
+          <w:rFonts w:ascii="Arial" w:eastAsia="Arial" w:hAnsi="Arial" w:cs="Arial"/>
+          <w:lang w:val="en-PH"/>
+        </w:rPr>
+      </w:pPr>
+      <w:proofErr w:type="spellStart"/>
+      <w:r>
+        <w:rPr>
+          <w:rFonts w:ascii="Arial" w:eastAsia="Arial" w:hAnsi="Arial" w:cs="Arial"/>
+          <w:lang w:val="en-PH"/>
+        </w:rPr>
+        <w:t>Elepaño</w:t>
+      </w:r>
+      <w:proofErr w:type="spellEnd"/>
+      <w:r>
+        <w:rPr>
+          <w:rFonts w:ascii="Arial" w:eastAsia="Arial" w:hAnsi="Arial" w:cs="Arial"/>
+          <w:lang w:val="en-PH"/>
+        </w:rPr>
+        <w:t xml:space="preserve"> et al. (2025) evaluated the implementation of two electronic health record systems across primary care settings in the Philippines over a three-year period under the Philippine Primary Care Studies </w:t>
+      </w:r>
+      <w:proofErr w:type="spellStart"/>
+      <w:r>
+        <w:rPr>
+          <w:rFonts w:ascii="Arial" w:eastAsia="Arial" w:hAnsi="Arial" w:cs="Arial"/>
+          <w:lang w:val="en-PH"/>
+        </w:rPr>
+        <w:t>programme</w:t>
+      </w:r>
+      <w:proofErr w:type="spellEnd"/>
+      <w:r>
+        <w:rPr>
+          <w:rFonts w:ascii="Arial" w:eastAsia="Arial" w:hAnsi="Arial" w:cs="Arial"/>
+          <w:lang w:val="en-PH"/>
+        </w:rPr>
+        <w:t>, documenting the deployment process in remote, rural, and urban sites and the practical adaptations required in each. The study reported that implementation success depended less on system features than on local infrastructure, staff capacity, and the degree to which the system was integrated into required daily routines, and it produced practical guidance for adapting electronic health record systems to diverse Philippine settings. However, the study was conducted in primary care facilities whose service scope excludes laboratory specimen processing, pharmacy batch inventory, and hospital cashier billing, and it evaluated existing systems rather than designing a platform for a municipal hospital's specific module composition.</w:t>
+      </w:r>
+    </w:p>
+    <w:p>
+      <w:pPr>
+        <w:spacing w:line="480" w:lineRule="auto"/>
+        <w:ind w:left="482" w:hangingChars="200" w:hanging="482"/>
+        <w:jc w:val="both"/>
+        <w:rPr>
+          <w:rFonts w:ascii="Arial" w:eastAsia="Arial" w:hAnsi="Arial" w:cs="Arial"/>
+          <w:lang w:val="en-PH"/>
+        </w:rPr>
+      </w:pPr>
+      <w:r>
+        <w:rPr>
+          <w:rFonts w:ascii="Arial" w:eastAsia="Arial" w:hAnsi="Arial" w:cs="Arial"/>
+          <w:b/>
+          <w:bCs/>
+          <w:lang w:val="en-PH"/>
+        </w:rPr>
+        <w:lastRenderedPageBreak/>
+        <w:t>Development of a Local Health Information Exchange Platform for Philippine Local Government Units</w:t>
+      </w:r>
+    </w:p>
+    <w:p>
+      <w:pPr>
+        <w:spacing w:line="480" w:lineRule="auto"/>
+        <w:ind w:firstLine="482"/>
+        <w:jc w:val="both"/>
+        <w:rPr>
+          <w:rFonts w:ascii="Arial" w:eastAsia="Arial" w:hAnsi="Arial" w:cs="Arial"/>
+          <w:lang w:val="en-PH"/>
+        </w:rPr>
+      </w:pPr>
+      <w:r>
+        <w:rPr>
+          <w:rFonts w:ascii="Arial" w:eastAsia="Arial" w:hAnsi="Arial" w:cs="Arial"/>
+          <w:lang w:val="en-PH"/>
+        </w:rPr>
+        <w:t xml:space="preserve">Marcelo et al. (2025) designed and deployed the Smarter and Integrated Local Health Information System, an open-source local health information exchange platform, across three pilot local government units comprising the Municipality of </w:t>
+      </w:r>
+      <w:proofErr w:type="spellStart"/>
+      <w:r>
+        <w:rPr>
+          <w:rFonts w:ascii="Arial" w:eastAsia="Arial" w:hAnsi="Arial" w:cs="Arial"/>
+          <w:lang w:val="en-PH"/>
+        </w:rPr>
+        <w:t>Pulilan</w:t>
+      </w:r>
+      <w:proofErr w:type="spellEnd"/>
+      <w:r>
+        <w:rPr>
+          <w:rFonts w:ascii="Arial" w:eastAsia="Arial" w:hAnsi="Arial" w:cs="Arial"/>
+          <w:lang w:val="en-PH"/>
+        </w:rPr>
+        <w:t xml:space="preserve"> in Bulacan, Cagayan de Oro City, and the Province of Pangasinan. The platform integrated patient, provider, and facility registries, implemented Health Level Seven Fast Healthcare Interoperability Resources–based exchange aligned with the </w:t>
+      </w:r>
+      <w:proofErr w:type="spellStart"/>
+      <w:r>
+        <w:rPr>
+          <w:rFonts w:ascii="Arial" w:eastAsia="Arial" w:hAnsi="Arial" w:cs="Arial"/>
+          <w:lang w:val="en-PH"/>
+        </w:rPr>
+        <w:t>OpenHIE</w:t>
+      </w:r>
+      <w:proofErr w:type="spellEnd"/>
+      <w:r>
+        <w:rPr>
+          <w:rFonts w:ascii="Arial" w:eastAsia="Arial" w:hAnsi="Arial" w:cs="Arial"/>
+          <w:lang w:val="en-PH"/>
+        </w:rPr>
+        <w:t xml:space="preserve"> architecture, and delivered referral and facility capacity dashboards, demonstrating that local government units can operate standards-based interoperability infrastructure and reduce data duplication across facilities. However, the platform functions explicitly as a backend integration layer rather than as a facility system, and the authors state that it is not designed to replace electronic medical records or hospital information systems, meaning that a municipal hospital without an internal record system has no data to contribute to it.</w:t>
+      </w:r>
+    </w:p>
+    <w:p>
+      <w:pPr>
+        <w:spacing w:line="480" w:lineRule="auto"/>
+        <w:ind w:left="482" w:hangingChars="200" w:hanging="482"/>
+        <w:jc w:val="both"/>
+        <w:rPr>
+          <w:rFonts w:ascii="Arial" w:eastAsia="Arial" w:hAnsi="Arial" w:cs="Arial"/>
+          <w:lang w:val="en-PH"/>
+        </w:rPr>
+      </w:pPr>
+      <w:r>
+        <w:rPr>
+          <w:rFonts w:ascii="Arial" w:eastAsia="Arial" w:hAnsi="Arial" w:cs="Arial"/>
+          <w:b/>
+          <w:bCs/>
+          <w:lang w:val="en-PH"/>
+        </w:rPr>
+        <w:t>Development of a Medical Record Management System for a Local Health Facility</w:t>
+      </w:r>
+    </w:p>
+    <w:p>
+      <w:pPr>
+        <w:spacing w:line="480" w:lineRule="auto"/>
+        <w:ind w:firstLine="482"/>
+        <w:jc w:val="both"/>
+        <w:rPr>
+          <w:rFonts w:ascii="Arial" w:eastAsia="Arial" w:hAnsi="Arial" w:cs="Arial"/>
+          <w:lang w:val="en-PH"/>
+        </w:rPr>
+      </w:pPr>
+      <w:r>
+        <w:rPr>
+          <w:rFonts w:ascii="Arial" w:eastAsia="Arial" w:hAnsi="Arial" w:cs="Arial"/>
+          <w:lang w:val="en-PH"/>
+        </w:rPr>
+        <w:t xml:space="preserve">Fiesta et al. (2024) designed, developed, and implemented a Medical Record Management System for Baung Health Center to replace an existing manual, paper-based record-keeping process. Using the Rapid Application Development methodology across requirements planning, prototyping, testing, and deployment phases, the study delivered a patient record database, a role-restricted interface for </w:t>
+      </w:r>
+      <w:r>
+        <w:rPr>
+          <w:rFonts w:ascii="Arial" w:eastAsia="Arial" w:hAnsi="Arial" w:cs="Arial"/>
+          <w:lang w:val="en-PH"/>
+        </w:rPr>
+        <w:t>authorized</w:t>
+      </w:r>
+      <w:r>
+        <w:rPr>
+          <w:rFonts w:ascii="Arial" w:eastAsia="Arial" w:hAnsi="Arial" w:cs="Arial"/>
+          <w:lang w:val="en-PH"/>
+        </w:rPr>
+        <w:t xml:space="preserve"> personnel, a backup mechanism for data security, and printed record output, and concluded that the system improved record management accuracy and reduced the errors associated with manual processes. However, the system is scoped to medical record storage and </w:t>
+      </w:r>
+      <w:r>
+        <w:rPr>
+          <w:rFonts w:ascii="Arial" w:eastAsia="Arial" w:hAnsi="Arial" w:cs="Arial"/>
+          <w:lang w:val="en-PH"/>
+        </w:rPr>
+        <w:lastRenderedPageBreak/>
+        <w:t xml:space="preserve">retrieval within a health </w:t>
+      </w:r>
+      <w:r>
+        <w:rPr>
+          <w:rFonts w:ascii="Arial" w:eastAsia="Arial" w:hAnsi="Arial" w:cs="Arial"/>
+          <w:lang w:val="en-PH"/>
+        </w:rPr>
+        <w:t>center</w:t>
+      </w:r>
+      <w:r>
+        <w:rPr>
+          <w:rFonts w:ascii="Arial" w:eastAsia="Arial" w:hAnsi="Arial" w:cs="Arial"/>
+          <w:lang w:val="en-PH"/>
+        </w:rPr>
+        <w:t>, and does not include consultation queueing, laboratory request and result workflows, pharmacy inventory control, or billing computation.</w:t>
+      </w:r>
+    </w:p>
+    <w:p>
+      <w:pPr>
+        <w:spacing w:line="480" w:lineRule="auto"/>
+        <w:ind w:left="482" w:hangingChars="200" w:hanging="482"/>
+        <w:jc w:val="both"/>
+        <w:rPr>
+          <w:rFonts w:ascii="Arial" w:eastAsia="Arial" w:hAnsi="Arial" w:cs="Arial"/>
+          <w:lang w:val="en-PH"/>
+        </w:rPr>
+      </w:pPr>
+      <w:r>
+        <w:rPr>
+          <w:rFonts w:ascii="Arial" w:eastAsia="Arial" w:hAnsi="Arial" w:cs="Arial"/>
+          <w:b/>
+          <w:bCs/>
+          <w:lang w:val="en-PH"/>
+        </w:rPr>
+        <w:t>Development of a Web-Based Health Record Management System</w:t>
+      </w:r>
+    </w:p>
+    <w:p>
+      <w:pPr>
+        <w:spacing w:line="480" w:lineRule="auto"/>
+        <w:ind w:firstLine="482"/>
+        <w:jc w:val="both"/>
+        <w:rPr>
+          <w:rFonts w:ascii="Arial" w:eastAsia="Arial" w:hAnsi="Arial" w:cs="Arial"/>
+          <w:lang w:val="en-PH"/>
+        </w:rPr>
+      </w:pPr>
+      <w:proofErr w:type="spellStart"/>
+      <w:r>
+        <w:rPr>
+          <w:rFonts w:ascii="Arial" w:eastAsia="Arial" w:hAnsi="Arial" w:cs="Arial"/>
+          <w:lang w:val="en-PH"/>
+        </w:rPr>
+        <w:t>Olipas</w:t>
+      </w:r>
+      <w:proofErr w:type="spellEnd"/>
+      <w:r>
+        <w:rPr>
+          <w:rFonts w:ascii="Arial" w:eastAsia="Arial" w:hAnsi="Arial" w:cs="Arial"/>
+          <w:lang w:val="en-PH"/>
+        </w:rPr>
+        <w:t xml:space="preserve"> et al. (2022) designed and developed </w:t>
+      </w:r>
+      <w:proofErr w:type="spellStart"/>
+      <w:r>
+        <w:rPr>
+          <w:rFonts w:ascii="Arial" w:eastAsia="Arial" w:hAnsi="Arial" w:cs="Arial"/>
+          <w:lang w:val="en-PH"/>
+        </w:rPr>
+        <w:t>MediCord</w:t>
+      </w:r>
+      <w:proofErr w:type="spellEnd"/>
+      <w:r>
+        <w:rPr>
+          <w:rFonts w:ascii="Arial" w:eastAsia="Arial" w:hAnsi="Arial" w:cs="Arial"/>
+          <w:lang w:val="en-PH"/>
+        </w:rPr>
+        <w:t>, a web-based health record management system, using a developmental research approach that proceeded from requirements analysis through design, development, and evaluation of the resulting application. The study produced a functioning web platform for storing and retrieving health records and evaluated it against software quality criteria, demonstrating the feasibility of locally developed web-based record systems for Philippine health facilities. However, the system addresses health record management as a single function and does not integrate the diagnostic, pharmaceutical, and financial transaction streams that a municipal hospital generates for each patient visit.</w:t>
+      </w:r>
+    </w:p>
+    <w:p>
+      <w:pPr>
+        <w:spacing w:line="480" w:lineRule="auto"/>
+        <w:ind w:left="482" w:hangingChars="200" w:hanging="482"/>
+        <w:jc w:val="both"/>
+        <w:rPr>
+          <w:rFonts w:ascii="Arial" w:eastAsia="Arial" w:hAnsi="Arial" w:cs="Arial"/>
+          <w:lang w:val="en-PH"/>
+        </w:rPr>
+      </w:pPr>
+      <w:r>
+        <w:rPr>
+          <w:rFonts w:ascii="Arial" w:eastAsia="Arial" w:hAnsi="Arial" w:cs="Arial"/>
+          <w:b/>
+          <w:bCs/>
+          <w:lang w:val="en-PH"/>
+        </w:rPr>
+        <w:t>Analysis of Electronic Medical Record Usage in Philippine Rural Health Facilities</w:t>
+      </w:r>
+    </w:p>
+    <w:p>
+      <w:pPr>
+        <w:spacing w:line="480" w:lineRule="auto"/>
+        <w:ind w:firstLine="482"/>
+        <w:jc w:val="both"/>
+        <w:rPr>
+          <w:rFonts w:ascii="Arial" w:eastAsia="Arial" w:hAnsi="Arial" w:cs="Arial"/>
+          <w:lang w:val="en-PH"/>
+        </w:rPr>
+      </w:pPr>
+      <w:r>
+        <w:rPr>
+          <w:rFonts w:ascii="Arial" w:eastAsia="Arial" w:hAnsi="Arial" w:cs="Arial"/>
+          <w:lang w:val="en-PH"/>
+        </w:rPr>
+        <w:t xml:space="preserve">Acacio-Claro et al. (2024) </w:t>
+      </w:r>
+      <w:r>
+        <w:rPr>
+          <w:rFonts w:ascii="Arial" w:eastAsia="Arial" w:hAnsi="Arial" w:cs="Arial"/>
+          <w:lang w:val="en-PH"/>
+        </w:rPr>
+        <w:t>analyzed</w:t>
+      </w:r>
+      <w:r>
+        <w:rPr>
+          <w:rFonts w:ascii="Arial" w:eastAsia="Arial" w:hAnsi="Arial" w:cs="Arial"/>
+          <w:lang w:val="en-PH"/>
+        </w:rPr>
+        <w:t xml:space="preserve"> electronic medical record usage logs from rural health facilities in the Philippines to determine how public primary health care facilities interacted with the systems before and during a health emergency, using actual system-generated usage data rather than self-reported </w:t>
+      </w:r>
+      <w:r>
+        <w:rPr>
+          <w:rFonts w:ascii="Arial" w:eastAsia="Arial" w:hAnsi="Arial" w:cs="Arial"/>
+          <w:lang w:val="en-PH"/>
+        </w:rPr>
+        <w:t>behavior</w:t>
+      </w:r>
+      <w:r>
+        <w:rPr>
+          <w:rFonts w:ascii="Arial" w:eastAsia="Arial" w:hAnsi="Arial" w:cs="Arial"/>
+          <w:lang w:val="en-PH"/>
+        </w:rPr>
+        <w:t xml:space="preserve">. The study found that adoption was uneven across facilities and that sustained usage was associated with facilities where the system was embedded in required workflow and supported by adequate devices and connectivity. However, the study examined usage of an existing deployed clinic system rather than designing or developing a system, and its findings derive from rural health units whose functional scope does not extend to municipal hospital </w:t>
+      </w:r>
+      <w:r>
+        <w:rPr>
+          <w:rFonts w:ascii="Arial" w:eastAsia="Arial" w:hAnsi="Arial" w:cs="Arial"/>
+          <w:lang w:val="en-PH"/>
+        </w:rPr>
+        <w:lastRenderedPageBreak/>
+        <w:t>operations.</w:t>
+      </w:r>
+    </w:p>
+    <w:p>
+      <w:pPr>
+        <w:spacing w:line="480" w:lineRule="auto"/>
+        <w:ind w:left="482" w:hangingChars="200" w:hanging="482"/>
+        <w:jc w:val="both"/>
+        <w:rPr>
+          <w:rFonts w:ascii="Arial" w:eastAsia="Arial" w:hAnsi="Arial" w:cs="Arial"/>
+          <w:b/>
+          <w:bCs/>
+          <w:lang w:val="en-PH"/>
+        </w:rPr>
+      </w:pPr>
+      <w:r>
+        <w:rPr>
+          <w:rFonts w:ascii="Arial" w:eastAsia="Arial" w:hAnsi="Arial" w:cs="Arial"/>
+          <w:b/>
+          <w:bCs/>
+          <w:lang w:val="en-PH"/>
+        </w:rPr>
+        <w:t>Local</w:t>
+      </w:r>
+    </w:p>
+    <w:p>
+      <w:pPr>
+        <w:spacing w:line="480" w:lineRule="auto"/>
+        <w:ind w:left="482" w:hangingChars="200" w:hanging="482"/>
+        <w:jc w:val="both"/>
+        <w:rPr>
+          <w:rFonts w:ascii="Arial" w:eastAsia="Arial" w:hAnsi="Arial" w:cs="Arial"/>
+          <w:b/>
+          <w:bCs/>
+          <w:lang w:val="en-PH"/>
+        </w:rPr>
+      </w:pPr>
+    </w:p>
+    <w:p>
+      <w:pPr>
+        <w:spacing w:line="480" w:lineRule="auto"/>
+        <w:ind w:left="482" w:hangingChars="200" w:hanging="482"/>
+        <w:jc w:val="both"/>
+        <w:rPr>
+          <w:rFonts w:ascii="Arial" w:eastAsia="Arial" w:hAnsi="Arial" w:cs="Arial"/>
+          <w:b/>
+          <w:bCs/>
+          <w:lang w:val="en-PH"/>
+        </w:rPr>
+      </w:pPr>
+    </w:p>
+    <w:p>
+      <w:pPr>
+        <w:spacing w:line="480" w:lineRule="auto"/>
+        <w:ind w:left="482" w:hangingChars="200" w:hanging="482"/>
+        <w:jc w:val="both"/>
+        <w:rPr>
+          <w:rFonts w:ascii="Arial" w:eastAsia="Arial" w:hAnsi="Arial" w:cs="Arial"/>
+          <w:lang w:val="en-PH"/>
+        </w:rPr>
+      </w:pPr>
+      <w:r>
+        <w:rPr>
+          <w:rFonts w:ascii="Arial" w:eastAsia="Arial" w:hAnsi="Arial" w:cs="Arial"/>
+          <w:b/>
+          <w:bCs/>
+          <w:lang w:val="en-PH"/>
+        </w:rPr>
         <w:t>Pilot Deployment of an Interoperable Health Information Exchange in Cagayan de Oro City</w:t>
       </w:r>
     </w:p>
@@ -5069,7 +5059,7 @@
           <w:rFonts w:ascii="Arial" w:eastAsia="Arial" w:hAnsi="Arial" w:cs="Arial"/>
           <w:lang w:val="en-PH"/>
         </w:rPr>
-        <w:t xml:space="preserve">Derecho et al. (2024), working across Mindanao State University–Iligan Institute of Technology and Zamboanga City Medical Center, conducted a systematic review of physician perspectives on electronic medical record adoption in developing economies, </w:t>
+        <w:t xml:space="preserve">Derecho et al. (2024), working across Mindanao State University–Iligan Institute of </w:t>
       </w:r>
       <w:r>
         <w:rPr>
@@ -5077,6 +5067,13 @@
           <w:lang w:val="en-PH"/>
         </w:rPr>
         <w:lastRenderedPageBreak/>
+        <w:t xml:space="preserve">Technology and Zamboanga City Medical Center, conducted a systematic review of physician perspectives on electronic medical record adoption in developing economies, </w:t>
+      </w:r>
+      <w:r>
+        <w:rPr>
+          <w:rFonts w:ascii="Arial" w:eastAsia="Arial" w:hAnsi="Arial" w:cs="Arial"/>
+          <w:lang w:val="en-PH"/>
+        </w:rPr>
         <w:t>synthesizing</w:t>
       </w:r>
       <w:r>
@@ -5183,7 +5180,15 @@
           <w:rFonts w:ascii="Arial" w:eastAsia="Arial" w:hAnsi="Arial" w:cs="Arial"/>
           <w:lang w:val="en-PH"/>
         </w:rPr>
-        <w:t xml:space="preserve">The Department of Health Center for Health Development SOCCSKSARGEN (2024) conducted training and simulation activities on the Integrated Clinic Information System for local government unit health facilities in Region XII, including implementation at the Rural Health Unit of Lake Sebu, South Cotabato, focusing on </w:t>
+        <w:t xml:space="preserve">The Department of Health Center for Health Development SOCCSKSARGEN (2024) conducted training and simulation activities on the Integrated Clinic Information System </w:t>
+      </w:r>
+      <w:r>
+        <w:rPr>
+          <w:rFonts w:ascii="Arial" w:eastAsia="Arial" w:hAnsi="Arial" w:cs="Arial"/>
+          <w:lang w:val="en-PH"/>
+        </w:rPr>
+        <w:lastRenderedPageBreak/>
+        <w:t xml:space="preserve">for local government unit health facilities in Region XII, including implementation at the Rural Health Unit of Lake Sebu, South Cotabato, focusing on </w:t>
       </w:r>
       <w:r>
         <w:rPr>
@@ -5197,7 +5202,111 @@
           <w:rFonts w:ascii="Arial" w:eastAsia="Arial" w:hAnsi="Arial" w:cs="Arial"/>
           <w:lang w:val="en-PH"/>
         </w:rPr>
-        <w:t xml:space="preserve"> digital service </w:t>
+        <w:t xml:space="preserve"> digital service delivery and </w:t>
+      </w:r>
+      <w:r>
+        <w:rPr>
+          <w:rFonts w:ascii="Arial" w:eastAsia="Arial" w:hAnsi="Arial" w:cs="Arial"/>
+          <w:lang w:val="en-PH"/>
+        </w:rPr>
+        <w:t>standardized</w:t>
+      </w:r>
+      <w:r>
+        <w:rPr>
+          <w:rFonts w:ascii="Arial" w:eastAsia="Arial" w:hAnsi="Arial" w:cs="Arial"/>
+          <w:lang w:val="en-PH"/>
+        </w:rPr>
+        <w:t xml:space="preserve"> patient record encoding. This regional deployment demonstrates institutional capacity and administrative commitment to digital health within South Cotabato. However, the Integrated Clinic Information System is configured for primary care clinic operations, and its deployment in the province does not provide municipal hospitals with modules for inpatient admission, laboratory specimen tracking, pharmacy batch inventory, or cashier billing.</w:t>
+      </w:r>
+    </w:p>
+    <w:p>
+      <w:pPr>
+        <w:spacing w:line="480" w:lineRule="auto"/>
+        <w:ind w:left="482" w:hangingChars="200" w:hanging="482"/>
+        <w:jc w:val="both"/>
+        <w:rPr>
+          <w:rFonts w:ascii="Arial" w:eastAsia="Arial" w:hAnsi="Arial" w:cs="Arial"/>
+          <w:lang w:val="en-PH"/>
+        </w:rPr>
+      </w:pPr>
+      <w:r>
+        <w:rPr>
+          <w:rFonts w:ascii="Arial" w:eastAsia="Arial" w:hAnsi="Arial" w:cs="Arial"/>
+          <w:b/>
+          <w:bCs/>
+          <w:lang w:val="en-PH"/>
+        </w:rPr>
+        <w:t>Provincial Health Data Integration Initiatives in South Cotabato</w:t>
+      </w:r>
+    </w:p>
+    <w:p>
+      <w:pPr>
+        <w:spacing w:line="480" w:lineRule="auto"/>
+        <w:ind w:firstLine="482"/>
+        <w:jc w:val="both"/>
+        <w:rPr>
+          <w:rFonts w:ascii="Arial" w:eastAsia="Arial" w:hAnsi="Arial" w:cs="Arial"/>
+          <w:lang w:val="en-PH"/>
+        </w:rPr>
+      </w:pPr>
+      <w:r>
+        <w:rPr>
+          <w:rFonts w:ascii="Arial" w:eastAsia="Arial" w:hAnsi="Arial" w:cs="Arial"/>
+          <w:lang w:val="en-PH"/>
+        </w:rPr>
+        <w:t xml:space="preserve">The South Cotabato Integrated Provincial Health Office (2024) conducted province-wide activities to strengthen the integration and </w:t>
+      </w:r>
+      <w:r>
+        <w:rPr>
+          <w:rFonts w:ascii="Arial" w:eastAsia="Arial" w:hAnsi="Arial" w:cs="Arial"/>
+          <w:lang w:val="en-PH"/>
+        </w:rPr>
+        <w:t>utilization</w:t>
+      </w:r>
+      <w:r>
+        <w:rPr>
+          <w:rFonts w:ascii="Arial" w:eastAsia="Arial" w:hAnsi="Arial" w:cs="Arial"/>
+          <w:lang w:val="en-PH"/>
+        </w:rPr>
+        <w:t xml:space="preserve"> of health data across provincial and municipal health facilities, engaging provincial and municipal health personnel in structured capacity-building on health data use for decision-making. The initiative establishes provincial infrastructure and institutional demand for structured health data from municipal facilities. However, the initiative operates at the level of data consolidation and use, and it does not supply municipal hospitals with the operational system required to generate structured records in the first instance, leaving facilities that still rely on handwritten logbooks unable to participate.</w:t>
+      </w:r>
+    </w:p>
+    <w:p>
+      <w:pPr>
+        <w:spacing w:line="480" w:lineRule="auto"/>
+        <w:ind w:left="482" w:hangingChars="200" w:hanging="482"/>
+        <w:jc w:val="both"/>
+        <w:rPr>
+          <w:rFonts w:ascii="Arial" w:eastAsia="Arial" w:hAnsi="Arial" w:cs="Arial"/>
+          <w:lang w:val="en-PH"/>
+        </w:rPr>
+      </w:pPr>
+      <w:r>
+        <w:rPr>
+          <w:rFonts w:ascii="Arial" w:eastAsia="Arial" w:hAnsi="Arial" w:cs="Arial"/>
+          <w:b/>
+          <w:bCs/>
+          <w:lang w:val="en-PH"/>
+        </w:rPr>
+        <w:t>Synthesis of the Review of Related Studies</w:t>
+      </w:r>
+    </w:p>
+    <w:p>
+      <w:pPr>
+        <w:spacing w:line="480" w:lineRule="auto"/>
+        <w:ind w:firstLine="480"/>
+        <w:jc w:val="both"/>
+        <w:rPr>
+          <w:rFonts w:ascii="Arial" w:eastAsia="Arial" w:hAnsi="Arial" w:cs="Arial"/>
+          <w:lang w:val="en-PH"/>
+        </w:rPr>
+      </w:pPr>
+      <w:r>
+        <w:rPr>
+          <w:rFonts w:ascii="Arial" w:eastAsia="Arial" w:hAnsi="Arial" w:cs="Arial"/>
+          <w:lang w:val="en-PH"/>
+        </w:rPr>
+        <w:t xml:space="preserve">The reviewed studies demonstrate that web-based hospital and health record systems have been successfully developed and deployed across international, national, and local settings using iterative and rapid development methodologies, and that these </w:t>
       </w:r>
       <w:r>
         <w:rPr>
@@ -5205,93 +5314,7 @@
           <w:lang w:val="en-PH"/>
         </w:rPr>
         <w:lastRenderedPageBreak/>
-        <w:t xml:space="preserve">delivery and </w:t>
-      </w:r>
-      <w:r>
-        <w:rPr>
-          <w:rFonts w:ascii="Arial" w:eastAsia="Arial" w:hAnsi="Arial" w:cs="Arial"/>
-          <w:lang w:val="en-PH"/>
-        </w:rPr>
-        <w:t>standardized</w:t>
-      </w:r>
-      <w:r>
-        <w:rPr>
-          <w:rFonts w:ascii="Arial" w:eastAsia="Arial" w:hAnsi="Arial" w:cs="Arial"/>
-          <w:lang w:val="en-PH"/>
-        </w:rPr>
-        <w:t xml:space="preserve"> patient record encoding. This regional deployment demonstrates institutional capacity and administrative commitment to digital health within South Cotabato. However, the Integrated Clinic Information System is configured for primary care clinic operations, and its deployment in the province does not provide municipal hospitals with modules for inpatient admission, laboratory specimen tracking, pharmacy batch inventory, or cashier billing.</w:t>
-      </w:r>
-    </w:p>
-    <w:p>
-      <w:pPr>
-        <w:spacing w:line="480" w:lineRule="auto"/>
-        <w:ind w:left="482" w:hangingChars="200" w:hanging="482"/>
-        <w:jc w:val="both"/>
-        <w:rPr>
-          <w:rFonts w:ascii="Arial" w:eastAsia="Arial" w:hAnsi="Arial" w:cs="Arial"/>
-          <w:lang w:val="en-PH"/>
-        </w:rPr>
-      </w:pPr>
-      <w:r>
-        <w:rPr>
-          <w:rFonts w:ascii="Arial" w:eastAsia="Arial" w:hAnsi="Arial" w:cs="Arial"/>
-          <w:b/>
-          <w:bCs/>
-          <w:lang w:val="en-PH"/>
-        </w:rPr>
-        <w:t>Provincial Health Data Integration Initiatives in South Cotabato</w:t>
-      </w:r>
-    </w:p>
-    <w:p>
-      <w:pPr>
-        <w:spacing w:line="480" w:lineRule="auto"/>
-        <w:ind w:firstLine="482"/>
-        <w:jc w:val="both"/>
-        <w:rPr>
-          <w:rFonts w:ascii="Arial" w:eastAsia="Arial" w:hAnsi="Arial" w:cs="Arial"/>
-          <w:lang w:val="en-PH"/>
-        </w:rPr>
-      </w:pPr>
-      <w:r>
-        <w:rPr>
-          <w:rFonts w:ascii="Arial" w:eastAsia="Arial" w:hAnsi="Arial" w:cs="Arial"/>
-          <w:lang w:val="en-PH"/>
-        </w:rPr>
-        <w:t xml:space="preserve">The South Cotabato Integrated Provincial Health Office (2024) conducted province-wide activities to strengthen the integration and </w:t>
-      </w:r>
-      <w:r>
-        <w:rPr>
-          <w:rFonts w:ascii="Arial" w:eastAsia="Arial" w:hAnsi="Arial" w:cs="Arial"/>
-          <w:lang w:val="en-PH"/>
-        </w:rPr>
-        <w:t>utilization</w:t>
-      </w:r>
-      <w:r>
-        <w:rPr>
-          <w:rFonts w:ascii="Arial" w:eastAsia="Arial" w:hAnsi="Arial" w:cs="Arial"/>
-          <w:lang w:val="en-PH"/>
-        </w:rPr>
-        <w:t xml:space="preserve"> of health data across provincial and municipal health facilities, engaging provincial and municipal health personnel in structured capacity-building on health data use for decision-making. The initiative establishes provincial infrastructure and institutional demand for structured health data from municipal facilities. However, the initiative operates at the level of data consolidation and use, and it does not supply municipal hospitals with the operational system required to generate structured records in the first instance, leaving facilities that still rely on handwritten logbooks unable to participate.</w:t>
-      </w:r>
-    </w:p>
-    <w:p>
-      <w:pPr>
-        <w:spacing w:line="480" w:lineRule="auto"/>
-        <w:ind w:left="482" w:hangingChars="200" w:hanging="482"/>
-        <w:jc w:val="both"/>
-        <w:rPr>
-          <w:rFonts w:ascii="Arial" w:eastAsia="Arial" w:hAnsi="Arial" w:cs="Arial"/>
-          <w:lang w:val="en-PH"/>
-        </w:rPr>
-      </w:pPr>
-      <w:r>
-        <w:rPr>
-          <w:rFonts w:ascii="Arial" w:eastAsia="Arial" w:hAnsi="Arial" w:cs="Arial"/>
-          <w:b/>
-          <w:bCs/>
-          <w:lang w:val="en-PH"/>
-        </w:rPr>
-        <w:t>Synthesis of the Review of Related Studies</w:t>
+        <w:t>systems produce measurable improvements in record retrieval, registration efficiency, diagnostic result reporting, prescribing accuracy, and outpatient queue order. Internationally, developed systems establish that role-based modular architectures validated through unit and integration testing yield reliable healthcare platforms, that deterministic queueing rules are sufficient to order walk-in outpatient flow, and that structured electronic prescribing and registration reduce error and repeat encoding. Nationally, implemented systems show that Philippine health facilities can operate locally developed web-based record platforms, that local government units can sustain standards-based interoperability infrastructure, and that adoption is governed by workflow integration rather than feature richness. Locally, studies from Mindanao and Region XII confirm both institutional research capacity in health record security and laboratory integration and active provincial and regional commitment to digital health in South Cotabato.</w:t>
       </w:r>
     </w:p>
     <w:p>
@@ -5309,7 +5332,7 @@
           <w:rFonts w:ascii="Arial" w:eastAsia="Arial" w:hAnsi="Arial" w:cs="Arial"/>
           <w:lang w:val="en-PH"/>
         </w:rPr>
-        <w:t xml:space="preserve">The reviewed studies demonstrate that web-based hospital and health record systems have been successfully developed and deployed across international, national, and local settings using iterative and rapid development methodologies, and that these systems produce measurable improvements in record retrieval, registration efficiency, diagnostic result reporting, prescribing accuracy, and outpatient queue order. </w:t>
+        <w:t xml:space="preserve">Despite these contributions, consistent gaps remain. First, the developed systems are functionally partial, each addressing a single domain such as registration, records, queueing, prescribing, or laboratory processing, with none integrating registration, clinical documentation, diagnostic ordering, dispensing, and billing into one platform in which a single walk-in patient's entire visit is recorded against one patient identifier. Second, existing Philippine systems are built either for primary care clinics, whose functional scope excludes municipal hospital operations, or for inter-facility exchange, which presupposes an internal record system the municipal hospital does not have. Third, the systems that do include scheduling are constructed around patient-initiated online booking, whereas municipal hospital outpatient services in the study locale are accessed by walk-in patients </w:t>
       </w:r>
       <w:r>
         <w:rPr>
@@ -5317,33 +5340,7 @@
           <w:lang w:val="en-PH"/>
         </w:rPr>
         <w:lastRenderedPageBreak/>
-        <w:t>Internationally, developed systems establish that role-based modular architectures validated through unit and integration testing yield reliable healthcare platforms, that deterministic queueing rules are sufficient to order walk-in outpatient flow, and that structured electronic prescribing and registration reduce error and repeat encoding. Nationally, implemented systems show that Philippine health facilities can operate locally developed web-based record platforms, that local government units can sustain standards-based interoperability infrastructure, and that adoption is governed by workflow integration rather than feature richness. Locally, studies from Mindanao and Region XII confirm both institutional research capacity in health record security and laboratory integration and active provincial and regional commitment to digital health in South Cotabato.</w:t>
-      </w:r>
-    </w:p>
-    <w:p>
-      <w:pPr>
-        <w:spacing w:line="480" w:lineRule="auto"/>
-        <w:ind w:firstLine="480"/>
-        <w:jc w:val="both"/>
-        <w:rPr>
-          <w:rFonts w:ascii="Arial" w:eastAsia="Arial" w:hAnsi="Arial" w:cs="Arial"/>
-          <w:lang w:val="en-PH"/>
-        </w:rPr>
-      </w:pPr>
-      <w:r>
-        <w:rPr>
-          <w:rFonts w:ascii="Arial" w:eastAsia="Arial" w:hAnsi="Arial" w:cs="Arial"/>
-          <w:lang w:val="en-PH"/>
-        </w:rPr>
-        <w:t xml:space="preserve">Despite these contributions, consistent gaps remain. First, the developed systems are functionally partial, each addressing a single domain such as registration, records, queueing, prescribing, or laboratory processing, with none integrating registration, clinical documentation, diagnostic ordering, dispensing, and billing into one platform in which a single walk-in patient's entire visit is recorded against one patient identifier. Second, existing Philippine systems are built either for primary care clinics, whose functional scope excludes municipal hospital operations, or for inter-facility exchange, which presupposes an internal record system the municipal hospital does not have. Third, the systems that do include scheduling are constructed around patient-initiated online booking, whereas municipal hospital outpatient services in the study locale are accessed by walk-in patients who request consultation at the admitting counter and are scheduled and queued by staff, with no patient-held accounts. Fourth, no reviewed study documents a developed and </w:t>
-      </w:r>
-      <w:r>
-        <w:rPr>
-          <w:rFonts w:ascii="Arial" w:eastAsia="Arial" w:hAnsi="Arial" w:cs="Arial"/>
-          <w:lang w:val="en-PH"/>
-        </w:rPr>
-        <w:lastRenderedPageBreak/>
-        <w:t>tested hospital information system built for a municipal hospital in South Cotabato, leaving both the regional deployment level and the provincial consolidation level without a corresponding facility-level system.</w:t>
+        <w:t>who request consultation at the admitting counter and are scheduled and queued by staff, with no patient-held accounts. Fourth, no reviewed study documents a developed and tested hospital information system built for a municipal hospital in South Cotabato, leaving both the regional deployment level and the provincial consolidation level without a corresponding facility-level system.</w:t>
       </w:r>
     </w:p>
     <w:p>
@@ -5529,7 +5526,15 @@
           <w:rFonts w:ascii="Arial" w:eastAsia="Arial" w:hAnsi="Arial" w:cs="Arial"/>
           <w:lang w:val="en-PH"/>
         </w:rPr>
-        <w:t>Acacio-Claro, P. J., et al. (2024). Understanding adoption of electronic medical records (EMRs) during a health emergency: An analysis of EMR usage logs from rural health facilities in the Philippines. </w:t>
+        <w:t xml:space="preserve">Acacio-Claro, P. J., et al. (2024). Understanding adoption of electronic medical records </w:t>
+      </w:r>
+      <w:r>
+        <w:rPr>
+          <w:rFonts w:ascii="Arial" w:eastAsia="Arial" w:hAnsi="Arial" w:cs="Arial"/>
+          <w:lang w:val="en-PH"/>
+        </w:rPr>
+        <w:lastRenderedPageBreak/>
+        <w:t>(EMRs) during a health emergency: An analysis of EMR usage logs from rural health facilities in the Philippines. </w:t>
       </w:r>
       <w:r>
         <w:rPr>
@@ -5538,17 +5543,7 @@
           <w:iCs/>
           <w:lang w:val="en-PH"/>
         </w:rPr>
-        <w:t xml:space="preserve">Acta Medica Philippina, </w:t>
-      </w:r>
-      <w:r>
-        <w:rPr>
-          <w:rFonts w:ascii="Arial" w:eastAsia="Arial" w:hAnsi="Arial" w:cs="Arial"/>
-          <w:i/>
-          <w:iCs/>
-          <w:lang w:val="en-PH"/>
-        </w:rPr>
-        <w:lastRenderedPageBreak/>
-        <w:t>58</w:t>
+        <w:t>Acta Medica Philippina, 58</w:t>
       </w:r>
       <w:r>
         <w:rPr>
@@ -5886,7 +5881,17 @@
           <w:iCs/>
           <w:lang w:val="en-PH"/>
         </w:rPr>
-        <w:t>Electronic medical record: Integrated Clinic Information System (</w:t>
+        <w:t xml:space="preserve">Electronic medical record: Integrated </w:t>
+      </w:r>
+      <w:r>
+        <w:rPr>
+          <w:rFonts w:ascii="Arial" w:eastAsia="Arial" w:hAnsi="Arial" w:cs="Arial"/>
+          <w:i/>
+          <w:iCs/>
+          <w:lang w:val="en-PH"/>
+        </w:rPr>
+        <w:lastRenderedPageBreak/>
+        <w:t>Clinic Information System (</w:t>
       </w:r>
       <w:proofErr w:type="spellStart"/>
       <w:r>
@@ -5942,7 +5947,6 @@
           <w:rFonts w:ascii="Arial" w:eastAsia="Arial" w:hAnsi="Arial" w:cs="Arial"/>
           <w:lang w:val="en-PH"/>
         </w:rPr>
-        <w:lastRenderedPageBreak/>
         <w:t>Derecho, K. C., Cafino, R., Aquino, S. L., &amp; Velasco, L. C. (2024). Technology adoption of electronic medical records in developing economies: A systematic review on physicians' perspective. </w:t>
       </w:r>
       <w:r>
@@ -6238,7 +6242,15 @@
           <w:rFonts w:ascii="Arial" w:eastAsia="Arial" w:hAnsi="Arial" w:cs="Arial"/>
           <w:lang w:val="en-PH"/>
         </w:rPr>
-        <w:t>(2), 38–49. </w:t>
+        <w:t>(2), 38–</w:t>
+      </w:r>
+      <w:r>
+        <w:rPr>
+          <w:rFonts w:ascii="Arial" w:eastAsia="Arial" w:hAnsi="Arial" w:cs="Arial"/>
+          <w:lang w:val="en-PH"/>
+        </w:rPr>
+        <w:lastRenderedPageBreak/>
+        <w:t>49. </w:t>
       </w:r>
       <w:hyperlink r:id="rId19" w:tgtFrame="_blank" w:history="1">
         <w:r>
@@ -6267,15 +6279,7 @@
           <w:rFonts w:ascii="Arial" w:eastAsia="Arial" w:hAnsi="Arial" w:cs="Arial"/>
           <w:lang w:val="en-PH"/>
         </w:rPr>
-        <w:t xml:space="preserve">Marcelo, A., et al. (2025). Development and implementation of an interoperable local </w:t>
-      </w:r>
-      <w:r>
-        <w:rPr>
-          <w:rFonts w:ascii="Arial" w:eastAsia="Arial" w:hAnsi="Arial" w:cs="Arial"/>
-          <w:lang w:val="en-PH"/>
-        </w:rPr>
-        <w:lastRenderedPageBreak/>
-        <w:t>health information exchange platform for the attainment of universal health coverage in the Philippines. </w:t>
+        <w:t>Marcelo, A., et al. (2025). Development and implementation of an interoperable local health information exchange platform for the attainment of universal health coverage in the Philippines. </w:t>
       </w:r>
       <w:r>
         <w:rPr>
@@ -6588,6 +6592,7 @@
           <w:rFonts w:ascii="Arial" w:eastAsia="Arial" w:hAnsi="Arial" w:cs="Arial"/>
           <w:lang w:val="en-PH"/>
         </w:rPr>
+        <w:lastRenderedPageBreak/>
         <w:t>South Cotabato Integrated Provincial Health Office. (2024). </w:t>
       </w:r>
       <w:r>
@@ -6604,15 +6609,7 @@
           <w:rFonts w:ascii="Arial" w:eastAsia="Arial" w:hAnsi="Arial" w:cs="Arial"/>
           <w:lang w:val="en-PH"/>
         </w:rPr>
-        <w:t xml:space="preserve">. Provincial </w:t>
-      </w:r>
-      <w:r>
-        <w:rPr>
-          <w:rFonts w:ascii="Arial" w:eastAsia="Arial" w:hAnsi="Arial" w:cs="Arial"/>
-          <w:lang w:val="en-PH"/>
-        </w:rPr>
-        <w:lastRenderedPageBreak/>
-        <w:t>Government of South Cotabato.</w:t>
+        <w:t>. Provincial Government of South Cotabato.</w:t>
       </w:r>
     </w:p>
     <w:p>
@@ -6889,7 +6886,14 @@
         <w:rPr>
           <w:rFonts w:ascii="Arial" w:hAnsi="Arial" w:cs="Arial"/>
         </w:rPr>
-        <w:t xml:space="preserve">The study identified the problems encountered in the current medical information management process of </w:t>
+        <w:t xml:space="preserve">The study identified the problems encountered in the current medical information </w:t>
+      </w:r>
+      <w:r>
+        <w:rPr>
+          <w:rFonts w:ascii="Arial" w:hAnsi="Arial" w:cs="Arial"/>
+        </w:rPr>
+        <w:lastRenderedPageBreak/>
+        <w:t xml:space="preserve">management process of </w:t>
       </w:r>
       <w:proofErr w:type="spellStart"/>
       <w:r>
@@ -6903,14 +6907,86 @@
         <w:rPr>
           <w:rFonts w:ascii="Arial" w:hAnsi="Arial" w:cs="Arial"/>
         </w:rPr>
-        <w:t xml:space="preserve"> Municipal Hospital and found that those problems require features that can be developed as modules of a single web-based system. The </w:t>
+        <w:t xml:space="preserve"> Municipal Hospital and found that those problems require features that can be developed as modules of a single web-based system. The researchers created a project title and formulated the objectives and the scope of the project, then decomposed the system into nine user roles and their corresponding functions as presented in the Functional Decomposition Diagram.</w:t>
+      </w:r>
+    </w:p>
+    <w:p>
+      <w:pPr>
+        <w:spacing w:line="480" w:lineRule="auto"/>
+        <w:ind w:firstLine="720"/>
+        <w:jc w:val="both"/>
+        <w:rPr>
+          <w:rFonts w:ascii="Arial" w:hAnsi="Arial" w:cs="Arial"/>
+        </w:rPr>
+      </w:pPr>
+      <w:r>
+        <w:rPr>
+          <w:rFonts w:ascii="Arial" w:hAnsi="Arial" w:cs="Arial"/>
+        </w:rPr>
+        <w:t xml:space="preserve">The study also recognized and identified the problems arising in designing and developing the study, </w:t>
+      </w:r>
+      <w:proofErr w:type="spellStart"/>
+      <w:r>
+        <w:rPr>
+          <w:rFonts w:ascii="Arial" w:hAnsi="Arial" w:cs="Arial"/>
+        </w:rPr>
+        <w:t>Tupi</w:t>
+      </w:r>
+      <w:proofErr w:type="spellEnd"/>
+      <w:r>
+        <w:rPr>
+          <w:rFonts w:ascii="Arial" w:hAnsi="Arial" w:cs="Arial"/>
+        </w:rPr>
+        <w:t xml:space="preserve"> Municipal Hospital Information System. Because the system spans registration, medical records, scheduling and laboratory, pharmacy, billing, department communication, and reporting, each sprint delivers one complete feature of the proposed system, which allows the hospital staff who will actually use the module to test and validate it before development proceeds, and which reduces the risk of major rework at the end of development.</w:t>
+      </w:r>
+    </w:p>
+    <w:p>
+      <w:pPr>
+        <w:spacing w:line="480" w:lineRule="auto"/>
+        <w:jc w:val="both"/>
+        <w:rPr>
+          <w:rFonts w:ascii="Arial" w:hAnsi="Arial" w:cs="Arial"/>
+        </w:rPr>
+      </w:pPr>
+    </w:p>
+    <w:p>
+      <w:pPr>
+        <w:spacing w:line="480" w:lineRule="auto"/>
+        <w:jc w:val="both"/>
+        <w:rPr>
+          <w:rFonts w:ascii="Arial" w:hAnsi="Arial" w:cs="Arial"/>
+        </w:rPr>
+      </w:pPr>
+      <w:r>
+        <w:rPr>
+          <w:rFonts w:ascii="Arial" w:hAnsi="Arial" w:cs="Arial"/>
+          <w:b/>
+          <w:bCs/>
+        </w:rPr>
+        <w:t>Sprint 1. (Develop a system module that removes patient intake delays by automating patient registration, digital patient identification, and the configuration of hospital reference data and user access.)</w:t>
+      </w:r>
+    </w:p>
+    <w:p>
+      <w:pPr>
+        <w:spacing w:line="480" w:lineRule="auto"/>
+        <w:ind w:firstLine="720"/>
+        <w:jc w:val="both"/>
+        <w:rPr>
+          <w:rFonts w:ascii="Arial" w:hAnsi="Arial" w:cs="Arial"/>
+        </w:rPr>
+      </w:pPr>
+      <w:r>
+        <w:rPr>
+          <w:rFonts w:ascii="Arial" w:hAnsi="Arial" w:cs="Arial"/>
+        </w:rPr>
+        <w:t xml:space="preserve">Under the hospital's existing intake flow, an arriving patient dictates personal details to the admitting staff, who writes them on a paper intake form and copies the same entries into a bound logbook, while returning patients are located by leafing back through previous logbook pages and are frequently re-registered as new entries. Sprint 1 addresses Problem 4.1 by replacing this flow with an automated registration module. The sprint covers the Patient Admission module for Admitting and Registration Staff and the </w:t>
       </w:r>
       <w:r>
         <w:rPr>
           <w:rFonts w:ascii="Arial" w:hAnsi="Arial" w:cs="Arial"/>
         </w:rPr>
         <w:lastRenderedPageBreak/>
-        <w:t>researchers created a project title and formulated the objectives and the scope of the project, then decomposed the system into nine user roles and their corresponding functions as presented in the Functional Decomposition Diagram.</w:t>
+        <w:t>System Configuration and User Account Administration modules for the System Administrator. Functionalities include patient demographic encoding, automated generation of a unique Patient Digital ID in the format TMH-YYYY-XXXXX, classification of patient categories (OPD, Emergency, Senior Citizen, PWD, Indigent), search and filter utilities over the registration file, maintenance of hospital information, department profiles and service fee entries, and role-based access control through user accounts and role permissions. The development environment uses Visual Studio Code as the primary IDE, PHP with the Laravel framework for back-end business logic, HTML, JavaScript, and Tailwind CSS for responsive front-end components, and MySQL running on XAMPP Server for relational database management.</w:t>
       </w:r>
     </w:p>
     <w:p>
@@ -6926,47 +7002,526 @@
         <w:rPr>
           <w:rFonts w:ascii="Arial" w:hAnsi="Arial" w:cs="Arial"/>
         </w:rPr>
-        <w:t xml:space="preserve">The study also recognized and identified the problems arising in designing and developing the study, </w:t>
+        <w:t xml:space="preserve">Testing validated the individual components of the registration form, including required-field checks, regular-expression format verification for patient names and contact numbers, date-of-birth to age derivation, the uniqueness constraint on the generated Digital ID, and the duplicate-registration warning that triggers when an identical name and birth date already exist. On the administrator side, Unit Testing verified password hashing on account creation and the permission checker that evaluates whether a role may open a given function. Integration Testing confirmed that a registration submitted through the front-end form is written by the Laravel controller into the patient master table and is immediately retrievable by search from a second workstation, that a patient category selected during registration is stored in a form the Billing module can later read, that service fee entries created under System Configuration become selectable references for the succeeding modules, and that a deactivated account is refused at login. Acceptance Testing was conducted with admitting staff, who completed a full patient </w:t>
+      </w:r>
+      <w:r>
+        <w:rPr>
+          <w:rFonts w:ascii="Arial" w:hAnsi="Arial" w:cs="Arial"/>
+        </w:rPr>
+        <w:lastRenderedPageBreak/>
+        <w:t>intake using only the system, and with the System Administrator, who created an account, assigned a role, and confirmed that the role restricted the menus visible to that user.</w:t>
+      </w:r>
+    </w:p>
+    <w:p>
+      <w:pPr>
+        <w:spacing w:line="480" w:lineRule="auto"/>
+        <w:ind w:firstLine="720"/>
+        <w:jc w:val="both"/>
+        <w:rPr>
+          <w:rFonts w:ascii="Arial" w:hAnsi="Arial" w:cs="Arial"/>
+        </w:rPr>
+      </w:pPr>
+      <w:r>
+        <w:rPr>
+          <w:rFonts w:ascii="Arial" w:hAnsi="Arial" w:cs="Arial"/>
+        </w:rPr>
+        <w:t>The Automated Patient Registration module was deployed to the working environment used for hospital validation. Operationally, it removes the parallel paper logbook and the re-copying of the same demographic details at each counter, because a returning patient is retrieved through the Digital ID instead of being encoded again, and it gives every counter a single standardized patient identifier. This completed build establishes the patient master record and the access-control structure that every clinical record created in Sprint 2 must be attached to.</w:t>
+      </w:r>
+    </w:p>
+    <w:p>
+      <w:pPr>
+        <w:spacing w:line="480" w:lineRule="auto"/>
+        <w:jc w:val="both"/>
+        <w:rPr>
+          <w:rFonts w:ascii="Arial" w:hAnsi="Arial" w:cs="Arial"/>
+        </w:rPr>
+      </w:pPr>
+    </w:p>
+    <w:p>
+      <w:pPr>
+        <w:spacing w:line="480" w:lineRule="auto"/>
+        <w:jc w:val="both"/>
+        <w:rPr>
+          <w:rFonts w:ascii="Arial" w:hAnsi="Arial" w:cs="Arial"/>
+        </w:rPr>
+      </w:pPr>
+      <w:r>
+        <w:rPr>
+          <w:rFonts w:ascii="Arial" w:hAnsi="Arial" w:cs="Arial"/>
+          <w:b/>
+          <w:bCs/>
+        </w:rPr>
+        <w:t>Sprint 2. (Develop a system module that replaces the hospital's paper-based patient charting by consolidating vital signs, consultation notes, diagnoses, prescriptions, and medical documentation into one electronic medical record.)</w:t>
+      </w:r>
+    </w:p>
+    <w:p>
+      <w:pPr>
+        <w:spacing w:line="480" w:lineRule="auto"/>
+        <w:ind w:firstLine="720"/>
+        <w:jc w:val="both"/>
+        <w:rPr>
+          <w:rFonts w:ascii="Arial" w:hAnsi="Arial" w:cs="Arial"/>
+        </w:rPr>
+      </w:pPr>
+      <w:r>
+        <w:rPr>
+          <w:rFonts w:ascii="Arial" w:hAnsi="Arial" w:cs="Arial"/>
+        </w:rPr>
+        <w:t xml:space="preserve">In the hospital's previous business flow, the nurse writes the patient's vital signs on a paper chart clipped inside the patient's folder, the records staff physically retrieve that folder from the filing cabinet and carry it to the consultation room, the physician handwrites the consultation notes, diagnosis, treatment plan, and prescription on the same chart, and the folder is then returned to the records section for manual re-filing. Because only one copy of the folder exists, a chart that is in use in another department, misfiled, or damaged by repeated handling leaves the physician consulting without the patient's history, and the patient is asked to recall it verbally. Sprint 2 addresses Problem 4.2 by implementing a centralized Electronic Medical Records system. The sprint covers </w:t>
+      </w:r>
+      <w:r>
+        <w:rPr>
+          <w:rFonts w:ascii="Arial" w:hAnsi="Arial" w:cs="Arial"/>
+        </w:rPr>
+        <w:lastRenderedPageBreak/>
+        <w:t>the Patient Consultation, Prescription Issuance, and Medical Documentation modules for Attending Physicians, the Patient Vital Signs Recording module for Nurses on Duty, and the Patient Record Administration module for Medical Records Officers. Functionalities comprise digital vital signs recording (blood pressure, temperature, weight, heart rate, respiratory rate, and oxygen saturation), SOAP-format consultation notes, ICD-10 diagnosis logging, treatment plan formulation, electronic prescription issuance, medical certificate generation, and patient allergy and immunization record tracking, together with record verification and archiving by the Medical Records Officer. Development tools include VS Code, PHP Laravel with Eloquent ORM for data management, HTML and JavaScript for interactive clinical forms, Tailwind CSS for the clinical interface, and MySQL for schema storage.</w:t>
+      </w:r>
+    </w:p>
+    <w:p>
+      <w:pPr>
+        <w:spacing w:line="480" w:lineRule="auto"/>
+        <w:ind w:firstLine="720"/>
+        <w:jc w:val="both"/>
+        <w:rPr>
+          <w:rFonts w:ascii="Arial" w:hAnsi="Arial" w:cs="Arial"/>
+        </w:rPr>
+      </w:pPr>
+      <w:r>
+        <w:rPr>
+          <w:rFonts w:ascii="Arial" w:hAnsi="Arial" w:cs="Arial"/>
+        </w:rPr>
+        <w:t xml:space="preserve">Unit Testing verified the numeric range validators for each vital sign, which reject physiologically impossible blood pressure, temperature, and heart rate values before saving; the required-field rules for each section of the SOAP note; the ICD-10 code lookup that resolves a code to its official description; the dosage, frequency, and quantity validators on the prescription form; and the allergy alert that fires when a drug being prescribed matches an allergy already recorded for that patient. Integration Testing confirmed that vital signs saved by the nurse against a patient's Digital ID appear on the attending physician's consultation screen for the same visit, that the consultation note, diagnosis entry, treatment plan, and electronic prescription created during that visit all bind to the same patient master record created in Sprint 1, and that the Medical Records Officer opening Patient Record Administration sees the newly created entries in the patient's chronological history. Acceptance Testing involved an attending physician and </w:t>
+      </w:r>
+      <w:r>
+        <w:rPr>
+          <w:rFonts w:ascii="Arial" w:hAnsi="Arial" w:cs="Arial"/>
+        </w:rPr>
+        <w:lastRenderedPageBreak/>
+        <w:t>the clinical adviser completing a full mock consultation from history review to prescription issuance, confirming that the digital chart contains every element they currently write by hand and that no item of the paper chart is lost in the transition.</w:t>
+      </w:r>
+    </w:p>
+    <w:p>
+      <w:pPr>
+        <w:spacing w:line="480" w:lineRule="auto"/>
+        <w:ind w:firstLine="720"/>
+        <w:jc w:val="both"/>
+        <w:rPr>
+          <w:rFonts w:ascii="Arial" w:hAnsi="Arial" w:cs="Arial"/>
+        </w:rPr>
+      </w:pPr>
+      <w:r>
+        <w:rPr>
+          <w:rFonts w:ascii="Arial" w:hAnsi="Arial" w:cs="Arial"/>
+        </w:rPr>
+        <w:t>The Electronic Medical Records module was deployed to the working environment. It removes the physical retrieval and re-filing of patient folders, allows the nurse and the physician to work on the same patient record concurrently, protects medical histories from loss or physical damage, and supports Data Privacy Act (RA 10173) compliance through role-restricted access and activity logging. The electronic record produced here is the prerequisite for the laboratory ordering channel in Sprint 3 and the pharmacy dispensing channel in Sprint 4, since a laboratory request and a prescription can only exist as extensions of a consultation record.</w:t>
+      </w:r>
+    </w:p>
+    <w:p>
+      <w:pPr>
+        <w:spacing w:line="480" w:lineRule="auto"/>
+        <w:jc w:val="both"/>
+        <w:rPr>
+          <w:rFonts w:ascii="Arial" w:hAnsi="Arial" w:cs="Arial"/>
+        </w:rPr>
+      </w:pPr>
+    </w:p>
+    <w:p>
+      <w:pPr>
+        <w:spacing w:line="480" w:lineRule="auto"/>
+        <w:jc w:val="both"/>
+        <w:rPr>
+          <w:rFonts w:ascii="Arial" w:hAnsi="Arial" w:cs="Arial"/>
+        </w:rPr>
+      </w:pPr>
+      <w:r>
+        <w:rPr>
+          <w:rFonts w:ascii="Arial" w:hAnsi="Arial" w:cs="Arial"/>
+          <w:b/>
+          <w:bCs/>
+        </w:rPr>
+        <w:t>Sprint 3. (Develop a system module that unifies scattered departmental information by consolidating consultation scheduling, patient queueing, laboratory operations, and medical record retrieval into a single point of access.)</w:t>
+      </w:r>
+    </w:p>
+    <w:p>
+      <w:pPr>
+        <w:spacing w:line="480" w:lineRule="auto"/>
+        <w:ind w:firstLine="720"/>
+        <w:jc w:val="both"/>
+        <w:rPr>
+          <w:rFonts w:ascii="Arial" w:hAnsi="Arial" w:cs="Arial"/>
+        </w:rPr>
+      </w:pPr>
+      <w:r>
+        <w:rPr>
+          <w:rFonts w:ascii="Arial" w:hAnsi="Arial" w:cs="Arial"/>
+        </w:rPr>
+        <w:t xml:space="preserve">Previously, consultation slots and walk-ins are written in a scheduling logbook kept at the admitting desk, patients are called by name or by a hand-written paper number, laboratory tests are requested on a handwritten slip that the patient carries to the laboratory, and completed results are handed back to the patient or walked physically to the physician, with the laboratory keeping its own copy in a folder separate from the medical records folder. Sprint 3 addresses Problem 4.3 by unifying these operations. The sprint covers the Patient Visit and Consultation Scheduling and Queue Operations </w:t>
+      </w:r>
+      <w:r>
+        <w:rPr>
+          <w:rFonts w:ascii="Arial" w:hAnsi="Arial" w:cs="Arial"/>
+        </w:rPr>
+        <w:lastRenderedPageBreak/>
+        <w:t>modules for Admitting and Registration Staff, the Laboratory Request module for Attending Physicians, the Laboratory Request Processing, Sample Tracking, Test Result Recording, and Test Catalog Administration modules for Medical Technologists, and the Medical Record Retrieval module for Medical Records Officers. Key features include in-person consultation scheduling and rescheduling against a doctor's schedule, sequential queue number generation in the format Q-001 and Q-002, live queue status display, electronic laboratory ordering, sample tracking under unique collection identifiers, test result encoding against maintained reference ranges, laboratory report generation, and consolidated retrieval of a patient's consultation, laboratory, and treatment history. The tech stack includes VS Code, PHP Laravel, HTML with AJAX and JavaScript for queue and status polling, Tailwind CSS, and MySQL for relational linkage between the visit, the request, the sample, and the result.</w:t>
+      </w:r>
+    </w:p>
+    <w:p>
+      <w:pPr>
+        <w:spacing w:line="480" w:lineRule="auto"/>
+        <w:ind w:firstLine="720"/>
+        <w:jc w:val="both"/>
+        <w:rPr>
+          <w:rFonts w:ascii="Arial" w:hAnsi="Arial" w:cs="Arial"/>
+        </w:rPr>
+      </w:pPr>
+      <w:r>
+        <w:rPr>
+          <w:rFonts w:ascii="Arial" w:hAnsi="Arial" w:cs="Arial"/>
+        </w:rPr>
+        <w:t xml:space="preserve">Unit Testing verified queue number auto-incrementation, the counter that resets for each new service day, the format mask applied to sample collection identifiers, the scheduling conflict validator that prevents two consultations from occupying the same physician slot, and the reference-range comparator that flags a recorded result as low, normal, or high. Integration Testing confirmed that a laboratory test request created by the physician appears in the Medical Technologist's Test Request Queue carrying the patient's Digital ID, the requesting physician, and the ordered test, that updating the sample processing status in Sample Tracking updates the request status seen by the physician, that a validated result recorded in Test Result Recording is written back to the patient's electronic medical record from Sprint 2 and becomes visible both in the physician's result view and in the Medical Records Officer's retrieval module, and that a </w:t>
+      </w:r>
+      <w:r>
+        <w:rPr>
+          <w:rFonts w:ascii="Arial" w:hAnsi="Arial" w:cs="Arial"/>
+        </w:rPr>
+        <w:lastRenderedPageBreak/>
+        <w:t>test deactivated in Test Catalog Administration can no longer be selected on a new request while remaining readable on past requests. Acceptance Testing was performed jointly by registration staff and a medical technologist, who moved a simulated patient from scheduling to queue call to laboratory result release without any verbal handover or paper request slip.</w:t>
+      </w:r>
+    </w:p>
+    <w:p>
+      <w:pPr>
+        <w:spacing w:line="480" w:lineRule="auto"/>
+        <w:ind w:firstLine="720"/>
+        <w:jc w:val="both"/>
+        <w:rPr>
+          <w:rFonts w:ascii="Arial" w:hAnsi="Arial" w:cs="Arial"/>
+        </w:rPr>
+      </w:pPr>
+      <w:r>
+        <w:rPr>
+          <w:rFonts w:ascii="Arial" w:hAnsi="Arial" w:cs="Arial"/>
+        </w:rPr>
+        <w:t>The Unified Medical Access module was deployed to the working environment. It gives the outpatient queue a single visible order, removes the misplaced paper laboratory request slip, and allows a patient's consultation, laboratory, and treatment history to be retrieved from one screen instead of from separate departmental folders. The service events recorded here the consultation and the completed laboratory test become billable items that Sprint 5 will consolidate, and the ordering pattern established here is reused for pharmacy dispensing in Sprint 4.</w:t>
+      </w:r>
+    </w:p>
+    <w:p>
+      <w:pPr>
+        <w:spacing w:line="480" w:lineRule="auto"/>
+        <w:jc w:val="both"/>
+        <w:rPr>
+          <w:rFonts w:ascii="Arial" w:hAnsi="Arial" w:cs="Arial"/>
+        </w:rPr>
+      </w:pPr>
+    </w:p>
+    <w:p>
+      <w:pPr>
+        <w:spacing w:line="480" w:lineRule="auto"/>
+        <w:jc w:val="both"/>
+        <w:rPr>
+          <w:rFonts w:ascii="Arial" w:hAnsi="Arial" w:cs="Arial"/>
+        </w:rPr>
+      </w:pPr>
+      <w:r>
+        <w:rPr>
+          <w:rFonts w:ascii="Arial" w:hAnsi="Arial" w:cs="Arial"/>
+          <w:b/>
+          <w:bCs/>
+        </w:rPr>
+        <w:t>Sprint 4. (Develop a system module that removes manual stock card errors and medicine dispensing delays by automating prescription verification, dispensing records, and pharmacy inventory control.)</w:t>
+      </w:r>
+    </w:p>
+    <w:p>
+      <w:pPr>
+        <w:spacing w:line="480" w:lineRule="auto"/>
+        <w:ind w:firstLine="720"/>
+        <w:jc w:val="both"/>
+        <w:rPr>
+          <w:rFonts w:ascii="Arial" w:hAnsi="Arial" w:cs="Arial"/>
+        </w:rPr>
+      </w:pPr>
+      <w:r>
+        <w:rPr>
+          <w:rFonts w:ascii="Arial" w:hAnsi="Arial" w:cs="Arial"/>
+        </w:rPr>
+        <w:t xml:space="preserve">In the previous flow, the patient carries a handwritten prescription to the pharmacy window, the pharmacy aide interprets the handwriting, searches the shelf, and writes the deduction on a physical stock card, while expiry is detected only when someone inspects the shelves and low stock is discovered only when an item runs out. Sprint 4 addresses Problem 4.4. The sprint covers the Prescription Processing, Medicine Dispensing, Pharmacy Inventory, and Medicine Catalog modules for Pharmacists and Pharmacy </w:t>
+      </w:r>
+      <w:r>
+        <w:rPr>
+          <w:rFonts w:ascii="Arial" w:hAnsi="Arial" w:cs="Arial"/>
+        </w:rPr>
+        <w:lastRenderedPageBreak/>
+        <w:t>Aides, working from prescriptions issued by Prescribing Physicians. Functionalities include electronic prescription verification, digital dispensing records, batch-level stock-in entry, automatic inventory deduction on dispensing, low-stock threshold alerts, configurable expiry threshold alerts, and stock disposal recording. Development tools include VS Code, PHP Laravel, HTML, JavaScript, Tailwind CSS, and MySQL for multi-batch relational stock mapping.</w:t>
+      </w:r>
+    </w:p>
+    <w:p>
+      <w:pPr>
+        <w:spacing w:line="480" w:lineRule="auto"/>
+        <w:ind w:firstLine="720"/>
+        <w:jc w:val="both"/>
+        <w:rPr>
+          <w:rFonts w:ascii="Arial" w:hAnsi="Arial" w:cs="Arial"/>
+        </w:rPr>
+      </w:pPr>
+      <w:r>
+        <w:rPr>
+          <w:rFonts w:ascii="Arial" w:hAnsi="Arial" w:cs="Arial"/>
+        </w:rPr>
+        <w:t xml:space="preserve">Unit Testing verified the inventory arithmetic in isolation, confirming that the quantity deducted equals the quantity dispensed, that a dispensing attempt exceeding the available quantity is rejected so that no batch can fall to a negative balance, that the batch selection routine proposes the earliest-expiring available batch first, and that the low-stock and expiry comparators raise an alert exactly at the configured threshold level rather than above or below it. Integration Testing traced a single prescription across the module boundary. An electronic prescription saved by the physician in the Prescription Issuance module of Sprint 2 was retrieved by the Prescription Processing module and displayed in the pharmacist's Prescription Queue together with the patient's Digital ID, the generic name, dosage, and quantity of each prescribed item. The test then confirmed that each prescribed item is matched against its Medicine Catalog record and against the available batches in Pharmacy Inventory before the pharmacist can set the prescription status to Verified, that an item with no available batch is marked unavailable instead of being dispensed, and that saving a Dispensing Record writes the dispensing entry and the batch deduction in one database transaction, so that the inventory level and the stock movement history seen by the next user already reflect the dispensed quantity. Acceptance Testing was conducted with pharmacy personnel, who performed a batch </w:t>
+      </w:r>
+      <w:r>
+        <w:rPr>
+          <w:rFonts w:ascii="Arial" w:hAnsi="Arial" w:cs="Arial"/>
+        </w:rPr>
+        <w:lastRenderedPageBreak/>
+        <w:t>stock-in entry, verified a queued prescription, dispensed against it, and confirmed that the resulting stock movement history matched what they would have written on the stock card, and that the screens for stock-in, batch tracking, and dispensing verification were intuitive and free of encoding errors.</w:t>
+      </w:r>
+    </w:p>
+    <w:p>
+      <w:pPr>
+        <w:spacing w:line="480" w:lineRule="auto"/>
+        <w:ind w:firstLine="720"/>
+        <w:jc w:val="both"/>
+        <w:rPr>
+          <w:rFonts w:ascii="Arial" w:hAnsi="Arial" w:cs="Arial"/>
+        </w:rPr>
+      </w:pPr>
+      <w:r>
+        <w:rPr>
+          <w:rFonts w:ascii="Arial" w:hAnsi="Arial" w:cs="Arial"/>
+        </w:rPr>
+        <w:t>The Pharmacy and Inventory module was deployed to the working environment. It removes the misreading of handwritten prescriptions, replaces the physical stock card with a batch-level record that updates as part of dispensing, and surfaces near-expiry and low-stock items before they affect patient service. Each dispensing record produced here carries the medicine cost that Sprint 5 will aggregate into the patient's bill.</w:t>
+      </w:r>
+    </w:p>
+    <w:p>
+      <w:pPr>
+        <w:spacing w:line="480" w:lineRule="auto"/>
+        <w:jc w:val="both"/>
+        <w:rPr>
+          <w:rFonts w:ascii="Arial" w:hAnsi="Arial" w:cs="Arial"/>
+        </w:rPr>
+      </w:pPr>
+    </w:p>
+    <w:p>
+      <w:pPr>
+        <w:spacing w:line="480" w:lineRule="auto"/>
+        <w:jc w:val="both"/>
+        <w:rPr>
+          <w:rFonts w:ascii="Arial" w:hAnsi="Arial" w:cs="Arial"/>
+        </w:rPr>
+      </w:pPr>
+      <w:r>
+        <w:rPr>
+          <w:rFonts w:ascii="Arial" w:hAnsi="Arial" w:cs="Arial"/>
+          <w:b/>
+          <w:bCs/>
+        </w:rPr>
+        <w:t>Sprint 5. (Develop a system module that removes manual billing computation errors by automating charge aggregation, discount application, payment recording, and receipt issuance.)</w:t>
+      </w:r>
+    </w:p>
+    <w:p>
+      <w:pPr>
+        <w:spacing w:line="480" w:lineRule="auto"/>
+        <w:ind w:firstLine="720"/>
+        <w:jc w:val="both"/>
+        <w:rPr>
+          <w:rFonts w:ascii="Arial" w:hAnsi="Arial" w:cs="Arial"/>
+        </w:rPr>
+      </w:pPr>
+      <w:r>
+        <w:rPr>
+          <w:rFonts w:ascii="Arial" w:hAnsi="Arial" w:cs="Arial"/>
+        </w:rPr>
+        <w:t xml:space="preserve">Previously, the billing clerk collects the charge slips generated by each department, looks up the fee for each item, computes the total and the applicable discount by hand or on a calculator, writes the invoice, and issues a manually numbered receipt, with the transaction record surviving only in the receipt booklet. Sprint 5 addresses Problem 4.5. The sprint covers the Charge Computation, Payment Processing, and Invoice and Receipt Generation modules for Billing and Cashier Staff. Key features include automated aggregation of consultation, laboratory, and pharmacy charges into one patient bill, discount rules for Senior Citizens under RA 9994 and Persons with Disability under RA 10754 at twenty percent, indigent classification, PhilHealth coverage </w:t>
+      </w:r>
+      <w:r>
+        <w:rPr>
+          <w:rFonts w:ascii="Arial" w:hAnsi="Arial" w:cs="Arial"/>
+        </w:rPr>
+        <w:lastRenderedPageBreak/>
+        <w:t>deduction, payment recording with outstanding balance tracking, and itemized invoice and official receipt printing. It is built using VS Code, PHP Laravel, HTML with JavaScript computation handlers, Tailwind CSS, and MySQL.</w:t>
+      </w:r>
+    </w:p>
+    <w:p>
+      <w:pPr>
+        <w:spacing w:line="480" w:lineRule="auto"/>
+        <w:ind w:firstLine="720"/>
+        <w:jc w:val="both"/>
+        <w:rPr>
+          <w:rFonts w:ascii="Arial" w:hAnsi="Arial" w:cs="Arial"/>
+        </w:rPr>
+      </w:pPr>
+      <w:r>
+        <w:rPr>
+          <w:rFonts w:ascii="Arial" w:hAnsi="Arial" w:cs="Arial"/>
+        </w:rPr>
+        <w:t xml:space="preserve">Unit Testing exercised each computation function of the Charge Computation module in isolation against manually prepared expected values. It verified that a line total equals the service fee maintained in System Configuration multiplied by the quantity rendered, that the subtotal equals the sum of the consultation, laboratory, and medicine line items, that a Senior Citizen or PWD discount is computed as twenty percent of the discountable subtotal and is applied only once even when a patient qualifies under more than one category, that a PhilHealth deduction is applied to the amount remaining after the statutory discount, that all monetary results are rounded to two decimal places, that the outstanding balance equals the total due less the payments recorded, and that a charge entry with a zero or negative amount is rejected. Integration Testing confirmed the cross-module consolidation. A consultation recorded in Sprint 2, a completed laboratory test recorded in Sprint 3, and a dispensing record created in Sprint 4 were each pulled into the same patient's open bill under one Digital ID without re-encoding; each item was confirmed to be billable only once, so that after payment is posted the items are closed and no longer appear in the unbilled list; the payment saved through Payment Processing was confirmed to update the outstanding balance and the patient billing history; and the invoice and official receipt generated afterwards were confirmed to reproduce the same line items, discount, and total as the computed bill, with the official receipt carrying a sequential number that cannot be reused. Acceptance Testing was conducted with cashier staff, who processed simulated checkouts covering a regular paying patient, a </w:t>
+      </w:r>
+      <w:r>
+        <w:rPr>
+          <w:rFonts w:ascii="Arial" w:hAnsi="Arial" w:cs="Arial"/>
+        </w:rPr>
+        <w:lastRenderedPageBreak/>
+        <w:t>Senior Citizen, a PWD, a PhilHealth-covered patient, and a partial payment, and who compared each printed official receipt line by line against their own manual computation of the same case.</w:t>
+      </w:r>
+    </w:p>
+    <w:p>
+      <w:pPr>
+        <w:spacing w:line="480" w:lineRule="auto"/>
+        <w:ind w:firstLine="720"/>
+        <w:jc w:val="both"/>
+        <w:rPr>
+          <w:rFonts w:ascii="Arial" w:hAnsi="Arial" w:cs="Arial"/>
+        </w:rPr>
+      </w:pPr>
+      <w:r>
+        <w:rPr>
+          <w:rFonts w:ascii="Arial" w:hAnsi="Arial" w:cs="Arial"/>
+        </w:rPr>
+        <w:t>The Billing and Payment module was deployed to the working environment. It removes the manual collection of departmental charge slips and the hand computation of discounts, replaces the manually numbered receipt booklet with a sequential and auditable record, and leaves every transaction traceable to the service that produced it. This build completes the patient's financial workflow and supplies the revenue data that Sprint 7 will summarize, while the department-to-department handoffs it exposed are formalized in Sprint 6.</w:t>
+      </w:r>
+    </w:p>
+    <w:p>
+      <w:pPr>
+        <w:spacing w:line="480" w:lineRule="auto"/>
+        <w:jc w:val="both"/>
+        <w:rPr>
+          <w:rFonts w:ascii="Arial" w:hAnsi="Arial" w:cs="Arial"/>
+        </w:rPr>
+      </w:pPr>
+    </w:p>
+    <w:p>
+      <w:pPr>
+        <w:spacing w:line="480" w:lineRule="auto"/>
+        <w:jc w:val="both"/>
+        <w:rPr>
+          <w:rFonts w:ascii="Arial" w:hAnsi="Arial" w:cs="Arial"/>
+        </w:rPr>
+      </w:pPr>
+      <w:r>
+        <w:rPr>
+          <w:rFonts w:ascii="Arial" w:hAnsi="Arial" w:cs="Arial"/>
+          <w:b/>
+          <w:bCs/>
+        </w:rPr>
+        <w:t>Sprint 6. (Develop a system module that removes verbal and paper-based coordination between departments by automating patient referrals, nursing task assignment, and patient status broadcasting.)</w:t>
+      </w:r>
+    </w:p>
+    <w:p>
+      <w:pPr>
+        <w:spacing w:line="480" w:lineRule="auto"/>
+        <w:ind w:firstLine="720"/>
+        <w:jc w:val="both"/>
+        <w:rPr>
+          <w:rFonts w:ascii="Arial" w:hAnsi="Arial" w:cs="Arial"/>
+        </w:rPr>
+      </w:pPr>
+      <w:r>
+        <w:rPr>
+          <w:rFonts w:ascii="Arial" w:hAnsi="Arial" w:cs="Arial"/>
+        </w:rPr>
+        <w:t xml:space="preserve">Previously, a physician referring a patient to another service writes a referral note that the patient or a staff member carries by hand, nursing instructions are relayed verbally or written on a slip left at the station, and a department that needs to know where a patient is must telephone or walk to the other section. Sprint 6 addresses Problem 4.6. The sprint covers the Patient Referral module for Attending Physicians and the Patient Status Monitoring and Task Coordination modules for Nurses on Duty, with department heads consuming the resulting notification feeds. Functionalities include internal digital referrals between services, nursing task assignment and status updating, patient status </w:t>
+      </w:r>
+      <w:r>
+        <w:rPr>
+          <w:rFonts w:ascii="Arial" w:hAnsi="Arial" w:cs="Arial"/>
+        </w:rPr>
+        <w:lastRenderedPageBreak/>
+        <w:t>transitions across the workflow states of Registered, Triage, Waiting, In-Consultation, For Laboratory, For Pharmacy, For Billing, and Completed, and a department notification feed. It is developed using VS Code, PHP Laravel with event listeners, HTML and JavaScript with AJAX polling, Tailwind CSS, and MySQL notification tables.</w:t>
+      </w:r>
+    </w:p>
+    <w:p>
+      <w:pPr>
+        <w:spacing w:line="480" w:lineRule="auto"/>
+        <w:ind w:firstLine="720"/>
+        <w:jc w:val="both"/>
+        <w:rPr>
+          <w:rFonts w:ascii="Arial" w:hAnsi="Arial" w:cs="Arial"/>
+        </w:rPr>
+      </w:pPr>
+      <w:r>
+        <w:rPr>
+          <w:rFonts w:ascii="Arial" w:hAnsi="Arial" w:cs="Arial"/>
+        </w:rPr>
+        <w:t>Testing focused specifically on the three modules delivered in this sprint. Unit Testing verified the state transition rules of the Task Coordination module, confirming that a task moves only from Assigned to In Progress to Completed and that it cannot be marked completed before it has been assigned; the status rules of the Patient Referral module, confirming that a referral moves from Pending to Accepted or Declined before it can be closed and that a declined referral requires a reason; and the validator of the Patient Status Monitoring module, which accepts only the defined workflow states. Integration Testing confirmed that a referral created by a physician in Patient Referral is written to the notification table and appears in the receiving department's notification feed and in the nurse's Patient Status Monitoring dashboard through AJAX polling without a page reload, that a task assigned to a nurse appears under that nurse's Task Coordination list and that its completion is visible to the assigning physician, and that a patient status update entered by the nurse is reflected in the queue view built in Sprint 3 for the same visit record. Acceptance Testing involved a multi-department simulation with a physician, a nurse, a medical technologist, and a pharmacist, who handled one simulated patient through a referral and two assigned tasks and confirmed that the departments retained shared awareness of the patient's location and pending actions at peak patient volume without any verbal relay.</w:t>
+      </w:r>
+    </w:p>
+    <w:p>
+      <w:pPr>
+        <w:spacing w:line="480" w:lineRule="auto"/>
+        <w:ind w:firstLine="720"/>
+        <w:jc w:val="both"/>
+        <w:rPr>
+          <w:rFonts w:ascii="Arial" w:hAnsi="Arial" w:cs="Arial"/>
+        </w:rPr>
+      </w:pPr>
+      <w:r>
+        <w:rPr>
+          <w:rFonts w:ascii="Arial" w:hAnsi="Arial" w:cs="Arial"/>
+        </w:rPr>
+        <w:t xml:space="preserve">The Department Communication and Task Routing module was deployed to the </w:t>
+      </w:r>
+      <w:r>
+        <w:rPr>
+          <w:rFonts w:ascii="Arial" w:hAnsi="Arial" w:cs="Arial"/>
+        </w:rPr>
+        <w:lastRenderedPageBreak/>
+        <w:t>working environment. It replaces the hand-carried referral note, the verbal instruction, and the inter-office telephone follow-up with a traceable digital record showing who initiated an action, who received it, and what its current status is. The referral, task, and status data recorded here supply the coordination and department performance figures that the reporting module in Sprint 7 aggregates.</w:t>
+      </w:r>
+    </w:p>
+    <w:p>
+      <w:pPr>
+        <w:spacing w:line="480" w:lineRule="auto"/>
+        <w:jc w:val="both"/>
+        <w:rPr>
+          <w:rFonts w:ascii="Arial" w:hAnsi="Arial" w:cs="Arial"/>
+        </w:rPr>
+      </w:pPr>
+    </w:p>
+    <w:p>
+      <w:pPr>
+        <w:spacing w:line="480" w:lineRule="auto"/>
+        <w:jc w:val="both"/>
+        <w:rPr>
+          <w:rFonts w:ascii="Arial" w:hAnsi="Arial" w:cs="Arial"/>
+        </w:rPr>
+      </w:pPr>
+      <w:r>
+        <w:rPr>
+          <w:rFonts w:ascii="Arial" w:hAnsi="Arial" w:cs="Arial"/>
+          <w:b/>
+          <w:bCs/>
+        </w:rPr>
+        <w:t>Sprint 7. (Develop a system module that removes manual report compilation by automating the generation, export, and monitoring of hospital operational and compliance reports.)</w:t>
+      </w:r>
+    </w:p>
+    <w:p>
+      <w:pPr>
+        <w:spacing w:line="480" w:lineRule="auto"/>
+        <w:ind w:firstLine="720"/>
+        <w:jc w:val="both"/>
+        <w:rPr>
+          <w:rFonts w:ascii="Arial" w:hAnsi="Arial" w:cs="Arial"/>
+        </w:rPr>
+      </w:pPr>
+      <w:r>
+        <w:rPr>
+          <w:rFonts w:ascii="Arial" w:hAnsi="Arial" w:cs="Arial"/>
+        </w:rPr>
+        <w:t xml:space="preserve">Previously, operational reports are compiled by having each section count its own logbook entries and submit a handwritten or typed tally, which the administrative staff consolidate manually before submission, so that a figure can only be verified by returning to the original logbook. Sprint 7 addresses Problem 4.7. The sprint covers the Operational Oversight and Staff Activity Monitoring modules for the Hospital Chief and Medical Director and the System Monitoring module for the System Administrator. Features include the Daily Patient Census report, the Monthly Operational Performance report, the Billing and Revenue Summary, the Laboratory Utilization report, the Pharmacy Stock report, the Consultation Schedule Summary, doctor consultation statistics, department performance summaries, DOH compliance reporting, one-click export to PDF and Excel, and the administrator's activity log, error log, and data backup and restore operations. Tools include VS Code, PHP Laravel, the </w:t>
       </w:r>
       <w:proofErr w:type="spellStart"/>
       <w:r>
         <w:rPr>
           <w:rFonts w:ascii="Arial" w:hAnsi="Arial" w:cs="Arial"/>
         </w:rPr>
-        <w:t>Tupi</w:t>
+        <w:t>DomPDF</w:t>
       </w:r>
       <w:proofErr w:type="spellEnd"/>
       <w:r>
         <w:rPr>
           <w:rFonts w:ascii="Arial" w:hAnsi="Arial" w:cs="Arial"/>
         </w:rPr>
-        <w:t xml:space="preserve"> Municipal Hospital Information System. Because the system spans registration, medical records, scheduling and laboratory, pharmacy, billing, department communication, and reporting, each sprint delivers one complete feature of the proposed system, which allows the hospital staff who will actually use the module to test and validate it before development proceeds, and which reduces the risk of major rework at the end of development.</w:t>
-      </w:r>
-    </w:p>
-    <w:p>
-      <w:pPr>
-        <w:spacing w:line="480" w:lineRule="auto"/>
-        <w:jc w:val="both"/>
-        <w:rPr>
-          <w:rFonts w:ascii="Arial" w:hAnsi="Arial" w:cs="Arial"/>
-        </w:rPr>
-      </w:pPr>
-    </w:p>
-    <w:p>
-      <w:pPr>
-        <w:spacing w:line="480" w:lineRule="auto"/>
-        <w:jc w:val="both"/>
-        <w:rPr>
-          <w:rFonts w:ascii="Arial" w:hAnsi="Arial" w:cs="Arial"/>
-        </w:rPr>
-      </w:pPr>
-      <w:r>
-        <w:rPr>
-          <w:rFonts w:ascii="Arial" w:hAnsi="Arial" w:cs="Arial"/>
-          <w:b/>
-          <w:bCs/>
-        </w:rPr>
-        <w:t>Sprint 1. (Develop a system module that removes patient intake delays by automating patient registration, digital patient identification, and the configuration of hospital reference data and user access.)</w:t>
+        <w:t xml:space="preserve"> export engine for PDF output and a Laravel spreadsheet package for Excel output, HTML with JavaScript chart widgets, Tailwind CSS, and MySQL analytical queries.</w:t>
       </w:r>
     </w:p>
     <w:p>
@@ -6982,548 +7537,8 @@
         <w:rPr>
           <w:rFonts w:ascii="Arial" w:hAnsi="Arial" w:cs="Arial"/>
         </w:rPr>
-        <w:t xml:space="preserve">Under the hospital's existing intake flow, an arriving patient dictates personal details to the admitting staff, who writes them on a paper intake form and copies the same entries into a bound logbook, while returning patients are located by leafing back through previous logbook pages and are frequently re-registered as new entries. Sprint 1 addresses Problem 4.1 by replacing this flow with an automated registration module. The sprint covers the Patient Admission module for Admitting and Registration Staff and the System Configuration and User Account Administration modules for the System Administrator. Functionalities include patient demographic encoding, automated </w:t>
-      </w:r>
-      <w:r>
-        <w:rPr>
-          <w:rFonts w:ascii="Arial" w:hAnsi="Arial" w:cs="Arial"/>
-        </w:rPr>
         <w:lastRenderedPageBreak/>
-        <w:t>generation of a unique Patient Digital ID in the format TMH-YYYY-XXXXX, classification of patient categories (OPD, Emergency, Senior Citizen, PWD, Indigent), search and filter utilities over the registration file, maintenance of hospital information, department profiles and service fee entries, and role-based access control through user accounts and role permissions. The development environment uses Visual Studio Code as the primary IDE, PHP with the Laravel framework for back-end business logic, HTML, JavaScript, and Tailwind CSS for responsive front-end components, and MySQL running on XAMPP Server for relational database management.</w:t>
-      </w:r>
-    </w:p>
-    <w:p>
-      <w:pPr>
-        <w:spacing w:line="480" w:lineRule="auto"/>
-        <w:ind w:firstLine="720"/>
-        <w:jc w:val="both"/>
-        <w:rPr>
-          <w:rFonts w:ascii="Arial" w:hAnsi="Arial" w:cs="Arial"/>
-        </w:rPr>
-      </w:pPr>
-      <w:r>
-        <w:rPr>
-          <w:rFonts w:ascii="Arial" w:hAnsi="Arial" w:cs="Arial"/>
-        </w:rPr>
-        <w:t>Testing validated the individual components of the registration form, including required-field checks, regular-expression format verification for patient names and contact numbers, date-of-birth to age derivation, the uniqueness constraint on the generated Digital ID, and the duplicate-registration warning that triggers when an identical name and birth date already exist. On the administrator side, Unit Testing verified password hashing on account creation and the permission checker that evaluates whether a role may open a given function. Integration Testing confirmed that a registration submitted through the front-end form is written by the Laravel controller into the patient master table and is immediately retrievable by search from a second workstation, that a patient category selected during registration is stored in a form the Billing module can later read, that service fee entries created under System Configuration become selectable references for the succeeding modules, and that a deactivated account is refused at login. Acceptance Testing was conducted with admitting staff, who completed a full patient intake using only the system, and with the System Administrator, who created an account, assigned a role, and confirmed that the role restricted the menus visible to that user.</w:t>
-      </w:r>
-    </w:p>
-    <w:p>
-      <w:pPr>
-        <w:spacing w:line="480" w:lineRule="auto"/>
-        <w:ind w:firstLine="720"/>
-        <w:jc w:val="both"/>
-        <w:rPr>
-          <w:rFonts w:ascii="Arial" w:hAnsi="Arial" w:cs="Arial"/>
-        </w:rPr>
-      </w:pPr>
-      <w:r>
-        <w:rPr>
-          <w:rFonts w:ascii="Arial" w:hAnsi="Arial" w:cs="Arial"/>
-        </w:rPr>
-        <w:lastRenderedPageBreak/>
-        <w:t>The Automated Patient Registration module was deployed to the working environment used for hospital validation. Operationally, it removes the parallel paper logbook and the re-copying of the same demographic details at each counter, because a returning patient is retrieved through the Digital ID instead of being encoded again, and it gives every counter a single standardized patient identifier. This completed build establishes the patient master record and the access-control structure that every clinical record created in Sprint 2 must be attached to.</w:t>
-      </w:r>
-    </w:p>
-    <w:p>
-      <w:pPr>
-        <w:spacing w:line="480" w:lineRule="auto"/>
-        <w:jc w:val="both"/>
-        <w:rPr>
-          <w:rFonts w:ascii="Arial" w:hAnsi="Arial" w:cs="Arial"/>
-        </w:rPr>
-      </w:pPr>
-    </w:p>
-    <w:p>
-      <w:pPr>
-        <w:spacing w:line="480" w:lineRule="auto"/>
-        <w:jc w:val="both"/>
-        <w:rPr>
-          <w:rFonts w:ascii="Arial" w:hAnsi="Arial" w:cs="Arial"/>
-        </w:rPr>
-      </w:pPr>
-      <w:r>
-        <w:rPr>
-          <w:rFonts w:ascii="Arial" w:hAnsi="Arial" w:cs="Arial"/>
-          <w:b/>
-          <w:bCs/>
-        </w:rPr>
-        <w:t>Sprint 2. (Develop a system module that replaces the hospital's paper-based patient charting by consolidating vital signs, consultation notes, diagnoses, prescriptions, and medical documentation into one electronic medical record.)</w:t>
-      </w:r>
-    </w:p>
-    <w:p>
-      <w:pPr>
-        <w:spacing w:line="480" w:lineRule="auto"/>
-        <w:ind w:firstLine="720"/>
-        <w:jc w:val="both"/>
-        <w:rPr>
-          <w:rFonts w:ascii="Arial" w:hAnsi="Arial" w:cs="Arial"/>
-        </w:rPr>
-      </w:pPr>
-      <w:r>
-        <w:rPr>
-          <w:rFonts w:ascii="Arial" w:hAnsi="Arial" w:cs="Arial"/>
-        </w:rPr>
-        <w:t xml:space="preserve">In the hospital's previous business flow, the nurse writes the patient's vital signs on a paper chart clipped inside the patient's folder, the records staff physically retrieve that folder from the filing cabinet and carry it to the consultation room, the physician handwrites the consultation notes, diagnosis, treatment plan, and prescription on the same chart, and the folder is then returned to the records section for manual re-filing. Because only one copy of the folder exists, a chart that is in use in another department, misfiled, or damaged by repeated handling leaves the physician consulting without the patient's history, and the patient is asked to recall it verbally. Sprint 2 addresses Problem 4.2 by implementing a centralized Electronic Medical Records system. The sprint covers the Patient Consultation, Prescription Issuance, and Medical Documentation modules for Attending Physicians, the Patient Vital Signs Recording module for Nurses on Duty, and the Patient Record Administration module for Medical Records Officers. Functionalities </w:t>
-      </w:r>
-      <w:r>
-        <w:rPr>
-          <w:rFonts w:ascii="Arial" w:hAnsi="Arial" w:cs="Arial"/>
-        </w:rPr>
-        <w:lastRenderedPageBreak/>
-        <w:t>comprise digital vital signs recording (blood pressure, temperature, weight, heart rate, respiratory rate, and oxygen saturation), SOAP-format consultation notes, ICD-10 diagnosis logging, treatment plan formulation, electronic prescription issuance, medical certificate generation, and patient allergy and immunization record tracking, together with record verification and archiving by the Medical Records Officer. Development tools include VS Code, PHP Laravel with Eloquent ORM for data management, HTML and JavaScript for interactive clinical forms, Tailwind CSS for the clinical interface, and MySQL for schema storage.</w:t>
-      </w:r>
-    </w:p>
-    <w:p>
-      <w:pPr>
-        <w:spacing w:line="480" w:lineRule="auto"/>
-        <w:ind w:firstLine="720"/>
-        <w:jc w:val="both"/>
-        <w:rPr>
-          <w:rFonts w:ascii="Arial" w:hAnsi="Arial" w:cs="Arial"/>
-        </w:rPr>
-      </w:pPr>
-      <w:r>
-        <w:rPr>
-          <w:rFonts w:ascii="Arial" w:hAnsi="Arial" w:cs="Arial"/>
-        </w:rPr>
-        <w:t>Unit Testing verified the numeric range validators for each vital sign, which reject physiologically impossible blood pressure, temperature, and heart rate values before saving; the required-field rules for each section of the SOAP note; the ICD-10 code lookup that resolves a code to its official description; the dosage, frequency, and quantity validators on the prescription form; and the allergy alert that fires when a drug being prescribed matches an allergy already recorded for that patient. Integration Testing confirmed that vital signs saved by the nurse against a patient's Digital ID appear on the attending physician's consultation screen for the same visit, that the consultation note, diagnosis entry, treatment plan, and electronic prescription created during that visit all bind to the same patient master record created in Sprint 1, and that the Medical Records Officer opening Patient Record Administration sees the newly created entries in the patient's chronological history. Acceptance Testing involved an attending physician and the clinical adviser completing a full mock consultation from history review to prescription issuance, confirming that the digital chart contains every element they currently write by hand and that no item of the paper chart is lost in the transition.</w:t>
-      </w:r>
-    </w:p>
-    <w:p>
-      <w:pPr>
-        <w:spacing w:line="480" w:lineRule="auto"/>
-        <w:ind w:firstLine="720"/>
-        <w:jc w:val="both"/>
-        <w:rPr>
-          <w:rFonts w:ascii="Arial" w:hAnsi="Arial" w:cs="Arial"/>
-        </w:rPr>
-      </w:pPr>
-      <w:r>
-        <w:rPr>
-          <w:rFonts w:ascii="Arial" w:hAnsi="Arial" w:cs="Arial"/>
-        </w:rPr>
-        <w:lastRenderedPageBreak/>
-        <w:t>The Electronic Medical Records module was deployed to the working environment. It removes the physical retrieval and re-filing of patient folders, allows the nurse and the physician to work on the same patient record concurrently, protects medical histories from loss or physical damage, and supports Data Privacy Act (RA 10173) compliance through role-restricted access and activity logging. The electronic record produced here is the prerequisite for the laboratory ordering channel in Sprint 3 and the pharmacy dispensing channel in Sprint 4, since a laboratory request and a prescription can only exist as extensions of a consultation record.</w:t>
-      </w:r>
-    </w:p>
-    <w:p>
-      <w:pPr>
-        <w:spacing w:line="480" w:lineRule="auto"/>
-        <w:jc w:val="both"/>
-        <w:rPr>
-          <w:rFonts w:ascii="Arial" w:hAnsi="Arial" w:cs="Arial"/>
-        </w:rPr>
-      </w:pPr>
-    </w:p>
-    <w:p>
-      <w:pPr>
-        <w:spacing w:line="480" w:lineRule="auto"/>
-        <w:jc w:val="both"/>
-        <w:rPr>
-          <w:rFonts w:ascii="Arial" w:hAnsi="Arial" w:cs="Arial"/>
-        </w:rPr>
-      </w:pPr>
-      <w:r>
-        <w:rPr>
-          <w:rFonts w:ascii="Arial" w:hAnsi="Arial" w:cs="Arial"/>
-          <w:b/>
-          <w:bCs/>
-        </w:rPr>
-        <w:t>Sprint 3. (Develop a system module that unifies scattered departmental information by consolidating consultation scheduling, patient queueing, laboratory operations, and medical record retrieval into a single point of access.)</w:t>
-      </w:r>
-    </w:p>
-    <w:p>
-      <w:pPr>
-        <w:spacing w:line="480" w:lineRule="auto"/>
-        <w:ind w:firstLine="720"/>
-        <w:jc w:val="both"/>
-        <w:rPr>
-          <w:rFonts w:ascii="Arial" w:hAnsi="Arial" w:cs="Arial"/>
-        </w:rPr>
-      </w:pPr>
-      <w:r>
-        <w:rPr>
-          <w:rFonts w:ascii="Arial" w:hAnsi="Arial" w:cs="Arial"/>
-        </w:rPr>
-        <w:t>Previously, consultation slots and walk-ins are written in a scheduling logbook kept at the admitting desk, patients are called by name or by a hand-written paper number, laboratory tests are requested on a handwritten slip that the patient carries to the laboratory, and completed results are handed back to the patient or walked physically to the physician, with the laboratory keeping its own copy in a folder separate from the medical records folder. Sprint 3 addresses Problem 4.3 by unifying these operations. The sprint covers the Patient Visit and Consultation Scheduling and Queue Operations modules for Admitting and Registration Staff, the Laboratory Request module for Attending Physicians, the Laboratory Request Processing, Sample Tracking, Test Result Recording, and Test Catalog Administration modules for Medical Technologists, and the Medical Record Retrieval module for Medical Records Officers. Key features include in-</w:t>
-      </w:r>
-      <w:r>
-        <w:rPr>
-          <w:rFonts w:ascii="Arial" w:hAnsi="Arial" w:cs="Arial"/>
-        </w:rPr>
-        <w:lastRenderedPageBreak/>
-        <w:t>person consultation scheduling and rescheduling against a doctor's schedule, sequential queue number generation in the format Q-001 and Q-002, live queue status display, electronic laboratory ordering, sample tracking under unique collection identifiers, test result encoding against maintained reference ranges, laboratory report generation, and consolidated retrieval of a patient's consultation, laboratory, and treatment history. The tech stack includes VS Code, PHP Laravel, HTML with AJAX and JavaScript for queue and status polling, Tailwind CSS, and MySQL for relational linkage between the visit, the request, the sample, and the result.</w:t>
-      </w:r>
-    </w:p>
-    <w:p>
-      <w:pPr>
-        <w:spacing w:line="480" w:lineRule="auto"/>
-        <w:ind w:firstLine="720"/>
-        <w:jc w:val="both"/>
-        <w:rPr>
-          <w:rFonts w:ascii="Arial" w:hAnsi="Arial" w:cs="Arial"/>
-        </w:rPr>
-      </w:pPr>
-      <w:r>
-        <w:rPr>
-          <w:rFonts w:ascii="Arial" w:hAnsi="Arial" w:cs="Arial"/>
-        </w:rPr>
-        <w:t xml:space="preserve">Unit Testing verified queue number auto-incrementation, the counter that resets for each new service day, the format mask applied to sample collection identifiers, the scheduling conflict validator that prevents two consultations from occupying the same physician slot, and the reference-range comparator that flags a recorded result as low, normal, or high. Integration Testing confirmed that a laboratory test request created by the physician appears in the Medical Technologist's Test Request Queue carrying the patient's Digital ID, the requesting physician, and the ordered test, that updating the sample processing status in Sample Tracking updates the request status seen by the physician, that a validated result recorded in Test Result Recording is written back to the patient's electronic medical record from Sprint 2 and becomes visible both in the physician's result view and in the Medical Records Officer's retrieval module, and that a test deactivated in Test Catalog Administration can no longer be selected on a new request while remaining readable on past requests. Acceptance Testing was performed jointly by registration staff and a medical technologist, who moved a simulated patient from scheduling to queue call to laboratory result release without any verbal handover or </w:t>
-      </w:r>
-      <w:r>
-        <w:rPr>
-          <w:rFonts w:ascii="Arial" w:hAnsi="Arial" w:cs="Arial"/>
-        </w:rPr>
-        <w:lastRenderedPageBreak/>
-        <w:t>paper request slip.</w:t>
-      </w:r>
-    </w:p>
-    <w:p>
-      <w:pPr>
-        <w:spacing w:line="480" w:lineRule="auto"/>
-        <w:ind w:firstLine="720"/>
-        <w:jc w:val="both"/>
-        <w:rPr>
-          <w:rFonts w:ascii="Arial" w:hAnsi="Arial" w:cs="Arial"/>
-        </w:rPr>
-      </w:pPr>
-      <w:r>
-        <w:rPr>
-          <w:rFonts w:ascii="Arial" w:hAnsi="Arial" w:cs="Arial"/>
-        </w:rPr>
-        <w:t>The Unified Medical Access module was deployed to the working environment. It gives the outpatient queue a single visible order, removes the misplaced paper laboratory request slip, and allows a patient's consultation, laboratory, and treatment history to be retrieved from one screen instead of from separate departmental folders. The service events recorded here the consultation and the completed laboratory test become billable items that Sprint 5 will consolidate, and the ordering pattern established here is reused for pharmacy dispensing in Sprint 4.</w:t>
-      </w:r>
-    </w:p>
-    <w:p>
-      <w:pPr>
-        <w:spacing w:line="480" w:lineRule="auto"/>
-        <w:jc w:val="both"/>
-        <w:rPr>
-          <w:rFonts w:ascii="Arial" w:hAnsi="Arial" w:cs="Arial"/>
-        </w:rPr>
-      </w:pPr>
-    </w:p>
-    <w:p>
-      <w:pPr>
-        <w:spacing w:line="480" w:lineRule="auto"/>
-        <w:jc w:val="both"/>
-        <w:rPr>
-          <w:rFonts w:ascii="Arial" w:hAnsi="Arial" w:cs="Arial"/>
-        </w:rPr>
-      </w:pPr>
-      <w:r>
-        <w:rPr>
-          <w:rFonts w:ascii="Arial" w:hAnsi="Arial" w:cs="Arial"/>
-          <w:b/>
-          <w:bCs/>
-        </w:rPr>
-        <w:t>Sprint 4. (Develop a system module that removes manual stock card errors and medicine dispensing delays by automating prescription verification, dispensing records, and pharmacy inventory control.)</w:t>
-      </w:r>
-    </w:p>
-    <w:p>
-      <w:pPr>
-        <w:spacing w:line="480" w:lineRule="auto"/>
-        <w:ind w:firstLine="720"/>
-        <w:jc w:val="both"/>
-        <w:rPr>
-          <w:rFonts w:ascii="Arial" w:hAnsi="Arial" w:cs="Arial"/>
-        </w:rPr>
-      </w:pPr>
-      <w:r>
-        <w:rPr>
-          <w:rFonts w:ascii="Arial" w:hAnsi="Arial" w:cs="Arial"/>
-        </w:rPr>
-        <w:t xml:space="preserve">In the previous flow, the patient carries a handwritten prescription to the pharmacy window, the pharmacy aide interprets the handwriting, searches the shelf, and writes the deduction on a physical stock card, while expiry is detected only when someone inspects the shelves and low stock is discovered only when an item runs out. Sprint 4 addresses Problem 4.4. The sprint covers the Prescription Processing, Medicine Dispensing, Pharmacy Inventory, and Medicine Catalog modules for Pharmacists and Pharmacy Aides, working from prescriptions issued by Prescribing Physicians. Functionalities include electronic prescription verification, digital dispensing records, batch-level stock-in entry, automatic inventory deduction on dispensing, low-stock threshold alerts, configurable expiry threshold alerts, and stock disposal recording. Development tools </w:t>
-      </w:r>
-      <w:r>
-        <w:rPr>
-          <w:rFonts w:ascii="Arial" w:hAnsi="Arial" w:cs="Arial"/>
-        </w:rPr>
-        <w:lastRenderedPageBreak/>
-        <w:t>include VS Code, PHP Laravel, HTML, JavaScript, Tailwind CSS, and MySQL for multi-batch relational stock mapping.</w:t>
-      </w:r>
-    </w:p>
-    <w:p>
-      <w:pPr>
-        <w:spacing w:line="480" w:lineRule="auto"/>
-        <w:ind w:firstLine="720"/>
-        <w:jc w:val="both"/>
-        <w:rPr>
-          <w:rFonts w:ascii="Arial" w:hAnsi="Arial" w:cs="Arial"/>
-        </w:rPr>
-      </w:pPr>
-      <w:r>
-        <w:rPr>
-          <w:rFonts w:ascii="Arial" w:hAnsi="Arial" w:cs="Arial"/>
-        </w:rPr>
-        <w:t>Unit Testing verified the inventory arithmetic in isolation, confirming that the quantity deducted equals the quantity dispensed, that a dispensing attempt exceeding the available quantity is rejected so that no batch can fall to a negative balance, that the batch selection routine proposes the earliest-expiring available batch first, and that the low-stock and expiry comparators raise an alert exactly at the configured threshold level rather than above or below it. Integration Testing traced a single prescription across the module boundary. An electronic prescription saved by the physician in the Prescription Issuance module of Sprint 2 was retrieved by the Prescription Processing module and displayed in the pharmacist's Prescription Queue together with the patient's Digital ID, the generic name, dosage, and quantity of each prescribed item. The test then confirmed that each prescribed item is matched against its Medicine Catalog record and against the available batches in Pharmacy Inventory before the pharmacist can set the prescription status to Verified, that an item with no available batch is marked unavailable instead of being dispensed, and that saving a Dispensing Record writes the dispensing entry and the batch deduction in one database transaction, so that the inventory level and the stock movement history seen by the next user already reflect the dispensed quantity. Acceptance Testing was conducted with pharmacy personnel, who performed a batch stock-in entry, verified a queued prescription, dispensed against it, and confirmed that the resulting stock movement history matched what they would have written on the stock card, and that the screens for stock-in, batch tracking, and dispensing verification were intuitive and free of encoding errors.</w:t>
-      </w:r>
-    </w:p>
-    <w:p>
-      <w:pPr>
-        <w:spacing w:line="480" w:lineRule="auto"/>
-        <w:ind w:firstLine="720"/>
-        <w:jc w:val="both"/>
-        <w:rPr>
-          <w:rFonts w:ascii="Arial" w:hAnsi="Arial" w:cs="Arial"/>
-        </w:rPr>
-      </w:pPr>
-      <w:r>
-        <w:rPr>
-          <w:rFonts w:ascii="Arial" w:hAnsi="Arial" w:cs="Arial"/>
-        </w:rPr>
-        <w:lastRenderedPageBreak/>
-        <w:t>The Pharmacy and Inventory module was deployed to the working environment. It removes the misreading of handwritten prescriptions, replaces the physical stock card with a batch-level record that updates as part of dispensing, and surfaces near-expiry and low-stock items before they affect patient service. Each dispensing record produced here carries the medicine cost that Sprint 5 will aggregate into the patient's bill.</w:t>
-      </w:r>
-    </w:p>
-    <w:p>
-      <w:pPr>
-        <w:spacing w:line="480" w:lineRule="auto"/>
-        <w:jc w:val="both"/>
-        <w:rPr>
-          <w:rFonts w:ascii="Arial" w:hAnsi="Arial" w:cs="Arial"/>
-        </w:rPr>
-      </w:pPr>
-    </w:p>
-    <w:p>
-      <w:pPr>
-        <w:spacing w:line="480" w:lineRule="auto"/>
-        <w:jc w:val="both"/>
-        <w:rPr>
-          <w:rFonts w:ascii="Arial" w:hAnsi="Arial" w:cs="Arial"/>
-        </w:rPr>
-      </w:pPr>
-      <w:r>
-        <w:rPr>
-          <w:rFonts w:ascii="Arial" w:hAnsi="Arial" w:cs="Arial"/>
-          <w:b/>
-          <w:bCs/>
-        </w:rPr>
-        <w:t>Sprint 5. (Develop a system module that removes manual billing computation errors by automating charge aggregation, discount application, payment recording, and receipt issuance.)</w:t>
-      </w:r>
-    </w:p>
-    <w:p>
-      <w:pPr>
-        <w:spacing w:line="480" w:lineRule="auto"/>
-        <w:ind w:firstLine="720"/>
-        <w:jc w:val="both"/>
-        <w:rPr>
-          <w:rFonts w:ascii="Arial" w:hAnsi="Arial" w:cs="Arial"/>
-        </w:rPr>
-      </w:pPr>
-      <w:r>
-        <w:rPr>
-          <w:rFonts w:ascii="Arial" w:hAnsi="Arial" w:cs="Arial"/>
-        </w:rPr>
-        <w:t>Previously, the billing clerk collects the charge slips generated by each department, looks up the fee for each item, computes the total and the applicable discount by hand or on a calculator, writes the invoice, and issues a manually numbered receipt, with the transaction record surviving only in the receipt booklet. Sprint 5 addresses Problem 4.5. The sprint covers the Charge Computation, Payment Processing, and Invoice and Receipt Generation modules for Billing and Cashier Staff. Key features include automated aggregation of consultation, laboratory, and pharmacy charges into one patient bill, discount rules for Senior Citizens under RA 9994 and Persons with Disability under RA 10754 at twenty percent, indigent classification, PhilHealth coverage deduction, payment recording with outstanding balance tracking, and itemized invoice and official receipt printing. It is built using VS Code, PHP Laravel, HTML with JavaScript computation handlers, Tailwind CSS, and MySQL.</w:t>
-      </w:r>
-    </w:p>
-    <w:p>
-      <w:pPr>
-        <w:spacing w:line="480" w:lineRule="auto"/>
-        <w:ind w:firstLine="720"/>
-        <w:jc w:val="both"/>
-        <w:rPr>
-          <w:rFonts w:ascii="Arial" w:hAnsi="Arial" w:cs="Arial"/>
-        </w:rPr>
-      </w:pPr>
-      <w:r>
-        <w:rPr>
-          <w:rFonts w:ascii="Arial" w:hAnsi="Arial" w:cs="Arial"/>
-        </w:rPr>
-        <w:t xml:space="preserve">Unit Testing exercised each computation function of the Charge Computation </w:t>
-      </w:r>
-      <w:r>
-        <w:rPr>
-          <w:rFonts w:ascii="Arial" w:hAnsi="Arial" w:cs="Arial"/>
-        </w:rPr>
-        <w:lastRenderedPageBreak/>
-        <w:t>module in isolation against manually prepared expected values. It verified that a line total equals the service fee maintained in System Configuration multiplied by the quantity rendered, that the subtotal equals the sum of the consultation, laboratory, and medicine line items, that a Senior Citizen or PWD discount is computed as twenty percent of the discountable subtotal and is applied only once even when a patient qualifies under more than one category, that a PhilHealth deduction is applied to the amount remaining after the statutory discount, that all monetary results are rounded to two decimal places, that the outstanding balance equals the total due less the payments recorded, and that a charge entry with a zero or negative amount is rejected. Integration Testing confirmed the cross-module consolidation. A consultation recorded in Sprint 2, a completed laboratory test recorded in Sprint 3, and a dispensing record created in Sprint 4 were each pulled into the same patient's open bill under one Digital ID without re-encoding; each item was confirmed to be billable only once, so that after payment is posted the items are closed and no longer appear in the unbilled list; the payment saved through Payment Processing was confirmed to update the outstanding balance and the patient billing history; and the invoice and official receipt generated afterwards were confirmed to reproduce the same line items, discount, and total as the computed bill, with the official receipt carrying a sequential number that cannot be reused. Acceptance Testing was conducted with cashier staff, who processed simulated checkouts covering a regular paying patient, a Senior Citizen, a PWD, a PhilHealth-covered patient, and a partial payment, and who compared each printed official receipt line by line against their own manual computation of the same case.</w:t>
-      </w:r>
-    </w:p>
-    <w:p>
-      <w:pPr>
-        <w:spacing w:line="480" w:lineRule="auto"/>
-        <w:ind w:firstLine="720"/>
-        <w:jc w:val="both"/>
-        <w:rPr>
-          <w:rFonts w:ascii="Arial" w:hAnsi="Arial" w:cs="Arial"/>
-        </w:rPr>
-      </w:pPr>
-      <w:r>
-        <w:rPr>
-          <w:rFonts w:ascii="Arial" w:hAnsi="Arial" w:cs="Arial"/>
-        </w:rPr>
-        <w:t xml:space="preserve">The Billing and Payment module was deployed to the working environment. It </w:t>
-      </w:r>
-      <w:r>
-        <w:rPr>
-          <w:rFonts w:ascii="Arial" w:hAnsi="Arial" w:cs="Arial"/>
-        </w:rPr>
-        <w:lastRenderedPageBreak/>
-        <w:t>removes the manual collection of departmental charge slips and the hand computation of discounts, replaces the manually numbered receipt booklet with a sequential and auditable record, and leaves every transaction traceable to the service that produced it. This build completes the patient's financial workflow and supplies the revenue data that Sprint 7 will summarize, while the department-to-department handoffs it exposed are formalized in Sprint 6.</w:t>
-      </w:r>
-    </w:p>
-    <w:p>
-      <w:pPr>
-        <w:spacing w:line="480" w:lineRule="auto"/>
-        <w:jc w:val="both"/>
-        <w:rPr>
-          <w:rFonts w:ascii="Arial" w:hAnsi="Arial" w:cs="Arial"/>
-        </w:rPr>
-      </w:pPr>
-    </w:p>
-    <w:p>
-      <w:pPr>
-        <w:spacing w:line="480" w:lineRule="auto"/>
-        <w:jc w:val="both"/>
-        <w:rPr>
-          <w:rFonts w:ascii="Arial" w:hAnsi="Arial" w:cs="Arial"/>
-        </w:rPr>
-      </w:pPr>
-      <w:r>
-        <w:rPr>
-          <w:rFonts w:ascii="Arial" w:hAnsi="Arial" w:cs="Arial"/>
-          <w:b/>
-          <w:bCs/>
-        </w:rPr>
-        <w:t>Sprint 6. (Develop a system module that removes verbal and paper-based coordination between departments by automating patient referrals, nursing task assignment, and patient status broadcasting.)</w:t>
-      </w:r>
-    </w:p>
-    <w:p>
-      <w:pPr>
-        <w:spacing w:line="480" w:lineRule="auto"/>
-        <w:ind w:firstLine="720"/>
-        <w:jc w:val="both"/>
-        <w:rPr>
-          <w:rFonts w:ascii="Arial" w:hAnsi="Arial" w:cs="Arial"/>
-        </w:rPr>
-      </w:pPr>
-      <w:r>
-        <w:rPr>
-          <w:rFonts w:ascii="Arial" w:hAnsi="Arial" w:cs="Arial"/>
-        </w:rPr>
-        <w:t>Previously, a physician referring a patient to another service writes a referral note that the patient or a staff member carries by hand, nursing instructions are relayed verbally or written on a slip left at the station, and a department that needs to know where a patient is must telephone or walk to the other section. Sprint 6 addresses Problem 4.6. The sprint covers the Patient Referral module for Attending Physicians and the Patient Status Monitoring and Task Coordination modules for Nurses on Duty, with department heads consuming the resulting notification feeds. Functionalities include internal digital referrals between services, nursing task assignment and status updating, patient status transitions across the workflow states of Registered, Triage, Waiting, In-Consultation, For Laboratory, For Pharmacy, For Billing, and Completed, and a department notification feed. It is developed using VS Code, PHP Laravel with event listeners, HTML and JavaScript with AJAX polling, Tailwind CSS, and MySQL notification tables.</w:t>
-      </w:r>
-    </w:p>
-    <w:p>
-      <w:pPr>
-        <w:spacing w:line="480" w:lineRule="auto"/>
-        <w:ind w:firstLine="720"/>
-        <w:jc w:val="both"/>
-        <w:rPr>
-          <w:rFonts w:ascii="Arial" w:hAnsi="Arial" w:cs="Arial"/>
-        </w:rPr>
-      </w:pPr>
-      <w:r>
-        <w:rPr>
-          <w:rFonts w:ascii="Arial" w:hAnsi="Arial" w:cs="Arial"/>
-        </w:rPr>
-        <w:lastRenderedPageBreak/>
-        <w:t>Testing focused specifically on the three modules delivered in this sprint. Unit Testing verified the state transition rules of the Task Coordination module, confirming that a task moves only from Assigned to In Progress to Completed and that it cannot be marked completed before it has been assigned; the status rules of the Patient Referral module, confirming that a referral moves from Pending to Accepted or Declined before it can be closed and that a declined referral requires a reason; and the validator of the Patient Status Monitoring module, which accepts only the defined workflow states. Integration Testing confirmed that a referral created by a physician in Patient Referral is written to the notification table and appears in the receiving department's notification feed and in the nurse's Patient Status Monitoring dashboard through AJAX polling without a page reload, that a task assigned to a nurse appears under that nurse's Task Coordination list and that its completion is visible to the assigning physician, and that a patient status update entered by the nurse is reflected in the queue view built in Sprint 3 for the same visit record. Acceptance Testing involved a multi-department simulation with a physician, a nurse, a medical technologist, and a pharmacist, who handled one simulated patient through a referral and two assigned tasks and confirmed that the departments retained shared awareness of the patient's location and pending actions at peak patient volume without any verbal relay.</w:t>
-      </w:r>
-    </w:p>
-    <w:p>
-      <w:pPr>
-        <w:spacing w:line="480" w:lineRule="auto"/>
-        <w:ind w:firstLine="720"/>
-        <w:jc w:val="both"/>
-        <w:rPr>
-          <w:rFonts w:ascii="Arial" w:hAnsi="Arial" w:cs="Arial"/>
-        </w:rPr>
-      </w:pPr>
-      <w:r>
-        <w:rPr>
-          <w:rFonts w:ascii="Arial" w:hAnsi="Arial" w:cs="Arial"/>
-        </w:rPr>
-        <w:t xml:space="preserve">The Department Communication and Task Routing module was deployed to the working environment. It replaces the hand-carried referral note, the verbal instruction, and the inter-office telephone follow-up with a traceable digital record showing who initiated an action, who received it, and what its current status is. The referral, task, and status data recorded here supply the coordination and department performance figures that the </w:t>
-      </w:r>
-      <w:r>
-        <w:rPr>
-          <w:rFonts w:ascii="Arial" w:hAnsi="Arial" w:cs="Arial"/>
-        </w:rPr>
-        <w:lastRenderedPageBreak/>
-        <w:t>reporting module in Sprint 7 aggregates.</w:t>
-      </w:r>
-    </w:p>
-    <w:p>
-      <w:pPr>
-        <w:spacing w:line="480" w:lineRule="auto"/>
-        <w:jc w:val="both"/>
-        <w:rPr>
-          <w:rFonts w:ascii="Arial" w:hAnsi="Arial" w:cs="Arial"/>
-        </w:rPr>
-      </w:pPr>
-    </w:p>
-    <w:p>
-      <w:pPr>
-        <w:spacing w:line="480" w:lineRule="auto"/>
-        <w:jc w:val="both"/>
-        <w:rPr>
-          <w:rFonts w:ascii="Arial" w:hAnsi="Arial" w:cs="Arial"/>
-        </w:rPr>
-      </w:pPr>
-      <w:r>
-        <w:rPr>
-          <w:rFonts w:ascii="Arial" w:hAnsi="Arial" w:cs="Arial"/>
-          <w:b/>
-          <w:bCs/>
-        </w:rPr>
-        <w:t>Sprint 7. (Develop a system module that removes manual report compilation by automating the generation, export, and monitoring of hospital operational and compliance reports.)</w:t>
-      </w:r>
-    </w:p>
-    <w:p>
-      <w:pPr>
-        <w:spacing w:line="480" w:lineRule="auto"/>
-        <w:ind w:firstLine="720"/>
-        <w:jc w:val="both"/>
-        <w:rPr>
-          <w:rFonts w:ascii="Arial" w:hAnsi="Arial" w:cs="Arial"/>
-        </w:rPr>
-      </w:pPr>
-      <w:r>
-        <w:rPr>
-          <w:rFonts w:ascii="Arial" w:hAnsi="Arial" w:cs="Arial"/>
-        </w:rPr>
-        <w:t xml:space="preserve">Previously, operational reports are compiled by having each section count its own logbook entries and submit a handwritten or typed tally, which the administrative staff consolidate manually before submission, so that a figure can only be verified by returning to the original logbook. Sprint 7 addresses Problem 4.7. The sprint covers the Operational Oversight and Staff Activity Monitoring modules for the Hospital Chief and Medical Director and the System Monitoring module for the System Administrator. Features include the Daily Patient Census report, the Monthly Operational Performance report, the Billing and Revenue Summary, the Laboratory Utilization report, the Pharmacy Stock report, the Consultation Schedule Summary, doctor consultation statistics, department performance summaries, DOH compliance reporting, one-click export to PDF and Excel, and the administrator's activity log, error log, and data backup and restore operations. Tools include VS Code, PHP Laravel, the </w:t>
-      </w:r>
-      <w:proofErr w:type="spellStart"/>
-      <w:r>
-        <w:rPr>
-          <w:rFonts w:ascii="Arial" w:hAnsi="Arial" w:cs="Arial"/>
-        </w:rPr>
-        <w:t>DomPDF</w:t>
-      </w:r>
-      <w:proofErr w:type="spellEnd"/>
-      <w:r>
-        <w:rPr>
-          <w:rFonts w:ascii="Arial" w:hAnsi="Arial" w:cs="Arial"/>
-        </w:rPr>
-        <w:t xml:space="preserve"> export engine for PDF output and a Laravel spreadsheet package for Excel output, HTML with JavaScript chart widgets, Tailwind CSS, and MySQL analytical queries.</w:t>
-      </w:r>
-    </w:p>
-    <w:p>
-      <w:pPr>
-        <w:spacing w:line="480" w:lineRule="auto"/>
-        <w:ind w:firstLine="720"/>
-        <w:jc w:val="both"/>
-        <w:rPr>
-          <w:rFonts w:ascii="Arial" w:hAnsi="Arial" w:cs="Arial"/>
-        </w:rPr>
-      </w:pPr>
-      <w:r>
-        <w:rPr>
-          <w:rFonts w:ascii="Arial" w:hAnsi="Arial" w:cs="Arial"/>
-        </w:rPr>
-        <w:t xml:space="preserve">Unit Testing validated each aggregation function on its own, comparing the counts, sums, and averages produced by the report queries against values computed by hand from a controlled sample data set, covering patient registration counts, consultation </w:t>
-      </w:r>
-      <w:r>
-        <w:rPr>
-          <w:rFonts w:ascii="Arial" w:hAnsi="Arial" w:cs="Arial"/>
-        </w:rPr>
-        <w:lastRenderedPageBreak/>
-        <w:t>counts per physician, laboratory test counts per test type, dispensed quantity and remaining balance per medicine, and gross revenue less discounts. Integration Testing confirmed that the report generator reads from the tables owned by the six preceding sprints registration from Sprint 1, consultations and diagnoses from Sprint 2, scheduling and laboratory from Sprint 3, pharmacy from Sprint 4, billing from Sprint 5, and referrals and tasks from Sprint 6 and consolidates them into one summary without manual re-encoding, that the filter parameters for department, physician, and patient category restrict the result set correctly, that the exported PDF and Excel files contain the same figures as the on-screen report, and that the System Monitoring module records the report generation in the activity log and can produce and restore a data backup whose restored copy reproduces the same report figures. Acceptance Testing was performed with the Hospital Chief, who reviewed the generated DOH compliance report against the mandatory government reporting format and confirmed that the required fields are present and that the file exports without further editing.</w:t>
+        <w:t>Unit Testing validated each aggregation function on its own, comparing the counts, sums, and averages produced by the report queries against values computed by hand from a controlled sample data set, covering patient registration counts, consultation counts per physician, laboratory test counts per test type, dispensed quantity and remaining balance per medicine, and gross revenue less discounts. Integration Testing confirmed that the report generator reads from the tables owned by the six preceding sprints registration from Sprint 1, consultations and diagnoses from Sprint 2, scheduling and laboratory from Sprint 3, pharmacy from Sprint 4, billing from Sprint 5, and referrals and tasks from Sprint 6 and consolidates them into one summary without manual re-encoding, that the filter parameters for department, physician, and patient category restrict the result set correctly, that the exported PDF and Excel files contain the same figures as the on-screen report, and that the System Monitoring module records the report generation in the activity log and can produce and restore a data backup whose restored copy reproduces the same report figures. Acceptance Testing was performed with the Hospital Chief, who reviewed the generated DOH compliance report against the mandatory government reporting format and confirmed that the required fields are present and that the file exports without further editing.</w:t>
       </w:r>
     </w:p>
     <w:p>
